--- a/docs/Glossar-des-Projekts-Co-Site.docx
+++ b/docs/Glossar-des-Projekts-Co-Site.docx
@@ -7,7 +7,25 @@
         <w:pStyle w:val="Title"/>
       </w:pPr>
       <w:r>
-        <w:t xml:space="preserve">Glossar des Projekts Co-Site</w:t>
+        <w:t xml:space="preserve">Glossar</w:t>
+      </w:r>
+      <w:r>
+        <w:t xml:space="preserve"> </w:t>
+      </w:r>
+      <w:r>
+        <w:t xml:space="preserve">des</w:t>
+      </w:r>
+      <w:r>
+        <w:t xml:space="preserve"> </w:t>
+      </w:r>
+      <w:r>
+        <w:t xml:space="preserve">Projekts</w:t>
+      </w:r>
+      <w:r>
+        <w:t xml:space="preserve"> </w:t>
+      </w:r>
+      <w:r>
+        <w:t xml:space="preserve">Co-Site</w:t>
       </w:r>
     </w:p>
     <w:p>
@@ -15,7 +33,61 @@
         <w:pStyle w:val="Subtitle"/>
       </w:pPr>
       <w:r>
-        <w:t xml:space="preserve">Co-Kreation in der Region – Systemisch und innovativ Transfer entwickeln</w:t>
+        <w:t xml:space="preserve">Co-Kreation</w:t>
+      </w:r>
+      <w:r>
+        <w:t xml:space="preserve"> </w:t>
+      </w:r>
+      <w:r>
+        <w:t xml:space="preserve">in</w:t>
+      </w:r>
+      <w:r>
+        <w:t xml:space="preserve"> </w:t>
+      </w:r>
+      <w:r>
+        <w:t xml:space="preserve">der</w:t>
+      </w:r>
+      <w:r>
+        <w:t xml:space="preserve"> </w:t>
+      </w:r>
+      <w:r>
+        <w:t xml:space="preserve">Region</w:t>
+      </w:r>
+      <w:r>
+        <w:t xml:space="preserve"> </w:t>
+      </w:r>
+      <w:r>
+        <w:t xml:space="preserve">–</w:t>
+      </w:r>
+      <w:r>
+        <w:t xml:space="preserve"> </w:t>
+      </w:r>
+      <w:r>
+        <w:t xml:space="preserve">Systemisch</w:t>
+      </w:r>
+      <w:r>
+        <w:t xml:space="preserve"> </w:t>
+      </w:r>
+      <w:r>
+        <w:t xml:space="preserve">und</w:t>
+      </w:r>
+      <w:r>
+        <w:t xml:space="preserve"> </w:t>
+      </w:r>
+      <w:r>
+        <w:t xml:space="preserve">innovativ</w:t>
+      </w:r>
+      <w:r>
+        <w:t xml:space="preserve"> </w:t>
+      </w:r>
+      <w:r>
+        <w:t xml:space="preserve">Transfer</w:t>
+      </w:r>
+      <w:r>
+        <w:t xml:space="preserve"> </w:t>
+      </w:r>
+      <w:r>
+        <w:t xml:space="preserve">entwickeln</w:t>
       </w:r>
     </w:p>
     <w:p>
@@ -23,7 +95,25 @@
         <w:pStyle w:val="Date"/>
       </w:pPr>
       <w:r>
-        <w:t xml:space="preserve">14. Oktober 2025, 09:53:52</w:t>
+        <w:t xml:space="preserve">21.</w:t>
+      </w:r>
+      <w:r>
+        <w:t xml:space="preserve"> </w:t>
+      </w:r>
+      <w:r>
+        <w:t xml:space="preserve">November</w:t>
+      </w:r>
+      <w:r>
+        <w:t xml:space="preserve"> </w:t>
+      </w:r>
+      <w:r>
+        <w:t xml:space="preserve">2025,</w:t>
+      </w:r>
+      <w:r>
+        <w:t xml:space="preserve"> </w:t>
+      </w:r>
+      <w:r>
+        <w:t xml:space="preserve">13:05:07</w:t>
       </w:r>
     </w:p>
     <w:sdt>
@@ -39,7 +129,19 @@
             <w:pStyle w:val="Inhaltsverzeichnisberschrift"/>
           </w:pPr>
           <w:r>
-            <w:t xml:space="preserve">Table of contents</w:t>
+            <w:t xml:space="preserve">Table</w:t>
+          </w:r>
+          <w:r>
+            <w:t xml:space="preserve"> </w:t>
+          </w:r>
+          <w:r>
+            <w:t xml:space="preserve">of</w:t>
+          </w:r>
+          <w:r>
+            <w:t xml:space="preserve"> </w:t>
+          </w:r>
+          <w:r>
+            <w:t xml:space="preserve">contents</w:t>
           </w:r>
         </w:p>
         <w:p>
@@ -125,7 +227,7 @@
       </w:r>
     </w:p>
     <w:bookmarkEnd w:id="22"/>
-    <w:bookmarkStart w:id="274" w:name="co-site-glossar"/>
+    <w:bookmarkStart w:id="275" w:name="co-site-glossar"/>
     <w:p>
       <w:pPr>
         <w:pStyle w:val="berschrift1"/>
@@ -144,7 +246,7 @@
       <w:r>
         <w:t xml:space="preserve"> </w:t>
       </w:r>
-      <w:hyperlink w:anchor="über-dieses-projekt">
+      <w:hyperlink r:id="rId23">
         <w:r>
           <w:rPr>
             <w:rStyle w:val="Hyperlink"/>
@@ -180,18 +282,18 @@
           <wp:inline>
             <wp:extent cx="5664200" cy="5500567"/>
             <wp:effectExtent b="0" l="0" r="0" t="0"/>
-            <wp:docPr descr="Mind Map" title="Mind Map" id="24" name="Picture"/>
+            <wp:docPr descr="Mind Map" title="Mind Map" id="25" name="Picture"/>
             <a:graphic>
               <a:graphicData uri="http://schemas.openxmlformats.org/drawingml/2006/picture">
                 <pic:pic>
                   <pic:nvPicPr>
-                    <pic:cNvPr descr="images/mindmap.jpg" id="25" name="Picture"/>
+                    <pic:cNvPr descr="images/mindmap.jpg" id="26" name="Picture"/>
                     <pic:cNvPicPr>
                       <a:picLocks noChangeArrowheads="1" noChangeAspect="1"/>
                     </pic:cNvPicPr>
                   </pic:nvPicPr>
                   <pic:blipFill>
-                    <a:blip r:embed="rId23"/>
+                    <a:blip r:embed="rId24"/>
                     <a:stretch>
                       <a:fillRect/>
                     </a:stretch>
@@ -226,7 +328,7 @@
       <w:r>
         <w:t xml:space="preserve"> </w:t>
       </w:r>
-      <w:hyperlink r:id="rId26">
+      <w:hyperlink r:id="rId27">
         <w:r>
           <w:rPr>
             <w:rStyle w:val="Hyperlink"/>
@@ -240,7 +342,7 @@
         <w:br w:type="page"/>
       </w:r>
     </w:p>
-    <w:bookmarkStart w:id="27" w:name="grad-video"/>
+    <w:bookmarkStart w:id="28" w:name="grad-video"/>
     <w:p>
       <w:pPr>
         <w:pStyle w:val="berschrift3"/>
@@ -372,8 +474,8 @@
         </w:pict>
       </w:r>
     </w:p>
-    <w:bookmarkEnd w:id="27"/>
-    <w:bookmarkStart w:id="28" w:name="ar-brille"/>
+    <w:bookmarkEnd w:id="28"/>
+    <w:bookmarkStart w:id="29" w:name="ar-brille"/>
     <w:p>
       <w:pPr>
         <w:pStyle w:val="berschrift3"/>
@@ -505,8 +607,8 @@
         </w:pict>
       </w:r>
     </w:p>
-    <w:bookmarkEnd w:id="28"/>
-    <w:bookmarkStart w:id="29" w:name="agenda-2030"/>
+    <w:bookmarkEnd w:id="29"/>
+    <w:bookmarkStart w:id="30" w:name="agenda-2030"/>
     <w:p>
       <w:pPr>
         <w:pStyle w:val="berschrift3"/>
@@ -626,8 +728,8 @@
         </w:pict>
       </w:r>
     </w:p>
-    <w:bookmarkEnd w:id="29"/>
-    <w:bookmarkStart w:id="30" w:name="agilität"/>
+    <w:bookmarkEnd w:id="30"/>
+    <w:bookmarkStart w:id="31" w:name="agilität"/>
     <w:p>
       <w:pPr>
         <w:pStyle w:val="berschrift3"/>
@@ -745,8 +847,8 @@
         </w:pict>
       </w:r>
     </w:p>
-    <w:bookmarkEnd w:id="30"/>
-    <w:bookmarkStart w:id="31" w:name="akteurinnen"/>
+    <w:bookmarkEnd w:id="31"/>
+    <w:bookmarkStart w:id="32" w:name="akteurinnen"/>
     <w:p>
       <w:pPr>
         <w:pStyle w:val="berschrift3"/>
@@ -852,8 +954,8 @@
         </w:pict>
       </w:r>
     </w:p>
-    <w:bookmarkEnd w:id="31"/>
-    <w:bookmarkStart w:id="32" w:name="akteursnetzwerkanalyse"/>
+    <w:bookmarkEnd w:id="32"/>
+    <w:bookmarkStart w:id="33" w:name="akteursnetzwerkanalyse"/>
     <w:p>
       <w:pPr>
         <w:pStyle w:val="berschrift3"/>
@@ -957,8 +1059,8 @@
         </w:pict>
       </w:r>
     </w:p>
-    <w:bookmarkEnd w:id="32"/>
-    <w:bookmarkStart w:id="33" w:name="allgemeine-weiterbildung"/>
+    <w:bookmarkEnd w:id="33"/>
+    <w:bookmarkStart w:id="34" w:name="allgemeine-weiterbildung"/>
     <w:p>
       <w:pPr>
         <w:pStyle w:val="berschrift3"/>
@@ -1090,8 +1192,8 @@
         </w:pict>
       </w:r>
     </w:p>
-    <w:bookmarkEnd w:id="33"/>
-    <w:bookmarkStart w:id="34" w:name="ambiguität"/>
+    <w:bookmarkEnd w:id="34"/>
+    <w:bookmarkStart w:id="35" w:name="ambiguität"/>
     <w:p>
       <w:pPr>
         <w:pStyle w:val="berschrift3"/>
@@ -1155,8 +1257,8 @@
         </w:pict>
       </w:r>
     </w:p>
-    <w:bookmarkEnd w:id="34"/>
-    <w:bookmarkStart w:id="35" w:name="anpassungsfähigkeit"/>
+    <w:bookmarkEnd w:id="35"/>
+    <w:bookmarkStart w:id="36" w:name="anpassungsfähigkeit"/>
     <w:p>
       <w:pPr>
         <w:pStyle w:val="berschrift3"/>
@@ -1330,8 +1432,8 @@
         </w:pict>
       </w:r>
     </w:p>
-    <w:bookmarkEnd w:id="35"/>
-    <w:bookmarkStart w:id="36" w:name="augmented-reality"/>
+    <w:bookmarkEnd w:id="36"/>
+    <w:bookmarkStart w:id="37" w:name="augmented-reality"/>
     <w:p>
       <w:pPr>
         <w:pStyle w:val="berschrift3"/>
@@ -1489,8 +1591,8 @@
         </w:pict>
       </w:r>
     </w:p>
-    <w:bookmarkEnd w:id="36"/>
-    <w:bookmarkStart w:id="37" w:name="augmented-virtuality"/>
+    <w:bookmarkEnd w:id="37"/>
+    <w:bookmarkStart w:id="38" w:name="augmented-virtuality"/>
     <w:p>
       <w:pPr>
         <w:pStyle w:val="berschrift3"/>
@@ -1608,8 +1710,8 @@
         </w:pict>
       </w:r>
     </w:p>
-    <w:bookmarkEnd w:id="37"/>
-    <w:bookmarkStart w:id="38" w:name="balanced-scorecard"/>
+    <w:bookmarkEnd w:id="38"/>
+    <w:bookmarkStart w:id="39" w:name="balanced-scorecard"/>
     <w:p>
       <w:pPr>
         <w:pStyle w:val="berschrift3"/>
@@ -1685,8 +1787,8 @@
         </w:pict>
       </w:r>
     </w:p>
-    <w:bookmarkEnd w:id="38"/>
-    <w:bookmarkStart w:id="39" w:name="bedarfsanalyse"/>
+    <w:bookmarkEnd w:id="39"/>
+    <w:bookmarkStart w:id="40" w:name="bedarfsanalyse"/>
     <w:p>
       <w:pPr>
         <w:pStyle w:val="berschrift3"/>
@@ -1776,8 +1878,8 @@
         </w:pict>
       </w:r>
     </w:p>
-    <w:bookmarkEnd w:id="39"/>
-    <w:bookmarkStart w:id="40" w:name="begleitforschung"/>
+    <w:bookmarkEnd w:id="40"/>
+    <w:bookmarkStart w:id="41" w:name="begleitforschung"/>
     <w:p>
       <w:pPr>
         <w:pStyle w:val="berschrift3"/>
@@ -1937,8 +2039,8 @@
         </w:pict>
       </w:r>
     </w:p>
-    <w:bookmarkEnd w:id="40"/>
-    <w:bookmarkStart w:id="41" w:name="berufliche-weiterbildung"/>
+    <w:bookmarkEnd w:id="41"/>
+    <w:bookmarkStart w:id="42" w:name="berufliche-weiterbildung"/>
     <w:p>
       <w:pPr>
         <w:pStyle w:val="berschrift3"/>
@@ -2044,8 +2146,8 @@
         </w:pict>
       </w:r>
     </w:p>
-    <w:bookmarkEnd w:id="41"/>
-    <w:bookmarkStart w:id="42" w:name="best-practices"/>
+    <w:bookmarkEnd w:id="42"/>
+    <w:bookmarkStart w:id="43" w:name="best-practices"/>
     <w:p>
       <w:pPr>
         <w:pStyle w:val="berschrift3"/>
@@ -2144,8 +2246,8 @@
         </w:pict>
       </w:r>
     </w:p>
-    <w:bookmarkEnd w:id="42"/>
-    <w:bookmarkStart w:id="43" w:name="betriebliche-weiterbildung"/>
+    <w:bookmarkEnd w:id="43"/>
+    <w:bookmarkStart w:id="44" w:name="betriebliche-weiterbildung"/>
     <w:p>
       <w:pPr>
         <w:pStyle w:val="berschrift3"/>
@@ -2237,8 +2339,8 @@
         </w:pict>
       </w:r>
     </w:p>
-    <w:bookmarkEnd w:id="43"/>
-    <w:bookmarkStart w:id="44" w:name="bevölkerungsschutz"/>
+    <w:bookmarkEnd w:id="44"/>
+    <w:bookmarkStart w:id="45" w:name="bevölkerungsschutz"/>
     <w:p>
       <w:pPr>
         <w:pStyle w:val="berschrift3"/>
@@ -2302,8 +2404,8 @@
         </w:pict>
       </w:r>
     </w:p>
-    <w:bookmarkEnd w:id="44"/>
-    <w:bookmarkStart w:id="45" w:name="bewältigungskapazität"/>
+    <w:bookmarkEnd w:id="45"/>
+    <w:bookmarkStart w:id="46" w:name="bewältigungskapazität"/>
     <w:p>
       <w:pPr>
         <w:pStyle w:val="berschrift3"/>
@@ -2437,8 +2539,8 @@
         </w:pict>
       </w:r>
     </w:p>
-    <w:bookmarkEnd w:id="45"/>
-    <w:bookmarkStart w:id="46" w:name="bildung-für-nachhaltige-entwicklung"/>
+    <w:bookmarkEnd w:id="46"/>
+    <w:bookmarkStart w:id="47" w:name="bildung-für-nachhaltige-entwicklung"/>
     <w:p>
       <w:pPr>
         <w:pStyle w:val="berschrift3"/>
@@ -2542,8 +2644,8 @@
         </w:pict>
       </w:r>
     </w:p>
-    <w:bookmarkEnd w:id="46"/>
-    <w:bookmarkStart w:id="47" w:name="biodiversitätskorridor"/>
+    <w:bookmarkEnd w:id="47"/>
+    <w:bookmarkStart w:id="48" w:name="biodiversitätskorridor"/>
     <w:p>
       <w:pPr>
         <w:pStyle w:val="berschrift3"/>
@@ -2733,8 +2835,8 @@
         </w:pict>
       </w:r>
     </w:p>
-    <w:bookmarkEnd w:id="47"/>
-    <w:bookmarkStart w:id="48" w:name="blackout"/>
+    <w:bookmarkEnd w:id="48"/>
+    <w:bookmarkStart w:id="49" w:name="blackout"/>
     <w:p>
       <w:pPr>
         <w:pStyle w:val="berschrift3"/>
@@ -2798,8 +2900,8 @@
         </w:pict>
       </w:r>
     </w:p>
-    <w:bookmarkEnd w:id="48"/>
-    <w:bookmarkStart w:id="49" w:name="blau-grüne-infrastruktur"/>
+    <w:bookmarkEnd w:id="49"/>
+    <w:bookmarkStart w:id="50" w:name="blau-grüne-infrastruktur"/>
     <w:p>
       <w:pPr>
         <w:pStyle w:val="berschrift3"/>
@@ -3048,8 +3150,8 @@
         </w:pict>
       </w:r>
     </w:p>
-    <w:bookmarkEnd w:id="49"/>
-    <w:bookmarkStart w:id="50" w:name="blaue-infrastruktur"/>
+    <w:bookmarkEnd w:id="50"/>
+    <w:bookmarkStart w:id="51" w:name="blaue-infrastruktur"/>
     <w:p>
       <w:pPr>
         <w:pStyle w:val="berschrift3"/>
@@ -3232,8 +3334,8 @@
         </w:pict>
       </w:r>
     </w:p>
-    <w:bookmarkEnd w:id="50"/>
-    <w:bookmarkStart w:id="51" w:name="bodengebundene-fassadenbegrünung"/>
+    <w:bookmarkEnd w:id="51"/>
+    <w:bookmarkStart w:id="52" w:name="bodengebundene-fassadenbegrünung"/>
     <w:p>
       <w:pPr>
         <w:pStyle w:val="berschrift3"/>
@@ -3391,8 +3493,8 @@
         </w:pict>
       </w:r>
     </w:p>
-    <w:bookmarkEnd w:id="51"/>
-    <w:bookmarkStart w:id="52" w:name="change-agents"/>
+    <w:bookmarkEnd w:id="52"/>
+    <w:bookmarkStart w:id="53" w:name="change-agents"/>
     <w:p>
       <w:pPr>
         <w:pStyle w:val="berschrift3"/>
@@ -3566,8 +3668,8 @@
         </w:pict>
       </w:r>
     </w:p>
-    <w:bookmarkEnd w:id="52"/>
-    <w:bookmarkStart w:id="53" w:name="citizen-science"/>
+    <w:bookmarkEnd w:id="53"/>
+    <w:bookmarkStart w:id="54" w:name="citizen-science"/>
     <w:p>
       <w:pPr>
         <w:pStyle w:val="berschrift3"/>
@@ -3673,8 +3775,8 @@
         </w:pict>
       </w:r>
     </w:p>
-    <w:bookmarkEnd w:id="53"/>
-    <w:bookmarkStart w:id="54" w:name="co-design"/>
+    <w:bookmarkEnd w:id="54"/>
+    <w:bookmarkStart w:id="55" w:name="co-design"/>
     <w:p>
       <w:pPr>
         <w:pStyle w:val="berschrift3"/>
@@ -3911,8 +4013,8 @@
         </w:pict>
       </w:r>
     </w:p>
-    <w:bookmarkEnd w:id="54"/>
-    <w:bookmarkStart w:id="55" w:name="co-kreation"/>
+    <w:bookmarkEnd w:id="55"/>
+    <w:bookmarkStart w:id="56" w:name="co-kreation"/>
     <w:p>
       <w:pPr>
         <w:pStyle w:val="berschrift3"/>
@@ -4074,8 +4176,8 @@
         </w:pict>
       </w:r>
     </w:p>
-    <w:bookmarkEnd w:id="55"/>
-    <w:bookmarkStart w:id="56" w:name="co-site"/>
+    <w:bookmarkEnd w:id="56"/>
+    <w:bookmarkStart w:id="57" w:name="co-site"/>
     <w:p>
       <w:pPr>
         <w:pStyle w:val="berschrift3"/>
@@ -4095,7 +4197,13 @@
         <w:t xml:space="preserve"> </w:t>
       </w:r>
       <w:r>
-        <w:t xml:space="preserve">“Co-Kreation in der Region – Systematisch und innovativ Transfer entwickeln”</w:t>
+        <w:t xml:space="preserve">“</w:t>
+      </w:r>
+      <w:r>
+        <w:t xml:space="preserve">Co-Kreation in der Region – Systematisch und innovativ Transfer entwickeln</w:t>
+      </w:r>
+      <w:r>
+        <w:t xml:space="preserve">”</w:t>
       </w:r>
       <w:r>
         <w:t xml:space="preserve"> </w:t>
@@ -4403,8 +4511,8 @@
         </w:pict>
       </w:r>
     </w:p>
-    <w:bookmarkEnd w:id="56"/>
-    <w:bookmarkStart w:id="57" w:name="co-site-glossar-1"/>
+    <w:bookmarkEnd w:id="57"/>
+    <w:bookmarkStart w:id="58" w:name="co-site-glossar-1"/>
     <w:p>
       <w:pPr>
         <w:pStyle w:val="berschrift3"/>
@@ -4571,8 +4679,8 @@
         </w:pict>
       </w:r>
     </w:p>
-    <w:bookmarkEnd w:id="57"/>
-    <w:bookmarkStart w:id="58" w:name="co-kreative-wissenschaftskommunikation"/>
+    <w:bookmarkEnd w:id="58"/>
+    <w:bookmarkStart w:id="59" w:name="co-kreative-wissenschaftskommunikation"/>
     <w:p>
       <w:pPr>
         <w:pStyle w:val="berschrift3"/>
@@ -4816,8 +4924,8 @@
         </w:pict>
       </w:r>
     </w:p>
-    <w:bookmarkEnd w:id="58"/>
-    <w:bookmarkStart w:id="59" w:name="co-kreativer-workshop"/>
+    <w:bookmarkEnd w:id="59"/>
+    <w:bookmarkStart w:id="60" w:name="co-kreativer-workshop"/>
     <w:p>
       <w:pPr>
         <w:pStyle w:val="berschrift3"/>
@@ -4991,8 +5099,8 @@
         </w:pict>
       </w:r>
     </w:p>
-    <w:bookmarkEnd w:id="59"/>
-    <w:bookmarkStart w:id="60" w:name="controller"/>
+    <w:bookmarkEnd w:id="60"/>
+    <w:bookmarkStart w:id="61" w:name="controller"/>
     <w:p>
       <w:pPr>
         <w:pStyle w:val="berschrift3"/>
@@ -5098,8 +5206,8 @@
         </w:pict>
       </w:r>
     </w:p>
-    <w:bookmarkEnd w:id="60"/>
-    <w:bookmarkStart w:id="61" w:name="dachbegrünung"/>
+    <w:bookmarkEnd w:id="61"/>
+    <w:bookmarkStart w:id="62" w:name="dachbegrünung"/>
     <w:p>
       <w:pPr>
         <w:pStyle w:val="berschrift3"/>
@@ -5273,8 +5381,8 @@
         </w:pict>
       </w:r>
     </w:p>
-    <w:bookmarkEnd w:id="61"/>
-    <w:bookmarkStart w:id="62" w:name="dateiformat"/>
+    <w:bookmarkEnd w:id="62"/>
+    <w:bookmarkStart w:id="63" w:name="dateiformat"/>
     <w:p>
       <w:pPr>
         <w:pStyle w:val="berschrift3"/>
@@ -5298,8 +5406,8 @@
         </w:pict>
       </w:r>
     </w:p>
-    <w:bookmarkEnd w:id="62"/>
-    <w:bookmarkStart w:id="63" w:name="datenerfassung"/>
+    <w:bookmarkEnd w:id="63"/>
+    <w:bookmarkStart w:id="64" w:name="datenerfassung"/>
     <w:p>
       <w:pPr>
         <w:pStyle w:val="berschrift3"/>
@@ -5389,8 +5497,8 @@
         </w:pict>
       </w:r>
     </w:p>
-    <w:bookmarkEnd w:id="63"/>
-    <w:bookmarkStart w:id="64" w:name="dateninteroperabilität"/>
+    <w:bookmarkEnd w:id="64"/>
+    <w:bookmarkStart w:id="65" w:name="dateninteroperabilität"/>
     <w:p>
       <w:pPr>
         <w:pStyle w:val="berschrift3"/>
@@ -5468,8 +5576,8 @@
         </w:pict>
       </w:r>
     </w:p>
-    <w:bookmarkEnd w:id="64"/>
-    <w:bookmarkStart w:id="65" w:name="datenkatalog"/>
+    <w:bookmarkEnd w:id="65"/>
+    <w:bookmarkStart w:id="66" w:name="datenkatalog"/>
     <w:p>
       <w:pPr>
         <w:pStyle w:val="berschrift3"/>
@@ -5617,8 +5725,8 @@
         </w:pict>
       </w:r>
     </w:p>
-    <w:bookmarkEnd w:id="65"/>
-    <w:bookmarkStart w:id="66" w:name="datenvisualisierung"/>
+    <w:bookmarkEnd w:id="66"/>
+    <w:bookmarkStart w:id="67" w:name="datenvisualisierung"/>
     <w:p>
       <w:pPr>
         <w:pStyle w:val="berschrift3"/>
@@ -5822,8 +5930,8 @@
         </w:pict>
       </w:r>
     </w:p>
-    <w:bookmarkEnd w:id="66"/>
-    <w:bookmarkStart w:id="67" w:name="deutsche-nachhaltigkeitsstrategie"/>
+    <w:bookmarkEnd w:id="67"/>
+    <w:bookmarkStart w:id="68" w:name="deutsche-nachhaltigkeitsstrategie"/>
     <w:p>
       <w:pPr>
         <w:pStyle w:val="berschrift3"/>
@@ -5995,8 +6103,8 @@
         </w:pict>
       </w:r>
     </w:p>
-    <w:bookmarkEnd w:id="67"/>
-    <w:bookmarkStart w:id="68" w:name="dezentrale-regenwasserversickerung"/>
+    <w:bookmarkEnd w:id="68"/>
+    <w:bookmarkStart w:id="69" w:name="dezentrale-regenwasserversickerung"/>
     <w:p>
       <w:pPr>
         <w:pStyle w:val="berschrift3"/>
@@ -6170,8 +6278,8 @@
         </w:pict>
       </w:r>
     </w:p>
-    <w:bookmarkEnd w:id="68"/>
-    <w:bookmarkStart w:id="69" w:name="dialoggruppe"/>
+    <w:bookmarkEnd w:id="69"/>
+    <w:bookmarkStart w:id="70" w:name="dialoggruppe"/>
     <w:p>
       <w:pPr>
         <w:pStyle w:val="berschrift3"/>
@@ -6361,8 +6469,8 @@
         </w:pict>
       </w:r>
     </w:p>
-    <w:bookmarkEnd w:id="69"/>
-    <w:bookmarkStart w:id="70" w:name="didaktisches-design"/>
+    <w:bookmarkEnd w:id="70"/>
+    <w:bookmarkStart w:id="71" w:name="didaktisches-design"/>
     <w:p>
       <w:pPr>
         <w:pStyle w:val="berschrift3"/>
@@ -6454,8 +6562,8 @@
         </w:pict>
       </w:r>
     </w:p>
-    <w:bookmarkEnd w:id="70"/>
-    <w:bookmarkStart w:id="71" w:name="digitaler-zwilling"/>
+    <w:bookmarkEnd w:id="71"/>
+    <w:bookmarkStart w:id="72" w:name="digitaler-zwilling"/>
     <w:p>
       <w:pPr>
         <w:pStyle w:val="berschrift3"/>
@@ -6533,8 +6641,8 @@
         </w:pict>
       </w:r>
     </w:p>
-    <w:bookmarkEnd w:id="71"/>
-    <w:bookmarkStart w:id="72" w:name="dürre"/>
+    <w:bookmarkEnd w:id="72"/>
+    <w:bookmarkStart w:id="73" w:name="dürre"/>
     <w:p>
       <w:pPr>
         <w:pStyle w:val="berschrift3"/>
@@ -6715,8 +6823,8 @@
         </w:pict>
       </w:r>
     </w:p>
-    <w:bookmarkEnd w:id="72"/>
-    <w:bookmarkStart w:id="73" w:name="dürreindex"/>
+    <w:bookmarkEnd w:id="73"/>
+    <w:bookmarkStart w:id="74" w:name="dürreindex"/>
     <w:p>
       <w:pPr>
         <w:pStyle w:val="berschrift3"/>
@@ -6820,8 +6928,8 @@
         </w:pict>
       </w:r>
     </w:p>
-    <w:bookmarkEnd w:id="73"/>
-    <w:bookmarkStart w:id="74" w:name="entsiegelung"/>
+    <w:bookmarkEnd w:id="74"/>
+    <w:bookmarkStart w:id="75" w:name="entsiegelung"/>
     <w:p>
       <w:pPr>
         <w:pStyle w:val="berschrift3"/>
@@ -7037,8 +7145,8 @@
         </w:pict>
       </w:r>
     </w:p>
-    <w:bookmarkEnd w:id="74"/>
-    <w:bookmarkStart w:id="75" w:name="entwicklungsteam"/>
+    <w:bookmarkEnd w:id="75"/>
+    <w:bookmarkStart w:id="76" w:name="entwicklungsteam"/>
     <w:p>
       <w:pPr>
         <w:pStyle w:val="berschrift3"/>
@@ -7158,8 +7266,8 @@
         </w:pict>
       </w:r>
     </w:p>
-    <w:bookmarkEnd w:id="75"/>
-    <w:bookmarkStart w:id="76" w:name="evaluation"/>
+    <w:bookmarkEnd w:id="76"/>
+    <w:bookmarkStart w:id="77" w:name="evaluation"/>
     <w:p>
       <w:pPr>
         <w:pStyle w:val="berschrift3"/>
@@ -7251,8 +7359,8 @@
         </w:pict>
       </w:r>
     </w:p>
-    <w:bookmarkEnd w:id="76"/>
-    <w:bookmarkStart w:id="77" w:name="evapotranspiration"/>
+    <w:bookmarkEnd w:id="77"/>
+    <w:bookmarkStart w:id="78" w:name="evapotranspiration"/>
     <w:p>
       <w:pPr>
         <w:pStyle w:val="berschrift3"/>
@@ -7601,8 +7709,8 @@
         </w:pict>
       </w:r>
     </w:p>
-    <w:bookmarkEnd w:id="77"/>
-    <w:bookmarkStart w:id="78" w:name="expertisegruppe"/>
+    <w:bookmarkEnd w:id="78"/>
+    <w:bookmarkStart w:id="79" w:name="expertisegruppe"/>
     <w:p>
       <w:pPr>
         <w:pStyle w:val="berschrift3"/>
@@ -7694,8 +7802,8 @@
         </w:pict>
       </w:r>
     </w:p>
-    <w:bookmarkEnd w:id="78"/>
-    <w:bookmarkStart w:id="79" w:name="exposition"/>
+    <w:bookmarkEnd w:id="79"/>
+    <w:bookmarkStart w:id="80" w:name="exposition"/>
     <w:p>
       <w:pPr>
         <w:pStyle w:val="berschrift3"/>
@@ -7855,8 +7963,8 @@
         </w:pict>
       </w:r>
     </w:p>
-    <w:bookmarkEnd w:id="79"/>
-    <w:bookmarkStart w:id="80" w:name="extended-reality"/>
+    <w:bookmarkEnd w:id="80"/>
+    <w:bookmarkStart w:id="81" w:name="extended-reality"/>
     <w:p>
       <w:pPr>
         <w:pStyle w:val="berschrift3"/>
@@ -7892,8 +8000,8 @@
         </w:pict>
       </w:r>
     </w:p>
-    <w:bookmarkEnd w:id="80"/>
-    <w:bookmarkStart w:id="81" w:name="extensive-dachbegrünung"/>
+    <w:bookmarkEnd w:id="81"/>
+    <w:bookmarkStart w:id="82" w:name="extensive-dachbegrünung"/>
     <w:p>
       <w:pPr>
         <w:pStyle w:val="berschrift3"/>
@@ -8095,8 +8203,8 @@
         </w:pict>
       </w:r>
     </w:p>
-    <w:bookmarkEnd w:id="81"/>
-    <w:bookmarkStart w:id="82" w:name="externe-wissenschaftskommunikation"/>
+    <w:bookmarkEnd w:id="82"/>
+    <w:bookmarkStart w:id="83" w:name="externe-wissenschaftskommunikation"/>
     <w:p>
       <w:pPr>
         <w:pStyle w:val="berschrift3"/>
@@ -8286,8 +8394,8 @@
         </w:pict>
       </w:r>
     </w:p>
-    <w:bookmarkEnd w:id="82"/>
-    <w:bookmarkStart w:id="83" w:name="extremereignis"/>
+    <w:bookmarkEnd w:id="83"/>
+    <w:bookmarkStart w:id="84" w:name="extremereignis"/>
     <w:p>
       <w:pPr>
         <w:pStyle w:val="berschrift3"/>
@@ -8566,8 +8674,8 @@
         </w:pict>
       </w:r>
     </w:p>
-    <w:bookmarkEnd w:id="83"/>
-    <w:bookmarkStart w:id="84" w:name="eye-tracking"/>
+    <w:bookmarkEnd w:id="84"/>
+    <w:bookmarkStart w:id="85" w:name="eye-tracking"/>
     <w:p>
       <w:pPr>
         <w:pStyle w:val="berschrift3"/>
@@ -8783,8 +8891,8 @@
         </w:pict>
       </w:r>
     </w:p>
-    <w:bookmarkEnd w:id="84"/>
-    <w:bookmarkStart w:id="85" w:name="fassadenbegrünung"/>
+    <w:bookmarkEnd w:id="85"/>
+    <w:bookmarkStart w:id="86" w:name="fassadenbegrünung"/>
     <w:p>
       <w:pPr>
         <w:pStyle w:val="berschrift3"/>
@@ -8876,8 +8984,8 @@
         </w:pict>
       </w:r>
     </w:p>
-    <w:bookmarkEnd w:id="85"/>
-    <w:bookmarkStart w:id="86" w:name="fernerkundung"/>
+    <w:bookmarkEnd w:id="86"/>
+    <w:bookmarkStart w:id="87" w:name="fernerkundung"/>
     <w:p>
       <w:pPr>
         <w:pStyle w:val="berschrift3"/>
@@ -8941,8 +9049,8 @@
         </w:pict>
       </w:r>
     </w:p>
-    <w:bookmarkEnd w:id="86"/>
-    <w:bookmarkStart w:id="87" w:name="flusshochwasser"/>
+    <w:bookmarkEnd w:id="87"/>
+    <w:bookmarkStart w:id="88" w:name="flusshochwasser"/>
     <w:p>
       <w:pPr>
         <w:pStyle w:val="berschrift3"/>
@@ -9116,8 +9224,8 @@
         </w:pict>
       </w:r>
     </w:p>
-    <w:bookmarkEnd w:id="87"/>
-    <w:bookmarkStart w:id="88" w:name="fluviales-hochwasser"/>
+    <w:bookmarkEnd w:id="88"/>
+    <w:bookmarkStart w:id="89" w:name="fluviales-hochwasser"/>
     <w:p>
       <w:pPr>
         <w:pStyle w:val="berschrift3"/>
@@ -9272,8 +9380,8 @@
         </w:pict>
       </w:r>
     </w:p>
-    <w:bookmarkEnd w:id="88"/>
-    <w:bookmarkStart w:id="89" w:name="formative-evaluation"/>
+    <w:bookmarkEnd w:id="89"/>
+    <w:bookmarkStart w:id="90" w:name="formative-evaluation"/>
     <w:p>
       <w:pPr>
         <w:pStyle w:val="berschrift3"/>
@@ -9431,8 +9539,8 @@
         </w:pict>
       </w:r>
     </w:p>
-    <w:bookmarkEnd w:id="89"/>
-    <w:bookmarkStart w:id="90" w:name="fortbildung"/>
+    <w:bookmarkEnd w:id="90"/>
+    <w:bookmarkStart w:id="91" w:name="fortbildung"/>
     <w:p>
       <w:pPr>
         <w:pStyle w:val="berschrift3"/>
@@ -9510,8 +9618,8 @@
         </w:pict>
       </w:r>
     </w:p>
-    <w:bookmarkEnd w:id="90"/>
-    <w:bookmarkStart w:id="91" w:name="future-skills"/>
+    <w:bookmarkEnd w:id="91"/>
+    <w:bookmarkStart w:id="92" w:name="future-skills"/>
     <w:p>
       <w:pPr>
         <w:pStyle w:val="berschrift3"/>
@@ -9685,8 +9793,8 @@
         </w:pict>
       </w:r>
     </w:p>
-    <w:bookmarkEnd w:id="91"/>
-    <w:bookmarkStart w:id="92" w:name="fühlbarer-wärmestrom"/>
+    <w:bookmarkEnd w:id="92"/>
+    <w:bookmarkStart w:id="93" w:name="fühlbarer-wärmestrom"/>
     <w:p>
       <w:pPr>
         <w:pStyle w:val="berschrift3"/>
@@ -9886,8 +9994,8 @@
         </w:pict>
       </w:r>
     </w:p>
-    <w:bookmarkEnd w:id="92"/>
-    <w:bookmarkStart w:id="93" w:name="game-based-learning"/>
+    <w:bookmarkEnd w:id="93"/>
+    <w:bookmarkStart w:id="94" w:name="game-based-learning"/>
     <w:p>
       <w:pPr>
         <w:pStyle w:val="berschrift3"/>
@@ -10019,8 +10127,8 @@
         </w:pict>
       </w:r>
     </w:p>
-    <w:bookmarkEnd w:id="93"/>
-    <w:bookmarkStart w:id="94" w:name="gamification"/>
+    <w:bookmarkEnd w:id="94"/>
+    <w:bookmarkStart w:id="95" w:name="gamification"/>
     <w:p>
       <w:pPr>
         <w:pStyle w:val="berschrift3"/>
@@ -10098,8 +10206,8 @@
         </w:pict>
       </w:r>
     </w:p>
-    <w:bookmarkEnd w:id="94"/>
-    <w:bookmarkStart w:id="95" w:name="gefahr"/>
+    <w:bookmarkEnd w:id="95"/>
+    <w:bookmarkStart w:id="96" w:name="gefahr"/>
     <w:p>
       <w:pPr>
         <w:pStyle w:val="berschrift3"/>
@@ -10219,8 +10327,8 @@
         </w:pict>
       </w:r>
     </w:p>
-    <w:bookmarkEnd w:id="95"/>
-    <w:bookmarkStart w:id="96" w:name="gefahrenabwehr"/>
+    <w:bookmarkEnd w:id="96"/>
+    <w:bookmarkStart w:id="97" w:name="gefahrenabwehr"/>
     <w:p>
       <w:pPr>
         <w:pStyle w:val="berschrift3"/>
@@ -10506,8 +10614,8 @@
         </w:pict>
       </w:r>
     </w:p>
-    <w:bookmarkEnd w:id="96"/>
-    <w:bookmarkStart w:id="97" w:name="gefahrenereignis"/>
+    <w:bookmarkEnd w:id="97"/>
+    <w:bookmarkStart w:id="98" w:name="gefahrenereignis"/>
     <w:p>
       <w:pPr>
         <w:pStyle w:val="berschrift3"/>
@@ -10809,8 +10917,8 @@
         </w:pict>
       </w:r>
     </w:p>
-    <w:bookmarkEnd w:id="97"/>
-    <w:bookmarkStart w:id="98" w:name="gefahrenkarte"/>
+    <w:bookmarkEnd w:id="98"/>
+    <w:bookmarkStart w:id="99" w:name="gefahrenkarte"/>
     <w:p>
       <w:pPr>
         <w:pStyle w:val="berschrift3"/>
@@ -10998,8 +11106,8 @@
         </w:pict>
       </w:r>
     </w:p>
-    <w:bookmarkEnd w:id="98"/>
-    <w:bookmarkStart w:id="99" w:name="gemeinwohlorientierung"/>
+    <w:bookmarkEnd w:id="99"/>
+    <w:bookmarkStart w:id="100" w:name="gemeinwohlorientierung"/>
     <w:p>
       <w:pPr>
         <w:pStyle w:val="berschrift3"/>
@@ -11105,8 +11213,8 @@
         </w:pict>
       </w:r>
     </w:p>
-    <w:bookmarkEnd w:id="99"/>
-    <w:bookmarkStart w:id="100" w:name="geonode"/>
+    <w:bookmarkEnd w:id="100"/>
+    <w:bookmarkStart w:id="101" w:name="geonode"/>
     <w:p>
       <w:pPr>
         <w:pStyle w:val="berschrift3"/>
@@ -11252,8 +11360,8 @@
         </w:pict>
       </w:r>
     </w:p>
-    <w:bookmarkEnd w:id="100"/>
-    <w:bookmarkStart w:id="101" w:name="geoserver"/>
+    <w:bookmarkEnd w:id="101"/>
+    <w:bookmarkStart w:id="102" w:name="geoserver"/>
     <w:p>
       <w:pPr>
         <w:pStyle w:val="berschrift3"/>
@@ -11345,8 +11453,8 @@
         </w:pict>
       </w:r>
     </w:p>
-    <w:bookmarkEnd w:id="101"/>
-    <w:bookmarkStart w:id="102" w:name="geodaten"/>
+    <w:bookmarkEnd w:id="102"/>
+    <w:bookmarkStart w:id="103" w:name="geodaten"/>
     <w:p>
       <w:pPr>
         <w:pStyle w:val="berschrift3"/>
@@ -11464,8 +11572,8 @@
         </w:pict>
       </w:r>
     </w:p>
-    <w:bookmarkEnd w:id="102"/>
-    <w:bookmarkStart w:id="103" w:name="geodatenbank"/>
+    <w:bookmarkEnd w:id="103"/>
+    <w:bookmarkStart w:id="104" w:name="geodatenbank"/>
     <w:p>
       <w:pPr>
         <w:pStyle w:val="berschrift3"/>
@@ -11653,8 +11761,8 @@
         </w:pict>
       </w:r>
     </w:p>
-    <w:bookmarkEnd w:id="103"/>
-    <w:bookmarkStart w:id="104" w:name="geodatendienste"/>
+    <w:bookmarkEnd w:id="104"/>
+    <w:bookmarkStart w:id="105" w:name="geodatendienste"/>
     <w:p>
       <w:pPr>
         <w:pStyle w:val="berschrift3"/>
@@ -11816,8 +11924,8 @@
         </w:pict>
       </w:r>
     </w:p>
-    <w:bookmarkEnd w:id="104"/>
-    <w:bookmarkStart w:id="105" w:name="geodatenformat"/>
+    <w:bookmarkEnd w:id="105"/>
+    <w:bookmarkStart w:id="106" w:name="geodatenformat"/>
     <w:p>
       <w:pPr>
         <w:pStyle w:val="berschrift3"/>
@@ -11895,8 +12003,8 @@
         </w:pict>
       </w:r>
     </w:p>
-    <w:bookmarkEnd w:id="105"/>
-    <w:bookmarkStart w:id="106" w:name="geodateninfrastruktur"/>
+    <w:bookmarkEnd w:id="106"/>
+    <w:bookmarkStart w:id="107" w:name="geodateninfrastruktur"/>
     <w:p>
       <w:pPr>
         <w:pStyle w:val="berschrift3"/>
@@ -12070,8 +12178,8 @@
         </w:pict>
       </w:r>
     </w:p>
-    <w:bookmarkEnd w:id="106"/>
-    <w:bookmarkStart w:id="107" w:name="geodatensatz"/>
+    <w:bookmarkEnd w:id="107"/>
+    <w:bookmarkStart w:id="108" w:name="geodatensatz"/>
     <w:p>
       <w:pPr>
         <w:pStyle w:val="berschrift3"/>
@@ -12149,8 +12257,8 @@
         </w:pict>
       </w:r>
     </w:p>
-    <w:bookmarkEnd w:id="107"/>
-    <w:bookmarkStart w:id="108" w:name="geodatenverarbeitung"/>
+    <w:bookmarkEnd w:id="108"/>
+    <w:bookmarkStart w:id="109" w:name="geodatenverarbeitung"/>
     <w:p>
       <w:pPr>
         <w:pStyle w:val="berschrift3"/>
@@ -12270,8 +12378,8 @@
         </w:pict>
       </w:r>
     </w:p>
-    <w:bookmarkEnd w:id="108"/>
-    <w:bookmarkStart w:id="109" w:name="geoinformationssystem"/>
+    <w:bookmarkEnd w:id="109"/>
+    <w:bookmarkStart w:id="110" w:name="geoinformationssystem"/>
     <w:p>
       <w:pPr>
         <w:pStyle w:val="berschrift3"/>
@@ -12473,8 +12581,8 @@
         </w:pict>
       </w:r>
     </w:p>
-    <w:bookmarkEnd w:id="109"/>
-    <w:bookmarkStart w:id="110" w:name="geokodierung"/>
+    <w:bookmarkEnd w:id="110"/>
+    <w:bookmarkStart w:id="111" w:name="geokodierung"/>
     <w:p>
       <w:pPr>
         <w:pStyle w:val="berschrift3"/>
@@ -12552,8 +12660,8 @@
         </w:pict>
       </w:r>
     </w:p>
-    <w:bookmarkEnd w:id="110"/>
-    <w:bookmarkStart w:id="111" w:name="geoportal"/>
+    <w:bookmarkEnd w:id="111"/>
+    <w:bookmarkStart w:id="112" w:name="geoportal"/>
     <w:p>
       <w:pPr>
         <w:pStyle w:val="berschrift3"/>
@@ -12715,8 +12823,8 @@
         </w:pict>
       </w:r>
     </w:p>
-    <w:bookmarkEnd w:id="111"/>
-    <w:bookmarkStart w:id="112" w:name="georeferenzierung"/>
+    <w:bookmarkEnd w:id="112"/>
+    <w:bookmarkStart w:id="113" w:name="georeferenzierung"/>
     <w:p>
       <w:pPr>
         <w:pStyle w:val="berschrift3"/>
@@ -12794,8 +12902,8 @@
         </w:pict>
       </w:r>
     </w:p>
-    <w:bookmarkEnd w:id="112"/>
-    <w:bookmarkStart w:id="113" w:name="geostories"/>
+    <w:bookmarkEnd w:id="113"/>
+    <w:bookmarkStart w:id="114" w:name="geostories"/>
     <w:p>
       <w:pPr>
         <w:pStyle w:val="berschrift3"/>
@@ -12859,8 +12967,8 @@
         </w:pict>
       </w:r>
     </w:p>
-    <w:bookmarkEnd w:id="113"/>
-    <w:bookmarkStart w:id="114" w:name="global-change"/>
+    <w:bookmarkEnd w:id="114"/>
+    <w:bookmarkStart w:id="115" w:name="global-change"/>
     <w:p>
       <w:pPr>
         <w:pStyle w:val="berschrift3"/>
@@ -12971,8 +13079,8 @@
         </w:pict>
       </w:r>
     </w:p>
-    <w:bookmarkEnd w:id="114"/>
-    <w:bookmarkStart w:id="115" w:name="glossar"/>
+    <w:bookmarkEnd w:id="115"/>
+    <w:bookmarkStart w:id="116" w:name="glossar"/>
     <w:p>
       <w:pPr>
         <w:pStyle w:val="berschrift3"/>
@@ -13085,8 +13193,8 @@
         </w:pict>
       </w:r>
     </w:p>
-    <w:bookmarkEnd w:id="115"/>
-    <w:bookmarkStart w:id="116" w:name="green-skills"/>
+    <w:bookmarkEnd w:id="116"/>
+    <w:bookmarkStart w:id="117" w:name="green-skills"/>
     <w:p>
       <w:pPr>
         <w:pStyle w:val="berschrift3"/>
@@ -13260,8 +13368,8 @@
         </w:pict>
       </w:r>
     </w:p>
-    <w:bookmarkEnd w:id="116"/>
-    <w:bookmarkStart w:id="117" w:name="grundhochwasser"/>
+    <w:bookmarkEnd w:id="117"/>
+    <w:bookmarkStart w:id="118" w:name="grundhochwasser"/>
     <w:p>
       <w:pPr>
         <w:pStyle w:val="berschrift3"/>
@@ -13381,8 +13489,8 @@
         </w:pict>
       </w:r>
     </w:p>
-    <w:bookmarkEnd w:id="117"/>
-    <w:bookmarkStart w:id="118" w:name="grün-blaue-infrastruktur"/>
+    <w:bookmarkEnd w:id="118"/>
+    <w:bookmarkStart w:id="119" w:name="grün-blaue-infrastruktur"/>
     <w:p>
       <w:pPr>
         <w:pStyle w:val="berschrift3"/>
@@ -13591,8 +13699,8 @@
         </w:pict>
       </w:r>
     </w:p>
-    <w:bookmarkEnd w:id="118"/>
-    <w:bookmarkStart w:id="119" w:name="grüne-infrastruktur"/>
+    <w:bookmarkEnd w:id="119"/>
+    <w:bookmarkStart w:id="120" w:name="grüne-infrastruktur"/>
     <w:p>
       <w:pPr>
         <w:pStyle w:val="berschrift3"/>
@@ -13780,8 +13888,8 @@
         </w:pict>
       </w:r>
     </w:p>
-    <w:bookmarkEnd w:id="119"/>
-    <w:bookmarkStart w:id="120" w:name="hand-tracking"/>
+    <w:bookmarkEnd w:id="120"/>
+    <w:bookmarkStart w:id="121" w:name="hand-tracking"/>
     <w:p>
       <w:pPr>
         <w:pStyle w:val="berschrift3"/>
@@ -13859,8 +13967,8 @@
         </w:pict>
       </w:r>
     </w:p>
-    <w:bookmarkEnd w:id="120"/>
-    <w:bookmarkStart w:id="121" w:name="head-mounted-display"/>
+    <w:bookmarkEnd w:id="121"/>
+    <w:bookmarkStart w:id="122" w:name="head-mounted-display"/>
     <w:p>
       <w:pPr>
         <w:pStyle w:val="berschrift3"/>
@@ -13964,8 +14072,8 @@
         </w:pict>
       </w:r>
     </w:p>
-    <w:bookmarkEnd w:id="121"/>
-    <w:bookmarkStart w:id="122" w:name="hochwasser"/>
+    <w:bookmarkEnd w:id="122"/>
+    <w:bookmarkStart w:id="123" w:name="hochwasser"/>
     <w:p>
       <w:pPr>
         <w:pStyle w:val="berschrift3"/>
@@ -14106,8 +14214,8 @@
         </w:pict>
       </w:r>
     </w:p>
-    <w:bookmarkEnd w:id="122"/>
-    <w:bookmarkStart w:id="123" w:name="hochwassergefahrenkarte"/>
+    <w:bookmarkEnd w:id="123"/>
+    <w:bookmarkStart w:id="124" w:name="hochwassergefahrenkarte"/>
     <w:p>
       <w:pPr>
         <w:pStyle w:val="berschrift3"/>
@@ -14335,8 +14443,8 @@
         </w:pict>
       </w:r>
     </w:p>
-    <w:bookmarkEnd w:id="123"/>
-    <w:bookmarkStart w:id="124" w:name="hochwasserrisikokarte"/>
+    <w:bookmarkEnd w:id="124"/>
+    <w:bookmarkStart w:id="125" w:name="hochwasserrisikokarte"/>
     <w:p>
       <w:pPr>
         <w:pStyle w:val="berschrift3"/>
@@ -14524,8 +14632,8 @@
         </w:pict>
       </w:r>
     </w:p>
-    <w:bookmarkEnd w:id="124"/>
-    <w:bookmarkStart w:id="125" w:name="härtung"/>
+    <w:bookmarkEnd w:id="125"/>
+    <w:bookmarkStart w:id="126" w:name="härtung"/>
     <w:p>
       <w:pPr>
         <w:pStyle w:val="berschrift3"/>
@@ -14659,8 +14767,8 @@
         </w:pict>
       </w:r>
     </w:p>
-    <w:bookmarkEnd w:id="125"/>
-    <w:bookmarkStart w:id="126" w:name="immersion"/>
+    <w:bookmarkEnd w:id="126"/>
+    <w:bookmarkStart w:id="127" w:name="immersion"/>
     <w:p>
       <w:pPr>
         <w:pStyle w:val="berschrift3"/>
@@ -14864,8 +14972,8 @@
         </w:pict>
       </w:r>
     </w:p>
-    <w:bookmarkEnd w:id="126"/>
-    <w:bookmarkStart w:id="127" w:name="impact"/>
+    <w:bookmarkEnd w:id="127"/>
+    <w:bookmarkStart w:id="128" w:name="impact"/>
     <w:p>
       <w:pPr>
         <w:pStyle w:val="berschrift3"/>
@@ -15095,8 +15203,8 @@
         </w:pict>
       </w:r>
     </w:p>
-    <w:bookmarkEnd w:id="127"/>
-    <w:bookmarkStart w:id="128" w:name="indikator"/>
+    <w:bookmarkEnd w:id="128"/>
+    <w:bookmarkStart w:id="129" w:name="indikator"/>
     <w:p>
       <w:pPr>
         <w:pStyle w:val="berschrift3"/>
@@ -15202,8 +15310,8 @@
         </w:pict>
       </w:r>
     </w:p>
-    <w:bookmarkEnd w:id="128"/>
-    <w:bookmarkStart w:id="129" w:name="infotool"/>
+    <w:bookmarkEnd w:id="129"/>
+    <w:bookmarkStart w:id="130" w:name="infotool"/>
     <w:p>
       <w:pPr>
         <w:pStyle w:val="berschrift3"/>
@@ -15475,8 +15583,8 @@
         </w:pict>
       </w:r>
     </w:p>
-    <w:bookmarkEnd w:id="129"/>
-    <w:bookmarkStart w:id="130" w:name="infrastruktur"/>
+    <w:bookmarkEnd w:id="130"/>
+    <w:bookmarkStart w:id="131" w:name="infrastruktur"/>
     <w:p>
       <w:pPr>
         <w:pStyle w:val="berschrift3"/>
@@ -15603,8 +15711,8 @@
         </w:pict>
       </w:r>
     </w:p>
-    <w:bookmarkEnd w:id="130"/>
-    <w:bookmarkStart w:id="131" w:name="input"/>
+    <w:bookmarkEnd w:id="131"/>
+    <w:bookmarkStart w:id="132" w:name="input"/>
     <w:p>
       <w:pPr>
         <w:pStyle w:val="berschrift3"/>
@@ -15710,8 +15818,8 @@
         </w:pict>
       </w:r>
     </w:p>
-    <w:bookmarkEnd w:id="131"/>
-    <w:bookmarkStart w:id="132" w:name="intensive-dachbegrünung"/>
+    <w:bookmarkEnd w:id="132"/>
+    <w:bookmarkStart w:id="133" w:name="intensive-dachbegrünung"/>
     <w:p>
       <w:pPr>
         <w:pStyle w:val="berschrift3"/>
@@ -15803,8 +15911,8 @@
         </w:pict>
       </w:r>
     </w:p>
-    <w:bookmarkEnd w:id="132"/>
-    <w:bookmarkStart w:id="133" w:name="interdependenz"/>
+    <w:bookmarkEnd w:id="133"/>
+    <w:bookmarkStart w:id="134" w:name="interdependenz"/>
     <w:p>
       <w:pPr>
         <w:pStyle w:val="berschrift3"/>
@@ -15952,8 +16060,8 @@
         </w:pict>
       </w:r>
     </w:p>
-    <w:bookmarkEnd w:id="133"/>
-    <w:bookmarkStart w:id="134" w:name="interne-wissenschaftskommunikation"/>
+    <w:bookmarkEnd w:id="134"/>
+    <w:bookmarkStart w:id="135" w:name="interne-wissenschaftskommunikation"/>
     <w:p>
       <w:pPr>
         <w:pStyle w:val="berschrift3"/>
@@ -16045,8 +16153,8 @@
         </w:pict>
       </w:r>
     </w:p>
-    <w:bookmarkEnd w:id="134"/>
-    <w:bookmarkStart w:id="135" w:name="kritis-branche"/>
+    <w:bookmarkEnd w:id="135"/>
+    <w:bookmarkStart w:id="136" w:name="kritis-branche"/>
     <w:p>
       <w:pPr>
         <w:pStyle w:val="berschrift3"/>
@@ -16124,8 +16232,8 @@
         </w:pict>
       </w:r>
     </w:p>
-    <w:bookmarkEnd w:id="135"/>
-    <w:bookmarkStart w:id="136" w:name="kritis-sektoren"/>
+    <w:bookmarkEnd w:id="136"/>
+    <w:bookmarkStart w:id="137" w:name="kritis-sektoren"/>
     <w:p>
       <w:pPr>
         <w:pStyle w:val="berschrift3"/>
@@ -16224,8 +16332,8 @@
         </w:pict>
       </w:r>
     </w:p>
-    <w:bookmarkEnd w:id="136"/>
-    <w:bookmarkStart w:id="137" w:name="kartenprojektion"/>
+    <w:bookmarkEnd w:id="137"/>
+    <w:bookmarkStart w:id="138" w:name="kartenprojektion"/>
     <w:p>
       <w:pPr>
         <w:pStyle w:val="berschrift3"/>
@@ -16331,8 +16439,8 @@
         </w:pict>
       </w:r>
     </w:p>
-    <w:bookmarkEnd w:id="137"/>
-    <w:bookmarkStart w:id="138" w:name="kaskadeneffekt"/>
+    <w:bookmarkEnd w:id="138"/>
+    <w:bookmarkStart w:id="139" w:name="kaskadeneffekt"/>
     <w:p>
       <w:pPr>
         <w:pStyle w:val="berschrift3"/>
@@ -16490,8 +16598,8 @@
         </w:pict>
       </w:r>
     </w:p>
-    <w:bookmarkEnd w:id="138"/>
-    <w:bookmarkStart w:id="139" w:name="katastrophe"/>
+    <w:bookmarkEnd w:id="139"/>
+    <w:bookmarkStart w:id="140" w:name="katastrophe"/>
     <w:p>
       <w:pPr>
         <w:pStyle w:val="berschrift3"/>
@@ -16688,8 +16796,8 @@
         </w:pict>
       </w:r>
     </w:p>
-    <w:bookmarkEnd w:id="139"/>
-    <w:bookmarkStart w:id="140" w:name="katastrophenschutz"/>
+    <w:bookmarkEnd w:id="140"/>
+    <w:bookmarkStart w:id="141" w:name="katastrophenschutz"/>
     <w:p>
       <w:pPr>
         <w:pStyle w:val="berschrift3"/>
@@ -16917,8 +17025,8 @@
         </w:pict>
       </w:r>
     </w:p>
-    <w:bookmarkEnd w:id="140"/>
-    <w:bookmarkStart w:id="141" w:name="klimaanpassung"/>
+    <w:bookmarkEnd w:id="141"/>
+    <w:bookmarkStart w:id="142" w:name="klimaanpassung"/>
     <w:p>
       <w:pPr>
         <w:pStyle w:val="berschrift3"/>
@@ -17200,8 +17308,8 @@
         </w:pict>
       </w:r>
     </w:p>
-    <w:bookmarkEnd w:id="141"/>
-    <w:bookmarkStart w:id="142" w:name="klimakommunikation"/>
+    <w:bookmarkEnd w:id="142"/>
+    <w:bookmarkStart w:id="143" w:name="klimakommunikation"/>
     <w:p>
       <w:pPr>
         <w:pStyle w:val="berschrift3"/>
@@ -17363,8 +17471,8 @@
         </w:pict>
       </w:r>
     </w:p>
-    <w:bookmarkEnd w:id="142"/>
-    <w:bookmarkStart w:id="143" w:name="klimaresiliente-stadt"/>
+    <w:bookmarkEnd w:id="143"/>
+    <w:bookmarkStart w:id="144" w:name="klimaresiliente-stadt"/>
     <w:p>
       <w:pPr>
         <w:pStyle w:val="berschrift3"/>
@@ -17638,8 +17746,8 @@
         </w:pict>
       </w:r>
     </w:p>
-    <w:bookmarkEnd w:id="143"/>
-    <w:bookmarkStart w:id="144" w:name="klimarisiko"/>
+    <w:bookmarkEnd w:id="144"/>
+    <w:bookmarkStart w:id="145" w:name="klimarisiko"/>
     <w:p>
       <w:pPr>
         <w:pStyle w:val="berschrift3"/>
@@ -17813,8 +17921,8 @@
         </w:pict>
       </w:r>
     </w:p>
-    <w:bookmarkEnd w:id="144"/>
-    <w:bookmarkStart w:id="145" w:name="klimaschutz"/>
+    <w:bookmarkEnd w:id="145"/>
+    <w:bookmarkStart w:id="146" w:name="klimaschutz"/>
     <w:p>
       <w:pPr>
         <w:pStyle w:val="berschrift3"/>
@@ -18023,8 +18131,8 @@
         </w:pict>
       </w:r>
     </w:p>
-    <w:bookmarkEnd w:id="145"/>
-    <w:bookmarkStart w:id="146" w:name="klimawandelanpassung"/>
+    <w:bookmarkEnd w:id="146"/>
+    <w:bookmarkStart w:id="147" w:name="klimawandelanpassung"/>
     <w:p>
       <w:pPr>
         <w:pStyle w:val="berschrift3"/>
@@ -18306,8 +18414,8 @@
         </w:pict>
       </w:r>
     </w:p>
-    <w:bookmarkEnd w:id="146"/>
-    <w:bookmarkStart w:id="147" w:name="kollaborativ"/>
+    <w:bookmarkEnd w:id="147"/>
+    <w:bookmarkStart w:id="148" w:name="kollaborativ"/>
     <w:p>
       <w:pPr>
         <w:pStyle w:val="berschrift3"/>
@@ -18427,8 +18535,8 @@
         </w:pict>
       </w:r>
     </w:p>
-    <w:bookmarkEnd w:id="147"/>
-    <w:bookmarkStart w:id="148" w:name="kommunikation"/>
+    <w:bookmarkEnd w:id="148"/>
+    <w:bookmarkStart w:id="149" w:name="kommunikation"/>
     <w:p>
       <w:pPr>
         <w:pStyle w:val="berschrift3"/>
@@ -18541,8 +18649,8 @@
         </w:pict>
       </w:r>
     </w:p>
-    <w:bookmarkEnd w:id="148"/>
-    <w:bookmarkStart w:id="149" w:name="koordinatensystem"/>
+    <w:bookmarkEnd w:id="149"/>
+    <w:bookmarkStart w:id="150" w:name="koordinatensystem"/>
     <w:p>
       <w:pPr>
         <w:pStyle w:val="berschrift3"/>
@@ -18662,8 +18770,8 @@
         </w:pict>
       </w:r>
     </w:p>
-    <w:bookmarkEnd w:id="149"/>
-    <w:bookmarkStart w:id="150" w:name="krise"/>
+    <w:bookmarkEnd w:id="150"/>
+    <w:bookmarkStart w:id="151" w:name="krise"/>
     <w:p>
       <w:pPr>
         <w:pStyle w:val="berschrift3"/>
@@ -18818,8 +18926,8 @@
         </w:pict>
       </w:r>
     </w:p>
-    <w:bookmarkEnd w:id="150"/>
-    <w:bookmarkStart w:id="151" w:name="krisenmanagement"/>
+    <w:bookmarkEnd w:id="151"/>
+    <w:bookmarkStart w:id="152" w:name="krisenmanagement"/>
     <w:p>
       <w:pPr>
         <w:pStyle w:val="berschrift3"/>
@@ -18951,8 +19059,8 @@
         </w:pict>
       </w:r>
     </w:p>
-    <w:bookmarkEnd w:id="151"/>
-    <w:bookmarkStart w:id="152" w:name="kritische-infrastrukturen"/>
+    <w:bookmarkEnd w:id="152"/>
+    <w:bookmarkStart w:id="153" w:name="kritische-infrastrukturen"/>
     <w:p>
       <w:pPr>
         <w:pStyle w:val="berschrift3"/>
@@ -19105,8 +19213,8 @@
         </w:pict>
       </w:r>
     </w:p>
-    <w:bookmarkEnd w:id="152"/>
-    <w:bookmarkStart w:id="153" w:name="latenter-wärmestrom"/>
+    <w:bookmarkEnd w:id="153"/>
+    <w:bookmarkStart w:id="154" w:name="latenter-wärmestrom"/>
     <w:p>
       <w:pPr>
         <w:pStyle w:val="berschrift3"/>
@@ -19252,8 +19360,8 @@
         </w:pict>
       </w:r>
     </w:p>
-    <w:bookmarkEnd w:id="153"/>
-    <w:bookmarkStart w:id="154" w:name="lernsettings"/>
+    <w:bookmarkEnd w:id="154"/>
+    <w:bookmarkStart w:id="155" w:name="lernsettings"/>
     <w:p>
       <w:pPr>
         <w:pStyle w:val="berschrift3"/>
@@ -19401,8 +19509,8 @@
         </w:pict>
       </w:r>
     </w:p>
-    <w:bookmarkEnd w:id="154"/>
-    <w:bookmarkStart w:id="155" w:name="makroebene"/>
+    <w:bookmarkEnd w:id="155"/>
+    <w:bookmarkStart w:id="156" w:name="makroebene"/>
     <w:p>
       <w:pPr>
         <w:pStyle w:val="berschrift3"/>
@@ -19520,8 +19628,8 @@
         </w:pict>
       </w:r>
     </w:p>
-    <w:bookmarkEnd w:id="155"/>
-    <w:bookmarkStart w:id="156" w:name="megatrends"/>
+    <w:bookmarkEnd w:id="156"/>
+    <w:bookmarkStart w:id="157" w:name="megatrends"/>
     <w:p>
       <w:pPr>
         <w:pStyle w:val="berschrift3"/>
@@ -19585,8 +19693,8 @@
         </w:pict>
       </w:r>
     </w:p>
-    <w:bookmarkEnd w:id="156"/>
-    <w:bookmarkStart w:id="157" w:name="mesoebene"/>
+    <w:bookmarkEnd w:id="157"/>
+    <w:bookmarkStart w:id="158" w:name="mesoebene"/>
     <w:p>
       <w:pPr>
         <w:pStyle w:val="berschrift3"/>
@@ -19678,8 +19786,8 @@
         </w:pict>
       </w:r>
     </w:p>
-    <w:bookmarkEnd w:id="157"/>
-    <w:bookmarkStart w:id="158" w:name="metadaten"/>
+    <w:bookmarkEnd w:id="158"/>
+    <w:bookmarkStart w:id="159" w:name="metadaten"/>
     <w:p>
       <w:pPr>
         <w:pStyle w:val="berschrift3"/>
@@ -19813,8 +19921,8 @@
         </w:pict>
       </w:r>
     </w:p>
-    <w:bookmarkEnd w:id="158"/>
-    <w:bookmarkStart w:id="159" w:name="mikroebene"/>
+    <w:bookmarkEnd w:id="159"/>
+    <w:bookmarkStart w:id="160" w:name="mikroebene"/>
     <w:p>
       <w:pPr>
         <w:pStyle w:val="berschrift3"/>
@@ -19906,8 +20014,8 @@
         </w:pict>
       </w:r>
     </w:p>
-    <w:bookmarkEnd w:id="159"/>
-    <w:bookmarkStart w:id="160" w:name="mikroklima"/>
+    <w:bookmarkEnd w:id="160"/>
+    <w:bookmarkStart w:id="161" w:name="mikroklima"/>
     <w:p>
       <w:pPr>
         <w:pStyle w:val="berschrift3"/>
@@ -20090,8 +20198,8 @@
         </w:pict>
       </w:r>
     </w:p>
-    <w:bookmarkEnd w:id="160"/>
-    <w:bookmarkStart w:id="161" w:name="mixed-reality"/>
+    <w:bookmarkEnd w:id="161"/>
+    <w:bookmarkStart w:id="162" w:name="mixed-reality"/>
     <w:p>
       <w:pPr>
         <w:pStyle w:val="berschrift3"/>
@@ -20209,8 +20317,8 @@
         </w:pict>
       </w:r>
     </w:p>
-    <w:bookmarkEnd w:id="161"/>
-    <w:bookmarkStart w:id="162" w:name="modellregionen"/>
+    <w:bookmarkEnd w:id="162"/>
+    <w:bookmarkStart w:id="163" w:name="modellregionen"/>
     <w:p>
       <w:pPr>
         <w:pStyle w:val="berschrift3"/>
@@ -20274,8 +20382,8 @@
         </w:pict>
       </w:r>
     </w:p>
-    <w:bookmarkEnd w:id="162"/>
-    <w:bookmarkStart w:id="163" w:name="nachhaltigkeit"/>
+    <w:bookmarkEnd w:id="163"/>
+    <w:bookmarkStart w:id="164" w:name="nachhaltigkeit"/>
     <w:p>
       <w:pPr>
         <w:pStyle w:val="berschrift3"/>
@@ -20367,8 +20475,8 @@
         </w:pict>
       </w:r>
     </w:p>
-    <w:bookmarkEnd w:id="163"/>
-    <w:bookmarkStart w:id="164" w:name="nachhaltigkeitsmanagement"/>
+    <w:bookmarkEnd w:id="164"/>
+    <w:bookmarkStart w:id="165" w:name="nachhaltigkeitsmanagement"/>
     <w:p>
       <w:pPr>
         <w:pStyle w:val="berschrift3"/>
@@ -20432,8 +20540,8 @@
         </w:pict>
       </w:r>
     </w:p>
-    <w:bookmarkEnd w:id="164"/>
-    <w:bookmarkStart w:id="165" w:name="nachhaltigkeitsstrategie"/>
+    <w:bookmarkEnd w:id="165"/>
+    <w:bookmarkStart w:id="166" w:name="nachhaltigkeitsstrategie"/>
     <w:p>
       <w:pPr>
         <w:pStyle w:val="berschrift3"/>
@@ -20553,8 +20661,8 @@
         </w:pict>
       </w:r>
     </w:p>
-    <w:bookmarkEnd w:id="165"/>
-    <w:bookmarkStart w:id="166" w:name="naturbasierte-lösung"/>
+    <w:bookmarkEnd w:id="166"/>
+    <w:bookmarkStart w:id="167" w:name="naturbasierte-lösung"/>
     <w:p>
       <w:pPr>
         <w:pStyle w:val="berschrift3"/>
@@ -20658,8 +20766,8 @@
         </w:pict>
       </w:r>
     </w:p>
-    <w:bookmarkEnd w:id="166"/>
-    <w:bookmarkStart w:id="167" w:name="naturgefahren"/>
+    <w:bookmarkEnd w:id="167"/>
+    <w:bookmarkStart w:id="168" w:name="naturgefahren"/>
     <w:p>
       <w:pPr>
         <w:pStyle w:val="berschrift3"/>
@@ -20800,8 +20908,8 @@
         </w:pict>
       </w:r>
     </w:p>
-    <w:bookmarkEnd w:id="167"/>
-    <w:bookmarkStart w:id="168" w:name="naturnahe-flächen"/>
+    <w:bookmarkEnd w:id="168"/>
+    <w:bookmarkStart w:id="169" w:name="naturnahe-flächen"/>
     <w:p>
       <w:pPr>
         <w:pStyle w:val="berschrift3"/>
@@ -21045,8 +21153,8 @@
         </w:pict>
       </w:r>
     </w:p>
-    <w:bookmarkEnd w:id="168"/>
-    <w:bookmarkStart w:id="169" w:name="natürliche-fläche"/>
+    <w:bookmarkEnd w:id="169"/>
+    <w:bookmarkStart w:id="170" w:name="natürliche-fläche"/>
     <w:p>
       <w:pPr>
         <w:pStyle w:val="berschrift3"/>
@@ -21208,8 +21316,8 @@
         </w:pict>
       </w:r>
     </w:p>
-    <w:bookmarkEnd w:id="169"/>
-    <w:bookmarkStart w:id="170" w:name="next-practices"/>
+    <w:bookmarkEnd w:id="170"/>
+    <w:bookmarkStart w:id="171" w:name="next-practices"/>
     <w:p>
       <w:pPr>
         <w:pStyle w:val="berschrift3"/>
@@ -21308,8 +21416,8 @@
         </w:pict>
       </w:r>
     </w:p>
-    <w:bookmarkEnd w:id="170"/>
-    <w:bookmarkStart w:id="171" w:name="open-geospatial-consortium"/>
+    <w:bookmarkEnd w:id="171"/>
+    <w:bookmarkStart w:id="172" w:name="open-geospatial-consortium"/>
     <w:p>
       <w:pPr>
         <w:pStyle w:val="berschrift3"/>
@@ -21345,8 +21453,8 @@
         </w:pict>
       </w:r>
     </w:p>
-    <w:bookmarkEnd w:id="171"/>
-    <w:bookmarkStart w:id="172" w:name="open-science"/>
+    <w:bookmarkEnd w:id="172"/>
+    <w:bookmarkStart w:id="173" w:name="open-science"/>
     <w:p>
       <w:pPr>
         <w:pStyle w:val="berschrift3"/>
@@ -21464,8 +21572,8 @@
         </w:pict>
       </w:r>
     </w:p>
-    <w:bookmarkEnd w:id="172"/>
-    <w:bookmarkStart w:id="173" w:name="outcome"/>
+    <w:bookmarkEnd w:id="173"/>
+    <w:bookmarkStart w:id="174" w:name="outcome"/>
     <w:p>
       <w:pPr>
         <w:pStyle w:val="berschrift3"/>
@@ -21627,8 +21735,8 @@
         </w:pict>
       </w:r>
     </w:p>
-    <w:bookmarkEnd w:id="173"/>
-    <w:bookmarkStart w:id="174" w:name="output"/>
+    <w:bookmarkEnd w:id="174"/>
+    <w:bookmarkStart w:id="175" w:name="output"/>
     <w:p>
       <w:pPr>
         <w:pStyle w:val="berschrift3"/>
@@ -21790,8 +21898,8 @@
         </w:pict>
       </w:r>
     </w:p>
-    <w:bookmarkEnd w:id="174"/>
-    <w:bookmarkStart w:id="175" w:name="pet-wert"/>
+    <w:bookmarkEnd w:id="175"/>
+    <w:bookmarkStart w:id="176" w:name="pet-wert"/>
     <w:p>
       <w:pPr>
         <w:pStyle w:val="berschrift3"/>
@@ -21991,8 +22099,8 @@
         </w:pict>
       </w:r>
     </w:p>
-    <w:bookmarkEnd w:id="175"/>
-    <w:bookmarkStart w:id="176" w:name="partizipation"/>
+    <w:bookmarkEnd w:id="176"/>
+    <w:bookmarkStart w:id="177" w:name="partizipation"/>
     <w:p>
       <w:pPr>
         <w:pStyle w:val="berschrift3"/>
@@ -22238,8 +22346,8 @@
         </w:pict>
       </w:r>
     </w:p>
-    <w:bookmarkEnd w:id="176"/>
-    <w:bookmarkStart w:id="177" w:name="partizipative-wissenschaftskommunikation"/>
+    <w:bookmarkEnd w:id="177"/>
+    <w:bookmarkStart w:id="178" w:name="partizipative-wissenschaftskommunikation"/>
     <w:p>
       <w:pPr>
         <w:pStyle w:val="berschrift3"/>
@@ -22415,8 +22523,8 @@
         </w:pict>
       </w:r>
     </w:p>
-    <w:bookmarkEnd w:id="177"/>
-    <w:bookmarkStart w:id="178" w:name="partnerinnen"/>
+    <w:bookmarkEnd w:id="178"/>
+    <w:bookmarkStart w:id="179" w:name="partnerinnen"/>
     <w:p>
       <w:pPr>
         <w:pStyle w:val="berschrift3"/>
@@ -22557,8 +22665,8 @@
         </w:pict>
       </w:r>
     </w:p>
-    <w:bookmarkEnd w:id="178"/>
-    <w:bookmarkStart w:id="179" w:name="permeable-oberflächen"/>
+    <w:bookmarkEnd w:id="179"/>
+    <w:bookmarkStart w:id="180" w:name="permeable-oberflächen"/>
     <w:p>
       <w:pPr>
         <w:pStyle w:val="berschrift3"/>
@@ -22678,8 +22786,8 @@
         </w:pict>
       </w:r>
     </w:p>
-    <w:bookmarkEnd w:id="179"/>
-    <w:bookmarkStart w:id="180" w:name="pluviales-hochwasser"/>
+    <w:bookmarkEnd w:id="180"/>
+    <w:bookmarkStart w:id="181" w:name="pluviales-hochwasser"/>
     <w:p>
       <w:pPr>
         <w:pStyle w:val="berschrift3"/>
@@ -22834,8 +22942,8 @@
         </w:pict>
       </w:r>
     </w:p>
-    <w:bookmarkEnd w:id="180"/>
-    <w:bookmarkStart w:id="181" w:name="projektkommunikation"/>
+    <w:bookmarkEnd w:id="181"/>
+    <w:bookmarkStart w:id="182" w:name="projektkommunikation"/>
     <w:p>
       <w:pPr>
         <w:pStyle w:val="berschrift3"/>
@@ -23067,8 +23175,8 @@
         </w:pict>
       </w:r>
     </w:p>
-    <w:bookmarkEnd w:id="181"/>
-    <w:bookmarkStart w:id="182" w:name="projektmarketing"/>
+    <w:bookmarkEnd w:id="182"/>
+    <w:bookmarkStart w:id="183" w:name="projektmarketing"/>
     <w:p>
       <w:pPr>
         <w:pStyle w:val="berschrift3"/>
@@ -23188,8 +23296,8 @@
         </w:pict>
       </w:r>
     </w:p>
-    <w:bookmarkEnd w:id="182"/>
-    <w:bookmarkStart w:id="183" w:name="prospektive-evaluation"/>
+    <w:bookmarkEnd w:id="183"/>
+    <w:bookmarkStart w:id="184" w:name="prospektive-evaluation"/>
     <w:p>
       <w:pPr>
         <w:pStyle w:val="berschrift3"/>
@@ -23281,8 +23389,8 @@
         </w:pict>
       </w:r>
     </w:p>
-    <w:bookmarkEnd w:id="183"/>
-    <w:bookmarkStart w:id="184" w:name="prototyp"/>
+    <w:bookmarkEnd w:id="184"/>
+    <w:bookmarkStart w:id="185" w:name="prototyp"/>
     <w:p>
       <w:pPr>
         <w:pStyle w:val="berschrift3"/>
@@ -23388,8 +23496,8 @@
         </w:pict>
       </w:r>
     </w:p>
-    <w:bookmarkEnd w:id="184"/>
-    <w:bookmarkStart w:id="185" w:name="prävention"/>
+    <w:bookmarkEnd w:id="185"/>
+    <w:bookmarkStart w:id="186" w:name="prävention"/>
     <w:p>
       <w:pPr>
         <w:pStyle w:val="berschrift3"/>
@@ -23593,8 +23701,8 @@
         </w:pict>
       </w:r>
     </w:p>
-    <w:bookmarkEnd w:id="185"/>
-    <w:bookmarkStart w:id="186" w:name="qualifikation"/>
+    <w:bookmarkEnd w:id="186"/>
+    <w:bookmarkStart w:id="187" w:name="qualifikation"/>
     <w:p>
       <w:pPr>
         <w:pStyle w:val="berschrift3"/>
@@ -23658,8 +23766,8 @@
         </w:pict>
       </w:r>
     </w:p>
-    <w:bookmarkEnd w:id="186"/>
-    <w:bookmarkStart w:id="187" w:name="qualifizierungsbedarf"/>
+    <w:bookmarkEnd w:id="187"/>
+    <w:bookmarkStart w:id="188" w:name="qualifizierungsbedarf"/>
     <w:p>
       <w:pPr>
         <w:pStyle w:val="berschrift3"/>
@@ -23723,8 +23831,8 @@
         </w:pict>
       </w:r>
     </w:p>
-    <w:bookmarkEnd w:id="187"/>
-    <w:bookmarkStart w:id="188" w:name="rasterdaten"/>
+    <w:bookmarkEnd w:id="188"/>
+    <w:bookmarkStart w:id="189" w:name="rasterdaten"/>
     <w:p>
       <w:pPr>
         <w:pStyle w:val="berschrift3"/>
@@ -23940,8 +24048,8 @@
         </w:pict>
       </w:r>
     </w:p>
-    <w:bookmarkEnd w:id="188"/>
-    <w:bookmarkStart w:id="189" w:name="realexperiment"/>
+    <w:bookmarkEnd w:id="189"/>
+    <w:bookmarkStart w:id="190" w:name="realexperiment"/>
     <w:p>
       <w:pPr>
         <w:pStyle w:val="berschrift3"/>
@@ -24087,8 +24195,8 @@
         </w:pict>
       </w:r>
     </w:p>
-    <w:bookmarkEnd w:id="189"/>
-    <w:bookmarkStart w:id="190" w:name="reallabor"/>
+    <w:bookmarkEnd w:id="190"/>
+    <w:bookmarkStart w:id="191" w:name="reallabor"/>
     <w:p>
       <w:pPr>
         <w:pStyle w:val="berschrift3"/>
@@ -24395,8 +24503,8 @@
         </w:pict>
       </w:r>
     </w:p>
-    <w:bookmarkEnd w:id="190"/>
-    <w:bookmarkStart w:id="191" w:name="regenwasserbewirtschaftung"/>
+    <w:bookmarkEnd w:id="191"/>
+    <w:bookmarkStart w:id="192" w:name="regenwasserbewirtschaftung"/>
     <w:p>
       <w:pPr>
         <w:pStyle w:val="berschrift3"/>
@@ -24626,8 +24734,8 @@
         </w:pict>
       </w:r>
     </w:p>
-    <w:bookmarkEnd w:id="191"/>
-    <w:bookmarkStart w:id="192" w:name="rekultivierung"/>
+    <w:bookmarkEnd w:id="192"/>
+    <w:bookmarkStart w:id="193" w:name="rekultivierung"/>
     <w:p>
       <w:pPr>
         <w:pStyle w:val="berschrift3"/>
@@ -24733,8 +24841,8 @@
         </w:pict>
       </w:r>
     </w:p>
-    <w:bookmarkEnd w:id="192"/>
-    <w:bookmarkStart w:id="193" w:name="renaturierung"/>
+    <w:bookmarkEnd w:id="193"/>
+    <w:bookmarkStart w:id="194" w:name="renaturierung"/>
     <w:p>
       <w:pPr>
         <w:pStyle w:val="berschrift3"/>
@@ -24896,8 +25004,8 @@
         </w:pict>
       </w:r>
     </w:p>
-    <w:bookmarkEnd w:id="193"/>
-    <w:bookmarkStart w:id="194" w:name="resilienz"/>
+    <w:bookmarkEnd w:id="194"/>
+    <w:bookmarkStart w:id="195" w:name="resilienz"/>
     <w:p>
       <w:pPr>
         <w:pStyle w:val="berschrift3"/>
@@ -25031,8 +25139,8 @@
         </w:pict>
       </w:r>
     </w:p>
-    <w:bookmarkEnd w:id="194"/>
-    <w:bookmarkStart w:id="195" w:name="responsive-wissenschaftskommunikation"/>
+    <w:bookmarkEnd w:id="195"/>
+    <w:bookmarkStart w:id="196" w:name="responsive-wissenschaftskommunikation"/>
     <w:p>
       <w:pPr>
         <w:pStyle w:val="berschrift3"/>
@@ -25138,8 +25246,8 @@
         </w:pict>
       </w:r>
     </w:p>
-    <w:bookmarkEnd w:id="195"/>
-    <w:bookmarkStart w:id="196" w:name="retentionsfläche"/>
+    <w:bookmarkEnd w:id="196"/>
+    <w:bookmarkStart w:id="197" w:name="retentionsfläche"/>
     <w:p>
       <w:pPr>
         <w:pStyle w:val="berschrift3"/>
@@ -25301,8 +25409,8 @@
         </w:pict>
       </w:r>
     </w:p>
-    <w:bookmarkEnd w:id="196"/>
-    <w:bookmarkStart w:id="197" w:name="revitalisierung"/>
+    <w:bookmarkEnd w:id="197"/>
+    <w:bookmarkStart w:id="198" w:name="revitalisierung"/>
     <w:p>
       <w:pPr>
         <w:pStyle w:val="berschrift3"/>
@@ -25422,8 +25530,8 @@
         </w:pict>
       </w:r>
     </w:p>
-    <w:bookmarkEnd w:id="197"/>
-    <w:bookmarkStart w:id="198" w:name="risiko"/>
+    <w:bookmarkEnd w:id="198"/>
+    <w:bookmarkStart w:id="199" w:name="risiko"/>
     <w:p>
       <w:pPr>
         <w:pStyle w:val="berschrift3"/>
@@ -25571,8 +25679,8 @@
         </w:pict>
       </w:r>
     </w:p>
-    <w:bookmarkEnd w:id="198"/>
-    <w:bookmarkStart w:id="199" w:name="risikokarte"/>
+    <w:bookmarkEnd w:id="199"/>
+    <w:bookmarkStart w:id="200" w:name="risikokarte"/>
     <w:p>
       <w:pPr>
         <w:pStyle w:val="berschrift3"/>
@@ -25748,8 +25856,8 @@
         </w:pict>
       </w:r>
     </w:p>
-    <w:bookmarkEnd w:id="199"/>
-    <w:bookmarkStart w:id="200" w:name="risikomanagement"/>
+    <w:bookmarkEnd w:id="200"/>
+    <w:bookmarkStart w:id="201" w:name="risikomanagement"/>
     <w:p>
       <w:pPr>
         <w:pStyle w:val="berschrift3"/>
@@ -25953,8 +26061,8 @@
         </w:pict>
       </w:r>
     </w:p>
-    <w:bookmarkEnd w:id="200"/>
-    <w:bookmarkStart w:id="201" w:name="räumliche-analyse"/>
+    <w:bookmarkEnd w:id="201"/>
+    <w:bookmarkStart w:id="202" w:name="räumliche-analyse"/>
     <w:p>
       <w:pPr>
         <w:pStyle w:val="berschrift3"/>
@@ -26074,8 +26182,8 @@
         </w:pict>
       </w:r>
     </w:p>
-    <w:bookmarkEnd w:id="201"/>
-    <w:bookmarkStart w:id="202" w:name="räumliche-auflösung"/>
+    <w:bookmarkEnd w:id="202"/>
+    <w:bookmarkStart w:id="203" w:name="räumliche-auflösung"/>
     <w:p>
       <w:pPr>
         <w:pStyle w:val="berschrift3"/>
@@ -26181,8 +26289,8 @@
         </w:pict>
       </w:r>
     </w:p>
-    <w:bookmarkEnd w:id="202"/>
-    <w:bookmarkStart w:id="203" w:name="rückhaltevolumen"/>
+    <w:bookmarkEnd w:id="203"/>
+    <w:bookmarkStart w:id="204" w:name="rückhaltevolumen"/>
     <w:p>
       <w:pPr>
         <w:pStyle w:val="berschrift3"/>
@@ -26314,8 +26422,8 @@
         </w:pict>
       </w:r>
     </w:p>
-    <w:bookmarkEnd w:id="203"/>
-    <w:bookmarkStart w:id="204" w:name="schaden"/>
+    <w:bookmarkEnd w:id="204"/>
+    <w:bookmarkStart w:id="205" w:name="schaden"/>
     <w:p>
       <w:pPr>
         <w:pStyle w:val="berschrift3"/>
@@ -26554,8 +26662,8 @@
         </w:pict>
       </w:r>
     </w:p>
-    <w:bookmarkEnd w:id="204"/>
-    <w:bookmarkStart w:id="205" w:name="schutzgut"/>
+    <w:bookmarkEnd w:id="205"/>
+    <w:bookmarkStart w:id="206" w:name="schutzgut"/>
     <w:p>
       <w:pPr>
         <w:pStyle w:val="berschrift3"/>
@@ -26717,8 +26825,8 @@
         </w:pict>
       </w:r>
     </w:p>
-    <w:bookmarkEnd w:id="205"/>
-    <w:bookmarkStart w:id="206" w:name="schwammstadt"/>
+    <w:bookmarkEnd w:id="206"/>
+    <w:bookmarkStart w:id="207" w:name="schwammstadt"/>
     <w:p>
       <w:pPr>
         <w:pStyle w:val="berschrift3"/>
@@ -26936,8 +27044,8 @@
         </w:pict>
       </w:r>
     </w:p>
-    <w:bookmarkEnd w:id="206"/>
-    <w:bookmarkStart w:id="207" w:name="sensitivität"/>
+    <w:bookmarkEnd w:id="207"/>
+    <w:bookmarkStart w:id="208" w:name="sensitivität"/>
     <w:p>
       <w:pPr>
         <w:pStyle w:val="berschrift3"/>
@@ -27029,8 +27137,8 @@
         </w:pict>
       </w:r>
     </w:p>
-    <w:bookmarkEnd w:id="207"/>
-    <w:bookmarkStart w:id="208" w:name="serious-games"/>
+    <w:bookmarkEnd w:id="208"/>
+    <w:bookmarkStart w:id="209" w:name="serious-games"/>
     <w:p>
       <w:pPr>
         <w:pStyle w:val="berschrift3"/>
@@ -27122,8 +27230,8 @@
         </w:pict>
       </w:r>
     </w:p>
-    <w:bookmarkEnd w:id="208"/>
-    <w:bookmarkStart w:id="209" w:name="simulationen"/>
+    <w:bookmarkEnd w:id="209"/>
+    <w:bookmarkStart w:id="210" w:name="simulationen"/>
     <w:p>
       <w:pPr>
         <w:pStyle w:val="berschrift3"/>
@@ -27229,8 +27337,8 @@
         </w:pict>
       </w:r>
     </w:p>
-    <w:bookmarkEnd w:id="209"/>
-    <w:bookmarkStart w:id="210" w:name="sites"/>
+    <w:bookmarkEnd w:id="210"/>
+    <w:bookmarkStart w:id="211" w:name="sites"/>
     <w:p>
       <w:pPr>
         <w:pStyle w:val="berschrift3"/>
@@ -27411,8 +27519,8 @@
         </w:pict>
       </w:r>
     </w:p>
-    <w:bookmarkEnd w:id="210"/>
-    <w:bookmarkStart w:id="211" w:name="sozial-ökologische-transformation"/>
+    <w:bookmarkEnd w:id="211"/>
+    <w:bookmarkStart w:id="212" w:name="sozial-ökologische-transformation"/>
     <w:p>
       <w:pPr>
         <w:pStyle w:val="berschrift3"/>
@@ -27530,8 +27638,8 @@
         </w:pict>
       </w:r>
     </w:p>
-    <w:bookmarkEnd w:id="211"/>
-    <w:bookmarkStart w:id="212" w:name="stakeholder"/>
+    <w:bookmarkEnd w:id="212"/>
+    <w:bookmarkStart w:id="213" w:name="stakeholder"/>
     <w:p>
       <w:pPr>
         <w:pStyle w:val="berschrift3"/>
@@ -27693,8 +27801,8 @@
         </w:pict>
       </w:r>
     </w:p>
-    <w:bookmarkEnd w:id="212"/>
-    <w:bookmarkStart w:id="213" w:name="starkregen"/>
+    <w:bookmarkEnd w:id="213"/>
+    <w:bookmarkStart w:id="214" w:name="starkregen"/>
     <w:p>
       <w:pPr>
         <w:pStyle w:val="berschrift3"/>
@@ -27952,8 +28060,8 @@
         </w:pict>
       </w:r>
     </w:p>
-    <w:bookmarkEnd w:id="213"/>
-    <w:bookmarkStart w:id="214" w:name="starkregengefahrenkarte"/>
+    <w:bookmarkEnd w:id="214"/>
+    <w:bookmarkStart w:id="215" w:name="starkregengefahrenkarte"/>
     <w:p>
       <w:pPr>
         <w:pStyle w:val="berschrift3"/>
@@ -28195,8 +28303,8 @@
         </w:pict>
       </w:r>
     </w:p>
-    <w:bookmarkEnd w:id="214"/>
-    <w:bookmarkStart w:id="215" w:name="starkregenindex"/>
+    <w:bookmarkEnd w:id="215"/>
+    <w:bookmarkStart w:id="216" w:name="starkregenindex"/>
     <w:p>
       <w:pPr>
         <w:pStyle w:val="berschrift3"/>
@@ -28286,8 +28394,8 @@
         </w:pict>
       </w:r>
     </w:p>
-    <w:bookmarkEnd w:id="215"/>
-    <w:bookmarkStart w:id="216" w:name="starkregenrisikokarte"/>
+    <w:bookmarkEnd w:id="216"/>
+    <w:bookmarkStart w:id="217" w:name="starkregenrisikokarte"/>
     <w:p>
       <w:pPr>
         <w:pStyle w:val="berschrift3"/>
@@ -28477,8 +28585,8 @@
         </w:pict>
       </w:r>
     </w:p>
-    <w:bookmarkEnd w:id="216"/>
-    <w:bookmarkStart w:id="217" w:name="staudamm"/>
+    <w:bookmarkEnd w:id="217"/>
+    <w:bookmarkStart w:id="218" w:name="staudamm"/>
     <w:p>
       <w:pPr>
         <w:pStyle w:val="berschrift3"/>
@@ -28570,8 +28678,8 @@
         </w:pict>
       </w:r>
     </w:p>
-    <w:bookmarkEnd w:id="217"/>
-    <w:bookmarkStart w:id="218" w:name="sturmflut"/>
+    <w:bookmarkEnd w:id="218"/>
+    <w:bookmarkStart w:id="219" w:name="sturmflut"/>
     <w:p>
       <w:pPr>
         <w:pStyle w:val="berschrift3"/>
@@ -28775,8 +28883,8 @@
         </w:pict>
       </w:r>
     </w:p>
-    <w:bookmarkEnd w:id="218"/>
-    <w:bookmarkStart w:id="219" w:name="summative-evaluation"/>
+    <w:bookmarkEnd w:id="219"/>
+    <w:bookmarkStart w:id="220" w:name="summative-evaluation"/>
     <w:p>
       <w:pPr>
         <w:pStyle w:val="berschrift3"/>
@@ -28854,8 +28962,8 @@
         </w:pict>
       </w:r>
     </w:p>
-    <w:bookmarkEnd w:id="219"/>
-    <w:bookmarkStart w:id="220" w:name="sustainable-development-goals"/>
+    <w:bookmarkEnd w:id="220"/>
+    <w:bookmarkStart w:id="221" w:name="sustainable-development-goals"/>
     <w:p>
       <w:pPr>
         <w:pStyle w:val="berschrift3"/>
@@ -29013,8 +29121,8 @@
         </w:pict>
       </w:r>
     </w:p>
-    <w:bookmarkEnd w:id="220"/>
-    <w:bookmarkStart w:id="221" w:name="system"/>
+    <w:bookmarkEnd w:id="221"/>
+    <w:bookmarkStart w:id="222" w:name="system"/>
     <w:p>
       <w:pPr>
         <w:pStyle w:val="berschrift3"/>
@@ -29092,8 +29200,8 @@
         </w:pict>
       </w:r>
     </w:p>
-    <w:bookmarkEnd w:id="221"/>
-    <w:bookmarkStart w:id="222" w:name="systemwissen"/>
+    <w:bookmarkEnd w:id="222"/>
+    <w:bookmarkStart w:id="223" w:name="systemwissen"/>
     <w:p>
       <w:pPr>
         <w:pStyle w:val="berschrift3"/>
@@ -29239,8 +29347,8 @@
         </w:pict>
       </w:r>
     </w:p>
-    <w:bookmarkEnd w:id="222"/>
-    <w:bookmarkStart w:id="223" w:name="teilentsiegelung"/>
+    <w:bookmarkEnd w:id="223"/>
+    <w:bookmarkStart w:id="224" w:name="teilentsiegelung"/>
     <w:p>
       <w:pPr>
         <w:pStyle w:val="berschrift3"/>
@@ -29388,8 +29496,8 @@
         </w:pict>
       </w:r>
     </w:p>
-    <w:bookmarkEnd w:id="223"/>
-    <w:bookmarkStart w:id="224" w:name="thermische-ausgleichsfunktion"/>
+    <w:bookmarkEnd w:id="224"/>
+    <w:bookmarkStart w:id="225" w:name="thermische-ausgleichsfunktion"/>
     <w:p>
       <w:pPr>
         <w:pStyle w:val="berschrift3"/>
@@ -29563,8 +29671,8 @@
         </w:pict>
       </w:r>
     </w:p>
-    <w:bookmarkEnd w:id="224"/>
-    <w:bookmarkStart w:id="225" w:name="thermische-belastung"/>
+    <w:bookmarkEnd w:id="225"/>
+    <w:bookmarkStart w:id="226" w:name="thermische-belastung"/>
     <w:p>
       <w:pPr>
         <w:pStyle w:val="berschrift3"/>
@@ -29684,8 +29792,8 @@
         </w:pict>
       </w:r>
     </w:p>
-    <w:bookmarkEnd w:id="225"/>
-    <w:bookmarkStart w:id="226" w:name="thermische-energie"/>
+    <w:bookmarkEnd w:id="226"/>
+    <w:bookmarkStart w:id="227" w:name="thermische-energie"/>
     <w:p>
       <w:pPr>
         <w:pStyle w:val="berschrift3"/>
@@ -29817,8 +29925,8 @@
         </w:pict>
       </w:r>
     </w:p>
-    <w:bookmarkEnd w:id="226"/>
-    <w:bookmarkStart w:id="227" w:name="transdisziplinäres-arbeiten"/>
+    <w:bookmarkEnd w:id="227"/>
+    <w:bookmarkStart w:id="228" w:name="transdisziplinäres-arbeiten"/>
     <w:p>
       <w:pPr>
         <w:pStyle w:val="berschrift3"/>
@@ -29952,8 +30060,8 @@
         </w:pict>
       </w:r>
     </w:p>
-    <w:bookmarkEnd w:id="227"/>
-    <w:bookmarkStart w:id="228" w:name="transfer"/>
+    <w:bookmarkEnd w:id="228"/>
+    <w:bookmarkStart w:id="229" w:name="transfer"/>
     <w:p>
       <w:pPr>
         <w:pStyle w:val="berschrift3"/>
@@ -30059,8 +30167,8 @@
         </w:pict>
       </w:r>
     </w:p>
-    <w:bookmarkEnd w:id="228"/>
-    <w:bookmarkStart w:id="229" w:name="transferbeirat"/>
+    <w:bookmarkEnd w:id="229"/>
+    <w:bookmarkStart w:id="230" w:name="transferbeirat"/>
     <w:p>
       <w:pPr>
         <w:pStyle w:val="berschrift3"/>
@@ -30208,8 +30316,8 @@
         </w:pict>
       </w:r>
     </w:p>
-    <w:bookmarkEnd w:id="229"/>
-    <w:bookmarkStart w:id="230" w:name="transfermodus-1"/>
+    <w:bookmarkEnd w:id="230"/>
+    <w:bookmarkStart w:id="231" w:name="transfermodus-1"/>
     <w:p>
       <w:pPr>
         <w:pStyle w:val="berschrift3"/>
@@ -30425,8 +30533,8 @@
         </w:pict>
       </w:r>
     </w:p>
-    <w:bookmarkEnd w:id="230"/>
-    <w:bookmarkStart w:id="231" w:name="transfermodus-2a"/>
+    <w:bookmarkEnd w:id="231"/>
+    <w:bookmarkStart w:id="232" w:name="transfermodus-2a"/>
     <w:p>
       <w:pPr>
         <w:pStyle w:val="berschrift3"/>
@@ -30644,8 +30752,8 @@
         </w:pict>
       </w:r>
     </w:p>
-    <w:bookmarkEnd w:id="231"/>
-    <w:bookmarkStart w:id="232" w:name="transfermodus-2b"/>
+    <w:bookmarkEnd w:id="232"/>
+    <w:bookmarkStart w:id="233" w:name="transfermodus-2b"/>
     <w:p>
       <w:pPr>
         <w:pStyle w:val="berschrift3"/>
@@ -30877,8 +30985,8 @@
         </w:pict>
       </w:r>
     </w:p>
-    <w:bookmarkEnd w:id="232"/>
-    <w:bookmarkStart w:id="233" w:name="transformation"/>
+    <w:bookmarkEnd w:id="233"/>
+    <w:bookmarkStart w:id="234" w:name="transformation"/>
     <w:p>
       <w:pPr>
         <w:pStyle w:val="berschrift3"/>
@@ -30970,8 +31078,8 @@
         </w:pict>
       </w:r>
     </w:p>
-    <w:bookmarkEnd w:id="233"/>
-    <w:bookmarkStart w:id="234" w:name="transformation-skills"/>
+    <w:bookmarkEnd w:id="234"/>
+    <w:bookmarkStart w:id="235" w:name="transformation-skills"/>
     <w:p>
       <w:pPr>
         <w:pStyle w:val="berschrift3"/>
@@ -31077,8 +31185,8 @@
         </w:pict>
       </w:r>
     </w:p>
-    <w:bookmarkEnd w:id="234"/>
-    <w:bookmarkStart w:id="235" w:name="transformationsnetzwerk"/>
+    <w:bookmarkEnd w:id="235"/>
+    <w:bookmarkStart w:id="236" w:name="transformationsnetzwerk"/>
     <w:p>
       <w:pPr>
         <w:pStyle w:val="berschrift3"/>
@@ -31226,8 +31334,8 @@
         </w:pict>
       </w:r>
     </w:p>
-    <w:bookmarkEnd w:id="235"/>
-    <w:bookmarkStart w:id="236" w:name="transformationswissen"/>
+    <w:bookmarkEnd w:id="236"/>
+    <w:bookmarkStart w:id="237" w:name="transformationswissen"/>
     <w:p>
       <w:pPr>
         <w:pStyle w:val="berschrift3"/>
@@ -31457,8 +31565,8 @@
         </w:pict>
       </w:r>
     </w:p>
-    <w:bookmarkEnd w:id="236"/>
-    <w:bookmarkStart w:id="237" w:name="transformative-wissenschaft"/>
+    <w:bookmarkEnd w:id="237"/>
+    <w:bookmarkStart w:id="238" w:name="transformative-wissenschaft"/>
     <w:p>
       <w:pPr>
         <w:pStyle w:val="berschrift3"/>
@@ -31674,8 +31782,8 @@
         </w:pict>
       </w:r>
     </w:p>
-    <w:bookmarkEnd w:id="237"/>
-    <w:bookmarkStart w:id="238" w:name="transformatives-lernen"/>
+    <w:bookmarkEnd w:id="238"/>
+    <w:bookmarkStart w:id="239" w:name="transformatives-lernen"/>
     <w:p>
       <w:pPr>
         <w:pStyle w:val="berschrift3"/>
@@ -31809,8 +31917,8 @@
         </w:pict>
       </w:r>
     </w:p>
-    <w:bookmarkEnd w:id="238"/>
-    <w:bookmarkStart w:id="239" w:name="urbane-hitzeinsel"/>
+    <w:bookmarkEnd w:id="239"/>
+    <w:bookmarkStart w:id="240" w:name="urbane-hitzeinsel"/>
     <w:p>
       <w:pPr>
         <w:pStyle w:val="berschrift3"/>
@@ -32026,8 +32134,8 @@
         </w:pict>
       </w:r>
     </w:p>
-    <w:bookmarkEnd w:id="239"/>
-    <w:bookmarkStart w:id="240" w:name="urbane-resilienz"/>
+    <w:bookmarkEnd w:id="240"/>
+    <w:bookmarkStart w:id="241" w:name="urbane-resilienz"/>
     <w:p>
       <w:pPr>
         <w:pStyle w:val="berschrift3"/>
@@ -32161,8 +32269,8 @@
         </w:pict>
       </w:r>
     </w:p>
-    <w:bookmarkEnd w:id="240"/>
-    <w:bookmarkStart w:id="241" w:name="urbane-retentionsräume"/>
+    <w:bookmarkEnd w:id="241"/>
+    <w:bookmarkStart w:id="242" w:name="urbane-retentionsräume"/>
     <w:p>
       <w:pPr>
         <w:pStyle w:val="berschrift3"/>
@@ -32392,8 +32500,8 @@
         </w:pict>
       </w:r>
     </w:p>
-    <w:bookmarkEnd w:id="241"/>
-    <w:bookmarkStart w:id="242" w:name="urbaner-digitaler-zwilling"/>
+    <w:bookmarkEnd w:id="242"/>
+    <w:bookmarkStart w:id="243" w:name="urbaner-digitaler-zwilling"/>
     <w:p>
       <w:pPr>
         <w:pStyle w:val="berschrift3"/>
@@ -32471,8 +32579,8 @@
         </w:pict>
       </w:r>
     </w:p>
-    <w:bookmarkEnd w:id="242"/>
-    <w:bookmarkStart w:id="243" w:name="vr-brille"/>
+    <w:bookmarkEnd w:id="243"/>
+    <w:bookmarkStart w:id="244" w:name="vr-brille"/>
     <w:p>
       <w:pPr>
         <w:pStyle w:val="berschrift3"/>
@@ -32646,8 +32754,8 @@
         </w:pict>
       </w:r>
     </w:p>
-    <w:bookmarkEnd w:id="243"/>
-    <w:bookmarkStart w:id="244" w:name="vr-laufband"/>
+    <w:bookmarkEnd w:id="244"/>
+    <w:bookmarkStart w:id="245" w:name="vr-laufband"/>
     <w:p>
       <w:pPr>
         <w:pStyle w:val="berschrift3"/>
@@ -32737,8 +32845,8 @@
         </w:pict>
       </w:r>
     </w:p>
-    <w:bookmarkEnd w:id="244"/>
-    <w:bookmarkStart w:id="245" w:name="vuca"/>
+    <w:bookmarkEnd w:id="245"/>
+    <w:bookmarkStart w:id="246" w:name="vuca"/>
     <w:p>
       <w:pPr>
         <w:pStyle w:val="berschrift3"/>
@@ -32892,8 +33000,8 @@
         </w:pict>
       </w:r>
     </w:p>
-    <w:bookmarkEnd w:id="245"/>
-    <w:bookmarkStart w:id="246" w:name="vektordaten"/>
+    <w:bookmarkEnd w:id="246"/>
+    <w:bookmarkStart w:id="247" w:name="vektordaten"/>
     <w:p>
       <w:pPr>
         <w:pStyle w:val="berschrift3"/>
@@ -33069,8 +33177,8 @@
         </w:pict>
       </w:r>
     </w:p>
-    <w:bookmarkEnd w:id="246"/>
-    <w:bookmarkStart w:id="247" w:name="virtual-reality"/>
+    <w:bookmarkEnd w:id="247"/>
+    <w:bookmarkStart w:id="248" w:name="virtual-reality"/>
     <w:p>
       <w:pPr>
         <w:pStyle w:val="berschrift3"/>
@@ -33188,8 +33296,8 @@
         </w:pict>
       </w:r>
     </w:p>
-    <w:bookmarkEnd w:id="247"/>
-    <w:bookmarkStart w:id="248" w:name="vision"/>
+    <w:bookmarkEnd w:id="248"/>
+    <w:bookmarkStart w:id="249" w:name="vision"/>
     <w:p>
       <w:pPr>
         <w:pStyle w:val="berschrift3"/>
@@ -33309,8 +33417,8 @@
         </w:pict>
       </w:r>
     </w:p>
-    <w:bookmarkEnd w:id="248"/>
-    <w:bookmarkStart w:id="249" w:name="vulnerabilität"/>
+    <w:bookmarkEnd w:id="249"/>
+    <w:bookmarkStart w:id="250" w:name="vulnerabilität"/>
     <w:p>
       <w:pPr>
         <w:pStyle w:val="berschrift3"/>
@@ -33470,8 +33578,8 @@
         </w:pict>
       </w:r>
     </w:p>
-    <w:bookmarkEnd w:id="249"/>
-    <w:bookmarkStart w:id="250" w:name="vulnerable-personengruppen"/>
+    <w:bookmarkEnd w:id="250"/>
+    <w:bookmarkStart w:id="251" w:name="vulnerable-personengruppen"/>
     <w:p>
       <w:pPr>
         <w:pStyle w:val="berschrift3"/>
@@ -33549,8 +33657,8 @@
         </w:pict>
       </w:r>
     </w:p>
-    <w:bookmarkEnd w:id="250"/>
-    <w:bookmarkStart w:id="251" w:name="wandgebundene-fassadenbegrünung"/>
+    <w:bookmarkEnd w:id="251"/>
+    <w:bookmarkStart w:id="252" w:name="wandgebundene-fassadenbegrünung"/>
     <w:p>
       <w:pPr>
         <w:pStyle w:val="berschrift3"/>
@@ -33626,8 +33734,8 @@
         </w:pict>
       </w:r>
     </w:p>
-    <w:bookmarkEnd w:id="251"/>
-    <w:bookmarkStart w:id="252" w:name="wassersensible-stadt"/>
+    <w:bookmarkEnd w:id="252"/>
+    <w:bookmarkStart w:id="253" w:name="wassersensible-stadt"/>
     <w:p>
       <w:pPr>
         <w:pStyle w:val="berschrift3"/>
@@ -33864,8 +33972,8 @@
         </w:pict>
       </w:r>
     </w:p>
-    <w:bookmarkEnd w:id="252"/>
-    <w:bookmarkStart w:id="253" w:name="web-feature-service"/>
+    <w:bookmarkEnd w:id="253"/>
+    <w:bookmarkStart w:id="254" w:name="web-feature-service"/>
     <w:p>
       <w:pPr>
         <w:pStyle w:val="berschrift3"/>
@@ -33995,8 +34103,8 @@
         </w:pict>
       </w:r>
     </w:p>
-    <w:bookmarkEnd w:id="253"/>
-    <w:bookmarkStart w:id="254" w:name="web-map-service"/>
+    <w:bookmarkEnd w:id="254"/>
+    <w:bookmarkStart w:id="255" w:name="web-map-service"/>
     <w:p>
       <w:pPr>
         <w:pStyle w:val="berschrift3"/>
@@ -34086,8 +34194,8 @@
         </w:pict>
       </w:r>
     </w:p>
-    <w:bookmarkEnd w:id="254"/>
-    <w:bookmarkStart w:id="255" w:name="weiterbildung"/>
+    <w:bookmarkEnd w:id="255"/>
+    <w:bookmarkStart w:id="256" w:name="weiterbildung"/>
     <w:p>
       <w:pPr>
         <w:pStyle w:val="berschrift3"/>
@@ -34207,8 +34315,8 @@
         </w:pict>
       </w:r>
     </w:p>
-    <w:bookmarkEnd w:id="255"/>
-    <w:bookmarkStart w:id="256" w:name="wirkung"/>
+    <w:bookmarkEnd w:id="256"/>
+    <w:bookmarkStart w:id="257" w:name="wirkung"/>
     <w:p>
       <w:pPr>
         <w:pStyle w:val="berschrift3"/>
@@ -34232,8 +34340,8 @@
         </w:pict>
       </w:r>
     </w:p>
-    <w:bookmarkEnd w:id="256"/>
-    <w:bookmarkStart w:id="257" w:name="wirkungsanalyse"/>
+    <w:bookmarkEnd w:id="257"/>
+    <w:bookmarkStart w:id="258" w:name="wirkungsanalyse"/>
     <w:p>
       <w:pPr>
         <w:pStyle w:val="berschrift3"/>
@@ -34297,8 +34405,8 @@
         </w:pict>
       </w:r>
     </w:p>
-    <w:bookmarkEnd w:id="257"/>
-    <w:bookmarkStart w:id="258" w:name="wirkungsmodell"/>
+    <w:bookmarkEnd w:id="258"/>
+    <w:bookmarkStart w:id="259" w:name="wirkungsmodell"/>
     <w:p>
       <w:pPr>
         <w:pStyle w:val="berschrift3"/>
@@ -34362,8 +34470,8 @@
         </w:pict>
       </w:r>
     </w:p>
-    <w:bookmarkEnd w:id="258"/>
-    <w:bookmarkStart w:id="259" w:name="wirkungsmonitoring"/>
+    <w:bookmarkEnd w:id="259"/>
+    <w:bookmarkStart w:id="260" w:name="wirkungsmonitoring"/>
     <w:p>
       <w:pPr>
         <w:pStyle w:val="berschrift3"/>
@@ -34481,8 +34589,8 @@
         </w:pict>
       </w:r>
     </w:p>
-    <w:bookmarkEnd w:id="259"/>
-    <w:bookmarkStart w:id="260" w:name="wirkungsorientierung"/>
+    <w:bookmarkEnd w:id="260"/>
+    <w:bookmarkStart w:id="261" w:name="wirkungsorientierung"/>
     <w:p>
       <w:pPr>
         <w:pStyle w:val="berschrift3"/>
@@ -34506,8 +34614,8 @@
         </w:pict>
       </w:r>
     </w:p>
-    <w:bookmarkEnd w:id="260"/>
-    <w:bookmarkStart w:id="261" w:name="wissenschaft"/>
+    <w:bookmarkEnd w:id="261"/>
+    <w:bookmarkStart w:id="262" w:name="wissenschaft"/>
     <w:p>
       <w:pPr>
         <w:pStyle w:val="berschrift3"/>
@@ -34585,8 +34693,8 @@
         </w:pict>
       </w:r>
     </w:p>
-    <w:bookmarkEnd w:id="261"/>
-    <w:bookmarkStart w:id="262" w:name="wissenschaftliche-weiterbildung"/>
+    <w:bookmarkEnd w:id="262"/>
+    <w:bookmarkStart w:id="263" w:name="wissenschaftliche-weiterbildung"/>
     <w:p>
       <w:pPr>
         <w:pStyle w:val="berschrift3"/>
@@ -34732,8 +34840,8 @@
         </w:pict>
       </w:r>
     </w:p>
-    <w:bookmarkEnd w:id="262"/>
-    <w:bookmarkStart w:id="263" w:name="wissenschaftskommunikation"/>
+    <w:bookmarkEnd w:id="263"/>
+    <w:bookmarkStart w:id="264" w:name="wissenschaftskommunikation"/>
     <w:p>
       <w:pPr>
         <w:pStyle w:val="berschrift3"/>
@@ -34891,8 +34999,8 @@
         </w:pict>
       </w:r>
     </w:p>
-    <w:bookmarkEnd w:id="263"/>
-    <w:bookmarkStart w:id="264" w:name="wissenserzeugung"/>
+    <w:bookmarkEnd w:id="264"/>
+    <w:bookmarkStart w:id="265" w:name="wissenserzeugung"/>
     <w:p>
       <w:pPr>
         <w:pStyle w:val="berschrift3"/>
@@ -35096,8 +35204,8 @@
         </w:pict>
       </w:r>
     </w:p>
-    <w:bookmarkEnd w:id="264"/>
-    <w:bookmarkStart w:id="265" w:name="wissenstransfer"/>
+    <w:bookmarkEnd w:id="265"/>
+    <w:bookmarkStart w:id="266" w:name="wissenstransfer"/>
     <w:p>
       <w:pPr>
         <w:pStyle w:val="berschrift3"/>
@@ -35299,8 +35407,8 @@
         </w:pict>
       </w:r>
     </w:p>
-    <w:bookmarkEnd w:id="265"/>
-    <w:bookmarkStart w:id="266" w:name="workshop"/>
+    <w:bookmarkEnd w:id="266"/>
+    <w:bookmarkStart w:id="267" w:name="workshop"/>
     <w:p>
       <w:pPr>
         <w:pStyle w:val="berschrift3"/>
@@ -35434,8 +35542,8 @@
         </w:pict>
       </w:r>
     </w:p>
-    <w:bookmarkEnd w:id="266"/>
-    <w:bookmarkStart w:id="267" w:name="zeitliche-auflösung"/>
+    <w:bookmarkEnd w:id="267"/>
+    <w:bookmarkStart w:id="268" w:name="zeitliche-auflösung"/>
     <w:p>
       <w:pPr>
         <w:pStyle w:val="berschrift3"/>
@@ -35527,8 +35635,8 @@
         </w:pict>
       </w:r>
     </w:p>
-    <w:bookmarkEnd w:id="267"/>
-    <w:bookmarkStart w:id="268" w:name="zeitreihe"/>
+    <w:bookmarkEnd w:id="268"/>
+    <w:bookmarkStart w:id="269" w:name="zeitreihe"/>
     <w:p>
       <w:pPr>
         <w:pStyle w:val="berschrift3"/>
@@ -35606,8 +35714,8 @@
         </w:pict>
       </w:r>
     </w:p>
-    <w:bookmarkEnd w:id="268"/>
-    <w:bookmarkStart w:id="269" w:name="zielgruppe"/>
+    <w:bookmarkEnd w:id="269"/>
+    <w:bookmarkStart w:id="270" w:name="zielgruppe"/>
     <w:p>
       <w:pPr>
         <w:pStyle w:val="berschrift3"/>
@@ -35741,8 +35849,8 @@
         </w:pict>
       </w:r>
     </w:p>
-    <w:bookmarkEnd w:id="269"/>
-    <w:bookmarkStart w:id="270" w:name="zielwissen"/>
+    <w:bookmarkEnd w:id="270"/>
+    <w:bookmarkStart w:id="271" w:name="zielwissen"/>
     <w:p>
       <w:pPr>
         <w:pStyle w:val="berschrift3"/>
@@ -35848,8 +35956,8 @@
         </w:pict>
       </w:r>
     </w:p>
-    <w:bookmarkEnd w:id="270"/>
-    <w:bookmarkStart w:id="271" w:name="zivilschutz"/>
+    <w:bookmarkEnd w:id="271"/>
+    <w:bookmarkStart w:id="272" w:name="zivilschutz"/>
     <w:p>
       <w:pPr>
         <w:pStyle w:val="berschrift3"/>
@@ -35967,8 +36075,8 @@
         </w:pict>
       </w:r>
     </w:p>
-    <w:bookmarkEnd w:id="271"/>
-    <w:bookmarkStart w:id="272" w:name="ökosystemdienstleistungen"/>
+    <w:bookmarkEnd w:id="272"/>
+    <w:bookmarkStart w:id="273" w:name="ökosystemdienstleistungen"/>
     <w:p>
       <w:pPr>
         <w:pStyle w:val="berschrift3"/>
@@ -36212,8 +36320,8 @@
         </w:pict>
       </w:r>
     </w:p>
-    <w:bookmarkEnd w:id="272"/>
-    <w:bookmarkStart w:id="273" w:name="ökosystemfunktion"/>
+    <w:bookmarkEnd w:id="273"/>
+    <w:bookmarkStart w:id="274" w:name="ökosystemfunktion"/>
     <w:p>
       <w:pPr>
         <w:pStyle w:val="berschrift3"/>
@@ -36375,9 +36483,9 @@
         </w:pict>
       </w:r>
     </w:p>
-    <w:bookmarkEnd w:id="273"/>
     <w:bookmarkEnd w:id="274"/>
-    <w:bookmarkStart w:id="293" w:name="co-site-tags"/>
+    <w:bookmarkEnd w:id="275"/>
+    <w:bookmarkStart w:id="294" w:name="co-site-tags"/>
     <w:p>
       <w:pPr>
         <w:pStyle w:val="berschrift1"/>
@@ -36391,7 +36499,7 @@
         <w:pStyle w:val="FirstParagraph"/>
       </w:pPr>
     </w:p>
-    <w:bookmarkStart w:id="275" w:name="daten"/>
+    <w:bookmarkStart w:id="276" w:name="daten"/>
     <w:p>
       <w:pPr>
         <w:pStyle w:val="berschrift3"/>
@@ -36536,8 +36644,8 @@
         <w:t xml:space="preserve">Zeitreihe</w:t>
       </w:r>
     </w:p>
-    <w:bookmarkEnd w:id="275"/>
-    <w:bookmarkStart w:id="276" w:name="digitale-technologien"/>
+    <w:bookmarkEnd w:id="276"/>
+    <w:bookmarkStart w:id="277" w:name="digitale-technologien"/>
     <w:p>
       <w:pPr>
         <w:pStyle w:val="berschrift3"/>
@@ -36610,8 +36718,8 @@
         <w:t xml:space="preserve">Urbaner Digitaler Zwilling</w:t>
       </w:r>
     </w:p>
-    <w:bookmarkEnd w:id="276"/>
-    <w:bookmarkStart w:id="277" w:name="gbi"/>
+    <w:bookmarkEnd w:id="277"/>
+    <w:bookmarkStart w:id="278" w:name="gbi"/>
     <w:p>
       <w:pPr>
         <w:pStyle w:val="berschrift3"/>
@@ -36908,8 +37016,8 @@
         <w:t xml:space="preserve">Ökosystemfunktion</w:t>
       </w:r>
     </w:p>
-    <w:bookmarkEnd w:id="277"/>
-    <w:bookmarkStart w:id="278" w:name="informationssystem"/>
+    <w:bookmarkEnd w:id="278"/>
+    <w:bookmarkStart w:id="279" w:name="informationssystem"/>
     <w:p>
       <w:pPr>
         <w:pStyle w:val="berschrift3"/>
@@ -37038,8 +37146,8 @@
         <w:t xml:space="preserve">Open Geospatial Consortium</w:t>
       </w:r>
     </w:p>
-    <w:bookmarkEnd w:id="278"/>
-    <w:bookmarkStart w:id="279" w:name="informationsystem"/>
+    <w:bookmarkEnd w:id="279"/>
+    <w:bookmarkStart w:id="280" w:name="informationsystem"/>
     <w:p>
       <w:pPr>
         <w:pStyle w:val="berschrift3"/>
@@ -37056,8 +37164,8 @@
         <w:t xml:space="preserve">Datenerfassung</w:t>
       </w:r>
     </w:p>
-    <w:bookmarkEnd w:id="279"/>
-    <w:bookmarkStart w:id="280" w:name="kritis"/>
+    <w:bookmarkEnd w:id="280"/>
+    <w:bookmarkStart w:id="281" w:name="kritis"/>
     <w:p>
       <w:pPr>
         <w:pStyle w:val="berschrift3"/>
@@ -37130,8 +37238,8 @@
         <w:t xml:space="preserve">Sensitivität</w:t>
       </w:r>
     </w:p>
-    <w:bookmarkEnd w:id="280"/>
-    <w:bookmarkStart w:id="281" w:name="klima"/>
+    <w:bookmarkEnd w:id="281"/>
+    <w:bookmarkStart w:id="282" w:name="klima"/>
     <w:p>
       <w:pPr>
         <w:pStyle w:val="berschrift3"/>
@@ -37180,8 +37288,8 @@
         <w:t xml:space="preserve">Mikroklima</w:t>
       </w:r>
     </w:p>
-    <w:bookmarkEnd w:id="281"/>
-    <w:bookmarkStart w:id="282" w:name="kommunikation-1"/>
+    <w:bookmarkEnd w:id="282"/>
+    <w:bookmarkStart w:id="283" w:name="kommunikation-1"/>
     <w:p>
       <w:pPr>
         <w:pStyle w:val="berschrift3"/>
@@ -37310,8 +37418,8 @@
         <w:t xml:space="preserve">Wissenschaftskommunikation</w:t>
       </w:r>
     </w:p>
-    <w:bookmarkEnd w:id="282"/>
-    <w:bookmarkStart w:id="283" w:name="naturgefahren-1"/>
+    <w:bookmarkEnd w:id="283"/>
+    <w:bookmarkStart w:id="284" w:name="naturgefahren-1"/>
     <w:p>
       <w:pPr>
         <w:pStyle w:val="berschrift3"/>
@@ -37456,8 +37564,8 @@
         <w:t xml:space="preserve">Urbane Hitzeinsel</w:t>
       </w:r>
     </w:p>
-    <w:bookmarkEnd w:id="283"/>
-    <w:bookmarkStart w:id="284" w:name="partizipation-1"/>
+    <w:bookmarkEnd w:id="284"/>
+    <w:bookmarkStart w:id="285" w:name="partizipation-1"/>
     <w:p>
       <w:pPr>
         <w:pStyle w:val="berschrift3"/>
@@ -37530,8 +37638,8 @@
         <w:t xml:space="preserve">Workshop</w:t>
       </w:r>
     </w:p>
-    <w:bookmarkEnd w:id="284"/>
-    <w:bookmarkStart w:id="285" w:name="projekt"/>
+    <w:bookmarkEnd w:id="285"/>
+    <w:bookmarkStart w:id="286" w:name="projekt"/>
     <w:p>
       <w:pPr>
         <w:pStyle w:val="berschrift3"/>
@@ -37724,8 +37832,8 @@
         <w:t xml:space="preserve">Zielgruppe</w:t>
       </w:r>
     </w:p>
-    <w:bookmarkEnd w:id="285"/>
-    <w:bookmarkStart w:id="286" w:name="risikomanagement-1"/>
+    <w:bookmarkEnd w:id="286"/>
+    <w:bookmarkStart w:id="287" w:name="risikomanagement-1"/>
     <w:p>
       <w:pPr>
         <w:pStyle w:val="berschrift3"/>
@@ -37918,8 +38026,8 @@
         <w:t xml:space="preserve">Vulnerable Personengruppen</w:t>
       </w:r>
     </w:p>
-    <w:bookmarkEnd w:id="286"/>
-    <w:bookmarkStart w:id="287" w:name="risikomanagment"/>
+    <w:bookmarkEnd w:id="287"/>
+    <w:bookmarkStart w:id="288" w:name="risikomanagment"/>
     <w:p>
       <w:pPr>
         <w:pStyle w:val="berschrift3"/>
@@ -37944,8 +38052,8 @@
         <w:t xml:space="preserve">Zivilschutz</w:t>
       </w:r>
     </w:p>
-    <w:bookmarkEnd w:id="287"/>
-    <w:bookmarkStart w:id="288" w:name="transformation-1"/>
+    <w:bookmarkEnd w:id="288"/>
+    <w:bookmarkStart w:id="289" w:name="transformation-1"/>
     <w:p>
       <w:pPr>
         <w:pStyle w:val="berschrift3"/>
@@ -38082,8 +38190,8 @@
         <w:t xml:space="preserve">Vision</w:t>
       </w:r>
     </w:p>
-    <w:bookmarkEnd w:id="288"/>
-    <w:bookmarkStart w:id="289" w:name="weiterbildung-1"/>
+    <w:bookmarkEnd w:id="289"/>
+    <w:bookmarkStart w:id="290" w:name="weiterbildung-1"/>
     <w:p>
       <w:pPr>
         <w:pStyle w:val="berschrift3"/>
@@ -38204,8 +38312,8 @@
         <w:t xml:space="preserve">Wissenschaftliche Weiterbildung</w:t>
       </w:r>
     </w:p>
-    <w:bookmarkEnd w:id="289"/>
-    <w:bookmarkStart w:id="290" w:name="wirkung-1"/>
+    <w:bookmarkEnd w:id="290"/>
+    <w:bookmarkStart w:id="291" w:name="wirkung-1"/>
     <w:p>
       <w:pPr>
         <w:pStyle w:val="berschrift3"/>
@@ -38350,8 +38458,8 @@
         <w:t xml:space="preserve">Wirkungsorientierung</w:t>
       </w:r>
     </w:p>
-    <w:bookmarkEnd w:id="290"/>
-    <w:bookmarkStart w:id="291" w:name="wissensmanagement"/>
+    <w:bookmarkEnd w:id="291"/>
+    <w:bookmarkStart w:id="292" w:name="wissensmanagement"/>
     <w:p>
       <w:pPr>
         <w:pStyle w:val="berschrift3"/>
@@ -38440,8 +38548,8 @@
         <w:t xml:space="preserve">Zielwissen</w:t>
       </w:r>
     </w:p>
-    <w:bookmarkEnd w:id="291"/>
-    <w:bookmarkStart w:id="292" w:name="xr"/>
+    <w:bookmarkEnd w:id="292"/>
+    <w:bookmarkStart w:id="293" w:name="xr"/>
     <w:p>
       <w:pPr>
         <w:pStyle w:val="berschrift3"/>
@@ -38546,9 +38654,9 @@
         <w:t xml:space="preserve">Virtual Reality</w:t>
       </w:r>
     </w:p>
-    <w:bookmarkEnd w:id="292"/>
     <w:bookmarkEnd w:id="293"/>
-    <w:bookmarkStart w:id="300" w:name="impressum"/>
+    <w:bookmarkEnd w:id="294"/>
+    <w:bookmarkStart w:id="301" w:name="impressum"/>
     <w:p>
       <w:pPr>
         <w:pStyle w:val="berschrift1"/>
@@ -38557,7 +38665,7 @@
         <w:t xml:space="preserve">Impressum</w:t>
       </w:r>
     </w:p>
-    <w:bookmarkStart w:id="299" w:name="urheberrecht-und-lizensierung"/>
+    <w:bookmarkStart w:id="300" w:name="urheberrecht-und-lizensierung"/>
     <w:p>
       <w:pPr>
         <w:pStyle w:val="berschrift2"/>
@@ -38576,7 +38684,7 @@
       <w:r>
         <w:t xml:space="preserve"> </w:t>
       </w:r>
-      <w:hyperlink r:id="rId294">
+      <w:hyperlink r:id="rId295">
         <w:r>
           <w:rPr>
             <w:rStyle w:val="Hyperlink"/>
@@ -38595,7 +38703,7 @@
       <w:r>
         <w:t xml:space="preserve"> </w:t>
       </w:r>
-      <w:hyperlink r:id="rId295">
+      <w:hyperlink r:id="rId296">
         <w:r>
           <w:rPr>
             <w:rStyle w:val="Hyperlink"/>
@@ -38612,7 +38720,7 @@
       <w:r>
         <w:t xml:space="preserve"> </w:t>
       </w:r>
-      <w:hyperlink r:id="rId296">
+      <w:hyperlink r:id="rId297">
         <w:r>
           <w:rPr>
             <w:rStyle w:val="Hyperlink"/>
@@ -38631,648 +38739,668 @@
       <w:r>
         <w:t xml:space="preserve"> </w:t>
       </w:r>
+      <w:hyperlink r:id="rId298">
+        <w:r>
+          <w:rPr>
+            <w:rStyle w:val="Hyperlink"/>
+          </w:rPr>
+          <w:t xml:space="preserve">CC 0</w:t>
+        </w:r>
+      </w:hyperlink>
+      <w:r>
+        <w:t xml:space="preserve">, Public Domain.</w:t>
+      </w:r>
+    </w:p>
+    <w:p>
+      <w:pPr>
+        <w:pStyle w:val="BodyText"/>
+      </w:pPr>
+      <w:r>
+        <w:t xml:space="preserve">Alle Schriftarten, Grafiken und Medienproduktionssoftware, die für die Produktion verwendet werden, sind OSI-konform.</w:t>
+      </w:r>
+    </w:p>
+    <w:p>
+      <w:pPr>
+        <w:pStyle w:val="BodyText"/>
+      </w:pPr>
+      <w:hyperlink r:id="rId299">
+        <w:r>
+          <w:rPr>
+            <w:rStyle w:val="Hyperlink"/>
+          </w:rPr>
+          <w:t xml:space="preserve">FAIR-Grundsätze</w:t>
+        </w:r>
+      </w:hyperlink>
+      <w:r>
+        <w:t xml:space="preserve"> </w:t>
+      </w:r>
+      <w:r>
+        <w:t xml:space="preserve">angewandt</w:t>
+      </w:r>
+    </w:p>
+    <w:p>
+      <w:pPr>
+        <w:pStyle w:val="BodyText"/>
+      </w:pPr>
+      <w:r>
+        <w:t xml:space="preserve">Alle Inhalte und Codes von Dritten unterliegen dem Urheberrecht der Autor:innen und ihren jeweiligen OSI-konformen offenen Lizenzen für den Code und der Creative Commons Attribution-ShareAlike 4.0 International für den Inhalt.</w:t>
+      </w:r>
+    </w:p>
+    <w:bookmarkEnd w:id="300"/>
+    <w:bookmarkEnd w:id="301"/>
+    <w:bookmarkStart w:id="325" w:name="mitwirkende"/>
+    <w:p>
+      <w:pPr>
+        <w:pStyle w:val="berschrift1"/>
+      </w:pPr>
+      <w:r>
+        <w:t xml:space="preserve">Mitwirkende</w:t>
+      </w:r>
+    </w:p>
+    <w:bookmarkStart w:id="323" w:name="autorinnen"/>
+    <w:p>
+      <w:pPr>
+        <w:pStyle w:val="berschrift2"/>
+      </w:pPr>
+      <w:r>
+        <w:t xml:space="preserve">Autor:innen</w:t>
+      </w:r>
+    </w:p>
+    <w:p>
+      <w:pPr>
+        <w:pStyle w:val="FirstParagraph"/>
+      </w:pPr>
+      <w:r>
+        <w:t xml:space="preserve">Sandra Alfonso de Nehren, ORCID:</w:t>
+      </w:r>
+      <w:r>
+        <w:t xml:space="preserve"> </w:t>
+      </w:r>
+      <w:hyperlink r:id="rId302">
+        <w:r>
+          <w:rPr>
+            <w:rStyle w:val="Hyperlink"/>
+          </w:rPr>
+          <w:t xml:space="preserve">0009-0005-2435-7666</w:t>
+        </w:r>
+      </w:hyperlink>
+      <w:r>
+        <w:t xml:space="preserve">, TH Köln - Fakultät für Raumentwicklung und Infrastruktursysteme, Institute for Technology and Resources Management in the Tropics and Subtropics (ITT)</w:t>
+      </w:r>
+    </w:p>
+    <w:p>
+      <w:pPr>
+        <w:pStyle w:val="BodyText"/>
+      </w:pPr>
+      <w:r>
+        <w:t xml:space="preserve">Svenja Bickert-Appleby, ORCID:</w:t>
+      </w:r>
+      <w:r>
+        <w:t xml:space="preserve"> </w:t>
+      </w:r>
+      <w:hyperlink r:id="rId303">
+        <w:r>
+          <w:rPr>
+            <w:rStyle w:val="Hyperlink"/>
+          </w:rPr>
+          <w:t xml:space="preserve">0009-0008-4062-0833</w:t>
+        </w:r>
+      </w:hyperlink>
+      <w:r>
+        <w:t xml:space="preserve">, TH Köln - Fakultät für Anlagen, Energie- und Maschinensysteme, Institut für Produktentwicklung und Konstruktionstechnik (IPK)</w:t>
+      </w:r>
+    </w:p>
+    <w:p>
+      <w:pPr>
+        <w:pStyle w:val="BodyText"/>
+      </w:pPr>
+      <w:r>
+        <w:t xml:space="preserve">Ilona Arcaro, TH Köln - Akademie für wissenschaftliche Weiterbildung, Wissenschaftliche Weiterbildung</w:t>
+      </w:r>
+    </w:p>
+    <w:p>
+      <w:pPr>
+        <w:pStyle w:val="BodyText"/>
+      </w:pPr>
+      <w:r>
+        <w:t xml:space="preserve">Muhammed Enes Bodur, ORCID:</w:t>
+      </w:r>
+      <w:r>
+        <w:t xml:space="preserve"> </w:t>
+      </w:r>
+      <w:hyperlink r:id="rId304">
+        <w:r>
+          <w:rPr>
+            <w:rStyle w:val="Hyperlink"/>
+          </w:rPr>
+          <w:t xml:space="preserve">0009-0001-2984-5766</w:t>
+        </w:r>
+      </w:hyperlink>
+      <w:r>
+        <w:t xml:space="preserve">, TH Köln - Fakultät für Anlagen, Energie- und Maschinensysteme, Institut für Rettungsingenieurwesen und Gefahrenabwehr (IRG)</w:t>
+      </w:r>
+    </w:p>
+    <w:p>
+      <w:pPr>
+        <w:pStyle w:val="BodyText"/>
+      </w:pPr>
+      <w:r>
+        <w:t xml:space="preserve">Nico Buck, ORCID:</w:t>
+      </w:r>
+      <w:r>
+        <w:t xml:space="preserve"> </w:t>
+      </w:r>
+      <w:hyperlink r:id="rId305">
+        <w:r>
+          <w:rPr>
+            <w:rStyle w:val="Hyperlink"/>
+          </w:rPr>
+          <w:t xml:space="preserve">0009-0002-9390-1336</w:t>
+        </w:r>
+      </w:hyperlink>
+      <w:r>
+        <w:t xml:space="preserve">, TH Köln - Fakultät für Anlagen, Energie- und Maschinensysteme</w:t>
+      </w:r>
+    </w:p>
+    <w:p>
+      <w:pPr>
+        <w:pStyle w:val="BodyText"/>
+      </w:pPr>
+      <w:r>
+        <w:t xml:space="preserve">Anne Diessner, TH Köln - Fakultät für Raumentwicklung und Infrastruktursysteme</w:t>
+      </w:r>
+    </w:p>
+    <w:p>
+      <w:pPr>
+        <w:pStyle w:val="BodyText"/>
+      </w:pPr>
+      <w:r>
+        <w:t xml:space="preserve">Lars Dietrich, ORCID:</w:t>
+      </w:r>
+      <w:r>
+        <w:t xml:space="preserve"> </w:t>
+      </w:r>
+      <w:hyperlink r:id="rId306">
+        <w:r>
+          <w:rPr>
+            <w:rStyle w:val="Hyperlink"/>
+          </w:rPr>
+          <w:t xml:space="preserve">0000-0003-3407-166X</w:t>
+        </w:r>
+      </w:hyperlink>
+      <w:r>
+        <w:t xml:space="preserve">, Stadt Leverkusen, NaturGut Ophoven und Justus-Liebig-Universität Gießen, Institut für Biologiedidaktik</w:t>
+      </w:r>
+    </w:p>
+    <w:p>
+      <w:pPr>
+        <w:pStyle w:val="BodyText"/>
+      </w:pPr>
+      <w:r>
+        <w:t xml:space="preserve">Alexander Fekete, ORCID:</w:t>
+      </w:r>
+      <w:r>
+        <w:t xml:space="preserve"> </w:t>
+      </w:r>
+      <w:hyperlink r:id="rId307">
+        <w:r>
+          <w:rPr>
+            <w:rStyle w:val="Hyperlink"/>
+          </w:rPr>
+          <w:t xml:space="preserve">0000-0002-8029-6774</w:t>
+        </w:r>
+      </w:hyperlink>
+      <w:r>
+        <w:t xml:space="preserve">, TH Köln - Fakultät für Anlagen, Energie- und Maschinensysteme, Institut für Rettungsingenieurwesen und Gefahrenabwehr (IRG)</w:t>
+      </w:r>
+    </w:p>
+    <w:p>
+      <w:pPr>
+        <w:pStyle w:val="BodyText"/>
+      </w:pPr>
+      <w:r>
+        <w:t xml:space="preserve">Barbara Elisabeth Frick, ORCID:</w:t>
+      </w:r>
+      <w:r>
+        <w:t xml:space="preserve"> </w:t>
+      </w:r>
+      <w:hyperlink r:id="rId308">
+        <w:r>
+          <w:rPr>
+            <w:rStyle w:val="Hyperlink"/>
+          </w:rPr>
+          <w:t xml:space="preserve">0009-0000-5881-6123</w:t>
+        </w:r>
+      </w:hyperlink>
+      <w:r>
+        <w:t xml:space="preserve">, TH Köln - Fakultät für Informations- und</w:t>
+      </w:r>
+      <w:r>
+        <w:t xml:space="preserve"> </w:t>
+      </w:r>
+      <w:r>
+        <w:t xml:space="preserve">Kommunikationswissenschaften</w:t>
+      </w:r>
+    </w:p>
+    <w:p>
+      <w:pPr>
+        <w:pStyle w:val="BodyText"/>
+      </w:pPr>
+      <w:r>
+        <w:t xml:space="preserve">Claudia Frick, ORCID:</w:t>
+      </w:r>
+      <w:r>
+        <w:t xml:space="preserve"> </w:t>
+      </w:r>
+      <w:hyperlink r:id="rId309">
+        <w:r>
+          <w:rPr>
+            <w:rStyle w:val="Hyperlink"/>
+          </w:rPr>
+          <w:t xml:space="preserve">0000-0002-5291-4301</w:t>
+        </w:r>
+      </w:hyperlink>
+      <w:r>
+        <w:t xml:space="preserve">, TH Köln - Fakultät für Informations- und Kommunikationswissenschaften, Institut für Informationswissenschaft</w:t>
+      </w:r>
+    </w:p>
+    <w:p>
+      <w:pPr>
+        <w:pStyle w:val="BodyText"/>
+      </w:pPr>
+      <w:r>
+        <w:t xml:space="preserve">Henny Grotehusmann, TH Köln - Fakultät für Raumentwicklung und Infrastruktursysteme</w:t>
+      </w:r>
+    </w:p>
+    <w:p>
+      <w:pPr>
+        <w:pStyle w:val="BodyText"/>
+      </w:pPr>
+      <w:r>
+        <w:t xml:space="preserve">Regina Harms, ORCID:</w:t>
+      </w:r>
+      <w:r>
+        <w:t xml:space="preserve"> </w:t>
+      </w:r>
+      <w:hyperlink r:id="rId310">
+        <w:r>
+          <w:rPr>
+            <w:rStyle w:val="Hyperlink"/>
+          </w:rPr>
+          <w:t xml:space="preserve">0009-0000-3988-3937</w:t>
+        </w:r>
+      </w:hyperlink>
+      <w:r>
+        <w:t xml:space="preserve">, TH Köln - Fakultät für Informations- und Kommunikationswissenschaften, Institut für Informationswissenschaft</w:t>
+      </w:r>
+    </w:p>
+    <w:p>
+      <w:pPr>
+        <w:pStyle w:val="BodyText"/>
+      </w:pPr>
+      <w:r>
+        <w:t xml:space="preserve">Lambert Heller, ORCID:</w:t>
+      </w:r>
+      <w:r>
+        <w:t xml:space="preserve"> </w:t>
+      </w:r>
+      <w:hyperlink r:id="rId311">
+        <w:r>
+          <w:rPr>
+            <w:rStyle w:val="Hyperlink"/>
+          </w:rPr>
+          <w:t xml:space="preserve">0000-0003-0232-7085</w:t>
+        </w:r>
+      </w:hyperlink>
+      <w:r>
+        <w:t xml:space="preserve">, TIB - Leibniz Informationszentrum Technik und Naturwissenschaften</w:t>
+      </w:r>
+    </w:p>
+    <w:p>
+      <w:pPr>
+        <w:pStyle w:val="BodyText"/>
+      </w:pPr>
+      <w:r>
+        <w:t xml:space="preserve">Chris Hetkämper, ORCID:</w:t>
+      </w:r>
+      <w:r>
+        <w:t xml:space="preserve"> </w:t>
+      </w:r>
+      <w:hyperlink r:id="rId312">
+        <w:r>
+          <w:rPr>
+            <w:rStyle w:val="Hyperlink"/>
+          </w:rPr>
+          <w:t xml:space="preserve">0000-0001-5873-921X</w:t>
+        </w:r>
+      </w:hyperlink>
+      <w:r>
+        <w:t xml:space="preserve">, TH Köln - Fakultät für Anlagen, Energie- und Maschinensysteme, Institut für Rettungsingenieurwesen und Gefahrenabwehr (IRG)</w:t>
+      </w:r>
+    </w:p>
+    <w:p>
+      <w:pPr>
+        <w:pStyle w:val="BodyText"/>
+      </w:pPr>
+      <w:r>
+        <w:t xml:space="preserve">Friederike Holtmann, ORCID:</w:t>
+      </w:r>
+      <w:r>
+        <w:t xml:space="preserve"> </w:t>
+      </w:r>
+      <w:hyperlink r:id="rId313">
+        <w:r>
+          <w:rPr>
+            <w:rStyle w:val="Hyperlink"/>
+          </w:rPr>
+          <w:t xml:space="preserve">0009-0004-3451-0962</w:t>
+        </w:r>
+      </w:hyperlink>
+      <w:r>
+        <w:t xml:space="preserve">, TH Köln - Fakultät für Anlagen, Energie- und Maschinensysteme</w:t>
+      </w:r>
+    </w:p>
+    <w:p>
+      <w:pPr>
+        <w:pStyle w:val="BodyText"/>
+      </w:pPr>
+      <w:r>
+        <w:t xml:space="preserve">Carla Frohn, ORCID:</w:t>
+      </w:r>
+      <w:r>
+        <w:t xml:space="preserve"> </w:t>
+      </w:r>
+      <w:hyperlink r:id="rId314">
+        <w:r>
+          <w:rPr>
+            <w:rStyle w:val="Hyperlink"/>
+          </w:rPr>
+          <w:t xml:space="preserve">0009-0007-8663-1856</w:t>
+        </w:r>
+      </w:hyperlink>
+      <w:r>
+        <w:t xml:space="preserve">, TH Köln - Fakultät für Anlagen, Energie- und Maschinensysteme</w:t>
+      </w:r>
+    </w:p>
+    <w:p>
+      <w:pPr>
+        <w:pStyle w:val="BodyText"/>
+      </w:pPr>
+      <w:r>
+        <w:t xml:space="preserve">Johanne Kaufmann, TH Köln - Fakultät für Raumentwicklung und Infrastruktursysteme</w:t>
+      </w:r>
+    </w:p>
+    <w:p>
+      <w:pPr>
+        <w:pStyle w:val="BodyText"/>
+      </w:pPr>
+      <w:r>
+        <w:t xml:space="preserve">Ines Könsgen, ORCID:</w:t>
+      </w:r>
+      <w:r>
+        <w:t xml:space="preserve"> </w:t>
+      </w:r>
+      <w:hyperlink r:id="rId315">
+        <w:r>
+          <w:rPr>
+            <w:rStyle w:val="Hyperlink"/>
+          </w:rPr>
+          <w:t xml:space="preserve">0009-0009-2260-8301</w:t>
+        </w:r>
+      </w:hyperlink>
+      <w:r>
+        <w:t xml:space="preserve">, TH Köln - Fakultät für Raumentwicklung und Infrastruktursysteme</w:t>
+      </w:r>
+    </w:p>
+    <w:p>
+      <w:pPr>
+        <w:pStyle w:val="BodyText"/>
+      </w:pPr>
+      <w:r>
+        <w:t xml:space="preserve">Silvia Marie Krautzik, ORCID:</w:t>
+      </w:r>
+      <w:r>
+        <w:t xml:space="preserve"> </w:t>
+      </w:r>
+      <w:hyperlink r:id="rId316">
+        <w:r>
+          <w:rPr>
+            <w:rStyle w:val="Hyperlink"/>
+          </w:rPr>
+          <w:t xml:space="preserve">0009-0008-4684-298X</w:t>
+        </w:r>
+      </w:hyperlink>
+      <w:r>
+        <w:t xml:space="preserve">, TH Köln - Fakultät für Raumentwicklung und Infrastruktursysteme, Institute for Technology and Resources Management in the Tropics and Subtropics (ITT)</w:t>
+      </w:r>
+    </w:p>
+    <w:p>
+      <w:pPr>
+        <w:pStyle w:val="BodyText"/>
+      </w:pPr>
+      <w:r>
+        <w:t xml:space="preserve">Georg Lamberty, TH Köln - Fakultät für Raumentwicklung und Infrastruktursysteme, Institute for Technology and Resources Management in the Tropics and Subtropics (ITT)</w:t>
+      </w:r>
+    </w:p>
+    <w:p>
+      <w:pPr>
+        <w:pStyle w:val="BodyText"/>
+      </w:pPr>
+      <w:r>
+        <w:t xml:space="preserve">Julia Laux, ORCID:</w:t>
+      </w:r>
+      <w:r>
+        <w:t xml:space="preserve"> </w:t>
+      </w:r>
+      <w:hyperlink r:id="rId317">
+        <w:r>
+          <w:rPr>
+            <w:rStyle w:val="Hyperlink"/>
+          </w:rPr>
+          <w:t xml:space="preserve">0009-0002-5293-561X</w:t>
+        </w:r>
+      </w:hyperlink>
+      <w:r>
+        <w:t xml:space="preserve">, TH Köln - Fakultät für Informations- und Kommunikationswissenschaften</w:t>
+      </w:r>
+    </w:p>
+    <w:p>
+      <w:pPr>
+        <w:pStyle w:val="BodyText"/>
+      </w:pPr>
+      <w:r>
+        <w:t xml:space="preserve">Isabell Mayer, Kolpingstadt Kerpen, Fachbereich Nachhaltigkeit</w:t>
+      </w:r>
+    </w:p>
+    <w:p>
+      <w:pPr>
+        <w:pStyle w:val="BodyText"/>
+      </w:pPr>
+      <w:r>
+        <w:t xml:space="preserve">Silke Meilwes, TH Köln - Fakultät für Raumentwicklung und Infrastruktursysteme, Institute for Technology and Resources Management in the Tropics and Subtropics (ITT)</w:t>
+      </w:r>
+    </w:p>
+    <w:p>
+      <w:pPr>
+        <w:pStyle w:val="BodyText"/>
+      </w:pPr>
+      <w:r>
+        <w:t xml:space="preserve">Larissa Müller, ORCID:</w:t>
+      </w:r>
+      <w:r>
+        <w:t xml:space="preserve"> </w:t>
+      </w:r>
+      <w:hyperlink r:id="rId318">
+        <w:r>
+          <w:rPr>
+            <w:rStyle w:val="Hyperlink"/>
+          </w:rPr>
+          <w:t xml:space="preserve">0000-0002-9854-3403</w:t>
+        </w:r>
+      </w:hyperlink>
+      <w:r>
+        <w:t xml:space="preserve">, TH Köln - Fakultät für Anlagen, Energie- und Maschinensysteme, Institut für Produktentwicklung und Konstruktionstechnik (IPK)</w:t>
+      </w:r>
+    </w:p>
+    <w:p>
+      <w:pPr>
+        <w:pStyle w:val="BodyText"/>
+      </w:pPr>
+      <w:r>
+        <w:t xml:space="preserve">Antti Olbrisch, Kolpingstadt Kerpen, Fachbereich Klima &amp; Umwelt</w:t>
+      </w:r>
+    </w:p>
+    <w:p>
+      <w:pPr>
+        <w:pStyle w:val="BodyText"/>
+      </w:pPr>
+      <w:r>
+        <w:t xml:space="preserve">Juan Luis Ramirez Duval, ORCID:</w:t>
+      </w:r>
+      <w:r>
+        <w:t xml:space="preserve"> </w:t>
+      </w:r>
+      <w:hyperlink r:id="rId319">
+        <w:r>
+          <w:rPr>
+            <w:rStyle w:val="Hyperlink"/>
+          </w:rPr>
+          <w:t xml:space="preserve">0000-0003-2239-8921</w:t>
+        </w:r>
+      </w:hyperlink>
+      <w:r>
+        <w:t xml:space="preserve">, TH Köln - Fakultät für Raumentwicklung und Infrastruktursysteme</w:t>
+      </w:r>
+    </w:p>
+    <w:p>
+      <w:pPr>
+        <w:pStyle w:val="BodyText"/>
+      </w:pPr>
+      <w:r>
+        <w:t xml:space="preserve">Lars Ribbe, ORCID:</w:t>
+      </w:r>
+      <w:r>
+        <w:t xml:space="preserve"> </w:t>
+      </w:r>
+      <w:hyperlink r:id="rId320">
+        <w:r>
+          <w:rPr>
+            <w:rStyle w:val="Hyperlink"/>
+          </w:rPr>
+          <w:t xml:space="preserve">0000-0003-3052-1782</w:t>
+        </w:r>
+      </w:hyperlink>
+      <w:r>
+        <w:t xml:space="preserve">, TH Köln - Fakultät für Raumentwicklung und Infrastruktursysteme, Institute for Technology and Resources Management in the Tropics and Subtropics (ITT)</w:t>
+      </w:r>
+    </w:p>
+    <w:p>
+      <w:pPr>
+        <w:pStyle w:val="BodyText"/>
+      </w:pPr>
+      <w:r>
+        <w:t xml:space="preserve">Johanna Schmidt, ORCID:</w:t>
+      </w:r>
+      <w:r>
+        <w:t xml:space="preserve"> </w:t>
+      </w:r>
+      <w:hyperlink r:id="rId321">
+        <w:r>
+          <w:rPr>
+            <w:rStyle w:val="Hyperlink"/>
+          </w:rPr>
+          <w:t xml:space="preserve">0000-0001-8827-9461</w:t>
+        </w:r>
+      </w:hyperlink>
+      <w:r>
+        <w:t xml:space="preserve">, Stadt Leverkusen, Fachbereich Mobilität und Klimaschutz</w:t>
+      </w:r>
+    </w:p>
+    <w:p>
+      <w:pPr>
+        <w:pStyle w:val="BodyText"/>
+      </w:pPr>
+      <w:r>
+        <w:t xml:space="preserve">Surendra Shiwakoti, TH Köln - Fakultät für Raumentwicklung und Infrastruktursysteme</w:t>
+      </w:r>
+    </w:p>
+    <w:p>
+      <w:pPr>
+        <w:pStyle w:val="BodyText"/>
+      </w:pPr>
+      <w:r>
+        <w:t xml:space="preserve">Jan-Niklas Terschüren, ORCID:</w:t>
+      </w:r>
+      <w:r>
+        <w:t xml:space="preserve"> </w:t>
+      </w:r>
+      <w:hyperlink r:id="rId322">
+        <w:r>
+          <w:rPr>
+            <w:rStyle w:val="Hyperlink"/>
+          </w:rPr>
+          <w:t xml:space="preserve">0009-0000-9016-4831</w:t>
+        </w:r>
+      </w:hyperlink>
+      <w:r>
+        <w:t xml:space="preserve">, TH Köln - Fakultät für Anlagen, Energie- und Maschinensysteme, Institut für Produktentwicklung und Konstruktionstechnik (IPK)</w:t>
+      </w:r>
+    </w:p>
+    <w:p>
+      <w:pPr>
+        <w:pStyle w:val="BodyText"/>
+      </w:pPr>
+      <w:r>
+        <w:t xml:space="preserve">Alexandra Tönies, TH Köln - Fakultät für Anlagen, Energie- und Maschinensysteme, Institut für Produktentwicklung und Konstruktionstechnik (IPK)</w:t>
+      </w:r>
+    </w:p>
+    <w:bookmarkEnd w:id="323"/>
+    <w:bookmarkStart w:id="324" w:name="programmierung"/>
+    <w:p>
+      <w:pPr>
+        <w:pStyle w:val="berschrift2"/>
+      </w:pPr>
+      <w:r>
+        <w:t xml:space="preserve">Programmierung</w:t>
+      </w:r>
+    </w:p>
+    <w:p>
+      <w:pPr>
+        <w:pStyle w:val="FirstParagraph"/>
+      </w:pPr>
+      <w:r>
+        <w:t xml:space="preserve">Worthington, S., Bailly, K., &amp; Rahr, A. (2024). Co-Site Glossar (Version</w:t>
+      </w:r>
+      <w:r>
+        <w:t xml:space="preserve"> </w:t>
+      </w:r>
+      <w:r>
+        <w:t xml:space="preserve">0.0.1a) [Computer software].</w:t>
+      </w:r>
+      <w:r>
+        <w:t xml:space="preserve"> </w:t>
+      </w:r>
       <w:hyperlink r:id="rId297">
         <w:r>
           <w:rPr>
             <w:rStyle w:val="Hyperlink"/>
           </w:rPr>
-          <w:t xml:space="preserve">CC 0</w:t>
-        </w:r>
-      </w:hyperlink>
-      <w:r>
-        <w:t xml:space="preserve">, Public Domain.</w:t>
-      </w:r>
-    </w:p>
-    <w:p>
-      <w:pPr>
-        <w:pStyle w:val="BodyText"/>
-      </w:pPr>
-      <w:r>
-        <w:t xml:space="preserve">Alle Schriftarten, Grafiken und Medienproduktionssoftware, die für die Produktion verwendet werden, sind OSI-konform.</w:t>
-      </w:r>
-    </w:p>
-    <w:p>
-      <w:pPr>
-        <w:pStyle w:val="BodyText"/>
-      </w:pPr>
-      <w:hyperlink r:id="rId298">
-        <w:r>
-          <w:rPr>
-            <w:rStyle w:val="Hyperlink"/>
-          </w:rPr>
-          <w:t xml:space="preserve">FAIR-Grundsätze</w:t>
-        </w:r>
-      </w:hyperlink>
-      <w:r>
-        <w:t xml:space="preserve"> </w:t>
-      </w:r>
-      <w:r>
-        <w:t xml:space="preserve">angewandt</w:t>
-      </w:r>
-    </w:p>
-    <w:p>
-      <w:pPr>
-        <w:pStyle w:val="BodyText"/>
-      </w:pPr>
-      <w:r>
-        <w:t xml:space="preserve">Alle Inhalte und Codes von Dritten unterliegen dem Urheberrecht der Autor:innen und ihren jeweiligen OSI-konformen offenen Lizenzen für den Code und der Creative Commons Attribution-ShareAlike 4.0 International für den Inhalt.</w:t>
-      </w:r>
-    </w:p>
-    <w:bookmarkEnd w:id="299"/>
-    <w:bookmarkEnd w:id="300"/>
-    <w:bookmarkStart w:id="323" w:name="mitwirkende"/>
+          <w:t xml:space="preserve">https://github.com/TIBHannover/co-site-glossar</w:t>
+        </w:r>
+      </w:hyperlink>
+    </w:p>
+    <w:bookmarkEnd w:id="324"/>
+    <w:bookmarkEnd w:id="325"/>
+    <w:bookmarkStart w:id="359" w:name="literatur"/>
     <w:p>
       <w:pPr>
         <w:pStyle w:val="berschrift1"/>
       </w:pPr>
       <w:r>
-        <w:t xml:space="preserve">Mitwirkende</w:t>
-      </w:r>
-    </w:p>
-    <w:bookmarkStart w:id="321" w:name="autorinnen"/>
-    <w:p>
-      <w:pPr>
-        <w:pStyle w:val="berschrift2"/>
-      </w:pPr>
-      <w:r>
-        <w:t xml:space="preserve">Autor:innen</w:t>
-      </w:r>
-    </w:p>
-    <w:p>
-      <w:pPr>
-        <w:pStyle w:val="FirstParagraph"/>
-      </w:pPr>
-      <w:r>
-        <w:t xml:space="preserve">Sandra Alfonso de Nehren, TH Köln - Fakultät für Raumentwicklung und Infrastruktursysteme, Institute for Technology and Resources Management in the Tropics and Subtropics (ITT)</w:t>
-      </w:r>
-    </w:p>
-    <w:p>
-      <w:pPr>
-        <w:pStyle w:val="BodyText"/>
-      </w:pPr>
-      <w:r>
-        <w:t xml:space="preserve">Svenja Bickert-Appleby, ORCID:</w:t>
-      </w:r>
-      <w:r>
-        <w:t xml:space="preserve"> </w:t>
-      </w:r>
-      <w:hyperlink r:id="rId301">
-        <w:r>
-          <w:rPr>
-            <w:rStyle w:val="Hyperlink"/>
-          </w:rPr>
-          <w:t xml:space="preserve">0009-0008-4062-0833</w:t>
-        </w:r>
-      </w:hyperlink>
-      <w:r>
-        <w:t xml:space="preserve">, TH Köln - Fakultät für Anlagen, Energie- und Maschinensysteme, Institut für Produktentwicklung und Konstruktionstechnik (IPK)</w:t>
-      </w:r>
-    </w:p>
-    <w:p>
-      <w:pPr>
-        <w:pStyle w:val="BodyText"/>
-      </w:pPr>
-      <w:r>
-        <w:t xml:space="preserve">Ilona Arcaro, TH Köln - Akademie für wissenschaftliche Weiterbildung, Wissenschaftliche Weiterbildung</w:t>
-      </w:r>
-    </w:p>
-    <w:p>
-      <w:pPr>
-        <w:pStyle w:val="BodyText"/>
-      </w:pPr>
-      <w:r>
-        <w:t xml:space="preserve">Muhammed Enes Bodur, ORCID:</w:t>
-      </w:r>
-      <w:r>
-        <w:t xml:space="preserve"> </w:t>
-      </w:r>
-      <w:hyperlink r:id="rId302">
-        <w:r>
-          <w:rPr>
-            <w:rStyle w:val="Hyperlink"/>
-          </w:rPr>
-          <w:t xml:space="preserve">0009-0001-2984-5766</w:t>
-        </w:r>
-      </w:hyperlink>
-      <w:r>
-        <w:t xml:space="preserve">, TH Köln - Fakultät für Anlagen, Energie- und Maschinensysteme, Institut für Rettungsingenieurwesen und Gefahrenabwehr (IRG)</w:t>
-      </w:r>
-    </w:p>
-    <w:p>
-      <w:pPr>
-        <w:pStyle w:val="BodyText"/>
-      </w:pPr>
-      <w:r>
-        <w:t xml:space="preserve">Nico Buck, ORCID:</w:t>
-      </w:r>
-      <w:r>
-        <w:t xml:space="preserve"> </w:t>
-      </w:r>
-      <w:hyperlink r:id="rId303">
-        <w:r>
-          <w:rPr>
-            <w:rStyle w:val="Hyperlink"/>
-          </w:rPr>
-          <w:t xml:space="preserve">0009-0002-9390-1336</w:t>
-        </w:r>
-      </w:hyperlink>
-      <w:r>
-        <w:t xml:space="preserve">, TH Köln - Fakultät für Anlagen, Energie- und Maschinensysteme</w:t>
-      </w:r>
-    </w:p>
-    <w:p>
-      <w:pPr>
-        <w:pStyle w:val="BodyText"/>
-      </w:pPr>
-      <w:r>
-        <w:t xml:space="preserve">Anne Diessner, TH Köln - Fakultät für Raumentwicklung und Infrastruktursysteme</w:t>
-      </w:r>
-    </w:p>
-    <w:p>
-      <w:pPr>
-        <w:pStyle w:val="BodyText"/>
-      </w:pPr>
-      <w:r>
-        <w:t xml:space="preserve">Lars Dietrich, ORCID:</w:t>
-      </w:r>
-      <w:r>
-        <w:t xml:space="preserve"> </w:t>
-      </w:r>
-      <w:hyperlink r:id="rId304">
-        <w:r>
-          <w:rPr>
-            <w:rStyle w:val="Hyperlink"/>
-          </w:rPr>
-          <w:t xml:space="preserve">0000-0003-3407-166X</w:t>
-        </w:r>
-      </w:hyperlink>
-      <w:r>
-        <w:t xml:space="preserve">, Stadt Leverkusen, NaturGut Ophoven</w:t>
-      </w:r>
-    </w:p>
-    <w:p>
-      <w:pPr>
-        <w:pStyle w:val="BodyText"/>
-      </w:pPr>
-      <w:r>
-        <w:t xml:space="preserve">Alexander Fekete, ORCID:</w:t>
-      </w:r>
-      <w:r>
-        <w:t xml:space="preserve"> </w:t>
-      </w:r>
-      <w:hyperlink r:id="rId305">
-        <w:r>
-          <w:rPr>
-            <w:rStyle w:val="Hyperlink"/>
-          </w:rPr>
-          <w:t xml:space="preserve">0000-0002-8029-6774</w:t>
-        </w:r>
-      </w:hyperlink>
-      <w:r>
-        <w:t xml:space="preserve">, TH Köln - Fakultät für Anlagen, Energie- und Maschinensysteme, Institut für Rettungsingenieurwesen und Gefahrenabwehr (IRG)</w:t>
-      </w:r>
-    </w:p>
-    <w:p>
-      <w:pPr>
-        <w:pStyle w:val="BodyText"/>
-      </w:pPr>
-      <w:r>
-        <w:t xml:space="preserve">Barbara Elisabeth Frick, ORCID:</w:t>
-      </w:r>
-      <w:r>
-        <w:t xml:space="preserve"> </w:t>
-      </w:r>
-      <w:hyperlink r:id="rId306">
-        <w:r>
-          <w:rPr>
-            <w:rStyle w:val="Hyperlink"/>
-          </w:rPr>
-          <w:t xml:space="preserve">0009-0000-5881-6123</w:t>
-        </w:r>
-      </w:hyperlink>
-      <w:r>
-        <w:t xml:space="preserve">, TH Köln - Fakultät für Informations- und Kommunikationswissenschaften</w:t>
-      </w:r>
-    </w:p>
-    <w:p>
-      <w:pPr>
-        <w:pStyle w:val="BodyText"/>
-      </w:pPr>
-      <w:r>
-        <w:t xml:space="preserve">Claudia Frick, ORCID:</w:t>
-      </w:r>
-      <w:r>
-        <w:t xml:space="preserve"> </w:t>
-      </w:r>
-      <w:hyperlink r:id="rId307">
-        <w:r>
-          <w:rPr>
-            <w:rStyle w:val="Hyperlink"/>
-          </w:rPr>
-          <w:t xml:space="preserve">0000-0002-5291-4301</w:t>
-        </w:r>
-      </w:hyperlink>
-      <w:r>
-        <w:t xml:space="preserve">, TH Köln - Fakultät für Informations- und Kommunikationswissenschaften, Institut für Informationswissenschaft</w:t>
-      </w:r>
-    </w:p>
-    <w:p>
-      <w:pPr>
-        <w:pStyle w:val="BodyText"/>
-      </w:pPr>
-      <w:r>
-        <w:t xml:space="preserve">Henny Grotehusmann, TH Köln - Fakultät für Raumentwicklung und Infrastruktursysteme</w:t>
-      </w:r>
-    </w:p>
-    <w:p>
-      <w:pPr>
-        <w:pStyle w:val="BodyText"/>
-      </w:pPr>
-      <w:r>
-        <w:t xml:space="preserve">Regina Harms, ORCID:</w:t>
-      </w:r>
-      <w:r>
-        <w:t xml:space="preserve"> </w:t>
-      </w:r>
-      <w:hyperlink r:id="rId308">
-        <w:r>
-          <w:rPr>
-            <w:rStyle w:val="Hyperlink"/>
-          </w:rPr>
-          <w:t xml:space="preserve">0009-0000-3988-3937</w:t>
-        </w:r>
-      </w:hyperlink>
-      <w:r>
-        <w:t xml:space="preserve">, TH Köln - Fakultät für Informations- und Kommunikationswissenschaften, Institut für Informationswissenschaft</w:t>
-      </w:r>
-    </w:p>
-    <w:p>
-      <w:pPr>
-        <w:pStyle w:val="BodyText"/>
-      </w:pPr>
-      <w:r>
-        <w:t xml:space="preserve">Lambert Heller, ORCID:</w:t>
-      </w:r>
-      <w:r>
-        <w:t xml:space="preserve"> </w:t>
-      </w:r>
-      <w:hyperlink r:id="rId309">
-        <w:r>
-          <w:rPr>
-            <w:rStyle w:val="Hyperlink"/>
-          </w:rPr>
-          <w:t xml:space="preserve">0000-0003-0232-7085</w:t>
-        </w:r>
-      </w:hyperlink>
-      <w:r>
-        <w:t xml:space="preserve">, TIB - Leibniz Informationszentrum Technik und Naturwissenschaften</w:t>
-      </w:r>
-    </w:p>
-    <w:p>
-      <w:pPr>
-        <w:pStyle w:val="BodyText"/>
-      </w:pPr>
-      <w:r>
-        <w:t xml:space="preserve">Chris Hetkämper, ORCID:</w:t>
-      </w:r>
-      <w:r>
-        <w:t xml:space="preserve"> </w:t>
-      </w:r>
-      <w:hyperlink r:id="rId310">
-        <w:r>
-          <w:rPr>
-            <w:rStyle w:val="Hyperlink"/>
-          </w:rPr>
-          <w:t xml:space="preserve">0000-0001-5873-921X</w:t>
-        </w:r>
-      </w:hyperlink>
-      <w:r>
-        <w:t xml:space="preserve">, TH Köln - Fakultät für Anlagen, Energie- und Maschinensysteme, Institut für Rettungsingenieurwesen und Gefahrenabwehr (IRG)</w:t>
-      </w:r>
-    </w:p>
-    <w:p>
-      <w:pPr>
-        <w:pStyle w:val="BodyText"/>
-      </w:pPr>
-      <w:r>
-        <w:t xml:space="preserve">Friederike Holtmann, ORCID:</w:t>
-      </w:r>
-      <w:r>
-        <w:t xml:space="preserve"> </w:t>
-      </w:r>
-      <w:hyperlink r:id="rId311">
-        <w:r>
-          <w:rPr>
-            <w:rStyle w:val="Hyperlink"/>
-          </w:rPr>
-          <w:t xml:space="preserve">0009-0004-3451-0962</w:t>
-        </w:r>
-      </w:hyperlink>
-      <w:r>
-        <w:t xml:space="preserve">, TH Köln - Fakultät für Anlagen, Energie- und Maschinensysteme</w:t>
-      </w:r>
-    </w:p>
-    <w:p>
-      <w:pPr>
-        <w:pStyle w:val="BodyText"/>
-      </w:pPr>
-      <w:r>
-        <w:t xml:space="preserve">Carla Frohn, ORCID:</w:t>
-      </w:r>
-      <w:r>
-        <w:t xml:space="preserve"> </w:t>
-      </w:r>
-      <w:hyperlink r:id="rId312">
-        <w:r>
-          <w:rPr>
-            <w:rStyle w:val="Hyperlink"/>
-          </w:rPr>
-          <w:t xml:space="preserve">0009-0007-8663-1856</w:t>
-        </w:r>
-      </w:hyperlink>
-      <w:r>
-        <w:t xml:space="preserve">, TH Köln - Fakultät für Anlagen, Energie- und Maschinensysteme</w:t>
-      </w:r>
-    </w:p>
-    <w:p>
-      <w:pPr>
-        <w:pStyle w:val="BodyText"/>
-      </w:pPr>
-      <w:r>
-        <w:t xml:space="preserve">Johanne Kaufmann, TH Köln - Fakultät für Raumentwicklung und Infrastruktursysteme</w:t>
-      </w:r>
-    </w:p>
-    <w:p>
-      <w:pPr>
-        <w:pStyle w:val="BodyText"/>
-      </w:pPr>
-      <w:r>
-        <w:t xml:space="preserve">Ines Könsgen, ORCID:</w:t>
-      </w:r>
-      <w:r>
-        <w:t xml:space="preserve"> </w:t>
-      </w:r>
-      <w:hyperlink r:id="rId313">
-        <w:r>
-          <w:rPr>
-            <w:rStyle w:val="Hyperlink"/>
-          </w:rPr>
-          <w:t xml:space="preserve">0009-0009-2260-8301</w:t>
-        </w:r>
-      </w:hyperlink>
-      <w:r>
-        <w:t xml:space="preserve">, TH Köln - Fakultät für Raumentwicklung und Infrastruktursysteme</w:t>
-      </w:r>
-    </w:p>
-    <w:p>
-      <w:pPr>
-        <w:pStyle w:val="BodyText"/>
-      </w:pPr>
-      <w:r>
-        <w:t xml:space="preserve">Silvia Marie Krautzik, ORCID:</w:t>
-      </w:r>
-      <w:r>
-        <w:t xml:space="preserve"> </w:t>
-      </w:r>
-      <w:hyperlink r:id="rId314">
-        <w:r>
-          <w:rPr>
-            <w:rStyle w:val="Hyperlink"/>
-          </w:rPr>
-          <w:t xml:space="preserve">0009-0008-4684-298X</w:t>
-        </w:r>
-      </w:hyperlink>
-      <w:r>
-        <w:t xml:space="preserve">, TH Köln - Fakultät für Raumentwicklung und Infrastruktursysteme, Institute for Technology and Resources Management in the Tropics and Subtropics (ITT)</w:t>
-      </w:r>
-    </w:p>
-    <w:p>
-      <w:pPr>
-        <w:pStyle w:val="BodyText"/>
-      </w:pPr>
-      <w:r>
-        <w:t xml:space="preserve">Georg Lamberty, TH Köln - Fakultät für Raumentwicklung und Infrastruktursysteme, Institute for Technology and Resources Management in the Tropics and Subtropics (ITT)</w:t>
-      </w:r>
-    </w:p>
-    <w:p>
-      <w:pPr>
-        <w:pStyle w:val="BodyText"/>
-      </w:pPr>
-      <w:r>
-        <w:t xml:space="preserve">Julia Laux, ORCID:</w:t>
-      </w:r>
-      <w:r>
-        <w:t xml:space="preserve"> </w:t>
-      </w:r>
-      <w:hyperlink r:id="rId315">
-        <w:r>
-          <w:rPr>
-            <w:rStyle w:val="Hyperlink"/>
-          </w:rPr>
-          <w:t xml:space="preserve">0009-0002-5293-561X</w:t>
-        </w:r>
-      </w:hyperlink>
-      <w:r>
-        <w:t xml:space="preserve">, TH Köln - Fakultät für Informations- und Kommunikationswissenschaften</w:t>
-      </w:r>
-    </w:p>
-    <w:p>
-      <w:pPr>
-        <w:pStyle w:val="BodyText"/>
-      </w:pPr>
-      <w:r>
-        <w:t xml:space="preserve">Isabell Mayer, Kolpingstadt Kerpen, Fachbereich Nachhaltigkeit</w:t>
-      </w:r>
-    </w:p>
-    <w:p>
-      <w:pPr>
-        <w:pStyle w:val="BodyText"/>
-      </w:pPr>
-      <w:r>
-        <w:t xml:space="preserve">Silke Meilwes, TH Köln - Fakultät für Raumentwicklung und Infrastruktursysteme, Institute for Technology and Resources Management in the Tropics and Subtropics (ITT)</w:t>
-      </w:r>
-    </w:p>
-    <w:p>
-      <w:pPr>
-        <w:pStyle w:val="BodyText"/>
-      </w:pPr>
-      <w:r>
-        <w:t xml:space="preserve">Larissa Müller, ORCID:</w:t>
-      </w:r>
-      <w:r>
-        <w:t xml:space="preserve"> </w:t>
-      </w:r>
-      <w:hyperlink r:id="rId316">
-        <w:r>
-          <w:rPr>
-            <w:rStyle w:val="Hyperlink"/>
-          </w:rPr>
-          <w:t xml:space="preserve">0000-0002-9854-3403</w:t>
-        </w:r>
-      </w:hyperlink>
-      <w:r>
-        <w:t xml:space="preserve">, TH Köln - Fakultät für Anlagen, Energie- und Maschinensysteme, Institut für Produktentwicklung und Konstruktionstechnik (IPK)</w:t>
-      </w:r>
-    </w:p>
-    <w:p>
-      <w:pPr>
-        <w:pStyle w:val="BodyText"/>
-      </w:pPr>
-      <w:r>
-        <w:t xml:space="preserve">Antti Olbrisch, Kolpingstadt Kerpen, Fachbereich Klima &amp; Umwelt</w:t>
-      </w:r>
-    </w:p>
-    <w:p>
-      <w:pPr>
-        <w:pStyle w:val="BodyText"/>
-      </w:pPr>
-      <w:r>
-        <w:t xml:space="preserve">Juan Luis Ramirez Duval, ORCID:</w:t>
-      </w:r>
-      <w:r>
-        <w:t xml:space="preserve"> </w:t>
-      </w:r>
-      <w:hyperlink r:id="rId317">
-        <w:r>
-          <w:rPr>
-            <w:rStyle w:val="Hyperlink"/>
-          </w:rPr>
-          <w:t xml:space="preserve">0000-0003-2239-8921</w:t>
-        </w:r>
-      </w:hyperlink>
-      <w:r>
-        <w:t xml:space="preserve">, TH Köln - Fakultät für Raumentwicklung und Infrastruktursysteme</w:t>
-      </w:r>
-    </w:p>
-    <w:p>
-      <w:pPr>
-        <w:pStyle w:val="BodyText"/>
-      </w:pPr>
-      <w:r>
-        <w:t xml:space="preserve">Lars Ribbe, ORCID:</w:t>
-      </w:r>
-      <w:r>
-        <w:t xml:space="preserve"> </w:t>
-      </w:r>
-      <w:hyperlink r:id="rId318">
-        <w:r>
-          <w:rPr>
-            <w:rStyle w:val="Hyperlink"/>
-          </w:rPr>
-          <w:t xml:space="preserve">0000-0003-3052-1782</w:t>
-        </w:r>
-      </w:hyperlink>
-      <w:r>
-        <w:t xml:space="preserve">, TH Köln - Fakultät für Raumentwicklung und Infrastruktursysteme, Institute for Technology and Resources Management in the Tropics and Subtropics (ITT)</w:t>
-      </w:r>
-    </w:p>
-    <w:p>
-      <w:pPr>
-        <w:pStyle w:val="BodyText"/>
-      </w:pPr>
-      <w:r>
-        <w:t xml:space="preserve">Johanna Schmidt, ORCID:</w:t>
-      </w:r>
-      <w:r>
-        <w:t xml:space="preserve"> </w:t>
-      </w:r>
-      <w:hyperlink r:id="rId319">
-        <w:r>
-          <w:rPr>
-            <w:rStyle w:val="Hyperlink"/>
-          </w:rPr>
-          <w:t xml:space="preserve">0000-0001-8827-9461</w:t>
-        </w:r>
-      </w:hyperlink>
-      <w:r>
-        <w:t xml:space="preserve">, Stadt Leverkusen, Fachbereich Mobilität und Klimaschutz</w:t>
-      </w:r>
-    </w:p>
-    <w:p>
-      <w:pPr>
-        <w:pStyle w:val="BodyText"/>
-      </w:pPr>
-      <w:r>
-        <w:t xml:space="preserve">Surendra Shiwakoti, TH Köln - Fakultät für Raumentwicklung und Infrastruktursysteme</w:t>
-      </w:r>
-    </w:p>
-    <w:p>
-      <w:pPr>
-        <w:pStyle w:val="BodyText"/>
-      </w:pPr>
-      <w:r>
-        <w:t xml:space="preserve">Jan-Niklas Terschüren, ORCID:</w:t>
-      </w:r>
-      <w:r>
-        <w:t xml:space="preserve"> </w:t>
-      </w:r>
-      <w:hyperlink r:id="rId320">
-        <w:r>
-          <w:rPr>
-            <w:rStyle w:val="Hyperlink"/>
-          </w:rPr>
-          <w:t xml:space="preserve">0009-0000-9016-4831</w:t>
-        </w:r>
-      </w:hyperlink>
-      <w:r>
-        <w:t xml:space="preserve">, TH Köln - Fakultät für Anlagen, Energie- und Maschinensysteme, Institut für Produktentwicklung und Konstruktionstechnik (IPK)</w:t>
-      </w:r>
-    </w:p>
-    <w:p>
-      <w:pPr>
-        <w:pStyle w:val="BodyText"/>
-      </w:pPr>
-      <w:r>
-        <w:t xml:space="preserve">Alexandra Tönies, TH Köln - Fakultät für Anlagen, Energie- und Maschinensysteme, Institut für Produktentwicklung und Konstruktionstechnik (IPK)</w:t>
-      </w:r>
-    </w:p>
-    <w:bookmarkEnd w:id="321"/>
-    <w:bookmarkStart w:id="322" w:name="programmierung"/>
-    <w:p>
-      <w:pPr>
-        <w:pStyle w:val="berschrift2"/>
-      </w:pPr>
-      <w:r>
-        <w:t xml:space="preserve">Programmierung</w:t>
-      </w:r>
-    </w:p>
-    <w:p>
-      <w:pPr>
-        <w:pStyle w:val="FirstParagraph"/>
-      </w:pPr>
-      <w:r>
-        <w:t xml:space="preserve">Worthington, S., Bailly, K., &amp; Rahr, A. (2024). Co-Site Glossar (Version</w:t>
-      </w:r>
-      <w:r>
-        <w:t xml:space="preserve"> </w:t>
-      </w:r>
-      <w:r>
-        <w:t xml:space="preserve">0.0.1a) [Computer software].</w:t>
-      </w:r>
-      <w:r>
-        <w:t xml:space="preserve"> </w:t>
-      </w:r>
-      <w:hyperlink r:id="rId296">
-        <w:r>
-          <w:rPr>
-            <w:rStyle w:val="Hyperlink"/>
-          </w:rPr>
-          <w:t xml:space="preserve">https://github.com/TIBHannover/co-site-glossar</w:t>
-        </w:r>
-      </w:hyperlink>
-    </w:p>
-    <w:bookmarkEnd w:id="322"/>
-    <w:bookmarkEnd w:id="323"/>
-    <w:bookmarkStart w:id="357" w:name="literatur"/>
-    <w:p>
-      <w:pPr>
-        <w:pStyle w:val="berschrift1"/>
-      </w:pPr>
-      <w:r>
         <w:t xml:space="preserve">Literatur</w:t>
       </w:r>
     </w:p>
-    <w:bookmarkStart w:id="327" w:name="grüne-infrastruktur-1"/>
+    <w:bookmarkStart w:id="329" w:name="grüne-infrastruktur-1"/>
     <w:p>
       <w:pPr>
         <w:pStyle w:val="berschrift2"/>
@@ -39304,7 +39432,7 @@
       <w:r>
         <w:t xml:space="preserve"> </w:t>
       </w:r>
-      <w:hyperlink r:id="rId324">
+      <w:hyperlink r:id="rId326">
         <w:r>
           <w:rPr>
             <w:rStyle w:val="Hyperlink"/>
@@ -39326,7 +39454,7 @@
       <w:r>
         <w:t xml:space="preserve"> </w:t>
       </w:r>
-      <w:hyperlink r:id="rId325">
+      <w:hyperlink r:id="rId327">
         <w:r>
           <w:rPr>
             <w:rStyle w:val="Hyperlink"/>
@@ -39348,7 +39476,7 @@
       <w:r>
         <w:t xml:space="preserve"> </w:t>
       </w:r>
-      <w:hyperlink r:id="rId326">
+      <w:hyperlink r:id="rId328">
         <w:r>
           <w:rPr>
             <w:rStyle w:val="Hyperlink"/>
@@ -39360,8 +39488,8 @@
         <w:t xml:space="preserve">.</w:t>
       </w:r>
     </w:p>
-    <w:bookmarkEnd w:id="327"/>
-    <w:bookmarkStart w:id="339" w:name="kritis-1"/>
+    <w:bookmarkEnd w:id="329"/>
+    <w:bookmarkStart w:id="341" w:name="kritis-1"/>
     <w:p>
       <w:pPr>
         <w:pStyle w:val="berschrift2"/>
@@ -39380,7 +39508,7 @@
       <w:r>
         <w:t xml:space="preserve"> </w:t>
       </w:r>
-      <w:hyperlink r:id="rId328">
+      <w:hyperlink r:id="rId330">
         <w:r>
           <w:rPr>
             <w:rStyle w:val="Hyperlink"/>
@@ -39402,7 +39530,7 @@
       <w:r>
         <w:t xml:space="preserve"> </w:t>
       </w:r>
-      <w:hyperlink r:id="rId329">
+      <w:hyperlink r:id="rId331">
         <w:r>
           <w:rPr>
             <w:rStyle w:val="Hyperlink"/>
@@ -39424,7 +39552,7 @@
       <w:r>
         <w:t xml:space="preserve"> </w:t>
       </w:r>
-      <w:hyperlink r:id="rId330">
+      <w:hyperlink r:id="rId332">
         <w:r>
           <w:rPr>
             <w:rStyle w:val="Hyperlink"/>
@@ -39446,7 +39574,7 @@
       <w:r>
         <w:t xml:space="preserve"> </w:t>
       </w:r>
-      <w:hyperlink r:id="rId331">
+      <w:hyperlink r:id="rId333">
         <w:r>
           <w:rPr>
             <w:rStyle w:val="Hyperlink"/>
@@ -39468,7 +39596,7 @@
       <w:r>
         <w:t xml:space="preserve"> </w:t>
       </w:r>
-      <w:hyperlink r:id="rId332">
+      <w:hyperlink r:id="rId334">
         <w:r>
           <w:rPr>
             <w:rStyle w:val="Hyperlink"/>
@@ -39490,7 +39618,7 @@
       <w:r>
         <w:t xml:space="preserve"> </w:t>
       </w:r>
-      <w:hyperlink r:id="rId333">
+      <w:hyperlink r:id="rId335">
         <w:r>
           <w:rPr>
             <w:rStyle w:val="Hyperlink"/>
@@ -39525,7 +39653,7 @@
       <w:r>
         <w:t xml:space="preserve"> </w:t>
       </w:r>
-      <w:hyperlink r:id="rId334">
+      <w:hyperlink r:id="rId336">
         <w:r>
           <w:rPr>
             <w:rStyle w:val="Hyperlink"/>
@@ -39547,7 +39675,7 @@
       <w:r>
         <w:t xml:space="preserve"> </w:t>
       </w:r>
-      <w:hyperlink r:id="rId335">
+      <w:hyperlink r:id="rId337">
         <w:r>
           <w:rPr>
             <w:rStyle w:val="Hyperlink"/>
@@ -39582,7 +39710,7 @@
       <w:r>
         <w:t xml:space="preserve"> </w:t>
       </w:r>
-      <w:hyperlink r:id="rId336">
+      <w:hyperlink r:id="rId338">
         <w:r>
           <w:rPr>
             <w:rStyle w:val="Hyperlink"/>
@@ -39617,7 +39745,7 @@
       <w:r>
         <w:t xml:space="preserve"> </w:t>
       </w:r>
-      <w:hyperlink r:id="rId337">
+      <w:hyperlink r:id="rId339">
         <w:r>
           <w:rPr>
             <w:rStyle w:val="Hyperlink"/>
@@ -39639,7 +39767,7 @@
       <w:r>
         <w:t xml:space="preserve"> </w:t>
       </w:r>
-      <w:hyperlink r:id="rId338">
+      <w:hyperlink r:id="rId340">
         <w:r>
           <w:rPr>
             <w:rStyle w:val="Hyperlink"/>
@@ -39651,8 +39779,8 @@
         <w:t xml:space="preserve">.</w:t>
       </w:r>
     </w:p>
-    <w:bookmarkEnd w:id="339"/>
-    <w:bookmarkStart w:id="342" w:name="nachhaltigkeit-1"/>
+    <w:bookmarkEnd w:id="341"/>
+    <w:bookmarkStart w:id="344" w:name="nachhaltigkeit-1"/>
     <w:p>
       <w:pPr>
         <w:pStyle w:val="berschrift2"/>
@@ -39671,7 +39799,7 @@
       <w:r>
         <w:t xml:space="preserve"> </w:t>
       </w:r>
-      <w:hyperlink r:id="rId340">
+      <w:hyperlink r:id="rId342">
         <w:r>
           <w:rPr>
             <w:rStyle w:val="Hyperlink"/>
@@ -39693,7 +39821,7 @@
       <w:r>
         <w:t xml:space="preserve"> </w:t>
       </w:r>
-      <w:hyperlink r:id="rId341">
+      <w:hyperlink r:id="rId343">
         <w:r>
           <w:rPr>
             <w:rStyle w:val="Hyperlink"/>
@@ -39705,8 +39833,8 @@
         <w:t xml:space="preserve">.</w:t>
       </w:r>
     </w:p>
-    <w:bookmarkEnd w:id="342"/>
-    <w:bookmarkStart w:id="344" w:name="responsivität"/>
+    <w:bookmarkEnd w:id="344"/>
+    <w:bookmarkStart w:id="346" w:name="responsivität"/>
     <w:p>
       <w:pPr>
         <w:pStyle w:val="berschrift2"/>
@@ -39725,7 +39853,7 @@
       <w:r>
         <w:t xml:space="preserve"> </w:t>
       </w:r>
-      <w:hyperlink r:id="rId343">
+      <w:hyperlink r:id="rId345">
         <w:r>
           <w:rPr>
             <w:rStyle w:val="Hyperlink"/>
@@ -39737,8 +39865,8 @@
         <w:t xml:space="preserve">.</w:t>
       </w:r>
     </w:p>
-    <w:bookmarkEnd w:id="344"/>
-    <w:bookmarkStart w:id="348" w:name="risikomanagement-2"/>
+    <w:bookmarkEnd w:id="346"/>
+    <w:bookmarkStart w:id="350" w:name="risikomanagement-2"/>
     <w:p>
       <w:pPr>
         <w:pStyle w:val="berschrift2"/>
@@ -39757,7 +39885,7 @@
       <w:r>
         <w:t xml:space="preserve"> </w:t>
       </w:r>
-      <w:hyperlink r:id="rId345">
+      <w:hyperlink r:id="rId347">
         <w:r>
           <w:rPr>
             <w:rStyle w:val="Hyperlink"/>
@@ -39779,7 +39907,7 @@
       <w:r>
         <w:t xml:space="preserve"> </w:t>
       </w:r>
-      <w:hyperlink r:id="rId346">
+      <w:hyperlink r:id="rId348">
         <w:r>
           <w:rPr>
             <w:rStyle w:val="Hyperlink"/>
@@ -39801,7 +39929,7 @@
       <w:r>
         <w:t xml:space="preserve"> </w:t>
       </w:r>
-      <w:hyperlink r:id="rId347">
+      <w:hyperlink r:id="rId349">
         <w:r>
           <w:rPr>
             <w:rStyle w:val="Hyperlink"/>
@@ -39813,8 +39941,8 @@
         <w:t xml:space="preserve">.</w:t>
       </w:r>
     </w:p>
-    <w:bookmarkEnd w:id="348"/>
-    <w:bookmarkStart w:id="353" w:name="weiterbildung-2"/>
+    <w:bookmarkEnd w:id="350"/>
+    <w:bookmarkStart w:id="355" w:name="weiterbildung-2"/>
     <w:p>
       <w:pPr>
         <w:pStyle w:val="berschrift2"/>
@@ -39846,7 +39974,7 @@
       <w:r>
         <w:t xml:space="preserve"> </w:t>
       </w:r>
-      <w:hyperlink r:id="rId349">
+      <w:hyperlink r:id="rId351">
         <w:r>
           <w:rPr>
             <w:rStyle w:val="Hyperlink"/>
@@ -39881,7 +40009,7 @@
       <w:r>
         <w:t xml:space="preserve"> </w:t>
       </w:r>
-      <w:hyperlink r:id="rId350">
+      <w:hyperlink r:id="rId352">
         <w:r>
           <w:rPr>
             <w:rStyle w:val="Hyperlink"/>
@@ -39916,7 +40044,7 @@
       <w:r>
         <w:t xml:space="preserve"> </w:t>
       </w:r>
-      <w:hyperlink r:id="rId351">
+      <w:hyperlink r:id="rId353">
         <w:r>
           <w:rPr>
             <w:rStyle w:val="Hyperlink"/>
@@ -39951,7 +40079,7 @@
       <w:r>
         <w:t xml:space="preserve"> </w:t>
       </w:r>
-      <w:hyperlink r:id="rId352">
+      <w:hyperlink r:id="rId354">
         <w:r>
           <w:rPr>
             <w:rStyle w:val="Hyperlink"/>
@@ -39963,8 +40091,8 @@
         <w:t xml:space="preserve">.</w:t>
       </w:r>
     </w:p>
-    <w:bookmarkEnd w:id="353"/>
-    <w:bookmarkStart w:id="354" w:name="wirkung-2"/>
+    <w:bookmarkEnd w:id="355"/>
+    <w:bookmarkStart w:id="356" w:name="wirkung-2"/>
     <w:p>
       <w:pPr>
         <w:pStyle w:val="berschrift2"/>
@@ -39981,8 +40109,8 @@
         <w:t xml:space="preserve">Hager, Willi; Patry, Jean-Luc; Brezing, Hermann (Hrsg.). 2000. „Evaluation psychologischer Interventionsmaßnahmen. Standards und Kriterien: Ein Handbuch.” Bern: Huber. ISBN 978-3-456-83245-6.</w:t>
       </w:r>
     </w:p>
-    <w:bookmarkEnd w:id="354"/>
-    <w:bookmarkStart w:id="356" w:name="wissenschaftskommunikation-1"/>
+    <w:bookmarkEnd w:id="356"/>
+    <w:bookmarkStart w:id="358" w:name="wissenschaftskommunikation-1"/>
     <w:p>
       <w:pPr>
         <w:pStyle w:val="berschrift2"/>
@@ -40014,7 +40142,7 @@
       <w:r>
         <w:t xml:space="preserve"> </w:t>
       </w:r>
-      <w:hyperlink r:id="rId355">
+      <w:hyperlink r:id="rId357">
         <w:r>
           <w:rPr>
             <w:rStyle w:val="Hyperlink"/>
@@ -40026,8 +40154,8 @@
         <w:t xml:space="preserve">.</w:t>
       </w:r>
     </w:p>
-    <w:bookmarkEnd w:id="356"/>
-    <w:bookmarkEnd w:id="357"/>
+    <w:bookmarkEnd w:id="358"/>
+    <w:bookmarkEnd w:id="359"/>
     <w:sectPr>
       <w:headerReference r:id="rId9" w:type="default"/>
       <w:footerReference r:id="rId11" w:type="default"/>

--- a/docs/Glossar-des-Projekts-Co-Site.docx
+++ b/docs/Glossar-des-Projekts-Co-Site.docx
@@ -95,25 +95,25 @@
         <w:pStyle w:val="Date"/>
       </w:pPr>
       <w:r>
-        <w:t xml:space="preserve">21.</w:t>
-      </w:r>
-      <w:r>
-        <w:t xml:space="preserve"> </w:t>
-      </w:r>
-      <w:r>
-        <w:t xml:space="preserve">November</w:t>
-      </w:r>
-      <w:r>
-        <w:t xml:space="preserve"> </w:t>
-      </w:r>
-      <w:r>
-        <w:t xml:space="preserve">2025,</w:t>
-      </w:r>
-      <w:r>
-        <w:t xml:space="preserve"> </w:t>
-      </w:r>
-      <w:r>
-        <w:t xml:space="preserve">13:05:07</w:t>
+        <w:t xml:space="preserve">19.</w:t>
+      </w:r>
+      <w:r>
+        <w:t xml:space="preserve"> </w:t>
+      </w:r>
+      <w:r>
+        <w:t xml:space="preserve">Februar</w:t>
+      </w:r>
+      <w:r>
+        <w:t xml:space="preserve"> </w:t>
+      </w:r>
+      <w:r>
+        <w:t xml:space="preserve">2026,</w:t>
+      </w:r>
+      <w:r>
+        <w:t xml:space="preserve"> </w:t>
+      </w:r>
+      <w:r>
+        <w:t xml:space="preserve">09:30:14</w:t>
       </w:r>
     </w:p>
     <w:sdt>
@@ -176,7 +176,7 @@
         <w:pStyle w:val="BodyText"/>
       </w:pPr>
       <w:r>
-        <w:t xml:space="preserve">Das Forschungsprojekt Co-Site wird vom Bundesministerium für Bildung und Forschung innerhalb der Initiative Innovative Hochschule gefördert.</w:t>
+        <w:t xml:space="preserve">Das Forschungsprojekt Co-Site wird vom Bundesministerium für Forschung, Technologie und Raumfahrt innerhalb der Initiative Innovative Hochschule gefördert.</w:t>
       </w:r>
     </w:p>
     <w:p>
@@ -223,7 +223,7 @@
         <w:t xml:space="preserve"> </w:t>
       </w:r>
       <w:r>
-        <w:t xml:space="preserve">dient dazu, die zentralen Begriffe und Konzepte des Projekts Co-Site verständlich zu erklären. Indem wir Schlüsselbegriffe und wichtige Konzepte definieren, möchten wir die Kommunikation und das Verständnis innerhalb des Projekts und darüber hinaus verbessern. Es soll einen schnellen und umfassenden Überblick über die wichtigsten Themen und Begrifflichkeiten zu geben, die im Kontext der Klimawandelanpassung und unseres Reallabors von Bedeutung sind. Es soll allen Beteiligten – von Studierenden und Wissenschaftler:innen bis hin zu politischen Entscheidungsträgern und interessierten Bürger:innen – eine nützliche Ressource bieten.</w:t>
+        <w:t xml:space="preserve">dient dazu, die zentralen Begriffe und Konzepte des Projekts Co-Site verständlich zu erklären. Indem wir Schlüsselbegriffe und wichtige Konzepte definieren, möchten wir die Kommunikation und das Verständnis innerhalb des Projekts und darüber hinaus verbessern. Es soll einen schnellen und umfassenden Überblick über die wichtigsten Themen und Begrifflichkeiten geben, die im Kontext der Klimawandelanpassung und unseres Reallabors von Bedeutung sind. Es soll allen Beteiligten – von Studierenden und Wissenschaftler:innen bis hin zu politischen Entscheidungsträgern und interessierten Bürger:innen – eine nützliche Ressource bieten.</w:t>
       </w:r>
     </w:p>
     <w:bookmarkEnd w:id="22"/>
@@ -38656,7 +38656,7 @@
     </w:p>
     <w:bookmarkEnd w:id="293"/>
     <w:bookmarkEnd w:id="294"/>
-    <w:bookmarkStart w:id="301" w:name="impressum"/>
+    <w:bookmarkStart w:id="325" w:name="impressum"/>
     <w:p>
       <w:pPr>
         <w:pStyle w:val="berschrift1"/>
@@ -38665,13 +38665,60 @@
         <w:t xml:space="preserve">Impressum</w:t>
       </w:r>
     </w:p>
-    <w:bookmarkStart w:id="300" w:name="urheberrecht-und-lizensierung"/>
+    <w:p>
+      <w:pPr>
+        <w:pStyle w:val="FirstParagraph"/>
+      </w:pPr>
+      <w:r>
+        <w:t xml:space="preserve">TH Köln</w:t>
+      </w:r>
+      <w:r>
+        <w:t xml:space="preserve"> </w:t>
+      </w:r>
+      <w:r>
+        <w:t xml:space="preserve">Claudiustraße 1</w:t>
+      </w:r>
+      <w:r>
+        <w:t xml:space="preserve"> </w:t>
+      </w:r>
+      <w:r>
+        <w:t xml:space="preserve">50678 Köln</w:t>
+      </w:r>
+      <w:r>
+        <w:t xml:space="preserve"> </w:t>
+      </w:r>
+      <w:hyperlink r:id="rId295">
+        <w:r>
+          <w:rPr>
+            <w:rStyle w:val="Hyperlink"/>
+          </w:rPr>
+          <w:t xml:space="preserve">www.th-koeln.de</w:t>
+        </w:r>
+      </w:hyperlink>
+    </w:p>
+    <w:p>
+      <w:pPr>
+        <w:pStyle w:val="BodyText"/>
+      </w:pPr>
+      <w:r>
+        <w:t xml:space="preserve">Verantwortlich</w:t>
+      </w:r>
+    </w:p>
+    <w:p>
+      <w:pPr>
+        <w:pStyle w:val="BodyText"/>
+      </w:pPr>
+      <w:r>
+        <w:t xml:space="preserve">Projekt Co-Site (Co-Kreation in der Region – Systemisch und innovativ Transfer entwickeln)</w:t>
+      </w:r>
+    </w:p>
+    <w:bookmarkStart w:id="317" w:name="autorinnen"/>
     <w:p>
       <w:pPr>
         <w:pStyle w:val="berschrift2"/>
       </w:pPr>
       <w:r>
-        <w:t xml:space="preserve">Urheberrecht und Lizensierung</w:t>
+        <w:t xml:space="preserve">Autor:innen</w:t>
       </w:r>
     </w:p>
     <w:p>
@@ -38679,12 +38726,631 @@
         <w:pStyle w:val="FirstParagraph"/>
       </w:pPr>
       <w:r>
+        <w:t xml:space="preserve">Alexander Fekete, ORCID:</w:t>
+      </w:r>
+      <w:r>
+        <w:t xml:space="preserve"> </w:t>
+      </w:r>
+      <w:hyperlink r:id="rId296">
+        <w:r>
+          <w:rPr>
+            <w:rStyle w:val="Hyperlink"/>
+          </w:rPr>
+          <w:t xml:space="preserve">0000-0002-8029-6774</w:t>
+        </w:r>
+      </w:hyperlink>
+      <w:r>
+        <w:t xml:space="preserve">, TH Köln - Fakultät für Anlagen, Energie- und Maschinensysteme, Institut für Rettungsingenieurwesen und Gefahrenabwehr (IRG)</w:t>
+      </w:r>
+    </w:p>
+    <w:p>
+      <w:pPr>
+        <w:pStyle w:val="BodyText"/>
+      </w:pPr>
+      <w:r>
+        <w:t xml:space="preserve">Alexandra Tönies, TH Köln - Fakultät für Anlagen, Energie- und Maschinensysteme, Institut für Produktentwicklung und Konstruktionstechnik (IPK)</w:t>
+      </w:r>
+    </w:p>
+    <w:p>
+      <w:pPr>
+        <w:pStyle w:val="BodyText"/>
+      </w:pPr>
+      <w:r>
+        <w:t xml:space="preserve">Anne Diessner, TH Köln - Fakultät für Raumentwicklung und Infrastruktursysteme</w:t>
+      </w:r>
+    </w:p>
+    <w:p>
+      <w:pPr>
+        <w:pStyle w:val="BodyText"/>
+      </w:pPr>
+      <w:r>
+        <w:t xml:space="preserve">Antti Olbrisch, Kolpingstadt Kerpen, Fachbereich Klima und Umwelt</w:t>
+      </w:r>
+    </w:p>
+    <w:p>
+      <w:pPr>
+        <w:pStyle w:val="BodyText"/>
+      </w:pPr>
+      <w:r>
+        <w:t xml:space="preserve">Barbara Elisabeth Frick, ORCID:</w:t>
+      </w:r>
+      <w:r>
+        <w:t xml:space="preserve"> </w:t>
+      </w:r>
+      <w:hyperlink r:id="rId297">
+        <w:r>
+          <w:rPr>
+            <w:rStyle w:val="Hyperlink"/>
+          </w:rPr>
+          <w:t xml:space="preserve">0009-0000-5881-6123</w:t>
+        </w:r>
+      </w:hyperlink>
+      <w:r>
+        <w:t xml:space="preserve">, TH Köln - Fakultät für Informations- und Kommunikationswissenschaften, Institut für Informationswissenschaft (IWS)</w:t>
+      </w:r>
+    </w:p>
+    <w:p>
+      <w:pPr>
+        <w:pStyle w:val="BodyText"/>
+      </w:pPr>
+      <w:r>
+        <w:t xml:space="preserve">Carla Frohn, ORCID:</w:t>
+      </w:r>
+      <w:r>
+        <w:t xml:space="preserve"> </w:t>
+      </w:r>
+      <w:hyperlink r:id="rId298">
+        <w:r>
+          <w:rPr>
+            <w:rStyle w:val="Hyperlink"/>
+          </w:rPr>
+          <w:t xml:space="preserve">0009-0007-8663-1856</w:t>
+        </w:r>
+      </w:hyperlink>
+      <w:r>
+        <w:t xml:space="preserve">, TH Köln - Fakultät für Anlagen, Energie- und Maschinensysteme, Institut für Produktentwicklung und Konstruktionstechnik (IPK)</w:t>
+      </w:r>
+    </w:p>
+    <w:p>
+      <w:pPr>
+        <w:pStyle w:val="BodyText"/>
+      </w:pPr>
+      <w:r>
+        <w:t xml:space="preserve">Chris Hetkämper, ORCID:</w:t>
+      </w:r>
+      <w:r>
+        <w:t xml:space="preserve"> </w:t>
+      </w:r>
+      <w:hyperlink r:id="rId299">
+        <w:r>
+          <w:rPr>
+            <w:rStyle w:val="Hyperlink"/>
+          </w:rPr>
+          <w:t xml:space="preserve">0000-0001-5873-921X</w:t>
+        </w:r>
+      </w:hyperlink>
+      <w:r>
+        <w:t xml:space="preserve">, TH Köln - Fakultät für Anlagen, Energie- und Maschinensysteme, Institut für Rettungsingenieurwesen und Gefahrenabwehr (IRG)</w:t>
+      </w:r>
+    </w:p>
+    <w:p>
+      <w:pPr>
+        <w:pStyle w:val="BodyText"/>
+      </w:pPr>
+      <w:r>
+        <w:t xml:space="preserve">Claudia Frick, ORCID:</w:t>
+      </w:r>
+      <w:r>
+        <w:t xml:space="preserve"> </w:t>
+      </w:r>
+      <w:hyperlink r:id="rId300">
+        <w:r>
+          <w:rPr>
+            <w:rStyle w:val="Hyperlink"/>
+          </w:rPr>
+          <w:t xml:space="preserve">0000-0002-5291-4301</w:t>
+        </w:r>
+      </w:hyperlink>
+      <w:r>
+        <w:t xml:space="preserve">, TH Köln - Fakultät für Informations- und Kommunikationswissenschaften, Institut für Informationswissenschaft (IWS)</w:t>
+      </w:r>
+    </w:p>
+    <w:p>
+      <w:pPr>
+        <w:pStyle w:val="BodyText"/>
+      </w:pPr>
+      <w:r>
+        <w:t xml:space="preserve">Daniel Beckers, TH Köln - Fakultät für Anlagen, Energie- und Maschinensysteme, Institut für Rettungsingenieurwesen und Gefahrenabwehr (IRG)</w:t>
+      </w:r>
+    </w:p>
+    <w:p>
+      <w:pPr>
+        <w:pStyle w:val="BodyText"/>
+      </w:pPr>
+      <w:r>
+        <w:t xml:space="preserve">Friederike Holtmann, ORCID:</w:t>
+      </w:r>
+      <w:r>
+        <w:t xml:space="preserve"> </w:t>
+      </w:r>
+      <w:hyperlink r:id="rId301">
+        <w:r>
+          <w:rPr>
+            <w:rStyle w:val="Hyperlink"/>
+          </w:rPr>
+          <w:t xml:space="preserve">0009-0004-3451-0962</w:t>
+        </w:r>
+      </w:hyperlink>
+      <w:r>
+        <w:t xml:space="preserve">, TH Köln - Fakultät für Anlagen, Energie- und Maschinensysteme, Institut für Produktentwicklung und Konstruktionstechnik (IPK)</w:t>
+      </w:r>
+    </w:p>
+    <w:p>
+      <w:pPr>
+        <w:pStyle w:val="BodyText"/>
+      </w:pPr>
+      <w:r>
+        <w:t xml:space="preserve">Georg Lamberty, TH Köln - Fakultät für Raumentwicklung und Infrastruktursysteme, Institute for Technology and Resources Management in the Tropics and Subtropics (ITT)</w:t>
+      </w:r>
+    </w:p>
+    <w:p>
+      <w:pPr>
+        <w:pStyle w:val="BodyText"/>
+      </w:pPr>
+      <w:r>
+        <w:t xml:space="preserve">Henny Grotehusmann, TH Köln - Fakultät für Raumentwicklung und Infrastruktursysteme</w:t>
+      </w:r>
+    </w:p>
+    <w:p>
+      <w:pPr>
+        <w:pStyle w:val="BodyText"/>
+      </w:pPr>
+      <w:r>
+        <w:t xml:space="preserve">Ilona Arcaro, TH Köln - Akademie für wissenschaftliche Weiterbildung, Wissenschaftliche Weiterbildung</w:t>
+      </w:r>
+    </w:p>
+    <w:p>
+      <w:pPr>
+        <w:pStyle w:val="BodyText"/>
+      </w:pPr>
+      <w:r>
+        <w:t xml:space="preserve">Ines Könsgen, ORCID:</w:t>
+      </w:r>
+      <w:r>
+        <w:t xml:space="preserve"> </w:t>
+      </w:r>
+      <w:hyperlink r:id="rId302">
+        <w:r>
+          <w:rPr>
+            <w:rStyle w:val="Hyperlink"/>
+          </w:rPr>
+          <w:t xml:space="preserve">0009-0009-2260-8301</w:t>
+        </w:r>
+      </w:hyperlink>
+      <w:r>
+        <w:t xml:space="preserve">, TH Köln - Fakultät für Raumentwicklung und Infrastruktursysteme, Institute for Technology and Resources Management in the Tropics and Subtropics (ITT)</w:t>
+      </w:r>
+    </w:p>
+    <w:p>
+      <w:pPr>
+        <w:pStyle w:val="BodyText"/>
+      </w:pPr>
+      <w:r>
+        <w:t xml:space="preserve">Isabell Mayer, Kolpingstadt Kerpen, Fachbereich Klima und Umwelt</w:t>
+      </w:r>
+    </w:p>
+    <w:p>
+      <w:pPr>
+        <w:pStyle w:val="BodyText"/>
+      </w:pPr>
+      <w:r>
+        <w:t xml:space="preserve">Jan-Niklas Terschüren, ORCID:</w:t>
+      </w:r>
+      <w:r>
+        <w:t xml:space="preserve"> </w:t>
+      </w:r>
+      <w:hyperlink r:id="rId303">
+        <w:r>
+          <w:rPr>
+            <w:rStyle w:val="Hyperlink"/>
+          </w:rPr>
+          <w:t xml:space="preserve">0009-0000-9016-4831</w:t>
+        </w:r>
+      </w:hyperlink>
+      <w:r>
+        <w:t xml:space="preserve">, TH Köln - Fakultät für Anlagen, Energie- und Maschinensysteme, Institut für Produktentwicklung und Konstruktionstechnik (IPK)</w:t>
+      </w:r>
+    </w:p>
+    <w:p>
+      <w:pPr>
+        <w:pStyle w:val="BodyText"/>
+      </w:pPr>
+      <w:r>
+        <w:t xml:space="preserve">Johanna Schmidt, ORCID:</w:t>
+      </w:r>
+      <w:r>
+        <w:t xml:space="preserve"> </w:t>
+      </w:r>
+      <w:hyperlink r:id="rId304">
+        <w:r>
+          <w:rPr>
+            <w:rStyle w:val="Hyperlink"/>
+          </w:rPr>
+          <w:t xml:space="preserve">0000-0001-8827-9461</w:t>
+        </w:r>
+      </w:hyperlink>
+      <w:r>
+        <w:t xml:space="preserve">, Stadt Leverkusen, Fachbereich Mobilität und Klimaschutz</w:t>
+      </w:r>
+    </w:p>
+    <w:p>
+      <w:pPr>
+        <w:pStyle w:val="BodyText"/>
+      </w:pPr>
+      <w:r>
+        <w:t xml:space="preserve">Johanne Kaufmann, TH Köln - Fakultät für Raumentwicklung und Infrastruktursysteme</w:t>
+      </w:r>
+    </w:p>
+    <w:p>
+      <w:pPr>
+        <w:pStyle w:val="BodyText"/>
+      </w:pPr>
+      <w:r>
+        <w:t xml:space="preserve">Juan Luis Ramirez Duval, ORCID:</w:t>
+      </w:r>
+      <w:r>
+        <w:t xml:space="preserve"> </w:t>
+      </w:r>
+      <w:hyperlink r:id="rId305">
+        <w:r>
+          <w:rPr>
+            <w:rStyle w:val="Hyperlink"/>
+          </w:rPr>
+          <w:t xml:space="preserve">0000-0003-2239-8921</w:t>
+        </w:r>
+      </w:hyperlink>
+      <w:r>
+        <w:t xml:space="preserve">, TH Köln - Fakultät für Raumentwicklung und Infrastruktursysteme</w:t>
+      </w:r>
+    </w:p>
+    <w:p>
+      <w:pPr>
+        <w:pStyle w:val="BodyText"/>
+      </w:pPr>
+      <w:r>
+        <w:t xml:space="preserve">Julia Laux, ORCID:</w:t>
+      </w:r>
+      <w:r>
+        <w:t xml:space="preserve"> </w:t>
+      </w:r>
+      <w:hyperlink r:id="rId306">
+        <w:r>
+          <w:rPr>
+            <w:rStyle w:val="Hyperlink"/>
+          </w:rPr>
+          <w:t xml:space="preserve">0009-0002-5293-561X</w:t>
+        </w:r>
+      </w:hyperlink>
+      <w:r>
+        <w:t xml:space="preserve">, TH Köln - Fakultät für Informations- und Kommunikationswissenschaften (IWS)</w:t>
+      </w:r>
+    </w:p>
+    <w:p>
+      <w:pPr>
+        <w:pStyle w:val="BodyText"/>
+      </w:pPr>
+      <w:r>
+        <w:t xml:space="preserve">Julian Bleckmann, Kolpingstadt Kerpen, Fachbereich Klima und Umwelt</w:t>
+      </w:r>
+    </w:p>
+    <w:p>
+      <w:pPr>
+        <w:pStyle w:val="BodyText"/>
+      </w:pPr>
+      <w:r>
+        <w:t xml:space="preserve">Lambert Heller, ORCID:</w:t>
+      </w:r>
+      <w:r>
+        <w:t xml:space="preserve"> </w:t>
+      </w:r>
+      <w:hyperlink r:id="rId307">
+        <w:r>
+          <w:rPr>
+            <w:rStyle w:val="Hyperlink"/>
+          </w:rPr>
+          <w:t xml:space="preserve">0000-0003-0232-7085</w:t>
+        </w:r>
+      </w:hyperlink>
+      <w:r>
+        <w:t xml:space="preserve">, TIB - Leibniz Informationszentrum Technik und Naturwissenschaften</w:t>
+      </w:r>
+    </w:p>
+    <w:p>
+      <w:pPr>
+        <w:pStyle w:val="BodyText"/>
+      </w:pPr>
+      <w:r>
+        <w:t xml:space="preserve">Larissa Müller, ORCID:</w:t>
+      </w:r>
+      <w:r>
+        <w:t xml:space="preserve"> </w:t>
+      </w:r>
+      <w:hyperlink r:id="rId308">
+        <w:r>
+          <w:rPr>
+            <w:rStyle w:val="Hyperlink"/>
+          </w:rPr>
+          <w:t xml:space="preserve">0000-0002-9854-3403</w:t>
+        </w:r>
+      </w:hyperlink>
+      <w:r>
+        <w:t xml:space="preserve">, TH Köln - Fakultät für Anlagen, Energie- und Maschinensysteme, Institut für Produktentwicklung und Konstruktionstechnik (IPK)</w:t>
+      </w:r>
+    </w:p>
+    <w:p>
+      <w:pPr>
+        <w:pStyle w:val="BodyText"/>
+      </w:pPr>
+      <w:r>
+        <w:t xml:space="preserve">Lars Dietrich, ORCID:</w:t>
+      </w:r>
+      <w:r>
+        <w:t xml:space="preserve"> </w:t>
+      </w:r>
+      <w:hyperlink r:id="rId309">
+        <w:r>
+          <w:rPr>
+            <w:rStyle w:val="Hyperlink"/>
+          </w:rPr>
+          <w:t xml:space="preserve">0000-0003-3407-166X</w:t>
+        </w:r>
+      </w:hyperlink>
+      <w:r>
+        <w:t xml:space="preserve">, Stadt Leverkusen, NaturGut Ophoven und Justus-Liebig-Universität Gießen, Institut für Biologiedidaktik</w:t>
+      </w:r>
+    </w:p>
+    <w:p>
+      <w:pPr>
+        <w:pStyle w:val="BodyText"/>
+      </w:pPr>
+      <w:r>
+        <w:t xml:space="preserve">Lars Ribbe, ORCID:</w:t>
+      </w:r>
+      <w:r>
+        <w:t xml:space="preserve"> </w:t>
+      </w:r>
+      <w:hyperlink r:id="rId310">
+        <w:r>
+          <w:rPr>
+            <w:rStyle w:val="Hyperlink"/>
+          </w:rPr>
+          <w:t xml:space="preserve">0000-0003-3052-1782</w:t>
+        </w:r>
+      </w:hyperlink>
+      <w:r>
+        <w:t xml:space="preserve">, TH Köln - Fakultät für Raumentwicklung und Infrastruktursysteme, Institute for Technology and Resources Management in the Tropics and Subtropics (ITT)</w:t>
+      </w:r>
+    </w:p>
+    <w:p>
+      <w:pPr>
+        <w:pStyle w:val="BodyText"/>
+      </w:pPr>
+      <w:r>
+        <w:t xml:space="preserve">Muhammed Enes Bodur, ORCID:</w:t>
+      </w:r>
+      <w:r>
+        <w:t xml:space="preserve"> </w:t>
+      </w:r>
+      <w:hyperlink r:id="rId311">
+        <w:r>
+          <w:rPr>
+            <w:rStyle w:val="Hyperlink"/>
+          </w:rPr>
+          <w:t xml:space="preserve">0009-0001-2984-5766</w:t>
+        </w:r>
+      </w:hyperlink>
+      <w:r>
+        <w:t xml:space="preserve">, TH Köln - Fakultät für Anlagen, Energie- und Maschinensysteme, Institut für Rettungsingenieurwesen und Gefahrenabwehr (IRG)</w:t>
+      </w:r>
+    </w:p>
+    <w:p>
+      <w:pPr>
+        <w:pStyle w:val="BodyText"/>
+      </w:pPr>
+      <w:r>
+        <w:t xml:space="preserve">Nico Buck, ORCID:</w:t>
+      </w:r>
+      <w:r>
+        <w:t xml:space="preserve"> </w:t>
+      </w:r>
+      <w:hyperlink r:id="rId312">
+        <w:r>
+          <w:rPr>
+            <w:rStyle w:val="Hyperlink"/>
+          </w:rPr>
+          <w:t xml:space="preserve">0009-0002-9390-1336</w:t>
+        </w:r>
+      </w:hyperlink>
+      <w:r>
+        <w:t xml:space="preserve">, TH Köln - Fakultät für Anlagen, Energie- und Maschinensysteme, Institut für Produktentwicklung und Konstruktionstechnik (IPK)</w:t>
+      </w:r>
+    </w:p>
+    <w:p>
+      <w:pPr>
+        <w:pStyle w:val="BodyText"/>
+      </w:pPr>
+      <w:r>
+        <w:t xml:space="preserve">Regina Harms, ORCID:</w:t>
+      </w:r>
+      <w:r>
+        <w:t xml:space="preserve"> </w:t>
+      </w:r>
+      <w:hyperlink r:id="rId313">
+        <w:r>
+          <w:rPr>
+            <w:rStyle w:val="Hyperlink"/>
+          </w:rPr>
+          <w:t xml:space="preserve">0009-0000-3988-3937</w:t>
+        </w:r>
+      </w:hyperlink>
+      <w:r>
+        <w:t xml:space="preserve">, TH Köln - Fakultät für Informations- und Kommunikationswissenschaften, Institut für Informationswissenschaft (IWS)</w:t>
+      </w:r>
+    </w:p>
+    <w:p>
+      <w:pPr>
+        <w:pStyle w:val="BodyText"/>
+      </w:pPr>
+      <w:r>
+        <w:t xml:space="preserve">Sandra Alfonso de Nehren, ORCID:</w:t>
+      </w:r>
+      <w:r>
+        <w:t xml:space="preserve"> </w:t>
+      </w:r>
+      <w:hyperlink r:id="rId314">
+        <w:r>
+          <w:rPr>
+            <w:rStyle w:val="Hyperlink"/>
+          </w:rPr>
+          <w:t xml:space="preserve">0009-0005-2435-7666</w:t>
+        </w:r>
+      </w:hyperlink>
+      <w:r>
+        <w:t xml:space="preserve">, TH Köln - Fakultät für Raumentwicklung und Infrastruktursysteme, Institute for Technology and Resources Management in the Tropics and Subtropics (ITT)</w:t>
+      </w:r>
+    </w:p>
+    <w:p>
+      <w:pPr>
+        <w:pStyle w:val="BodyText"/>
+      </w:pPr>
+      <w:r>
+        <w:t xml:space="preserve">Silke Meilwes, TH Köln - Fakultät für Raumentwicklung und Infrastruktursysteme, Institute for Technology and Resources Management in the Tropics and Subtropics (ITT)</w:t>
+      </w:r>
+    </w:p>
+    <w:p>
+      <w:pPr>
+        <w:pStyle w:val="BodyText"/>
+      </w:pPr>
+      <w:r>
+        <w:t xml:space="preserve">Silvia Marie Krautzik, ORCID:</w:t>
+      </w:r>
+      <w:r>
+        <w:t xml:space="preserve"> </w:t>
+      </w:r>
+      <w:hyperlink r:id="rId315">
+        <w:r>
+          <w:rPr>
+            <w:rStyle w:val="Hyperlink"/>
+          </w:rPr>
+          <w:t xml:space="preserve">0009-0008-4684-298X</w:t>
+        </w:r>
+      </w:hyperlink>
+      <w:r>
+        <w:t xml:space="preserve">, TH Köln - Fakultät für Raumentwicklung und Infrastruktursysteme, Institute for Technology and Resources Management in the Tropics and Subtropics (ITT)</w:t>
+      </w:r>
+    </w:p>
+    <w:p>
+      <w:pPr>
+        <w:pStyle w:val="BodyText"/>
+      </w:pPr>
+      <w:r>
+        <w:t xml:space="preserve">Surendra Shiwakoti, TH Köln - Fakultät für Raumentwicklung und Infrastruktursysteme</w:t>
+      </w:r>
+    </w:p>
+    <w:p>
+      <w:pPr>
+        <w:pStyle w:val="BodyText"/>
+      </w:pPr>
+      <w:r>
+        <w:t xml:space="preserve">Svenja Bickert-Appleby, ORCID:</w:t>
+      </w:r>
+      <w:r>
+        <w:t xml:space="preserve"> </w:t>
+      </w:r>
+      <w:hyperlink r:id="rId316">
+        <w:r>
+          <w:rPr>
+            <w:rStyle w:val="Hyperlink"/>
+          </w:rPr>
+          <w:t xml:space="preserve">0009-0008-4062-0833</w:t>
+        </w:r>
+      </w:hyperlink>
+      <w:r>
+        <w:t xml:space="preserve">, TH Köln - Fakultät für Anlagen, Energie- und Maschinensysteme, Institut für Produktentwicklung und Konstruktionstechnik (IPK)</w:t>
+      </w:r>
+    </w:p>
+    <w:p>
+      <w:pPr>
+        <w:pStyle w:val="BodyText"/>
+      </w:pPr>
+      <w:r>
+        <w:t xml:space="preserve">##Redaktion</w:t>
+      </w:r>
+    </w:p>
+    <w:p>
+      <w:pPr>
+        <w:pStyle w:val="BodyText"/>
+      </w:pPr>
+      <w:r>
+        <w:t xml:space="preserve">Julia Laux, Barbara Frick, Regina Harms und Claudia Frick</w:t>
+      </w:r>
+    </w:p>
+    <w:bookmarkEnd w:id="317"/>
+    <w:bookmarkStart w:id="319" w:name="programmierung"/>
+    <w:p>
+      <w:pPr>
+        <w:pStyle w:val="berschrift2"/>
+      </w:pPr>
+      <w:r>
+        <w:t xml:space="preserve">Programmierung</w:t>
+      </w:r>
+    </w:p>
+    <w:p>
+      <w:pPr>
+        <w:pStyle w:val="FirstParagraph"/>
+      </w:pPr>
+      <w:r>
+        <w:t xml:space="preserve">Worthington, S., Bailly, K., &amp; Rahr, A. (2024). Co-Site Glossar (Version</w:t>
+      </w:r>
+      <w:r>
+        <w:t xml:space="preserve"> </w:t>
+      </w:r>
+      <w:r>
+        <w:t xml:space="preserve">0.0.1a) [Computer software].</w:t>
+      </w:r>
+      <w:r>
+        <w:t xml:space="preserve"> </w:t>
+      </w:r>
+      <w:hyperlink r:id="rId318">
+        <w:r>
+          <w:rPr>
+            <w:rStyle w:val="Hyperlink"/>
+          </w:rPr>
+          <w:t xml:space="preserve">https://github.com/TIBHannover/co-site-glossar</w:t>
+        </w:r>
+      </w:hyperlink>
+    </w:p>
+    <w:bookmarkEnd w:id="319"/>
+    <w:bookmarkStart w:id="324" w:name="urheberrecht-und-lizenzierung"/>
+    <w:p>
+      <w:pPr>
+        <w:pStyle w:val="berschrift2"/>
+      </w:pPr>
+      <w:r>
+        <w:t xml:space="preserve">Urheberrecht und Lizenzierung</w:t>
+      </w:r>
+    </w:p>
+    <w:p>
+      <w:pPr>
+        <w:pStyle w:val="FirstParagraph"/>
+      </w:pPr>
+      <w:r>
         <w:t xml:space="preserve">Inhalt - © 2024 Die Autor:innen.</w:t>
       </w:r>
       <w:r>
         <w:t xml:space="preserve"> </w:t>
       </w:r>
-      <w:hyperlink r:id="rId295">
+      <w:hyperlink r:id="rId320">
         <w:r>
           <w:rPr>
             <w:rStyle w:val="Hyperlink"/>
@@ -38703,7 +39369,7 @@
       <w:r>
         <w:t xml:space="preserve"> </w:t>
       </w:r>
-      <w:hyperlink r:id="rId296">
+      <w:hyperlink r:id="rId321">
         <w:r>
           <w:rPr>
             <w:rStyle w:val="Hyperlink"/>
@@ -38720,7 +39386,7 @@
       <w:r>
         <w:t xml:space="preserve"> </w:t>
       </w:r>
-      <w:hyperlink r:id="rId297">
+      <w:hyperlink r:id="rId318">
         <w:r>
           <w:rPr>
             <w:rStyle w:val="Hyperlink"/>
@@ -38739,7 +39405,7 @@
       <w:r>
         <w:t xml:space="preserve"> </w:t>
       </w:r>
-      <w:hyperlink r:id="rId298">
+      <w:hyperlink r:id="rId322">
         <w:r>
           <w:rPr>
             <w:rStyle w:val="Hyperlink"/>
@@ -38763,7 +39429,7 @@
       <w:pPr>
         <w:pStyle w:val="BodyText"/>
       </w:pPr>
-      <w:hyperlink r:id="rId299">
+      <w:hyperlink r:id="rId323">
         <w:r>
           <w:rPr>
             <w:rStyle w:val="Hyperlink"/>
@@ -38783,624 +39449,638 @@
         <w:pStyle w:val="BodyText"/>
       </w:pPr>
       <w:r>
-        <w:t xml:space="preserve">Alle Inhalte und Codes von Dritten unterliegen dem Urheberrecht der Autor:innen und ihren jeweiligen OSI-konformen offenen Lizenzen für den Code und der Creative Commons Attribution-ShareAlike 4.0 International für den Inhalt.</w:t>
-      </w:r>
-    </w:p>
-    <w:bookmarkEnd w:id="300"/>
-    <w:bookmarkEnd w:id="301"/>
-    <w:bookmarkStart w:id="325" w:name="mitwirkende"/>
-    <w:p>
-      <w:pPr>
-        <w:pStyle w:val="berschrift1"/>
-      </w:pPr>
-      <w:r>
-        <w:t xml:space="preserve">Mitwirkende</w:t>
-      </w:r>
-    </w:p>
-    <w:bookmarkStart w:id="323" w:name="autorinnen"/>
-    <w:p>
-      <w:pPr>
-        <w:pStyle w:val="berschrift2"/>
-      </w:pPr>
-      <w:r>
-        <w:t xml:space="preserve">Autor:innen</w:t>
-      </w:r>
-    </w:p>
-    <w:p>
-      <w:pPr>
-        <w:pStyle w:val="FirstParagraph"/>
-      </w:pPr>
-      <w:r>
-        <w:t xml:space="preserve">Sandra Alfonso de Nehren, ORCID:</w:t>
-      </w:r>
-      <w:r>
-        <w:t xml:space="preserve"> </w:t>
-      </w:r>
-      <w:hyperlink r:id="rId302">
-        <w:r>
-          <w:rPr>
-            <w:rStyle w:val="Hyperlink"/>
-          </w:rPr>
-          <w:t xml:space="preserve">0009-0005-2435-7666</w:t>
-        </w:r>
-      </w:hyperlink>
-      <w:r>
-        <w:t xml:space="preserve">, TH Köln - Fakultät für Raumentwicklung und Infrastruktursysteme, Institute for Technology and Resources Management in the Tropics and Subtropics (ITT)</w:t>
-      </w:r>
-    </w:p>
-    <w:p>
-      <w:pPr>
-        <w:pStyle w:val="BodyText"/>
-      </w:pPr>
-      <w:r>
-        <w:t xml:space="preserve">Svenja Bickert-Appleby, ORCID:</w:t>
-      </w:r>
-      <w:r>
-        <w:t xml:space="preserve"> </w:t>
-      </w:r>
-      <w:hyperlink r:id="rId303">
-        <w:r>
-          <w:rPr>
-            <w:rStyle w:val="Hyperlink"/>
-          </w:rPr>
-          <w:t xml:space="preserve">0009-0008-4062-0833</w:t>
-        </w:r>
-      </w:hyperlink>
-      <w:r>
-        <w:t xml:space="preserve">, TH Köln - Fakultät für Anlagen, Energie- und Maschinensysteme, Institut für Produktentwicklung und Konstruktionstechnik (IPK)</w:t>
-      </w:r>
-    </w:p>
-    <w:p>
-      <w:pPr>
-        <w:pStyle w:val="BodyText"/>
-      </w:pPr>
-      <w:r>
-        <w:t xml:space="preserve">Ilona Arcaro, TH Köln - Akademie für wissenschaftliche Weiterbildung, Wissenschaftliche Weiterbildung</w:t>
-      </w:r>
-    </w:p>
-    <w:p>
-      <w:pPr>
-        <w:pStyle w:val="BodyText"/>
-      </w:pPr>
-      <w:r>
-        <w:t xml:space="preserve">Muhammed Enes Bodur, ORCID:</w:t>
-      </w:r>
-      <w:r>
-        <w:t xml:space="preserve"> </w:t>
-      </w:r>
-      <w:hyperlink r:id="rId304">
-        <w:r>
-          <w:rPr>
-            <w:rStyle w:val="Hyperlink"/>
-          </w:rPr>
-          <w:t xml:space="preserve">0009-0001-2984-5766</w:t>
-        </w:r>
-      </w:hyperlink>
-      <w:r>
-        <w:t xml:space="preserve">, TH Köln - Fakultät für Anlagen, Energie- und Maschinensysteme, Institut für Rettungsingenieurwesen und Gefahrenabwehr (IRG)</w:t>
-      </w:r>
-    </w:p>
-    <w:p>
-      <w:pPr>
-        <w:pStyle w:val="BodyText"/>
-      </w:pPr>
-      <w:r>
-        <w:t xml:space="preserve">Nico Buck, ORCID:</w:t>
-      </w:r>
-      <w:r>
-        <w:t xml:space="preserve"> </w:t>
-      </w:r>
-      <w:hyperlink r:id="rId305">
-        <w:r>
-          <w:rPr>
-            <w:rStyle w:val="Hyperlink"/>
-          </w:rPr>
-          <w:t xml:space="preserve">0009-0002-9390-1336</w:t>
-        </w:r>
-      </w:hyperlink>
-      <w:r>
-        <w:t xml:space="preserve">, TH Köln - Fakultät für Anlagen, Energie- und Maschinensysteme</w:t>
-      </w:r>
-    </w:p>
-    <w:p>
-      <w:pPr>
-        <w:pStyle w:val="BodyText"/>
-      </w:pPr>
-      <w:r>
-        <w:t xml:space="preserve">Anne Diessner, TH Köln - Fakultät für Raumentwicklung und Infrastruktursysteme</w:t>
-      </w:r>
-    </w:p>
-    <w:p>
-      <w:pPr>
-        <w:pStyle w:val="BodyText"/>
-      </w:pPr>
-      <w:r>
-        <w:t xml:space="preserve">Lars Dietrich, ORCID:</w:t>
-      </w:r>
-      <w:r>
-        <w:t xml:space="preserve"> </w:t>
-      </w:r>
-      <w:hyperlink r:id="rId306">
-        <w:r>
-          <w:rPr>
-            <w:rStyle w:val="Hyperlink"/>
-          </w:rPr>
-          <w:t xml:space="preserve">0000-0003-3407-166X</w:t>
-        </w:r>
-      </w:hyperlink>
-      <w:r>
-        <w:t xml:space="preserve">, Stadt Leverkusen, NaturGut Ophoven und Justus-Liebig-Universität Gießen, Institut für Biologiedidaktik</w:t>
-      </w:r>
-    </w:p>
-    <w:p>
-      <w:pPr>
-        <w:pStyle w:val="BodyText"/>
-      </w:pPr>
-      <w:r>
-        <w:t xml:space="preserve">Alexander Fekete, ORCID:</w:t>
-      </w:r>
-      <w:r>
-        <w:t xml:space="preserve"> </w:t>
-      </w:r>
-      <w:hyperlink r:id="rId307">
-        <w:r>
-          <w:rPr>
-            <w:rStyle w:val="Hyperlink"/>
-          </w:rPr>
-          <w:t xml:space="preserve">0000-0002-8029-6774</w:t>
-        </w:r>
-      </w:hyperlink>
-      <w:r>
-        <w:t xml:space="preserve">, TH Köln - Fakultät für Anlagen, Energie- und Maschinensysteme, Institut für Rettungsingenieurwesen und Gefahrenabwehr (IRG)</w:t>
-      </w:r>
-    </w:p>
-    <w:p>
-      <w:pPr>
-        <w:pStyle w:val="BodyText"/>
-      </w:pPr>
-      <w:r>
-        <w:t xml:space="preserve">Barbara Elisabeth Frick, ORCID:</w:t>
-      </w:r>
-      <w:r>
-        <w:t xml:space="preserve"> </w:t>
-      </w:r>
-      <w:hyperlink r:id="rId308">
-        <w:r>
-          <w:rPr>
-            <w:rStyle w:val="Hyperlink"/>
-          </w:rPr>
-          <w:t xml:space="preserve">0009-0000-5881-6123</w:t>
-        </w:r>
-      </w:hyperlink>
-      <w:r>
-        <w:t xml:space="preserve">, TH Köln - Fakultät für Informations- und</w:t>
-      </w:r>
-      <w:r>
-        <w:t xml:space="preserve"> </w:t>
-      </w:r>
-      <w:r>
-        <w:t xml:space="preserve">Kommunikationswissenschaften</w:t>
-      </w:r>
-    </w:p>
-    <w:p>
-      <w:pPr>
-        <w:pStyle w:val="BodyText"/>
-      </w:pPr>
-      <w:r>
-        <w:t xml:space="preserve">Claudia Frick, ORCID:</w:t>
-      </w:r>
-      <w:r>
-        <w:t xml:space="preserve"> </w:t>
-      </w:r>
-      <w:hyperlink r:id="rId309">
-        <w:r>
-          <w:rPr>
-            <w:rStyle w:val="Hyperlink"/>
-          </w:rPr>
-          <w:t xml:space="preserve">0000-0002-5291-4301</w:t>
-        </w:r>
-      </w:hyperlink>
-      <w:r>
-        <w:t xml:space="preserve">, TH Köln - Fakultät für Informations- und Kommunikationswissenschaften, Institut für Informationswissenschaft</w:t>
-      </w:r>
-    </w:p>
-    <w:p>
-      <w:pPr>
-        <w:pStyle w:val="BodyText"/>
-      </w:pPr>
-      <w:r>
-        <w:t xml:space="preserve">Henny Grotehusmann, TH Köln - Fakultät für Raumentwicklung und Infrastruktursysteme</w:t>
-      </w:r>
-    </w:p>
-    <w:p>
-      <w:pPr>
-        <w:pStyle w:val="BodyText"/>
-      </w:pPr>
-      <w:r>
-        <w:t xml:space="preserve">Regina Harms, ORCID:</w:t>
-      </w:r>
-      <w:r>
-        <w:t xml:space="preserve"> </w:t>
-      </w:r>
-      <w:hyperlink r:id="rId310">
-        <w:r>
-          <w:rPr>
-            <w:rStyle w:val="Hyperlink"/>
-          </w:rPr>
-          <w:t xml:space="preserve">0009-0000-3988-3937</w:t>
-        </w:r>
-      </w:hyperlink>
-      <w:r>
-        <w:t xml:space="preserve">, TH Köln - Fakultät für Informations- und Kommunikationswissenschaften, Institut für Informationswissenschaft</w:t>
-      </w:r>
-    </w:p>
-    <w:p>
-      <w:pPr>
-        <w:pStyle w:val="BodyText"/>
-      </w:pPr>
-      <w:r>
-        <w:t xml:space="preserve">Lambert Heller, ORCID:</w:t>
-      </w:r>
-      <w:r>
-        <w:t xml:space="preserve"> </w:t>
-      </w:r>
-      <w:hyperlink r:id="rId311">
-        <w:r>
-          <w:rPr>
-            <w:rStyle w:val="Hyperlink"/>
-          </w:rPr>
-          <w:t xml:space="preserve">0000-0003-0232-7085</w:t>
-        </w:r>
-      </w:hyperlink>
-      <w:r>
-        <w:t xml:space="preserve">, TIB - Leibniz Informationszentrum Technik und Naturwissenschaften</w:t>
-      </w:r>
-    </w:p>
-    <w:p>
-      <w:pPr>
-        <w:pStyle w:val="BodyText"/>
-      </w:pPr>
-      <w:r>
-        <w:t xml:space="preserve">Chris Hetkämper, ORCID:</w:t>
-      </w:r>
-      <w:r>
-        <w:t xml:space="preserve"> </w:t>
-      </w:r>
-      <w:hyperlink r:id="rId312">
-        <w:r>
-          <w:rPr>
-            <w:rStyle w:val="Hyperlink"/>
-          </w:rPr>
-          <w:t xml:space="preserve">0000-0001-5873-921X</w:t>
-        </w:r>
-      </w:hyperlink>
-      <w:r>
-        <w:t xml:space="preserve">, TH Köln - Fakultät für Anlagen, Energie- und Maschinensysteme, Institut für Rettungsingenieurwesen und Gefahrenabwehr (IRG)</w:t>
-      </w:r>
-    </w:p>
-    <w:p>
-      <w:pPr>
-        <w:pStyle w:val="BodyText"/>
-      </w:pPr>
-      <w:r>
-        <w:t xml:space="preserve">Friederike Holtmann, ORCID:</w:t>
-      </w:r>
-      <w:r>
-        <w:t xml:space="preserve"> </w:t>
-      </w:r>
-      <w:hyperlink r:id="rId313">
-        <w:r>
-          <w:rPr>
-            <w:rStyle w:val="Hyperlink"/>
-          </w:rPr>
-          <w:t xml:space="preserve">0009-0004-3451-0962</w:t>
-        </w:r>
-      </w:hyperlink>
-      <w:r>
-        <w:t xml:space="preserve">, TH Köln - Fakultät für Anlagen, Energie- und Maschinensysteme</w:t>
-      </w:r>
-    </w:p>
-    <w:p>
-      <w:pPr>
-        <w:pStyle w:val="BodyText"/>
-      </w:pPr>
-      <w:r>
-        <w:t xml:space="preserve">Carla Frohn, ORCID:</w:t>
-      </w:r>
-      <w:r>
-        <w:t xml:space="preserve"> </w:t>
-      </w:r>
-      <w:hyperlink r:id="rId314">
-        <w:r>
-          <w:rPr>
-            <w:rStyle w:val="Hyperlink"/>
-          </w:rPr>
-          <w:t xml:space="preserve">0009-0007-8663-1856</w:t>
-        </w:r>
-      </w:hyperlink>
-      <w:r>
-        <w:t xml:space="preserve">, TH Köln - Fakultät für Anlagen, Energie- und Maschinensysteme</w:t>
-      </w:r>
-    </w:p>
-    <w:p>
-      <w:pPr>
-        <w:pStyle w:val="BodyText"/>
-      </w:pPr>
-      <w:r>
-        <w:t xml:space="preserve">Johanne Kaufmann, TH Köln - Fakultät für Raumentwicklung und Infrastruktursysteme</w:t>
-      </w:r>
-    </w:p>
-    <w:p>
-      <w:pPr>
-        <w:pStyle w:val="BodyText"/>
-      </w:pPr>
-      <w:r>
-        <w:t xml:space="preserve">Ines Könsgen, ORCID:</w:t>
-      </w:r>
-      <w:r>
-        <w:t xml:space="preserve"> </w:t>
-      </w:r>
-      <w:hyperlink r:id="rId315">
-        <w:r>
-          <w:rPr>
-            <w:rStyle w:val="Hyperlink"/>
-          </w:rPr>
-          <w:t xml:space="preserve">0009-0009-2260-8301</w:t>
-        </w:r>
-      </w:hyperlink>
-      <w:r>
-        <w:t xml:space="preserve">, TH Köln - Fakultät für Raumentwicklung und Infrastruktursysteme</w:t>
-      </w:r>
-    </w:p>
-    <w:p>
-      <w:pPr>
-        <w:pStyle w:val="BodyText"/>
-      </w:pPr>
-      <w:r>
-        <w:t xml:space="preserve">Silvia Marie Krautzik, ORCID:</w:t>
-      </w:r>
-      <w:r>
-        <w:t xml:space="preserve"> </w:t>
-      </w:r>
-      <w:hyperlink r:id="rId316">
-        <w:r>
-          <w:rPr>
-            <w:rStyle w:val="Hyperlink"/>
-          </w:rPr>
-          <w:t xml:space="preserve">0009-0008-4684-298X</w:t>
-        </w:r>
-      </w:hyperlink>
-      <w:r>
-        <w:t xml:space="preserve">, TH Köln - Fakultät für Raumentwicklung und Infrastruktursysteme, Institute for Technology and Resources Management in the Tropics and Subtropics (ITT)</w:t>
-      </w:r>
-    </w:p>
-    <w:p>
-      <w:pPr>
-        <w:pStyle w:val="BodyText"/>
-      </w:pPr>
-      <w:r>
-        <w:t xml:space="preserve">Georg Lamberty, TH Köln - Fakultät für Raumentwicklung und Infrastruktursysteme, Institute for Technology and Resources Management in the Tropics and Subtropics (ITT)</w:t>
-      </w:r>
-    </w:p>
-    <w:p>
-      <w:pPr>
-        <w:pStyle w:val="BodyText"/>
-      </w:pPr>
-      <w:r>
-        <w:t xml:space="preserve">Julia Laux, ORCID:</w:t>
-      </w:r>
-      <w:r>
-        <w:t xml:space="preserve"> </w:t>
-      </w:r>
-      <w:hyperlink r:id="rId317">
-        <w:r>
-          <w:rPr>
-            <w:rStyle w:val="Hyperlink"/>
-          </w:rPr>
-          <w:t xml:space="preserve">0009-0002-5293-561X</w:t>
-        </w:r>
-      </w:hyperlink>
-      <w:r>
-        <w:t xml:space="preserve">, TH Köln - Fakultät für Informations- und Kommunikationswissenschaften</w:t>
-      </w:r>
-    </w:p>
-    <w:p>
-      <w:pPr>
-        <w:pStyle w:val="BodyText"/>
-      </w:pPr>
-      <w:r>
-        <w:t xml:space="preserve">Isabell Mayer, Kolpingstadt Kerpen, Fachbereich Nachhaltigkeit</w:t>
-      </w:r>
-    </w:p>
-    <w:p>
-      <w:pPr>
-        <w:pStyle w:val="BodyText"/>
-      </w:pPr>
-      <w:r>
-        <w:t xml:space="preserve">Silke Meilwes, TH Köln - Fakultät für Raumentwicklung und Infrastruktursysteme, Institute for Technology and Resources Management in the Tropics and Subtropics (ITT)</w:t>
-      </w:r>
-    </w:p>
-    <w:p>
-      <w:pPr>
-        <w:pStyle w:val="BodyText"/>
-      </w:pPr>
-      <w:r>
-        <w:t xml:space="preserve">Larissa Müller, ORCID:</w:t>
-      </w:r>
-      <w:r>
-        <w:t xml:space="preserve"> </w:t>
-      </w:r>
-      <w:hyperlink r:id="rId318">
-        <w:r>
-          <w:rPr>
-            <w:rStyle w:val="Hyperlink"/>
-          </w:rPr>
-          <w:t xml:space="preserve">0000-0002-9854-3403</w:t>
-        </w:r>
-      </w:hyperlink>
-      <w:r>
-        <w:t xml:space="preserve">, TH Köln - Fakultät für Anlagen, Energie- und Maschinensysteme, Institut für Produktentwicklung und Konstruktionstechnik (IPK)</w:t>
-      </w:r>
-    </w:p>
-    <w:p>
-      <w:pPr>
-        <w:pStyle w:val="BodyText"/>
-      </w:pPr>
-      <w:r>
-        <w:t xml:space="preserve">Antti Olbrisch, Kolpingstadt Kerpen, Fachbereich Klima &amp; Umwelt</w:t>
-      </w:r>
-    </w:p>
-    <w:p>
-      <w:pPr>
-        <w:pStyle w:val="BodyText"/>
-      </w:pPr>
-      <w:r>
-        <w:t xml:space="preserve">Juan Luis Ramirez Duval, ORCID:</w:t>
-      </w:r>
-      <w:r>
-        <w:t xml:space="preserve"> </w:t>
-      </w:r>
-      <w:hyperlink r:id="rId319">
-        <w:r>
-          <w:rPr>
-            <w:rStyle w:val="Hyperlink"/>
-          </w:rPr>
-          <w:t xml:space="preserve">0000-0003-2239-8921</w:t>
-        </w:r>
-      </w:hyperlink>
-      <w:r>
-        <w:t xml:space="preserve">, TH Köln - Fakultät für Raumentwicklung und Infrastruktursysteme</w:t>
-      </w:r>
-    </w:p>
-    <w:p>
-      <w:pPr>
-        <w:pStyle w:val="BodyText"/>
-      </w:pPr>
-      <w:r>
-        <w:t xml:space="preserve">Lars Ribbe, ORCID:</w:t>
-      </w:r>
-      <w:r>
-        <w:t xml:space="preserve"> </w:t>
-      </w:r>
-      <w:hyperlink r:id="rId320">
-        <w:r>
-          <w:rPr>
-            <w:rStyle w:val="Hyperlink"/>
-          </w:rPr>
-          <w:t xml:space="preserve">0000-0003-3052-1782</w:t>
-        </w:r>
-      </w:hyperlink>
-      <w:r>
-        <w:t xml:space="preserve">, TH Köln - Fakultät für Raumentwicklung und Infrastruktursysteme, Institute for Technology and Resources Management in the Tropics and Subtropics (ITT)</w:t>
-      </w:r>
-    </w:p>
-    <w:p>
-      <w:pPr>
-        <w:pStyle w:val="BodyText"/>
-      </w:pPr>
-      <w:r>
-        <w:t xml:space="preserve">Johanna Schmidt, ORCID:</w:t>
-      </w:r>
-      <w:r>
-        <w:t xml:space="preserve"> </w:t>
-      </w:r>
-      <w:hyperlink r:id="rId321">
-        <w:r>
-          <w:rPr>
-            <w:rStyle w:val="Hyperlink"/>
-          </w:rPr>
-          <w:t xml:space="preserve">0000-0001-8827-9461</w:t>
-        </w:r>
-      </w:hyperlink>
-      <w:r>
-        <w:t xml:space="preserve">, Stadt Leverkusen, Fachbereich Mobilität und Klimaschutz</w:t>
-      </w:r>
-    </w:p>
-    <w:p>
-      <w:pPr>
-        <w:pStyle w:val="BodyText"/>
-      </w:pPr>
-      <w:r>
-        <w:t xml:space="preserve">Surendra Shiwakoti, TH Köln - Fakultät für Raumentwicklung und Infrastruktursysteme</w:t>
-      </w:r>
-    </w:p>
-    <w:p>
-      <w:pPr>
-        <w:pStyle w:val="BodyText"/>
-      </w:pPr>
-      <w:r>
-        <w:t xml:space="preserve">Jan-Niklas Terschüren, ORCID:</w:t>
-      </w:r>
-      <w:r>
-        <w:t xml:space="preserve"> </w:t>
-      </w:r>
-      <w:hyperlink r:id="rId322">
-        <w:r>
-          <w:rPr>
-            <w:rStyle w:val="Hyperlink"/>
-          </w:rPr>
-          <w:t xml:space="preserve">0009-0000-9016-4831</w:t>
-        </w:r>
-      </w:hyperlink>
-      <w:r>
-        <w:t xml:space="preserve">, TH Köln - Fakultät für Anlagen, Energie- und Maschinensysteme, Institut für Produktentwicklung und Konstruktionstechnik (IPK)</w:t>
-      </w:r>
-    </w:p>
-    <w:p>
-      <w:pPr>
-        <w:pStyle w:val="BodyText"/>
-      </w:pPr>
-      <w:r>
-        <w:t xml:space="preserve">Alexandra Tönies, TH Köln - Fakultät für Anlagen, Energie- und Maschinensysteme, Institut für Produktentwicklung und Konstruktionstechnik (IPK)</w:t>
-      </w:r>
-    </w:p>
-    <w:bookmarkEnd w:id="323"/>
-    <w:bookmarkStart w:id="324" w:name="programmierung"/>
-    <w:p>
-      <w:pPr>
-        <w:pStyle w:val="berschrift2"/>
-      </w:pPr>
-      <w:r>
-        <w:t xml:space="preserve">Programmierung</w:t>
-      </w:r>
-    </w:p>
-    <w:p>
-      <w:pPr>
-        <w:pStyle w:val="FirstParagraph"/>
-      </w:pPr>
-      <w:r>
-        <w:t xml:space="preserve">Worthington, S., Bailly, K., &amp; Rahr, A. (2024). Co-Site Glossar (Version</w:t>
-      </w:r>
-      <w:r>
-        <w:t xml:space="preserve"> </w:t>
-      </w:r>
-      <w:r>
-        <w:t xml:space="preserve">0.0.1a) [Computer software].</w:t>
-      </w:r>
-      <w:r>
-        <w:t xml:space="preserve"> </w:t>
-      </w:r>
-      <w:hyperlink r:id="rId297">
-        <w:r>
-          <w:rPr>
-            <w:rStyle w:val="Hyperlink"/>
-          </w:rPr>
-          <w:t xml:space="preserve">https://github.com/TIBHannover/co-site-glossar</w:t>
-        </w:r>
-      </w:hyperlink>
+        <w:t xml:space="preserve">Alle Inhalte und Codes von Dritten unterliegen dem Urheberrecht der Autor:innen, ihren jeweiligen OSI-konformen offenen Lizenzen für den Code und der Lizenz Creative Commons Attribution-ShareAlike 4.0 International für den Inhalt.</w:t>
+      </w:r>
+    </w:p>
+    <w:p>
+      <w:pPr>
+        <w:pStyle w:val="BodyText"/>
+      </w:pPr>
+      <w:r>
+        <w:t xml:space="preserve">Stand: Dezember 2024</w:t>
+      </w:r>
+      <w:r>
+        <w:t xml:space="preserve"> </w:t>
+      </w:r>
+      <w:r>
+        <w:t xml:space="preserve">Zitation: Co-Site (2026): Glossar des Projekts Co-Site (Co-Kreation in der Region – Systemisch und innovativ Transfer entwickeln) (Hrsg. TH Köln)</w:t>
+      </w:r>
     </w:p>
     <w:bookmarkEnd w:id="324"/>
     <w:bookmarkEnd w:id="325"/>
-    <w:bookmarkStart w:id="359" w:name="literatur"/>
+    <w:bookmarkStart w:id="328" w:name="mitwirkende"/>
     <w:p>
       <w:pPr>
         <w:pStyle w:val="berschrift1"/>
       </w:pPr>
       <w:r>
+        <w:t xml:space="preserve">Mitwirkende</w:t>
+      </w:r>
+    </w:p>
+    <w:bookmarkStart w:id="326" w:name="autorinnen-1"/>
+    <w:p>
+      <w:pPr>
+        <w:pStyle w:val="berschrift2"/>
+      </w:pPr>
+      <w:r>
+        <w:t xml:space="preserve">Autor:innen</w:t>
+      </w:r>
+    </w:p>
+    <w:p>
+      <w:pPr>
+        <w:pStyle w:val="FirstParagraph"/>
+      </w:pPr>
+      <w:r>
+        <w:t xml:space="preserve">Sandra Alfonso de Nehren, ORCID:</w:t>
+      </w:r>
+      <w:r>
+        <w:t xml:space="preserve"> </w:t>
+      </w:r>
+      <w:hyperlink r:id="rId314">
+        <w:r>
+          <w:rPr>
+            <w:rStyle w:val="Hyperlink"/>
+          </w:rPr>
+          <w:t xml:space="preserve">0009-0005-2435-7666</w:t>
+        </w:r>
+      </w:hyperlink>
+      <w:r>
+        <w:t xml:space="preserve">, TH Köln - Fakultät für Raumentwicklung und Infrastruktursysteme, Institute for Technology and Resources Management in the Tropics and Subtropics (ITT)</w:t>
+      </w:r>
+    </w:p>
+    <w:p>
+      <w:pPr>
+        <w:pStyle w:val="BodyText"/>
+      </w:pPr>
+      <w:r>
+        <w:t xml:space="preserve">Svenja Bickert-Appleby, ORCID:</w:t>
+      </w:r>
+      <w:r>
+        <w:t xml:space="preserve"> </w:t>
+      </w:r>
+      <w:hyperlink r:id="rId316">
+        <w:r>
+          <w:rPr>
+            <w:rStyle w:val="Hyperlink"/>
+          </w:rPr>
+          <w:t xml:space="preserve">0009-0008-4062-0833</w:t>
+        </w:r>
+      </w:hyperlink>
+      <w:r>
+        <w:t xml:space="preserve">, TH Köln - Fakultät für Anlagen, Energie- und Maschinensysteme, Institut für Produktentwicklung und Konstruktionstechnik (IPK)</w:t>
+      </w:r>
+    </w:p>
+    <w:p>
+      <w:pPr>
+        <w:pStyle w:val="BodyText"/>
+      </w:pPr>
+      <w:r>
+        <w:t xml:space="preserve">Ilona Arcaro, TH Köln - Akademie für wissenschaftliche Weiterbildung, Wissenschaftliche Weiterbildung</w:t>
+      </w:r>
+    </w:p>
+    <w:p>
+      <w:pPr>
+        <w:pStyle w:val="BodyText"/>
+      </w:pPr>
+      <w:r>
+        <w:t xml:space="preserve">Muhammed Enes Bodur, ORCID:</w:t>
+      </w:r>
+      <w:r>
+        <w:t xml:space="preserve"> </w:t>
+      </w:r>
+      <w:hyperlink r:id="rId311">
+        <w:r>
+          <w:rPr>
+            <w:rStyle w:val="Hyperlink"/>
+          </w:rPr>
+          <w:t xml:space="preserve">0009-0001-2984-5766</w:t>
+        </w:r>
+      </w:hyperlink>
+      <w:r>
+        <w:t xml:space="preserve">, TH Köln - Fakultät für Anlagen, Energie- und Maschinensysteme, Institut für Rettungsingenieurwesen und Gefahrenabwehr (IRG)</w:t>
+      </w:r>
+    </w:p>
+    <w:p>
+      <w:pPr>
+        <w:pStyle w:val="BodyText"/>
+      </w:pPr>
+      <w:r>
+        <w:t xml:space="preserve">Nico Buck, ORCID:</w:t>
+      </w:r>
+      <w:r>
+        <w:t xml:space="preserve"> </w:t>
+      </w:r>
+      <w:hyperlink r:id="rId312">
+        <w:r>
+          <w:rPr>
+            <w:rStyle w:val="Hyperlink"/>
+          </w:rPr>
+          <w:t xml:space="preserve">0009-0002-9390-1336</w:t>
+        </w:r>
+      </w:hyperlink>
+      <w:r>
+        <w:t xml:space="preserve">, TH Köln - Fakultät für Anlagen, Energie- und Maschinensysteme</w:t>
+      </w:r>
+    </w:p>
+    <w:p>
+      <w:pPr>
+        <w:pStyle w:val="BodyText"/>
+      </w:pPr>
+      <w:r>
+        <w:t xml:space="preserve">Anne Diessner, TH Köln - Fakultät für Raumentwicklung und Infrastruktursysteme</w:t>
+      </w:r>
+    </w:p>
+    <w:p>
+      <w:pPr>
+        <w:pStyle w:val="BodyText"/>
+      </w:pPr>
+      <w:r>
+        <w:t xml:space="preserve">Lars Dietrich, ORCID:</w:t>
+      </w:r>
+      <w:r>
+        <w:t xml:space="preserve"> </w:t>
+      </w:r>
+      <w:hyperlink r:id="rId309">
+        <w:r>
+          <w:rPr>
+            <w:rStyle w:val="Hyperlink"/>
+          </w:rPr>
+          <w:t xml:space="preserve">0000-0003-3407-166X</w:t>
+        </w:r>
+      </w:hyperlink>
+      <w:r>
+        <w:t xml:space="preserve">, Stadt Leverkusen, NaturGut Ophoven und Justus-Liebig-Universität Gießen, Institut für Biologiedidaktik</w:t>
+      </w:r>
+    </w:p>
+    <w:p>
+      <w:pPr>
+        <w:pStyle w:val="BodyText"/>
+      </w:pPr>
+      <w:r>
+        <w:t xml:space="preserve">Alexander Fekete, ORCID:</w:t>
+      </w:r>
+      <w:r>
+        <w:t xml:space="preserve"> </w:t>
+      </w:r>
+      <w:hyperlink r:id="rId296">
+        <w:r>
+          <w:rPr>
+            <w:rStyle w:val="Hyperlink"/>
+          </w:rPr>
+          <w:t xml:space="preserve">0000-0002-8029-6774</w:t>
+        </w:r>
+      </w:hyperlink>
+      <w:r>
+        <w:t xml:space="preserve">, TH Köln - Fakultät für Anlagen, Energie- und Maschinensysteme, Institut für Rettungsingenieurwesen und Gefahrenabwehr (IRG)</w:t>
+      </w:r>
+    </w:p>
+    <w:p>
+      <w:pPr>
+        <w:pStyle w:val="BodyText"/>
+      </w:pPr>
+      <w:r>
+        <w:t xml:space="preserve">Barbara Elisabeth Frick, ORCID:</w:t>
+      </w:r>
+      <w:r>
+        <w:t xml:space="preserve"> </w:t>
+      </w:r>
+      <w:hyperlink r:id="rId297">
+        <w:r>
+          <w:rPr>
+            <w:rStyle w:val="Hyperlink"/>
+          </w:rPr>
+          <w:t xml:space="preserve">0009-0000-5881-6123</w:t>
+        </w:r>
+      </w:hyperlink>
+      <w:r>
+        <w:t xml:space="preserve">, TH Köln - Fakultät für Informations- und</w:t>
+      </w:r>
+      <w:r>
+        <w:t xml:space="preserve"> </w:t>
+      </w:r>
+      <w:r>
+        <w:t xml:space="preserve">Kommunikationswissenschaften</w:t>
+      </w:r>
+    </w:p>
+    <w:p>
+      <w:pPr>
+        <w:pStyle w:val="BodyText"/>
+      </w:pPr>
+      <w:r>
+        <w:t xml:space="preserve">Claudia Frick, ORCID:</w:t>
+      </w:r>
+      <w:r>
+        <w:t xml:space="preserve"> </w:t>
+      </w:r>
+      <w:hyperlink r:id="rId300">
+        <w:r>
+          <w:rPr>
+            <w:rStyle w:val="Hyperlink"/>
+          </w:rPr>
+          <w:t xml:space="preserve">0000-0002-5291-4301</w:t>
+        </w:r>
+      </w:hyperlink>
+      <w:r>
+        <w:t xml:space="preserve">, TH Köln - Fakultät für Informations- und Kommunikationswissenschaften, Institut für Informationswissenschaft</w:t>
+      </w:r>
+    </w:p>
+    <w:p>
+      <w:pPr>
+        <w:pStyle w:val="BodyText"/>
+      </w:pPr>
+      <w:r>
+        <w:t xml:space="preserve">Henny Grotehusmann, TH Köln - Fakultät für Raumentwicklung und Infrastruktursysteme</w:t>
+      </w:r>
+    </w:p>
+    <w:p>
+      <w:pPr>
+        <w:pStyle w:val="BodyText"/>
+      </w:pPr>
+      <w:r>
+        <w:t xml:space="preserve">Regina Harms, ORCID:</w:t>
+      </w:r>
+      <w:r>
+        <w:t xml:space="preserve"> </w:t>
+      </w:r>
+      <w:hyperlink r:id="rId313">
+        <w:r>
+          <w:rPr>
+            <w:rStyle w:val="Hyperlink"/>
+          </w:rPr>
+          <w:t xml:space="preserve">0009-0000-3988-3937</w:t>
+        </w:r>
+      </w:hyperlink>
+      <w:r>
+        <w:t xml:space="preserve">, TH Köln - Fakultät für Informations- und Kommunikationswissenschaften, Institut für Informationswissenschaft</w:t>
+      </w:r>
+    </w:p>
+    <w:p>
+      <w:pPr>
+        <w:pStyle w:val="BodyText"/>
+      </w:pPr>
+      <w:r>
+        <w:t xml:space="preserve">Lambert Heller, ORCID:</w:t>
+      </w:r>
+      <w:r>
+        <w:t xml:space="preserve"> </w:t>
+      </w:r>
+      <w:hyperlink r:id="rId307">
+        <w:r>
+          <w:rPr>
+            <w:rStyle w:val="Hyperlink"/>
+          </w:rPr>
+          <w:t xml:space="preserve">0000-0003-0232-7085</w:t>
+        </w:r>
+      </w:hyperlink>
+      <w:r>
+        <w:t xml:space="preserve">, TIB - Leibniz Informationszentrum Technik und Naturwissenschaften</w:t>
+      </w:r>
+    </w:p>
+    <w:p>
+      <w:pPr>
+        <w:pStyle w:val="BodyText"/>
+      </w:pPr>
+      <w:r>
+        <w:t xml:space="preserve">Chris Hetkämper, ORCID:</w:t>
+      </w:r>
+      <w:r>
+        <w:t xml:space="preserve"> </w:t>
+      </w:r>
+      <w:hyperlink r:id="rId299">
+        <w:r>
+          <w:rPr>
+            <w:rStyle w:val="Hyperlink"/>
+          </w:rPr>
+          <w:t xml:space="preserve">0000-0001-5873-921X</w:t>
+        </w:r>
+      </w:hyperlink>
+      <w:r>
+        <w:t xml:space="preserve">, TH Köln - Fakultät für Anlagen, Energie- und Maschinensysteme, Institut für Rettungsingenieurwesen und Gefahrenabwehr (IRG)</w:t>
+      </w:r>
+    </w:p>
+    <w:p>
+      <w:pPr>
+        <w:pStyle w:val="BodyText"/>
+      </w:pPr>
+      <w:r>
+        <w:t xml:space="preserve">Friederike Holtmann, ORCID:</w:t>
+      </w:r>
+      <w:r>
+        <w:t xml:space="preserve"> </w:t>
+      </w:r>
+      <w:hyperlink r:id="rId301">
+        <w:r>
+          <w:rPr>
+            <w:rStyle w:val="Hyperlink"/>
+          </w:rPr>
+          <w:t xml:space="preserve">0009-0004-3451-0962</w:t>
+        </w:r>
+      </w:hyperlink>
+      <w:r>
+        <w:t xml:space="preserve">, TH Köln - Fakultät für Anlagen, Energie- und Maschinensysteme</w:t>
+      </w:r>
+    </w:p>
+    <w:p>
+      <w:pPr>
+        <w:pStyle w:val="BodyText"/>
+      </w:pPr>
+      <w:r>
+        <w:t xml:space="preserve">Carla Frohn, ORCID:</w:t>
+      </w:r>
+      <w:r>
+        <w:t xml:space="preserve"> </w:t>
+      </w:r>
+      <w:hyperlink r:id="rId298">
+        <w:r>
+          <w:rPr>
+            <w:rStyle w:val="Hyperlink"/>
+          </w:rPr>
+          <w:t xml:space="preserve">0009-0007-8663-1856</w:t>
+        </w:r>
+      </w:hyperlink>
+      <w:r>
+        <w:t xml:space="preserve">, TH Köln - Fakultät für Anlagen, Energie- und Maschinensysteme</w:t>
+      </w:r>
+    </w:p>
+    <w:p>
+      <w:pPr>
+        <w:pStyle w:val="BodyText"/>
+      </w:pPr>
+      <w:r>
+        <w:t xml:space="preserve">Johanne Kaufmann, TH Köln - Fakultät für Raumentwicklung und Infrastruktursysteme</w:t>
+      </w:r>
+    </w:p>
+    <w:p>
+      <w:pPr>
+        <w:pStyle w:val="BodyText"/>
+      </w:pPr>
+      <w:r>
+        <w:t xml:space="preserve">Ines Könsgen, ORCID:</w:t>
+      </w:r>
+      <w:r>
+        <w:t xml:space="preserve"> </w:t>
+      </w:r>
+      <w:hyperlink r:id="rId302">
+        <w:r>
+          <w:rPr>
+            <w:rStyle w:val="Hyperlink"/>
+          </w:rPr>
+          <w:t xml:space="preserve">0009-0009-2260-8301</w:t>
+        </w:r>
+      </w:hyperlink>
+      <w:r>
+        <w:t xml:space="preserve">, TH Köln - Fakultät für Raumentwicklung und Infrastruktursysteme</w:t>
+      </w:r>
+    </w:p>
+    <w:p>
+      <w:pPr>
+        <w:pStyle w:val="BodyText"/>
+      </w:pPr>
+      <w:r>
+        <w:t xml:space="preserve">Silvia Marie Krautzik, ORCID:</w:t>
+      </w:r>
+      <w:r>
+        <w:t xml:space="preserve"> </w:t>
+      </w:r>
+      <w:hyperlink r:id="rId315">
+        <w:r>
+          <w:rPr>
+            <w:rStyle w:val="Hyperlink"/>
+          </w:rPr>
+          <w:t xml:space="preserve">0009-0008-4684-298X</w:t>
+        </w:r>
+      </w:hyperlink>
+      <w:r>
+        <w:t xml:space="preserve">, TH Köln - Fakultät für Raumentwicklung und Infrastruktursysteme, Institute for Technology and Resources Management in the Tropics and Subtropics (ITT)</w:t>
+      </w:r>
+    </w:p>
+    <w:p>
+      <w:pPr>
+        <w:pStyle w:val="BodyText"/>
+      </w:pPr>
+      <w:r>
+        <w:t xml:space="preserve">Georg Lamberty, TH Köln - Fakultät für Raumentwicklung und Infrastruktursysteme, Institute for Technology and Resources Management in the Tropics and Subtropics (ITT)</w:t>
+      </w:r>
+    </w:p>
+    <w:p>
+      <w:pPr>
+        <w:pStyle w:val="BodyText"/>
+      </w:pPr>
+      <w:r>
+        <w:t xml:space="preserve">Julia Laux, ORCID:</w:t>
+      </w:r>
+      <w:r>
+        <w:t xml:space="preserve"> </w:t>
+      </w:r>
+      <w:hyperlink r:id="rId306">
+        <w:r>
+          <w:rPr>
+            <w:rStyle w:val="Hyperlink"/>
+          </w:rPr>
+          <w:t xml:space="preserve">0009-0002-5293-561X</w:t>
+        </w:r>
+      </w:hyperlink>
+      <w:r>
+        <w:t xml:space="preserve">, TH Köln - Fakultät für Informations- und Kommunikationswissenschaften</w:t>
+      </w:r>
+    </w:p>
+    <w:p>
+      <w:pPr>
+        <w:pStyle w:val="BodyText"/>
+      </w:pPr>
+      <w:r>
+        <w:t xml:space="preserve">Isabell Mayer, Kolpingstadt Kerpen, Fachbereich Nachhaltigkeit</w:t>
+      </w:r>
+    </w:p>
+    <w:p>
+      <w:pPr>
+        <w:pStyle w:val="BodyText"/>
+      </w:pPr>
+      <w:r>
+        <w:t xml:space="preserve">Silke Meilwes, TH Köln - Fakultät für Raumentwicklung und Infrastruktursysteme, Institute for Technology and Resources Management in the Tropics and Subtropics (ITT)</w:t>
+      </w:r>
+    </w:p>
+    <w:p>
+      <w:pPr>
+        <w:pStyle w:val="BodyText"/>
+      </w:pPr>
+      <w:r>
+        <w:t xml:space="preserve">Larissa Müller, ORCID:</w:t>
+      </w:r>
+      <w:r>
+        <w:t xml:space="preserve"> </w:t>
+      </w:r>
+      <w:hyperlink r:id="rId308">
+        <w:r>
+          <w:rPr>
+            <w:rStyle w:val="Hyperlink"/>
+          </w:rPr>
+          <w:t xml:space="preserve">0000-0002-9854-3403</w:t>
+        </w:r>
+      </w:hyperlink>
+      <w:r>
+        <w:t xml:space="preserve">, TH Köln - Fakultät für Anlagen, Energie- und Maschinensysteme, Institut für Produktentwicklung und Konstruktionstechnik (IPK)</w:t>
+      </w:r>
+    </w:p>
+    <w:p>
+      <w:pPr>
+        <w:pStyle w:val="BodyText"/>
+      </w:pPr>
+      <w:r>
+        <w:t xml:space="preserve">Antti Olbrisch, Kolpingstadt Kerpen, Fachbereich Klima &amp; Umwelt</w:t>
+      </w:r>
+    </w:p>
+    <w:p>
+      <w:pPr>
+        <w:pStyle w:val="BodyText"/>
+      </w:pPr>
+      <w:r>
+        <w:t xml:space="preserve">Juan Luis Ramirez Duval, ORCID:</w:t>
+      </w:r>
+      <w:r>
+        <w:t xml:space="preserve"> </w:t>
+      </w:r>
+      <w:hyperlink r:id="rId305">
+        <w:r>
+          <w:rPr>
+            <w:rStyle w:val="Hyperlink"/>
+          </w:rPr>
+          <w:t xml:space="preserve">0000-0003-2239-8921</w:t>
+        </w:r>
+      </w:hyperlink>
+      <w:r>
+        <w:t xml:space="preserve">, TH Köln - Fakultät für Raumentwicklung und Infrastruktursysteme</w:t>
+      </w:r>
+    </w:p>
+    <w:p>
+      <w:pPr>
+        <w:pStyle w:val="BodyText"/>
+      </w:pPr>
+      <w:r>
+        <w:t xml:space="preserve">Lars Ribbe, ORCID:</w:t>
+      </w:r>
+      <w:r>
+        <w:t xml:space="preserve"> </w:t>
+      </w:r>
+      <w:hyperlink r:id="rId310">
+        <w:r>
+          <w:rPr>
+            <w:rStyle w:val="Hyperlink"/>
+          </w:rPr>
+          <w:t xml:space="preserve">0000-0003-3052-1782</w:t>
+        </w:r>
+      </w:hyperlink>
+      <w:r>
+        <w:t xml:space="preserve">, TH Köln - Fakultät für Raumentwicklung und Infrastruktursysteme, Institute for Technology and Resources Management in the Tropics and Subtropics (ITT)</w:t>
+      </w:r>
+    </w:p>
+    <w:p>
+      <w:pPr>
+        <w:pStyle w:val="BodyText"/>
+      </w:pPr>
+      <w:r>
+        <w:t xml:space="preserve">Johanna Schmidt, ORCID:</w:t>
+      </w:r>
+      <w:r>
+        <w:t xml:space="preserve"> </w:t>
+      </w:r>
+      <w:hyperlink r:id="rId304">
+        <w:r>
+          <w:rPr>
+            <w:rStyle w:val="Hyperlink"/>
+          </w:rPr>
+          <w:t xml:space="preserve">0000-0001-8827-9461</w:t>
+        </w:r>
+      </w:hyperlink>
+      <w:r>
+        <w:t xml:space="preserve">, Stadt Leverkusen, Fachbereich Mobilität und Klimaschutz</w:t>
+      </w:r>
+    </w:p>
+    <w:p>
+      <w:pPr>
+        <w:pStyle w:val="BodyText"/>
+      </w:pPr>
+      <w:r>
+        <w:t xml:space="preserve">Surendra Shiwakoti, TH Köln - Fakultät für Raumentwicklung und Infrastruktursysteme</w:t>
+      </w:r>
+    </w:p>
+    <w:p>
+      <w:pPr>
+        <w:pStyle w:val="BodyText"/>
+      </w:pPr>
+      <w:r>
+        <w:t xml:space="preserve">Jan-Niklas Terschüren, ORCID:</w:t>
+      </w:r>
+      <w:r>
+        <w:t xml:space="preserve"> </w:t>
+      </w:r>
+      <w:hyperlink r:id="rId303">
+        <w:r>
+          <w:rPr>
+            <w:rStyle w:val="Hyperlink"/>
+          </w:rPr>
+          <w:t xml:space="preserve">0009-0000-9016-4831</w:t>
+        </w:r>
+      </w:hyperlink>
+      <w:r>
+        <w:t xml:space="preserve">, TH Köln - Fakultät für Anlagen, Energie- und Maschinensysteme, Institut für Produktentwicklung und Konstruktionstechnik (IPK)</w:t>
+      </w:r>
+    </w:p>
+    <w:p>
+      <w:pPr>
+        <w:pStyle w:val="BodyText"/>
+      </w:pPr>
+      <w:r>
+        <w:t xml:space="preserve">Alexandra Tönies, TH Köln - Fakultät für Anlagen, Energie- und Maschinensysteme, Institut für Produktentwicklung und Konstruktionstechnik (IPK)</w:t>
+      </w:r>
+    </w:p>
+    <w:bookmarkEnd w:id="326"/>
+    <w:bookmarkStart w:id="327" w:name="programmierung-1"/>
+    <w:p>
+      <w:pPr>
+        <w:pStyle w:val="berschrift2"/>
+      </w:pPr>
+      <w:r>
+        <w:t xml:space="preserve">Programmierung</w:t>
+      </w:r>
+    </w:p>
+    <w:p>
+      <w:pPr>
+        <w:pStyle w:val="FirstParagraph"/>
+      </w:pPr>
+      <w:r>
+        <w:t xml:space="preserve">Worthington, S., Bailly, K., &amp; Rahr, A. (2024). Co-Site Glossar (Version</w:t>
+      </w:r>
+      <w:r>
+        <w:t xml:space="preserve"> </w:t>
+      </w:r>
+      <w:r>
+        <w:t xml:space="preserve">0.0.1a) [Computer software].</w:t>
+      </w:r>
+      <w:r>
+        <w:t xml:space="preserve"> </w:t>
+      </w:r>
+      <w:hyperlink r:id="rId318">
+        <w:r>
+          <w:rPr>
+            <w:rStyle w:val="Hyperlink"/>
+          </w:rPr>
+          <w:t xml:space="preserve">https://github.com/TIBHannover/co-site-glossar</w:t>
+        </w:r>
+      </w:hyperlink>
+    </w:p>
+    <w:bookmarkEnd w:id="327"/>
+    <w:bookmarkEnd w:id="328"/>
+    <w:bookmarkStart w:id="362" w:name="literatur"/>
+    <w:p>
+      <w:pPr>
+        <w:pStyle w:val="berschrift1"/>
+      </w:pPr>
+      <w:r>
         <w:t xml:space="preserve">Literatur</w:t>
       </w:r>
     </w:p>
-    <w:bookmarkStart w:id="329" w:name="grüne-infrastruktur-1"/>
+    <w:bookmarkStart w:id="332" w:name="grüne-infrastruktur-1"/>
     <w:p>
       <w:pPr>
         <w:pStyle w:val="berschrift2"/>
@@ -39432,7 +40112,7 @@
       <w:r>
         <w:t xml:space="preserve"> </w:t>
       </w:r>
-      <w:hyperlink r:id="rId326">
+      <w:hyperlink r:id="rId329">
         <w:r>
           <w:rPr>
             <w:rStyle w:val="Hyperlink"/>
@@ -39454,7 +40134,7 @@
       <w:r>
         <w:t xml:space="preserve"> </w:t>
       </w:r>
-      <w:hyperlink r:id="rId327">
+      <w:hyperlink r:id="rId330">
         <w:r>
           <w:rPr>
             <w:rStyle w:val="Hyperlink"/>
@@ -39476,7 +40156,7 @@
       <w:r>
         <w:t xml:space="preserve"> </w:t>
       </w:r>
-      <w:hyperlink r:id="rId328">
+      <w:hyperlink r:id="rId331">
         <w:r>
           <w:rPr>
             <w:rStyle w:val="Hyperlink"/>
@@ -39488,8 +40168,8 @@
         <w:t xml:space="preserve">.</w:t>
       </w:r>
     </w:p>
-    <w:bookmarkEnd w:id="329"/>
-    <w:bookmarkStart w:id="341" w:name="kritis-1"/>
+    <w:bookmarkEnd w:id="332"/>
+    <w:bookmarkStart w:id="344" w:name="kritis-1"/>
     <w:p>
       <w:pPr>
         <w:pStyle w:val="berschrift2"/>
@@ -39508,7 +40188,7 @@
       <w:r>
         <w:t xml:space="preserve"> </w:t>
       </w:r>
-      <w:hyperlink r:id="rId330">
+      <w:hyperlink r:id="rId333">
         <w:r>
           <w:rPr>
             <w:rStyle w:val="Hyperlink"/>
@@ -39530,7 +40210,7 @@
       <w:r>
         <w:t xml:space="preserve"> </w:t>
       </w:r>
-      <w:hyperlink r:id="rId331">
+      <w:hyperlink r:id="rId334">
         <w:r>
           <w:rPr>
             <w:rStyle w:val="Hyperlink"/>
@@ -39552,7 +40232,7 @@
       <w:r>
         <w:t xml:space="preserve"> </w:t>
       </w:r>
-      <w:hyperlink r:id="rId332">
+      <w:hyperlink r:id="rId335">
         <w:r>
           <w:rPr>
             <w:rStyle w:val="Hyperlink"/>
@@ -39574,7 +40254,7 @@
       <w:r>
         <w:t xml:space="preserve"> </w:t>
       </w:r>
-      <w:hyperlink r:id="rId333">
+      <w:hyperlink r:id="rId336">
         <w:r>
           <w:rPr>
             <w:rStyle w:val="Hyperlink"/>
@@ -39596,7 +40276,7 @@
       <w:r>
         <w:t xml:space="preserve"> </w:t>
       </w:r>
-      <w:hyperlink r:id="rId334">
+      <w:hyperlink r:id="rId337">
         <w:r>
           <w:rPr>
             <w:rStyle w:val="Hyperlink"/>
@@ -39618,7 +40298,7 @@
       <w:r>
         <w:t xml:space="preserve"> </w:t>
       </w:r>
-      <w:hyperlink r:id="rId335">
+      <w:hyperlink r:id="rId338">
         <w:r>
           <w:rPr>
             <w:rStyle w:val="Hyperlink"/>
@@ -39653,7 +40333,7 @@
       <w:r>
         <w:t xml:space="preserve"> </w:t>
       </w:r>
-      <w:hyperlink r:id="rId336">
+      <w:hyperlink r:id="rId339">
         <w:r>
           <w:rPr>
             <w:rStyle w:val="Hyperlink"/>
@@ -39675,7 +40355,7 @@
       <w:r>
         <w:t xml:space="preserve"> </w:t>
       </w:r>
-      <w:hyperlink r:id="rId337">
+      <w:hyperlink r:id="rId340">
         <w:r>
           <w:rPr>
             <w:rStyle w:val="Hyperlink"/>
@@ -39710,7 +40390,7 @@
       <w:r>
         <w:t xml:space="preserve"> </w:t>
       </w:r>
-      <w:hyperlink r:id="rId338">
+      <w:hyperlink r:id="rId341">
         <w:r>
           <w:rPr>
             <w:rStyle w:val="Hyperlink"/>
@@ -39745,7 +40425,7 @@
       <w:r>
         <w:t xml:space="preserve"> </w:t>
       </w:r>
-      <w:hyperlink r:id="rId339">
+      <w:hyperlink r:id="rId342">
         <w:r>
           <w:rPr>
             <w:rStyle w:val="Hyperlink"/>
@@ -39767,7 +40447,7 @@
       <w:r>
         <w:t xml:space="preserve"> </w:t>
       </w:r>
-      <w:hyperlink r:id="rId340">
+      <w:hyperlink r:id="rId343">
         <w:r>
           <w:rPr>
             <w:rStyle w:val="Hyperlink"/>
@@ -39779,8 +40459,8 @@
         <w:t xml:space="preserve">.</w:t>
       </w:r>
     </w:p>
-    <w:bookmarkEnd w:id="341"/>
-    <w:bookmarkStart w:id="344" w:name="nachhaltigkeit-1"/>
+    <w:bookmarkEnd w:id="344"/>
+    <w:bookmarkStart w:id="347" w:name="nachhaltigkeit-1"/>
     <w:p>
       <w:pPr>
         <w:pStyle w:val="berschrift2"/>
@@ -39799,7 +40479,7 @@
       <w:r>
         <w:t xml:space="preserve"> </w:t>
       </w:r>
-      <w:hyperlink r:id="rId342">
+      <w:hyperlink r:id="rId345">
         <w:r>
           <w:rPr>
             <w:rStyle w:val="Hyperlink"/>
@@ -39821,7 +40501,7 @@
       <w:r>
         <w:t xml:space="preserve"> </w:t>
       </w:r>
-      <w:hyperlink r:id="rId343">
+      <w:hyperlink r:id="rId346">
         <w:r>
           <w:rPr>
             <w:rStyle w:val="Hyperlink"/>
@@ -39833,8 +40513,8 @@
         <w:t xml:space="preserve">.</w:t>
       </w:r>
     </w:p>
-    <w:bookmarkEnd w:id="344"/>
-    <w:bookmarkStart w:id="346" w:name="responsivität"/>
+    <w:bookmarkEnd w:id="347"/>
+    <w:bookmarkStart w:id="349" w:name="responsivität"/>
     <w:p>
       <w:pPr>
         <w:pStyle w:val="berschrift2"/>
@@ -39853,7 +40533,7 @@
       <w:r>
         <w:t xml:space="preserve"> </w:t>
       </w:r>
-      <w:hyperlink r:id="rId345">
+      <w:hyperlink r:id="rId348">
         <w:r>
           <w:rPr>
             <w:rStyle w:val="Hyperlink"/>
@@ -39865,8 +40545,8 @@
         <w:t xml:space="preserve">.</w:t>
       </w:r>
     </w:p>
-    <w:bookmarkEnd w:id="346"/>
-    <w:bookmarkStart w:id="350" w:name="risikomanagement-2"/>
+    <w:bookmarkEnd w:id="349"/>
+    <w:bookmarkStart w:id="353" w:name="risikomanagement-2"/>
     <w:p>
       <w:pPr>
         <w:pStyle w:val="berschrift2"/>
@@ -39885,7 +40565,7 @@
       <w:r>
         <w:t xml:space="preserve"> </w:t>
       </w:r>
-      <w:hyperlink r:id="rId347">
+      <w:hyperlink r:id="rId350">
         <w:r>
           <w:rPr>
             <w:rStyle w:val="Hyperlink"/>
@@ -39907,7 +40587,7 @@
       <w:r>
         <w:t xml:space="preserve"> </w:t>
       </w:r>
-      <w:hyperlink r:id="rId348">
+      <w:hyperlink r:id="rId351">
         <w:r>
           <w:rPr>
             <w:rStyle w:val="Hyperlink"/>
@@ -39929,7 +40609,7 @@
       <w:r>
         <w:t xml:space="preserve"> </w:t>
       </w:r>
-      <w:hyperlink r:id="rId349">
+      <w:hyperlink r:id="rId352">
         <w:r>
           <w:rPr>
             <w:rStyle w:val="Hyperlink"/>
@@ -39941,8 +40621,8 @@
         <w:t xml:space="preserve">.</w:t>
       </w:r>
     </w:p>
-    <w:bookmarkEnd w:id="350"/>
-    <w:bookmarkStart w:id="355" w:name="weiterbildung-2"/>
+    <w:bookmarkEnd w:id="353"/>
+    <w:bookmarkStart w:id="358" w:name="weiterbildung-2"/>
     <w:p>
       <w:pPr>
         <w:pStyle w:val="berschrift2"/>
@@ -39974,7 +40654,7 @@
       <w:r>
         <w:t xml:space="preserve"> </w:t>
       </w:r>
-      <w:hyperlink r:id="rId351">
+      <w:hyperlink r:id="rId354">
         <w:r>
           <w:rPr>
             <w:rStyle w:val="Hyperlink"/>
@@ -40009,7 +40689,7 @@
       <w:r>
         <w:t xml:space="preserve"> </w:t>
       </w:r>
-      <w:hyperlink r:id="rId352">
+      <w:hyperlink r:id="rId355">
         <w:r>
           <w:rPr>
             <w:rStyle w:val="Hyperlink"/>
@@ -40044,7 +40724,7 @@
       <w:r>
         <w:t xml:space="preserve"> </w:t>
       </w:r>
-      <w:hyperlink r:id="rId353">
+      <w:hyperlink r:id="rId356">
         <w:r>
           <w:rPr>
             <w:rStyle w:val="Hyperlink"/>
@@ -40079,7 +40759,7 @@
       <w:r>
         <w:t xml:space="preserve"> </w:t>
       </w:r>
-      <w:hyperlink r:id="rId354">
+      <w:hyperlink r:id="rId357">
         <w:r>
           <w:rPr>
             <w:rStyle w:val="Hyperlink"/>
@@ -40091,8 +40771,8 @@
         <w:t xml:space="preserve">.</w:t>
       </w:r>
     </w:p>
-    <w:bookmarkEnd w:id="355"/>
-    <w:bookmarkStart w:id="356" w:name="wirkung-2"/>
+    <w:bookmarkEnd w:id="358"/>
+    <w:bookmarkStart w:id="359" w:name="wirkung-2"/>
     <w:p>
       <w:pPr>
         <w:pStyle w:val="berschrift2"/>
@@ -40109,8 +40789,8 @@
         <w:t xml:space="preserve">Hager, Willi; Patry, Jean-Luc; Brezing, Hermann (Hrsg.). 2000. „Evaluation psychologischer Interventionsmaßnahmen. Standards und Kriterien: Ein Handbuch.” Bern: Huber. ISBN 978-3-456-83245-6.</w:t>
       </w:r>
     </w:p>
-    <w:bookmarkEnd w:id="356"/>
-    <w:bookmarkStart w:id="358" w:name="wissenschaftskommunikation-1"/>
+    <w:bookmarkEnd w:id="359"/>
+    <w:bookmarkStart w:id="361" w:name="wissenschaftskommunikation-1"/>
     <w:p>
       <w:pPr>
         <w:pStyle w:val="berschrift2"/>
@@ -40142,7 +40822,7 @@
       <w:r>
         <w:t xml:space="preserve"> </w:t>
       </w:r>
-      <w:hyperlink r:id="rId357">
+      <w:hyperlink r:id="rId360">
         <w:r>
           <w:rPr>
             <w:rStyle w:val="Hyperlink"/>
@@ -40154,8 +40834,8 @@
         <w:t xml:space="preserve">.</w:t>
       </w:r>
     </w:p>
-    <w:bookmarkEnd w:id="358"/>
-    <w:bookmarkEnd w:id="359"/>
+    <w:bookmarkEnd w:id="361"/>
+    <w:bookmarkEnd w:id="362"/>
     <w:sectPr>
       <w:headerReference r:id="rId9" w:type="default"/>
       <w:footerReference r:id="rId11" w:type="default"/>

--- a/docs/Glossar-des-Projekts-Co-Site.docx
+++ b/docs/Glossar-des-Projekts-Co-Site.docx
@@ -113,7 +113,7 @@
         <w:t xml:space="preserve"> </w:t>
       </w:r>
       <w:r>
-        <w:t xml:space="preserve">09:30:14</w:t>
+        <w:t xml:space="preserve">09:54:46</w:t>
       </w:r>
     </w:p>
     <w:sdt>
@@ -227,12 +227,824 @@
       </w:r>
     </w:p>
     <w:bookmarkEnd w:id="22"/>
-    <w:bookmarkStart w:id="275" w:name="co-site-glossar"/>
+    <w:bookmarkStart w:id="53" w:name="impressum"/>
     <w:p>
       <w:pPr>
         <w:pStyle w:val="berschrift1"/>
       </w:pPr>
       <w:r>
+        <w:t xml:space="preserve">Impressum</w:t>
+      </w:r>
+    </w:p>
+    <w:p>
+      <w:pPr>
+        <w:pStyle w:val="FirstParagraph"/>
+      </w:pPr>
+      <w:r>
+        <w:t xml:space="preserve">TH Köln</w:t>
+      </w:r>
+      <w:r>
+        <w:t xml:space="preserve"> </w:t>
+      </w:r>
+      <w:r>
+        <w:t xml:space="preserve">Claudiustraße 1</w:t>
+      </w:r>
+      <w:r>
+        <w:t xml:space="preserve"> </w:t>
+      </w:r>
+      <w:r>
+        <w:t xml:space="preserve">50678 Köln</w:t>
+      </w:r>
+      <w:r>
+        <w:t xml:space="preserve"> </w:t>
+      </w:r>
+      <w:hyperlink r:id="rId23">
+        <w:r>
+          <w:rPr>
+            <w:rStyle w:val="Hyperlink"/>
+          </w:rPr>
+          <w:t xml:space="preserve">www.th-koeln.de</w:t>
+        </w:r>
+      </w:hyperlink>
+    </w:p>
+    <w:p>
+      <w:pPr>
+        <w:pStyle w:val="BodyText"/>
+      </w:pPr>
+      <w:r>
+        <w:t xml:space="preserve">Verantwortlich</w:t>
+      </w:r>
+    </w:p>
+    <w:p>
+      <w:pPr>
+        <w:pStyle w:val="BodyText"/>
+      </w:pPr>
+      <w:r>
+        <w:t xml:space="preserve">Projekt Co-Site (Co-Kreation in der Region – Systemisch und innovativ Transfer entwickeln)</w:t>
+      </w:r>
+    </w:p>
+    <w:bookmarkStart w:id="45" w:name="autorinnen"/>
+    <w:p>
+      <w:pPr>
+        <w:pStyle w:val="berschrift2"/>
+      </w:pPr>
+      <w:r>
+        <w:t xml:space="preserve">Autor:innen</w:t>
+      </w:r>
+    </w:p>
+    <w:p>
+      <w:pPr>
+        <w:pStyle w:val="FirstParagraph"/>
+      </w:pPr>
+      <w:r>
+        <w:t xml:space="preserve">Alexander Fekete, ORCID:</w:t>
+      </w:r>
+      <w:r>
+        <w:t xml:space="preserve"> </w:t>
+      </w:r>
+      <w:hyperlink r:id="rId24">
+        <w:r>
+          <w:rPr>
+            <w:rStyle w:val="Hyperlink"/>
+          </w:rPr>
+          <w:t xml:space="preserve">0000-0002-8029-6774</w:t>
+        </w:r>
+      </w:hyperlink>
+      <w:r>
+        <w:t xml:space="preserve">, TH Köln - Fakultät für Anlagen, Energie- und Maschinensysteme, Institut für Rettungsingenieurwesen und Gefahrenabwehr (IRG)</w:t>
+      </w:r>
+    </w:p>
+    <w:p>
+      <w:pPr>
+        <w:pStyle w:val="BodyText"/>
+      </w:pPr>
+      <w:r>
+        <w:t xml:space="preserve">Alexandra Tönies, TH Köln - Fakultät für Anlagen, Energie- und Maschinensysteme, Institut für Produktentwicklung und Konstruktionstechnik (IPK)</w:t>
+      </w:r>
+    </w:p>
+    <w:p>
+      <w:pPr>
+        <w:pStyle w:val="BodyText"/>
+      </w:pPr>
+      <w:r>
+        <w:t xml:space="preserve">Anne Diessner, TH Köln - Fakultät für Raumentwicklung und Infrastruktursysteme</w:t>
+      </w:r>
+    </w:p>
+    <w:p>
+      <w:pPr>
+        <w:pStyle w:val="BodyText"/>
+      </w:pPr>
+      <w:r>
+        <w:t xml:space="preserve">Antti Olbrisch, Kolpingstadt Kerpen, Fachbereich Klima und Umwelt</w:t>
+      </w:r>
+    </w:p>
+    <w:p>
+      <w:pPr>
+        <w:pStyle w:val="BodyText"/>
+      </w:pPr>
+      <w:r>
+        <w:t xml:space="preserve">Barbara Elisabeth Frick, ORCID:</w:t>
+      </w:r>
+      <w:r>
+        <w:t xml:space="preserve"> </w:t>
+      </w:r>
+      <w:hyperlink r:id="rId25">
+        <w:r>
+          <w:rPr>
+            <w:rStyle w:val="Hyperlink"/>
+          </w:rPr>
+          <w:t xml:space="preserve">0009-0000-5881-6123</w:t>
+        </w:r>
+      </w:hyperlink>
+      <w:r>
+        <w:t xml:space="preserve">, TH Köln - Fakultät für Informations- und Kommunikationswissenschaften, Institut für Informationswissenschaft (IWS)</w:t>
+      </w:r>
+    </w:p>
+    <w:p>
+      <w:pPr>
+        <w:pStyle w:val="BodyText"/>
+      </w:pPr>
+      <w:r>
+        <w:t xml:space="preserve">Carla Frohn, ORCID:</w:t>
+      </w:r>
+      <w:r>
+        <w:t xml:space="preserve"> </w:t>
+      </w:r>
+      <w:hyperlink r:id="rId26">
+        <w:r>
+          <w:rPr>
+            <w:rStyle w:val="Hyperlink"/>
+          </w:rPr>
+          <w:t xml:space="preserve">0009-0007-8663-1856</w:t>
+        </w:r>
+      </w:hyperlink>
+      <w:r>
+        <w:t xml:space="preserve">, TH Köln - Fakultät für Anlagen, Energie- und Maschinensysteme, Institut für Produktentwicklung und Konstruktionstechnik (IPK)</w:t>
+      </w:r>
+    </w:p>
+    <w:p>
+      <w:pPr>
+        <w:pStyle w:val="BodyText"/>
+      </w:pPr>
+      <w:r>
+        <w:t xml:space="preserve">Chris Hetkämper, ORCID:</w:t>
+      </w:r>
+      <w:r>
+        <w:t xml:space="preserve"> </w:t>
+      </w:r>
+      <w:hyperlink r:id="rId27">
+        <w:r>
+          <w:rPr>
+            <w:rStyle w:val="Hyperlink"/>
+          </w:rPr>
+          <w:t xml:space="preserve">0000-0001-5873-921X</w:t>
+        </w:r>
+      </w:hyperlink>
+      <w:r>
+        <w:t xml:space="preserve">, TH Köln - Fakultät für Anlagen, Energie- und Maschinensysteme, Institut für Rettungsingenieurwesen und Gefahrenabwehr (IRG)</w:t>
+      </w:r>
+    </w:p>
+    <w:p>
+      <w:pPr>
+        <w:pStyle w:val="BodyText"/>
+      </w:pPr>
+      <w:r>
+        <w:t xml:space="preserve">Claudia Frick, ORCID:</w:t>
+      </w:r>
+      <w:r>
+        <w:t xml:space="preserve"> </w:t>
+      </w:r>
+      <w:hyperlink r:id="rId28">
+        <w:r>
+          <w:rPr>
+            <w:rStyle w:val="Hyperlink"/>
+          </w:rPr>
+          <w:t xml:space="preserve">0000-0002-5291-4301</w:t>
+        </w:r>
+      </w:hyperlink>
+      <w:r>
+        <w:t xml:space="preserve">, TH Köln - Fakultät für Informations- und Kommunikationswissenschaften, Institut für Informationswissenschaft (IWS)</w:t>
+      </w:r>
+    </w:p>
+    <w:p>
+      <w:pPr>
+        <w:pStyle w:val="BodyText"/>
+      </w:pPr>
+      <w:r>
+        <w:t xml:space="preserve">Daniel Beckers, TH Köln - Fakultät für Anlagen, Energie- und Maschinensysteme, Institut für Rettungsingenieurwesen und Gefahrenabwehr (IRG)</w:t>
+      </w:r>
+    </w:p>
+    <w:p>
+      <w:pPr>
+        <w:pStyle w:val="BodyText"/>
+      </w:pPr>
+      <w:r>
+        <w:t xml:space="preserve">Friederike Holtmann, ORCID:</w:t>
+      </w:r>
+      <w:r>
+        <w:t xml:space="preserve"> </w:t>
+      </w:r>
+      <w:hyperlink r:id="rId29">
+        <w:r>
+          <w:rPr>
+            <w:rStyle w:val="Hyperlink"/>
+          </w:rPr>
+          <w:t xml:space="preserve">0009-0004-3451-0962</w:t>
+        </w:r>
+      </w:hyperlink>
+      <w:r>
+        <w:t xml:space="preserve">, TH Köln - Fakultät für Anlagen, Energie- und Maschinensysteme, Institut für Produktentwicklung und Konstruktionstechnik (IPK)</w:t>
+      </w:r>
+    </w:p>
+    <w:p>
+      <w:pPr>
+        <w:pStyle w:val="BodyText"/>
+      </w:pPr>
+      <w:r>
+        <w:t xml:space="preserve">Georg Lamberty, TH Köln - Fakultät für Raumentwicklung und Infrastruktursysteme, Institute for Technology and Resources Management in the Tropics and Subtropics (ITT)</w:t>
+      </w:r>
+    </w:p>
+    <w:p>
+      <w:pPr>
+        <w:pStyle w:val="BodyText"/>
+      </w:pPr>
+      <w:r>
+        <w:t xml:space="preserve">Henny Grotehusmann, TH Köln - Fakultät für Raumentwicklung und Infrastruktursysteme</w:t>
+      </w:r>
+    </w:p>
+    <w:p>
+      <w:pPr>
+        <w:pStyle w:val="BodyText"/>
+      </w:pPr>
+      <w:r>
+        <w:t xml:space="preserve">Ilona Arcaro, TH Köln - Akademie für wissenschaftliche Weiterbildung, Wissenschaftliche Weiterbildung</w:t>
+      </w:r>
+    </w:p>
+    <w:p>
+      <w:pPr>
+        <w:pStyle w:val="BodyText"/>
+      </w:pPr>
+      <w:r>
+        <w:t xml:space="preserve">Ines Könsgen, ORCID:</w:t>
+      </w:r>
+      <w:r>
+        <w:t xml:space="preserve"> </w:t>
+      </w:r>
+      <w:hyperlink r:id="rId30">
+        <w:r>
+          <w:rPr>
+            <w:rStyle w:val="Hyperlink"/>
+          </w:rPr>
+          <w:t xml:space="preserve">0009-0009-2260-8301</w:t>
+        </w:r>
+      </w:hyperlink>
+      <w:r>
+        <w:t xml:space="preserve">, TH Köln - Fakultät für Raumentwicklung und Infrastruktursysteme, Institute for Technology and Resources Management in the Tropics and Subtropics (ITT)</w:t>
+      </w:r>
+    </w:p>
+    <w:p>
+      <w:pPr>
+        <w:pStyle w:val="BodyText"/>
+      </w:pPr>
+      <w:r>
+        <w:t xml:space="preserve">Isabell Mayer, Kolpingstadt Kerpen, Fachbereich Klima und Umwelt</w:t>
+      </w:r>
+    </w:p>
+    <w:p>
+      <w:pPr>
+        <w:pStyle w:val="BodyText"/>
+      </w:pPr>
+      <w:r>
+        <w:t xml:space="preserve">Jan-Niklas Terschüren, ORCID:</w:t>
+      </w:r>
+      <w:r>
+        <w:t xml:space="preserve"> </w:t>
+      </w:r>
+      <w:hyperlink r:id="rId31">
+        <w:r>
+          <w:rPr>
+            <w:rStyle w:val="Hyperlink"/>
+          </w:rPr>
+          <w:t xml:space="preserve">0009-0000-9016-4831</w:t>
+        </w:r>
+      </w:hyperlink>
+      <w:r>
+        <w:t xml:space="preserve">, TH Köln - Fakultät für Anlagen, Energie- und Maschinensysteme, Institut für Produktentwicklung und Konstruktionstechnik (IPK)</w:t>
+      </w:r>
+    </w:p>
+    <w:p>
+      <w:pPr>
+        <w:pStyle w:val="BodyText"/>
+      </w:pPr>
+      <w:r>
+        <w:t xml:space="preserve">Johanna Schmidt, ORCID:</w:t>
+      </w:r>
+      <w:r>
+        <w:t xml:space="preserve"> </w:t>
+      </w:r>
+      <w:hyperlink r:id="rId32">
+        <w:r>
+          <w:rPr>
+            <w:rStyle w:val="Hyperlink"/>
+          </w:rPr>
+          <w:t xml:space="preserve">0000-0001-8827-9461</w:t>
+        </w:r>
+      </w:hyperlink>
+      <w:r>
+        <w:t xml:space="preserve">, Stadt Leverkusen, Fachbereich Mobilität und Klimaschutz</w:t>
+      </w:r>
+    </w:p>
+    <w:p>
+      <w:pPr>
+        <w:pStyle w:val="BodyText"/>
+      </w:pPr>
+      <w:r>
+        <w:t xml:space="preserve">Johanne Kaufmann, TH Köln - Fakultät für Raumentwicklung und Infrastruktursysteme</w:t>
+      </w:r>
+    </w:p>
+    <w:p>
+      <w:pPr>
+        <w:pStyle w:val="BodyText"/>
+      </w:pPr>
+      <w:r>
+        <w:t xml:space="preserve">Juan Luis Ramirez Duval, ORCID:</w:t>
+      </w:r>
+      <w:r>
+        <w:t xml:space="preserve"> </w:t>
+      </w:r>
+      <w:hyperlink r:id="rId33">
+        <w:r>
+          <w:rPr>
+            <w:rStyle w:val="Hyperlink"/>
+          </w:rPr>
+          <w:t xml:space="preserve">0000-0003-2239-8921</w:t>
+        </w:r>
+      </w:hyperlink>
+      <w:r>
+        <w:t xml:space="preserve">, TH Köln - Fakultät für Raumentwicklung und Infrastruktursysteme</w:t>
+      </w:r>
+    </w:p>
+    <w:p>
+      <w:pPr>
+        <w:pStyle w:val="BodyText"/>
+      </w:pPr>
+      <w:r>
+        <w:t xml:space="preserve">Julia Laux, ORCID:</w:t>
+      </w:r>
+      <w:r>
+        <w:t xml:space="preserve"> </w:t>
+      </w:r>
+      <w:hyperlink r:id="rId34">
+        <w:r>
+          <w:rPr>
+            <w:rStyle w:val="Hyperlink"/>
+          </w:rPr>
+          <w:t xml:space="preserve">0009-0002-5293-561X</w:t>
+        </w:r>
+      </w:hyperlink>
+      <w:r>
+        <w:t xml:space="preserve">, TH Köln - Fakultät für Informations- und Kommunikationswissenschaften (IWS)</w:t>
+      </w:r>
+    </w:p>
+    <w:p>
+      <w:pPr>
+        <w:pStyle w:val="BodyText"/>
+      </w:pPr>
+      <w:r>
+        <w:t xml:space="preserve">Julian Bleckmann, Kolpingstadt Kerpen, Fachbereich Klima und Umwelt</w:t>
+      </w:r>
+    </w:p>
+    <w:p>
+      <w:pPr>
+        <w:pStyle w:val="BodyText"/>
+      </w:pPr>
+      <w:r>
+        <w:t xml:space="preserve">Lambert Heller, ORCID:</w:t>
+      </w:r>
+      <w:r>
+        <w:t xml:space="preserve"> </w:t>
+      </w:r>
+      <w:hyperlink r:id="rId35">
+        <w:r>
+          <w:rPr>
+            <w:rStyle w:val="Hyperlink"/>
+          </w:rPr>
+          <w:t xml:space="preserve">0000-0003-0232-7085</w:t>
+        </w:r>
+      </w:hyperlink>
+      <w:r>
+        <w:t xml:space="preserve">, TIB - Leibniz Informationszentrum Technik und Naturwissenschaften</w:t>
+      </w:r>
+    </w:p>
+    <w:p>
+      <w:pPr>
+        <w:pStyle w:val="BodyText"/>
+      </w:pPr>
+      <w:r>
+        <w:t xml:space="preserve">Larissa Müller, ORCID:</w:t>
+      </w:r>
+      <w:r>
+        <w:t xml:space="preserve"> </w:t>
+      </w:r>
+      <w:hyperlink r:id="rId36">
+        <w:r>
+          <w:rPr>
+            <w:rStyle w:val="Hyperlink"/>
+          </w:rPr>
+          <w:t xml:space="preserve">0000-0002-9854-3403</w:t>
+        </w:r>
+      </w:hyperlink>
+      <w:r>
+        <w:t xml:space="preserve">, TH Köln - Fakultät für Anlagen, Energie- und Maschinensysteme, Institut für Produktentwicklung und Konstruktionstechnik (IPK)</w:t>
+      </w:r>
+    </w:p>
+    <w:p>
+      <w:pPr>
+        <w:pStyle w:val="BodyText"/>
+      </w:pPr>
+      <w:r>
+        <w:t xml:space="preserve">Lars Dietrich, ORCID:</w:t>
+      </w:r>
+      <w:r>
+        <w:t xml:space="preserve"> </w:t>
+      </w:r>
+      <w:hyperlink r:id="rId37">
+        <w:r>
+          <w:rPr>
+            <w:rStyle w:val="Hyperlink"/>
+          </w:rPr>
+          <w:t xml:space="preserve">0000-0003-3407-166X</w:t>
+        </w:r>
+      </w:hyperlink>
+      <w:r>
+        <w:t xml:space="preserve">, Stadt Leverkusen, NaturGut Ophoven und Justus-Liebig-Universität Gießen, Institut für Biologiedidaktik</w:t>
+      </w:r>
+    </w:p>
+    <w:p>
+      <w:pPr>
+        <w:pStyle w:val="BodyText"/>
+      </w:pPr>
+      <w:r>
+        <w:t xml:space="preserve">Lars Ribbe, ORCID:</w:t>
+      </w:r>
+      <w:r>
+        <w:t xml:space="preserve"> </w:t>
+      </w:r>
+      <w:hyperlink r:id="rId38">
+        <w:r>
+          <w:rPr>
+            <w:rStyle w:val="Hyperlink"/>
+          </w:rPr>
+          <w:t xml:space="preserve">0000-0003-3052-1782</w:t>
+        </w:r>
+      </w:hyperlink>
+      <w:r>
+        <w:t xml:space="preserve">, TH Köln - Fakultät für Raumentwicklung und Infrastruktursysteme, Institute for Technology and Resources Management in the Tropics and Subtropics (ITT)</w:t>
+      </w:r>
+    </w:p>
+    <w:p>
+      <w:pPr>
+        <w:pStyle w:val="BodyText"/>
+      </w:pPr>
+      <w:r>
+        <w:t xml:space="preserve">Muhammed Enes Bodur, ORCID:</w:t>
+      </w:r>
+      <w:r>
+        <w:t xml:space="preserve"> </w:t>
+      </w:r>
+      <w:hyperlink r:id="rId39">
+        <w:r>
+          <w:rPr>
+            <w:rStyle w:val="Hyperlink"/>
+          </w:rPr>
+          <w:t xml:space="preserve">0009-0001-2984-5766</w:t>
+        </w:r>
+      </w:hyperlink>
+      <w:r>
+        <w:t xml:space="preserve">, TH Köln - Fakultät für Anlagen, Energie- und Maschinensysteme, Institut für Rettungsingenieurwesen und Gefahrenabwehr (IRG)</w:t>
+      </w:r>
+    </w:p>
+    <w:p>
+      <w:pPr>
+        <w:pStyle w:val="BodyText"/>
+      </w:pPr>
+      <w:r>
+        <w:t xml:space="preserve">Nico Buck, ORCID:</w:t>
+      </w:r>
+      <w:r>
+        <w:t xml:space="preserve"> </w:t>
+      </w:r>
+      <w:hyperlink r:id="rId40">
+        <w:r>
+          <w:rPr>
+            <w:rStyle w:val="Hyperlink"/>
+          </w:rPr>
+          <w:t xml:space="preserve">0009-0002-9390-1336</w:t>
+        </w:r>
+      </w:hyperlink>
+      <w:r>
+        <w:t xml:space="preserve">, TH Köln - Fakultät für Anlagen, Energie- und Maschinensysteme, Institut für Produktentwicklung und Konstruktionstechnik (IPK)</w:t>
+      </w:r>
+    </w:p>
+    <w:p>
+      <w:pPr>
+        <w:pStyle w:val="BodyText"/>
+      </w:pPr>
+      <w:r>
+        <w:t xml:space="preserve">Regina Harms, ORCID:</w:t>
+      </w:r>
+      <w:r>
+        <w:t xml:space="preserve"> </w:t>
+      </w:r>
+      <w:hyperlink r:id="rId41">
+        <w:r>
+          <w:rPr>
+            <w:rStyle w:val="Hyperlink"/>
+          </w:rPr>
+          <w:t xml:space="preserve">0009-0000-3988-3937</w:t>
+        </w:r>
+      </w:hyperlink>
+      <w:r>
+        <w:t xml:space="preserve">, TH Köln - Fakultät für Informations- und Kommunikationswissenschaften, Institut für Informationswissenschaft (IWS)</w:t>
+      </w:r>
+    </w:p>
+    <w:p>
+      <w:pPr>
+        <w:pStyle w:val="BodyText"/>
+      </w:pPr>
+      <w:r>
+        <w:t xml:space="preserve">Sandra Alfonso de Nehren, ORCID:</w:t>
+      </w:r>
+      <w:r>
+        <w:t xml:space="preserve"> </w:t>
+      </w:r>
+      <w:hyperlink r:id="rId42">
+        <w:r>
+          <w:rPr>
+            <w:rStyle w:val="Hyperlink"/>
+          </w:rPr>
+          <w:t xml:space="preserve">0009-0005-2435-7666</w:t>
+        </w:r>
+      </w:hyperlink>
+      <w:r>
+        <w:t xml:space="preserve">, TH Köln - Fakultät für Raumentwicklung und Infrastruktursysteme, Institute for Technology and Resources Management in the Tropics and Subtropics (ITT)</w:t>
+      </w:r>
+    </w:p>
+    <w:p>
+      <w:pPr>
+        <w:pStyle w:val="BodyText"/>
+      </w:pPr>
+      <w:r>
+        <w:t xml:space="preserve">Silke Meilwes, TH Köln - Fakultät für Raumentwicklung und Infrastruktursysteme, Institute for Technology and Resources Management in the Tropics and Subtropics (ITT)</w:t>
+      </w:r>
+    </w:p>
+    <w:p>
+      <w:pPr>
+        <w:pStyle w:val="BodyText"/>
+      </w:pPr>
+      <w:r>
+        <w:t xml:space="preserve">Silvia Marie Krautzik, ORCID:</w:t>
+      </w:r>
+      <w:r>
+        <w:t xml:space="preserve"> </w:t>
+      </w:r>
+      <w:hyperlink r:id="rId43">
+        <w:r>
+          <w:rPr>
+            <w:rStyle w:val="Hyperlink"/>
+          </w:rPr>
+          <w:t xml:space="preserve">0009-0008-4684-298X</w:t>
+        </w:r>
+      </w:hyperlink>
+      <w:r>
+        <w:t xml:space="preserve">, TH Köln - Fakultät für Raumentwicklung und Infrastruktursysteme, Institute for Technology and Resources Management in the Tropics and Subtropics (ITT)</w:t>
+      </w:r>
+    </w:p>
+    <w:p>
+      <w:pPr>
+        <w:pStyle w:val="BodyText"/>
+      </w:pPr>
+      <w:r>
+        <w:t xml:space="preserve">Surendra Shiwakoti, TH Köln - Fakultät für Raumentwicklung und Infrastruktursysteme</w:t>
+      </w:r>
+    </w:p>
+    <w:p>
+      <w:pPr>
+        <w:pStyle w:val="BodyText"/>
+      </w:pPr>
+      <w:r>
+        <w:t xml:space="preserve">Svenja Bickert-Appleby, ORCID:</w:t>
+      </w:r>
+      <w:r>
+        <w:t xml:space="preserve"> </w:t>
+      </w:r>
+      <w:hyperlink r:id="rId44">
+        <w:r>
+          <w:rPr>
+            <w:rStyle w:val="Hyperlink"/>
+          </w:rPr>
+          <w:t xml:space="preserve">0009-0008-4062-0833</w:t>
+        </w:r>
+      </w:hyperlink>
+      <w:r>
+        <w:t xml:space="preserve">, TH Köln - Fakultät für Anlagen, Energie- und Maschinensysteme, Institut für Produktentwicklung und Konstruktionstechnik (IPK)</w:t>
+      </w:r>
+    </w:p>
+    <w:p>
+      <w:pPr>
+        <w:pStyle w:val="BodyText"/>
+      </w:pPr>
+      <w:r>
+        <w:t xml:space="preserve">##Redaktion</w:t>
+      </w:r>
+    </w:p>
+    <w:p>
+      <w:pPr>
+        <w:pStyle w:val="BodyText"/>
+      </w:pPr>
+      <w:r>
+        <w:t xml:space="preserve">Julia Laux, Barbara Frick, Regina Harms und Claudia Frick</w:t>
+      </w:r>
+    </w:p>
+    <w:bookmarkEnd w:id="45"/>
+    <w:bookmarkStart w:id="47" w:name="programmierung"/>
+    <w:p>
+      <w:pPr>
+        <w:pStyle w:val="berschrift2"/>
+      </w:pPr>
+      <w:r>
+        <w:t xml:space="preserve">Programmierung</w:t>
+      </w:r>
+    </w:p>
+    <w:p>
+      <w:pPr>
+        <w:pStyle w:val="FirstParagraph"/>
+      </w:pPr>
+      <w:r>
+        <w:t xml:space="preserve">Worthington, S., Bailly, K., &amp; Rahr, A. (2024). Co-Site Glossar (Version</w:t>
+      </w:r>
+      <w:r>
+        <w:t xml:space="preserve"> </w:t>
+      </w:r>
+      <w:r>
+        <w:t xml:space="preserve">0.0.1a) [Computer software].</w:t>
+      </w:r>
+      <w:r>
+        <w:t xml:space="preserve"> </w:t>
+      </w:r>
+      <w:hyperlink r:id="rId46">
+        <w:r>
+          <w:rPr>
+            <w:rStyle w:val="Hyperlink"/>
+          </w:rPr>
+          <w:t xml:space="preserve">https://github.com/TIBHannover/co-site-glossar</w:t>
+        </w:r>
+      </w:hyperlink>
+    </w:p>
+    <w:bookmarkEnd w:id="47"/>
+    <w:bookmarkStart w:id="52" w:name="urheberrecht-und-lizenzierung"/>
+    <w:p>
+      <w:pPr>
+        <w:pStyle w:val="berschrift2"/>
+      </w:pPr>
+      <w:r>
+        <w:t xml:space="preserve">Urheberrecht und Lizenzierung</w:t>
+      </w:r>
+    </w:p>
+    <w:p>
+      <w:pPr>
+        <w:pStyle w:val="FirstParagraph"/>
+      </w:pPr>
+      <w:r>
+        <w:t xml:space="preserve">Inhalt - © 2024 Die Autor:innen.</w:t>
+      </w:r>
+      <w:r>
+        <w:t xml:space="preserve"> </w:t>
+      </w:r>
+      <w:hyperlink r:id="rId48">
+        <w:r>
+          <w:rPr>
+            <w:rStyle w:val="Hyperlink"/>
+          </w:rPr>
+          <w:t xml:space="preserve">Attribution-ShareAlike 4.0 International</w:t>
+        </w:r>
+      </w:hyperlink>
+    </w:p>
+    <w:p>
+      <w:pPr>
+        <w:pStyle w:val="BodyText"/>
+      </w:pPr>
+      <w:r>
+        <w:t xml:space="preserve">Code - © 2024 Die Autor:innen.</w:t>
+      </w:r>
+      <w:r>
+        <w:t xml:space="preserve"> </w:t>
+      </w:r>
+      <w:hyperlink r:id="rId49">
+        <w:r>
+          <w:rPr>
+            <w:rStyle w:val="Hyperlink"/>
+          </w:rPr>
+          <w:t xml:space="preserve">MIT-Lizenz</w:t>
+        </w:r>
+      </w:hyperlink>
+      <w:r>
+        <w:t xml:space="preserve"> </w:t>
+      </w:r>
+      <w:r>
+        <w:t xml:space="preserve">|</w:t>
+      </w:r>
+      <w:r>
+        <w:t xml:space="preserve"> </w:t>
+      </w:r>
+      <w:hyperlink r:id="rId46">
+        <w:r>
+          <w:rPr>
+            <w:rStyle w:val="Hyperlink"/>
+          </w:rPr>
+          <w:t xml:space="preserve">Quelle</w:t>
+        </w:r>
+      </w:hyperlink>
+    </w:p>
+    <w:p>
+      <w:pPr>
+        <w:pStyle w:val="BodyText"/>
+      </w:pPr>
+      <w:r>
+        <w:t xml:space="preserve">Daten - Alle produzierten Daten und Datensätze sind</w:t>
+      </w:r>
+      <w:r>
+        <w:t xml:space="preserve"> </w:t>
+      </w:r>
+      <w:hyperlink r:id="rId50">
+        <w:r>
+          <w:rPr>
+            <w:rStyle w:val="Hyperlink"/>
+          </w:rPr>
+          <w:t xml:space="preserve">CC 0</w:t>
+        </w:r>
+      </w:hyperlink>
+      <w:r>
+        <w:t xml:space="preserve">, Public Domain.</w:t>
+      </w:r>
+    </w:p>
+    <w:p>
+      <w:pPr>
+        <w:pStyle w:val="BodyText"/>
+      </w:pPr>
+      <w:r>
+        <w:t xml:space="preserve">Alle Schriftarten, Grafiken und Medienproduktionssoftware, die für die Produktion verwendet werden, sind OSI-konform.</w:t>
+      </w:r>
+    </w:p>
+    <w:p>
+      <w:pPr>
+        <w:pStyle w:val="BodyText"/>
+      </w:pPr>
+      <w:hyperlink r:id="rId51">
+        <w:r>
+          <w:rPr>
+            <w:rStyle w:val="Hyperlink"/>
+          </w:rPr>
+          <w:t xml:space="preserve">FAIR-Grundsätze</w:t>
+        </w:r>
+      </w:hyperlink>
+      <w:r>
+        <w:t xml:space="preserve"> </w:t>
+      </w:r>
+      <w:r>
+        <w:t xml:space="preserve">angewandt</w:t>
+      </w:r>
+    </w:p>
+    <w:p>
+      <w:pPr>
+        <w:pStyle w:val="BodyText"/>
+      </w:pPr>
+      <w:r>
+        <w:t xml:space="preserve">Alle Inhalte und Codes von Dritten unterliegen dem Urheberrecht der Autor:innen, ihren jeweiligen OSI-konformen offenen Lizenzen für den Code und der Lizenz Creative Commons Attribution-ShareAlike 4.0 International für den Inhalt.</w:t>
+      </w:r>
+    </w:p>
+    <w:p>
+      <w:pPr>
+        <w:pStyle w:val="BodyText"/>
+      </w:pPr>
+      <w:r>
+        <w:t xml:space="preserve">Stand: Dezember 2024</w:t>
+      </w:r>
+      <w:r>
+        <w:t xml:space="preserve"> </w:t>
+      </w:r>
+      <w:r>
+        <w:t xml:space="preserve">Zitation: Co-Site (2026): Glossar des Projekts Co-Site (Co-Kreation in der Region – Systemisch und innovativ Transfer entwickeln) (Hrsg. TH Köln)</w:t>
+      </w:r>
+    </w:p>
+    <w:bookmarkEnd w:id="52"/>
+    <w:bookmarkEnd w:id="53"/>
+    <w:bookmarkStart w:id="306" w:name="co-site-glossar"/>
+    <w:p>
+      <w:pPr>
+        <w:pStyle w:val="berschrift1"/>
+      </w:pPr>
+      <w:r>
         <w:t xml:space="preserve">Co-Site Glossar</w:t>
       </w:r>
     </w:p>
@@ -246,7 +1058,7 @@
       <w:r>
         <w:t xml:space="preserve"> </w:t>
       </w:r>
-      <w:hyperlink r:id="rId23">
+      <w:hyperlink r:id="rId54">
         <w:r>
           <w:rPr>
             <w:rStyle w:val="Hyperlink"/>
@@ -282,18 +1094,18 @@
           <wp:inline>
             <wp:extent cx="5664200" cy="5500567"/>
             <wp:effectExtent b="0" l="0" r="0" t="0"/>
-            <wp:docPr descr="Mind Map" title="Mind Map" id="25" name="Picture"/>
+            <wp:docPr descr="Mind Map" title="Mind Map" id="56" name="Picture"/>
             <a:graphic>
               <a:graphicData uri="http://schemas.openxmlformats.org/drawingml/2006/picture">
                 <pic:pic>
                   <pic:nvPicPr>
-                    <pic:cNvPr descr="images/mindmap.jpg" id="26" name="Picture"/>
+                    <pic:cNvPr descr="images/mindmap.jpg" id="57" name="Picture"/>
                     <pic:cNvPicPr>
                       <a:picLocks noChangeArrowheads="1" noChangeAspect="1"/>
                     </pic:cNvPicPr>
                   </pic:nvPicPr>
                   <pic:blipFill>
-                    <a:blip r:embed="rId24"/>
+                    <a:blip r:embed="rId55"/>
                     <a:stretch>
                       <a:fillRect/>
                     </a:stretch>
@@ -328,7 +1140,7 @@
       <w:r>
         <w:t xml:space="preserve"> </w:t>
       </w:r>
-      <w:hyperlink r:id="rId27">
+      <w:hyperlink r:id="rId58">
         <w:r>
           <w:rPr>
             <w:rStyle w:val="Hyperlink"/>
@@ -342,7 +1154,7 @@
         <w:br w:type="page"/>
       </w:r>
     </w:p>
-    <w:bookmarkStart w:id="28" w:name="grad-video"/>
+    <w:bookmarkStart w:id="59" w:name="grad-video"/>
     <w:p>
       <w:pPr>
         <w:pStyle w:val="berschrift3"/>
@@ -474,8 +1286,8 @@
         </w:pict>
       </w:r>
     </w:p>
-    <w:bookmarkEnd w:id="28"/>
-    <w:bookmarkStart w:id="29" w:name="ar-brille"/>
+    <w:bookmarkEnd w:id="59"/>
+    <w:bookmarkStart w:id="60" w:name="ar-brille"/>
     <w:p>
       <w:pPr>
         <w:pStyle w:val="berschrift3"/>
@@ -607,8 +1419,8 @@
         </w:pict>
       </w:r>
     </w:p>
-    <w:bookmarkEnd w:id="29"/>
-    <w:bookmarkStart w:id="30" w:name="agenda-2030"/>
+    <w:bookmarkEnd w:id="60"/>
+    <w:bookmarkStart w:id="61" w:name="agenda-2030"/>
     <w:p>
       <w:pPr>
         <w:pStyle w:val="berschrift3"/>
@@ -728,8 +1540,8 @@
         </w:pict>
       </w:r>
     </w:p>
-    <w:bookmarkEnd w:id="30"/>
-    <w:bookmarkStart w:id="31" w:name="agilität"/>
+    <w:bookmarkEnd w:id="61"/>
+    <w:bookmarkStart w:id="62" w:name="agilität"/>
     <w:p>
       <w:pPr>
         <w:pStyle w:val="berschrift3"/>
@@ -847,8 +1659,8 @@
         </w:pict>
       </w:r>
     </w:p>
-    <w:bookmarkEnd w:id="31"/>
-    <w:bookmarkStart w:id="32" w:name="akteurinnen"/>
+    <w:bookmarkEnd w:id="62"/>
+    <w:bookmarkStart w:id="63" w:name="akteurinnen"/>
     <w:p>
       <w:pPr>
         <w:pStyle w:val="berschrift3"/>
@@ -954,8 +1766,8 @@
         </w:pict>
       </w:r>
     </w:p>
-    <w:bookmarkEnd w:id="32"/>
-    <w:bookmarkStart w:id="33" w:name="akteursnetzwerkanalyse"/>
+    <w:bookmarkEnd w:id="63"/>
+    <w:bookmarkStart w:id="64" w:name="akteursnetzwerkanalyse"/>
     <w:p>
       <w:pPr>
         <w:pStyle w:val="berschrift3"/>
@@ -1059,8 +1871,8 @@
         </w:pict>
       </w:r>
     </w:p>
-    <w:bookmarkEnd w:id="33"/>
-    <w:bookmarkStart w:id="34" w:name="allgemeine-weiterbildung"/>
+    <w:bookmarkEnd w:id="64"/>
+    <w:bookmarkStart w:id="65" w:name="allgemeine-weiterbildung"/>
     <w:p>
       <w:pPr>
         <w:pStyle w:val="berschrift3"/>
@@ -1192,8 +2004,8 @@
         </w:pict>
       </w:r>
     </w:p>
-    <w:bookmarkEnd w:id="34"/>
-    <w:bookmarkStart w:id="35" w:name="ambiguität"/>
+    <w:bookmarkEnd w:id="65"/>
+    <w:bookmarkStart w:id="66" w:name="ambiguität"/>
     <w:p>
       <w:pPr>
         <w:pStyle w:val="berschrift3"/>
@@ -1257,8 +2069,8 @@
         </w:pict>
       </w:r>
     </w:p>
-    <w:bookmarkEnd w:id="35"/>
-    <w:bookmarkStart w:id="36" w:name="anpassungsfähigkeit"/>
+    <w:bookmarkEnd w:id="66"/>
+    <w:bookmarkStart w:id="67" w:name="anpassungsfähigkeit"/>
     <w:p>
       <w:pPr>
         <w:pStyle w:val="berschrift3"/>
@@ -1432,8 +2244,8 @@
         </w:pict>
       </w:r>
     </w:p>
-    <w:bookmarkEnd w:id="36"/>
-    <w:bookmarkStart w:id="37" w:name="augmented-reality"/>
+    <w:bookmarkEnd w:id="67"/>
+    <w:bookmarkStart w:id="68" w:name="augmented-reality"/>
     <w:p>
       <w:pPr>
         <w:pStyle w:val="berschrift3"/>
@@ -1591,8 +2403,8 @@
         </w:pict>
       </w:r>
     </w:p>
-    <w:bookmarkEnd w:id="37"/>
-    <w:bookmarkStart w:id="38" w:name="augmented-virtuality"/>
+    <w:bookmarkEnd w:id="68"/>
+    <w:bookmarkStart w:id="69" w:name="augmented-virtuality"/>
     <w:p>
       <w:pPr>
         <w:pStyle w:val="berschrift3"/>
@@ -1710,8 +2522,8 @@
         </w:pict>
       </w:r>
     </w:p>
-    <w:bookmarkEnd w:id="38"/>
-    <w:bookmarkStart w:id="39" w:name="balanced-scorecard"/>
+    <w:bookmarkEnd w:id="69"/>
+    <w:bookmarkStart w:id="70" w:name="balanced-scorecard"/>
     <w:p>
       <w:pPr>
         <w:pStyle w:val="berschrift3"/>
@@ -1787,8 +2599,8 @@
         </w:pict>
       </w:r>
     </w:p>
-    <w:bookmarkEnd w:id="39"/>
-    <w:bookmarkStart w:id="40" w:name="bedarfsanalyse"/>
+    <w:bookmarkEnd w:id="70"/>
+    <w:bookmarkStart w:id="71" w:name="bedarfsanalyse"/>
     <w:p>
       <w:pPr>
         <w:pStyle w:val="berschrift3"/>
@@ -1878,8 +2690,8 @@
         </w:pict>
       </w:r>
     </w:p>
-    <w:bookmarkEnd w:id="40"/>
-    <w:bookmarkStart w:id="41" w:name="begleitforschung"/>
+    <w:bookmarkEnd w:id="71"/>
+    <w:bookmarkStart w:id="72" w:name="begleitforschung"/>
     <w:p>
       <w:pPr>
         <w:pStyle w:val="berschrift3"/>
@@ -2039,8 +2851,8 @@
         </w:pict>
       </w:r>
     </w:p>
-    <w:bookmarkEnd w:id="41"/>
-    <w:bookmarkStart w:id="42" w:name="berufliche-weiterbildung"/>
+    <w:bookmarkEnd w:id="72"/>
+    <w:bookmarkStart w:id="73" w:name="berufliche-weiterbildung"/>
     <w:p>
       <w:pPr>
         <w:pStyle w:val="berschrift3"/>
@@ -2146,8 +2958,8 @@
         </w:pict>
       </w:r>
     </w:p>
-    <w:bookmarkEnd w:id="42"/>
-    <w:bookmarkStart w:id="43" w:name="best-practices"/>
+    <w:bookmarkEnd w:id="73"/>
+    <w:bookmarkStart w:id="74" w:name="best-practices"/>
     <w:p>
       <w:pPr>
         <w:pStyle w:val="berschrift3"/>
@@ -2246,8 +3058,8 @@
         </w:pict>
       </w:r>
     </w:p>
-    <w:bookmarkEnd w:id="43"/>
-    <w:bookmarkStart w:id="44" w:name="betriebliche-weiterbildung"/>
+    <w:bookmarkEnd w:id="74"/>
+    <w:bookmarkStart w:id="75" w:name="betriebliche-weiterbildung"/>
     <w:p>
       <w:pPr>
         <w:pStyle w:val="berschrift3"/>
@@ -2339,8 +3151,8 @@
         </w:pict>
       </w:r>
     </w:p>
-    <w:bookmarkEnd w:id="44"/>
-    <w:bookmarkStart w:id="45" w:name="bevölkerungsschutz"/>
+    <w:bookmarkEnd w:id="75"/>
+    <w:bookmarkStart w:id="76" w:name="bevölkerungsschutz"/>
     <w:p>
       <w:pPr>
         <w:pStyle w:val="berschrift3"/>
@@ -2404,8 +3216,8 @@
         </w:pict>
       </w:r>
     </w:p>
-    <w:bookmarkEnd w:id="45"/>
-    <w:bookmarkStart w:id="46" w:name="bewältigungskapazität"/>
+    <w:bookmarkEnd w:id="76"/>
+    <w:bookmarkStart w:id="77" w:name="bewältigungskapazität"/>
     <w:p>
       <w:pPr>
         <w:pStyle w:val="berschrift3"/>
@@ -2539,8 +3351,8 @@
         </w:pict>
       </w:r>
     </w:p>
-    <w:bookmarkEnd w:id="46"/>
-    <w:bookmarkStart w:id="47" w:name="bildung-für-nachhaltige-entwicklung"/>
+    <w:bookmarkEnd w:id="77"/>
+    <w:bookmarkStart w:id="78" w:name="bildung-für-nachhaltige-entwicklung"/>
     <w:p>
       <w:pPr>
         <w:pStyle w:val="berschrift3"/>
@@ -2644,8 +3456,8 @@
         </w:pict>
       </w:r>
     </w:p>
-    <w:bookmarkEnd w:id="47"/>
-    <w:bookmarkStart w:id="48" w:name="biodiversitätskorridor"/>
+    <w:bookmarkEnd w:id="78"/>
+    <w:bookmarkStart w:id="79" w:name="biodiversitätskorridor"/>
     <w:p>
       <w:pPr>
         <w:pStyle w:val="berschrift3"/>
@@ -2835,8 +3647,8 @@
         </w:pict>
       </w:r>
     </w:p>
-    <w:bookmarkEnd w:id="48"/>
-    <w:bookmarkStart w:id="49" w:name="blackout"/>
+    <w:bookmarkEnd w:id="79"/>
+    <w:bookmarkStart w:id="80" w:name="blackout"/>
     <w:p>
       <w:pPr>
         <w:pStyle w:val="berschrift3"/>
@@ -2900,8 +3712,8 @@
         </w:pict>
       </w:r>
     </w:p>
-    <w:bookmarkEnd w:id="49"/>
-    <w:bookmarkStart w:id="50" w:name="blau-grüne-infrastruktur"/>
+    <w:bookmarkEnd w:id="80"/>
+    <w:bookmarkStart w:id="81" w:name="blau-grüne-infrastruktur"/>
     <w:p>
       <w:pPr>
         <w:pStyle w:val="berschrift3"/>
@@ -3150,8 +3962,8 @@
         </w:pict>
       </w:r>
     </w:p>
-    <w:bookmarkEnd w:id="50"/>
-    <w:bookmarkStart w:id="51" w:name="blaue-infrastruktur"/>
+    <w:bookmarkEnd w:id="81"/>
+    <w:bookmarkStart w:id="82" w:name="blaue-infrastruktur"/>
     <w:p>
       <w:pPr>
         <w:pStyle w:val="berschrift3"/>
@@ -3334,8 +4146,8 @@
         </w:pict>
       </w:r>
     </w:p>
-    <w:bookmarkEnd w:id="51"/>
-    <w:bookmarkStart w:id="52" w:name="bodengebundene-fassadenbegrünung"/>
+    <w:bookmarkEnd w:id="82"/>
+    <w:bookmarkStart w:id="83" w:name="bodengebundene-fassadenbegrünung"/>
     <w:p>
       <w:pPr>
         <w:pStyle w:val="berschrift3"/>
@@ -3493,8 +4305,8 @@
         </w:pict>
       </w:r>
     </w:p>
-    <w:bookmarkEnd w:id="52"/>
-    <w:bookmarkStart w:id="53" w:name="change-agents"/>
+    <w:bookmarkEnd w:id="83"/>
+    <w:bookmarkStart w:id="84" w:name="change-agents"/>
     <w:p>
       <w:pPr>
         <w:pStyle w:val="berschrift3"/>
@@ -3668,8 +4480,8 @@
         </w:pict>
       </w:r>
     </w:p>
-    <w:bookmarkEnd w:id="53"/>
-    <w:bookmarkStart w:id="54" w:name="citizen-science"/>
+    <w:bookmarkEnd w:id="84"/>
+    <w:bookmarkStart w:id="85" w:name="citizen-science"/>
     <w:p>
       <w:pPr>
         <w:pStyle w:val="berschrift3"/>
@@ -3775,8 +4587,8 @@
         </w:pict>
       </w:r>
     </w:p>
-    <w:bookmarkEnd w:id="54"/>
-    <w:bookmarkStart w:id="55" w:name="co-design"/>
+    <w:bookmarkEnd w:id="85"/>
+    <w:bookmarkStart w:id="86" w:name="co-design"/>
     <w:p>
       <w:pPr>
         <w:pStyle w:val="berschrift3"/>
@@ -4013,8 +4825,8 @@
         </w:pict>
       </w:r>
     </w:p>
-    <w:bookmarkEnd w:id="55"/>
-    <w:bookmarkStart w:id="56" w:name="co-kreation"/>
+    <w:bookmarkEnd w:id="86"/>
+    <w:bookmarkStart w:id="87" w:name="co-kreation"/>
     <w:p>
       <w:pPr>
         <w:pStyle w:val="berschrift3"/>
@@ -4176,8 +4988,8 @@
         </w:pict>
       </w:r>
     </w:p>
-    <w:bookmarkEnd w:id="56"/>
-    <w:bookmarkStart w:id="57" w:name="co-site"/>
+    <w:bookmarkEnd w:id="87"/>
+    <w:bookmarkStart w:id="88" w:name="co-site"/>
     <w:p>
       <w:pPr>
         <w:pStyle w:val="berschrift3"/>
@@ -4511,8 +5323,8 @@
         </w:pict>
       </w:r>
     </w:p>
-    <w:bookmarkEnd w:id="57"/>
-    <w:bookmarkStart w:id="58" w:name="co-site-glossar-1"/>
+    <w:bookmarkEnd w:id="88"/>
+    <w:bookmarkStart w:id="89" w:name="co-site-glossar-1"/>
     <w:p>
       <w:pPr>
         <w:pStyle w:val="berschrift3"/>
@@ -4679,8 +5491,8 @@
         </w:pict>
       </w:r>
     </w:p>
-    <w:bookmarkEnd w:id="58"/>
-    <w:bookmarkStart w:id="59" w:name="co-kreative-wissenschaftskommunikation"/>
+    <w:bookmarkEnd w:id="89"/>
+    <w:bookmarkStart w:id="90" w:name="co-kreative-wissenschaftskommunikation"/>
     <w:p>
       <w:pPr>
         <w:pStyle w:val="berschrift3"/>
@@ -4924,8 +5736,8 @@
         </w:pict>
       </w:r>
     </w:p>
-    <w:bookmarkEnd w:id="59"/>
-    <w:bookmarkStart w:id="60" w:name="co-kreativer-workshop"/>
+    <w:bookmarkEnd w:id="90"/>
+    <w:bookmarkStart w:id="91" w:name="co-kreativer-workshop"/>
     <w:p>
       <w:pPr>
         <w:pStyle w:val="berschrift3"/>
@@ -5099,8 +5911,8 @@
         </w:pict>
       </w:r>
     </w:p>
-    <w:bookmarkEnd w:id="60"/>
-    <w:bookmarkStart w:id="61" w:name="controller"/>
+    <w:bookmarkEnd w:id="91"/>
+    <w:bookmarkStart w:id="92" w:name="controller"/>
     <w:p>
       <w:pPr>
         <w:pStyle w:val="berschrift3"/>
@@ -5206,8 +6018,8 @@
         </w:pict>
       </w:r>
     </w:p>
-    <w:bookmarkEnd w:id="61"/>
-    <w:bookmarkStart w:id="62" w:name="dachbegrünung"/>
+    <w:bookmarkEnd w:id="92"/>
+    <w:bookmarkStart w:id="93" w:name="dachbegrünung"/>
     <w:p>
       <w:pPr>
         <w:pStyle w:val="berschrift3"/>
@@ -5381,8 +6193,8 @@
         </w:pict>
       </w:r>
     </w:p>
-    <w:bookmarkEnd w:id="62"/>
-    <w:bookmarkStart w:id="63" w:name="dateiformat"/>
+    <w:bookmarkEnd w:id="93"/>
+    <w:bookmarkStart w:id="94" w:name="dateiformat"/>
     <w:p>
       <w:pPr>
         <w:pStyle w:val="berschrift3"/>
@@ -5406,8 +6218,8 @@
         </w:pict>
       </w:r>
     </w:p>
-    <w:bookmarkEnd w:id="63"/>
-    <w:bookmarkStart w:id="64" w:name="datenerfassung"/>
+    <w:bookmarkEnd w:id="94"/>
+    <w:bookmarkStart w:id="95" w:name="datenerfassung"/>
     <w:p>
       <w:pPr>
         <w:pStyle w:val="berschrift3"/>
@@ -5497,8 +6309,8 @@
         </w:pict>
       </w:r>
     </w:p>
-    <w:bookmarkEnd w:id="64"/>
-    <w:bookmarkStart w:id="65" w:name="dateninteroperabilität"/>
+    <w:bookmarkEnd w:id="95"/>
+    <w:bookmarkStart w:id="96" w:name="dateninteroperabilität"/>
     <w:p>
       <w:pPr>
         <w:pStyle w:val="berschrift3"/>
@@ -5576,8 +6388,8 @@
         </w:pict>
       </w:r>
     </w:p>
-    <w:bookmarkEnd w:id="65"/>
-    <w:bookmarkStart w:id="66" w:name="datenkatalog"/>
+    <w:bookmarkEnd w:id="96"/>
+    <w:bookmarkStart w:id="97" w:name="datenkatalog"/>
     <w:p>
       <w:pPr>
         <w:pStyle w:val="berschrift3"/>
@@ -5725,8 +6537,8 @@
         </w:pict>
       </w:r>
     </w:p>
-    <w:bookmarkEnd w:id="66"/>
-    <w:bookmarkStart w:id="67" w:name="datenvisualisierung"/>
+    <w:bookmarkEnd w:id="97"/>
+    <w:bookmarkStart w:id="98" w:name="datenvisualisierung"/>
     <w:p>
       <w:pPr>
         <w:pStyle w:val="berschrift3"/>
@@ -5930,8 +6742,8 @@
         </w:pict>
       </w:r>
     </w:p>
-    <w:bookmarkEnd w:id="67"/>
-    <w:bookmarkStart w:id="68" w:name="deutsche-nachhaltigkeitsstrategie"/>
+    <w:bookmarkEnd w:id="98"/>
+    <w:bookmarkStart w:id="99" w:name="deutsche-nachhaltigkeitsstrategie"/>
     <w:p>
       <w:pPr>
         <w:pStyle w:val="berschrift3"/>
@@ -6103,8 +6915,8 @@
         </w:pict>
       </w:r>
     </w:p>
-    <w:bookmarkEnd w:id="68"/>
-    <w:bookmarkStart w:id="69" w:name="dezentrale-regenwasserversickerung"/>
+    <w:bookmarkEnd w:id="99"/>
+    <w:bookmarkStart w:id="100" w:name="dezentrale-regenwasserversickerung"/>
     <w:p>
       <w:pPr>
         <w:pStyle w:val="berschrift3"/>
@@ -6278,8 +7090,8 @@
         </w:pict>
       </w:r>
     </w:p>
-    <w:bookmarkEnd w:id="69"/>
-    <w:bookmarkStart w:id="70" w:name="dialoggruppe"/>
+    <w:bookmarkEnd w:id="100"/>
+    <w:bookmarkStart w:id="101" w:name="dialoggruppe"/>
     <w:p>
       <w:pPr>
         <w:pStyle w:val="berschrift3"/>
@@ -6469,8 +7281,8 @@
         </w:pict>
       </w:r>
     </w:p>
-    <w:bookmarkEnd w:id="70"/>
-    <w:bookmarkStart w:id="71" w:name="didaktisches-design"/>
+    <w:bookmarkEnd w:id="101"/>
+    <w:bookmarkStart w:id="102" w:name="didaktisches-design"/>
     <w:p>
       <w:pPr>
         <w:pStyle w:val="berschrift3"/>
@@ -6562,8 +7374,8 @@
         </w:pict>
       </w:r>
     </w:p>
-    <w:bookmarkEnd w:id="71"/>
-    <w:bookmarkStart w:id="72" w:name="digitaler-zwilling"/>
+    <w:bookmarkEnd w:id="102"/>
+    <w:bookmarkStart w:id="103" w:name="digitaler-zwilling"/>
     <w:p>
       <w:pPr>
         <w:pStyle w:val="berschrift3"/>
@@ -6641,8 +7453,8 @@
         </w:pict>
       </w:r>
     </w:p>
-    <w:bookmarkEnd w:id="72"/>
-    <w:bookmarkStart w:id="73" w:name="dürre"/>
+    <w:bookmarkEnd w:id="103"/>
+    <w:bookmarkStart w:id="104" w:name="dürre"/>
     <w:p>
       <w:pPr>
         <w:pStyle w:val="berschrift3"/>
@@ -6823,8 +7635,8 @@
         </w:pict>
       </w:r>
     </w:p>
-    <w:bookmarkEnd w:id="73"/>
-    <w:bookmarkStart w:id="74" w:name="dürreindex"/>
+    <w:bookmarkEnd w:id="104"/>
+    <w:bookmarkStart w:id="105" w:name="dürreindex"/>
     <w:p>
       <w:pPr>
         <w:pStyle w:val="berschrift3"/>
@@ -6928,8 +7740,8 @@
         </w:pict>
       </w:r>
     </w:p>
-    <w:bookmarkEnd w:id="74"/>
-    <w:bookmarkStart w:id="75" w:name="entsiegelung"/>
+    <w:bookmarkEnd w:id="105"/>
+    <w:bookmarkStart w:id="106" w:name="entsiegelung"/>
     <w:p>
       <w:pPr>
         <w:pStyle w:val="berschrift3"/>
@@ -7145,8 +7957,8 @@
         </w:pict>
       </w:r>
     </w:p>
-    <w:bookmarkEnd w:id="75"/>
-    <w:bookmarkStart w:id="76" w:name="entwicklungsteam"/>
+    <w:bookmarkEnd w:id="106"/>
+    <w:bookmarkStart w:id="107" w:name="entwicklungsteam"/>
     <w:p>
       <w:pPr>
         <w:pStyle w:val="berschrift3"/>
@@ -7266,8 +8078,8 @@
         </w:pict>
       </w:r>
     </w:p>
-    <w:bookmarkEnd w:id="76"/>
-    <w:bookmarkStart w:id="77" w:name="evaluation"/>
+    <w:bookmarkEnd w:id="107"/>
+    <w:bookmarkStart w:id="108" w:name="evaluation"/>
     <w:p>
       <w:pPr>
         <w:pStyle w:val="berschrift3"/>
@@ -7359,8 +8171,8 @@
         </w:pict>
       </w:r>
     </w:p>
-    <w:bookmarkEnd w:id="77"/>
-    <w:bookmarkStart w:id="78" w:name="evapotranspiration"/>
+    <w:bookmarkEnd w:id="108"/>
+    <w:bookmarkStart w:id="109" w:name="evapotranspiration"/>
     <w:p>
       <w:pPr>
         <w:pStyle w:val="berschrift3"/>
@@ -7709,8 +8521,8 @@
         </w:pict>
       </w:r>
     </w:p>
-    <w:bookmarkEnd w:id="78"/>
-    <w:bookmarkStart w:id="79" w:name="expertisegruppe"/>
+    <w:bookmarkEnd w:id="109"/>
+    <w:bookmarkStart w:id="110" w:name="expertisegruppe"/>
     <w:p>
       <w:pPr>
         <w:pStyle w:val="berschrift3"/>
@@ -7802,8 +8614,8 @@
         </w:pict>
       </w:r>
     </w:p>
-    <w:bookmarkEnd w:id="79"/>
-    <w:bookmarkStart w:id="80" w:name="exposition"/>
+    <w:bookmarkEnd w:id="110"/>
+    <w:bookmarkStart w:id="111" w:name="exposition"/>
     <w:p>
       <w:pPr>
         <w:pStyle w:val="berschrift3"/>
@@ -7963,8 +8775,8 @@
         </w:pict>
       </w:r>
     </w:p>
-    <w:bookmarkEnd w:id="80"/>
-    <w:bookmarkStart w:id="81" w:name="extended-reality"/>
+    <w:bookmarkEnd w:id="111"/>
+    <w:bookmarkStart w:id="112" w:name="extended-reality"/>
     <w:p>
       <w:pPr>
         <w:pStyle w:val="berschrift3"/>
@@ -8000,8 +8812,8 @@
         </w:pict>
       </w:r>
     </w:p>
-    <w:bookmarkEnd w:id="81"/>
-    <w:bookmarkStart w:id="82" w:name="extensive-dachbegrünung"/>
+    <w:bookmarkEnd w:id="112"/>
+    <w:bookmarkStart w:id="113" w:name="extensive-dachbegrünung"/>
     <w:p>
       <w:pPr>
         <w:pStyle w:val="berschrift3"/>
@@ -8203,8 +9015,8 @@
         </w:pict>
       </w:r>
     </w:p>
-    <w:bookmarkEnd w:id="82"/>
-    <w:bookmarkStart w:id="83" w:name="externe-wissenschaftskommunikation"/>
+    <w:bookmarkEnd w:id="113"/>
+    <w:bookmarkStart w:id="114" w:name="externe-wissenschaftskommunikation"/>
     <w:p>
       <w:pPr>
         <w:pStyle w:val="berschrift3"/>
@@ -8394,8 +9206,8 @@
         </w:pict>
       </w:r>
     </w:p>
-    <w:bookmarkEnd w:id="83"/>
-    <w:bookmarkStart w:id="84" w:name="extremereignis"/>
+    <w:bookmarkEnd w:id="114"/>
+    <w:bookmarkStart w:id="115" w:name="extremereignis"/>
     <w:p>
       <w:pPr>
         <w:pStyle w:val="berschrift3"/>
@@ -8674,8 +9486,8 @@
         </w:pict>
       </w:r>
     </w:p>
-    <w:bookmarkEnd w:id="84"/>
-    <w:bookmarkStart w:id="85" w:name="eye-tracking"/>
+    <w:bookmarkEnd w:id="115"/>
+    <w:bookmarkStart w:id="116" w:name="eye-tracking"/>
     <w:p>
       <w:pPr>
         <w:pStyle w:val="berschrift3"/>
@@ -8891,8 +9703,8 @@
         </w:pict>
       </w:r>
     </w:p>
-    <w:bookmarkEnd w:id="85"/>
-    <w:bookmarkStart w:id="86" w:name="fassadenbegrünung"/>
+    <w:bookmarkEnd w:id="116"/>
+    <w:bookmarkStart w:id="117" w:name="fassadenbegrünung"/>
     <w:p>
       <w:pPr>
         <w:pStyle w:val="berschrift3"/>
@@ -8984,8 +9796,8 @@
         </w:pict>
       </w:r>
     </w:p>
-    <w:bookmarkEnd w:id="86"/>
-    <w:bookmarkStart w:id="87" w:name="fernerkundung"/>
+    <w:bookmarkEnd w:id="117"/>
+    <w:bookmarkStart w:id="118" w:name="fernerkundung"/>
     <w:p>
       <w:pPr>
         <w:pStyle w:val="berschrift3"/>
@@ -9049,8 +9861,8 @@
         </w:pict>
       </w:r>
     </w:p>
-    <w:bookmarkEnd w:id="87"/>
-    <w:bookmarkStart w:id="88" w:name="flusshochwasser"/>
+    <w:bookmarkEnd w:id="118"/>
+    <w:bookmarkStart w:id="119" w:name="flusshochwasser"/>
     <w:p>
       <w:pPr>
         <w:pStyle w:val="berschrift3"/>
@@ -9224,8 +10036,8 @@
         </w:pict>
       </w:r>
     </w:p>
-    <w:bookmarkEnd w:id="88"/>
-    <w:bookmarkStart w:id="89" w:name="fluviales-hochwasser"/>
+    <w:bookmarkEnd w:id="119"/>
+    <w:bookmarkStart w:id="120" w:name="fluviales-hochwasser"/>
     <w:p>
       <w:pPr>
         <w:pStyle w:val="berschrift3"/>
@@ -9380,8 +10192,8 @@
         </w:pict>
       </w:r>
     </w:p>
-    <w:bookmarkEnd w:id="89"/>
-    <w:bookmarkStart w:id="90" w:name="formative-evaluation"/>
+    <w:bookmarkEnd w:id="120"/>
+    <w:bookmarkStart w:id="121" w:name="formative-evaluation"/>
     <w:p>
       <w:pPr>
         <w:pStyle w:val="berschrift3"/>
@@ -9539,8 +10351,8 @@
         </w:pict>
       </w:r>
     </w:p>
-    <w:bookmarkEnd w:id="90"/>
-    <w:bookmarkStart w:id="91" w:name="fortbildung"/>
+    <w:bookmarkEnd w:id="121"/>
+    <w:bookmarkStart w:id="122" w:name="fortbildung"/>
     <w:p>
       <w:pPr>
         <w:pStyle w:val="berschrift3"/>
@@ -9618,8 +10430,8 @@
         </w:pict>
       </w:r>
     </w:p>
-    <w:bookmarkEnd w:id="91"/>
-    <w:bookmarkStart w:id="92" w:name="future-skills"/>
+    <w:bookmarkEnd w:id="122"/>
+    <w:bookmarkStart w:id="123" w:name="future-skills"/>
     <w:p>
       <w:pPr>
         <w:pStyle w:val="berschrift3"/>
@@ -9793,8 +10605,8 @@
         </w:pict>
       </w:r>
     </w:p>
-    <w:bookmarkEnd w:id="92"/>
-    <w:bookmarkStart w:id="93" w:name="fühlbarer-wärmestrom"/>
+    <w:bookmarkEnd w:id="123"/>
+    <w:bookmarkStart w:id="124" w:name="fühlbarer-wärmestrom"/>
     <w:p>
       <w:pPr>
         <w:pStyle w:val="berschrift3"/>
@@ -9994,8 +10806,8 @@
         </w:pict>
       </w:r>
     </w:p>
-    <w:bookmarkEnd w:id="93"/>
-    <w:bookmarkStart w:id="94" w:name="game-based-learning"/>
+    <w:bookmarkEnd w:id="124"/>
+    <w:bookmarkStart w:id="125" w:name="game-based-learning"/>
     <w:p>
       <w:pPr>
         <w:pStyle w:val="berschrift3"/>
@@ -10127,8 +10939,8 @@
         </w:pict>
       </w:r>
     </w:p>
-    <w:bookmarkEnd w:id="94"/>
-    <w:bookmarkStart w:id="95" w:name="gamification"/>
+    <w:bookmarkEnd w:id="125"/>
+    <w:bookmarkStart w:id="126" w:name="gamification"/>
     <w:p>
       <w:pPr>
         <w:pStyle w:val="berschrift3"/>
@@ -10206,8 +11018,8 @@
         </w:pict>
       </w:r>
     </w:p>
-    <w:bookmarkEnd w:id="95"/>
-    <w:bookmarkStart w:id="96" w:name="gefahr"/>
+    <w:bookmarkEnd w:id="126"/>
+    <w:bookmarkStart w:id="127" w:name="gefahr"/>
     <w:p>
       <w:pPr>
         <w:pStyle w:val="berschrift3"/>
@@ -10327,8 +11139,8 @@
         </w:pict>
       </w:r>
     </w:p>
-    <w:bookmarkEnd w:id="96"/>
-    <w:bookmarkStart w:id="97" w:name="gefahrenabwehr"/>
+    <w:bookmarkEnd w:id="127"/>
+    <w:bookmarkStart w:id="128" w:name="gefahrenabwehr"/>
     <w:p>
       <w:pPr>
         <w:pStyle w:val="berschrift3"/>
@@ -10614,8 +11426,8 @@
         </w:pict>
       </w:r>
     </w:p>
-    <w:bookmarkEnd w:id="97"/>
-    <w:bookmarkStart w:id="98" w:name="gefahrenereignis"/>
+    <w:bookmarkEnd w:id="128"/>
+    <w:bookmarkStart w:id="129" w:name="gefahrenereignis"/>
     <w:p>
       <w:pPr>
         <w:pStyle w:val="berschrift3"/>
@@ -10917,8 +11729,8 @@
         </w:pict>
       </w:r>
     </w:p>
-    <w:bookmarkEnd w:id="98"/>
-    <w:bookmarkStart w:id="99" w:name="gefahrenkarte"/>
+    <w:bookmarkEnd w:id="129"/>
+    <w:bookmarkStart w:id="130" w:name="gefahrenkarte"/>
     <w:p>
       <w:pPr>
         <w:pStyle w:val="berschrift3"/>
@@ -11106,8 +11918,8 @@
         </w:pict>
       </w:r>
     </w:p>
-    <w:bookmarkEnd w:id="99"/>
-    <w:bookmarkStart w:id="100" w:name="gemeinwohlorientierung"/>
+    <w:bookmarkEnd w:id="130"/>
+    <w:bookmarkStart w:id="131" w:name="gemeinwohlorientierung"/>
     <w:p>
       <w:pPr>
         <w:pStyle w:val="berschrift3"/>
@@ -11213,8 +12025,8 @@
         </w:pict>
       </w:r>
     </w:p>
-    <w:bookmarkEnd w:id="100"/>
-    <w:bookmarkStart w:id="101" w:name="geonode"/>
+    <w:bookmarkEnd w:id="131"/>
+    <w:bookmarkStart w:id="132" w:name="geonode"/>
     <w:p>
       <w:pPr>
         <w:pStyle w:val="berschrift3"/>
@@ -11360,8 +12172,8 @@
         </w:pict>
       </w:r>
     </w:p>
-    <w:bookmarkEnd w:id="101"/>
-    <w:bookmarkStart w:id="102" w:name="geoserver"/>
+    <w:bookmarkEnd w:id="132"/>
+    <w:bookmarkStart w:id="133" w:name="geoserver"/>
     <w:p>
       <w:pPr>
         <w:pStyle w:val="berschrift3"/>
@@ -11453,8 +12265,8 @@
         </w:pict>
       </w:r>
     </w:p>
-    <w:bookmarkEnd w:id="102"/>
-    <w:bookmarkStart w:id="103" w:name="geodaten"/>
+    <w:bookmarkEnd w:id="133"/>
+    <w:bookmarkStart w:id="134" w:name="geodaten"/>
     <w:p>
       <w:pPr>
         <w:pStyle w:val="berschrift3"/>
@@ -11572,8 +12384,8 @@
         </w:pict>
       </w:r>
     </w:p>
-    <w:bookmarkEnd w:id="103"/>
-    <w:bookmarkStart w:id="104" w:name="geodatenbank"/>
+    <w:bookmarkEnd w:id="134"/>
+    <w:bookmarkStart w:id="135" w:name="geodatenbank"/>
     <w:p>
       <w:pPr>
         <w:pStyle w:val="berschrift3"/>
@@ -11761,8 +12573,8 @@
         </w:pict>
       </w:r>
     </w:p>
-    <w:bookmarkEnd w:id="104"/>
-    <w:bookmarkStart w:id="105" w:name="geodatendienste"/>
+    <w:bookmarkEnd w:id="135"/>
+    <w:bookmarkStart w:id="136" w:name="geodatendienste"/>
     <w:p>
       <w:pPr>
         <w:pStyle w:val="berschrift3"/>
@@ -11924,8 +12736,8 @@
         </w:pict>
       </w:r>
     </w:p>
-    <w:bookmarkEnd w:id="105"/>
-    <w:bookmarkStart w:id="106" w:name="geodatenformat"/>
+    <w:bookmarkEnd w:id="136"/>
+    <w:bookmarkStart w:id="137" w:name="geodatenformat"/>
     <w:p>
       <w:pPr>
         <w:pStyle w:val="berschrift3"/>
@@ -12003,8 +12815,8 @@
         </w:pict>
       </w:r>
     </w:p>
-    <w:bookmarkEnd w:id="106"/>
-    <w:bookmarkStart w:id="107" w:name="geodateninfrastruktur"/>
+    <w:bookmarkEnd w:id="137"/>
+    <w:bookmarkStart w:id="138" w:name="geodateninfrastruktur"/>
     <w:p>
       <w:pPr>
         <w:pStyle w:val="berschrift3"/>
@@ -12178,8 +12990,8 @@
         </w:pict>
       </w:r>
     </w:p>
-    <w:bookmarkEnd w:id="107"/>
-    <w:bookmarkStart w:id="108" w:name="geodatensatz"/>
+    <w:bookmarkEnd w:id="138"/>
+    <w:bookmarkStart w:id="139" w:name="geodatensatz"/>
     <w:p>
       <w:pPr>
         <w:pStyle w:val="berschrift3"/>
@@ -12257,8 +13069,8 @@
         </w:pict>
       </w:r>
     </w:p>
-    <w:bookmarkEnd w:id="108"/>
-    <w:bookmarkStart w:id="109" w:name="geodatenverarbeitung"/>
+    <w:bookmarkEnd w:id="139"/>
+    <w:bookmarkStart w:id="140" w:name="geodatenverarbeitung"/>
     <w:p>
       <w:pPr>
         <w:pStyle w:val="berschrift3"/>
@@ -12378,8 +13190,8 @@
         </w:pict>
       </w:r>
     </w:p>
-    <w:bookmarkEnd w:id="109"/>
-    <w:bookmarkStart w:id="110" w:name="geoinformationssystem"/>
+    <w:bookmarkEnd w:id="140"/>
+    <w:bookmarkStart w:id="141" w:name="geoinformationssystem"/>
     <w:p>
       <w:pPr>
         <w:pStyle w:val="berschrift3"/>
@@ -12581,8 +13393,8 @@
         </w:pict>
       </w:r>
     </w:p>
-    <w:bookmarkEnd w:id="110"/>
-    <w:bookmarkStart w:id="111" w:name="geokodierung"/>
+    <w:bookmarkEnd w:id="141"/>
+    <w:bookmarkStart w:id="142" w:name="geokodierung"/>
     <w:p>
       <w:pPr>
         <w:pStyle w:val="berschrift3"/>
@@ -12660,8 +13472,8 @@
         </w:pict>
       </w:r>
     </w:p>
-    <w:bookmarkEnd w:id="111"/>
-    <w:bookmarkStart w:id="112" w:name="geoportal"/>
+    <w:bookmarkEnd w:id="142"/>
+    <w:bookmarkStart w:id="143" w:name="geoportal"/>
     <w:p>
       <w:pPr>
         <w:pStyle w:val="berschrift3"/>
@@ -12823,8 +13635,8 @@
         </w:pict>
       </w:r>
     </w:p>
-    <w:bookmarkEnd w:id="112"/>
-    <w:bookmarkStart w:id="113" w:name="georeferenzierung"/>
+    <w:bookmarkEnd w:id="143"/>
+    <w:bookmarkStart w:id="144" w:name="georeferenzierung"/>
     <w:p>
       <w:pPr>
         <w:pStyle w:val="berschrift3"/>
@@ -12902,8 +13714,8 @@
         </w:pict>
       </w:r>
     </w:p>
-    <w:bookmarkEnd w:id="113"/>
-    <w:bookmarkStart w:id="114" w:name="geostories"/>
+    <w:bookmarkEnd w:id="144"/>
+    <w:bookmarkStart w:id="145" w:name="geostories"/>
     <w:p>
       <w:pPr>
         <w:pStyle w:val="berschrift3"/>
@@ -12967,8 +13779,8 @@
         </w:pict>
       </w:r>
     </w:p>
-    <w:bookmarkEnd w:id="114"/>
-    <w:bookmarkStart w:id="115" w:name="global-change"/>
+    <w:bookmarkEnd w:id="145"/>
+    <w:bookmarkStart w:id="146" w:name="global-change"/>
     <w:p>
       <w:pPr>
         <w:pStyle w:val="berschrift3"/>
@@ -13079,8 +13891,8 @@
         </w:pict>
       </w:r>
     </w:p>
-    <w:bookmarkEnd w:id="115"/>
-    <w:bookmarkStart w:id="116" w:name="glossar"/>
+    <w:bookmarkEnd w:id="146"/>
+    <w:bookmarkStart w:id="147" w:name="glossar"/>
     <w:p>
       <w:pPr>
         <w:pStyle w:val="berschrift3"/>
@@ -13193,8 +14005,8 @@
         </w:pict>
       </w:r>
     </w:p>
-    <w:bookmarkEnd w:id="116"/>
-    <w:bookmarkStart w:id="117" w:name="green-skills"/>
+    <w:bookmarkEnd w:id="147"/>
+    <w:bookmarkStart w:id="148" w:name="green-skills"/>
     <w:p>
       <w:pPr>
         <w:pStyle w:val="berschrift3"/>
@@ -13368,8 +14180,8 @@
         </w:pict>
       </w:r>
     </w:p>
-    <w:bookmarkEnd w:id="117"/>
-    <w:bookmarkStart w:id="118" w:name="grundhochwasser"/>
+    <w:bookmarkEnd w:id="148"/>
+    <w:bookmarkStart w:id="149" w:name="grundhochwasser"/>
     <w:p>
       <w:pPr>
         <w:pStyle w:val="berschrift3"/>
@@ -13489,8 +14301,8 @@
         </w:pict>
       </w:r>
     </w:p>
-    <w:bookmarkEnd w:id="118"/>
-    <w:bookmarkStart w:id="119" w:name="grün-blaue-infrastruktur"/>
+    <w:bookmarkEnd w:id="149"/>
+    <w:bookmarkStart w:id="150" w:name="grün-blaue-infrastruktur"/>
     <w:p>
       <w:pPr>
         <w:pStyle w:val="berschrift3"/>
@@ -13699,8 +14511,8 @@
         </w:pict>
       </w:r>
     </w:p>
-    <w:bookmarkEnd w:id="119"/>
-    <w:bookmarkStart w:id="120" w:name="grüne-infrastruktur"/>
+    <w:bookmarkEnd w:id="150"/>
+    <w:bookmarkStart w:id="151" w:name="grüne-infrastruktur"/>
     <w:p>
       <w:pPr>
         <w:pStyle w:val="berschrift3"/>
@@ -13888,8 +14700,8 @@
         </w:pict>
       </w:r>
     </w:p>
-    <w:bookmarkEnd w:id="120"/>
-    <w:bookmarkStart w:id="121" w:name="hand-tracking"/>
+    <w:bookmarkEnd w:id="151"/>
+    <w:bookmarkStart w:id="152" w:name="hand-tracking"/>
     <w:p>
       <w:pPr>
         <w:pStyle w:val="berschrift3"/>
@@ -13967,8 +14779,8 @@
         </w:pict>
       </w:r>
     </w:p>
-    <w:bookmarkEnd w:id="121"/>
-    <w:bookmarkStart w:id="122" w:name="head-mounted-display"/>
+    <w:bookmarkEnd w:id="152"/>
+    <w:bookmarkStart w:id="153" w:name="head-mounted-display"/>
     <w:p>
       <w:pPr>
         <w:pStyle w:val="berschrift3"/>
@@ -14072,8 +14884,8 @@
         </w:pict>
       </w:r>
     </w:p>
-    <w:bookmarkEnd w:id="122"/>
-    <w:bookmarkStart w:id="123" w:name="hochwasser"/>
+    <w:bookmarkEnd w:id="153"/>
+    <w:bookmarkStart w:id="154" w:name="hochwasser"/>
     <w:p>
       <w:pPr>
         <w:pStyle w:val="berschrift3"/>
@@ -14214,8 +15026,8 @@
         </w:pict>
       </w:r>
     </w:p>
-    <w:bookmarkEnd w:id="123"/>
-    <w:bookmarkStart w:id="124" w:name="hochwassergefahrenkarte"/>
+    <w:bookmarkEnd w:id="154"/>
+    <w:bookmarkStart w:id="155" w:name="hochwassergefahrenkarte"/>
     <w:p>
       <w:pPr>
         <w:pStyle w:val="berschrift3"/>
@@ -14443,8 +15255,8 @@
         </w:pict>
       </w:r>
     </w:p>
-    <w:bookmarkEnd w:id="124"/>
-    <w:bookmarkStart w:id="125" w:name="hochwasserrisikokarte"/>
+    <w:bookmarkEnd w:id="155"/>
+    <w:bookmarkStart w:id="156" w:name="hochwasserrisikokarte"/>
     <w:p>
       <w:pPr>
         <w:pStyle w:val="berschrift3"/>
@@ -14632,8 +15444,8 @@
         </w:pict>
       </w:r>
     </w:p>
-    <w:bookmarkEnd w:id="125"/>
-    <w:bookmarkStart w:id="126" w:name="härtung"/>
+    <w:bookmarkEnd w:id="156"/>
+    <w:bookmarkStart w:id="157" w:name="härtung"/>
     <w:p>
       <w:pPr>
         <w:pStyle w:val="berschrift3"/>
@@ -14767,8 +15579,8 @@
         </w:pict>
       </w:r>
     </w:p>
-    <w:bookmarkEnd w:id="126"/>
-    <w:bookmarkStart w:id="127" w:name="immersion"/>
+    <w:bookmarkEnd w:id="157"/>
+    <w:bookmarkStart w:id="158" w:name="immersion"/>
     <w:p>
       <w:pPr>
         <w:pStyle w:val="berschrift3"/>
@@ -14972,8 +15784,8 @@
         </w:pict>
       </w:r>
     </w:p>
-    <w:bookmarkEnd w:id="127"/>
-    <w:bookmarkStart w:id="128" w:name="impact"/>
+    <w:bookmarkEnd w:id="158"/>
+    <w:bookmarkStart w:id="159" w:name="impact"/>
     <w:p>
       <w:pPr>
         <w:pStyle w:val="berschrift3"/>
@@ -15203,8 +16015,8 @@
         </w:pict>
       </w:r>
     </w:p>
-    <w:bookmarkEnd w:id="128"/>
-    <w:bookmarkStart w:id="129" w:name="indikator"/>
+    <w:bookmarkEnd w:id="159"/>
+    <w:bookmarkStart w:id="160" w:name="indikator"/>
     <w:p>
       <w:pPr>
         <w:pStyle w:val="berschrift3"/>
@@ -15310,8 +16122,8 @@
         </w:pict>
       </w:r>
     </w:p>
-    <w:bookmarkEnd w:id="129"/>
-    <w:bookmarkStart w:id="130" w:name="infotool"/>
+    <w:bookmarkEnd w:id="160"/>
+    <w:bookmarkStart w:id="161" w:name="infotool"/>
     <w:p>
       <w:pPr>
         <w:pStyle w:val="berschrift3"/>
@@ -15583,8 +16395,8 @@
         </w:pict>
       </w:r>
     </w:p>
-    <w:bookmarkEnd w:id="130"/>
-    <w:bookmarkStart w:id="131" w:name="infrastruktur"/>
+    <w:bookmarkEnd w:id="161"/>
+    <w:bookmarkStart w:id="162" w:name="infrastruktur"/>
     <w:p>
       <w:pPr>
         <w:pStyle w:val="berschrift3"/>
@@ -15711,8 +16523,8 @@
         </w:pict>
       </w:r>
     </w:p>
-    <w:bookmarkEnd w:id="131"/>
-    <w:bookmarkStart w:id="132" w:name="input"/>
+    <w:bookmarkEnd w:id="162"/>
+    <w:bookmarkStart w:id="163" w:name="input"/>
     <w:p>
       <w:pPr>
         <w:pStyle w:val="berschrift3"/>
@@ -15818,8 +16630,8 @@
         </w:pict>
       </w:r>
     </w:p>
-    <w:bookmarkEnd w:id="132"/>
-    <w:bookmarkStart w:id="133" w:name="intensive-dachbegrünung"/>
+    <w:bookmarkEnd w:id="163"/>
+    <w:bookmarkStart w:id="164" w:name="intensive-dachbegrünung"/>
     <w:p>
       <w:pPr>
         <w:pStyle w:val="berschrift3"/>
@@ -15911,8 +16723,8 @@
         </w:pict>
       </w:r>
     </w:p>
-    <w:bookmarkEnd w:id="133"/>
-    <w:bookmarkStart w:id="134" w:name="interdependenz"/>
+    <w:bookmarkEnd w:id="164"/>
+    <w:bookmarkStart w:id="165" w:name="interdependenz"/>
     <w:p>
       <w:pPr>
         <w:pStyle w:val="berschrift3"/>
@@ -16060,8 +16872,8 @@
         </w:pict>
       </w:r>
     </w:p>
-    <w:bookmarkEnd w:id="134"/>
-    <w:bookmarkStart w:id="135" w:name="interne-wissenschaftskommunikation"/>
+    <w:bookmarkEnd w:id="165"/>
+    <w:bookmarkStart w:id="166" w:name="interne-wissenschaftskommunikation"/>
     <w:p>
       <w:pPr>
         <w:pStyle w:val="berschrift3"/>
@@ -16153,8 +16965,8 @@
         </w:pict>
       </w:r>
     </w:p>
-    <w:bookmarkEnd w:id="135"/>
-    <w:bookmarkStart w:id="136" w:name="kritis-branche"/>
+    <w:bookmarkEnd w:id="166"/>
+    <w:bookmarkStart w:id="167" w:name="kritis-branche"/>
     <w:p>
       <w:pPr>
         <w:pStyle w:val="berschrift3"/>
@@ -16232,8 +17044,8 @@
         </w:pict>
       </w:r>
     </w:p>
-    <w:bookmarkEnd w:id="136"/>
-    <w:bookmarkStart w:id="137" w:name="kritis-sektoren"/>
+    <w:bookmarkEnd w:id="167"/>
+    <w:bookmarkStart w:id="168" w:name="kritis-sektoren"/>
     <w:p>
       <w:pPr>
         <w:pStyle w:val="berschrift3"/>
@@ -16332,8 +17144,8 @@
         </w:pict>
       </w:r>
     </w:p>
-    <w:bookmarkEnd w:id="137"/>
-    <w:bookmarkStart w:id="138" w:name="kartenprojektion"/>
+    <w:bookmarkEnd w:id="168"/>
+    <w:bookmarkStart w:id="169" w:name="kartenprojektion"/>
     <w:p>
       <w:pPr>
         <w:pStyle w:val="berschrift3"/>
@@ -16439,8 +17251,8 @@
         </w:pict>
       </w:r>
     </w:p>
-    <w:bookmarkEnd w:id="138"/>
-    <w:bookmarkStart w:id="139" w:name="kaskadeneffekt"/>
+    <w:bookmarkEnd w:id="169"/>
+    <w:bookmarkStart w:id="170" w:name="kaskadeneffekt"/>
     <w:p>
       <w:pPr>
         <w:pStyle w:val="berschrift3"/>
@@ -16598,8 +17410,8 @@
         </w:pict>
       </w:r>
     </w:p>
-    <w:bookmarkEnd w:id="139"/>
-    <w:bookmarkStart w:id="140" w:name="katastrophe"/>
+    <w:bookmarkEnd w:id="170"/>
+    <w:bookmarkStart w:id="171" w:name="katastrophe"/>
     <w:p>
       <w:pPr>
         <w:pStyle w:val="berschrift3"/>
@@ -16796,8 +17608,8 @@
         </w:pict>
       </w:r>
     </w:p>
-    <w:bookmarkEnd w:id="140"/>
-    <w:bookmarkStart w:id="141" w:name="katastrophenschutz"/>
+    <w:bookmarkEnd w:id="171"/>
+    <w:bookmarkStart w:id="172" w:name="katastrophenschutz"/>
     <w:p>
       <w:pPr>
         <w:pStyle w:val="berschrift3"/>
@@ -17025,8 +17837,8 @@
         </w:pict>
       </w:r>
     </w:p>
-    <w:bookmarkEnd w:id="141"/>
-    <w:bookmarkStart w:id="142" w:name="klimaanpassung"/>
+    <w:bookmarkEnd w:id="172"/>
+    <w:bookmarkStart w:id="173" w:name="klimaanpassung"/>
     <w:p>
       <w:pPr>
         <w:pStyle w:val="berschrift3"/>
@@ -17308,8 +18120,8 @@
         </w:pict>
       </w:r>
     </w:p>
-    <w:bookmarkEnd w:id="142"/>
-    <w:bookmarkStart w:id="143" w:name="klimakommunikation"/>
+    <w:bookmarkEnd w:id="173"/>
+    <w:bookmarkStart w:id="174" w:name="klimakommunikation"/>
     <w:p>
       <w:pPr>
         <w:pStyle w:val="berschrift3"/>
@@ -17471,8 +18283,8 @@
         </w:pict>
       </w:r>
     </w:p>
-    <w:bookmarkEnd w:id="143"/>
-    <w:bookmarkStart w:id="144" w:name="klimaresiliente-stadt"/>
+    <w:bookmarkEnd w:id="174"/>
+    <w:bookmarkStart w:id="175" w:name="klimaresiliente-stadt"/>
     <w:p>
       <w:pPr>
         <w:pStyle w:val="berschrift3"/>
@@ -17746,8 +18558,8 @@
         </w:pict>
       </w:r>
     </w:p>
-    <w:bookmarkEnd w:id="144"/>
-    <w:bookmarkStart w:id="145" w:name="klimarisiko"/>
+    <w:bookmarkEnd w:id="175"/>
+    <w:bookmarkStart w:id="176" w:name="klimarisiko"/>
     <w:p>
       <w:pPr>
         <w:pStyle w:val="berschrift3"/>
@@ -17921,8 +18733,8 @@
         </w:pict>
       </w:r>
     </w:p>
-    <w:bookmarkEnd w:id="145"/>
-    <w:bookmarkStart w:id="146" w:name="klimaschutz"/>
+    <w:bookmarkEnd w:id="176"/>
+    <w:bookmarkStart w:id="177" w:name="klimaschutz"/>
     <w:p>
       <w:pPr>
         <w:pStyle w:val="berschrift3"/>
@@ -18131,8 +18943,8 @@
         </w:pict>
       </w:r>
     </w:p>
-    <w:bookmarkEnd w:id="146"/>
-    <w:bookmarkStart w:id="147" w:name="klimawandelanpassung"/>
+    <w:bookmarkEnd w:id="177"/>
+    <w:bookmarkStart w:id="178" w:name="klimawandelanpassung"/>
     <w:p>
       <w:pPr>
         <w:pStyle w:val="berschrift3"/>
@@ -18414,8 +19226,8 @@
         </w:pict>
       </w:r>
     </w:p>
-    <w:bookmarkEnd w:id="147"/>
-    <w:bookmarkStart w:id="148" w:name="kollaborativ"/>
+    <w:bookmarkEnd w:id="178"/>
+    <w:bookmarkStart w:id="179" w:name="kollaborativ"/>
     <w:p>
       <w:pPr>
         <w:pStyle w:val="berschrift3"/>
@@ -18535,8 +19347,8 @@
         </w:pict>
       </w:r>
     </w:p>
-    <w:bookmarkEnd w:id="148"/>
-    <w:bookmarkStart w:id="149" w:name="kommunikation"/>
+    <w:bookmarkEnd w:id="179"/>
+    <w:bookmarkStart w:id="180" w:name="kommunikation"/>
     <w:p>
       <w:pPr>
         <w:pStyle w:val="berschrift3"/>
@@ -18649,8 +19461,8 @@
         </w:pict>
       </w:r>
     </w:p>
-    <w:bookmarkEnd w:id="149"/>
-    <w:bookmarkStart w:id="150" w:name="koordinatensystem"/>
+    <w:bookmarkEnd w:id="180"/>
+    <w:bookmarkStart w:id="181" w:name="koordinatensystem"/>
     <w:p>
       <w:pPr>
         <w:pStyle w:val="berschrift3"/>
@@ -18770,8 +19582,8 @@
         </w:pict>
       </w:r>
     </w:p>
-    <w:bookmarkEnd w:id="150"/>
-    <w:bookmarkStart w:id="151" w:name="krise"/>
+    <w:bookmarkEnd w:id="181"/>
+    <w:bookmarkStart w:id="182" w:name="krise"/>
     <w:p>
       <w:pPr>
         <w:pStyle w:val="berschrift3"/>
@@ -18926,8 +19738,8 @@
         </w:pict>
       </w:r>
     </w:p>
-    <w:bookmarkEnd w:id="151"/>
-    <w:bookmarkStart w:id="152" w:name="krisenmanagement"/>
+    <w:bookmarkEnd w:id="182"/>
+    <w:bookmarkStart w:id="183" w:name="krisenmanagement"/>
     <w:p>
       <w:pPr>
         <w:pStyle w:val="berschrift3"/>
@@ -19059,8 +19871,8 @@
         </w:pict>
       </w:r>
     </w:p>
-    <w:bookmarkEnd w:id="152"/>
-    <w:bookmarkStart w:id="153" w:name="kritische-infrastrukturen"/>
+    <w:bookmarkEnd w:id="183"/>
+    <w:bookmarkStart w:id="184" w:name="kritische-infrastrukturen"/>
     <w:p>
       <w:pPr>
         <w:pStyle w:val="berschrift3"/>
@@ -19213,8 +20025,8 @@
         </w:pict>
       </w:r>
     </w:p>
-    <w:bookmarkEnd w:id="153"/>
-    <w:bookmarkStart w:id="154" w:name="latenter-wärmestrom"/>
+    <w:bookmarkEnd w:id="184"/>
+    <w:bookmarkStart w:id="185" w:name="latenter-wärmestrom"/>
     <w:p>
       <w:pPr>
         <w:pStyle w:val="berschrift3"/>
@@ -19360,8 +20172,8 @@
         </w:pict>
       </w:r>
     </w:p>
-    <w:bookmarkEnd w:id="154"/>
-    <w:bookmarkStart w:id="155" w:name="lernsettings"/>
+    <w:bookmarkEnd w:id="185"/>
+    <w:bookmarkStart w:id="186" w:name="lernsettings"/>
     <w:p>
       <w:pPr>
         <w:pStyle w:val="berschrift3"/>
@@ -19509,8 +20321,8 @@
         </w:pict>
       </w:r>
     </w:p>
-    <w:bookmarkEnd w:id="155"/>
-    <w:bookmarkStart w:id="156" w:name="makroebene"/>
+    <w:bookmarkEnd w:id="186"/>
+    <w:bookmarkStart w:id="187" w:name="makroebene"/>
     <w:p>
       <w:pPr>
         <w:pStyle w:val="berschrift3"/>
@@ -19628,8 +20440,8 @@
         </w:pict>
       </w:r>
     </w:p>
-    <w:bookmarkEnd w:id="156"/>
-    <w:bookmarkStart w:id="157" w:name="megatrends"/>
+    <w:bookmarkEnd w:id="187"/>
+    <w:bookmarkStart w:id="188" w:name="megatrends"/>
     <w:p>
       <w:pPr>
         <w:pStyle w:val="berschrift3"/>
@@ -19693,8 +20505,8 @@
         </w:pict>
       </w:r>
     </w:p>
-    <w:bookmarkEnd w:id="157"/>
-    <w:bookmarkStart w:id="158" w:name="mesoebene"/>
+    <w:bookmarkEnd w:id="188"/>
+    <w:bookmarkStart w:id="189" w:name="mesoebene"/>
     <w:p>
       <w:pPr>
         <w:pStyle w:val="berschrift3"/>
@@ -19786,8 +20598,8 @@
         </w:pict>
       </w:r>
     </w:p>
-    <w:bookmarkEnd w:id="158"/>
-    <w:bookmarkStart w:id="159" w:name="metadaten"/>
+    <w:bookmarkEnd w:id="189"/>
+    <w:bookmarkStart w:id="190" w:name="metadaten"/>
     <w:p>
       <w:pPr>
         <w:pStyle w:val="berschrift3"/>
@@ -19921,8 +20733,8 @@
         </w:pict>
       </w:r>
     </w:p>
-    <w:bookmarkEnd w:id="159"/>
-    <w:bookmarkStart w:id="160" w:name="mikroebene"/>
+    <w:bookmarkEnd w:id="190"/>
+    <w:bookmarkStart w:id="191" w:name="mikroebene"/>
     <w:p>
       <w:pPr>
         <w:pStyle w:val="berschrift3"/>
@@ -20014,8 +20826,8 @@
         </w:pict>
       </w:r>
     </w:p>
-    <w:bookmarkEnd w:id="160"/>
-    <w:bookmarkStart w:id="161" w:name="mikroklima"/>
+    <w:bookmarkEnd w:id="191"/>
+    <w:bookmarkStart w:id="192" w:name="mikroklima"/>
     <w:p>
       <w:pPr>
         <w:pStyle w:val="berschrift3"/>
@@ -20198,8 +21010,8 @@
         </w:pict>
       </w:r>
     </w:p>
-    <w:bookmarkEnd w:id="161"/>
-    <w:bookmarkStart w:id="162" w:name="mixed-reality"/>
+    <w:bookmarkEnd w:id="192"/>
+    <w:bookmarkStart w:id="193" w:name="mixed-reality"/>
     <w:p>
       <w:pPr>
         <w:pStyle w:val="berschrift3"/>
@@ -20317,8 +21129,8 @@
         </w:pict>
       </w:r>
     </w:p>
-    <w:bookmarkEnd w:id="162"/>
-    <w:bookmarkStart w:id="163" w:name="modellregionen"/>
+    <w:bookmarkEnd w:id="193"/>
+    <w:bookmarkStart w:id="194" w:name="modellregionen"/>
     <w:p>
       <w:pPr>
         <w:pStyle w:val="berschrift3"/>
@@ -20382,8 +21194,8 @@
         </w:pict>
       </w:r>
     </w:p>
-    <w:bookmarkEnd w:id="163"/>
-    <w:bookmarkStart w:id="164" w:name="nachhaltigkeit"/>
+    <w:bookmarkEnd w:id="194"/>
+    <w:bookmarkStart w:id="195" w:name="nachhaltigkeit"/>
     <w:p>
       <w:pPr>
         <w:pStyle w:val="berschrift3"/>
@@ -20475,8 +21287,8 @@
         </w:pict>
       </w:r>
     </w:p>
-    <w:bookmarkEnd w:id="164"/>
-    <w:bookmarkStart w:id="165" w:name="nachhaltigkeitsmanagement"/>
+    <w:bookmarkEnd w:id="195"/>
+    <w:bookmarkStart w:id="196" w:name="nachhaltigkeitsmanagement"/>
     <w:p>
       <w:pPr>
         <w:pStyle w:val="berschrift3"/>
@@ -20540,8 +21352,8 @@
         </w:pict>
       </w:r>
     </w:p>
-    <w:bookmarkEnd w:id="165"/>
-    <w:bookmarkStart w:id="166" w:name="nachhaltigkeitsstrategie"/>
+    <w:bookmarkEnd w:id="196"/>
+    <w:bookmarkStart w:id="197" w:name="nachhaltigkeitsstrategie"/>
     <w:p>
       <w:pPr>
         <w:pStyle w:val="berschrift3"/>
@@ -20661,8 +21473,8 @@
         </w:pict>
       </w:r>
     </w:p>
-    <w:bookmarkEnd w:id="166"/>
-    <w:bookmarkStart w:id="167" w:name="naturbasierte-lösung"/>
+    <w:bookmarkEnd w:id="197"/>
+    <w:bookmarkStart w:id="198" w:name="naturbasierte-lösung"/>
     <w:p>
       <w:pPr>
         <w:pStyle w:val="berschrift3"/>
@@ -20766,8 +21578,8 @@
         </w:pict>
       </w:r>
     </w:p>
-    <w:bookmarkEnd w:id="167"/>
-    <w:bookmarkStart w:id="168" w:name="naturgefahren"/>
+    <w:bookmarkEnd w:id="198"/>
+    <w:bookmarkStart w:id="199" w:name="naturgefahren"/>
     <w:p>
       <w:pPr>
         <w:pStyle w:val="berschrift3"/>
@@ -20908,8 +21720,8 @@
         </w:pict>
       </w:r>
     </w:p>
-    <w:bookmarkEnd w:id="168"/>
-    <w:bookmarkStart w:id="169" w:name="naturnahe-flächen"/>
+    <w:bookmarkEnd w:id="199"/>
+    <w:bookmarkStart w:id="200" w:name="naturnahe-flächen"/>
     <w:p>
       <w:pPr>
         <w:pStyle w:val="berschrift3"/>
@@ -21153,8 +21965,8 @@
         </w:pict>
       </w:r>
     </w:p>
-    <w:bookmarkEnd w:id="169"/>
-    <w:bookmarkStart w:id="170" w:name="natürliche-fläche"/>
+    <w:bookmarkEnd w:id="200"/>
+    <w:bookmarkStart w:id="201" w:name="natürliche-fläche"/>
     <w:p>
       <w:pPr>
         <w:pStyle w:val="berschrift3"/>
@@ -21316,8 +22128,8 @@
         </w:pict>
       </w:r>
     </w:p>
-    <w:bookmarkEnd w:id="170"/>
-    <w:bookmarkStart w:id="171" w:name="next-practices"/>
+    <w:bookmarkEnd w:id="201"/>
+    <w:bookmarkStart w:id="202" w:name="next-practices"/>
     <w:p>
       <w:pPr>
         <w:pStyle w:val="berschrift3"/>
@@ -21416,8 +22228,8 @@
         </w:pict>
       </w:r>
     </w:p>
-    <w:bookmarkEnd w:id="171"/>
-    <w:bookmarkStart w:id="172" w:name="open-geospatial-consortium"/>
+    <w:bookmarkEnd w:id="202"/>
+    <w:bookmarkStart w:id="203" w:name="open-geospatial-consortium"/>
     <w:p>
       <w:pPr>
         <w:pStyle w:val="berschrift3"/>
@@ -21453,8 +22265,8 @@
         </w:pict>
       </w:r>
     </w:p>
-    <w:bookmarkEnd w:id="172"/>
-    <w:bookmarkStart w:id="173" w:name="open-science"/>
+    <w:bookmarkEnd w:id="203"/>
+    <w:bookmarkStart w:id="204" w:name="open-science"/>
     <w:p>
       <w:pPr>
         <w:pStyle w:val="berschrift3"/>
@@ -21572,8 +22384,8 @@
         </w:pict>
       </w:r>
     </w:p>
-    <w:bookmarkEnd w:id="173"/>
-    <w:bookmarkStart w:id="174" w:name="outcome"/>
+    <w:bookmarkEnd w:id="204"/>
+    <w:bookmarkStart w:id="205" w:name="outcome"/>
     <w:p>
       <w:pPr>
         <w:pStyle w:val="berschrift3"/>
@@ -21735,8 +22547,8 @@
         </w:pict>
       </w:r>
     </w:p>
-    <w:bookmarkEnd w:id="174"/>
-    <w:bookmarkStart w:id="175" w:name="output"/>
+    <w:bookmarkEnd w:id="205"/>
+    <w:bookmarkStart w:id="206" w:name="output"/>
     <w:p>
       <w:pPr>
         <w:pStyle w:val="berschrift3"/>
@@ -21898,8 +22710,8 @@
         </w:pict>
       </w:r>
     </w:p>
-    <w:bookmarkEnd w:id="175"/>
-    <w:bookmarkStart w:id="176" w:name="pet-wert"/>
+    <w:bookmarkEnd w:id="206"/>
+    <w:bookmarkStart w:id="207" w:name="pet-wert"/>
     <w:p>
       <w:pPr>
         <w:pStyle w:val="berschrift3"/>
@@ -22099,8 +22911,8 @@
         </w:pict>
       </w:r>
     </w:p>
-    <w:bookmarkEnd w:id="176"/>
-    <w:bookmarkStart w:id="177" w:name="partizipation"/>
+    <w:bookmarkEnd w:id="207"/>
+    <w:bookmarkStart w:id="208" w:name="partizipation"/>
     <w:p>
       <w:pPr>
         <w:pStyle w:val="berschrift3"/>
@@ -22346,8 +23158,8 @@
         </w:pict>
       </w:r>
     </w:p>
-    <w:bookmarkEnd w:id="177"/>
-    <w:bookmarkStart w:id="178" w:name="partizipative-wissenschaftskommunikation"/>
+    <w:bookmarkEnd w:id="208"/>
+    <w:bookmarkStart w:id="209" w:name="partizipative-wissenschaftskommunikation"/>
     <w:p>
       <w:pPr>
         <w:pStyle w:val="berschrift3"/>
@@ -22523,8 +23335,8 @@
         </w:pict>
       </w:r>
     </w:p>
-    <w:bookmarkEnd w:id="178"/>
-    <w:bookmarkStart w:id="179" w:name="partnerinnen"/>
+    <w:bookmarkEnd w:id="209"/>
+    <w:bookmarkStart w:id="210" w:name="partnerinnen"/>
     <w:p>
       <w:pPr>
         <w:pStyle w:val="berschrift3"/>
@@ -22665,8 +23477,8 @@
         </w:pict>
       </w:r>
     </w:p>
-    <w:bookmarkEnd w:id="179"/>
-    <w:bookmarkStart w:id="180" w:name="permeable-oberflächen"/>
+    <w:bookmarkEnd w:id="210"/>
+    <w:bookmarkStart w:id="211" w:name="permeable-oberflächen"/>
     <w:p>
       <w:pPr>
         <w:pStyle w:val="berschrift3"/>
@@ -22786,8 +23598,8 @@
         </w:pict>
       </w:r>
     </w:p>
-    <w:bookmarkEnd w:id="180"/>
-    <w:bookmarkStart w:id="181" w:name="pluviales-hochwasser"/>
+    <w:bookmarkEnd w:id="211"/>
+    <w:bookmarkStart w:id="212" w:name="pluviales-hochwasser"/>
     <w:p>
       <w:pPr>
         <w:pStyle w:val="berschrift3"/>
@@ -22942,8 +23754,8 @@
         </w:pict>
       </w:r>
     </w:p>
-    <w:bookmarkEnd w:id="181"/>
-    <w:bookmarkStart w:id="182" w:name="projektkommunikation"/>
+    <w:bookmarkEnd w:id="212"/>
+    <w:bookmarkStart w:id="213" w:name="projektkommunikation"/>
     <w:p>
       <w:pPr>
         <w:pStyle w:val="berschrift3"/>
@@ -23175,8 +23987,8 @@
         </w:pict>
       </w:r>
     </w:p>
-    <w:bookmarkEnd w:id="182"/>
-    <w:bookmarkStart w:id="183" w:name="projektmarketing"/>
+    <w:bookmarkEnd w:id="213"/>
+    <w:bookmarkStart w:id="214" w:name="projektmarketing"/>
     <w:p>
       <w:pPr>
         <w:pStyle w:val="berschrift3"/>
@@ -23296,8 +24108,8 @@
         </w:pict>
       </w:r>
     </w:p>
-    <w:bookmarkEnd w:id="183"/>
-    <w:bookmarkStart w:id="184" w:name="prospektive-evaluation"/>
+    <w:bookmarkEnd w:id="214"/>
+    <w:bookmarkStart w:id="215" w:name="prospektive-evaluation"/>
     <w:p>
       <w:pPr>
         <w:pStyle w:val="berschrift3"/>
@@ -23389,8 +24201,8 @@
         </w:pict>
       </w:r>
     </w:p>
-    <w:bookmarkEnd w:id="184"/>
-    <w:bookmarkStart w:id="185" w:name="prototyp"/>
+    <w:bookmarkEnd w:id="215"/>
+    <w:bookmarkStart w:id="216" w:name="prototyp"/>
     <w:p>
       <w:pPr>
         <w:pStyle w:val="berschrift3"/>
@@ -23496,8 +24308,8 @@
         </w:pict>
       </w:r>
     </w:p>
-    <w:bookmarkEnd w:id="185"/>
-    <w:bookmarkStart w:id="186" w:name="prävention"/>
+    <w:bookmarkEnd w:id="216"/>
+    <w:bookmarkStart w:id="217" w:name="prävention"/>
     <w:p>
       <w:pPr>
         <w:pStyle w:val="berschrift3"/>
@@ -23701,8 +24513,8 @@
         </w:pict>
       </w:r>
     </w:p>
-    <w:bookmarkEnd w:id="186"/>
-    <w:bookmarkStart w:id="187" w:name="qualifikation"/>
+    <w:bookmarkEnd w:id="217"/>
+    <w:bookmarkStart w:id="218" w:name="qualifikation"/>
     <w:p>
       <w:pPr>
         <w:pStyle w:val="berschrift3"/>
@@ -23766,8 +24578,8 @@
         </w:pict>
       </w:r>
     </w:p>
-    <w:bookmarkEnd w:id="187"/>
-    <w:bookmarkStart w:id="188" w:name="qualifizierungsbedarf"/>
+    <w:bookmarkEnd w:id="218"/>
+    <w:bookmarkStart w:id="219" w:name="qualifizierungsbedarf"/>
     <w:p>
       <w:pPr>
         <w:pStyle w:val="berschrift3"/>
@@ -23831,8 +24643,8 @@
         </w:pict>
       </w:r>
     </w:p>
-    <w:bookmarkEnd w:id="188"/>
-    <w:bookmarkStart w:id="189" w:name="rasterdaten"/>
+    <w:bookmarkEnd w:id="219"/>
+    <w:bookmarkStart w:id="220" w:name="rasterdaten"/>
     <w:p>
       <w:pPr>
         <w:pStyle w:val="berschrift3"/>
@@ -24048,8 +24860,8 @@
         </w:pict>
       </w:r>
     </w:p>
-    <w:bookmarkEnd w:id="189"/>
-    <w:bookmarkStart w:id="190" w:name="realexperiment"/>
+    <w:bookmarkEnd w:id="220"/>
+    <w:bookmarkStart w:id="221" w:name="realexperiment"/>
     <w:p>
       <w:pPr>
         <w:pStyle w:val="berschrift3"/>
@@ -24195,8 +25007,8 @@
         </w:pict>
       </w:r>
     </w:p>
-    <w:bookmarkEnd w:id="190"/>
-    <w:bookmarkStart w:id="191" w:name="reallabor"/>
+    <w:bookmarkEnd w:id="221"/>
+    <w:bookmarkStart w:id="222" w:name="reallabor"/>
     <w:p>
       <w:pPr>
         <w:pStyle w:val="berschrift3"/>
@@ -24503,8 +25315,8 @@
         </w:pict>
       </w:r>
     </w:p>
-    <w:bookmarkEnd w:id="191"/>
-    <w:bookmarkStart w:id="192" w:name="regenwasserbewirtschaftung"/>
+    <w:bookmarkEnd w:id="222"/>
+    <w:bookmarkStart w:id="223" w:name="regenwasserbewirtschaftung"/>
     <w:p>
       <w:pPr>
         <w:pStyle w:val="berschrift3"/>
@@ -24734,8 +25546,8 @@
         </w:pict>
       </w:r>
     </w:p>
-    <w:bookmarkEnd w:id="192"/>
-    <w:bookmarkStart w:id="193" w:name="rekultivierung"/>
+    <w:bookmarkEnd w:id="223"/>
+    <w:bookmarkStart w:id="224" w:name="rekultivierung"/>
     <w:p>
       <w:pPr>
         <w:pStyle w:val="berschrift3"/>
@@ -24841,8 +25653,8 @@
         </w:pict>
       </w:r>
     </w:p>
-    <w:bookmarkEnd w:id="193"/>
-    <w:bookmarkStart w:id="194" w:name="renaturierung"/>
+    <w:bookmarkEnd w:id="224"/>
+    <w:bookmarkStart w:id="225" w:name="renaturierung"/>
     <w:p>
       <w:pPr>
         <w:pStyle w:val="berschrift3"/>
@@ -25004,8 +25816,8 @@
         </w:pict>
       </w:r>
     </w:p>
-    <w:bookmarkEnd w:id="194"/>
-    <w:bookmarkStart w:id="195" w:name="resilienz"/>
+    <w:bookmarkEnd w:id="225"/>
+    <w:bookmarkStart w:id="226" w:name="resilienz"/>
     <w:p>
       <w:pPr>
         <w:pStyle w:val="berschrift3"/>
@@ -25139,8 +25951,8 @@
         </w:pict>
       </w:r>
     </w:p>
-    <w:bookmarkEnd w:id="195"/>
-    <w:bookmarkStart w:id="196" w:name="responsive-wissenschaftskommunikation"/>
+    <w:bookmarkEnd w:id="226"/>
+    <w:bookmarkStart w:id="227" w:name="responsive-wissenschaftskommunikation"/>
     <w:p>
       <w:pPr>
         <w:pStyle w:val="berschrift3"/>
@@ -25246,8 +26058,8 @@
         </w:pict>
       </w:r>
     </w:p>
-    <w:bookmarkEnd w:id="196"/>
-    <w:bookmarkStart w:id="197" w:name="retentionsfläche"/>
+    <w:bookmarkEnd w:id="227"/>
+    <w:bookmarkStart w:id="228" w:name="retentionsfläche"/>
     <w:p>
       <w:pPr>
         <w:pStyle w:val="berschrift3"/>
@@ -25409,8 +26221,8 @@
         </w:pict>
       </w:r>
     </w:p>
-    <w:bookmarkEnd w:id="197"/>
-    <w:bookmarkStart w:id="198" w:name="revitalisierung"/>
+    <w:bookmarkEnd w:id="228"/>
+    <w:bookmarkStart w:id="229" w:name="revitalisierung"/>
     <w:p>
       <w:pPr>
         <w:pStyle w:val="berschrift3"/>
@@ -25530,8 +26342,8 @@
         </w:pict>
       </w:r>
     </w:p>
-    <w:bookmarkEnd w:id="198"/>
-    <w:bookmarkStart w:id="199" w:name="risiko"/>
+    <w:bookmarkEnd w:id="229"/>
+    <w:bookmarkStart w:id="230" w:name="risiko"/>
     <w:p>
       <w:pPr>
         <w:pStyle w:val="berschrift3"/>
@@ -25679,8 +26491,8 @@
         </w:pict>
       </w:r>
     </w:p>
-    <w:bookmarkEnd w:id="199"/>
-    <w:bookmarkStart w:id="200" w:name="risikokarte"/>
+    <w:bookmarkEnd w:id="230"/>
+    <w:bookmarkStart w:id="231" w:name="risikokarte"/>
     <w:p>
       <w:pPr>
         <w:pStyle w:val="berschrift3"/>
@@ -25856,8 +26668,8 @@
         </w:pict>
       </w:r>
     </w:p>
-    <w:bookmarkEnd w:id="200"/>
-    <w:bookmarkStart w:id="201" w:name="risikomanagement"/>
+    <w:bookmarkEnd w:id="231"/>
+    <w:bookmarkStart w:id="232" w:name="risikomanagement"/>
     <w:p>
       <w:pPr>
         <w:pStyle w:val="berschrift3"/>
@@ -26061,8 +26873,8 @@
         </w:pict>
       </w:r>
     </w:p>
-    <w:bookmarkEnd w:id="201"/>
-    <w:bookmarkStart w:id="202" w:name="räumliche-analyse"/>
+    <w:bookmarkEnd w:id="232"/>
+    <w:bookmarkStart w:id="233" w:name="räumliche-analyse"/>
     <w:p>
       <w:pPr>
         <w:pStyle w:val="berschrift3"/>
@@ -26182,8 +26994,8 @@
         </w:pict>
       </w:r>
     </w:p>
-    <w:bookmarkEnd w:id="202"/>
-    <w:bookmarkStart w:id="203" w:name="räumliche-auflösung"/>
+    <w:bookmarkEnd w:id="233"/>
+    <w:bookmarkStart w:id="234" w:name="räumliche-auflösung"/>
     <w:p>
       <w:pPr>
         <w:pStyle w:val="berschrift3"/>
@@ -26289,8 +27101,8 @@
         </w:pict>
       </w:r>
     </w:p>
-    <w:bookmarkEnd w:id="203"/>
-    <w:bookmarkStart w:id="204" w:name="rückhaltevolumen"/>
+    <w:bookmarkEnd w:id="234"/>
+    <w:bookmarkStart w:id="235" w:name="rückhaltevolumen"/>
     <w:p>
       <w:pPr>
         <w:pStyle w:val="berschrift3"/>
@@ -26422,8 +27234,8 @@
         </w:pict>
       </w:r>
     </w:p>
-    <w:bookmarkEnd w:id="204"/>
-    <w:bookmarkStart w:id="205" w:name="schaden"/>
+    <w:bookmarkEnd w:id="235"/>
+    <w:bookmarkStart w:id="236" w:name="schaden"/>
     <w:p>
       <w:pPr>
         <w:pStyle w:val="berschrift3"/>
@@ -26662,8 +27474,8 @@
         </w:pict>
       </w:r>
     </w:p>
-    <w:bookmarkEnd w:id="205"/>
-    <w:bookmarkStart w:id="206" w:name="schutzgut"/>
+    <w:bookmarkEnd w:id="236"/>
+    <w:bookmarkStart w:id="237" w:name="schutzgut"/>
     <w:p>
       <w:pPr>
         <w:pStyle w:val="berschrift3"/>
@@ -26825,8 +27637,8 @@
         </w:pict>
       </w:r>
     </w:p>
-    <w:bookmarkEnd w:id="206"/>
-    <w:bookmarkStart w:id="207" w:name="schwammstadt"/>
+    <w:bookmarkEnd w:id="237"/>
+    <w:bookmarkStart w:id="238" w:name="schwammstadt"/>
     <w:p>
       <w:pPr>
         <w:pStyle w:val="berschrift3"/>
@@ -27044,8 +27856,8 @@
         </w:pict>
       </w:r>
     </w:p>
-    <w:bookmarkEnd w:id="207"/>
-    <w:bookmarkStart w:id="208" w:name="sensitivität"/>
+    <w:bookmarkEnd w:id="238"/>
+    <w:bookmarkStart w:id="239" w:name="sensitivität"/>
     <w:p>
       <w:pPr>
         <w:pStyle w:val="berschrift3"/>
@@ -27137,8 +27949,8 @@
         </w:pict>
       </w:r>
     </w:p>
-    <w:bookmarkEnd w:id="208"/>
-    <w:bookmarkStart w:id="209" w:name="serious-games"/>
+    <w:bookmarkEnd w:id="239"/>
+    <w:bookmarkStart w:id="240" w:name="serious-games"/>
     <w:p>
       <w:pPr>
         <w:pStyle w:val="berschrift3"/>
@@ -27230,8 +28042,8 @@
         </w:pict>
       </w:r>
     </w:p>
-    <w:bookmarkEnd w:id="209"/>
-    <w:bookmarkStart w:id="210" w:name="simulationen"/>
+    <w:bookmarkEnd w:id="240"/>
+    <w:bookmarkStart w:id="241" w:name="simulationen"/>
     <w:p>
       <w:pPr>
         <w:pStyle w:val="berschrift3"/>
@@ -27337,8 +28149,8 @@
         </w:pict>
       </w:r>
     </w:p>
-    <w:bookmarkEnd w:id="210"/>
-    <w:bookmarkStart w:id="211" w:name="sites"/>
+    <w:bookmarkEnd w:id="241"/>
+    <w:bookmarkStart w:id="242" w:name="sites"/>
     <w:p>
       <w:pPr>
         <w:pStyle w:val="berschrift3"/>
@@ -27519,8 +28331,8 @@
         </w:pict>
       </w:r>
     </w:p>
-    <w:bookmarkEnd w:id="211"/>
-    <w:bookmarkStart w:id="212" w:name="sozial-ökologische-transformation"/>
+    <w:bookmarkEnd w:id="242"/>
+    <w:bookmarkStart w:id="243" w:name="sozial-ökologische-transformation"/>
     <w:p>
       <w:pPr>
         <w:pStyle w:val="berschrift3"/>
@@ -27638,8 +28450,8 @@
         </w:pict>
       </w:r>
     </w:p>
-    <w:bookmarkEnd w:id="212"/>
-    <w:bookmarkStart w:id="213" w:name="stakeholder"/>
+    <w:bookmarkEnd w:id="243"/>
+    <w:bookmarkStart w:id="244" w:name="stakeholder"/>
     <w:p>
       <w:pPr>
         <w:pStyle w:val="berschrift3"/>
@@ -27801,8 +28613,8 @@
         </w:pict>
       </w:r>
     </w:p>
-    <w:bookmarkEnd w:id="213"/>
-    <w:bookmarkStart w:id="214" w:name="starkregen"/>
+    <w:bookmarkEnd w:id="244"/>
+    <w:bookmarkStart w:id="245" w:name="starkregen"/>
     <w:p>
       <w:pPr>
         <w:pStyle w:val="berschrift3"/>
@@ -28060,8 +28872,8 @@
         </w:pict>
       </w:r>
     </w:p>
-    <w:bookmarkEnd w:id="214"/>
-    <w:bookmarkStart w:id="215" w:name="starkregengefahrenkarte"/>
+    <w:bookmarkEnd w:id="245"/>
+    <w:bookmarkStart w:id="246" w:name="starkregengefahrenkarte"/>
     <w:p>
       <w:pPr>
         <w:pStyle w:val="berschrift3"/>
@@ -28303,8 +29115,8 @@
         </w:pict>
       </w:r>
     </w:p>
-    <w:bookmarkEnd w:id="215"/>
-    <w:bookmarkStart w:id="216" w:name="starkregenindex"/>
+    <w:bookmarkEnd w:id="246"/>
+    <w:bookmarkStart w:id="247" w:name="starkregenindex"/>
     <w:p>
       <w:pPr>
         <w:pStyle w:val="berschrift3"/>
@@ -28394,8 +29206,8 @@
         </w:pict>
       </w:r>
     </w:p>
-    <w:bookmarkEnd w:id="216"/>
-    <w:bookmarkStart w:id="217" w:name="starkregenrisikokarte"/>
+    <w:bookmarkEnd w:id="247"/>
+    <w:bookmarkStart w:id="248" w:name="starkregenrisikokarte"/>
     <w:p>
       <w:pPr>
         <w:pStyle w:val="berschrift3"/>
@@ -28585,8 +29397,8 @@
         </w:pict>
       </w:r>
     </w:p>
-    <w:bookmarkEnd w:id="217"/>
-    <w:bookmarkStart w:id="218" w:name="staudamm"/>
+    <w:bookmarkEnd w:id="248"/>
+    <w:bookmarkStart w:id="249" w:name="staudamm"/>
     <w:p>
       <w:pPr>
         <w:pStyle w:val="berschrift3"/>
@@ -28678,8 +29490,8 @@
         </w:pict>
       </w:r>
     </w:p>
-    <w:bookmarkEnd w:id="218"/>
-    <w:bookmarkStart w:id="219" w:name="sturmflut"/>
+    <w:bookmarkEnd w:id="249"/>
+    <w:bookmarkStart w:id="250" w:name="sturmflut"/>
     <w:p>
       <w:pPr>
         <w:pStyle w:val="berschrift3"/>
@@ -28883,8 +29695,8 @@
         </w:pict>
       </w:r>
     </w:p>
-    <w:bookmarkEnd w:id="219"/>
-    <w:bookmarkStart w:id="220" w:name="summative-evaluation"/>
+    <w:bookmarkEnd w:id="250"/>
+    <w:bookmarkStart w:id="251" w:name="summative-evaluation"/>
     <w:p>
       <w:pPr>
         <w:pStyle w:val="berschrift3"/>
@@ -28962,8 +29774,8 @@
         </w:pict>
       </w:r>
     </w:p>
-    <w:bookmarkEnd w:id="220"/>
-    <w:bookmarkStart w:id="221" w:name="sustainable-development-goals"/>
+    <w:bookmarkEnd w:id="251"/>
+    <w:bookmarkStart w:id="252" w:name="sustainable-development-goals"/>
     <w:p>
       <w:pPr>
         <w:pStyle w:val="berschrift3"/>
@@ -29121,8 +29933,8 @@
         </w:pict>
       </w:r>
     </w:p>
-    <w:bookmarkEnd w:id="221"/>
-    <w:bookmarkStart w:id="222" w:name="system"/>
+    <w:bookmarkEnd w:id="252"/>
+    <w:bookmarkStart w:id="253" w:name="system"/>
     <w:p>
       <w:pPr>
         <w:pStyle w:val="berschrift3"/>
@@ -29200,8 +30012,8 @@
         </w:pict>
       </w:r>
     </w:p>
-    <w:bookmarkEnd w:id="222"/>
-    <w:bookmarkStart w:id="223" w:name="systemwissen"/>
+    <w:bookmarkEnd w:id="253"/>
+    <w:bookmarkStart w:id="254" w:name="systemwissen"/>
     <w:p>
       <w:pPr>
         <w:pStyle w:val="berschrift3"/>
@@ -29347,8 +30159,8 @@
         </w:pict>
       </w:r>
     </w:p>
-    <w:bookmarkEnd w:id="223"/>
-    <w:bookmarkStart w:id="224" w:name="teilentsiegelung"/>
+    <w:bookmarkEnd w:id="254"/>
+    <w:bookmarkStart w:id="255" w:name="teilentsiegelung"/>
     <w:p>
       <w:pPr>
         <w:pStyle w:val="berschrift3"/>
@@ -29496,8 +30308,8 @@
         </w:pict>
       </w:r>
     </w:p>
-    <w:bookmarkEnd w:id="224"/>
-    <w:bookmarkStart w:id="225" w:name="thermische-ausgleichsfunktion"/>
+    <w:bookmarkEnd w:id="255"/>
+    <w:bookmarkStart w:id="256" w:name="thermische-ausgleichsfunktion"/>
     <w:p>
       <w:pPr>
         <w:pStyle w:val="berschrift3"/>
@@ -29671,8 +30483,8 @@
         </w:pict>
       </w:r>
     </w:p>
-    <w:bookmarkEnd w:id="225"/>
-    <w:bookmarkStart w:id="226" w:name="thermische-belastung"/>
+    <w:bookmarkEnd w:id="256"/>
+    <w:bookmarkStart w:id="257" w:name="thermische-belastung"/>
     <w:p>
       <w:pPr>
         <w:pStyle w:val="berschrift3"/>
@@ -29792,8 +30604,8 @@
         </w:pict>
       </w:r>
     </w:p>
-    <w:bookmarkEnd w:id="226"/>
-    <w:bookmarkStart w:id="227" w:name="thermische-energie"/>
+    <w:bookmarkEnd w:id="257"/>
+    <w:bookmarkStart w:id="258" w:name="thermische-energie"/>
     <w:p>
       <w:pPr>
         <w:pStyle w:val="berschrift3"/>
@@ -29925,8 +30737,8 @@
         </w:pict>
       </w:r>
     </w:p>
-    <w:bookmarkEnd w:id="227"/>
-    <w:bookmarkStart w:id="228" w:name="transdisziplinäres-arbeiten"/>
+    <w:bookmarkEnd w:id="258"/>
+    <w:bookmarkStart w:id="259" w:name="transdisziplinäres-arbeiten"/>
     <w:p>
       <w:pPr>
         <w:pStyle w:val="berschrift3"/>
@@ -30060,8 +30872,8 @@
         </w:pict>
       </w:r>
     </w:p>
-    <w:bookmarkEnd w:id="228"/>
-    <w:bookmarkStart w:id="229" w:name="transfer"/>
+    <w:bookmarkEnd w:id="259"/>
+    <w:bookmarkStart w:id="260" w:name="transfer"/>
     <w:p>
       <w:pPr>
         <w:pStyle w:val="berschrift3"/>
@@ -30167,8 +30979,8 @@
         </w:pict>
       </w:r>
     </w:p>
-    <w:bookmarkEnd w:id="229"/>
-    <w:bookmarkStart w:id="230" w:name="transferbeirat"/>
+    <w:bookmarkEnd w:id="260"/>
+    <w:bookmarkStart w:id="261" w:name="transferbeirat"/>
     <w:p>
       <w:pPr>
         <w:pStyle w:val="berschrift3"/>
@@ -30316,8 +31128,8 @@
         </w:pict>
       </w:r>
     </w:p>
-    <w:bookmarkEnd w:id="230"/>
-    <w:bookmarkStart w:id="231" w:name="transfermodus-1"/>
+    <w:bookmarkEnd w:id="261"/>
+    <w:bookmarkStart w:id="262" w:name="transfermodus-1"/>
     <w:p>
       <w:pPr>
         <w:pStyle w:val="berschrift3"/>
@@ -30533,8 +31345,8 @@
         </w:pict>
       </w:r>
     </w:p>
-    <w:bookmarkEnd w:id="231"/>
-    <w:bookmarkStart w:id="232" w:name="transfermodus-2a"/>
+    <w:bookmarkEnd w:id="262"/>
+    <w:bookmarkStart w:id="263" w:name="transfermodus-2a"/>
     <w:p>
       <w:pPr>
         <w:pStyle w:val="berschrift3"/>
@@ -30752,8 +31564,8 @@
         </w:pict>
       </w:r>
     </w:p>
-    <w:bookmarkEnd w:id="232"/>
-    <w:bookmarkStart w:id="233" w:name="transfermodus-2b"/>
+    <w:bookmarkEnd w:id="263"/>
+    <w:bookmarkStart w:id="264" w:name="transfermodus-2b"/>
     <w:p>
       <w:pPr>
         <w:pStyle w:val="berschrift3"/>
@@ -30985,8 +31797,8 @@
         </w:pict>
       </w:r>
     </w:p>
-    <w:bookmarkEnd w:id="233"/>
-    <w:bookmarkStart w:id="234" w:name="transformation"/>
+    <w:bookmarkEnd w:id="264"/>
+    <w:bookmarkStart w:id="265" w:name="transformation"/>
     <w:p>
       <w:pPr>
         <w:pStyle w:val="berschrift3"/>
@@ -31078,8 +31890,8 @@
         </w:pict>
       </w:r>
     </w:p>
-    <w:bookmarkEnd w:id="234"/>
-    <w:bookmarkStart w:id="235" w:name="transformation-skills"/>
+    <w:bookmarkEnd w:id="265"/>
+    <w:bookmarkStart w:id="266" w:name="transformation-skills"/>
     <w:p>
       <w:pPr>
         <w:pStyle w:val="berschrift3"/>
@@ -31185,8 +31997,8 @@
         </w:pict>
       </w:r>
     </w:p>
-    <w:bookmarkEnd w:id="235"/>
-    <w:bookmarkStart w:id="236" w:name="transformationsnetzwerk"/>
+    <w:bookmarkEnd w:id="266"/>
+    <w:bookmarkStart w:id="267" w:name="transformationsnetzwerk"/>
     <w:p>
       <w:pPr>
         <w:pStyle w:val="berschrift3"/>
@@ -31334,8 +32146,8 @@
         </w:pict>
       </w:r>
     </w:p>
-    <w:bookmarkEnd w:id="236"/>
-    <w:bookmarkStart w:id="237" w:name="transformationswissen"/>
+    <w:bookmarkEnd w:id="267"/>
+    <w:bookmarkStart w:id="268" w:name="transformationswissen"/>
     <w:p>
       <w:pPr>
         <w:pStyle w:val="berschrift3"/>
@@ -31565,8 +32377,8 @@
         </w:pict>
       </w:r>
     </w:p>
-    <w:bookmarkEnd w:id="237"/>
-    <w:bookmarkStart w:id="238" w:name="transformative-wissenschaft"/>
+    <w:bookmarkEnd w:id="268"/>
+    <w:bookmarkStart w:id="269" w:name="transformative-wissenschaft"/>
     <w:p>
       <w:pPr>
         <w:pStyle w:val="berschrift3"/>
@@ -31782,8 +32594,8 @@
         </w:pict>
       </w:r>
     </w:p>
-    <w:bookmarkEnd w:id="238"/>
-    <w:bookmarkStart w:id="239" w:name="transformatives-lernen"/>
+    <w:bookmarkEnd w:id="269"/>
+    <w:bookmarkStart w:id="270" w:name="transformatives-lernen"/>
     <w:p>
       <w:pPr>
         <w:pStyle w:val="berschrift3"/>
@@ -31917,8 +32729,8 @@
         </w:pict>
       </w:r>
     </w:p>
-    <w:bookmarkEnd w:id="239"/>
-    <w:bookmarkStart w:id="240" w:name="urbane-hitzeinsel"/>
+    <w:bookmarkEnd w:id="270"/>
+    <w:bookmarkStart w:id="271" w:name="urbane-hitzeinsel"/>
     <w:p>
       <w:pPr>
         <w:pStyle w:val="berschrift3"/>
@@ -32134,8 +32946,8 @@
         </w:pict>
       </w:r>
     </w:p>
-    <w:bookmarkEnd w:id="240"/>
-    <w:bookmarkStart w:id="241" w:name="urbane-resilienz"/>
+    <w:bookmarkEnd w:id="271"/>
+    <w:bookmarkStart w:id="272" w:name="urbane-resilienz"/>
     <w:p>
       <w:pPr>
         <w:pStyle w:val="berschrift3"/>
@@ -32269,8 +33081,8 @@
         </w:pict>
       </w:r>
     </w:p>
-    <w:bookmarkEnd w:id="241"/>
-    <w:bookmarkStart w:id="242" w:name="urbane-retentionsräume"/>
+    <w:bookmarkEnd w:id="272"/>
+    <w:bookmarkStart w:id="273" w:name="urbane-retentionsräume"/>
     <w:p>
       <w:pPr>
         <w:pStyle w:val="berschrift3"/>
@@ -32500,8 +33312,8 @@
         </w:pict>
       </w:r>
     </w:p>
-    <w:bookmarkEnd w:id="242"/>
-    <w:bookmarkStart w:id="243" w:name="urbaner-digitaler-zwilling"/>
+    <w:bookmarkEnd w:id="273"/>
+    <w:bookmarkStart w:id="274" w:name="urbaner-digitaler-zwilling"/>
     <w:p>
       <w:pPr>
         <w:pStyle w:val="berschrift3"/>
@@ -32579,8 +33391,8 @@
         </w:pict>
       </w:r>
     </w:p>
-    <w:bookmarkEnd w:id="243"/>
-    <w:bookmarkStart w:id="244" w:name="vr-brille"/>
+    <w:bookmarkEnd w:id="274"/>
+    <w:bookmarkStart w:id="275" w:name="vr-brille"/>
     <w:p>
       <w:pPr>
         <w:pStyle w:val="berschrift3"/>
@@ -32754,8 +33566,8 @@
         </w:pict>
       </w:r>
     </w:p>
-    <w:bookmarkEnd w:id="244"/>
-    <w:bookmarkStart w:id="245" w:name="vr-laufband"/>
+    <w:bookmarkEnd w:id="275"/>
+    <w:bookmarkStart w:id="276" w:name="vr-laufband"/>
     <w:p>
       <w:pPr>
         <w:pStyle w:val="berschrift3"/>
@@ -32845,8 +33657,8 @@
         </w:pict>
       </w:r>
     </w:p>
-    <w:bookmarkEnd w:id="245"/>
-    <w:bookmarkStart w:id="246" w:name="vuca"/>
+    <w:bookmarkEnd w:id="276"/>
+    <w:bookmarkStart w:id="277" w:name="vuca"/>
     <w:p>
       <w:pPr>
         <w:pStyle w:val="berschrift3"/>
@@ -33000,8 +33812,8 @@
         </w:pict>
       </w:r>
     </w:p>
-    <w:bookmarkEnd w:id="246"/>
-    <w:bookmarkStart w:id="247" w:name="vektordaten"/>
+    <w:bookmarkEnd w:id="277"/>
+    <w:bookmarkStart w:id="278" w:name="vektordaten"/>
     <w:p>
       <w:pPr>
         <w:pStyle w:val="berschrift3"/>
@@ -33177,8 +33989,8 @@
         </w:pict>
       </w:r>
     </w:p>
-    <w:bookmarkEnd w:id="247"/>
-    <w:bookmarkStart w:id="248" w:name="virtual-reality"/>
+    <w:bookmarkEnd w:id="278"/>
+    <w:bookmarkStart w:id="279" w:name="virtual-reality"/>
     <w:p>
       <w:pPr>
         <w:pStyle w:val="berschrift3"/>
@@ -33296,8 +34108,8 @@
         </w:pict>
       </w:r>
     </w:p>
-    <w:bookmarkEnd w:id="248"/>
-    <w:bookmarkStart w:id="249" w:name="vision"/>
+    <w:bookmarkEnd w:id="279"/>
+    <w:bookmarkStart w:id="280" w:name="vision"/>
     <w:p>
       <w:pPr>
         <w:pStyle w:val="berschrift3"/>
@@ -33417,8 +34229,8 @@
         </w:pict>
       </w:r>
     </w:p>
-    <w:bookmarkEnd w:id="249"/>
-    <w:bookmarkStart w:id="250" w:name="vulnerabilität"/>
+    <w:bookmarkEnd w:id="280"/>
+    <w:bookmarkStart w:id="281" w:name="vulnerabilität"/>
     <w:p>
       <w:pPr>
         <w:pStyle w:val="berschrift3"/>
@@ -33578,8 +34390,8 @@
         </w:pict>
       </w:r>
     </w:p>
-    <w:bookmarkEnd w:id="250"/>
-    <w:bookmarkStart w:id="251" w:name="vulnerable-personengruppen"/>
+    <w:bookmarkEnd w:id="281"/>
+    <w:bookmarkStart w:id="282" w:name="vulnerable-personengruppen"/>
     <w:p>
       <w:pPr>
         <w:pStyle w:val="berschrift3"/>
@@ -33657,8 +34469,8 @@
         </w:pict>
       </w:r>
     </w:p>
-    <w:bookmarkEnd w:id="251"/>
-    <w:bookmarkStart w:id="252" w:name="wandgebundene-fassadenbegrünung"/>
+    <w:bookmarkEnd w:id="282"/>
+    <w:bookmarkStart w:id="283" w:name="wandgebundene-fassadenbegrünung"/>
     <w:p>
       <w:pPr>
         <w:pStyle w:val="berschrift3"/>
@@ -33734,8 +34546,8 @@
         </w:pict>
       </w:r>
     </w:p>
-    <w:bookmarkEnd w:id="252"/>
-    <w:bookmarkStart w:id="253" w:name="wassersensible-stadt"/>
+    <w:bookmarkEnd w:id="283"/>
+    <w:bookmarkStart w:id="284" w:name="wassersensible-stadt"/>
     <w:p>
       <w:pPr>
         <w:pStyle w:val="berschrift3"/>
@@ -33972,8 +34784,8 @@
         </w:pict>
       </w:r>
     </w:p>
-    <w:bookmarkEnd w:id="253"/>
-    <w:bookmarkStart w:id="254" w:name="web-feature-service"/>
+    <w:bookmarkEnd w:id="284"/>
+    <w:bookmarkStart w:id="285" w:name="web-feature-service"/>
     <w:p>
       <w:pPr>
         <w:pStyle w:val="berschrift3"/>
@@ -34103,8 +34915,8 @@
         </w:pict>
       </w:r>
     </w:p>
-    <w:bookmarkEnd w:id="254"/>
-    <w:bookmarkStart w:id="255" w:name="web-map-service"/>
+    <w:bookmarkEnd w:id="285"/>
+    <w:bookmarkStart w:id="286" w:name="web-map-service"/>
     <w:p>
       <w:pPr>
         <w:pStyle w:val="berschrift3"/>
@@ -34194,8 +35006,8 @@
         </w:pict>
       </w:r>
     </w:p>
-    <w:bookmarkEnd w:id="255"/>
-    <w:bookmarkStart w:id="256" w:name="weiterbildung"/>
+    <w:bookmarkEnd w:id="286"/>
+    <w:bookmarkStart w:id="287" w:name="weiterbildung"/>
     <w:p>
       <w:pPr>
         <w:pStyle w:val="berschrift3"/>
@@ -34315,8 +35127,8 @@
         </w:pict>
       </w:r>
     </w:p>
-    <w:bookmarkEnd w:id="256"/>
-    <w:bookmarkStart w:id="257" w:name="wirkung"/>
+    <w:bookmarkEnd w:id="287"/>
+    <w:bookmarkStart w:id="288" w:name="wirkung"/>
     <w:p>
       <w:pPr>
         <w:pStyle w:val="berschrift3"/>
@@ -34340,8 +35152,8 @@
         </w:pict>
       </w:r>
     </w:p>
-    <w:bookmarkEnd w:id="257"/>
-    <w:bookmarkStart w:id="258" w:name="wirkungsanalyse"/>
+    <w:bookmarkEnd w:id="288"/>
+    <w:bookmarkStart w:id="289" w:name="wirkungsanalyse"/>
     <w:p>
       <w:pPr>
         <w:pStyle w:val="berschrift3"/>
@@ -34405,8 +35217,8 @@
         </w:pict>
       </w:r>
     </w:p>
-    <w:bookmarkEnd w:id="258"/>
-    <w:bookmarkStart w:id="259" w:name="wirkungsmodell"/>
+    <w:bookmarkEnd w:id="289"/>
+    <w:bookmarkStart w:id="290" w:name="wirkungsmodell"/>
     <w:p>
       <w:pPr>
         <w:pStyle w:val="berschrift3"/>
@@ -34470,8 +35282,8 @@
         </w:pict>
       </w:r>
     </w:p>
-    <w:bookmarkEnd w:id="259"/>
-    <w:bookmarkStart w:id="260" w:name="wirkungsmonitoring"/>
+    <w:bookmarkEnd w:id="290"/>
+    <w:bookmarkStart w:id="291" w:name="wirkungsmonitoring"/>
     <w:p>
       <w:pPr>
         <w:pStyle w:val="berschrift3"/>
@@ -34589,8 +35401,8 @@
         </w:pict>
       </w:r>
     </w:p>
-    <w:bookmarkEnd w:id="260"/>
-    <w:bookmarkStart w:id="261" w:name="wirkungsorientierung"/>
+    <w:bookmarkEnd w:id="291"/>
+    <w:bookmarkStart w:id="292" w:name="wirkungsorientierung"/>
     <w:p>
       <w:pPr>
         <w:pStyle w:val="berschrift3"/>
@@ -34614,8 +35426,8 @@
         </w:pict>
       </w:r>
     </w:p>
-    <w:bookmarkEnd w:id="261"/>
-    <w:bookmarkStart w:id="262" w:name="wissenschaft"/>
+    <w:bookmarkEnd w:id="292"/>
+    <w:bookmarkStart w:id="293" w:name="wissenschaft"/>
     <w:p>
       <w:pPr>
         <w:pStyle w:val="berschrift3"/>
@@ -34693,8 +35505,8 @@
         </w:pict>
       </w:r>
     </w:p>
-    <w:bookmarkEnd w:id="262"/>
-    <w:bookmarkStart w:id="263" w:name="wissenschaftliche-weiterbildung"/>
+    <w:bookmarkEnd w:id="293"/>
+    <w:bookmarkStart w:id="294" w:name="wissenschaftliche-weiterbildung"/>
     <w:p>
       <w:pPr>
         <w:pStyle w:val="berschrift3"/>
@@ -34840,8 +35652,8 @@
         </w:pict>
       </w:r>
     </w:p>
-    <w:bookmarkEnd w:id="263"/>
-    <w:bookmarkStart w:id="264" w:name="wissenschaftskommunikation"/>
+    <w:bookmarkEnd w:id="294"/>
+    <w:bookmarkStart w:id="295" w:name="wissenschaftskommunikation"/>
     <w:p>
       <w:pPr>
         <w:pStyle w:val="berschrift3"/>
@@ -34999,8 +35811,8 @@
         </w:pict>
       </w:r>
     </w:p>
-    <w:bookmarkEnd w:id="264"/>
-    <w:bookmarkStart w:id="265" w:name="wissenserzeugung"/>
+    <w:bookmarkEnd w:id="295"/>
+    <w:bookmarkStart w:id="296" w:name="wissenserzeugung"/>
     <w:p>
       <w:pPr>
         <w:pStyle w:val="berschrift3"/>
@@ -35204,8 +36016,8 @@
         </w:pict>
       </w:r>
     </w:p>
-    <w:bookmarkEnd w:id="265"/>
-    <w:bookmarkStart w:id="266" w:name="wissenstransfer"/>
+    <w:bookmarkEnd w:id="296"/>
+    <w:bookmarkStart w:id="297" w:name="wissenstransfer"/>
     <w:p>
       <w:pPr>
         <w:pStyle w:val="berschrift3"/>
@@ -35407,8 +36219,8 @@
         </w:pict>
       </w:r>
     </w:p>
-    <w:bookmarkEnd w:id="266"/>
-    <w:bookmarkStart w:id="267" w:name="workshop"/>
+    <w:bookmarkEnd w:id="297"/>
+    <w:bookmarkStart w:id="298" w:name="workshop"/>
     <w:p>
       <w:pPr>
         <w:pStyle w:val="berschrift3"/>
@@ -35542,8 +36354,8 @@
         </w:pict>
       </w:r>
     </w:p>
-    <w:bookmarkEnd w:id="267"/>
-    <w:bookmarkStart w:id="268" w:name="zeitliche-auflösung"/>
+    <w:bookmarkEnd w:id="298"/>
+    <w:bookmarkStart w:id="299" w:name="zeitliche-auflösung"/>
     <w:p>
       <w:pPr>
         <w:pStyle w:val="berschrift3"/>
@@ -35635,8 +36447,8 @@
         </w:pict>
       </w:r>
     </w:p>
-    <w:bookmarkEnd w:id="268"/>
-    <w:bookmarkStart w:id="269" w:name="zeitreihe"/>
+    <w:bookmarkEnd w:id="299"/>
+    <w:bookmarkStart w:id="300" w:name="zeitreihe"/>
     <w:p>
       <w:pPr>
         <w:pStyle w:val="berschrift3"/>
@@ -35714,8 +36526,8 @@
         </w:pict>
       </w:r>
     </w:p>
-    <w:bookmarkEnd w:id="269"/>
-    <w:bookmarkStart w:id="270" w:name="zielgruppe"/>
+    <w:bookmarkEnd w:id="300"/>
+    <w:bookmarkStart w:id="301" w:name="zielgruppe"/>
     <w:p>
       <w:pPr>
         <w:pStyle w:val="berschrift3"/>
@@ -35849,8 +36661,8 @@
         </w:pict>
       </w:r>
     </w:p>
-    <w:bookmarkEnd w:id="270"/>
-    <w:bookmarkStart w:id="271" w:name="zielwissen"/>
+    <w:bookmarkEnd w:id="301"/>
+    <w:bookmarkStart w:id="302" w:name="zielwissen"/>
     <w:p>
       <w:pPr>
         <w:pStyle w:val="berschrift3"/>
@@ -35956,8 +36768,8 @@
         </w:pict>
       </w:r>
     </w:p>
-    <w:bookmarkEnd w:id="271"/>
-    <w:bookmarkStart w:id="272" w:name="zivilschutz"/>
+    <w:bookmarkEnd w:id="302"/>
+    <w:bookmarkStart w:id="303" w:name="zivilschutz"/>
     <w:p>
       <w:pPr>
         <w:pStyle w:val="berschrift3"/>
@@ -36075,8 +36887,8 @@
         </w:pict>
       </w:r>
     </w:p>
-    <w:bookmarkEnd w:id="272"/>
-    <w:bookmarkStart w:id="273" w:name="ökosystemdienstleistungen"/>
+    <w:bookmarkEnd w:id="303"/>
+    <w:bookmarkStart w:id="304" w:name="ökosystemdienstleistungen"/>
     <w:p>
       <w:pPr>
         <w:pStyle w:val="berschrift3"/>
@@ -36320,8 +37132,8 @@
         </w:pict>
       </w:r>
     </w:p>
-    <w:bookmarkEnd w:id="273"/>
-    <w:bookmarkStart w:id="274" w:name="ökosystemfunktion"/>
+    <w:bookmarkEnd w:id="304"/>
+    <w:bookmarkStart w:id="305" w:name="ökosystemfunktion"/>
     <w:p>
       <w:pPr>
         <w:pStyle w:val="berschrift3"/>
@@ -36483,9 +37295,9 @@
         </w:pict>
       </w:r>
     </w:p>
-    <w:bookmarkEnd w:id="274"/>
-    <w:bookmarkEnd w:id="275"/>
-    <w:bookmarkStart w:id="294" w:name="co-site-tags"/>
+    <w:bookmarkEnd w:id="305"/>
+    <w:bookmarkEnd w:id="306"/>
+    <w:bookmarkStart w:id="325" w:name="co-site-tags"/>
     <w:p>
       <w:pPr>
         <w:pStyle w:val="berschrift1"/>
@@ -36499,7 +37311,7 @@
         <w:pStyle w:val="FirstParagraph"/>
       </w:pPr>
     </w:p>
-    <w:bookmarkStart w:id="276" w:name="daten"/>
+    <w:bookmarkStart w:id="307" w:name="daten"/>
     <w:p>
       <w:pPr>
         <w:pStyle w:val="berschrift3"/>
@@ -36644,8 +37456,8 @@
         <w:t xml:space="preserve">Zeitreihe</w:t>
       </w:r>
     </w:p>
-    <w:bookmarkEnd w:id="276"/>
-    <w:bookmarkStart w:id="277" w:name="digitale-technologien"/>
+    <w:bookmarkEnd w:id="307"/>
+    <w:bookmarkStart w:id="308" w:name="digitale-technologien"/>
     <w:p>
       <w:pPr>
         <w:pStyle w:val="berschrift3"/>
@@ -36718,8 +37530,8 @@
         <w:t xml:space="preserve">Urbaner Digitaler Zwilling</w:t>
       </w:r>
     </w:p>
-    <w:bookmarkEnd w:id="277"/>
-    <w:bookmarkStart w:id="278" w:name="gbi"/>
+    <w:bookmarkEnd w:id="308"/>
+    <w:bookmarkStart w:id="309" w:name="gbi"/>
     <w:p>
       <w:pPr>
         <w:pStyle w:val="berschrift3"/>
@@ -37016,8 +37828,8 @@
         <w:t xml:space="preserve">Ökosystemfunktion</w:t>
       </w:r>
     </w:p>
-    <w:bookmarkEnd w:id="278"/>
-    <w:bookmarkStart w:id="279" w:name="informationssystem"/>
+    <w:bookmarkEnd w:id="309"/>
+    <w:bookmarkStart w:id="310" w:name="informationssystem"/>
     <w:p>
       <w:pPr>
         <w:pStyle w:val="berschrift3"/>
@@ -37146,8 +37958,8 @@
         <w:t xml:space="preserve">Open Geospatial Consortium</w:t>
       </w:r>
     </w:p>
-    <w:bookmarkEnd w:id="279"/>
-    <w:bookmarkStart w:id="280" w:name="informationsystem"/>
+    <w:bookmarkEnd w:id="310"/>
+    <w:bookmarkStart w:id="311" w:name="informationsystem"/>
     <w:p>
       <w:pPr>
         <w:pStyle w:val="berschrift3"/>
@@ -37164,8 +37976,8 @@
         <w:t xml:space="preserve">Datenerfassung</w:t>
       </w:r>
     </w:p>
-    <w:bookmarkEnd w:id="280"/>
-    <w:bookmarkStart w:id="281" w:name="kritis"/>
+    <w:bookmarkEnd w:id="311"/>
+    <w:bookmarkStart w:id="312" w:name="kritis"/>
     <w:p>
       <w:pPr>
         <w:pStyle w:val="berschrift3"/>
@@ -37238,8 +38050,8 @@
         <w:t xml:space="preserve">Sensitivität</w:t>
       </w:r>
     </w:p>
-    <w:bookmarkEnd w:id="281"/>
-    <w:bookmarkStart w:id="282" w:name="klima"/>
+    <w:bookmarkEnd w:id="312"/>
+    <w:bookmarkStart w:id="313" w:name="klima"/>
     <w:p>
       <w:pPr>
         <w:pStyle w:val="berschrift3"/>
@@ -37288,8 +38100,8 @@
         <w:t xml:space="preserve">Mikroklima</w:t>
       </w:r>
     </w:p>
-    <w:bookmarkEnd w:id="282"/>
-    <w:bookmarkStart w:id="283" w:name="kommunikation-1"/>
+    <w:bookmarkEnd w:id="313"/>
+    <w:bookmarkStart w:id="314" w:name="kommunikation-1"/>
     <w:p>
       <w:pPr>
         <w:pStyle w:val="berschrift3"/>
@@ -37418,8 +38230,8 @@
         <w:t xml:space="preserve">Wissenschaftskommunikation</w:t>
       </w:r>
     </w:p>
-    <w:bookmarkEnd w:id="283"/>
-    <w:bookmarkStart w:id="284" w:name="naturgefahren-1"/>
+    <w:bookmarkEnd w:id="314"/>
+    <w:bookmarkStart w:id="315" w:name="naturgefahren-1"/>
     <w:p>
       <w:pPr>
         <w:pStyle w:val="berschrift3"/>
@@ -37564,8 +38376,8 @@
         <w:t xml:space="preserve">Urbane Hitzeinsel</w:t>
       </w:r>
     </w:p>
-    <w:bookmarkEnd w:id="284"/>
-    <w:bookmarkStart w:id="285" w:name="partizipation-1"/>
+    <w:bookmarkEnd w:id="315"/>
+    <w:bookmarkStart w:id="316" w:name="partizipation-1"/>
     <w:p>
       <w:pPr>
         <w:pStyle w:val="berschrift3"/>
@@ -37638,8 +38450,8 @@
         <w:t xml:space="preserve">Workshop</w:t>
       </w:r>
     </w:p>
-    <w:bookmarkEnd w:id="285"/>
-    <w:bookmarkStart w:id="286" w:name="projekt"/>
+    <w:bookmarkEnd w:id="316"/>
+    <w:bookmarkStart w:id="317" w:name="projekt"/>
     <w:p>
       <w:pPr>
         <w:pStyle w:val="berschrift3"/>
@@ -37832,8 +38644,8 @@
         <w:t xml:space="preserve">Zielgruppe</w:t>
       </w:r>
     </w:p>
-    <w:bookmarkEnd w:id="286"/>
-    <w:bookmarkStart w:id="287" w:name="risikomanagement-1"/>
+    <w:bookmarkEnd w:id="317"/>
+    <w:bookmarkStart w:id="318" w:name="risikomanagement-1"/>
     <w:p>
       <w:pPr>
         <w:pStyle w:val="berschrift3"/>
@@ -38026,8 +38838,8 @@
         <w:t xml:space="preserve">Vulnerable Personengruppen</w:t>
       </w:r>
     </w:p>
-    <w:bookmarkEnd w:id="287"/>
-    <w:bookmarkStart w:id="288" w:name="risikomanagment"/>
+    <w:bookmarkEnd w:id="318"/>
+    <w:bookmarkStart w:id="319" w:name="risikomanagment"/>
     <w:p>
       <w:pPr>
         <w:pStyle w:val="berschrift3"/>
@@ -38052,8 +38864,8 @@
         <w:t xml:space="preserve">Zivilschutz</w:t>
       </w:r>
     </w:p>
-    <w:bookmarkEnd w:id="288"/>
-    <w:bookmarkStart w:id="289" w:name="transformation-1"/>
+    <w:bookmarkEnd w:id="319"/>
+    <w:bookmarkStart w:id="320" w:name="transformation-1"/>
     <w:p>
       <w:pPr>
         <w:pStyle w:val="berschrift3"/>
@@ -38190,8 +39002,8 @@
         <w:t xml:space="preserve">Vision</w:t>
       </w:r>
     </w:p>
-    <w:bookmarkEnd w:id="289"/>
-    <w:bookmarkStart w:id="290" w:name="weiterbildung-1"/>
+    <w:bookmarkEnd w:id="320"/>
+    <w:bookmarkStart w:id="321" w:name="weiterbildung-1"/>
     <w:p>
       <w:pPr>
         <w:pStyle w:val="berschrift3"/>
@@ -38312,8 +39124,8 @@
         <w:t xml:space="preserve">Wissenschaftliche Weiterbildung</w:t>
       </w:r>
     </w:p>
-    <w:bookmarkEnd w:id="290"/>
-    <w:bookmarkStart w:id="291" w:name="wirkung-1"/>
+    <w:bookmarkEnd w:id="321"/>
+    <w:bookmarkStart w:id="322" w:name="wirkung-1"/>
     <w:p>
       <w:pPr>
         <w:pStyle w:val="berschrift3"/>
@@ -38458,8 +39270,8 @@
         <w:t xml:space="preserve">Wirkungsorientierung</w:t>
       </w:r>
     </w:p>
-    <w:bookmarkEnd w:id="291"/>
-    <w:bookmarkStart w:id="292" w:name="wissensmanagement"/>
+    <w:bookmarkEnd w:id="322"/>
+    <w:bookmarkStart w:id="323" w:name="wissensmanagement"/>
     <w:p>
       <w:pPr>
         <w:pStyle w:val="berschrift3"/>
@@ -38548,8 +39360,8 @@
         <w:t xml:space="preserve">Zielwissen</w:t>
       </w:r>
     </w:p>
-    <w:bookmarkEnd w:id="292"/>
-    <w:bookmarkStart w:id="293" w:name="xr"/>
+    <w:bookmarkEnd w:id="323"/>
+    <w:bookmarkStart w:id="324" w:name="xr"/>
     <w:p>
       <w:pPr>
         <w:pStyle w:val="berschrift3"/>
@@ -38652,818 +39464,6 @@
       </w:pPr>
       <w:r>
         <w:t xml:space="preserve">Virtual Reality</w:t>
-      </w:r>
-    </w:p>
-    <w:bookmarkEnd w:id="293"/>
-    <w:bookmarkEnd w:id="294"/>
-    <w:bookmarkStart w:id="325" w:name="impressum"/>
-    <w:p>
-      <w:pPr>
-        <w:pStyle w:val="berschrift1"/>
-      </w:pPr>
-      <w:r>
-        <w:t xml:space="preserve">Impressum</w:t>
-      </w:r>
-    </w:p>
-    <w:p>
-      <w:pPr>
-        <w:pStyle w:val="FirstParagraph"/>
-      </w:pPr>
-      <w:r>
-        <w:t xml:space="preserve">TH Köln</w:t>
-      </w:r>
-      <w:r>
-        <w:t xml:space="preserve"> </w:t>
-      </w:r>
-      <w:r>
-        <w:t xml:space="preserve">Claudiustraße 1</w:t>
-      </w:r>
-      <w:r>
-        <w:t xml:space="preserve"> </w:t>
-      </w:r>
-      <w:r>
-        <w:t xml:space="preserve">50678 Köln</w:t>
-      </w:r>
-      <w:r>
-        <w:t xml:space="preserve"> </w:t>
-      </w:r>
-      <w:hyperlink r:id="rId295">
-        <w:r>
-          <w:rPr>
-            <w:rStyle w:val="Hyperlink"/>
-          </w:rPr>
-          <w:t xml:space="preserve">www.th-koeln.de</w:t>
-        </w:r>
-      </w:hyperlink>
-    </w:p>
-    <w:p>
-      <w:pPr>
-        <w:pStyle w:val="BodyText"/>
-      </w:pPr>
-      <w:r>
-        <w:t xml:space="preserve">Verantwortlich</w:t>
-      </w:r>
-    </w:p>
-    <w:p>
-      <w:pPr>
-        <w:pStyle w:val="BodyText"/>
-      </w:pPr>
-      <w:r>
-        <w:t xml:space="preserve">Projekt Co-Site (Co-Kreation in der Region – Systemisch und innovativ Transfer entwickeln)</w:t>
-      </w:r>
-    </w:p>
-    <w:bookmarkStart w:id="317" w:name="autorinnen"/>
-    <w:p>
-      <w:pPr>
-        <w:pStyle w:val="berschrift2"/>
-      </w:pPr>
-      <w:r>
-        <w:t xml:space="preserve">Autor:innen</w:t>
-      </w:r>
-    </w:p>
-    <w:p>
-      <w:pPr>
-        <w:pStyle w:val="FirstParagraph"/>
-      </w:pPr>
-      <w:r>
-        <w:t xml:space="preserve">Alexander Fekete, ORCID:</w:t>
-      </w:r>
-      <w:r>
-        <w:t xml:space="preserve"> </w:t>
-      </w:r>
-      <w:hyperlink r:id="rId296">
-        <w:r>
-          <w:rPr>
-            <w:rStyle w:val="Hyperlink"/>
-          </w:rPr>
-          <w:t xml:space="preserve">0000-0002-8029-6774</w:t>
-        </w:r>
-      </w:hyperlink>
-      <w:r>
-        <w:t xml:space="preserve">, TH Köln - Fakultät für Anlagen, Energie- und Maschinensysteme, Institut für Rettungsingenieurwesen und Gefahrenabwehr (IRG)</w:t>
-      </w:r>
-    </w:p>
-    <w:p>
-      <w:pPr>
-        <w:pStyle w:val="BodyText"/>
-      </w:pPr>
-      <w:r>
-        <w:t xml:space="preserve">Alexandra Tönies, TH Köln - Fakultät für Anlagen, Energie- und Maschinensysteme, Institut für Produktentwicklung und Konstruktionstechnik (IPK)</w:t>
-      </w:r>
-    </w:p>
-    <w:p>
-      <w:pPr>
-        <w:pStyle w:val="BodyText"/>
-      </w:pPr>
-      <w:r>
-        <w:t xml:space="preserve">Anne Diessner, TH Köln - Fakultät für Raumentwicklung und Infrastruktursysteme</w:t>
-      </w:r>
-    </w:p>
-    <w:p>
-      <w:pPr>
-        <w:pStyle w:val="BodyText"/>
-      </w:pPr>
-      <w:r>
-        <w:t xml:space="preserve">Antti Olbrisch, Kolpingstadt Kerpen, Fachbereich Klima und Umwelt</w:t>
-      </w:r>
-    </w:p>
-    <w:p>
-      <w:pPr>
-        <w:pStyle w:val="BodyText"/>
-      </w:pPr>
-      <w:r>
-        <w:t xml:space="preserve">Barbara Elisabeth Frick, ORCID:</w:t>
-      </w:r>
-      <w:r>
-        <w:t xml:space="preserve"> </w:t>
-      </w:r>
-      <w:hyperlink r:id="rId297">
-        <w:r>
-          <w:rPr>
-            <w:rStyle w:val="Hyperlink"/>
-          </w:rPr>
-          <w:t xml:space="preserve">0009-0000-5881-6123</w:t>
-        </w:r>
-      </w:hyperlink>
-      <w:r>
-        <w:t xml:space="preserve">, TH Köln - Fakultät für Informations- und Kommunikationswissenschaften, Institut für Informationswissenschaft (IWS)</w:t>
-      </w:r>
-    </w:p>
-    <w:p>
-      <w:pPr>
-        <w:pStyle w:val="BodyText"/>
-      </w:pPr>
-      <w:r>
-        <w:t xml:space="preserve">Carla Frohn, ORCID:</w:t>
-      </w:r>
-      <w:r>
-        <w:t xml:space="preserve"> </w:t>
-      </w:r>
-      <w:hyperlink r:id="rId298">
-        <w:r>
-          <w:rPr>
-            <w:rStyle w:val="Hyperlink"/>
-          </w:rPr>
-          <w:t xml:space="preserve">0009-0007-8663-1856</w:t>
-        </w:r>
-      </w:hyperlink>
-      <w:r>
-        <w:t xml:space="preserve">, TH Köln - Fakultät für Anlagen, Energie- und Maschinensysteme, Institut für Produktentwicklung und Konstruktionstechnik (IPK)</w:t>
-      </w:r>
-    </w:p>
-    <w:p>
-      <w:pPr>
-        <w:pStyle w:val="BodyText"/>
-      </w:pPr>
-      <w:r>
-        <w:t xml:space="preserve">Chris Hetkämper, ORCID:</w:t>
-      </w:r>
-      <w:r>
-        <w:t xml:space="preserve"> </w:t>
-      </w:r>
-      <w:hyperlink r:id="rId299">
-        <w:r>
-          <w:rPr>
-            <w:rStyle w:val="Hyperlink"/>
-          </w:rPr>
-          <w:t xml:space="preserve">0000-0001-5873-921X</w:t>
-        </w:r>
-      </w:hyperlink>
-      <w:r>
-        <w:t xml:space="preserve">, TH Köln - Fakultät für Anlagen, Energie- und Maschinensysteme, Institut für Rettungsingenieurwesen und Gefahrenabwehr (IRG)</w:t>
-      </w:r>
-    </w:p>
-    <w:p>
-      <w:pPr>
-        <w:pStyle w:val="BodyText"/>
-      </w:pPr>
-      <w:r>
-        <w:t xml:space="preserve">Claudia Frick, ORCID:</w:t>
-      </w:r>
-      <w:r>
-        <w:t xml:space="preserve"> </w:t>
-      </w:r>
-      <w:hyperlink r:id="rId300">
-        <w:r>
-          <w:rPr>
-            <w:rStyle w:val="Hyperlink"/>
-          </w:rPr>
-          <w:t xml:space="preserve">0000-0002-5291-4301</w:t>
-        </w:r>
-      </w:hyperlink>
-      <w:r>
-        <w:t xml:space="preserve">, TH Köln - Fakultät für Informations- und Kommunikationswissenschaften, Institut für Informationswissenschaft (IWS)</w:t>
-      </w:r>
-    </w:p>
-    <w:p>
-      <w:pPr>
-        <w:pStyle w:val="BodyText"/>
-      </w:pPr>
-      <w:r>
-        <w:t xml:space="preserve">Daniel Beckers, TH Köln - Fakultät für Anlagen, Energie- und Maschinensysteme, Institut für Rettungsingenieurwesen und Gefahrenabwehr (IRG)</w:t>
-      </w:r>
-    </w:p>
-    <w:p>
-      <w:pPr>
-        <w:pStyle w:val="BodyText"/>
-      </w:pPr>
-      <w:r>
-        <w:t xml:space="preserve">Friederike Holtmann, ORCID:</w:t>
-      </w:r>
-      <w:r>
-        <w:t xml:space="preserve"> </w:t>
-      </w:r>
-      <w:hyperlink r:id="rId301">
-        <w:r>
-          <w:rPr>
-            <w:rStyle w:val="Hyperlink"/>
-          </w:rPr>
-          <w:t xml:space="preserve">0009-0004-3451-0962</w:t>
-        </w:r>
-      </w:hyperlink>
-      <w:r>
-        <w:t xml:space="preserve">, TH Köln - Fakultät für Anlagen, Energie- und Maschinensysteme, Institut für Produktentwicklung und Konstruktionstechnik (IPK)</w:t>
-      </w:r>
-    </w:p>
-    <w:p>
-      <w:pPr>
-        <w:pStyle w:val="BodyText"/>
-      </w:pPr>
-      <w:r>
-        <w:t xml:space="preserve">Georg Lamberty, TH Köln - Fakultät für Raumentwicklung und Infrastruktursysteme, Institute for Technology and Resources Management in the Tropics and Subtropics (ITT)</w:t>
-      </w:r>
-    </w:p>
-    <w:p>
-      <w:pPr>
-        <w:pStyle w:val="BodyText"/>
-      </w:pPr>
-      <w:r>
-        <w:t xml:space="preserve">Henny Grotehusmann, TH Köln - Fakultät für Raumentwicklung und Infrastruktursysteme</w:t>
-      </w:r>
-    </w:p>
-    <w:p>
-      <w:pPr>
-        <w:pStyle w:val="BodyText"/>
-      </w:pPr>
-      <w:r>
-        <w:t xml:space="preserve">Ilona Arcaro, TH Köln - Akademie für wissenschaftliche Weiterbildung, Wissenschaftliche Weiterbildung</w:t>
-      </w:r>
-    </w:p>
-    <w:p>
-      <w:pPr>
-        <w:pStyle w:val="BodyText"/>
-      </w:pPr>
-      <w:r>
-        <w:t xml:space="preserve">Ines Könsgen, ORCID:</w:t>
-      </w:r>
-      <w:r>
-        <w:t xml:space="preserve"> </w:t>
-      </w:r>
-      <w:hyperlink r:id="rId302">
-        <w:r>
-          <w:rPr>
-            <w:rStyle w:val="Hyperlink"/>
-          </w:rPr>
-          <w:t xml:space="preserve">0009-0009-2260-8301</w:t>
-        </w:r>
-      </w:hyperlink>
-      <w:r>
-        <w:t xml:space="preserve">, TH Köln - Fakultät für Raumentwicklung und Infrastruktursysteme, Institute for Technology and Resources Management in the Tropics and Subtropics (ITT)</w:t>
-      </w:r>
-    </w:p>
-    <w:p>
-      <w:pPr>
-        <w:pStyle w:val="BodyText"/>
-      </w:pPr>
-      <w:r>
-        <w:t xml:space="preserve">Isabell Mayer, Kolpingstadt Kerpen, Fachbereich Klima und Umwelt</w:t>
-      </w:r>
-    </w:p>
-    <w:p>
-      <w:pPr>
-        <w:pStyle w:val="BodyText"/>
-      </w:pPr>
-      <w:r>
-        <w:t xml:space="preserve">Jan-Niklas Terschüren, ORCID:</w:t>
-      </w:r>
-      <w:r>
-        <w:t xml:space="preserve"> </w:t>
-      </w:r>
-      <w:hyperlink r:id="rId303">
-        <w:r>
-          <w:rPr>
-            <w:rStyle w:val="Hyperlink"/>
-          </w:rPr>
-          <w:t xml:space="preserve">0009-0000-9016-4831</w:t>
-        </w:r>
-      </w:hyperlink>
-      <w:r>
-        <w:t xml:space="preserve">, TH Köln - Fakultät für Anlagen, Energie- und Maschinensysteme, Institut für Produktentwicklung und Konstruktionstechnik (IPK)</w:t>
-      </w:r>
-    </w:p>
-    <w:p>
-      <w:pPr>
-        <w:pStyle w:val="BodyText"/>
-      </w:pPr>
-      <w:r>
-        <w:t xml:space="preserve">Johanna Schmidt, ORCID:</w:t>
-      </w:r>
-      <w:r>
-        <w:t xml:space="preserve"> </w:t>
-      </w:r>
-      <w:hyperlink r:id="rId304">
-        <w:r>
-          <w:rPr>
-            <w:rStyle w:val="Hyperlink"/>
-          </w:rPr>
-          <w:t xml:space="preserve">0000-0001-8827-9461</w:t>
-        </w:r>
-      </w:hyperlink>
-      <w:r>
-        <w:t xml:space="preserve">, Stadt Leverkusen, Fachbereich Mobilität und Klimaschutz</w:t>
-      </w:r>
-    </w:p>
-    <w:p>
-      <w:pPr>
-        <w:pStyle w:val="BodyText"/>
-      </w:pPr>
-      <w:r>
-        <w:t xml:space="preserve">Johanne Kaufmann, TH Köln - Fakultät für Raumentwicklung und Infrastruktursysteme</w:t>
-      </w:r>
-    </w:p>
-    <w:p>
-      <w:pPr>
-        <w:pStyle w:val="BodyText"/>
-      </w:pPr>
-      <w:r>
-        <w:t xml:space="preserve">Juan Luis Ramirez Duval, ORCID:</w:t>
-      </w:r>
-      <w:r>
-        <w:t xml:space="preserve"> </w:t>
-      </w:r>
-      <w:hyperlink r:id="rId305">
-        <w:r>
-          <w:rPr>
-            <w:rStyle w:val="Hyperlink"/>
-          </w:rPr>
-          <w:t xml:space="preserve">0000-0003-2239-8921</w:t>
-        </w:r>
-      </w:hyperlink>
-      <w:r>
-        <w:t xml:space="preserve">, TH Köln - Fakultät für Raumentwicklung und Infrastruktursysteme</w:t>
-      </w:r>
-    </w:p>
-    <w:p>
-      <w:pPr>
-        <w:pStyle w:val="BodyText"/>
-      </w:pPr>
-      <w:r>
-        <w:t xml:space="preserve">Julia Laux, ORCID:</w:t>
-      </w:r>
-      <w:r>
-        <w:t xml:space="preserve"> </w:t>
-      </w:r>
-      <w:hyperlink r:id="rId306">
-        <w:r>
-          <w:rPr>
-            <w:rStyle w:val="Hyperlink"/>
-          </w:rPr>
-          <w:t xml:space="preserve">0009-0002-5293-561X</w:t>
-        </w:r>
-      </w:hyperlink>
-      <w:r>
-        <w:t xml:space="preserve">, TH Köln - Fakultät für Informations- und Kommunikationswissenschaften (IWS)</w:t>
-      </w:r>
-    </w:p>
-    <w:p>
-      <w:pPr>
-        <w:pStyle w:val="BodyText"/>
-      </w:pPr>
-      <w:r>
-        <w:t xml:space="preserve">Julian Bleckmann, Kolpingstadt Kerpen, Fachbereich Klima und Umwelt</w:t>
-      </w:r>
-    </w:p>
-    <w:p>
-      <w:pPr>
-        <w:pStyle w:val="BodyText"/>
-      </w:pPr>
-      <w:r>
-        <w:t xml:space="preserve">Lambert Heller, ORCID:</w:t>
-      </w:r>
-      <w:r>
-        <w:t xml:space="preserve"> </w:t>
-      </w:r>
-      <w:hyperlink r:id="rId307">
-        <w:r>
-          <w:rPr>
-            <w:rStyle w:val="Hyperlink"/>
-          </w:rPr>
-          <w:t xml:space="preserve">0000-0003-0232-7085</w:t>
-        </w:r>
-      </w:hyperlink>
-      <w:r>
-        <w:t xml:space="preserve">, TIB - Leibniz Informationszentrum Technik und Naturwissenschaften</w:t>
-      </w:r>
-    </w:p>
-    <w:p>
-      <w:pPr>
-        <w:pStyle w:val="BodyText"/>
-      </w:pPr>
-      <w:r>
-        <w:t xml:space="preserve">Larissa Müller, ORCID:</w:t>
-      </w:r>
-      <w:r>
-        <w:t xml:space="preserve"> </w:t>
-      </w:r>
-      <w:hyperlink r:id="rId308">
-        <w:r>
-          <w:rPr>
-            <w:rStyle w:val="Hyperlink"/>
-          </w:rPr>
-          <w:t xml:space="preserve">0000-0002-9854-3403</w:t>
-        </w:r>
-      </w:hyperlink>
-      <w:r>
-        <w:t xml:space="preserve">, TH Köln - Fakultät für Anlagen, Energie- und Maschinensysteme, Institut für Produktentwicklung und Konstruktionstechnik (IPK)</w:t>
-      </w:r>
-    </w:p>
-    <w:p>
-      <w:pPr>
-        <w:pStyle w:val="BodyText"/>
-      </w:pPr>
-      <w:r>
-        <w:t xml:space="preserve">Lars Dietrich, ORCID:</w:t>
-      </w:r>
-      <w:r>
-        <w:t xml:space="preserve"> </w:t>
-      </w:r>
-      <w:hyperlink r:id="rId309">
-        <w:r>
-          <w:rPr>
-            <w:rStyle w:val="Hyperlink"/>
-          </w:rPr>
-          <w:t xml:space="preserve">0000-0003-3407-166X</w:t>
-        </w:r>
-      </w:hyperlink>
-      <w:r>
-        <w:t xml:space="preserve">, Stadt Leverkusen, NaturGut Ophoven und Justus-Liebig-Universität Gießen, Institut für Biologiedidaktik</w:t>
-      </w:r>
-    </w:p>
-    <w:p>
-      <w:pPr>
-        <w:pStyle w:val="BodyText"/>
-      </w:pPr>
-      <w:r>
-        <w:t xml:space="preserve">Lars Ribbe, ORCID:</w:t>
-      </w:r>
-      <w:r>
-        <w:t xml:space="preserve"> </w:t>
-      </w:r>
-      <w:hyperlink r:id="rId310">
-        <w:r>
-          <w:rPr>
-            <w:rStyle w:val="Hyperlink"/>
-          </w:rPr>
-          <w:t xml:space="preserve">0000-0003-3052-1782</w:t>
-        </w:r>
-      </w:hyperlink>
-      <w:r>
-        <w:t xml:space="preserve">, TH Köln - Fakultät für Raumentwicklung und Infrastruktursysteme, Institute for Technology and Resources Management in the Tropics and Subtropics (ITT)</w:t>
-      </w:r>
-    </w:p>
-    <w:p>
-      <w:pPr>
-        <w:pStyle w:val="BodyText"/>
-      </w:pPr>
-      <w:r>
-        <w:t xml:space="preserve">Muhammed Enes Bodur, ORCID:</w:t>
-      </w:r>
-      <w:r>
-        <w:t xml:space="preserve"> </w:t>
-      </w:r>
-      <w:hyperlink r:id="rId311">
-        <w:r>
-          <w:rPr>
-            <w:rStyle w:val="Hyperlink"/>
-          </w:rPr>
-          <w:t xml:space="preserve">0009-0001-2984-5766</w:t>
-        </w:r>
-      </w:hyperlink>
-      <w:r>
-        <w:t xml:space="preserve">, TH Köln - Fakultät für Anlagen, Energie- und Maschinensysteme, Institut für Rettungsingenieurwesen und Gefahrenabwehr (IRG)</w:t>
-      </w:r>
-    </w:p>
-    <w:p>
-      <w:pPr>
-        <w:pStyle w:val="BodyText"/>
-      </w:pPr>
-      <w:r>
-        <w:t xml:space="preserve">Nico Buck, ORCID:</w:t>
-      </w:r>
-      <w:r>
-        <w:t xml:space="preserve"> </w:t>
-      </w:r>
-      <w:hyperlink r:id="rId312">
-        <w:r>
-          <w:rPr>
-            <w:rStyle w:val="Hyperlink"/>
-          </w:rPr>
-          <w:t xml:space="preserve">0009-0002-9390-1336</w:t>
-        </w:r>
-      </w:hyperlink>
-      <w:r>
-        <w:t xml:space="preserve">, TH Köln - Fakultät für Anlagen, Energie- und Maschinensysteme, Institut für Produktentwicklung und Konstruktionstechnik (IPK)</w:t>
-      </w:r>
-    </w:p>
-    <w:p>
-      <w:pPr>
-        <w:pStyle w:val="BodyText"/>
-      </w:pPr>
-      <w:r>
-        <w:t xml:space="preserve">Regina Harms, ORCID:</w:t>
-      </w:r>
-      <w:r>
-        <w:t xml:space="preserve"> </w:t>
-      </w:r>
-      <w:hyperlink r:id="rId313">
-        <w:r>
-          <w:rPr>
-            <w:rStyle w:val="Hyperlink"/>
-          </w:rPr>
-          <w:t xml:space="preserve">0009-0000-3988-3937</w:t>
-        </w:r>
-      </w:hyperlink>
-      <w:r>
-        <w:t xml:space="preserve">, TH Köln - Fakultät für Informations- und Kommunikationswissenschaften, Institut für Informationswissenschaft (IWS)</w:t>
-      </w:r>
-    </w:p>
-    <w:p>
-      <w:pPr>
-        <w:pStyle w:val="BodyText"/>
-      </w:pPr>
-      <w:r>
-        <w:t xml:space="preserve">Sandra Alfonso de Nehren, ORCID:</w:t>
-      </w:r>
-      <w:r>
-        <w:t xml:space="preserve"> </w:t>
-      </w:r>
-      <w:hyperlink r:id="rId314">
-        <w:r>
-          <w:rPr>
-            <w:rStyle w:val="Hyperlink"/>
-          </w:rPr>
-          <w:t xml:space="preserve">0009-0005-2435-7666</w:t>
-        </w:r>
-      </w:hyperlink>
-      <w:r>
-        <w:t xml:space="preserve">, TH Köln - Fakultät für Raumentwicklung und Infrastruktursysteme, Institute for Technology and Resources Management in the Tropics and Subtropics (ITT)</w:t>
-      </w:r>
-    </w:p>
-    <w:p>
-      <w:pPr>
-        <w:pStyle w:val="BodyText"/>
-      </w:pPr>
-      <w:r>
-        <w:t xml:space="preserve">Silke Meilwes, TH Köln - Fakultät für Raumentwicklung und Infrastruktursysteme, Institute for Technology and Resources Management in the Tropics and Subtropics (ITT)</w:t>
-      </w:r>
-    </w:p>
-    <w:p>
-      <w:pPr>
-        <w:pStyle w:val="BodyText"/>
-      </w:pPr>
-      <w:r>
-        <w:t xml:space="preserve">Silvia Marie Krautzik, ORCID:</w:t>
-      </w:r>
-      <w:r>
-        <w:t xml:space="preserve"> </w:t>
-      </w:r>
-      <w:hyperlink r:id="rId315">
-        <w:r>
-          <w:rPr>
-            <w:rStyle w:val="Hyperlink"/>
-          </w:rPr>
-          <w:t xml:space="preserve">0009-0008-4684-298X</w:t>
-        </w:r>
-      </w:hyperlink>
-      <w:r>
-        <w:t xml:space="preserve">, TH Köln - Fakultät für Raumentwicklung und Infrastruktursysteme, Institute for Technology and Resources Management in the Tropics and Subtropics (ITT)</w:t>
-      </w:r>
-    </w:p>
-    <w:p>
-      <w:pPr>
-        <w:pStyle w:val="BodyText"/>
-      </w:pPr>
-      <w:r>
-        <w:t xml:space="preserve">Surendra Shiwakoti, TH Köln - Fakultät für Raumentwicklung und Infrastruktursysteme</w:t>
-      </w:r>
-    </w:p>
-    <w:p>
-      <w:pPr>
-        <w:pStyle w:val="BodyText"/>
-      </w:pPr>
-      <w:r>
-        <w:t xml:space="preserve">Svenja Bickert-Appleby, ORCID:</w:t>
-      </w:r>
-      <w:r>
-        <w:t xml:space="preserve"> </w:t>
-      </w:r>
-      <w:hyperlink r:id="rId316">
-        <w:r>
-          <w:rPr>
-            <w:rStyle w:val="Hyperlink"/>
-          </w:rPr>
-          <w:t xml:space="preserve">0009-0008-4062-0833</w:t>
-        </w:r>
-      </w:hyperlink>
-      <w:r>
-        <w:t xml:space="preserve">, TH Köln - Fakultät für Anlagen, Energie- und Maschinensysteme, Institut für Produktentwicklung und Konstruktionstechnik (IPK)</w:t>
-      </w:r>
-    </w:p>
-    <w:p>
-      <w:pPr>
-        <w:pStyle w:val="BodyText"/>
-      </w:pPr>
-      <w:r>
-        <w:t xml:space="preserve">##Redaktion</w:t>
-      </w:r>
-    </w:p>
-    <w:p>
-      <w:pPr>
-        <w:pStyle w:val="BodyText"/>
-      </w:pPr>
-      <w:r>
-        <w:t xml:space="preserve">Julia Laux, Barbara Frick, Regina Harms und Claudia Frick</w:t>
-      </w:r>
-    </w:p>
-    <w:bookmarkEnd w:id="317"/>
-    <w:bookmarkStart w:id="319" w:name="programmierung"/>
-    <w:p>
-      <w:pPr>
-        <w:pStyle w:val="berschrift2"/>
-      </w:pPr>
-      <w:r>
-        <w:t xml:space="preserve">Programmierung</w:t>
-      </w:r>
-    </w:p>
-    <w:p>
-      <w:pPr>
-        <w:pStyle w:val="FirstParagraph"/>
-      </w:pPr>
-      <w:r>
-        <w:t xml:space="preserve">Worthington, S., Bailly, K., &amp; Rahr, A. (2024). Co-Site Glossar (Version</w:t>
-      </w:r>
-      <w:r>
-        <w:t xml:space="preserve"> </w:t>
-      </w:r>
-      <w:r>
-        <w:t xml:space="preserve">0.0.1a) [Computer software].</w:t>
-      </w:r>
-      <w:r>
-        <w:t xml:space="preserve"> </w:t>
-      </w:r>
-      <w:hyperlink r:id="rId318">
-        <w:r>
-          <w:rPr>
-            <w:rStyle w:val="Hyperlink"/>
-          </w:rPr>
-          <w:t xml:space="preserve">https://github.com/TIBHannover/co-site-glossar</w:t>
-        </w:r>
-      </w:hyperlink>
-    </w:p>
-    <w:bookmarkEnd w:id="319"/>
-    <w:bookmarkStart w:id="324" w:name="urheberrecht-und-lizenzierung"/>
-    <w:p>
-      <w:pPr>
-        <w:pStyle w:val="berschrift2"/>
-      </w:pPr>
-      <w:r>
-        <w:t xml:space="preserve">Urheberrecht und Lizenzierung</w:t>
-      </w:r>
-    </w:p>
-    <w:p>
-      <w:pPr>
-        <w:pStyle w:val="FirstParagraph"/>
-      </w:pPr>
-      <w:r>
-        <w:t xml:space="preserve">Inhalt - © 2024 Die Autor:innen.</w:t>
-      </w:r>
-      <w:r>
-        <w:t xml:space="preserve"> </w:t>
-      </w:r>
-      <w:hyperlink r:id="rId320">
-        <w:r>
-          <w:rPr>
-            <w:rStyle w:val="Hyperlink"/>
-          </w:rPr>
-          <w:t xml:space="preserve">Attribution-ShareAlike 4.0 International</w:t>
-        </w:r>
-      </w:hyperlink>
-    </w:p>
-    <w:p>
-      <w:pPr>
-        <w:pStyle w:val="BodyText"/>
-      </w:pPr>
-      <w:r>
-        <w:t xml:space="preserve">Code - © 2024 Die Autor:innen.</w:t>
-      </w:r>
-      <w:r>
-        <w:t xml:space="preserve"> </w:t>
-      </w:r>
-      <w:hyperlink r:id="rId321">
-        <w:r>
-          <w:rPr>
-            <w:rStyle w:val="Hyperlink"/>
-          </w:rPr>
-          <w:t xml:space="preserve">MIT-Lizenz</w:t>
-        </w:r>
-      </w:hyperlink>
-      <w:r>
-        <w:t xml:space="preserve"> </w:t>
-      </w:r>
-      <w:r>
-        <w:t xml:space="preserve">|</w:t>
-      </w:r>
-      <w:r>
-        <w:t xml:space="preserve"> </w:t>
-      </w:r>
-      <w:hyperlink r:id="rId318">
-        <w:r>
-          <w:rPr>
-            <w:rStyle w:val="Hyperlink"/>
-          </w:rPr>
-          <w:t xml:space="preserve">Quelle</w:t>
-        </w:r>
-      </w:hyperlink>
-    </w:p>
-    <w:p>
-      <w:pPr>
-        <w:pStyle w:val="BodyText"/>
-      </w:pPr>
-      <w:r>
-        <w:t xml:space="preserve">Daten - Alle produzierten Daten und Datensätze sind</w:t>
-      </w:r>
-      <w:r>
-        <w:t xml:space="preserve"> </w:t>
-      </w:r>
-      <w:hyperlink r:id="rId322">
-        <w:r>
-          <w:rPr>
-            <w:rStyle w:val="Hyperlink"/>
-          </w:rPr>
-          <w:t xml:space="preserve">CC 0</w:t>
-        </w:r>
-      </w:hyperlink>
-      <w:r>
-        <w:t xml:space="preserve">, Public Domain.</w:t>
-      </w:r>
-    </w:p>
-    <w:p>
-      <w:pPr>
-        <w:pStyle w:val="BodyText"/>
-      </w:pPr>
-      <w:r>
-        <w:t xml:space="preserve">Alle Schriftarten, Grafiken und Medienproduktionssoftware, die für die Produktion verwendet werden, sind OSI-konform.</w:t>
-      </w:r>
-    </w:p>
-    <w:p>
-      <w:pPr>
-        <w:pStyle w:val="BodyText"/>
-      </w:pPr>
-      <w:hyperlink r:id="rId323">
-        <w:r>
-          <w:rPr>
-            <w:rStyle w:val="Hyperlink"/>
-          </w:rPr>
-          <w:t xml:space="preserve">FAIR-Grundsätze</w:t>
-        </w:r>
-      </w:hyperlink>
-      <w:r>
-        <w:t xml:space="preserve"> </w:t>
-      </w:r>
-      <w:r>
-        <w:t xml:space="preserve">angewandt</w:t>
-      </w:r>
-    </w:p>
-    <w:p>
-      <w:pPr>
-        <w:pStyle w:val="BodyText"/>
-      </w:pPr>
-      <w:r>
-        <w:t xml:space="preserve">Alle Inhalte und Codes von Dritten unterliegen dem Urheberrecht der Autor:innen, ihren jeweiligen OSI-konformen offenen Lizenzen für den Code und der Lizenz Creative Commons Attribution-ShareAlike 4.0 International für den Inhalt.</w:t>
-      </w:r>
-    </w:p>
-    <w:p>
-      <w:pPr>
-        <w:pStyle w:val="BodyText"/>
-      </w:pPr>
-      <w:r>
-        <w:t xml:space="preserve">Stand: Dezember 2024</w:t>
-      </w:r>
-      <w:r>
-        <w:t xml:space="preserve"> </w:t>
-      </w:r>
-      <w:r>
-        <w:t xml:space="preserve">Zitation: Co-Site (2026): Glossar des Projekts Co-Site (Co-Kreation in der Region – Systemisch und innovativ Transfer entwickeln) (Hrsg. TH Köln)</w:t>
       </w:r>
     </w:p>
     <w:bookmarkEnd w:id="324"/>
@@ -39496,7 +39496,7 @@
       <w:r>
         <w:t xml:space="preserve"> </w:t>
       </w:r>
-      <w:hyperlink r:id="rId314">
+      <w:hyperlink r:id="rId42">
         <w:r>
           <w:rPr>
             <w:rStyle w:val="Hyperlink"/>
@@ -39518,7 +39518,7 @@
       <w:r>
         <w:t xml:space="preserve"> </w:t>
       </w:r>
-      <w:hyperlink r:id="rId316">
+      <w:hyperlink r:id="rId44">
         <w:r>
           <w:rPr>
             <w:rStyle w:val="Hyperlink"/>
@@ -39548,7 +39548,7 @@
       <w:r>
         <w:t xml:space="preserve"> </w:t>
       </w:r>
-      <w:hyperlink r:id="rId311">
+      <w:hyperlink r:id="rId39">
         <w:r>
           <w:rPr>
             <w:rStyle w:val="Hyperlink"/>
@@ -39570,7 +39570,7 @@
       <w:r>
         <w:t xml:space="preserve"> </w:t>
       </w:r>
-      <w:hyperlink r:id="rId312">
+      <w:hyperlink r:id="rId40">
         <w:r>
           <w:rPr>
             <w:rStyle w:val="Hyperlink"/>
@@ -39600,7 +39600,7 @@
       <w:r>
         <w:t xml:space="preserve"> </w:t>
       </w:r>
-      <w:hyperlink r:id="rId309">
+      <w:hyperlink r:id="rId37">
         <w:r>
           <w:rPr>
             <w:rStyle w:val="Hyperlink"/>
@@ -39622,7 +39622,7 @@
       <w:r>
         <w:t xml:space="preserve"> </w:t>
       </w:r>
-      <w:hyperlink r:id="rId296">
+      <w:hyperlink r:id="rId24">
         <w:r>
           <w:rPr>
             <w:rStyle w:val="Hyperlink"/>
@@ -39644,7 +39644,7 @@
       <w:r>
         <w:t xml:space="preserve"> </w:t>
       </w:r>
-      <w:hyperlink r:id="rId297">
+      <w:hyperlink r:id="rId25">
         <w:r>
           <w:rPr>
             <w:rStyle w:val="Hyperlink"/>
@@ -39672,7 +39672,7 @@
       <w:r>
         <w:t xml:space="preserve"> </w:t>
       </w:r>
-      <w:hyperlink r:id="rId300">
+      <w:hyperlink r:id="rId28">
         <w:r>
           <w:rPr>
             <w:rStyle w:val="Hyperlink"/>
@@ -39702,7 +39702,7 @@
       <w:r>
         <w:t xml:space="preserve"> </w:t>
       </w:r>
-      <w:hyperlink r:id="rId313">
+      <w:hyperlink r:id="rId41">
         <w:r>
           <w:rPr>
             <w:rStyle w:val="Hyperlink"/>
@@ -39724,7 +39724,7 @@
       <w:r>
         <w:t xml:space="preserve"> </w:t>
       </w:r>
-      <w:hyperlink r:id="rId307">
+      <w:hyperlink r:id="rId35">
         <w:r>
           <w:rPr>
             <w:rStyle w:val="Hyperlink"/>
@@ -39746,7 +39746,7 @@
       <w:r>
         <w:t xml:space="preserve"> </w:t>
       </w:r>
-      <w:hyperlink r:id="rId299">
+      <w:hyperlink r:id="rId27">
         <w:r>
           <w:rPr>
             <w:rStyle w:val="Hyperlink"/>
@@ -39768,7 +39768,7 @@
       <w:r>
         <w:t xml:space="preserve"> </w:t>
       </w:r>
-      <w:hyperlink r:id="rId301">
+      <w:hyperlink r:id="rId29">
         <w:r>
           <w:rPr>
             <w:rStyle w:val="Hyperlink"/>
@@ -39790,7 +39790,7 @@
       <w:r>
         <w:t xml:space="preserve"> </w:t>
       </w:r>
-      <w:hyperlink r:id="rId298">
+      <w:hyperlink r:id="rId26">
         <w:r>
           <w:rPr>
             <w:rStyle w:val="Hyperlink"/>
@@ -39820,7 +39820,7 @@
       <w:r>
         <w:t xml:space="preserve"> </w:t>
       </w:r>
-      <w:hyperlink r:id="rId302">
+      <w:hyperlink r:id="rId30">
         <w:r>
           <w:rPr>
             <w:rStyle w:val="Hyperlink"/>
@@ -39842,7 +39842,7 @@
       <w:r>
         <w:t xml:space="preserve"> </w:t>
       </w:r>
-      <w:hyperlink r:id="rId315">
+      <w:hyperlink r:id="rId43">
         <w:r>
           <w:rPr>
             <w:rStyle w:val="Hyperlink"/>
@@ -39872,7 +39872,7 @@
       <w:r>
         <w:t xml:space="preserve"> </w:t>
       </w:r>
-      <w:hyperlink r:id="rId306">
+      <w:hyperlink r:id="rId34">
         <w:r>
           <w:rPr>
             <w:rStyle w:val="Hyperlink"/>
@@ -39910,7 +39910,7 @@
       <w:r>
         <w:t xml:space="preserve"> </w:t>
       </w:r>
-      <w:hyperlink r:id="rId308">
+      <w:hyperlink r:id="rId36">
         <w:r>
           <w:rPr>
             <w:rStyle w:val="Hyperlink"/>
@@ -39940,7 +39940,7 @@
       <w:r>
         <w:t xml:space="preserve"> </w:t>
       </w:r>
-      <w:hyperlink r:id="rId305">
+      <w:hyperlink r:id="rId33">
         <w:r>
           <w:rPr>
             <w:rStyle w:val="Hyperlink"/>
@@ -39962,7 +39962,7 @@
       <w:r>
         <w:t xml:space="preserve"> </w:t>
       </w:r>
-      <w:hyperlink r:id="rId310">
+      <w:hyperlink r:id="rId38">
         <w:r>
           <w:rPr>
             <w:rStyle w:val="Hyperlink"/>
@@ -39984,7 +39984,7 @@
       <w:r>
         <w:t xml:space="preserve"> </w:t>
       </w:r>
-      <w:hyperlink r:id="rId304">
+      <w:hyperlink r:id="rId32">
         <w:r>
           <w:rPr>
             <w:rStyle w:val="Hyperlink"/>
@@ -40014,7 +40014,7 @@
       <w:r>
         <w:t xml:space="preserve"> </w:t>
       </w:r>
-      <w:hyperlink r:id="rId303">
+      <w:hyperlink r:id="rId31">
         <w:r>
           <w:rPr>
             <w:rStyle w:val="Hyperlink"/>
@@ -40060,7 +40060,7 @@
       <w:r>
         <w:t xml:space="preserve"> </w:t>
       </w:r>
-      <w:hyperlink r:id="rId318">
+      <w:hyperlink r:id="rId46">
         <w:r>
           <w:rPr>
             <w:rStyle w:val="Hyperlink"/>

--- a/docs/Glossar-des-Projekts-Co-Site.docx
+++ b/docs/Glossar-des-Projekts-Co-Site.docx
@@ -113,7 +113,7 @@
         <w:t xml:space="preserve"> </w:t>
       </w:r>
       <w:r>
-        <w:t xml:space="preserve">09:54:46</w:t>
+        <w:t xml:space="preserve">11:10:44</w:t>
       </w:r>
     </w:p>
     <w:sdt>

--- a/docs/Glossar-des-Projekts-Co-Site.docx
+++ b/docs/Glossar-des-Projekts-Co-Site.docx
@@ -113,7 +113,7 @@
         <w:t xml:space="preserve"> </w:t>
       </w:r>
       <w:r>
-        <w:t xml:space="preserve">11:10:44</w:t>
+        <w:t xml:space="preserve">12:41:58</w:t>
       </w:r>
     </w:p>
     <w:sdt>
@@ -1039,7 +1039,7 @@
     </w:p>
     <w:bookmarkEnd w:id="52"/>
     <w:bookmarkEnd w:id="53"/>
-    <w:bookmarkStart w:id="306" w:name="co-site-glossar"/>
+    <w:bookmarkStart w:id="305" w:name="co-site-glossar"/>
     <w:p>
       <w:pPr>
         <w:pStyle w:val="berschrift1"/>
@@ -1058,7 +1058,7 @@
       <w:r>
         <w:t xml:space="preserve"> </w:t>
       </w:r>
-      <w:hyperlink r:id="rId54">
+      <w:hyperlink r:id="rId21">
         <w:r>
           <w:rPr>
             <w:rStyle w:val="Hyperlink"/>
@@ -1094,18 +1094,18 @@
           <wp:inline>
             <wp:extent cx="5664200" cy="5500567"/>
             <wp:effectExtent b="0" l="0" r="0" t="0"/>
-            <wp:docPr descr="Mind Map" title="Mind Map" id="56" name="Picture"/>
+            <wp:docPr descr="Mind Map" title="Mind Map" id="55" name="Picture"/>
             <a:graphic>
               <a:graphicData uri="http://schemas.openxmlformats.org/drawingml/2006/picture">
                 <pic:pic>
                   <pic:nvPicPr>
-                    <pic:cNvPr descr="images/mindmap.jpg" id="57" name="Picture"/>
+                    <pic:cNvPr descr="images/mindmap.jpg" id="56" name="Picture"/>
                     <pic:cNvPicPr>
                       <a:picLocks noChangeArrowheads="1" noChangeAspect="1"/>
                     </pic:cNvPicPr>
                   </pic:nvPicPr>
                   <pic:blipFill>
-                    <a:blip r:embed="rId55"/>
+                    <a:blip r:embed="rId54"/>
                     <a:stretch>
                       <a:fillRect/>
                     </a:stretch>
@@ -1140,7 +1140,7 @@
       <w:r>
         <w:t xml:space="preserve"> </w:t>
       </w:r>
-      <w:hyperlink r:id="rId58">
+      <w:hyperlink r:id="rId57">
         <w:r>
           <w:rPr>
             <w:rStyle w:val="Hyperlink"/>
@@ -1154,7 +1154,7 @@
         <w:br w:type="page"/>
       </w:r>
     </w:p>
-    <w:bookmarkStart w:id="59" w:name="grad-video"/>
+    <w:bookmarkStart w:id="58" w:name="grad-video"/>
     <w:p>
       <w:pPr>
         <w:pStyle w:val="berschrift3"/>
@@ -1286,8 +1286,8 @@
         </w:pict>
       </w:r>
     </w:p>
-    <w:bookmarkEnd w:id="59"/>
-    <w:bookmarkStart w:id="60" w:name="ar-brille"/>
+    <w:bookmarkEnd w:id="58"/>
+    <w:bookmarkStart w:id="59" w:name="ar-brille"/>
     <w:p>
       <w:pPr>
         <w:pStyle w:val="berschrift3"/>
@@ -1419,8 +1419,8 @@
         </w:pict>
       </w:r>
     </w:p>
-    <w:bookmarkEnd w:id="60"/>
-    <w:bookmarkStart w:id="61" w:name="agenda-2030"/>
+    <w:bookmarkEnd w:id="59"/>
+    <w:bookmarkStart w:id="60" w:name="agenda-2030"/>
     <w:p>
       <w:pPr>
         <w:pStyle w:val="berschrift3"/>
@@ -1540,8 +1540,8 @@
         </w:pict>
       </w:r>
     </w:p>
-    <w:bookmarkEnd w:id="61"/>
-    <w:bookmarkStart w:id="62" w:name="agilität"/>
+    <w:bookmarkEnd w:id="60"/>
+    <w:bookmarkStart w:id="61" w:name="agilität"/>
     <w:p>
       <w:pPr>
         <w:pStyle w:val="berschrift3"/>
@@ -1659,8 +1659,8 @@
         </w:pict>
       </w:r>
     </w:p>
-    <w:bookmarkEnd w:id="62"/>
-    <w:bookmarkStart w:id="63" w:name="akteurinnen"/>
+    <w:bookmarkEnd w:id="61"/>
+    <w:bookmarkStart w:id="62" w:name="akteurinnen"/>
     <w:p>
       <w:pPr>
         <w:pStyle w:val="berschrift3"/>
@@ -1766,8 +1766,8 @@
         </w:pict>
       </w:r>
     </w:p>
-    <w:bookmarkEnd w:id="63"/>
-    <w:bookmarkStart w:id="64" w:name="akteursnetzwerkanalyse"/>
+    <w:bookmarkEnd w:id="62"/>
+    <w:bookmarkStart w:id="63" w:name="akteursnetzwerkanalyse"/>
     <w:p>
       <w:pPr>
         <w:pStyle w:val="berschrift3"/>
@@ -1871,8 +1871,8 @@
         </w:pict>
       </w:r>
     </w:p>
-    <w:bookmarkEnd w:id="64"/>
-    <w:bookmarkStart w:id="65" w:name="allgemeine-weiterbildung"/>
+    <w:bookmarkEnd w:id="63"/>
+    <w:bookmarkStart w:id="64" w:name="allgemeine-weiterbildung"/>
     <w:p>
       <w:pPr>
         <w:pStyle w:val="berschrift3"/>
@@ -2004,8 +2004,8 @@
         </w:pict>
       </w:r>
     </w:p>
-    <w:bookmarkEnd w:id="65"/>
-    <w:bookmarkStart w:id="66" w:name="ambiguität"/>
+    <w:bookmarkEnd w:id="64"/>
+    <w:bookmarkStart w:id="65" w:name="ambiguität"/>
     <w:p>
       <w:pPr>
         <w:pStyle w:val="berschrift3"/>
@@ -2069,8 +2069,8 @@
         </w:pict>
       </w:r>
     </w:p>
-    <w:bookmarkEnd w:id="66"/>
-    <w:bookmarkStart w:id="67" w:name="anpassungsfähigkeit"/>
+    <w:bookmarkEnd w:id="65"/>
+    <w:bookmarkStart w:id="66" w:name="anpassungsfähigkeit"/>
     <w:p>
       <w:pPr>
         <w:pStyle w:val="berschrift3"/>
@@ -2244,8 +2244,8 @@
         </w:pict>
       </w:r>
     </w:p>
-    <w:bookmarkEnd w:id="67"/>
-    <w:bookmarkStart w:id="68" w:name="augmented-reality"/>
+    <w:bookmarkEnd w:id="66"/>
+    <w:bookmarkStart w:id="67" w:name="augmented-reality"/>
     <w:p>
       <w:pPr>
         <w:pStyle w:val="berschrift3"/>
@@ -2403,8 +2403,8 @@
         </w:pict>
       </w:r>
     </w:p>
-    <w:bookmarkEnd w:id="68"/>
-    <w:bookmarkStart w:id="69" w:name="augmented-virtuality"/>
+    <w:bookmarkEnd w:id="67"/>
+    <w:bookmarkStart w:id="68" w:name="augmented-virtuality"/>
     <w:p>
       <w:pPr>
         <w:pStyle w:val="berschrift3"/>
@@ -2522,8 +2522,8 @@
         </w:pict>
       </w:r>
     </w:p>
-    <w:bookmarkEnd w:id="69"/>
-    <w:bookmarkStart w:id="70" w:name="balanced-scorecard"/>
+    <w:bookmarkEnd w:id="68"/>
+    <w:bookmarkStart w:id="69" w:name="balanced-scorecard"/>
     <w:p>
       <w:pPr>
         <w:pStyle w:val="berschrift3"/>
@@ -2599,8 +2599,8 @@
         </w:pict>
       </w:r>
     </w:p>
-    <w:bookmarkEnd w:id="70"/>
-    <w:bookmarkStart w:id="71" w:name="bedarfsanalyse"/>
+    <w:bookmarkEnd w:id="69"/>
+    <w:bookmarkStart w:id="70" w:name="bedarfsanalyse"/>
     <w:p>
       <w:pPr>
         <w:pStyle w:val="berschrift3"/>
@@ -2690,8 +2690,8 @@
         </w:pict>
       </w:r>
     </w:p>
-    <w:bookmarkEnd w:id="71"/>
-    <w:bookmarkStart w:id="72" w:name="begleitforschung"/>
+    <w:bookmarkEnd w:id="70"/>
+    <w:bookmarkStart w:id="71" w:name="begleitforschung"/>
     <w:p>
       <w:pPr>
         <w:pStyle w:val="berschrift3"/>
@@ -2851,8 +2851,8 @@
         </w:pict>
       </w:r>
     </w:p>
-    <w:bookmarkEnd w:id="72"/>
-    <w:bookmarkStart w:id="73" w:name="berufliche-weiterbildung"/>
+    <w:bookmarkEnd w:id="71"/>
+    <w:bookmarkStart w:id="72" w:name="berufliche-weiterbildung"/>
     <w:p>
       <w:pPr>
         <w:pStyle w:val="berschrift3"/>
@@ -2958,8 +2958,8 @@
         </w:pict>
       </w:r>
     </w:p>
-    <w:bookmarkEnd w:id="73"/>
-    <w:bookmarkStart w:id="74" w:name="best-practices"/>
+    <w:bookmarkEnd w:id="72"/>
+    <w:bookmarkStart w:id="73" w:name="best-practices"/>
     <w:p>
       <w:pPr>
         <w:pStyle w:val="berschrift3"/>
@@ -3058,8 +3058,8 @@
         </w:pict>
       </w:r>
     </w:p>
-    <w:bookmarkEnd w:id="74"/>
-    <w:bookmarkStart w:id="75" w:name="betriebliche-weiterbildung"/>
+    <w:bookmarkEnd w:id="73"/>
+    <w:bookmarkStart w:id="74" w:name="betriebliche-weiterbildung"/>
     <w:p>
       <w:pPr>
         <w:pStyle w:val="berschrift3"/>
@@ -3151,8 +3151,8 @@
         </w:pict>
       </w:r>
     </w:p>
-    <w:bookmarkEnd w:id="75"/>
-    <w:bookmarkStart w:id="76" w:name="bevölkerungsschutz"/>
+    <w:bookmarkEnd w:id="74"/>
+    <w:bookmarkStart w:id="75" w:name="bevölkerungsschutz"/>
     <w:p>
       <w:pPr>
         <w:pStyle w:val="berschrift3"/>
@@ -3216,8 +3216,8 @@
         </w:pict>
       </w:r>
     </w:p>
-    <w:bookmarkEnd w:id="76"/>
-    <w:bookmarkStart w:id="77" w:name="bewältigungskapazität"/>
+    <w:bookmarkEnd w:id="75"/>
+    <w:bookmarkStart w:id="76" w:name="bewältigungskapazität"/>
     <w:p>
       <w:pPr>
         <w:pStyle w:val="berschrift3"/>
@@ -3351,8 +3351,8 @@
         </w:pict>
       </w:r>
     </w:p>
-    <w:bookmarkEnd w:id="77"/>
-    <w:bookmarkStart w:id="78" w:name="bildung-für-nachhaltige-entwicklung"/>
+    <w:bookmarkEnd w:id="76"/>
+    <w:bookmarkStart w:id="77" w:name="bildung-für-nachhaltige-entwicklung"/>
     <w:p>
       <w:pPr>
         <w:pStyle w:val="berschrift3"/>
@@ -3456,8 +3456,8 @@
         </w:pict>
       </w:r>
     </w:p>
-    <w:bookmarkEnd w:id="78"/>
-    <w:bookmarkStart w:id="79" w:name="biodiversitätskorridor"/>
+    <w:bookmarkEnd w:id="77"/>
+    <w:bookmarkStart w:id="78" w:name="biodiversitätskorridor"/>
     <w:p>
       <w:pPr>
         <w:pStyle w:val="berschrift3"/>
@@ -3647,8 +3647,8 @@
         </w:pict>
       </w:r>
     </w:p>
-    <w:bookmarkEnd w:id="79"/>
-    <w:bookmarkStart w:id="80" w:name="blackout"/>
+    <w:bookmarkEnd w:id="78"/>
+    <w:bookmarkStart w:id="79" w:name="blackout"/>
     <w:p>
       <w:pPr>
         <w:pStyle w:val="berschrift3"/>
@@ -3712,8 +3712,8 @@
         </w:pict>
       </w:r>
     </w:p>
-    <w:bookmarkEnd w:id="80"/>
-    <w:bookmarkStart w:id="81" w:name="blau-grüne-infrastruktur"/>
+    <w:bookmarkEnd w:id="79"/>
+    <w:bookmarkStart w:id="80" w:name="blau-grüne-infrastruktur"/>
     <w:p>
       <w:pPr>
         <w:pStyle w:val="berschrift3"/>
@@ -3962,8 +3962,8 @@
         </w:pict>
       </w:r>
     </w:p>
-    <w:bookmarkEnd w:id="81"/>
-    <w:bookmarkStart w:id="82" w:name="blaue-infrastruktur"/>
+    <w:bookmarkEnd w:id="80"/>
+    <w:bookmarkStart w:id="81" w:name="blaue-infrastruktur"/>
     <w:p>
       <w:pPr>
         <w:pStyle w:val="berschrift3"/>
@@ -4146,8 +4146,8 @@
         </w:pict>
       </w:r>
     </w:p>
-    <w:bookmarkEnd w:id="82"/>
-    <w:bookmarkStart w:id="83" w:name="bodengebundene-fassadenbegrünung"/>
+    <w:bookmarkEnd w:id="81"/>
+    <w:bookmarkStart w:id="82" w:name="bodengebundene-fassadenbegrünung"/>
     <w:p>
       <w:pPr>
         <w:pStyle w:val="berschrift3"/>
@@ -4305,8 +4305,8 @@
         </w:pict>
       </w:r>
     </w:p>
-    <w:bookmarkEnd w:id="83"/>
-    <w:bookmarkStart w:id="84" w:name="change-agents"/>
+    <w:bookmarkEnd w:id="82"/>
+    <w:bookmarkStart w:id="83" w:name="change-agents"/>
     <w:p>
       <w:pPr>
         <w:pStyle w:val="berschrift3"/>
@@ -4480,8 +4480,8 @@
         </w:pict>
       </w:r>
     </w:p>
-    <w:bookmarkEnd w:id="84"/>
-    <w:bookmarkStart w:id="85" w:name="citizen-science"/>
+    <w:bookmarkEnd w:id="83"/>
+    <w:bookmarkStart w:id="84" w:name="citizen-science"/>
     <w:p>
       <w:pPr>
         <w:pStyle w:val="berschrift3"/>
@@ -4587,8 +4587,8 @@
         </w:pict>
       </w:r>
     </w:p>
-    <w:bookmarkEnd w:id="85"/>
-    <w:bookmarkStart w:id="86" w:name="co-design"/>
+    <w:bookmarkEnd w:id="84"/>
+    <w:bookmarkStart w:id="85" w:name="co-design"/>
     <w:p>
       <w:pPr>
         <w:pStyle w:val="berschrift3"/>
@@ -4825,8 +4825,8 @@
         </w:pict>
       </w:r>
     </w:p>
-    <w:bookmarkEnd w:id="86"/>
-    <w:bookmarkStart w:id="87" w:name="co-kreation"/>
+    <w:bookmarkEnd w:id="85"/>
+    <w:bookmarkStart w:id="86" w:name="co-kreation"/>
     <w:p>
       <w:pPr>
         <w:pStyle w:val="berschrift3"/>
@@ -4988,8 +4988,8 @@
         </w:pict>
       </w:r>
     </w:p>
-    <w:bookmarkEnd w:id="87"/>
-    <w:bookmarkStart w:id="88" w:name="co-site"/>
+    <w:bookmarkEnd w:id="86"/>
+    <w:bookmarkStart w:id="87" w:name="co-site"/>
     <w:p>
       <w:pPr>
         <w:pStyle w:val="berschrift3"/>
@@ -5323,8 +5323,8 @@
         </w:pict>
       </w:r>
     </w:p>
-    <w:bookmarkEnd w:id="88"/>
-    <w:bookmarkStart w:id="89" w:name="co-site-glossar-1"/>
+    <w:bookmarkEnd w:id="87"/>
+    <w:bookmarkStart w:id="88" w:name="co-site-glossar-1"/>
     <w:p>
       <w:pPr>
         <w:pStyle w:val="berschrift3"/>
@@ -5491,8 +5491,8 @@
         </w:pict>
       </w:r>
     </w:p>
-    <w:bookmarkEnd w:id="89"/>
-    <w:bookmarkStart w:id="90" w:name="co-kreative-wissenschaftskommunikation"/>
+    <w:bookmarkEnd w:id="88"/>
+    <w:bookmarkStart w:id="89" w:name="co-kreative-wissenschaftskommunikation"/>
     <w:p>
       <w:pPr>
         <w:pStyle w:val="berschrift3"/>
@@ -5736,8 +5736,8 @@
         </w:pict>
       </w:r>
     </w:p>
-    <w:bookmarkEnd w:id="90"/>
-    <w:bookmarkStart w:id="91" w:name="co-kreativer-workshop"/>
+    <w:bookmarkEnd w:id="89"/>
+    <w:bookmarkStart w:id="90" w:name="co-kreativer-workshop"/>
     <w:p>
       <w:pPr>
         <w:pStyle w:val="berschrift3"/>
@@ -5911,8 +5911,8 @@
         </w:pict>
       </w:r>
     </w:p>
-    <w:bookmarkEnd w:id="91"/>
-    <w:bookmarkStart w:id="92" w:name="controller"/>
+    <w:bookmarkEnd w:id="90"/>
+    <w:bookmarkStart w:id="91" w:name="controller"/>
     <w:p>
       <w:pPr>
         <w:pStyle w:val="berschrift3"/>
@@ -6018,8 +6018,8 @@
         </w:pict>
       </w:r>
     </w:p>
-    <w:bookmarkEnd w:id="92"/>
-    <w:bookmarkStart w:id="93" w:name="dachbegrünung"/>
+    <w:bookmarkEnd w:id="91"/>
+    <w:bookmarkStart w:id="92" w:name="dachbegrünung"/>
     <w:p>
       <w:pPr>
         <w:pStyle w:val="berschrift3"/>
@@ -6193,8 +6193,8 @@
         </w:pict>
       </w:r>
     </w:p>
-    <w:bookmarkEnd w:id="93"/>
-    <w:bookmarkStart w:id="94" w:name="dateiformat"/>
+    <w:bookmarkEnd w:id="92"/>
+    <w:bookmarkStart w:id="93" w:name="dateiformat"/>
     <w:p>
       <w:pPr>
         <w:pStyle w:val="berschrift3"/>
@@ -6218,8 +6218,8 @@
         </w:pict>
       </w:r>
     </w:p>
-    <w:bookmarkEnd w:id="94"/>
-    <w:bookmarkStart w:id="95" w:name="datenerfassung"/>
+    <w:bookmarkEnd w:id="93"/>
+    <w:bookmarkStart w:id="94" w:name="datenerfassung"/>
     <w:p>
       <w:pPr>
         <w:pStyle w:val="berschrift3"/>
@@ -6309,8 +6309,8 @@
         </w:pict>
       </w:r>
     </w:p>
-    <w:bookmarkEnd w:id="95"/>
-    <w:bookmarkStart w:id="96" w:name="dateninteroperabilität"/>
+    <w:bookmarkEnd w:id="94"/>
+    <w:bookmarkStart w:id="95" w:name="dateninteroperabilität"/>
     <w:p>
       <w:pPr>
         <w:pStyle w:val="berschrift3"/>
@@ -6388,8 +6388,8 @@
         </w:pict>
       </w:r>
     </w:p>
-    <w:bookmarkEnd w:id="96"/>
-    <w:bookmarkStart w:id="97" w:name="datenkatalog"/>
+    <w:bookmarkEnd w:id="95"/>
+    <w:bookmarkStart w:id="96" w:name="datenkatalog"/>
     <w:p>
       <w:pPr>
         <w:pStyle w:val="berschrift3"/>
@@ -6537,8 +6537,8 @@
         </w:pict>
       </w:r>
     </w:p>
-    <w:bookmarkEnd w:id="97"/>
-    <w:bookmarkStart w:id="98" w:name="datenvisualisierung"/>
+    <w:bookmarkEnd w:id="96"/>
+    <w:bookmarkStart w:id="97" w:name="datenvisualisierung"/>
     <w:p>
       <w:pPr>
         <w:pStyle w:val="berschrift3"/>
@@ -6742,8 +6742,8 @@
         </w:pict>
       </w:r>
     </w:p>
-    <w:bookmarkEnd w:id="98"/>
-    <w:bookmarkStart w:id="99" w:name="deutsche-nachhaltigkeitsstrategie"/>
+    <w:bookmarkEnd w:id="97"/>
+    <w:bookmarkStart w:id="98" w:name="deutsche-nachhaltigkeitsstrategie"/>
     <w:p>
       <w:pPr>
         <w:pStyle w:val="berschrift3"/>
@@ -6915,8 +6915,8 @@
         </w:pict>
       </w:r>
     </w:p>
-    <w:bookmarkEnd w:id="99"/>
-    <w:bookmarkStart w:id="100" w:name="dezentrale-regenwasserversickerung"/>
+    <w:bookmarkEnd w:id="98"/>
+    <w:bookmarkStart w:id="99" w:name="dezentrale-regenwasserversickerung"/>
     <w:p>
       <w:pPr>
         <w:pStyle w:val="berschrift3"/>
@@ -7090,8 +7090,8 @@
         </w:pict>
       </w:r>
     </w:p>
-    <w:bookmarkEnd w:id="100"/>
-    <w:bookmarkStart w:id="101" w:name="dialoggruppe"/>
+    <w:bookmarkEnd w:id="99"/>
+    <w:bookmarkStart w:id="100" w:name="dialoggruppe"/>
     <w:p>
       <w:pPr>
         <w:pStyle w:val="berschrift3"/>
@@ -7281,8 +7281,8 @@
         </w:pict>
       </w:r>
     </w:p>
-    <w:bookmarkEnd w:id="101"/>
-    <w:bookmarkStart w:id="102" w:name="didaktisches-design"/>
+    <w:bookmarkEnd w:id="100"/>
+    <w:bookmarkStart w:id="101" w:name="didaktisches-design"/>
     <w:p>
       <w:pPr>
         <w:pStyle w:val="berschrift3"/>
@@ -7374,8 +7374,8 @@
         </w:pict>
       </w:r>
     </w:p>
-    <w:bookmarkEnd w:id="102"/>
-    <w:bookmarkStart w:id="103" w:name="digitaler-zwilling"/>
+    <w:bookmarkEnd w:id="101"/>
+    <w:bookmarkStart w:id="102" w:name="digitaler-zwilling"/>
     <w:p>
       <w:pPr>
         <w:pStyle w:val="berschrift3"/>
@@ -7453,8 +7453,8 @@
         </w:pict>
       </w:r>
     </w:p>
-    <w:bookmarkEnd w:id="103"/>
-    <w:bookmarkStart w:id="104" w:name="dürre"/>
+    <w:bookmarkEnd w:id="102"/>
+    <w:bookmarkStart w:id="103" w:name="dürre"/>
     <w:p>
       <w:pPr>
         <w:pStyle w:val="berschrift3"/>
@@ -7635,8 +7635,8 @@
         </w:pict>
       </w:r>
     </w:p>
-    <w:bookmarkEnd w:id="104"/>
-    <w:bookmarkStart w:id="105" w:name="dürreindex"/>
+    <w:bookmarkEnd w:id="103"/>
+    <w:bookmarkStart w:id="104" w:name="dürreindex"/>
     <w:p>
       <w:pPr>
         <w:pStyle w:val="berschrift3"/>
@@ -7740,8 +7740,8 @@
         </w:pict>
       </w:r>
     </w:p>
-    <w:bookmarkEnd w:id="105"/>
-    <w:bookmarkStart w:id="106" w:name="entsiegelung"/>
+    <w:bookmarkEnd w:id="104"/>
+    <w:bookmarkStart w:id="105" w:name="entsiegelung"/>
     <w:p>
       <w:pPr>
         <w:pStyle w:val="berschrift3"/>
@@ -7957,8 +7957,8 @@
         </w:pict>
       </w:r>
     </w:p>
-    <w:bookmarkEnd w:id="106"/>
-    <w:bookmarkStart w:id="107" w:name="entwicklungsteam"/>
+    <w:bookmarkEnd w:id="105"/>
+    <w:bookmarkStart w:id="106" w:name="entwicklungsteam"/>
     <w:p>
       <w:pPr>
         <w:pStyle w:val="berschrift3"/>
@@ -8078,8 +8078,8 @@
         </w:pict>
       </w:r>
     </w:p>
-    <w:bookmarkEnd w:id="107"/>
-    <w:bookmarkStart w:id="108" w:name="evaluation"/>
+    <w:bookmarkEnd w:id="106"/>
+    <w:bookmarkStart w:id="107" w:name="evaluation"/>
     <w:p>
       <w:pPr>
         <w:pStyle w:val="berschrift3"/>
@@ -8171,8 +8171,8 @@
         </w:pict>
       </w:r>
     </w:p>
-    <w:bookmarkEnd w:id="108"/>
-    <w:bookmarkStart w:id="109" w:name="evapotranspiration"/>
+    <w:bookmarkEnd w:id="107"/>
+    <w:bookmarkStart w:id="108" w:name="evapotranspiration"/>
     <w:p>
       <w:pPr>
         <w:pStyle w:val="berschrift3"/>
@@ -8521,8 +8521,8 @@
         </w:pict>
       </w:r>
     </w:p>
-    <w:bookmarkEnd w:id="109"/>
-    <w:bookmarkStart w:id="110" w:name="expertisegruppe"/>
+    <w:bookmarkEnd w:id="108"/>
+    <w:bookmarkStart w:id="109" w:name="expertisegruppe"/>
     <w:p>
       <w:pPr>
         <w:pStyle w:val="berschrift3"/>
@@ -8614,8 +8614,8 @@
         </w:pict>
       </w:r>
     </w:p>
-    <w:bookmarkEnd w:id="110"/>
-    <w:bookmarkStart w:id="111" w:name="exposition"/>
+    <w:bookmarkEnd w:id="109"/>
+    <w:bookmarkStart w:id="110" w:name="exposition"/>
     <w:p>
       <w:pPr>
         <w:pStyle w:val="berschrift3"/>
@@ -8775,8 +8775,8 @@
         </w:pict>
       </w:r>
     </w:p>
-    <w:bookmarkEnd w:id="111"/>
-    <w:bookmarkStart w:id="112" w:name="extended-reality"/>
+    <w:bookmarkEnd w:id="110"/>
+    <w:bookmarkStart w:id="111" w:name="extended-reality"/>
     <w:p>
       <w:pPr>
         <w:pStyle w:val="berschrift3"/>
@@ -8812,8 +8812,8 @@
         </w:pict>
       </w:r>
     </w:p>
-    <w:bookmarkEnd w:id="112"/>
-    <w:bookmarkStart w:id="113" w:name="extensive-dachbegrünung"/>
+    <w:bookmarkEnd w:id="111"/>
+    <w:bookmarkStart w:id="112" w:name="extensive-dachbegrünung"/>
     <w:p>
       <w:pPr>
         <w:pStyle w:val="berschrift3"/>
@@ -9015,8 +9015,8 @@
         </w:pict>
       </w:r>
     </w:p>
-    <w:bookmarkEnd w:id="113"/>
-    <w:bookmarkStart w:id="114" w:name="externe-wissenschaftskommunikation"/>
+    <w:bookmarkEnd w:id="112"/>
+    <w:bookmarkStart w:id="113" w:name="externe-wissenschaftskommunikation"/>
     <w:p>
       <w:pPr>
         <w:pStyle w:val="berschrift3"/>
@@ -9206,8 +9206,8 @@
         </w:pict>
       </w:r>
     </w:p>
-    <w:bookmarkEnd w:id="114"/>
-    <w:bookmarkStart w:id="115" w:name="extremereignis"/>
+    <w:bookmarkEnd w:id="113"/>
+    <w:bookmarkStart w:id="114" w:name="extremereignis"/>
     <w:p>
       <w:pPr>
         <w:pStyle w:val="berschrift3"/>
@@ -9486,8 +9486,8 @@
         </w:pict>
       </w:r>
     </w:p>
-    <w:bookmarkEnd w:id="115"/>
-    <w:bookmarkStart w:id="116" w:name="eye-tracking"/>
+    <w:bookmarkEnd w:id="114"/>
+    <w:bookmarkStart w:id="115" w:name="eye-tracking"/>
     <w:p>
       <w:pPr>
         <w:pStyle w:val="berschrift3"/>
@@ -9703,8 +9703,8 @@
         </w:pict>
       </w:r>
     </w:p>
-    <w:bookmarkEnd w:id="116"/>
-    <w:bookmarkStart w:id="117" w:name="fassadenbegrünung"/>
+    <w:bookmarkEnd w:id="115"/>
+    <w:bookmarkStart w:id="116" w:name="fassadenbegrünung"/>
     <w:p>
       <w:pPr>
         <w:pStyle w:val="berschrift3"/>
@@ -9796,8 +9796,8 @@
         </w:pict>
       </w:r>
     </w:p>
-    <w:bookmarkEnd w:id="117"/>
-    <w:bookmarkStart w:id="118" w:name="fernerkundung"/>
+    <w:bookmarkEnd w:id="116"/>
+    <w:bookmarkStart w:id="117" w:name="fernerkundung"/>
     <w:p>
       <w:pPr>
         <w:pStyle w:val="berschrift3"/>
@@ -9861,8 +9861,8 @@
         </w:pict>
       </w:r>
     </w:p>
-    <w:bookmarkEnd w:id="118"/>
-    <w:bookmarkStart w:id="119" w:name="flusshochwasser"/>
+    <w:bookmarkEnd w:id="117"/>
+    <w:bookmarkStart w:id="118" w:name="flusshochwasser"/>
     <w:p>
       <w:pPr>
         <w:pStyle w:val="berschrift3"/>
@@ -10036,8 +10036,8 @@
         </w:pict>
       </w:r>
     </w:p>
-    <w:bookmarkEnd w:id="119"/>
-    <w:bookmarkStart w:id="120" w:name="fluviales-hochwasser"/>
+    <w:bookmarkEnd w:id="118"/>
+    <w:bookmarkStart w:id="119" w:name="fluviales-hochwasser"/>
     <w:p>
       <w:pPr>
         <w:pStyle w:val="berschrift3"/>
@@ -10192,8 +10192,8 @@
         </w:pict>
       </w:r>
     </w:p>
-    <w:bookmarkEnd w:id="120"/>
-    <w:bookmarkStart w:id="121" w:name="formative-evaluation"/>
+    <w:bookmarkEnd w:id="119"/>
+    <w:bookmarkStart w:id="120" w:name="formative-evaluation"/>
     <w:p>
       <w:pPr>
         <w:pStyle w:val="berschrift3"/>
@@ -10351,8 +10351,8 @@
         </w:pict>
       </w:r>
     </w:p>
-    <w:bookmarkEnd w:id="121"/>
-    <w:bookmarkStart w:id="122" w:name="fortbildung"/>
+    <w:bookmarkEnd w:id="120"/>
+    <w:bookmarkStart w:id="121" w:name="fortbildung"/>
     <w:p>
       <w:pPr>
         <w:pStyle w:val="berschrift3"/>
@@ -10430,8 +10430,8 @@
         </w:pict>
       </w:r>
     </w:p>
-    <w:bookmarkEnd w:id="122"/>
-    <w:bookmarkStart w:id="123" w:name="future-skills"/>
+    <w:bookmarkEnd w:id="121"/>
+    <w:bookmarkStart w:id="122" w:name="future-skills"/>
     <w:p>
       <w:pPr>
         <w:pStyle w:val="berschrift3"/>
@@ -10605,8 +10605,8 @@
         </w:pict>
       </w:r>
     </w:p>
-    <w:bookmarkEnd w:id="123"/>
-    <w:bookmarkStart w:id="124" w:name="fühlbarer-wärmestrom"/>
+    <w:bookmarkEnd w:id="122"/>
+    <w:bookmarkStart w:id="123" w:name="fühlbarer-wärmestrom"/>
     <w:p>
       <w:pPr>
         <w:pStyle w:val="berschrift3"/>
@@ -10806,8 +10806,8 @@
         </w:pict>
       </w:r>
     </w:p>
-    <w:bookmarkEnd w:id="124"/>
-    <w:bookmarkStart w:id="125" w:name="game-based-learning"/>
+    <w:bookmarkEnd w:id="123"/>
+    <w:bookmarkStart w:id="124" w:name="game-based-learning"/>
     <w:p>
       <w:pPr>
         <w:pStyle w:val="berschrift3"/>
@@ -10939,8 +10939,8 @@
         </w:pict>
       </w:r>
     </w:p>
-    <w:bookmarkEnd w:id="125"/>
-    <w:bookmarkStart w:id="126" w:name="gamification"/>
+    <w:bookmarkEnd w:id="124"/>
+    <w:bookmarkStart w:id="125" w:name="gamification"/>
     <w:p>
       <w:pPr>
         <w:pStyle w:val="berschrift3"/>
@@ -11018,8 +11018,8 @@
         </w:pict>
       </w:r>
     </w:p>
-    <w:bookmarkEnd w:id="126"/>
-    <w:bookmarkStart w:id="127" w:name="gefahr"/>
+    <w:bookmarkEnd w:id="125"/>
+    <w:bookmarkStart w:id="126" w:name="gefahr"/>
     <w:p>
       <w:pPr>
         <w:pStyle w:val="berschrift3"/>
@@ -11139,8 +11139,8 @@
         </w:pict>
       </w:r>
     </w:p>
-    <w:bookmarkEnd w:id="127"/>
-    <w:bookmarkStart w:id="128" w:name="gefahrenabwehr"/>
+    <w:bookmarkEnd w:id="126"/>
+    <w:bookmarkStart w:id="127" w:name="gefahrenabwehr"/>
     <w:p>
       <w:pPr>
         <w:pStyle w:val="berschrift3"/>
@@ -11426,8 +11426,8 @@
         </w:pict>
       </w:r>
     </w:p>
-    <w:bookmarkEnd w:id="128"/>
-    <w:bookmarkStart w:id="129" w:name="gefahrenereignis"/>
+    <w:bookmarkEnd w:id="127"/>
+    <w:bookmarkStart w:id="128" w:name="gefahrenereignis"/>
     <w:p>
       <w:pPr>
         <w:pStyle w:val="berschrift3"/>
@@ -11729,8 +11729,8 @@
         </w:pict>
       </w:r>
     </w:p>
-    <w:bookmarkEnd w:id="129"/>
-    <w:bookmarkStart w:id="130" w:name="gefahrenkarte"/>
+    <w:bookmarkEnd w:id="128"/>
+    <w:bookmarkStart w:id="129" w:name="gefahrenkarte"/>
     <w:p>
       <w:pPr>
         <w:pStyle w:val="berschrift3"/>
@@ -11918,8 +11918,8 @@
         </w:pict>
       </w:r>
     </w:p>
-    <w:bookmarkEnd w:id="130"/>
-    <w:bookmarkStart w:id="131" w:name="gemeinwohlorientierung"/>
+    <w:bookmarkEnd w:id="129"/>
+    <w:bookmarkStart w:id="130" w:name="gemeinwohlorientierung"/>
     <w:p>
       <w:pPr>
         <w:pStyle w:val="berschrift3"/>
@@ -12025,8 +12025,8 @@
         </w:pict>
       </w:r>
     </w:p>
-    <w:bookmarkEnd w:id="131"/>
-    <w:bookmarkStart w:id="132" w:name="geonode"/>
+    <w:bookmarkEnd w:id="130"/>
+    <w:bookmarkStart w:id="131" w:name="geonode"/>
     <w:p>
       <w:pPr>
         <w:pStyle w:val="berschrift3"/>
@@ -12172,8 +12172,8 @@
         </w:pict>
       </w:r>
     </w:p>
-    <w:bookmarkEnd w:id="132"/>
-    <w:bookmarkStart w:id="133" w:name="geoserver"/>
+    <w:bookmarkEnd w:id="131"/>
+    <w:bookmarkStart w:id="132" w:name="geoserver"/>
     <w:p>
       <w:pPr>
         <w:pStyle w:val="berschrift3"/>
@@ -12265,8 +12265,8 @@
         </w:pict>
       </w:r>
     </w:p>
-    <w:bookmarkEnd w:id="133"/>
-    <w:bookmarkStart w:id="134" w:name="geodaten"/>
+    <w:bookmarkEnd w:id="132"/>
+    <w:bookmarkStart w:id="133" w:name="geodaten"/>
     <w:p>
       <w:pPr>
         <w:pStyle w:val="berschrift3"/>
@@ -12384,8 +12384,8 @@
         </w:pict>
       </w:r>
     </w:p>
-    <w:bookmarkEnd w:id="134"/>
-    <w:bookmarkStart w:id="135" w:name="geodatenbank"/>
+    <w:bookmarkEnd w:id="133"/>
+    <w:bookmarkStart w:id="134" w:name="geodatenbank"/>
     <w:p>
       <w:pPr>
         <w:pStyle w:val="berschrift3"/>
@@ -12573,8 +12573,8 @@
         </w:pict>
       </w:r>
     </w:p>
-    <w:bookmarkEnd w:id="135"/>
-    <w:bookmarkStart w:id="136" w:name="geodatendienste"/>
+    <w:bookmarkEnd w:id="134"/>
+    <w:bookmarkStart w:id="135" w:name="geodatendienste"/>
     <w:p>
       <w:pPr>
         <w:pStyle w:val="berschrift3"/>
@@ -12736,8 +12736,8 @@
         </w:pict>
       </w:r>
     </w:p>
-    <w:bookmarkEnd w:id="136"/>
-    <w:bookmarkStart w:id="137" w:name="geodatenformat"/>
+    <w:bookmarkEnd w:id="135"/>
+    <w:bookmarkStart w:id="136" w:name="geodatenformat"/>
     <w:p>
       <w:pPr>
         <w:pStyle w:val="berschrift3"/>
@@ -12815,8 +12815,8 @@
         </w:pict>
       </w:r>
     </w:p>
-    <w:bookmarkEnd w:id="137"/>
-    <w:bookmarkStart w:id="138" w:name="geodateninfrastruktur"/>
+    <w:bookmarkEnd w:id="136"/>
+    <w:bookmarkStart w:id="137" w:name="geodateninfrastruktur"/>
     <w:p>
       <w:pPr>
         <w:pStyle w:val="berschrift3"/>
@@ -12990,8 +12990,8 @@
         </w:pict>
       </w:r>
     </w:p>
-    <w:bookmarkEnd w:id="138"/>
-    <w:bookmarkStart w:id="139" w:name="geodatensatz"/>
+    <w:bookmarkEnd w:id="137"/>
+    <w:bookmarkStart w:id="138" w:name="geodatensatz"/>
     <w:p>
       <w:pPr>
         <w:pStyle w:val="berschrift3"/>
@@ -13069,8 +13069,8 @@
         </w:pict>
       </w:r>
     </w:p>
-    <w:bookmarkEnd w:id="139"/>
-    <w:bookmarkStart w:id="140" w:name="geodatenverarbeitung"/>
+    <w:bookmarkEnd w:id="138"/>
+    <w:bookmarkStart w:id="139" w:name="geodatenverarbeitung"/>
     <w:p>
       <w:pPr>
         <w:pStyle w:val="berschrift3"/>
@@ -13190,8 +13190,8 @@
         </w:pict>
       </w:r>
     </w:p>
-    <w:bookmarkEnd w:id="140"/>
-    <w:bookmarkStart w:id="141" w:name="geoinformationssystem"/>
+    <w:bookmarkEnd w:id="139"/>
+    <w:bookmarkStart w:id="140" w:name="geoinformationssystem"/>
     <w:p>
       <w:pPr>
         <w:pStyle w:val="berschrift3"/>
@@ -13393,8 +13393,8 @@
         </w:pict>
       </w:r>
     </w:p>
-    <w:bookmarkEnd w:id="141"/>
-    <w:bookmarkStart w:id="142" w:name="geokodierung"/>
+    <w:bookmarkEnd w:id="140"/>
+    <w:bookmarkStart w:id="141" w:name="geokodierung"/>
     <w:p>
       <w:pPr>
         <w:pStyle w:val="berschrift3"/>
@@ -13472,8 +13472,8 @@
         </w:pict>
       </w:r>
     </w:p>
-    <w:bookmarkEnd w:id="142"/>
-    <w:bookmarkStart w:id="143" w:name="geoportal"/>
+    <w:bookmarkEnd w:id="141"/>
+    <w:bookmarkStart w:id="142" w:name="geoportal"/>
     <w:p>
       <w:pPr>
         <w:pStyle w:val="berschrift3"/>
@@ -13635,8 +13635,8 @@
         </w:pict>
       </w:r>
     </w:p>
-    <w:bookmarkEnd w:id="143"/>
-    <w:bookmarkStart w:id="144" w:name="georeferenzierung"/>
+    <w:bookmarkEnd w:id="142"/>
+    <w:bookmarkStart w:id="143" w:name="georeferenzierung"/>
     <w:p>
       <w:pPr>
         <w:pStyle w:val="berschrift3"/>
@@ -13714,8 +13714,8 @@
         </w:pict>
       </w:r>
     </w:p>
-    <w:bookmarkEnd w:id="144"/>
-    <w:bookmarkStart w:id="145" w:name="geostories"/>
+    <w:bookmarkEnd w:id="143"/>
+    <w:bookmarkStart w:id="144" w:name="geostories"/>
     <w:p>
       <w:pPr>
         <w:pStyle w:val="berschrift3"/>
@@ -13779,8 +13779,8 @@
         </w:pict>
       </w:r>
     </w:p>
-    <w:bookmarkEnd w:id="145"/>
-    <w:bookmarkStart w:id="146" w:name="global-change"/>
+    <w:bookmarkEnd w:id="144"/>
+    <w:bookmarkStart w:id="145" w:name="global-change"/>
     <w:p>
       <w:pPr>
         <w:pStyle w:val="berschrift3"/>
@@ -13891,8 +13891,8 @@
         </w:pict>
       </w:r>
     </w:p>
-    <w:bookmarkEnd w:id="146"/>
-    <w:bookmarkStart w:id="147" w:name="glossar"/>
+    <w:bookmarkEnd w:id="145"/>
+    <w:bookmarkStart w:id="146" w:name="glossar"/>
     <w:p>
       <w:pPr>
         <w:pStyle w:val="berschrift3"/>
@@ -14005,8 +14005,8 @@
         </w:pict>
       </w:r>
     </w:p>
-    <w:bookmarkEnd w:id="147"/>
-    <w:bookmarkStart w:id="148" w:name="green-skills"/>
+    <w:bookmarkEnd w:id="146"/>
+    <w:bookmarkStart w:id="147" w:name="green-skills"/>
     <w:p>
       <w:pPr>
         <w:pStyle w:val="berschrift3"/>
@@ -14180,8 +14180,8 @@
         </w:pict>
       </w:r>
     </w:p>
-    <w:bookmarkEnd w:id="148"/>
-    <w:bookmarkStart w:id="149" w:name="grundhochwasser"/>
+    <w:bookmarkEnd w:id="147"/>
+    <w:bookmarkStart w:id="148" w:name="grundhochwasser"/>
     <w:p>
       <w:pPr>
         <w:pStyle w:val="berschrift3"/>
@@ -14301,8 +14301,8 @@
         </w:pict>
       </w:r>
     </w:p>
-    <w:bookmarkEnd w:id="149"/>
-    <w:bookmarkStart w:id="150" w:name="grün-blaue-infrastruktur"/>
+    <w:bookmarkEnd w:id="148"/>
+    <w:bookmarkStart w:id="149" w:name="grün-blaue-infrastruktur"/>
     <w:p>
       <w:pPr>
         <w:pStyle w:val="berschrift3"/>
@@ -14511,8 +14511,8 @@
         </w:pict>
       </w:r>
     </w:p>
-    <w:bookmarkEnd w:id="150"/>
-    <w:bookmarkStart w:id="151" w:name="grüne-infrastruktur"/>
+    <w:bookmarkEnd w:id="149"/>
+    <w:bookmarkStart w:id="150" w:name="grüne-infrastruktur"/>
     <w:p>
       <w:pPr>
         <w:pStyle w:val="berschrift3"/>
@@ -14700,8 +14700,8 @@
         </w:pict>
       </w:r>
     </w:p>
-    <w:bookmarkEnd w:id="151"/>
-    <w:bookmarkStart w:id="152" w:name="hand-tracking"/>
+    <w:bookmarkEnd w:id="150"/>
+    <w:bookmarkStart w:id="151" w:name="hand-tracking"/>
     <w:p>
       <w:pPr>
         <w:pStyle w:val="berschrift3"/>
@@ -14779,8 +14779,8 @@
         </w:pict>
       </w:r>
     </w:p>
-    <w:bookmarkEnd w:id="152"/>
-    <w:bookmarkStart w:id="153" w:name="head-mounted-display"/>
+    <w:bookmarkEnd w:id="151"/>
+    <w:bookmarkStart w:id="152" w:name="head-mounted-display"/>
     <w:p>
       <w:pPr>
         <w:pStyle w:val="berschrift3"/>
@@ -14884,8 +14884,8 @@
         </w:pict>
       </w:r>
     </w:p>
-    <w:bookmarkEnd w:id="153"/>
-    <w:bookmarkStart w:id="154" w:name="hochwasser"/>
+    <w:bookmarkEnd w:id="152"/>
+    <w:bookmarkStart w:id="153" w:name="hochwasser"/>
     <w:p>
       <w:pPr>
         <w:pStyle w:val="berschrift3"/>
@@ -15026,8 +15026,8 @@
         </w:pict>
       </w:r>
     </w:p>
-    <w:bookmarkEnd w:id="154"/>
-    <w:bookmarkStart w:id="155" w:name="hochwassergefahrenkarte"/>
+    <w:bookmarkEnd w:id="153"/>
+    <w:bookmarkStart w:id="154" w:name="hochwassergefahrenkarte"/>
     <w:p>
       <w:pPr>
         <w:pStyle w:val="berschrift3"/>
@@ -15255,8 +15255,8 @@
         </w:pict>
       </w:r>
     </w:p>
-    <w:bookmarkEnd w:id="155"/>
-    <w:bookmarkStart w:id="156" w:name="hochwasserrisikokarte"/>
+    <w:bookmarkEnd w:id="154"/>
+    <w:bookmarkStart w:id="155" w:name="hochwasserrisikokarte"/>
     <w:p>
       <w:pPr>
         <w:pStyle w:val="berschrift3"/>
@@ -15444,8 +15444,8 @@
         </w:pict>
       </w:r>
     </w:p>
-    <w:bookmarkEnd w:id="156"/>
-    <w:bookmarkStart w:id="157" w:name="härtung"/>
+    <w:bookmarkEnd w:id="155"/>
+    <w:bookmarkStart w:id="156" w:name="härtung"/>
     <w:p>
       <w:pPr>
         <w:pStyle w:val="berschrift3"/>
@@ -15579,8 +15579,8 @@
         </w:pict>
       </w:r>
     </w:p>
-    <w:bookmarkEnd w:id="157"/>
-    <w:bookmarkStart w:id="158" w:name="immersion"/>
+    <w:bookmarkEnd w:id="156"/>
+    <w:bookmarkStart w:id="157" w:name="immersion"/>
     <w:p>
       <w:pPr>
         <w:pStyle w:val="berschrift3"/>
@@ -15784,8 +15784,8 @@
         </w:pict>
       </w:r>
     </w:p>
-    <w:bookmarkEnd w:id="158"/>
-    <w:bookmarkStart w:id="159" w:name="impact"/>
+    <w:bookmarkEnd w:id="157"/>
+    <w:bookmarkStart w:id="158" w:name="impact"/>
     <w:p>
       <w:pPr>
         <w:pStyle w:val="berschrift3"/>
@@ -16015,8 +16015,8 @@
         </w:pict>
       </w:r>
     </w:p>
-    <w:bookmarkEnd w:id="159"/>
-    <w:bookmarkStart w:id="160" w:name="indikator"/>
+    <w:bookmarkEnd w:id="158"/>
+    <w:bookmarkStart w:id="159" w:name="indikator"/>
     <w:p>
       <w:pPr>
         <w:pStyle w:val="berschrift3"/>
@@ -16122,8 +16122,8 @@
         </w:pict>
       </w:r>
     </w:p>
-    <w:bookmarkEnd w:id="160"/>
-    <w:bookmarkStart w:id="161" w:name="infotool"/>
+    <w:bookmarkEnd w:id="159"/>
+    <w:bookmarkStart w:id="160" w:name="infotool"/>
     <w:p>
       <w:pPr>
         <w:pStyle w:val="berschrift3"/>
@@ -16395,8 +16395,8 @@
         </w:pict>
       </w:r>
     </w:p>
-    <w:bookmarkEnd w:id="161"/>
-    <w:bookmarkStart w:id="162" w:name="infrastruktur"/>
+    <w:bookmarkEnd w:id="160"/>
+    <w:bookmarkStart w:id="161" w:name="infrastruktur"/>
     <w:p>
       <w:pPr>
         <w:pStyle w:val="berschrift3"/>
@@ -16523,8 +16523,8 @@
         </w:pict>
       </w:r>
     </w:p>
-    <w:bookmarkEnd w:id="162"/>
-    <w:bookmarkStart w:id="163" w:name="input"/>
+    <w:bookmarkEnd w:id="161"/>
+    <w:bookmarkStart w:id="162" w:name="input"/>
     <w:p>
       <w:pPr>
         <w:pStyle w:val="berschrift3"/>
@@ -16630,8 +16630,8 @@
         </w:pict>
       </w:r>
     </w:p>
-    <w:bookmarkEnd w:id="163"/>
-    <w:bookmarkStart w:id="164" w:name="intensive-dachbegrünung"/>
+    <w:bookmarkEnd w:id="162"/>
+    <w:bookmarkStart w:id="163" w:name="intensive-dachbegrünung"/>
     <w:p>
       <w:pPr>
         <w:pStyle w:val="berschrift3"/>
@@ -16723,8 +16723,8 @@
         </w:pict>
       </w:r>
     </w:p>
-    <w:bookmarkEnd w:id="164"/>
-    <w:bookmarkStart w:id="165" w:name="interdependenz"/>
+    <w:bookmarkEnd w:id="163"/>
+    <w:bookmarkStart w:id="164" w:name="interdependenz"/>
     <w:p>
       <w:pPr>
         <w:pStyle w:val="berschrift3"/>
@@ -16872,8 +16872,8 @@
         </w:pict>
       </w:r>
     </w:p>
-    <w:bookmarkEnd w:id="165"/>
-    <w:bookmarkStart w:id="166" w:name="interne-wissenschaftskommunikation"/>
+    <w:bookmarkEnd w:id="164"/>
+    <w:bookmarkStart w:id="165" w:name="interne-wissenschaftskommunikation"/>
     <w:p>
       <w:pPr>
         <w:pStyle w:val="berschrift3"/>
@@ -16965,8 +16965,8 @@
         </w:pict>
       </w:r>
     </w:p>
-    <w:bookmarkEnd w:id="166"/>
-    <w:bookmarkStart w:id="167" w:name="kritis-branche"/>
+    <w:bookmarkEnd w:id="165"/>
+    <w:bookmarkStart w:id="166" w:name="kritis-branche"/>
     <w:p>
       <w:pPr>
         <w:pStyle w:val="berschrift3"/>
@@ -17044,8 +17044,8 @@
         </w:pict>
       </w:r>
     </w:p>
-    <w:bookmarkEnd w:id="167"/>
-    <w:bookmarkStart w:id="168" w:name="kritis-sektoren"/>
+    <w:bookmarkEnd w:id="166"/>
+    <w:bookmarkStart w:id="167" w:name="kritis-sektoren"/>
     <w:p>
       <w:pPr>
         <w:pStyle w:val="berschrift3"/>
@@ -17144,8 +17144,8 @@
         </w:pict>
       </w:r>
     </w:p>
-    <w:bookmarkEnd w:id="168"/>
-    <w:bookmarkStart w:id="169" w:name="kartenprojektion"/>
+    <w:bookmarkEnd w:id="167"/>
+    <w:bookmarkStart w:id="168" w:name="kartenprojektion"/>
     <w:p>
       <w:pPr>
         <w:pStyle w:val="berschrift3"/>
@@ -17251,8 +17251,8 @@
         </w:pict>
       </w:r>
     </w:p>
-    <w:bookmarkEnd w:id="169"/>
-    <w:bookmarkStart w:id="170" w:name="kaskadeneffekt"/>
+    <w:bookmarkEnd w:id="168"/>
+    <w:bookmarkStart w:id="169" w:name="kaskadeneffekt"/>
     <w:p>
       <w:pPr>
         <w:pStyle w:val="berschrift3"/>
@@ -17410,8 +17410,8 @@
         </w:pict>
       </w:r>
     </w:p>
-    <w:bookmarkEnd w:id="170"/>
-    <w:bookmarkStart w:id="171" w:name="katastrophe"/>
+    <w:bookmarkEnd w:id="169"/>
+    <w:bookmarkStart w:id="170" w:name="katastrophe"/>
     <w:p>
       <w:pPr>
         <w:pStyle w:val="berschrift3"/>
@@ -17608,8 +17608,8 @@
         </w:pict>
       </w:r>
     </w:p>
-    <w:bookmarkEnd w:id="171"/>
-    <w:bookmarkStart w:id="172" w:name="katastrophenschutz"/>
+    <w:bookmarkEnd w:id="170"/>
+    <w:bookmarkStart w:id="171" w:name="katastrophenschutz"/>
     <w:p>
       <w:pPr>
         <w:pStyle w:val="berschrift3"/>
@@ -17837,8 +17837,8 @@
         </w:pict>
       </w:r>
     </w:p>
-    <w:bookmarkEnd w:id="172"/>
-    <w:bookmarkStart w:id="173" w:name="klimaanpassung"/>
+    <w:bookmarkEnd w:id="171"/>
+    <w:bookmarkStart w:id="172" w:name="klimaanpassung"/>
     <w:p>
       <w:pPr>
         <w:pStyle w:val="berschrift3"/>
@@ -18120,8 +18120,8 @@
         </w:pict>
       </w:r>
     </w:p>
-    <w:bookmarkEnd w:id="173"/>
-    <w:bookmarkStart w:id="174" w:name="klimakommunikation"/>
+    <w:bookmarkEnd w:id="172"/>
+    <w:bookmarkStart w:id="173" w:name="klimakommunikation"/>
     <w:p>
       <w:pPr>
         <w:pStyle w:val="berschrift3"/>
@@ -18283,8 +18283,8 @@
         </w:pict>
       </w:r>
     </w:p>
-    <w:bookmarkEnd w:id="174"/>
-    <w:bookmarkStart w:id="175" w:name="klimaresiliente-stadt"/>
+    <w:bookmarkEnd w:id="173"/>
+    <w:bookmarkStart w:id="174" w:name="klimaresiliente-stadt"/>
     <w:p>
       <w:pPr>
         <w:pStyle w:val="berschrift3"/>
@@ -18558,8 +18558,8 @@
         </w:pict>
       </w:r>
     </w:p>
-    <w:bookmarkEnd w:id="175"/>
-    <w:bookmarkStart w:id="176" w:name="klimarisiko"/>
+    <w:bookmarkEnd w:id="174"/>
+    <w:bookmarkStart w:id="175" w:name="klimarisiko"/>
     <w:p>
       <w:pPr>
         <w:pStyle w:val="berschrift3"/>
@@ -18733,8 +18733,8 @@
         </w:pict>
       </w:r>
     </w:p>
-    <w:bookmarkEnd w:id="176"/>
-    <w:bookmarkStart w:id="177" w:name="klimaschutz"/>
+    <w:bookmarkEnd w:id="175"/>
+    <w:bookmarkStart w:id="176" w:name="klimaschutz"/>
     <w:p>
       <w:pPr>
         <w:pStyle w:val="berschrift3"/>
@@ -18943,8 +18943,8 @@
         </w:pict>
       </w:r>
     </w:p>
-    <w:bookmarkEnd w:id="177"/>
-    <w:bookmarkStart w:id="178" w:name="klimawandelanpassung"/>
+    <w:bookmarkEnd w:id="176"/>
+    <w:bookmarkStart w:id="177" w:name="klimawandelanpassung"/>
     <w:p>
       <w:pPr>
         <w:pStyle w:val="berschrift3"/>
@@ -19226,8 +19226,8 @@
         </w:pict>
       </w:r>
     </w:p>
-    <w:bookmarkEnd w:id="178"/>
-    <w:bookmarkStart w:id="179" w:name="kollaborativ"/>
+    <w:bookmarkEnd w:id="177"/>
+    <w:bookmarkStart w:id="178" w:name="kollaborativ"/>
     <w:p>
       <w:pPr>
         <w:pStyle w:val="berschrift3"/>
@@ -19347,8 +19347,8 @@
         </w:pict>
       </w:r>
     </w:p>
-    <w:bookmarkEnd w:id="179"/>
-    <w:bookmarkStart w:id="180" w:name="kommunikation"/>
+    <w:bookmarkEnd w:id="178"/>
+    <w:bookmarkStart w:id="179" w:name="kommunikation"/>
     <w:p>
       <w:pPr>
         <w:pStyle w:val="berschrift3"/>
@@ -19461,8 +19461,8 @@
         </w:pict>
       </w:r>
     </w:p>
-    <w:bookmarkEnd w:id="180"/>
-    <w:bookmarkStart w:id="181" w:name="koordinatensystem"/>
+    <w:bookmarkEnd w:id="179"/>
+    <w:bookmarkStart w:id="180" w:name="koordinatensystem"/>
     <w:p>
       <w:pPr>
         <w:pStyle w:val="berschrift3"/>
@@ -19582,8 +19582,8 @@
         </w:pict>
       </w:r>
     </w:p>
-    <w:bookmarkEnd w:id="181"/>
-    <w:bookmarkStart w:id="182" w:name="krise"/>
+    <w:bookmarkEnd w:id="180"/>
+    <w:bookmarkStart w:id="181" w:name="krise"/>
     <w:p>
       <w:pPr>
         <w:pStyle w:val="berschrift3"/>
@@ -19738,8 +19738,8 @@
         </w:pict>
       </w:r>
     </w:p>
-    <w:bookmarkEnd w:id="182"/>
-    <w:bookmarkStart w:id="183" w:name="krisenmanagement"/>
+    <w:bookmarkEnd w:id="181"/>
+    <w:bookmarkStart w:id="182" w:name="krisenmanagement"/>
     <w:p>
       <w:pPr>
         <w:pStyle w:val="berschrift3"/>
@@ -19871,8 +19871,8 @@
         </w:pict>
       </w:r>
     </w:p>
-    <w:bookmarkEnd w:id="183"/>
-    <w:bookmarkStart w:id="184" w:name="kritische-infrastrukturen"/>
+    <w:bookmarkEnd w:id="182"/>
+    <w:bookmarkStart w:id="183" w:name="kritische-infrastrukturen"/>
     <w:p>
       <w:pPr>
         <w:pStyle w:val="berschrift3"/>
@@ -20025,8 +20025,8 @@
         </w:pict>
       </w:r>
     </w:p>
-    <w:bookmarkEnd w:id="184"/>
-    <w:bookmarkStart w:id="185" w:name="latenter-wärmestrom"/>
+    <w:bookmarkEnd w:id="183"/>
+    <w:bookmarkStart w:id="184" w:name="latenter-wärmestrom"/>
     <w:p>
       <w:pPr>
         <w:pStyle w:val="berschrift3"/>
@@ -20172,8 +20172,8 @@
         </w:pict>
       </w:r>
     </w:p>
-    <w:bookmarkEnd w:id="185"/>
-    <w:bookmarkStart w:id="186" w:name="lernsettings"/>
+    <w:bookmarkEnd w:id="184"/>
+    <w:bookmarkStart w:id="185" w:name="lernsettings"/>
     <w:p>
       <w:pPr>
         <w:pStyle w:val="berschrift3"/>
@@ -20321,8 +20321,8 @@
         </w:pict>
       </w:r>
     </w:p>
-    <w:bookmarkEnd w:id="186"/>
-    <w:bookmarkStart w:id="187" w:name="makroebene"/>
+    <w:bookmarkEnd w:id="185"/>
+    <w:bookmarkStart w:id="186" w:name="makroebene"/>
     <w:p>
       <w:pPr>
         <w:pStyle w:val="berschrift3"/>
@@ -20440,8 +20440,8 @@
         </w:pict>
       </w:r>
     </w:p>
-    <w:bookmarkEnd w:id="187"/>
-    <w:bookmarkStart w:id="188" w:name="megatrends"/>
+    <w:bookmarkEnd w:id="186"/>
+    <w:bookmarkStart w:id="187" w:name="megatrends"/>
     <w:p>
       <w:pPr>
         <w:pStyle w:val="berschrift3"/>
@@ -20505,8 +20505,8 @@
         </w:pict>
       </w:r>
     </w:p>
-    <w:bookmarkEnd w:id="188"/>
-    <w:bookmarkStart w:id="189" w:name="mesoebene"/>
+    <w:bookmarkEnd w:id="187"/>
+    <w:bookmarkStart w:id="188" w:name="mesoebene"/>
     <w:p>
       <w:pPr>
         <w:pStyle w:val="berschrift3"/>
@@ -20598,8 +20598,8 @@
         </w:pict>
       </w:r>
     </w:p>
-    <w:bookmarkEnd w:id="189"/>
-    <w:bookmarkStart w:id="190" w:name="metadaten"/>
+    <w:bookmarkEnd w:id="188"/>
+    <w:bookmarkStart w:id="189" w:name="metadaten"/>
     <w:p>
       <w:pPr>
         <w:pStyle w:val="berschrift3"/>
@@ -20733,8 +20733,8 @@
         </w:pict>
       </w:r>
     </w:p>
-    <w:bookmarkEnd w:id="190"/>
-    <w:bookmarkStart w:id="191" w:name="mikroebene"/>
+    <w:bookmarkEnd w:id="189"/>
+    <w:bookmarkStart w:id="190" w:name="mikroebene"/>
     <w:p>
       <w:pPr>
         <w:pStyle w:val="berschrift3"/>
@@ -20826,8 +20826,8 @@
         </w:pict>
       </w:r>
     </w:p>
-    <w:bookmarkEnd w:id="191"/>
-    <w:bookmarkStart w:id="192" w:name="mikroklima"/>
+    <w:bookmarkEnd w:id="190"/>
+    <w:bookmarkStart w:id="191" w:name="mikroklima"/>
     <w:p>
       <w:pPr>
         <w:pStyle w:val="berschrift3"/>
@@ -21010,8 +21010,8 @@
         </w:pict>
       </w:r>
     </w:p>
-    <w:bookmarkEnd w:id="192"/>
-    <w:bookmarkStart w:id="193" w:name="mixed-reality"/>
+    <w:bookmarkEnd w:id="191"/>
+    <w:bookmarkStart w:id="192" w:name="mixed-reality"/>
     <w:p>
       <w:pPr>
         <w:pStyle w:val="berschrift3"/>
@@ -21129,8 +21129,8 @@
         </w:pict>
       </w:r>
     </w:p>
-    <w:bookmarkEnd w:id="193"/>
-    <w:bookmarkStart w:id="194" w:name="modellregionen"/>
+    <w:bookmarkEnd w:id="192"/>
+    <w:bookmarkStart w:id="193" w:name="modellregionen"/>
     <w:p>
       <w:pPr>
         <w:pStyle w:val="berschrift3"/>
@@ -21194,8 +21194,8 @@
         </w:pict>
       </w:r>
     </w:p>
-    <w:bookmarkEnd w:id="194"/>
-    <w:bookmarkStart w:id="195" w:name="nachhaltigkeit"/>
+    <w:bookmarkEnd w:id="193"/>
+    <w:bookmarkStart w:id="194" w:name="nachhaltigkeit"/>
     <w:p>
       <w:pPr>
         <w:pStyle w:val="berschrift3"/>
@@ -21287,8 +21287,8 @@
         </w:pict>
       </w:r>
     </w:p>
-    <w:bookmarkEnd w:id="195"/>
-    <w:bookmarkStart w:id="196" w:name="nachhaltigkeitsmanagement"/>
+    <w:bookmarkEnd w:id="194"/>
+    <w:bookmarkStart w:id="195" w:name="nachhaltigkeitsmanagement"/>
     <w:p>
       <w:pPr>
         <w:pStyle w:val="berschrift3"/>
@@ -21352,8 +21352,8 @@
         </w:pict>
       </w:r>
     </w:p>
-    <w:bookmarkEnd w:id="196"/>
-    <w:bookmarkStart w:id="197" w:name="nachhaltigkeitsstrategie"/>
+    <w:bookmarkEnd w:id="195"/>
+    <w:bookmarkStart w:id="196" w:name="nachhaltigkeitsstrategie"/>
     <w:p>
       <w:pPr>
         <w:pStyle w:val="berschrift3"/>
@@ -21473,8 +21473,8 @@
         </w:pict>
       </w:r>
     </w:p>
-    <w:bookmarkEnd w:id="197"/>
-    <w:bookmarkStart w:id="198" w:name="naturbasierte-lösung"/>
+    <w:bookmarkEnd w:id="196"/>
+    <w:bookmarkStart w:id="197" w:name="naturbasierte-lösung"/>
     <w:p>
       <w:pPr>
         <w:pStyle w:val="berschrift3"/>
@@ -21578,8 +21578,8 @@
         </w:pict>
       </w:r>
     </w:p>
-    <w:bookmarkEnd w:id="198"/>
-    <w:bookmarkStart w:id="199" w:name="naturgefahren"/>
+    <w:bookmarkEnd w:id="197"/>
+    <w:bookmarkStart w:id="198" w:name="naturgefahren"/>
     <w:p>
       <w:pPr>
         <w:pStyle w:val="berschrift3"/>
@@ -21720,8 +21720,8 @@
         </w:pict>
       </w:r>
     </w:p>
-    <w:bookmarkEnd w:id="199"/>
-    <w:bookmarkStart w:id="200" w:name="naturnahe-flächen"/>
+    <w:bookmarkEnd w:id="198"/>
+    <w:bookmarkStart w:id="199" w:name="naturnahe-flächen"/>
     <w:p>
       <w:pPr>
         <w:pStyle w:val="berschrift3"/>
@@ -21965,8 +21965,8 @@
         </w:pict>
       </w:r>
     </w:p>
-    <w:bookmarkEnd w:id="200"/>
-    <w:bookmarkStart w:id="201" w:name="natürliche-fläche"/>
+    <w:bookmarkEnd w:id="199"/>
+    <w:bookmarkStart w:id="200" w:name="natürliche-fläche"/>
     <w:p>
       <w:pPr>
         <w:pStyle w:val="berschrift3"/>
@@ -22128,8 +22128,8 @@
         </w:pict>
       </w:r>
     </w:p>
-    <w:bookmarkEnd w:id="201"/>
-    <w:bookmarkStart w:id="202" w:name="next-practices"/>
+    <w:bookmarkEnd w:id="200"/>
+    <w:bookmarkStart w:id="201" w:name="next-practices"/>
     <w:p>
       <w:pPr>
         <w:pStyle w:val="berschrift3"/>
@@ -22228,8 +22228,8 @@
         </w:pict>
       </w:r>
     </w:p>
-    <w:bookmarkEnd w:id="202"/>
-    <w:bookmarkStart w:id="203" w:name="open-geospatial-consortium"/>
+    <w:bookmarkEnd w:id="201"/>
+    <w:bookmarkStart w:id="202" w:name="open-geospatial-consortium"/>
     <w:p>
       <w:pPr>
         <w:pStyle w:val="berschrift3"/>
@@ -22265,8 +22265,8 @@
         </w:pict>
       </w:r>
     </w:p>
-    <w:bookmarkEnd w:id="203"/>
-    <w:bookmarkStart w:id="204" w:name="open-science"/>
+    <w:bookmarkEnd w:id="202"/>
+    <w:bookmarkStart w:id="203" w:name="open-science"/>
     <w:p>
       <w:pPr>
         <w:pStyle w:val="berschrift3"/>
@@ -22384,8 +22384,8 @@
         </w:pict>
       </w:r>
     </w:p>
-    <w:bookmarkEnd w:id="204"/>
-    <w:bookmarkStart w:id="205" w:name="outcome"/>
+    <w:bookmarkEnd w:id="203"/>
+    <w:bookmarkStart w:id="204" w:name="outcome"/>
     <w:p>
       <w:pPr>
         <w:pStyle w:val="berschrift3"/>
@@ -22547,8 +22547,8 @@
         </w:pict>
       </w:r>
     </w:p>
-    <w:bookmarkEnd w:id="205"/>
-    <w:bookmarkStart w:id="206" w:name="output"/>
+    <w:bookmarkEnd w:id="204"/>
+    <w:bookmarkStart w:id="205" w:name="output"/>
     <w:p>
       <w:pPr>
         <w:pStyle w:val="berschrift3"/>
@@ -22710,8 +22710,8 @@
         </w:pict>
       </w:r>
     </w:p>
-    <w:bookmarkEnd w:id="206"/>
-    <w:bookmarkStart w:id="207" w:name="pet-wert"/>
+    <w:bookmarkEnd w:id="205"/>
+    <w:bookmarkStart w:id="206" w:name="pet-wert"/>
     <w:p>
       <w:pPr>
         <w:pStyle w:val="berschrift3"/>
@@ -22911,8 +22911,8 @@
         </w:pict>
       </w:r>
     </w:p>
-    <w:bookmarkEnd w:id="207"/>
-    <w:bookmarkStart w:id="208" w:name="partizipation"/>
+    <w:bookmarkEnd w:id="206"/>
+    <w:bookmarkStart w:id="207" w:name="partizipation"/>
     <w:p>
       <w:pPr>
         <w:pStyle w:val="berschrift3"/>
@@ -23158,8 +23158,8 @@
         </w:pict>
       </w:r>
     </w:p>
-    <w:bookmarkEnd w:id="208"/>
-    <w:bookmarkStart w:id="209" w:name="partizipative-wissenschaftskommunikation"/>
+    <w:bookmarkEnd w:id="207"/>
+    <w:bookmarkStart w:id="208" w:name="partizipative-wissenschaftskommunikation"/>
     <w:p>
       <w:pPr>
         <w:pStyle w:val="berschrift3"/>
@@ -23335,8 +23335,8 @@
         </w:pict>
       </w:r>
     </w:p>
-    <w:bookmarkEnd w:id="209"/>
-    <w:bookmarkStart w:id="210" w:name="partnerinnen"/>
+    <w:bookmarkEnd w:id="208"/>
+    <w:bookmarkStart w:id="209" w:name="partnerinnen"/>
     <w:p>
       <w:pPr>
         <w:pStyle w:val="berschrift3"/>
@@ -23477,8 +23477,8 @@
         </w:pict>
       </w:r>
     </w:p>
-    <w:bookmarkEnd w:id="210"/>
-    <w:bookmarkStart w:id="211" w:name="permeable-oberflächen"/>
+    <w:bookmarkEnd w:id="209"/>
+    <w:bookmarkStart w:id="210" w:name="permeable-oberflächen"/>
     <w:p>
       <w:pPr>
         <w:pStyle w:val="berschrift3"/>
@@ -23598,8 +23598,8 @@
         </w:pict>
       </w:r>
     </w:p>
-    <w:bookmarkEnd w:id="211"/>
-    <w:bookmarkStart w:id="212" w:name="pluviales-hochwasser"/>
+    <w:bookmarkEnd w:id="210"/>
+    <w:bookmarkStart w:id="211" w:name="pluviales-hochwasser"/>
     <w:p>
       <w:pPr>
         <w:pStyle w:val="berschrift3"/>
@@ -23754,8 +23754,8 @@
         </w:pict>
       </w:r>
     </w:p>
-    <w:bookmarkEnd w:id="212"/>
-    <w:bookmarkStart w:id="213" w:name="projektkommunikation"/>
+    <w:bookmarkEnd w:id="211"/>
+    <w:bookmarkStart w:id="212" w:name="projektkommunikation"/>
     <w:p>
       <w:pPr>
         <w:pStyle w:val="berschrift3"/>
@@ -23987,8 +23987,8 @@
         </w:pict>
       </w:r>
     </w:p>
-    <w:bookmarkEnd w:id="213"/>
-    <w:bookmarkStart w:id="214" w:name="projektmarketing"/>
+    <w:bookmarkEnd w:id="212"/>
+    <w:bookmarkStart w:id="213" w:name="projektmarketing"/>
     <w:p>
       <w:pPr>
         <w:pStyle w:val="berschrift3"/>
@@ -24108,8 +24108,8 @@
         </w:pict>
       </w:r>
     </w:p>
-    <w:bookmarkEnd w:id="214"/>
-    <w:bookmarkStart w:id="215" w:name="prospektive-evaluation"/>
+    <w:bookmarkEnd w:id="213"/>
+    <w:bookmarkStart w:id="214" w:name="prospektive-evaluation"/>
     <w:p>
       <w:pPr>
         <w:pStyle w:val="berschrift3"/>
@@ -24201,8 +24201,8 @@
         </w:pict>
       </w:r>
     </w:p>
-    <w:bookmarkEnd w:id="215"/>
-    <w:bookmarkStart w:id="216" w:name="prototyp"/>
+    <w:bookmarkEnd w:id="214"/>
+    <w:bookmarkStart w:id="215" w:name="prototyp"/>
     <w:p>
       <w:pPr>
         <w:pStyle w:val="berschrift3"/>
@@ -24308,8 +24308,8 @@
         </w:pict>
       </w:r>
     </w:p>
-    <w:bookmarkEnd w:id="216"/>
-    <w:bookmarkStart w:id="217" w:name="prävention"/>
+    <w:bookmarkEnd w:id="215"/>
+    <w:bookmarkStart w:id="216" w:name="prävention"/>
     <w:p>
       <w:pPr>
         <w:pStyle w:val="berschrift3"/>
@@ -24513,8 +24513,8 @@
         </w:pict>
       </w:r>
     </w:p>
-    <w:bookmarkEnd w:id="217"/>
-    <w:bookmarkStart w:id="218" w:name="qualifikation"/>
+    <w:bookmarkEnd w:id="216"/>
+    <w:bookmarkStart w:id="217" w:name="qualifikation"/>
     <w:p>
       <w:pPr>
         <w:pStyle w:val="berschrift3"/>
@@ -24578,8 +24578,8 @@
         </w:pict>
       </w:r>
     </w:p>
-    <w:bookmarkEnd w:id="218"/>
-    <w:bookmarkStart w:id="219" w:name="qualifizierungsbedarf"/>
+    <w:bookmarkEnd w:id="217"/>
+    <w:bookmarkStart w:id="218" w:name="qualifizierungsbedarf"/>
     <w:p>
       <w:pPr>
         <w:pStyle w:val="berschrift3"/>
@@ -24643,8 +24643,8 @@
         </w:pict>
       </w:r>
     </w:p>
-    <w:bookmarkEnd w:id="219"/>
-    <w:bookmarkStart w:id="220" w:name="rasterdaten"/>
+    <w:bookmarkEnd w:id="218"/>
+    <w:bookmarkStart w:id="219" w:name="rasterdaten"/>
     <w:p>
       <w:pPr>
         <w:pStyle w:val="berschrift3"/>
@@ -24860,8 +24860,8 @@
         </w:pict>
       </w:r>
     </w:p>
-    <w:bookmarkEnd w:id="220"/>
-    <w:bookmarkStart w:id="221" w:name="realexperiment"/>
+    <w:bookmarkEnd w:id="219"/>
+    <w:bookmarkStart w:id="220" w:name="realexperiment"/>
     <w:p>
       <w:pPr>
         <w:pStyle w:val="berschrift3"/>
@@ -25007,8 +25007,8 @@
         </w:pict>
       </w:r>
     </w:p>
-    <w:bookmarkEnd w:id="221"/>
-    <w:bookmarkStart w:id="222" w:name="reallabor"/>
+    <w:bookmarkEnd w:id="220"/>
+    <w:bookmarkStart w:id="221" w:name="reallabor"/>
     <w:p>
       <w:pPr>
         <w:pStyle w:val="berschrift3"/>
@@ -25315,8 +25315,8 @@
         </w:pict>
       </w:r>
     </w:p>
-    <w:bookmarkEnd w:id="222"/>
-    <w:bookmarkStart w:id="223" w:name="regenwasserbewirtschaftung"/>
+    <w:bookmarkEnd w:id="221"/>
+    <w:bookmarkStart w:id="222" w:name="regenwasserbewirtschaftung"/>
     <w:p>
       <w:pPr>
         <w:pStyle w:val="berschrift3"/>
@@ -25546,8 +25546,8 @@
         </w:pict>
       </w:r>
     </w:p>
-    <w:bookmarkEnd w:id="223"/>
-    <w:bookmarkStart w:id="224" w:name="rekultivierung"/>
+    <w:bookmarkEnd w:id="222"/>
+    <w:bookmarkStart w:id="223" w:name="rekultivierung"/>
     <w:p>
       <w:pPr>
         <w:pStyle w:val="berschrift3"/>
@@ -25653,8 +25653,8 @@
         </w:pict>
       </w:r>
     </w:p>
-    <w:bookmarkEnd w:id="224"/>
-    <w:bookmarkStart w:id="225" w:name="renaturierung"/>
+    <w:bookmarkEnd w:id="223"/>
+    <w:bookmarkStart w:id="224" w:name="renaturierung"/>
     <w:p>
       <w:pPr>
         <w:pStyle w:val="berschrift3"/>
@@ -25816,8 +25816,8 @@
         </w:pict>
       </w:r>
     </w:p>
-    <w:bookmarkEnd w:id="225"/>
-    <w:bookmarkStart w:id="226" w:name="resilienz"/>
+    <w:bookmarkEnd w:id="224"/>
+    <w:bookmarkStart w:id="225" w:name="resilienz"/>
     <w:p>
       <w:pPr>
         <w:pStyle w:val="berschrift3"/>
@@ -25951,8 +25951,8 @@
         </w:pict>
       </w:r>
     </w:p>
-    <w:bookmarkEnd w:id="226"/>
-    <w:bookmarkStart w:id="227" w:name="responsive-wissenschaftskommunikation"/>
+    <w:bookmarkEnd w:id="225"/>
+    <w:bookmarkStart w:id="226" w:name="responsive-wissenschaftskommunikation"/>
     <w:p>
       <w:pPr>
         <w:pStyle w:val="berschrift3"/>
@@ -26058,8 +26058,8 @@
         </w:pict>
       </w:r>
     </w:p>
-    <w:bookmarkEnd w:id="227"/>
-    <w:bookmarkStart w:id="228" w:name="retentionsfläche"/>
+    <w:bookmarkEnd w:id="226"/>
+    <w:bookmarkStart w:id="227" w:name="retentionsfläche"/>
     <w:p>
       <w:pPr>
         <w:pStyle w:val="berschrift3"/>
@@ -26221,8 +26221,8 @@
         </w:pict>
       </w:r>
     </w:p>
-    <w:bookmarkEnd w:id="228"/>
-    <w:bookmarkStart w:id="229" w:name="revitalisierung"/>
+    <w:bookmarkEnd w:id="227"/>
+    <w:bookmarkStart w:id="228" w:name="revitalisierung"/>
     <w:p>
       <w:pPr>
         <w:pStyle w:val="berschrift3"/>
@@ -26342,8 +26342,8 @@
         </w:pict>
       </w:r>
     </w:p>
-    <w:bookmarkEnd w:id="229"/>
-    <w:bookmarkStart w:id="230" w:name="risiko"/>
+    <w:bookmarkEnd w:id="228"/>
+    <w:bookmarkStart w:id="229" w:name="risiko"/>
     <w:p>
       <w:pPr>
         <w:pStyle w:val="berschrift3"/>
@@ -26491,8 +26491,8 @@
         </w:pict>
       </w:r>
     </w:p>
-    <w:bookmarkEnd w:id="230"/>
-    <w:bookmarkStart w:id="231" w:name="risikokarte"/>
+    <w:bookmarkEnd w:id="229"/>
+    <w:bookmarkStart w:id="230" w:name="risikokarte"/>
     <w:p>
       <w:pPr>
         <w:pStyle w:val="berschrift3"/>
@@ -26668,8 +26668,8 @@
         </w:pict>
       </w:r>
     </w:p>
-    <w:bookmarkEnd w:id="231"/>
-    <w:bookmarkStart w:id="232" w:name="risikomanagement"/>
+    <w:bookmarkEnd w:id="230"/>
+    <w:bookmarkStart w:id="231" w:name="risikomanagement"/>
     <w:p>
       <w:pPr>
         <w:pStyle w:val="berschrift3"/>
@@ -26873,8 +26873,8 @@
         </w:pict>
       </w:r>
     </w:p>
-    <w:bookmarkEnd w:id="232"/>
-    <w:bookmarkStart w:id="233" w:name="räumliche-analyse"/>
+    <w:bookmarkEnd w:id="231"/>
+    <w:bookmarkStart w:id="232" w:name="räumliche-analyse"/>
     <w:p>
       <w:pPr>
         <w:pStyle w:val="berschrift3"/>
@@ -26994,8 +26994,8 @@
         </w:pict>
       </w:r>
     </w:p>
-    <w:bookmarkEnd w:id="233"/>
-    <w:bookmarkStart w:id="234" w:name="räumliche-auflösung"/>
+    <w:bookmarkEnd w:id="232"/>
+    <w:bookmarkStart w:id="233" w:name="räumliche-auflösung"/>
     <w:p>
       <w:pPr>
         <w:pStyle w:val="berschrift3"/>
@@ -27101,8 +27101,8 @@
         </w:pict>
       </w:r>
     </w:p>
-    <w:bookmarkEnd w:id="234"/>
-    <w:bookmarkStart w:id="235" w:name="rückhaltevolumen"/>
+    <w:bookmarkEnd w:id="233"/>
+    <w:bookmarkStart w:id="234" w:name="rückhaltevolumen"/>
     <w:p>
       <w:pPr>
         <w:pStyle w:val="berschrift3"/>
@@ -27234,8 +27234,8 @@
         </w:pict>
       </w:r>
     </w:p>
-    <w:bookmarkEnd w:id="235"/>
-    <w:bookmarkStart w:id="236" w:name="schaden"/>
+    <w:bookmarkEnd w:id="234"/>
+    <w:bookmarkStart w:id="235" w:name="schaden"/>
     <w:p>
       <w:pPr>
         <w:pStyle w:val="berschrift3"/>
@@ -27474,8 +27474,8 @@
         </w:pict>
       </w:r>
     </w:p>
-    <w:bookmarkEnd w:id="236"/>
-    <w:bookmarkStart w:id="237" w:name="schutzgut"/>
+    <w:bookmarkEnd w:id="235"/>
+    <w:bookmarkStart w:id="236" w:name="schutzgut"/>
     <w:p>
       <w:pPr>
         <w:pStyle w:val="berschrift3"/>
@@ -27637,8 +27637,8 @@
         </w:pict>
       </w:r>
     </w:p>
-    <w:bookmarkEnd w:id="237"/>
-    <w:bookmarkStart w:id="238" w:name="schwammstadt"/>
+    <w:bookmarkEnd w:id="236"/>
+    <w:bookmarkStart w:id="237" w:name="schwammstadt"/>
     <w:p>
       <w:pPr>
         <w:pStyle w:val="berschrift3"/>
@@ -27856,8 +27856,8 @@
         </w:pict>
       </w:r>
     </w:p>
-    <w:bookmarkEnd w:id="238"/>
-    <w:bookmarkStart w:id="239" w:name="sensitivität"/>
+    <w:bookmarkEnd w:id="237"/>
+    <w:bookmarkStart w:id="238" w:name="sensitivität"/>
     <w:p>
       <w:pPr>
         <w:pStyle w:val="berschrift3"/>
@@ -27949,8 +27949,8 @@
         </w:pict>
       </w:r>
     </w:p>
-    <w:bookmarkEnd w:id="239"/>
-    <w:bookmarkStart w:id="240" w:name="serious-games"/>
+    <w:bookmarkEnd w:id="238"/>
+    <w:bookmarkStart w:id="239" w:name="serious-games"/>
     <w:p>
       <w:pPr>
         <w:pStyle w:val="berschrift3"/>
@@ -28042,8 +28042,8 @@
         </w:pict>
       </w:r>
     </w:p>
-    <w:bookmarkEnd w:id="240"/>
-    <w:bookmarkStart w:id="241" w:name="simulationen"/>
+    <w:bookmarkEnd w:id="239"/>
+    <w:bookmarkStart w:id="240" w:name="simulationen"/>
     <w:p>
       <w:pPr>
         <w:pStyle w:val="berschrift3"/>
@@ -28149,8 +28149,8 @@
         </w:pict>
       </w:r>
     </w:p>
-    <w:bookmarkEnd w:id="241"/>
-    <w:bookmarkStart w:id="242" w:name="sites"/>
+    <w:bookmarkEnd w:id="240"/>
+    <w:bookmarkStart w:id="241" w:name="sites"/>
     <w:p>
       <w:pPr>
         <w:pStyle w:val="berschrift3"/>
@@ -28331,8 +28331,8 @@
         </w:pict>
       </w:r>
     </w:p>
-    <w:bookmarkEnd w:id="242"/>
-    <w:bookmarkStart w:id="243" w:name="sozial-ökologische-transformation"/>
+    <w:bookmarkEnd w:id="241"/>
+    <w:bookmarkStart w:id="242" w:name="sozial-ökologische-transformation"/>
     <w:p>
       <w:pPr>
         <w:pStyle w:val="berschrift3"/>
@@ -28450,8 +28450,8 @@
         </w:pict>
       </w:r>
     </w:p>
-    <w:bookmarkEnd w:id="243"/>
-    <w:bookmarkStart w:id="244" w:name="stakeholder"/>
+    <w:bookmarkEnd w:id="242"/>
+    <w:bookmarkStart w:id="243" w:name="stakeholder"/>
     <w:p>
       <w:pPr>
         <w:pStyle w:val="berschrift3"/>
@@ -28613,8 +28613,8 @@
         </w:pict>
       </w:r>
     </w:p>
-    <w:bookmarkEnd w:id="244"/>
-    <w:bookmarkStart w:id="245" w:name="starkregen"/>
+    <w:bookmarkEnd w:id="243"/>
+    <w:bookmarkStart w:id="244" w:name="starkregen"/>
     <w:p>
       <w:pPr>
         <w:pStyle w:val="berschrift3"/>
@@ -28872,8 +28872,8 @@
         </w:pict>
       </w:r>
     </w:p>
-    <w:bookmarkEnd w:id="245"/>
-    <w:bookmarkStart w:id="246" w:name="starkregengefahrenkarte"/>
+    <w:bookmarkEnd w:id="244"/>
+    <w:bookmarkStart w:id="245" w:name="starkregengefahrenkarte"/>
     <w:p>
       <w:pPr>
         <w:pStyle w:val="berschrift3"/>
@@ -29115,8 +29115,8 @@
         </w:pict>
       </w:r>
     </w:p>
-    <w:bookmarkEnd w:id="246"/>
-    <w:bookmarkStart w:id="247" w:name="starkregenindex"/>
+    <w:bookmarkEnd w:id="245"/>
+    <w:bookmarkStart w:id="246" w:name="starkregenindex"/>
     <w:p>
       <w:pPr>
         <w:pStyle w:val="berschrift3"/>
@@ -29206,8 +29206,8 @@
         </w:pict>
       </w:r>
     </w:p>
-    <w:bookmarkEnd w:id="247"/>
-    <w:bookmarkStart w:id="248" w:name="starkregenrisikokarte"/>
+    <w:bookmarkEnd w:id="246"/>
+    <w:bookmarkStart w:id="247" w:name="starkregenrisikokarte"/>
     <w:p>
       <w:pPr>
         <w:pStyle w:val="berschrift3"/>
@@ -29397,8 +29397,8 @@
         </w:pict>
       </w:r>
     </w:p>
-    <w:bookmarkEnd w:id="248"/>
-    <w:bookmarkStart w:id="249" w:name="staudamm"/>
+    <w:bookmarkEnd w:id="247"/>
+    <w:bookmarkStart w:id="248" w:name="staudamm"/>
     <w:p>
       <w:pPr>
         <w:pStyle w:val="berschrift3"/>
@@ -29490,8 +29490,8 @@
         </w:pict>
       </w:r>
     </w:p>
-    <w:bookmarkEnd w:id="249"/>
-    <w:bookmarkStart w:id="250" w:name="sturmflut"/>
+    <w:bookmarkEnd w:id="248"/>
+    <w:bookmarkStart w:id="249" w:name="sturmflut"/>
     <w:p>
       <w:pPr>
         <w:pStyle w:val="berschrift3"/>
@@ -29695,8 +29695,8 @@
         </w:pict>
       </w:r>
     </w:p>
-    <w:bookmarkEnd w:id="250"/>
-    <w:bookmarkStart w:id="251" w:name="summative-evaluation"/>
+    <w:bookmarkEnd w:id="249"/>
+    <w:bookmarkStart w:id="250" w:name="summative-evaluation"/>
     <w:p>
       <w:pPr>
         <w:pStyle w:val="berschrift3"/>
@@ -29774,8 +29774,8 @@
         </w:pict>
       </w:r>
     </w:p>
-    <w:bookmarkEnd w:id="251"/>
-    <w:bookmarkStart w:id="252" w:name="sustainable-development-goals"/>
+    <w:bookmarkEnd w:id="250"/>
+    <w:bookmarkStart w:id="251" w:name="sustainable-development-goals"/>
     <w:p>
       <w:pPr>
         <w:pStyle w:val="berschrift3"/>
@@ -29933,8 +29933,8 @@
         </w:pict>
       </w:r>
     </w:p>
-    <w:bookmarkEnd w:id="252"/>
-    <w:bookmarkStart w:id="253" w:name="system"/>
+    <w:bookmarkEnd w:id="251"/>
+    <w:bookmarkStart w:id="252" w:name="system"/>
     <w:p>
       <w:pPr>
         <w:pStyle w:val="berschrift3"/>
@@ -30012,8 +30012,8 @@
         </w:pict>
       </w:r>
     </w:p>
-    <w:bookmarkEnd w:id="253"/>
-    <w:bookmarkStart w:id="254" w:name="systemwissen"/>
+    <w:bookmarkEnd w:id="252"/>
+    <w:bookmarkStart w:id="253" w:name="systemwissen"/>
     <w:p>
       <w:pPr>
         <w:pStyle w:val="berschrift3"/>
@@ -30159,8 +30159,8 @@
         </w:pict>
       </w:r>
     </w:p>
-    <w:bookmarkEnd w:id="254"/>
-    <w:bookmarkStart w:id="255" w:name="teilentsiegelung"/>
+    <w:bookmarkEnd w:id="253"/>
+    <w:bookmarkStart w:id="254" w:name="teilentsiegelung"/>
     <w:p>
       <w:pPr>
         <w:pStyle w:val="berschrift3"/>
@@ -30308,8 +30308,8 @@
         </w:pict>
       </w:r>
     </w:p>
-    <w:bookmarkEnd w:id="255"/>
-    <w:bookmarkStart w:id="256" w:name="thermische-ausgleichsfunktion"/>
+    <w:bookmarkEnd w:id="254"/>
+    <w:bookmarkStart w:id="255" w:name="thermische-ausgleichsfunktion"/>
     <w:p>
       <w:pPr>
         <w:pStyle w:val="berschrift3"/>
@@ -30483,8 +30483,8 @@
         </w:pict>
       </w:r>
     </w:p>
-    <w:bookmarkEnd w:id="256"/>
-    <w:bookmarkStart w:id="257" w:name="thermische-belastung"/>
+    <w:bookmarkEnd w:id="255"/>
+    <w:bookmarkStart w:id="256" w:name="thermische-belastung"/>
     <w:p>
       <w:pPr>
         <w:pStyle w:val="berschrift3"/>
@@ -30604,8 +30604,8 @@
         </w:pict>
       </w:r>
     </w:p>
-    <w:bookmarkEnd w:id="257"/>
-    <w:bookmarkStart w:id="258" w:name="thermische-energie"/>
+    <w:bookmarkEnd w:id="256"/>
+    <w:bookmarkStart w:id="257" w:name="thermische-energie"/>
     <w:p>
       <w:pPr>
         <w:pStyle w:val="berschrift3"/>
@@ -30737,8 +30737,8 @@
         </w:pict>
       </w:r>
     </w:p>
-    <w:bookmarkEnd w:id="258"/>
-    <w:bookmarkStart w:id="259" w:name="transdisziplinäres-arbeiten"/>
+    <w:bookmarkEnd w:id="257"/>
+    <w:bookmarkStart w:id="258" w:name="transdisziplinäres-arbeiten"/>
     <w:p>
       <w:pPr>
         <w:pStyle w:val="berschrift3"/>
@@ -30872,8 +30872,8 @@
         </w:pict>
       </w:r>
     </w:p>
-    <w:bookmarkEnd w:id="259"/>
-    <w:bookmarkStart w:id="260" w:name="transfer"/>
+    <w:bookmarkEnd w:id="258"/>
+    <w:bookmarkStart w:id="259" w:name="transfer"/>
     <w:p>
       <w:pPr>
         <w:pStyle w:val="berschrift3"/>
@@ -30979,8 +30979,8 @@
         </w:pict>
       </w:r>
     </w:p>
-    <w:bookmarkEnd w:id="260"/>
-    <w:bookmarkStart w:id="261" w:name="transferbeirat"/>
+    <w:bookmarkEnd w:id="259"/>
+    <w:bookmarkStart w:id="260" w:name="transferbeirat"/>
     <w:p>
       <w:pPr>
         <w:pStyle w:val="berschrift3"/>
@@ -31128,8 +31128,8 @@
         </w:pict>
       </w:r>
     </w:p>
-    <w:bookmarkEnd w:id="261"/>
-    <w:bookmarkStart w:id="262" w:name="transfermodus-1"/>
+    <w:bookmarkEnd w:id="260"/>
+    <w:bookmarkStart w:id="261" w:name="transfermodus-1"/>
     <w:p>
       <w:pPr>
         <w:pStyle w:val="berschrift3"/>
@@ -31345,8 +31345,8 @@
         </w:pict>
       </w:r>
     </w:p>
-    <w:bookmarkEnd w:id="262"/>
-    <w:bookmarkStart w:id="263" w:name="transfermodus-2a"/>
+    <w:bookmarkEnd w:id="261"/>
+    <w:bookmarkStart w:id="262" w:name="transfermodus-2a"/>
     <w:p>
       <w:pPr>
         <w:pStyle w:val="berschrift3"/>
@@ -31564,8 +31564,8 @@
         </w:pict>
       </w:r>
     </w:p>
-    <w:bookmarkEnd w:id="263"/>
-    <w:bookmarkStart w:id="264" w:name="transfermodus-2b"/>
+    <w:bookmarkEnd w:id="262"/>
+    <w:bookmarkStart w:id="263" w:name="transfermodus-2b"/>
     <w:p>
       <w:pPr>
         <w:pStyle w:val="berschrift3"/>
@@ -31797,8 +31797,8 @@
         </w:pict>
       </w:r>
     </w:p>
-    <w:bookmarkEnd w:id="264"/>
-    <w:bookmarkStart w:id="265" w:name="transformation"/>
+    <w:bookmarkEnd w:id="263"/>
+    <w:bookmarkStart w:id="264" w:name="transformation"/>
     <w:p>
       <w:pPr>
         <w:pStyle w:val="berschrift3"/>
@@ -31890,8 +31890,8 @@
         </w:pict>
       </w:r>
     </w:p>
-    <w:bookmarkEnd w:id="265"/>
-    <w:bookmarkStart w:id="266" w:name="transformation-skills"/>
+    <w:bookmarkEnd w:id="264"/>
+    <w:bookmarkStart w:id="265" w:name="transformation-skills"/>
     <w:p>
       <w:pPr>
         <w:pStyle w:val="berschrift3"/>
@@ -31997,8 +31997,8 @@
         </w:pict>
       </w:r>
     </w:p>
-    <w:bookmarkEnd w:id="266"/>
-    <w:bookmarkStart w:id="267" w:name="transformationsnetzwerk"/>
+    <w:bookmarkEnd w:id="265"/>
+    <w:bookmarkStart w:id="266" w:name="transformationsnetzwerk"/>
     <w:p>
       <w:pPr>
         <w:pStyle w:val="berschrift3"/>
@@ -32146,8 +32146,8 @@
         </w:pict>
       </w:r>
     </w:p>
-    <w:bookmarkEnd w:id="267"/>
-    <w:bookmarkStart w:id="268" w:name="transformationswissen"/>
+    <w:bookmarkEnd w:id="266"/>
+    <w:bookmarkStart w:id="267" w:name="transformationswissen"/>
     <w:p>
       <w:pPr>
         <w:pStyle w:val="berschrift3"/>
@@ -32377,8 +32377,8 @@
         </w:pict>
       </w:r>
     </w:p>
-    <w:bookmarkEnd w:id="268"/>
-    <w:bookmarkStart w:id="269" w:name="transformative-wissenschaft"/>
+    <w:bookmarkEnd w:id="267"/>
+    <w:bookmarkStart w:id="268" w:name="transformative-wissenschaft"/>
     <w:p>
       <w:pPr>
         <w:pStyle w:val="berschrift3"/>
@@ -32594,8 +32594,8 @@
         </w:pict>
       </w:r>
     </w:p>
-    <w:bookmarkEnd w:id="269"/>
-    <w:bookmarkStart w:id="270" w:name="transformatives-lernen"/>
+    <w:bookmarkEnd w:id="268"/>
+    <w:bookmarkStart w:id="269" w:name="transformatives-lernen"/>
     <w:p>
       <w:pPr>
         <w:pStyle w:val="berschrift3"/>
@@ -32729,8 +32729,8 @@
         </w:pict>
       </w:r>
     </w:p>
-    <w:bookmarkEnd w:id="270"/>
-    <w:bookmarkStart w:id="271" w:name="urbane-hitzeinsel"/>
+    <w:bookmarkEnd w:id="269"/>
+    <w:bookmarkStart w:id="270" w:name="urbane-hitzeinsel"/>
     <w:p>
       <w:pPr>
         <w:pStyle w:val="berschrift3"/>
@@ -32946,8 +32946,8 @@
         </w:pict>
       </w:r>
     </w:p>
-    <w:bookmarkEnd w:id="271"/>
-    <w:bookmarkStart w:id="272" w:name="urbane-resilienz"/>
+    <w:bookmarkEnd w:id="270"/>
+    <w:bookmarkStart w:id="271" w:name="urbane-resilienz"/>
     <w:p>
       <w:pPr>
         <w:pStyle w:val="berschrift3"/>
@@ -33081,8 +33081,8 @@
         </w:pict>
       </w:r>
     </w:p>
-    <w:bookmarkEnd w:id="272"/>
-    <w:bookmarkStart w:id="273" w:name="urbane-retentionsräume"/>
+    <w:bookmarkEnd w:id="271"/>
+    <w:bookmarkStart w:id="272" w:name="urbane-retentionsräume"/>
     <w:p>
       <w:pPr>
         <w:pStyle w:val="berschrift3"/>
@@ -33312,8 +33312,8 @@
         </w:pict>
       </w:r>
     </w:p>
-    <w:bookmarkEnd w:id="273"/>
-    <w:bookmarkStart w:id="274" w:name="urbaner-digitaler-zwilling"/>
+    <w:bookmarkEnd w:id="272"/>
+    <w:bookmarkStart w:id="273" w:name="urbaner-digitaler-zwilling"/>
     <w:p>
       <w:pPr>
         <w:pStyle w:val="berschrift3"/>
@@ -33391,8 +33391,8 @@
         </w:pict>
       </w:r>
     </w:p>
-    <w:bookmarkEnd w:id="274"/>
-    <w:bookmarkStart w:id="275" w:name="vr-brille"/>
+    <w:bookmarkEnd w:id="273"/>
+    <w:bookmarkStart w:id="274" w:name="vr-brille"/>
     <w:p>
       <w:pPr>
         <w:pStyle w:val="berschrift3"/>
@@ -33566,8 +33566,8 @@
         </w:pict>
       </w:r>
     </w:p>
-    <w:bookmarkEnd w:id="275"/>
-    <w:bookmarkStart w:id="276" w:name="vr-laufband"/>
+    <w:bookmarkEnd w:id="274"/>
+    <w:bookmarkStart w:id="275" w:name="vr-laufband"/>
     <w:p>
       <w:pPr>
         <w:pStyle w:val="berschrift3"/>
@@ -33657,8 +33657,8 @@
         </w:pict>
       </w:r>
     </w:p>
-    <w:bookmarkEnd w:id="276"/>
-    <w:bookmarkStart w:id="277" w:name="vuca"/>
+    <w:bookmarkEnd w:id="275"/>
+    <w:bookmarkStart w:id="276" w:name="vuca"/>
     <w:p>
       <w:pPr>
         <w:pStyle w:val="berschrift3"/>
@@ -33812,8 +33812,8 @@
         </w:pict>
       </w:r>
     </w:p>
-    <w:bookmarkEnd w:id="277"/>
-    <w:bookmarkStart w:id="278" w:name="vektordaten"/>
+    <w:bookmarkEnd w:id="276"/>
+    <w:bookmarkStart w:id="277" w:name="vektordaten"/>
     <w:p>
       <w:pPr>
         <w:pStyle w:val="berschrift3"/>
@@ -33989,8 +33989,8 @@
         </w:pict>
       </w:r>
     </w:p>
-    <w:bookmarkEnd w:id="278"/>
-    <w:bookmarkStart w:id="279" w:name="virtual-reality"/>
+    <w:bookmarkEnd w:id="277"/>
+    <w:bookmarkStart w:id="278" w:name="virtual-reality"/>
     <w:p>
       <w:pPr>
         <w:pStyle w:val="berschrift3"/>
@@ -34108,8 +34108,8 @@
         </w:pict>
       </w:r>
     </w:p>
-    <w:bookmarkEnd w:id="279"/>
-    <w:bookmarkStart w:id="280" w:name="vision"/>
+    <w:bookmarkEnd w:id="278"/>
+    <w:bookmarkStart w:id="279" w:name="vision"/>
     <w:p>
       <w:pPr>
         <w:pStyle w:val="berschrift3"/>
@@ -34229,8 +34229,8 @@
         </w:pict>
       </w:r>
     </w:p>
-    <w:bookmarkEnd w:id="280"/>
-    <w:bookmarkStart w:id="281" w:name="vulnerabilität"/>
+    <w:bookmarkEnd w:id="279"/>
+    <w:bookmarkStart w:id="280" w:name="vulnerabilität"/>
     <w:p>
       <w:pPr>
         <w:pStyle w:val="berschrift3"/>
@@ -34390,8 +34390,8 @@
         </w:pict>
       </w:r>
     </w:p>
-    <w:bookmarkEnd w:id="281"/>
-    <w:bookmarkStart w:id="282" w:name="vulnerable-personengruppen"/>
+    <w:bookmarkEnd w:id="280"/>
+    <w:bookmarkStart w:id="281" w:name="vulnerable-personengruppen"/>
     <w:p>
       <w:pPr>
         <w:pStyle w:val="berschrift3"/>
@@ -34469,8 +34469,8 @@
         </w:pict>
       </w:r>
     </w:p>
-    <w:bookmarkEnd w:id="282"/>
-    <w:bookmarkStart w:id="283" w:name="wandgebundene-fassadenbegrünung"/>
+    <w:bookmarkEnd w:id="281"/>
+    <w:bookmarkStart w:id="282" w:name="wandgebundene-fassadenbegrünung"/>
     <w:p>
       <w:pPr>
         <w:pStyle w:val="berschrift3"/>
@@ -34546,8 +34546,8 @@
         </w:pict>
       </w:r>
     </w:p>
-    <w:bookmarkEnd w:id="283"/>
-    <w:bookmarkStart w:id="284" w:name="wassersensible-stadt"/>
+    <w:bookmarkEnd w:id="282"/>
+    <w:bookmarkStart w:id="283" w:name="wassersensible-stadt"/>
     <w:p>
       <w:pPr>
         <w:pStyle w:val="berschrift3"/>
@@ -34784,8 +34784,8 @@
         </w:pict>
       </w:r>
     </w:p>
-    <w:bookmarkEnd w:id="284"/>
-    <w:bookmarkStart w:id="285" w:name="web-feature-service"/>
+    <w:bookmarkEnd w:id="283"/>
+    <w:bookmarkStart w:id="284" w:name="web-feature-service"/>
     <w:p>
       <w:pPr>
         <w:pStyle w:val="berschrift3"/>
@@ -34915,8 +34915,8 @@
         </w:pict>
       </w:r>
     </w:p>
-    <w:bookmarkEnd w:id="285"/>
-    <w:bookmarkStart w:id="286" w:name="web-map-service"/>
+    <w:bookmarkEnd w:id="284"/>
+    <w:bookmarkStart w:id="285" w:name="web-map-service"/>
     <w:p>
       <w:pPr>
         <w:pStyle w:val="berschrift3"/>
@@ -35006,8 +35006,8 @@
         </w:pict>
       </w:r>
     </w:p>
-    <w:bookmarkEnd w:id="286"/>
-    <w:bookmarkStart w:id="287" w:name="weiterbildung"/>
+    <w:bookmarkEnd w:id="285"/>
+    <w:bookmarkStart w:id="286" w:name="weiterbildung"/>
     <w:p>
       <w:pPr>
         <w:pStyle w:val="berschrift3"/>
@@ -35127,8 +35127,8 @@
         </w:pict>
       </w:r>
     </w:p>
-    <w:bookmarkEnd w:id="287"/>
-    <w:bookmarkStart w:id="288" w:name="wirkung"/>
+    <w:bookmarkEnd w:id="286"/>
+    <w:bookmarkStart w:id="287" w:name="wirkung"/>
     <w:p>
       <w:pPr>
         <w:pStyle w:val="berschrift3"/>
@@ -35152,8 +35152,8 @@
         </w:pict>
       </w:r>
     </w:p>
-    <w:bookmarkEnd w:id="288"/>
-    <w:bookmarkStart w:id="289" w:name="wirkungsanalyse"/>
+    <w:bookmarkEnd w:id="287"/>
+    <w:bookmarkStart w:id="288" w:name="wirkungsanalyse"/>
     <w:p>
       <w:pPr>
         <w:pStyle w:val="berschrift3"/>
@@ -35217,8 +35217,8 @@
         </w:pict>
       </w:r>
     </w:p>
-    <w:bookmarkEnd w:id="289"/>
-    <w:bookmarkStart w:id="290" w:name="wirkungsmodell"/>
+    <w:bookmarkEnd w:id="288"/>
+    <w:bookmarkStart w:id="289" w:name="wirkungsmodell"/>
     <w:p>
       <w:pPr>
         <w:pStyle w:val="berschrift3"/>
@@ -35282,8 +35282,8 @@
         </w:pict>
       </w:r>
     </w:p>
-    <w:bookmarkEnd w:id="290"/>
-    <w:bookmarkStart w:id="291" w:name="wirkungsmonitoring"/>
+    <w:bookmarkEnd w:id="289"/>
+    <w:bookmarkStart w:id="290" w:name="wirkungsmonitoring"/>
     <w:p>
       <w:pPr>
         <w:pStyle w:val="berschrift3"/>
@@ -35401,8 +35401,8 @@
         </w:pict>
       </w:r>
     </w:p>
-    <w:bookmarkEnd w:id="291"/>
-    <w:bookmarkStart w:id="292" w:name="wirkungsorientierung"/>
+    <w:bookmarkEnd w:id="290"/>
+    <w:bookmarkStart w:id="291" w:name="wirkungsorientierung"/>
     <w:p>
       <w:pPr>
         <w:pStyle w:val="berschrift3"/>
@@ -35426,8 +35426,8 @@
         </w:pict>
       </w:r>
     </w:p>
-    <w:bookmarkEnd w:id="292"/>
-    <w:bookmarkStart w:id="293" w:name="wissenschaft"/>
+    <w:bookmarkEnd w:id="291"/>
+    <w:bookmarkStart w:id="292" w:name="wissenschaft"/>
     <w:p>
       <w:pPr>
         <w:pStyle w:val="berschrift3"/>
@@ -35505,8 +35505,8 @@
         </w:pict>
       </w:r>
     </w:p>
-    <w:bookmarkEnd w:id="293"/>
-    <w:bookmarkStart w:id="294" w:name="wissenschaftliche-weiterbildung"/>
+    <w:bookmarkEnd w:id="292"/>
+    <w:bookmarkStart w:id="293" w:name="wissenschaftliche-weiterbildung"/>
     <w:p>
       <w:pPr>
         <w:pStyle w:val="berschrift3"/>
@@ -35652,8 +35652,8 @@
         </w:pict>
       </w:r>
     </w:p>
-    <w:bookmarkEnd w:id="294"/>
-    <w:bookmarkStart w:id="295" w:name="wissenschaftskommunikation"/>
+    <w:bookmarkEnd w:id="293"/>
+    <w:bookmarkStart w:id="294" w:name="wissenschaftskommunikation"/>
     <w:p>
       <w:pPr>
         <w:pStyle w:val="berschrift3"/>
@@ -35811,8 +35811,8 @@
         </w:pict>
       </w:r>
     </w:p>
-    <w:bookmarkEnd w:id="295"/>
-    <w:bookmarkStart w:id="296" w:name="wissenserzeugung"/>
+    <w:bookmarkEnd w:id="294"/>
+    <w:bookmarkStart w:id="295" w:name="wissenserzeugung"/>
     <w:p>
       <w:pPr>
         <w:pStyle w:val="berschrift3"/>
@@ -36016,8 +36016,8 @@
         </w:pict>
       </w:r>
     </w:p>
-    <w:bookmarkEnd w:id="296"/>
-    <w:bookmarkStart w:id="297" w:name="wissenstransfer"/>
+    <w:bookmarkEnd w:id="295"/>
+    <w:bookmarkStart w:id="296" w:name="wissenstransfer"/>
     <w:p>
       <w:pPr>
         <w:pStyle w:val="berschrift3"/>
@@ -36219,8 +36219,8 @@
         </w:pict>
       </w:r>
     </w:p>
-    <w:bookmarkEnd w:id="297"/>
-    <w:bookmarkStart w:id="298" w:name="workshop"/>
+    <w:bookmarkEnd w:id="296"/>
+    <w:bookmarkStart w:id="297" w:name="workshop"/>
     <w:p>
       <w:pPr>
         <w:pStyle w:val="berschrift3"/>
@@ -36354,8 +36354,8 @@
         </w:pict>
       </w:r>
     </w:p>
-    <w:bookmarkEnd w:id="298"/>
-    <w:bookmarkStart w:id="299" w:name="zeitliche-auflösung"/>
+    <w:bookmarkEnd w:id="297"/>
+    <w:bookmarkStart w:id="298" w:name="zeitliche-auflösung"/>
     <w:p>
       <w:pPr>
         <w:pStyle w:val="berschrift3"/>
@@ -36447,8 +36447,8 @@
         </w:pict>
       </w:r>
     </w:p>
-    <w:bookmarkEnd w:id="299"/>
-    <w:bookmarkStart w:id="300" w:name="zeitreihe"/>
+    <w:bookmarkEnd w:id="298"/>
+    <w:bookmarkStart w:id="299" w:name="zeitreihe"/>
     <w:p>
       <w:pPr>
         <w:pStyle w:val="berschrift3"/>
@@ -36526,8 +36526,8 @@
         </w:pict>
       </w:r>
     </w:p>
-    <w:bookmarkEnd w:id="300"/>
-    <w:bookmarkStart w:id="301" w:name="zielgruppe"/>
+    <w:bookmarkEnd w:id="299"/>
+    <w:bookmarkStart w:id="300" w:name="zielgruppe"/>
     <w:p>
       <w:pPr>
         <w:pStyle w:val="berschrift3"/>
@@ -36661,8 +36661,8 @@
         </w:pict>
       </w:r>
     </w:p>
-    <w:bookmarkEnd w:id="301"/>
-    <w:bookmarkStart w:id="302" w:name="zielwissen"/>
+    <w:bookmarkEnd w:id="300"/>
+    <w:bookmarkStart w:id="301" w:name="zielwissen"/>
     <w:p>
       <w:pPr>
         <w:pStyle w:val="berschrift3"/>
@@ -36768,8 +36768,8 @@
         </w:pict>
       </w:r>
     </w:p>
-    <w:bookmarkEnd w:id="302"/>
-    <w:bookmarkStart w:id="303" w:name="zivilschutz"/>
+    <w:bookmarkEnd w:id="301"/>
+    <w:bookmarkStart w:id="302" w:name="zivilschutz"/>
     <w:p>
       <w:pPr>
         <w:pStyle w:val="berschrift3"/>
@@ -36887,8 +36887,8 @@
         </w:pict>
       </w:r>
     </w:p>
-    <w:bookmarkEnd w:id="303"/>
-    <w:bookmarkStart w:id="304" w:name="ökosystemdienstleistungen"/>
+    <w:bookmarkEnd w:id="302"/>
+    <w:bookmarkStart w:id="303" w:name="ökosystemdienstleistungen"/>
     <w:p>
       <w:pPr>
         <w:pStyle w:val="berschrift3"/>
@@ -37132,8 +37132,8 @@
         </w:pict>
       </w:r>
     </w:p>
-    <w:bookmarkEnd w:id="304"/>
-    <w:bookmarkStart w:id="305" w:name="ökosystemfunktion"/>
+    <w:bookmarkEnd w:id="303"/>
+    <w:bookmarkStart w:id="304" w:name="ökosystemfunktion"/>
     <w:p>
       <w:pPr>
         <w:pStyle w:val="berschrift3"/>
@@ -37295,29 +37295,2753 @@
         </w:pict>
       </w:r>
     </w:p>
+    <w:bookmarkEnd w:id="304"/>
     <w:bookmarkEnd w:id="305"/>
+    <w:bookmarkStart w:id="324" w:name="co-site-tags"/>
+    <w:p>
+      <w:pPr>
+        <w:pStyle w:val="berschrift1"/>
+      </w:pPr>
+      <w:r>
+        <w:t xml:space="preserve">Co-Site Tags</w:t>
+      </w:r>
+    </w:p>
+    <w:p>
+      <w:pPr>
+        <w:pStyle w:val="FirstParagraph"/>
+      </w:pPr>
+    </w:p>
+    <w:bookmarkStart w:id="306" w:name="daten"/>
+    <w:p>
+      <w:pPr>
+        <w:pStyle w:val="berschrift3"/>
+      </w:pPr>
+      <w:r>
+        <w:t xml:space="preserve">Daten</w:t>
+      </w:r>
+    </w:p>
+    <w:p>
+      <w:pPr>
+        <w:pStyle w:val="FirstParagraph"/>
+      </w:pPr>
+      <w:r>
+        <w:t xml:space="preserve">Dateiformat</w:t>
+      </w:r>
+    </w:p>
+    <w:p>
+      <w:pPr>
+        <w:pStyle w:val="BodyText"/>
+      </w:pPr>
+      <w:r>
+        <w:t xml:space="preserve">Dateninteroperabilität</w:t>
+      </w:r>
+    </w:p>
+    <w:p>
+      <w:pPr>
+        <w:pStyle w:val="BodyText"/>
+      </w:pPr>
+      <w:r>
+        <w:t xml:space="preserve">Datenkatalog</w:t>
+      </w:r>
+    </w:p>
+    <w:p>
+      <w:pPr>
+        <w:pStyle w:val="BodyText"/>
+      </w:pPr>
+      <w:r>
+        <w:t xml:space="preserve">Datenvisualisierung</w:t>
+      </w:r>
+    </w:p>
+    <w:p>
+      <w:pPr>
+        <w:pStyle w:val="BodyText"/>
+      </w:pPr>
+      <w:r>
+        <w:t xml:space="preserve">Fernerkundung</w:t>
+      </w:r>
+    </w:p>
+    <w:p>
+      <w:pPr>
+        <w:pStyle w:val="BodyText"/>
+      </w:pPr>
+      <w:r>
+        <w:t xml:space="preserve">Geodaten</w:t>
+      </w:r>
+    </w:p>
+    <w:p>
+      <w:pPr>
+        <w:pStyle w:val="BodyText"/>
+      </w:pPr>
+      <w:r>
+        <w:t xml:space="preserve">Kartenprojektion</w:t>
+      </w:r>
+    </w:p>
+    <w:p>
+      <w:pPr>
+        <w:pStyle w:val="BodyText"/>
+      </w:pPr>
+      <w:r>
+        <w:t xml:space="preserve">Koordinatensystem</w:t>
+      </w:r>
+    </w:p>
+    <w:p>
+      <w:pPr>
+        <w:pStyle w:val="BodyText"/>
+      </w:pPr>
+      <w:r>
+        <w:t xml:space="preserve">Metadaten</w:t>
+      </w:r>
+    </w:p>
+    <w:p>
+      <w:pPr>
+        <w:pStyle w:val="BodyText"/>
+      </w:pPr>
+      <w:r>
+        <w:t xml:space="preserve">Rasterdaten</w:t>
+      </w:r>
+    </w:p>
+    <w:p>
+      <w:pPr>
+        <w:pStyle w:val="BodyText"/>
+      </w:pPr>
+      <w:r>
+        <w:t xml:space="preserve">Räumliche Analyse</w:t>
+      </w:r>
+    </w:p>
+    <w:p>
+      <w:pPr>
+        <w:pStyle w:val="BodyText"/>
+      </w:pPr>
+      <w:r>
+        <w:t xml:space="preserve">Räumliche Auflösung</w:t>
+      </w:r>
+    </w:p>
+    <w:p>
+      <w:pPr>
+        <w:pStyle w:val="BodyText"/>
+      </w:pPr>
+      <w:r>
+        <w:t xml:space="preserve">Vektordaten</w:t>
+      </w:r>
+    </w:p>
+    <w:p>
+      <w:pPr>
+        <w:pStyle w:val="BodyText"/>
+      </w:pPr>
+      <w:r>
+        <w:t xml:space="preserve">Web Feature Service</w:t>
+      </w:r>
+    </w:p>
+    <w:p>
+      <w:pPr>
+        <w:pStyle w:val="BodyText"/>
+      </w:pPr>
+      <w:r>
+        <w:t xml:space="preserve">Web Map Service</w:t>
+      </w:r>
+    </w:p>
+    <w:p>
+      <w:pPr>
+        <w:pStyle w:val="BodyText"/>
+      </w:pPr>
+      <w:r>
+        <w:t xml:space="preserve">Zeitliche Auflösung</w:t>
+      </w:r>
+    </w:p>
+    <w:p>
+      <w:pPr>
+        <w:pStyle w:val="BodyText"/>
+      </w:pPr>
+      <w:r>
+        <w:t xml:space="preserve">Zeitreihe</w:t>
+      </w:r>
+    </w:p>
     <w:bookmarkEnd w:id="306"/>
-    <w:bookmarkStart w:id="325" w:name="co-site-tags"/>
+    <w:bookmarkStart w:id="307" w:name="digitale-technologien"/>
+    <w:p>
+      <w:pPr>
+        <w:pStyle w:val="berschrift3"/>
+      </w:pPr>
+      <w:r>
+        <w:t xml:space="preserve">Digitale Technologien</w:t>
+      </w:r>
+    </w:p>
+    <w:p>
+      <w:pPr>
+        <w:pStyle w:val="FirstParagraph"/>
+      </w:pPr>
+      <w:r>
+        <w:t xml:space="preserve">Controller</w:t>
+      </w:r>
+    </w:p>
+    <w:p>
+      <w:pPr>
+        <w:pStyle w:val="BodyText"/>
+      </w:pPr>
+      <w:r>
+        <w:t xml:space="preserve">Digitaler Zwilling</w:t>
+      </w:r>
+    </w:p>
+    <w:p>
+      <w:pPr>
+        <w:pStyle w:val="BodyText"/>
+      </w:pPr>
+      <w:r>
+        <w:t xml:space="preserve">Eye-Tracking</w:t>
+      </w:r>
+    </w:p>
+    <w:p>
+      <w:pPr>
+        <w:pStyle w:val="BodyText"/>
+      </w:pPr>
+      <w:r>
+        <w:t xml:space="preserve">Game-Based Learning</w:t>
+      </w:r>
+    </w:p>
+    <w:p>
+      <w:pPr>
+        <w:pStyle w:val="BodyText"/>
+      </w:pPr>
+      <w:r>
+        <w:t xml:space="preserve">Gamification</w:t>
+      </w:r>
+    </w:p>
+    <w:p>
+      <w:pPr>
+        <w:pStyle w:val="BodyText"/>
+      </w:pPr>
+      <w:r>
+        <w:t xml:space="preserve">Hand-Tracking</w:t>
+      </w:r>
+    </w:p>
+    <w:p>
+      <w:pPr>
+        <w:pStyle w:val="BodyText"/>
+      </w:pPr>
+      <w:r>
+        <w:t xml:space="preserve">Serious Games</w:t>
+      </w:r>
+    </w:p>
+    <w:p>
+      <w:pPr>
+        <w:pStyle w:val="BodyText"/>
+      </w:pPr>
+      <w:r>
+        <w:t xml:space="preserve">Urbaner Digitaler Zwilling</w:t>
+      </w:r>
+    </w:p>
+    <w:bookmarkEnd w:id="307"/>
+    <w:bookmarkStart w:id="308" w:name="gbi"/>
+    <w:p>
+      <w:pPr>
+        <w:pStyle w:val="berschrift3"/>
+      </w:pPr>
+      <w:r>
+        <w:t xml:space="preserve">GBI</w:t>
+      </w:r>
+    </w:p>
+    <w:p>
+      <w:pPr>
+        <w:pStyle w:val="FirstParagraph"/>
+      </w:pPr>
+      <w:r>
+        <w:t xml:space="preserve">Biodiversitätskorridor</w:t>
+      </w:r>
+    </w:p>
+    <w:p>
+      <w:pPr>
+        <w:pStyle w:val="BodyText"/>
+      </w:pPr>
+      <w:r>
+        <w:t xml:space="preserve">Blau-grüne Infrastruktur</w:t>
+      </w:r>
+    </w:p>
+    <w:p>
+      <w:pPr>
+        <w:pStyle w:val="BodyText"/>
+      </w:pPr>
+      <w:r>
+        <w:t xml:space="preserve">Blaue Infrastruktur</w:t>
+      </w:r>
+    </w:p>
+    <w:p>
+      <w:pPr>
+        <w:pStyle w:val="BodyText"/>
+      </w:pPr>
+      <w:r>
+        <w:t xml:space="preserve">Bodengebundene Fassadenbegrünung</w:t>
+      </w:r>
+    </w:p>
+    <w:p>
+      <w:pPr>
+        <w:pStyle w:val="BodyText"/>
+      </w:pPr>
+      <w:r>
+        <w:t xml:space="preserve">Dachbegrünung</w:t>
+      </w:r>
+    </w:p>
+    <w:p>
+      <w:pPr>
+        <w:pStyle w:val="BodyText"/>
+      </w:pPr>
+      <w:r>
+        <w:t xml:space="preserve">Dezentrale Regenwasserversickerung</w:t>
+      </w:r>
+    </w:p>
+    <w:p>
+      <w:pPr>
+        <w:pStyle w:val="BodyText"/>
+      </w:pPr>
+      <w:r>
+        <w:t xml:space="preserve">Entsiegelung</w:t>
+      </w:r>
+    </w:p>
+    <w:p>
+      <w:pPr>
+        <w:pStyle w:val="BodyText"/>
+      </w:pPr>
+      <w:r>
+        <w:t xml:space="preserve">Evapotranspiration</w:t>
+      </w:r>
+    </w:p>
+    <w:p>
+      <w:pPr>
+        <w:pStyle w:val="BodyText"/>
+      </w:pPr>
+      <w:r>
+        <w:t xml:space="preserve">Extensive Dachbegrünung</w:t>
+      </w:r>
+    </w:p>
+    <w:p>
+      <w:pPr>
+        <w:pStyle w:val="BodyText"/>
+      </w:pPr>
+      <w:r>
+        <w:t xml:space="preserve">Fassadenbegrünung</w:t>
+      </w:r>
+    </w:p>
+    <w:p>
+      <w:pPr>
+        <w:pStyle w:val="BodyText"/>
+      </w:pPr>
+      <w:r>
+        <w:t xml:space="preserve">Fühlbarer Wärmestrom</w:t>
+      </w:r>
+    </w:p>
+    <w:p>
+      <w:pPr>
+        <w:pStyle w:val="BodyText"/>
+      </w:pPr>
+      <w:r>
+        <w:t xml:space="preserve">Grün-blaue Infrastruktur</w:t>
+      </w:r>
+    </w:p>
+    <w:p>
+      <w:pPr>
+        <w:pStyle w:val="BodyText"/>
+      </w:pPr>
+      <w:r>
+        <w:t xml:space="preserve">Grüne Infrastruktur</w:t>
+      </w:r>
+    </w:p>
+    <w:p>
+      <w:pPr>
+        <w:pStyle w:val="BodyText"/>
+      </w:pPr>
+      <w:r>
+        <w:t xml:space="preserve">Infrastruktur</w:t>
+      </w:r>
+    </w:p>
+    <w:p>
+      <w:pPr>
+        <w:pStyle w:val="BodyText"/>
+      </w:pPr>
+      <w:r>
+        <w:t xml:space="preserve">Intensive Dachbegrünung</w:t>
+      </w:r>
+    </w:p>
+    <w:p>
+      <w:pPr>
+        <w:pStyle w:val="BodyText"/>
+      </w:pPr>
+      <w:r>
+        <w:t xml:space="preserve">Latenter Wärmestrom</w:t>
+      </w:r>
+    </w:p>
+    <w:p>
+      <w:pPr>
+        <w:pStyle w:val="BodyText"/>
+      </w:pPr>
+      <w:r>
+        <w:t xml:space="preserve">Naturbasierte Lösung</w:t>
+      </w:r>
+    </w:p>
+    <w:p>
+      <w:pPr>
+        <w:pStyle w:val="BodyText"/>
+      </w:pPr>
+      <w:r>
+        <w:t xml:space="preserve">Naturnahe Flächen</w:t>
+      </w:r>
+    </w:p>
+    <w:p>
+      <w:pPr>
+        <w:pStyle w:val="BodyText"/>
+      </w:pPr>
+      <w:r>
+        <w:t xml:space="preserve">Natürliche Fläche</w:t>
+      </w:r>
+    </w:p>
+    <w:p>
+      <w:pPr>
+        <w:pStyle w:val="BodyText"/>
+      </w:pPr>
+      <w:r>
+        <w:t xml:space="preserve">Permeable Oberflächen</w:t>
+      </w:r>
+    </w:p>
+    <w:p>
+      <w:pPr>
+        <w:pStyle w:val="BodyText"/>
+      </w:pPr>
+      <w:r>
+        <w:t xml:space="preserve">Regenwasserbewirtschaftung</w:t>
+      </w:r>
+    </w:p>
+    <w:p>
+      <w:pPr>
+        <w:pStyle w:val="BodyText"/>
+      </w:pPr>
+      <w:r>
+        <w:t xml:space="preserve">Rekultivierung</w:t>
+      </w:r>
+    </w:p>
+    <w:p>
+      <w:pPr>
+        <w:pStyle w:val="BodyText"/>
+      </w:pPr>
+      <w:r>
+        <w:t xml:space="preserve">Renaturierung</w:t>
+      </w:r>
+    </w:p>
+    <w:p>
+      <w:pPr>
+        <w:pStyle w:val="BodyText"/>
+      </w:pPr>
+      <w:r>
+        <w:t xml:space="preserve">Retentionsfläche</w:t>
+      </w:r>
+    </w:p>
+    <w:p>
+      <w:pPr>
+        <w:pStyle w:val="BodyText"/>
+      </w:pPr>
+      <w:r>
+        <w:t xml:space="preserve">Revitalisierung</w:t>
+      </w:r>
+    </w:p>
+    <w:p>
+      <w:pPr>
+        <w:pStyle w:val="BodyText"/>
+      </w:pPr>
+      <w:r>
+        <w:t xml:space="preserve">Rückhaltevolumen</w:t>
+      </w:r>
+    </w:p>
+    <w:p>
+      <w:pPr>
+        <w:pStyle w:val="BodyText"/>
+      </w:pPr>
+      <w:r>
+        <w:t xml:space="preserve">Schwammstadt</w:t>
+      </w:r>
+    </w:p>
+    <w:p>
+      <w:pPr>
+        <w:pStyle w:val="BodyText"/>
+      </w:pPr>
+      <w:r>
+        <w:t xml:space="preserve">Staudamm</w:t>
+      </w:r>
+    </w:p>
+    <w:p>
+      <w:pPr>
+        <w:pStyle w:val="BodyText"/>
+      </w:pPr>
+      <w:r>
+        <w:t xml:space="preserve">System</w:t>
+      </w:r>
+    </w:p>
+    <w:p>
+      <w:pPr>
+        <w:pStyle w:val="BodyText"/>
+      </w:pPr>
+      <w:r>
+        <w:t xml:space="preserve">Teilentsiegelung</w:t>
+      </w:r>
+    </w:p>
+    <w:p>
+      <w:pPr>
+        <w:pStyle w:val="BodyText"/>
+      </w:pPr>
+      <w:r>
+        <w:t xml:space="preserve">Thermische Energie</w:t>
+      </w:r>
+    </w:p>
+    <w:p>
+      <w:pPr>
+        <w:pStyle w:val="BodyText"/>
+      </w:pPr>
+      <w:r>
+        <w:t xml:space="preserve">Urbane Retentionsräume</w:t>
+      </w:r>
+    </w:p>
+    <w:p>
+      <w:pPr>
+        <w:pStyle w:val="BodyText"/>
+      </w:pPr>
+      <w:r>
+        <w:t xml:space="preserve">Wandgebundene Fassadenbegrünung</w:t>
+      </w:r>
+    </w:p>
+    <w:p>
+      <w:pPr>
+        <w:pStyle w:val="BodyText"/>
+      </w:pPr>
+      <w:r>
+        <w:t xml:space="preserve">Wassersensible Stadt</w:t>
+      </w:r>
+    </w:p>
+    <w:p>
+      <w:pPr>
+        <w:pStyle w:val="BodyText"/>
+      </w:pPr>
+      <w:r>
+        <w:t xml:space="preserve">Ökosystemdienstleistungen</w:t>
+      </w:r>
+    </w:p>
+    <w:p>
+      <w:pPr>
+        <w:pStyle w:val="BodyText"/>
+      </w:pPr>
+      <w:r>
+        <w:t xml:space="preserve">Ökosystemfunktion</w:t>
+      </w:r>
+    </w:p>
+    <w:bookmarkEnd w:id="308"/>
+    <w:bookmarkStart w:id="309" w:name="informationssystem"/>
+    <w:p>
+      <w:pPr>
+        <w:pStyle w:val="berschrift3"/>
+      </w:pPr>
+      <w:r>
+        <w:t xml:space="preserve">Informationssystem</w:t>
+      </w:r>
+    </w:p>
+    <w:p>
+      <w:pPr>
+        <w:pStyle w:val="FirstParagraph"/>
+      </w:pPr>
+      <w:r>
+        <w:t xml:space="preserve">GeoNode</w:t>
+      </w:r>
+    </w:p>
+    <w:p>
+      <w:pPr>
+        <w:pStyle w:val="BodyText"/>
+      </w:pPr>
+      <w:r>
+        <w:t xml:space="preserve">GeoServer</w:t>
+      </w:r>
+    </w:p>
+    <w:p>
+      <w:pPr>
+        <w:pStyle w:val="BodyText"/>
+      </w:pPr>
+      <w:r>
+        <w:t xml:space="preserve">Geodatenbank</w:t>
+      </w:r>
+    </w:p>
+    <w:p>
+      <w:pPr>
+        <w:pStyle w:val="BodyText"/>
+      </w:pPr>
+      <w:r>
+        <w:t xml:space="preserve">Geodatendienste</w:t>
+      </w:r>
+    </w:p>
+    <w:p>
+      <w:pPr>
+        <w:pStyle w:val="BodyText"/>
+      </w:pPr>
+      <w:r>
+        <w:t xml:space="preserve">Geodatenformat</w:t>
+      </w:r>
+    </w:p>
+    <w:p>
+      <w:pPr>
+        <w:pStyle w:val="BodyText"/>
+      </w:pPr>
+      <w:r>
+        <w:t xml:space="preserve">Geodateninfrastruktur</w:t>
+      </w:r>
+    </w:p>
+    <w:p>
+      <w:pPr>
+        <w:pStyle w:val="BodyText"/>
+      </w:pPr>
+      <w:r>
+        <w:t xml:space="preserve">Geodatensatz</w:t>
+      </w:r>
+    </w:p>
+    <w:p>
+      <w:pPr>
+        <w:pStyle w:val="BodyText"/>
+      </w:pPr>
+      <w:r>
+        <w:t xml:space="preserve">Geodatenverarbeitung</w:t>
+      </w:r>
+    </w:p>
+    <w:p>
+      <w:pPr>
+        <w:pStyle w:val="BodyText"/>
+      </w:pPr>
+      <w:r>
+        <w:t xml:space="preserve">Geoinformationssystem</w:t>
+      </w:r>
+    </w:p>
+    <w:p>
+      <w:pPr>
+        <w:pStyle w:val="BodyText"/>
+      </w:pPr>
+      <w:r>
+        <w:t xml:space="preserve">Geokodierung</w:t>
+      </w:r>
+    </w:p>
+    <w:p>
+      <w:pPr>
+        <w:pStyle w:val="BodyText"/>
+      </w:pPr>
+      <w:r>
+        <w:t xml:space="preserve">Geoportal</w:t>
+      </w:r>
+    </w:p>
+    <w:p>
+      <w:pPr>
+        <w:pStyle w:val="BodyText"/>
+      </w:pPr>
+      <w:r>
+        <w:t xml:space="preserve">Georeferenzierung</w:t>
+      </w:r>
+    </w:p>
+    <w:p>
+      <w:pPr>
+        <w:pStyle w:val="BodyText"/>
+      </w:pPr>
+      <w:r>
+        <w:t xml:space="preserve">Geostories</w:t>
+      </w:r>
+    </w:p>
+    <w:p>
+      <w:pPr>
+        <w:pStyle w:val="BodyText"/>
+      </w:pPr>
+      <w:r>
+        <w:t xml:space="preserve">InfoTool</w:t>
+      </w:r>
+    </w:p>
+    <w:p>
+      <w:pPr>
+        <w:pStyle w:val="BodyText"/>
+      </w:pPr>
+      <w:r>
+        <w:t xml:space="preserve">Open Geospatial Consortium</w:t>
+      </w:r>
+    </w:p>
+    <w:bookmarkEnd w:id="309"/>
+    <w:bookmarkStart w:id="310" w:name="informationsystem"/>
+    <w:p>
+      <w:pPr>
+        <w:pStyle w:val="berschrift3"/>
+      </w:pPr>
+      <w:r>
+        <w:t xml:space="preserve">Informationsystem</w:t>
+      </w:r>
+    </w:p>
+    <w:p>
+      <w:pPr>
+        <w:pStyle w:val="FirstParagraph"/>
+      </w:pPr>
+      <w:r>
+        <w:t xml:space="preserve">Datenerfassung</w:t>
+      </w:r>
+    </w:p>
+    <w:bookmarkEnd w:id="310"/>
+    <w:bookmarkStart w:id="311" w:name="kritis"/>
+    <w:p>
+      <w:pPr>
+        <w:pStyle w:val="berschrift3"/>
+      </w:pPr>
+      <w:r>
+        <w:t xml:space="preserve">KRITIS</w:t>
+      </w:r>
+    </w:p>
+    <w:p>
+      <w:pPr>
+        <w:pStyle w:val="FirstParagraph"/>
+      </w:pPr>
+      <w:r>
+        <w:t xml:space="preserve">Blackout</w:t>
+      </w:r>
+    </w:p>
+    <w:p>
+      <w:pPr>
+        <w:pStyle w:val="BodyText"/>
+      </w:pPr>
+      <w:r>
+        <w:t xml:space="preserve">Härtung</w:t>
+      </w:r>
+    </w:p>
+    <w:p>
+      <w:pPr>
+        <w:pStyle w:val="BodyText"/>
+      </w:pPr>
+      <w:r>
+        <w:t xml:space="preserve">Interdependenz</w:t>
+      </w:r>
+    </w:p>
+    <w:p>
+      <w:pPr>
+        <w:pStyle w:val="BodyText"/>
+      </w:pPr>
+      <w:r>
+        <w:t xml:space="preserve">KRITIS-Branche</w:t>
+      </w:r>
+    </w:p>
+    <w:p>
+      <w:pPr>
+        <w:pStyle w:val="BodyText"/>
+      </w:pPr>
+      <w:r>
+        <w:t xml:space="preserve">KRITIS-Sektoren</w:t>
+      </w:r>
+    </w:p>
+    <w:p>
+      <w:pPr>
+        <w:pStyle w:val="BodyText"/>
+      </w:pPr>
+      <w:r>
+        <w:t xml:space="preserve">Kaskadeneffekt</w:t>
+      </w:r>
+    </w:p>
+    <w:p>
+      <w:pPr>
+        <w:pStyle w:val="BodyText"/>
+      </w:pPr>
+      <w:r>
+        <w:t xml:space="preserve">Kritische Infrastrukturen</w:t>
+      </w:r>
+    </w:p>
+    <w:p>
+      <w:pPr>
+        <w:pStyle w:val="BodyText"/>
+      </w:pPr>
+      <w:r>
+        <w:t xml:space="preserve">Sensitivität</w:t>
+      </w:r>
+    </w:p>
+    <w:bookmarkEnd w:id="311"/>
+    <w:bookmarkStart w:id="312" w:name="klima"/>
+    <w:p>
+      <w:pPr>
+        <w:pStyle w:val="berschrift3"/>
+      </w:pPr>
+      <w:r>
+        <w:t xml:space="preserve">Klima</w:t>
+      </w:r>
+    </w:p>
+    <w:p>
+      <w:pPr>
+        <w:pStyle w:val="FirstParagraph"/>
+      </w:pPr>
+      <w:r>
+        <w:t xml:space="preserve">Klimaanpassung</w:t>
+      </w:r>
+    </w:p>
+    <w:p>
+      <w:pPr>
+        <w:pStyle w:val="BodyText"/>
+      </w:pPr>
+      <w:r>
+        <w:t xml:space="preserve">Klimaresiliente Stadt</w:t>
+      </w:r>
+    </w:p>
+    <w:p>
+      <w:pPr>
+        <w:pStyle w:val="BodyText"/>
+      </w:pPr>
+      <w:r>
+        <w:t xml:space="preserve">Klimarisiko</w:t>
+      </w:r>
+    </w:p>
+    <w:p>
+      <w:pPr>
+        <w:pStyle w:val="BodyText"/>
+      </w:pPr>
+      <w:r>
+        <w:t xml:space="preserve">Klimaschutz</w:t>
+      </w:r>
+    </w:p>
+    <w:p>
+      <w:pPr>
+        <w:pStyle w:val="BodyText"/>
+      </w:pPr>
+      <w:r>
+        <w:t xml:space="preserve">Mikroklima</w:t>
+      </w:r>
+    </w:p>
+    <w:bookmarkEnd w:id="312"/>
+    <w:bookmarkStart w:id="313" w:name="kommunikation-1"/>
+    <w:p>
+      <w:pPr>
+        <w:pStyle w:val="berschrift3"/>
+      </w:pPr>
+      <w:r>
+        <w:t xml:space="preserve">Kommunikation</w:t>
+      </w:r>
+    </w:p>
+    <w:p>
+      <w:pPr>
+        <w:pStyle w:val="FirstParagraph"/>
+      </w:pPr>
+      <w:r>
+        <w:t xml:space="preserve">Ambiguität</w:t>
+      </w:r>
+    </w:p>
+    <w:p>
+      <w:pPr>
+        <w:pStyle w:val="BodyText"/>
+      </w:pPr>
+      <w:r>
+        <w:t xml:space="preserve">Co-kreative Wissenschaftskommunikation</w:t>
+      </w:r>
+    </w:p>
+    <w:p>
+      <w:pPr>
+        <w:pStyle w:val="BodyText"/>
+      </w:pPr>
+      <w:r>
+        <w:t xml:space="preserve">Dialoggruppe</w:t>
+      </w:r>
+    </w:p>
+    <w:p>
+      <w:pPr>
+        <w:pStyle w:val="BodyText"/>
+      </w:pPr>
+      <w:r>
+        <w:t xml:space="preserve">Externe Wissenschaftskommunikation</w:t>
+      </w:r>
+    </w:p>
+    <w:p>
+      <w:pPr>
+        <w:pStyle w:val="BodyText"/>
+      </w:pPr>
+      <w:r>
+        <w:t xml:space="preserve">Interne Wissenschaftskommunikation</w:t>
+      </w:r>
+    </w:p>
+    <w:p>
+      <w:pPr>
+        <w:pStyle w:val="BodyText"/>
+      </w:pPr>
+      <w:r>
+        <w:t xml:space="preserve">Klimakommunikation</w:t>
+      </w:r>
+    </w:p>
+    <w:p>
+      <w:pPr>
+        <w:pStyle w:val="BodyText"/>
+      </w:pPr>
+      <w:r>
+        <w:t xml:space="preserve">Kommunikation</w:t>
+      </w:r>
+    </w:p>
+    <w:p>
+      <w:pPr>
+        <w:pStyle w:val="BodyText"/>
+      </w:pPr>
+      <w:r>
+        <w:t xml:space="preserve">Makroebene</w:t>
+      </w:r>
+    </w:p>
+    <w:p>
+      <w:pPr>
+        <w:pStyle w:val="BodyText"/>
+      </w:pPr>
+      <w:r>
+        <w:t xml:space="preserve">Mesoebene</w:t>
+      </w:r>
+    </w:p>
+    <w:p>
+      <w:pPr>
+        <w:pStyle w:val="BodyText"/>
+      </w:pPr>
+      <w:r>
+        <w:t xml:space="preserve">Mikroebene</w:t>
+      </w:r>
+    </w:p>
+    <w:p>
+      <w:pPr>
+        <w:pStyle w:val="BodyText"/>
+      </w:pPr>
+      <w:r>
+        <w:t xml:space="preserve">Partizipative Wissenschaftskommunikation</w:t>
+      </w:r>
+    </w:p>
+    <w:p>
+      <w:pPr>
+        <w:pStyle w:val="BodyText"/>
+      </w:pPr>
+      <w:r>
+        <w:t xml:space="preserve">Projektkommunikation</w:t>
+      </w:r>
+    </w:p>
+    <w:p>
+      <w:pPr>
+        <w:pStyle w:val="BodyText"/>
+      </w:pPr>
+      <w:r>
+        <w:t xml:space="preserve">Projektmarketing</w:t>
+      </w:r>
+    </w:p>
+    <w:p>
+      <w:pPr>
+        <w:pStyle w:val="BodyText"/>
+      </w:pPr>
+      <w:r>
+        <w:t xml:space="preserve">Responsive Wissenschaftskommunikation</w:t>
+      </w:r>
+    </w:p>
+    <w:p>
+      <w:pPr>
+        <w:pStyle w:val="BodyText"/>
+      </w:pPr>
+      <w:r>
+        <w:t xml:space="preserve">Wissenschaftskommunikation</w:t>
+      </w:r>
+    </w:p>
+    <w:bookmarkEnd w:id="313"/>
+    <w:bookmarkStart w:id="314" w:name="naturgefahren-1"/>
+    <w:p>
+      <w:pPr>
+        <w:pStyle w:val="berschrift3"/>
+      </w:pPr>
+      <w:r>
+        <w:t xml:space="preserve">Naturgefahren</w:t>
+      </w:r>
+    </w:p>
+    <w:p>
+      <w:pPr>
+        <w:pStyle w:val="FirstParagraph"/>
+      </w:pPr>
+      <w:r>
+        <w:t xml:space="preserve">Dürre</w:t>
+      </w:r>
+    </w:p>
+    <w:p>
+      <w:pPr>
+        <w:pStyle w:val="BodyText"/>
+      </w:pPr>
+      <w:r>
+        <w:t xml:space="preserve">Extremereignis</w:t>
+      </w:r>
+    </w:p>
+    <w:p>
+      <w:pPr>
+        <w:pStyle w:val="BodyText"/>
+      </w:pPr>
+      <w:r>
+        <w:t xml:space="preserve">Flusshochwasser</w:t>
+      </w:r>
+    </w:p>
+    <w:p>
+      <w:pPr>
+        <w:pStyle w:val="BodyText"/>
+      </w:pPr>
+      <w:r>
+        <w:t xml:space="preserve">Fluviales Hochwasser</w:t>
+      </w:r>
+    </w:p>
+    <w:p>
+      <w:pPr>
+        <w:pStyle w:val="BodyText"/>
+      </w:pPr>
+      <w:r>
+        <w:t xml:space="preserve">Gefahr</w:t>
+      </w:r>
+    </w:p>
+    <w:p>
+      <w:pPr>
+        <w:pStyle w:val="BodyText"/>
+      </w:pPr>
+      <w:r>
+        <w:t xml:space="preserve">Grundhochwasser</w:t>
+      </w:r>
+    </w:p>
+    <w:p>
+      <w:pPr>
+        <w:pStyle w:val="BodyText"/>
+      </w:pPr>
+      <w:r>
+        <w:t xml:space="preserve">Hochwasser</w:t>
+      </w:r>
+    </w:p>
+    <w:p>
+      <w:pPr>
+        <w:pStyle w:val="BodyText"/>
+      </w:pPr>
+      <w:r>
+        <w:t xml:space="preserve">Hochwassergefahrenkarte</w:t>
+      </w:r>
+    </w:p>
+    <w:p>
+      <w:pPr>
+        <w:pStyle w:val="BodyText"/>
+      </w:pPr>
+      <w:r>
+        <w:t xml:space="preserve">PET-Wert</w:t>
+      </w:r>
+    </w:p>
+    <w:p>
+      <w:pPr>
+        <w:pStyle w:val="BodyText"/>
+      </w:pPr>
+      <w:r>
+        <w:t xml:space="preserve">Pluviales Hochwasser</w:t>
+      </w:r>
+    </w:p>
+    <w:p>
+      <w:pPr>
+        <w:pStyle w:val="BodyText"/>
+      </w:pPr>
+      <w:r>
+        <w:t xml:space="preserve">Starkregen</w:t>
+      </w:r>
+    </w:p>
+    <w:p>
+      <w:pPr>
+        <w:pStyle w:val="BodyText"/>
+      </w:pPr>
+      <w:r>
+        <w:t xml:space="preserve">Starkregengefahrenkarte</w:t>
+      </w:r>
+    </w:p>
+    <w:p>
+      <w:pPr>
+        <w:pStyle w:val="BodyText"/>
+      </w:pPr>
+      <w:r>
+        <w:t xml:space="preserve">Starkregenindex</w:t>
+      </w:r>
+    </w:p>
+    <w:p>
+      <w:pPr>
+        <w:pStyle w:val="BodyText"/>
+      </w:pPr>
+      <w:r>
+        <w:t xml:space="preserve">Sturmflut</w:t>
+      </w:r>
+    </w:p>
+    <w:p>
+      <w:pPr>
+        <w:pStyle w:val="BodyText"/>
+      </w:pPr>
+      <w:r>
+        <w:t xml:space="preserve">Thermische Ausgleichsfunktion</w:t>
+      </w:r>
+    </w:p>
+    <w:p>
+      <w:pPr>
+        <w:pStyle w:val="BodyText"/>
+      </w:pPr>
+      <w:r>
+        <w:t xml:space="preserve">Thermische Belastung</w:t>
+      </w:r>
+    </w:p>
+    <w:p>
+      <w:pPr>
+        <w:pStyle w:val="BodyText"/>
+      </w:pPr>
+      <w:r>
+        <w:t xml:space="preserve">Urbane Hitzeinsel</w:t>
+      </w:r>
+    </w:p>
+    <w:bookmarkEnd w:id="314"/>
+    <w:bookmarkStart w:id="315" w:name="partizipation-1"/>
+    <w:p>
+      <w:pPr>
+        <w:pStyle w:val="berschrift3"/>
+      </w:pPr>
+      <w:r>
+        <w:t xml:space="preserve">Partizipation</w:t>
+      </w:r>
+    </w:p>
+    <w:p>
+      <w:pPr>
+        <w:pStyle w:val="FirstParagraph"/>
+      </w:pPr>
+      <w:r>
+        <w:t xml:space="preserve">Citizen Science</w:t>
+      </w:r>
+    </w:p>
+    <w:p>
+      <w:pPr>
+        <w:pStyle w:val="BodyText"/>
+      </w:pPr>
+      <w:r>
+        <w:t xml:space="preserve">Co-Design</w:t>
+      </w:r>
+    </w:p>
+    <w:p>
+      <w:pPr>
+        <w:pStyle w:val="BodyText"/>
+      </w:pPr>
+      <w:r>
+        <w:t xml:space="preserve">Co-Kreation</w:t>
+      </w:r>
+    </w:p>
+    <w:p>
+      <w:pPr>
+        <w:pStyle w:val="BodyText"/>
+      </w:pPr>
+      <w:r>
+        <w:t xml:space="preserve">Co-kreativer Workshop</w:t>
+      </w:r>
+    </w:p>
+    <w:p>
+      <w:pPr>
+        <w:pStyle w:val="BodyText"/>
+      </w:pPr>
+      <w:r>
+        <w:t xml:space="preserve">Kollaborativ</w:t>
+      </w:r>
+    </w:p>
+    <w:p>
+      <w:pPr>
+        <w:pStyle w:val="BodyText"/>
+      </w:pPr>
+      <w:r>
+        <w:t xml:space="preserve">Partizipation</w:t>
+      </w:r>
+    </w:p>
+    <w:p>
+      <w:pPr>
+        <w:pStyle w:val="BodyText"/>
+      </w:pPr>
+      <w:r>
+        <w:t xml:space="preserve">Prototyp</w:t>
+      </w:r>
+    </w:p>
+    <w:p>
+      <w:pPr>
+        <w:pStyle w:val="BodyText"/>
+      </w:pPr>
+      <w:r>
+        <w:t xml:space="preserve">Workshop</w:t>
+      </w:r>
+    </w:p>
+    <w:bookmarkEnd w:id="315"/>
+    <w:bookmarkStart w:id="316" w:name="projekt"/>
+    <w:p>
+      <w:pPr>
+        <w:pStyle w:val="berschrift3"/>
+      </w:pPr>
+      <w:r>
+        <w:t xml:space="preserve">Projekt</w:t>
+      </w:r>
+    </w:p>
+    <w:p>
+      <w:pPr>
+        <w:pStyle w:val="FirstParagraph"/>
+      </w:pPr>
+      <w:r>
+        <w:t xml:space="preserve">Agilität</w:t>
+      </w:r>
+    </w:p>
+    <w:p>
+      <w:pPr>
+        <w:pStyle w:val="BodyText"/>
+      </w:pPr>
+      <w:r>
+        <w:t xml:space="preserve">Akteur:innen</w:t>
+      </w:r>
+    </w:p>
+    <w:p>
+      <w:pPr>
+        <w:pStyle w:val="BodyText"/>
+      </w:pPr>
+      <w:r>
+        <w:t xml:space="preserve">Akteursnetzwerkanalyse</w:t>
+      </w:r>
+    </w:p>
+    <w:p>
+      <w:pPr>
+        <w:pStyle w:val="BodyText"/>
+      </w:pPr>
+      <w:r>
+        <w:t xml:space="preserve">Best Practices</w:t>
+      </w:r>
+    </w:p>
+    <w:p>
+      <w:pPr>
+        <w:pStyle w:val="BodyText"/>
+      </w:pPr>
+      <w:r>
+        <w:t xml:space="preserve">Co-Site</w:t>
+      </w:r>
+    </w:p>
+    <w:p>
+      <w:pPr>
+        <w:pStyle w:val="BodyText"/>
+      </w:pPr>
+      <w:r>
+        <w:t xml:space="preserve">Co-Site-Glossar</w:t>
+      </w:r>
+    </w:p>
+    <w:p>
+      <w:pPr>
+        <w:pStyle w:val="BodyText"/>
+      </w:pPr>
+      <w:r>
+        <w:t xml:space="preserve">Entwicklungsteam</w:t>
+      </w:r>
+    </w:p>
+    <w:p>
+      <w:pPr>
+        <w:pStyle w:val="BodyText"/>
+      </w:pPr>
+      <w:r>
+        <w:t xml:space="preserve">Expertisegruppe</w:t>
+      </w:r>
+    </w:p>
+    <w:p>
+      <w:pPr>
+        <w:pStyle w:val="BodyText"/>
+      </w:pPr>
+      <w:r>
+        <w:t xml:space="preserve">Gemeinwohlorientierung</w:t>
+      </w:r>
+    </w:p>
+    <w:p>
+      <w:pPr>
+        <w:pStyle w:val="BodyText"/>
+      </w:pPr>
+      <w:r>
+        <w:t xml:space="preserve">Glossar</w:t>
+      </w:r>
+    </w:p>
+    <w:p>
+      <w:pPr>
+        <w:pStyle w:val="BodyText"/>
+      </w:pPr>
+      <w:r>
+        <w:t xml:space="preserve">Modellregionen</w:t>
+      </w:r>
+    </w:p>
+    <w:p>
+      <w:pPr>
+        <w:pStyle w:val="BodyText"/>
+      </w:pPr>
+      <w:r>
+        <w:t xml:space="preserve">Next Practices</w:t>
+      </w:r>
+    </w:p>
+    <w:p>
+      <w:pPr>
+        <w:pStyle w:val="BodyText"/>
+      </w:pPr>
+      <w:r>
+        <w:t xml:space="preserve">Partner:innen</w:t>
+      </w:r>
+    </w:p>
+    <w:p>
+      <w:pPr>
+        <w:pStyle w:val="BodyText"/>
+      </w:pPr>
+      <w:r>
+        <w:t xml:space="preserve">Realexperiment</w:t>
+      </w:r>
+    </w:p>
+    <w:p>
+      <w:pPr>
+        <w:pStyle w:val="BodyText"/>
+      </w:pPr>
+      <w:r>
+        <w:t xml:space="preserve">Reallabor</w:t>
+      </w:r>
+    </w:p>
+    <w:p>
+      <w:pPr>
+        <w:pStyle w:val="BodyText"/>
+      </w:pPr>
+      <w:r>
+        <w:t xml:space="preserve">Sites</w:t>
+      </w:r>
+    </w:p>
+    <w:p>
+      <w:pPr>
+        <w:pStyle w:val="BodyText"/>
+      </w:pPr>
+      <w:r>
+        <w:t xml:space="preserve">Stakeholder</w:t>
+      </w:r>
+    </w:p>
+    <w:p>
+      <w:pPr>
+        <w:pStyle w:val="BodyText"/>
+      </w:pPr>
+      <w:r>
+        <w:t xml:space="preserve">Transdisziplinäres Arbeiten</w:t>
+      </w:r>
+    </w:p>
+    <w:p>
+      <w:pPr>
+        <w:pStyle w:val="BodyText"/>
+      </w:pPr>
+      <w:r>
+        <w:t xml:space="preserve">Transferbeirat</w:t>
+      </w:r>
+    </w:p>
+    <w:p>
+      <w:pPr>
+        <w:pStyle w:val="BodyText"/>
+      </w:pPr>
+      <w:r>
+        <w:t xml:space="preserve">Transformationsnetzwerk</w:t>
+      </w:r>
+    </w:p>
+    <w:p>
+      <w:pPr>
+        <w:pStyle w:val="BodyText"/>
+      </w:pPr>
+      <w:r>
+        <w:t xml:space="preserve">VUCA</w:t>
+      </w:r>
+    </w:p>
+    <w:p>
+      <w:pPr>
+        <w:pStyle w:val="BodyText"/>
+      </w:pPr>
+      <w:r>
+        <w:t xml:space="preserve">Wissenschaft</w:t>
+      </w:r>
+    </w:p>
+    <w:p>
+      <w:pPr>
+        <w:pStyle w:val="BodyText"/>
+      </w:pPr>
+      <w:r>
+        <w:t xml:space="preserve">Zielgruppe</w:t>
+      </w:r>
+    </w:p>
+    <w:bookmarkEnd w:id="316"/>
+    <w:bookmarkStart w:id="317" w:name="risikomanagement-1"/>
+    <w:p>
+      <w:pPr>
+        <w:pStyle w:val="berschrift3"/>
+      </w:pPr>
+      <w:r>
+        <w:t xml:space="preserve">Risikomanagement</w:t>
+      </w:r>
+    </w:p>
+    <w:p>
+      <w:pPr>
+        <w:pStyle w:val="FirstParagraph"/>
+      </w:pPr>
+      <w:r>
+        <w:t xml:space="preserve">Anpassungsfähigkeit</w:t>
+      </w:r>
+    </w:p>
+    <w:p>
+      <w:pPr>
+        <w:pStyle w:val="BodyText"/>
+      </w:pPr>
+      <w:r>
+        <w:t xml:space="preserve">Bevölkerungsschutz</w:t>
+      </w:r>
+    </w:p>
+    <w:p>
+      <w:pPr>
+        <w:pStyle w:val="BodyText"/>
+      </w:pPr>
+      <w:r>
+        <w:t xml:space="preserve">Bewältigungskapazität</w:t>
+      </w:r>
+    </w:p>
+    <w:p>
+      <w:pPr>
+        <w:pStyle w:val="BodyText"/>
+      </w:pPr>
+      <w:r>
+        <w:t xml:space="preserve">Dürreindex</w:t>
+      </w:r>
+    </w:p>
+    <w:p>
+      <w:pPr>
+        <w:pStyle w:val="BodyText"/>
+      </w:pPr>
+      <w:r>
+        <w:t xml:space="preserve">Exposition</w:t>
+      </w:r>
+    </w:p>
+    <w:p>
+      <w:pPr>
+        <w:pStyle w:val="BodyText"/>
+      </w:pPr>
+      <w:r>
+        <w:t xml:space="preserve">Gefahrenabwehr</w:t>
+      </w:r>
+    </w:p>
+    <w:p>
+      <w:pPr>
+        <w:pStyle w:val="BodyText"/>
+      </w:pPr>
+      <w:r>
+        <w:t xml:space="preserve">Gefahrenereignis</w:t>
+      </w:r>
+    </w:p>
+    <w:p>
+      <w:pPr>
+        <w:pStyle w:val="BodyText"/>
+      </w:pPr>
+      <w:r>
+        <w:t xml:space="preserve">Gefahrenkarte</w:t>
+      </w:r>
+    </w:p>
+    <w:p>
+      <w:pPr>
+        <w:pStyle w:val="BodyText"/>
+      </w:pPr>
+      <w:r>
+        <w:t xml:space="preserve">Hochwasserrisikokarte</w:t>
+      </w:r>
+    </w:p>
+    <w:p>
+      <w:pPr>
+        <w:pStyle w:val="BodyText"/>
+      </w:pPr>
+      <w:r>
+        <w:t xml:space="preserve">Katastrophe</w:t>
+      </w:r>
+    </w:p>
+    <w:p>
+      <w:pPr>
+        <w:pStyle w:val="BodyText"/>
+      </w:pPr>
+      <w:r>
+        <w:t xml:space="preserve">Katastrophenschutz</w:t>
+      </w:r>
+    </w:p>
+    <w:p>
+      <w:pPr>
+        <w:pStyle w:val="BodyText"/>
+      </w:pPr>
+      <w:r>
+        <w:t xml:space="preserve">Krise</w:t>
+      </w:r>
+    </w:p>
+    <w:p>
+      <w:pPr>
+        <w:pStyle w:val="BodyText"/>
+      </w:pPr>
+      <w:r>
+        <w:t xml:space="preserve">Naturgefahren</w:t>
+      </w:r>
+    </w:p>
+    <w:p>
+      <w:pPr>
+        <w:pStyle w:val="BodyText"/>
+      </w:pPr>
+      <w:r>
+        <w:t xml:space="preserve">Prävention</w:t>
+      </w:r>
+    </w:p>
+    <w:p>
+      <w:pPr>
+        <w:pStyle w:val="BodyText"/>
+      </w:pPr>
+      <w:r>
+        <w:t xml:space="preserve">Resilienz</w:t>
+      </w:r>
+    </w:p>
+    <w:p>
+      <w:pPr>
+        <w:pStyle w:val="BodyText"/>
+      </w:pPr>
+      <w:r>
+        <w:t xml:space="preserve">Risiko</w:t>
+      </w:r>
+    </w:p>
+    <w:p>
+      <w:pPr>
+        <w:pStyle w:val="BodyText"/>
+      </w:pPr>
+      <w:r>
+        <w:t xml:space="preserve">Risikokarte</w:t>
+      </w:r>
+    </w:p>
+    <w:p>
+      <w:pPr>
+        <w:pStyle w:val="BodyText"/>
+      </w:pPr>
+      <w:r>
+        <w:t xml:space="preserve">Risikomanagement</w:t>
+      </w:r>
+    </w:p>
+    <w:p>
+      <w:pPr>
+        <w:pStyle w:val="BodyText"/>
+      </w:pPr>
+      <w:r>
+        <w:t xml:space="preserve">Schaden</w:t>
+      </w:r>
+    </w:p>
+    <w:p>
+      <w:pPr>
+        <w:pStyle w:val="BodyText"/>
+      </w:pPr>
+      <w:r>
+        <w:t xml:space="preserve">Schutzgut</w:t>
+      </w:r>
+    </w:p>
+    <w:p>
+      <w:pPr>
+        <w:pStyle w:val="BodyText"/>
+      </w:pPr>
+      <w:r>
+        <w:t xml:space="preserve">Starkregenrisikokarte</w:t>
+      </w:r>
+    </w:p>
+    <w:p>
+      <w:pPr>
+        <w:pStyle w:val="BodyText"/>
+      </w:pPr>
+      <w:r>
+        <w:t xml:space="preserve">Vulnerabilität</w:t>
+      </w:r>
+    </w:p>
+    <w:p>
+      <w:pPr>
+        <w:pStyle w:val="BodyText"/>
+      </w:pPr>
+      <w:r>
+        <w:t xml:space="preserve">Vulnerable Personengruppen</w:t>
+      </w:r>
+    </w:p>
+    <w:bookmarkEnd w:id="317"/>
+    <w:bookmarkStart w:id="318" w:name="risikomanagment"/>
+    <w:p>
+      <w:pPr>
+        <w:pStyle w:val="berschrift3"/>
+      </w:pPr>
+      <w:r>
+        <w:t xml:space="preserve">Risikomanagment</w:t>
+      </w:r>
+    </w:p>
+    <w:p>
+      <w:pPr>
+        <w:pStyle w:val="FirstParagraph"/>
+      </w:pPr>
+      <w:r>
+        <w:t xml:space="preserve">Krisenmanagement</w:t>
+      </w:r>
+    </w:p>
+    <w:p>
+      <w:pPr>
+        <w:pStyle w:val="BodyText"/>
+      </w:pPr>
+      <w:r>
+        <w:t xml:space="preserve">Zivilschutz</w:t>
+      </w:r>
+    </w:p>
+    <w:bookmarkEnd w:id="318"/>
+    <w:bookmarkStart w:id="319" w:name="transformation-1"/>
+    <w:p>
+      <w:pPr>
+        <w:pStyle w:val="berschrift3"/>
+      </w:pPr>
+      <w:r>
+        <w:t xml:space="preserve">Transformation</w:t>
+      </w:r>
+    </w:p>
+    <w:p>
+      <w:pPr>
+        <w:pStyle w:val="FirstParagraph"/>
+      </w:pPr>
+      <w:r>
+        <w:t xml:space="preserve">Agenda 2030</w:t>
+      </w:r>
+    </w:p>
+    <w:p>
+      <w:pPr>
+        <w:pStyle w:val="BodyText"/>
+      </w:pPr>
+      <w:r>
+        <w:t xml:space="preserve">Bildung für Nachhaltige Entwicklung</w:t>
+      </w:r>
+    </w:p>
+    <w:p>
+      <w:pPr>
+        <w:pStyle w:val="BodyText"/>
+      </w:pPr>
+      <w:r>
+        <w:t xml:space="preserve">Change Agents</w:t>
+      </w:r>
+    </w:p>
+    <w:p>
+      <w:pPr>
+        <w:pStyle w:val="BodyText"/>
+      </w:pPr>
+      <w:r>
+        <w:t xml:space="preserve">Deutsche Nachhaltigkeitsstrategie</w:t>
+      </w:r>
+    </w:p>
+    <w:p>
+      <w:pPr>
+        <w:pStyle w:val="BodyText"/>
+      </w:pPr>
+      <w:r>
+        <w:t xml:space="preserve">Global Change</w:t>
+      </w:r>
+    </w:p>
+    <w:p>
+      <w:pPr>
+        <w:pStyle w:val="BodyText"/>
+      </w:pPr>
+      <w:r>
+        <w:t xml:space="preserve">Klimawandelanpassung</w:t>
+      </w:r>
+    </w:p>
+    <w:p>
+      <w:pPr>
+        <w:pStyle w:val="BodyText"/>
+      </w:pPr>
+      <w:r>
+        <w:t xml:space="preserve">Megatrends</w:t>
+      </w:r>
+    </w:p>
+    <w:p>
+      <w:pPr>
+        <w:pStyle w:val="BodyText"/>
+      </w:pPr>
+      <w:r>
+        <w:t xml:space="preserve">Nachhaltigkeit</w:t>
+      </w:r>
+    </w:p>
+    <w:p>
+      <w:pPr>
+        <w:pStyle w:val="BodyText"/>
+      </w:pPr>
+      <w:r>
+        <w:t xml:space="preserve">Nachhaltigkeitsmanagement</w:t>
+      </w:r>
+    </w:p>
+    <w:p>
+      <w:pPr>
+        <w:pStyle w:val="BodyText"/>
+      </w:pPr>
+      <w:r>
+        <w:t xml:space="preserve">Nachhaltigkeitsstrategie</w:t>
+      </w:r>
+    </w:p>
+    <w:p>
+      <w:pPr>
+        <w:pStyle w:val="BodyText"/>
+      </w:pPr>
+      <w:r>
+        <w:t xml:space="preserve">Sozial-ökologische Transformation</w:t>
+      </w:r>
+    </w:p>
+    <w:p>
+      <w:pPr>
+        <w:pStyle w:val="BodyText"/>
+      </w:pPr>
+      <w:r>
+        <w:t xml:space="preserve">Sustainable Development Goals</w:t>
+      </w:r>
+    </w:p>
+    <w:p>
+      <w:pPr>
+        <w:pStyle w:val="BodyText"/>
+      </w:pPr>
+      <w:r>
+        <w:t xml:space="preserve">Transformation</w:t>
+      </w:r>
+    </w:p>
+    <w:p>
+      <w:pPr>
+        <w:pStyle w:val="BodyText"/>
+      </w:pPr>
+      <w:r>
+        <w:t xml:space="preserve">Transformative Wissenschaft</w:t>
+      </w:r>
+    </w:p>
+    <w:p>
+      <w:pPr>
+        <w:pStyle w:val="BodyText"/>
+      </w:pPr>
+      <w:r>
+        <w:t xml:space="preserve">Urbane Resilienz</w:t>
+      </w:r>
+    </w:p>
+    <w:p>
+      <w:pPr>
+        <w:pStyle w:val="BodyText"/>
+      </w:pPr>
+      <w:r>
+        <w:t xml:space="preserve">Vision</w:t>
+      </w:r>
+    </w:p>
+    <w:bookmarkEnd w:id="319"/>
+    <w:bookmarkStart w:id="320" w:name="weiterbildung-1"/>
+    <w:p>
+      <w:pPr>
+        <w:pStyle w:val="berschrift3"/>
+      </w:pPr>
+      <w:r>
+        <w:t xml:space="preserve">Weiterbildung</w:t>
+      </w:r>
+    </w:p>
+    <w:p>
+      <w:pPr>
+        <w:pStyle w:val="FirstParagraph"/>
+      </w:pPr>
+      <w:r>
+        <w:t xml:space="preserve">Allgemeine Weiterbildung</w:t>
+      </w:r>
+    </w:p>
+    <w:p>
+      <w:pPr>
+        <w:pStyle w:val="BodyText"/>
+      </w:pPr>
+      <w:r>
+        <w:t xml:space="preserve">Berufliche Weiterbildung</w:t>
+      </w:r>
+    </w:p>
+    <w:p>
+      <w:pPr>
+        <w:pStyle w:val="BodyText"/>
+      </w:pPr>
+      <w:r>
+        <w:t xml:space="preserve">Betriebliche Weiterbildung</w:t>
+      </w:r>
+    </w:p>
+    <w:p>
+      <w:pPr>
+        <w:pStyle w:val="BodyText"/>
+      </w:pPr>
+      <w:r>
+        <w:t xml:space="preserve">Didaktisches Design</w:t>
+      </w:r>
+    </w:p>
+    <w:p>
+      <w:pPr>
+        <w:pStyle w:val="BodyText"/>
+      </w:pPr>
+      <w:r>
+        <w:t xml:space="preserve">Fortbildung</w:t>
+      </w:r>
+    </w:p>
+    <w:p>
+      <w:pPr>
+        <w:pStyle w:val="BodyText"/>
+      </w:pPr>
+      <w:r>
+        <w:t xml:space="preserve">Future Skills</w:t>
+      </w:r>
+    </w:p>
+    <w:p>
+      <w:pPr>
+        <w:pStyle w:val="BodyText"/>
+      </w:pPr>
+      <w:r>
+        <w:t xml:space="preserve">Green Skills</w:t>
+      </w:r>
+    </w:p>
+    <w:p>
+      <w:pPr>
+        <w:pStyle w:val="BodyText"/>
+      </w:pPr>
+      <w:r>
+        <w:t xml:space="preserve">Lernsettings</w:t>
+      </w:r>
+    </w:p>
+    <w:p>
+      <w:pPr>
+        <w:pStyle w:val="BodyText"/>
+      </w:pPr>
+      <w:r>
+        <w:t xml:space="preserve">Qualifikation</w:t>
+      </w:r>
+    </w:p>
+    <w:p>
+      <w:pPr>
+        <w:pStyle w:val="BodyText"/>
+      </w:pPr>
+      <w:r>
+        <w:t xml:space="preserve">Qualifizierungsbedarf</w:t>
+      </w:r>
+    </w:p>
+    <w:p>
+      <w:pPr>
+        <w:pStyle w:val="BodyText"/>
+      </w:pPr>
+      <w:r>
+        <w:t xml:space="preserve">Transformation Skills</w:t>
+      </w:r>
+    </w:p>
+    <w:p>
+      <w:pPr>
+        <w:pStyle w:val="BodyText"/>
+      </w:pPr>
+      <w:r>
+        <w:t xml:space="preserve">Transformatives Lernen</w:t>
+      </w:r>
+    </w:p>
+    <w:p>
+      <w:pPr>
+        <w:pStyle w:val="BodyText"/>
+      </w:pPr>
+      <w:r>
+        <w:t xml:space="preserve">Weiterbildung</w:t>
+      </w:r>
+    </w:p>
+    <w:p>
+      <w:pPr>
+        <w:pStyle w:val="BodyText"/>
+      </w:pPr>
+      <w:r>
+        <w:t xml:space="preserve">Wissenschaftliche Weiterbildung</w:t>
+      </w:r>
+    </w:p>
+    <w:bookmarkEnd w:id="320"/>
+    <w:bookmarkStart w:id="321" w:name="wirkung-1"/>
+    <w:p>
+      <w:pPr>
+        <w:pStyle w:val="berschrift3"/>
+      </w:pPr>
+      <w:r>
+        <w:t xml:space="preserve">Wirkung</w:t>
+      </w:r>
+    </w:p>
+    <w:p>
+      <w:pPr>
+        <w:pStyle w:val="FirstParagraph"/>
+      </w:pPr>
+      <w:r>
+        <w:t xml:space="preserve">Balanced Scorecard</w:t>
+      </w:r>
+    </w:p>
+    <w:p>
+      <w:pPr>
+        <w:pStyle w:val="BodyText"/>
+      </w:pPr>
+      <w:r>
+        <w:t xml:space="preserve">Bedarfsanalyse</w:t>
+      </w:r>
+    </w:p>
+    <w:p>
+      <w:pPr>
+        <w:pStyle w:val="BodyText"/>
+      </w:pPr>
+      <w:r>
+        <w:t xml:space="preserve">Begleitforschung</w:t>
+      </w:r>
+    </w:p>
+    <w:p>
+      <w:pPr>
+        <w:pStyle w:val="BodyText"/>
+      </w:pPr>
+      <w:r>
+        <w:t xml:space="preserve">Evaluation</w:t>
+      </w:r>
+    </w:p>
+    <w:p>
+      <w:pPr>
+        <w:pStyle w:val="BodyText"/>
+      </w:pPr>
+      <w:r>
+        <w:t xml:space="preserve">Formative Evaluation</w:t>
+      </w:r>
+    </w:p>
+    <w:p>
+      <w:pPr>
+        <w:pStyle w:val="BodyText"/>
+      </w:pPr>
+      <w:r>
+        <w:t xml:space="preserve">Impact</w:t>
+      </w:r>
+    </w:p>
+    <w:p>
+      <w:pPr>
+        <w:pStyle w:val="BodyText"/>
+      </w:pPr>
+      <w:r>
+        <w:t xml:space="preserve">Indikator</w:t>
+      </w:r>
+    </w:p>
+    <w:p>
+      <w:pPr>
+        <w:pStyle w:val="BodyText"/>
+      </w:pPr>
+      <w:r>
+        <w:t xml:space="preserve">Input</w:t>
+      </w:r>
+    </w:p>
+    <w:p>
+      <w:pPr>
+        <w:pStyle w:val="BodyText"/>
+      </w:pPr>
+      <w:r>
+        <w:t xml:space="preserve">Outcome</w:t>
+      </w:r>
+    </w:p>
+    <w:p>
+      <w:pPr>
+        <w:pStyle w:val="BodyText"/>
+      </w:pPr>
+      <w:r>
+        <w:t xml:space="preserve">Output</w:t>
+      </w:r>
+    </w:p>
+    <w:p>
+      <w:pPr>
+        <w:pStyle w:val="BodyText"/>
+      </w:pPr>
+      <w:r>
+        <w:t xml:space="preserve">Prospektive Evaluation</w:t>
+      </w:r>
+    </w:p>
+    <w:p>
+      <w:pPr>
+        <w:pStyle w:val="BodyText"/>
+      </w:pPr>
+      <w:r>
+        <w:t xml:space="preserve">Summative Evaluation</w:t>
+      </w:r>
+    </w:p>
+    <w:p>
+      <w:pPr>
+        <w:pStyle w:val="BodyText"/>
+      </w:pPr>
+      <w:r>
+        <w:t xml:space="preserve">Wirkung</w:t>
+      </w:r>
+    </w:p>
+    <w:p>
+      <w:pPr>
+        <w:pStyle w:val="BodyText"/>
+      </w:pPr>
+      <w:r>
+        <w:t xml:space="preserve">Wirkungsanalyse</w:t>
+      </w:r>
+    </w:p>
+    <w:p>
+      <w:pPr>
+        <w:pStyle w:val="BodyText"/>
+      </w:pPr>
+      <w:r>
+        <w:t xml:space="preserve">Wirkungsmodell</w:t>
+      </w:r>
+    </w:p>
+    <w:p>
+      <w:pPr>
+        <w:pStyle w:val="BodyText"/>
+      </w:pPr>
+      <w:r>
+        <w:t xml:space="preserve">Wirkungsmonitoring</w:t>
+      </w:r>
+    </w:p>
+    <w:p>
+      <w:pPr>
+        <w:pStyle w:val="BodyText"/>
+      </w:pPr>
+      <w:r>
+        <w:t xml:space="preserve">Wirkungsorientierung</w:t>
+      </w:r>
+    </w:p>
+    <w:bookmarkEnd w:id="321"/>
+    <w:bookmarkStart w:id="322" w:name="wissensmanagement"/>
+    <w:p>
+      <w:pPr>
+        <w:pStyle w:val="berschrift3"/>
+      </w:pPr>
+      <w:r>
+        <w:t xml:space="preserve">Wissensmanagement</w:t>
+      </w:r>
+    </w:p>
+    <w:p>
+      <w:pPr>
+        <w:pStyle w:val="FirstParagraph"/>
+      </w:pPr>
+      <w:r>
+        <w:t xml:space="preserve">Open Science</w:t>
+      </w:r>
+    </w:p>
+    <w:p>
+      <w:pPr>
+        <w:pStyle w:val="BodyText"/>
+      </w:pPr>
+      <w:r>
+        <w:t xml:space="preserve">Systemwissen</w:t>
+      </w:r>
+    </w:p>
+    <w:p>
+      <w:pPr>
+        <w:pStyle w:val="BodyText"/>
+      </w:pPr>
+      <w:r>
+        <w:t xml:space="preserve">Transfer</w:t>
+      </w:r>
+    </w:p>
+    <w:p>
+      <w:pPr>
+        <w:pStyle w:val="BodyText"/>
+      </w:pPr>
+      <w:r>
+        <w:t xml:space="preserve">Transfermodus 1</w:t>
+      </w:r>
+    </w:p>
+    <w:p>
+      <w:pPr>
+        <w:pStyle w:val="BodyText"/>
+      </w:pPr>
+      <w:r>
+        <w:t xml:space="preserve">Transfermodus 2a</w:t>
+      </w:r>
+    </w:p>
+    <w:p>
+      <w:pPr>
+        <w:pStyle w:val="BodyText"/>
+      </w:pPr>
+      <w:r>
+        <w:t xml:space="preserve">Transfermodus 2b</w:t>
+      </w:r>
+    </w:p>
+    <w:p>
+      <w:pPr>
+        <w:pStyle w:val="BodyText"/>
+      </w:pPr>
+      <w:r>
+        <w:t xml:space="preserve">Transformationswissen</w:t>
+      </w:r>
+    </w:p>
+    <w:p>
+      <w:pPr>
+        <w:pStyle w:val="BodyText"/>
+      </w:pPr>
+      <w:r>
+        <w:t xml:space="preserve">Wissenserzeugung</w:t>
+      </w:r>
+    </w:p>
+    <w:p>
+      <w:pPr>
+        <w:pStyle w:val="BodyText"/>
+      </w:pPr>
+      <w:r>
+        <w:t xml:space="preserve">Wissenstransfer</w:t>
+      </w:r>
+    </w:p>
+    <w:p>
+      <w:pPr>
+        <w:pStyle w:val="BodyText"/>
+      </w:pPr>
+      <w:r>
+        <w:t xml:space="preserve">Zielwissen</w:t>
+      </w:r>
+    </w:p>
+    <w:bookmarkEnd w:id="322"/>
+    <w:bookmarkStart w:id="323" w:name="xr"/>
+    <w:p>
+      <w:pPr>
+        <w:pStyle w:val="berschrift3"/>
+      </w:pPr>
+      <w:r>
+        <w:t xml:space="preserve">XR</w:t>
+      </w:r>
+    </w:p>
+    <w:p>
+      <w:pPr>
+        <w:pStyle w:val="FirstParagraph"/>
+      </w:pPr>
+      <w:r>
+        <w:t xml:space="preserve">360-Grad-Video</w:t>
+      </w:r>
+    </w:p>
+    <w:p>
+      <w:pPr>
+        <w:pStyle w:val="BodyText"/>
+      </w:pPr>
+      <w:r>
+        <w:t xml:space="preserve">AR-Brille</w:t>
+      </w:r>
+    </w:p>
+    <w:p>
+      <w:pPr>
+        <w:pStyle w:val="BodyText"/>
+      </w:pPr>
+      <w:r>
+        <w:t xml:space="preserve">Augmented Reality</w:t>
+      </w:r>
+    </w:p>
+    <w:p>
+      <w:pPr>
+        <w:pStyle w:val="BodyText"/>
+      </w:pPr>
+      <w:r>
+        <w:t xml:space="preserve">Augmented Virtuality</w:t>
+      </w:r>
+    </w:p>
+    <w:p>
+      <w:pPr>
+        <w:pStyle w:val="BodyText"/>
+      </w:pPr>
+      <w:r>
+        <w:t xml:space="preserve">Extended Reality</w:t>
+      </w:r>
+    </w:p>
+    <w:p>
+      <w:pPr>
+        <w:pStyle w:val="BodyText"/>
+      </w:pPr>
+      <w:r>
+        <w:t xml:space="preserve">Head-Mounted Display</w:t>
+      </w:r>
+    </w:p>
+    <w:p>
+      <w:pPr>
+        <w:pStyle w:val="BodyText"/>
+      </w:pPr>
+      <w:r>
+        <w:t xml:space="preserve">Immersion</w:t>
+      </w:r>
+    </w:p>
+    <w:p>
+      <w:pPr>
+        <w:pStyle w:val="BodyText"/>
+      </w:pPr>
+      <w:r>
+        <w:t xml:space="preserve">Mixed Reality</w:t>
+      </w:r>
+    </w:p>
+    <w:p>
+      <w:pPr>
+        <w:pStyle w:val="BodyText"/>
+      </w:pPr>
+      <w:r>
+        <w:t xml:space="preserve">Simulationen</w:t>
+      </w:r>
+    </w:p>
+    <w:p>
+      <w:pPr>
+        <w:pStyle w:val="BodyText"/>
+      </w:pPr>
+      <w:r>
+        <w:t xml:space="preserve">VR-Brille</w:t>
+      </w:r>
+    </w:p>
+    <w:p>
+      <w:pPr>
+        <w:pStyle w:val="BodyText"/>
+      </w:pPr>
+      <w:r>
+        <w:t xml:space="preserve">VR-Laufband</w:t>
+      </w:r>
+    </w:p>
+    <w:p>
+      <w:pPr>
+        <w:pStyle w:val="BodyText"/>
+      </w:pPr>
+      <w:r>
+        <w:t xml:space="preserve">Virtual Reality</w:t>
+      </w:r>
+    </w:p>
+    <w:bookmarkEnd w:id="323"/>
+    <w:bookmarkEnd w:id="324"/>
+    <w:bookmarkStart w:id="327" w:name="mitwirkende"/>
     <w:p>
       <w:pPr>
         <w:pStyle w:val="berschrift1"/>
       </w:pPr>
       <w:r>
-        <w:t xml:space="preserve">Co-Site Tags</w:t>
+        <w:t xml:space="preserve">Mitwirkende</w:t>
+      </w:r>
+    </w:p>
+    <w:bookmarkStart w:id="325" w:name="autorinnen-1"/>
+    <w:p>
+      <w:pPr>
+        <w:pStyle w:val="berschrift2"/>
+      </w:pPr>
+      <w:r>
+        <w:t xml:space="preserve">Autor:innen</w:t>
       </w:r>
     </w:p>
     <w:p>
       <w:pPr>
         <w:pStyle w:val="FirstParagraph"/>
       </w:pPr>
-    </w:p>
-    <w:bookmarkStart w:id="307" w:name="daten"/>
-    <w:p>
-      <w:pPr>
-        <w:pStyle w:val="berschrift3"/>
-      </w:pPr>
-      <w:r>
-        <w:t xml:space="preserve">Daten</w:t>
+      <w:r>
+        <w:t xml:space="preserve">Sandra Alfonso de Nehren, ORCID:</w:t>
+      </w:r>
+      <w:r>
+        <w:t xml:space="preserve"> </w:t>
+      </w:r>
+      <w:hyperlink r:id="rId42">
+        <w:r>
+          <w:rPr>
+            <w:rStyle w:val="Hyperlink"/>
+          </w:rPr>
+          <w:t xml:space="preserve">0009-0005-2435-7666</w:t>
+        </w:r>
+      </w:hyperlink>
+      <w:r>
+        <w:t xml:space="preserve">, TH Köln - Fakultät für Raumentwicklung und Infrastruktursysteme, Institute for Technology and Resources Management in the Tropics and Subtropics (ITT)</w:t>
+      </w:r>
+    </w:p>
+    <w:p>
+      <w:pPr>
+        <w:pStyle w:val="BodyText"/>
+      </w:pPr>
+      <w:r>
+        <w:t xml:space="preserve">Svenja Bickert-Appleby, ORCID:</w:t>
+      </w:r>
+      <w:r>
+        <w:t xml:space="preserve"> </w:t>
+      </w:r>
+      <w:hyperlink r:id="rId44">
+        <w:r>
+          <w:rPr>
+            <w:rStyle w:val="Hyperlink"/>
+          </w:rPr>
+          <w:t xml:space="preserve">0009-0008-4062-0833</w:t>
+        </w:r>
+      </w:hyperlink>
+      <w:r>
+        <w:t xml:space="preserve">, TH Köln - Fakultät für Anlagen, Energie- und Maschinensysteme, Institut für Produktentwicklung und Konstruktionstechnik (IPK)</w:t>
+      </w:r>
+    </w:p>
+    <w:p>
+      <w:pPr>
+        <w:pStyle w:val="BodyText"/>
+      </w:pPr>
+      <w:r>
+        <w:t xml:space="preserve">Ilona Arcaro, TH Köln - Akademie für wissenschaftliche Weiterbildung, Wissenschaftliche Weiterbildung</w:t>
+      </w:r>
+    </w:p>
+    <w:p>
+      <w:pPr>
+        <w:pStyle w:val="BodyText"/>
+      </w:pPr>
+      <w:r>
+        <w:t xml:space="preserve">Muhammed Enes Bodur, ORCID:</w:t>
+      </w:r>
+      <w:r>
+        <w:t xml:space="preserve"> </w:t>
+      </w:r>
+      <w:hyperlink r:id="rId39">
+        <w:r>
+          <w:rPr>
+            <w:rStyle w:val="Hyperlink"/>
+          </w:rPr>
+          <w:t xml:space="preserve">0009-0001-2984-5766</w:t>
+        </w:r>
+      </w:hyperlink>
+      <w:r>
+        <w:t xml:space="preserve">, TH Köln - Fakultät für Anlagen, Energie- und Maschinensysteme, Institut für Rettungsingenieurwesen und Gefahrenabwehr (IRG)</w:t>
+      </w:r>
+    </w:p>
+    <w:p>
+      <w:pPr>
+        <w:pStyle w:val="BodyText"/>
+      </w:pPr>
+      <w:r>
+        <w:t xml:space="preserve">Nico Buck, ORCID:</w:t>
+      </w:r>
+      <w:r>
+        <w:t xml:space="preserve"> </w:t>
+      </w:r>
+      <w:hyperlink r:id="rId40">
+        <w:r>
+          <w:rPr>
+            <w:rStyle w:val="Hyperlink"/>
+          </w:rPr>
+          <w:t xml:space="preserve">0009-0002-9390-1336</w:t>
+        </w:r>
+      </w:hyperlink>
+      <w:r>
+        <w:t xml:space="preserve">, TH Köln - Fakultät für Anlagen, Energie- und Maschinensysteme</w:t>
+      </w:r>
+    </w:p>
+    <w:p>
+      <w:pPr>
+        <w:pStyle w:val="BodyText"/>
+      </w:pPr>
+      <w:r>
+        <w:t xml:space="preserve">Anne Diessner, TH Köln - Fakultät für Raumentwicklung und Infrastruktursysteme</w:t>
+      </w:r>
+    </w:p>
+    <w:p>
+      <w:pPr>
+        <w:pStyle w:val="BodyText"/>
+      </w:pPr>
+      <w:r>
+        <w:t xml:space="preserve">Lars Dietrich, ORCID:</w:t>
+      </w:r>
+      <w:r>
+        <w:t xml:space="preserve"> </w:t>
+      </w:r>
+      <w:hyperlink r:id="rId37">
+        <w:r>
+          <w:rPr>
+            <w:rStyle w:val="Hyperlink"/>
+          </w:rPr>
+          <w:t xml:space="preserve">0000-0003-3407-166X</w:t>
+        </w:r>
+      </w:hyperlink>
+      <w:r>
+        <w:t xml:space="preserve">, Stadt Leverkusen, NaturGut Ophoven und Justus-Liebig-Universität Gießen, Institut für Biologiedidaktik</w:t>
+      </w:r>
+    </w:p>
+    <w:p>
+      <w:pPr>
+        <w:pStyle w:val="BodyText"/>
+      </w:pPr>
+      <w:r>
+        <w:t xml:space="preserve">Alexander Fekete, ORCID:</w:t>
+      </w:r>
+      <w:r>
+        <w:t xml:space="preserve"> </w:t>
+      </w:r>
+      <w:hyperlink r:id="rId24">
+        <w:r>
+          <w:rPr>
+            <w:rStyle w:val="Hyperlink"/>
+          </w:rPr>
+          <w:t xml:space="preserve">0000-0002-8029-6774</w:t>
+        </w:r>
+      </w:hyperlink>
+      <w:r>
+        <w:t xml:space="preserve">, TH Köln - Fakultät für Anlagen, Energie- und Maschinensysteme, Institut für Rettungsingenieurwesen und Gefahrenabwehr (IRG)</w:t>
+      </w:r>
+    </w:p>
+    <w:p>
+      <w:pPr>
+        <w:pStyle w:val="BodyText"/>
+      </w:pPr>
+      <w:r>
+        <w:t xml:space="preserve">Barbara Elisabeth Frick, ORCID:</w:t>
+      </w:r>
+      <w:r>
+        <w:t xml:space="preserve"> </w:t>
+      </w:r>
+      <w:hyperlink r:id="rId25">
+        <w:r>
+          <w:rPr>
+            <w:rStyle w:val="Hyperlink"/>
+          </w:rPr>
+          <w:t xml:space="preserve">0009-0000-5881-6123</w:t>
+        </w:r>
+      </w:hyperlink>
+      <w:r>
+        <w:t xml:space="preserve">, TH Köln - Fakultät für Informations- und</w:t>
+      </w:r>
+      <w:r>
+        <w:t xml:space="preserve"> </w:t>
+      </w:r>
+      <w:r>
+        <w:t xml:space="preserve">Kommunikationswissenschaften</w:t>
+      </w:r>
+    </w:p>
+    <w:p>
+      <w:pPr>
+        <w:pStyle w:val="BodyText"/>
+      </w:pPr>
+      <w:r>
+        <w:t xml:space="preserve">Claudia Frick, ORCID:</w:t>
+      </w:r>
+      <w:r>
+        <w:t xml:space="preserve"> </w:t>
+      </w:r>
+      <w:hyperlink r:id="rId28">
+        <w:r>
+          <w:rPr>
+            <w:rStyle w:val="Hyperlink"/>
+          </w:rPr>
+          <w:t xml:space="preserve">0000-0002-5291-4301</w:t>
+        </w:r>
+      </w:hyperlink>
+      <w:r>
+        <w:t xml:space="preserve">, TH Köln - Fakultät für Informations- und Kommunikationswissenschaften, Institut für Informationswissenschaft</w:t>
+      </w:r>
+    </w:p>
+    <w:p>
+      <w:pPr>
+        <w:pStyle w:val="BodyText"/>
+      </w:pPr>
+      <w:r>
+        <w:t xml:space="preserve">Henny Grotehusmann, TH Köln - Fakultät für Raumentwicklung und Infrastruktursysteme</w:t>
+      </w:r>
+    </w:p>
+    <w:p>
+      <w:pPr>
+        <w:pStyle w:val="BodyText"/>
+      </w:pPr>
+      <w:r>
+        <w:t xml:space="preserve">Regina Harms, ORCID:</w:t>
+      </w:r>
+      <w:r>
+        <w:t xml:space="preserve"> </w:t>
+      </w:r>
+      <w:hyperlink r:id="rId41">
+        <w:r>
+          <w:rPr>
+            <w:rStyle w:val="Hyperlink"/>
+          </w:rPr>
+          <w:t xml:space="preserve">0009-0000-3988-3937</w:t>
+        </w:r>
+      </w:hyperlink>
+      <w:r>
+        <w:t xml:space="preserve">, TH Köln - Fakultät für Informations- und Kommunikationswissenschaften, Institut für Informationswissenschaft</w:t>
+      </w:r>
+    </w:p>
+    <w:p>
+      <w:pPr>
+        <w:pStyle w:val="BodyText"/>
+      </w:pPr>
+      <w:r>
+        <w:t xml:space="preserve">Lambert Heller, ORCID:</w:t>
+      </w:r>
+      <w:r>
+        <w:t xml:space="preserve"> </w:t>
+      </w:r>
+      <w:hyperlink r:id="rId35">
+        <w:r>
+          <w:rPr>
+            <w:rStyle w:val="Hyperlink"/>
+          </w:rPr>
+          <w:t xml:space="preserve">0000-0003-0232-7085</w:t>
+        </w:r>
+      </w:hyperlink>
+      <w:r>
+        <w:t xml:space="preserve">, TIB - Leibniz Informationszentrum Technik und Naturwissenschaften</w:t>
+      </w:r>
+    </w:p>
+    <w:p>
+      <w:pPr>
+        <w:pStyle w:val="BodyText"/>
+      </w:pPr>
+      <w:r>
+        <w:t xml:space="preserve">Chris Hetkämper, ORCID:</w:t>
+      </w:r>
+      <w:r>
+        <w:t xml:space="preserve"> </w:t>
+      </w:r>
+      <w:hyperlink r:id="rId27">
+        <w:r>
+          <w:rPr>
+            <w:rStyle w:val="Hyperlink"/>
+          </w:rPr>
+          <w:t xml:space="preserve">0000-0001-5873-921X</w:t>
+        </w:r>
+      </w:hyperlink>
+      <w:r>
+        <w:t xml:space="preserve">, TH Köln - Fakultät für Anlagen, Energie- und Maschinensysteme, Institut für Rettungsingenieurwesen und Gefahrenabwehr (IRG)</w:t>
+      </w:r>
+    </w:p>
+    <w:p>
+      <w:pPr>
+        <w:pStyle w:val="BodyText"/>
+      </w:pPr>
+      <w:r>
+        <w:t xml:space="preserve">Friederike Holtmann, ORCID:</w:t>
+      </w:r>
+      <w:r>
+        <w:t xml:space="preserve"> </w:t>
+      </w:r>
+      <w:hyperlink r:id="rId29">
+        <w:r>
+          <w:rPr>
+            <w:rStyle w:val="Hyperlink"/>
+          </w:rPr>
+          <w:t xml:space="preserve">0009-0004-3451-0962</w:t>
+        </w:r>
+      </w:hyperlink>
+      <w:r>
+        <w:t xml:space="preserve">, TH Köln - Fakultät für Anlagen, Energie- und Maschinensysteme</w:t>
+      </w:r>
+    </w:p>
+    <w:p>
+      <w:pPr>
+        <w:pStyle w:val="BodyText"/>
+      </w:pPr>
+      <w:r>
+        <w:t xml:space="preserve">Carla Frohn, ORCID:</w:t>
+      </w:r>
+      <w:r>
+        <w:t xml:space="preserve"> </w:t>
+      </w:r>
+      <w:hyperlink r:id="rId26">
+        <w:r>
+          <w:rPr>
+            <w:rStyle w:val="Hyperlink"/>
+          </w:rPr>
+          <w:t xml:space="preserve">0009-0007-8663-1856</w:t>
+        </w:r>
+      </w:hyperlink>
+      <w:r>
+        <w:t xml:space="preserve">, TH Köln - Fakultät für Anlagen, Energie- und Maschinensysteme</w:t>
+      </w:r>
+    </w:p>
+    <w:p>
+      <w:pPr>
+        <w:pStyle w:val="BodyText"/>
+      </w:pPr>
+      <w:r>
+        <w:t xml:space="preserve">Johanne Kaufmann, TH Köln - Fakultät für Raumentwicklung und Infrastruktursysteme</w:t>
+      </w:r>
+    </w:p>
+    <w:p>
+      <w:pPr>
+        <w:pStyle w:val="BodyText"/>
+      </w:pPr>
+      <w:r>
+        <w:t xml:space="preserve">Ines Könsgen, ORCID:</w:t>
+      </w:r>
+      <w:r>
+        <w:t xml:space="preserve"> </w:t>
+      </w:r>
+      <w:hyperlink r:id="rId30">
+        <w:r>
+          <w:rPr>
+            <w:rStyle w:val="Hyperlink"/>
+          </w:rPr>
+          <w:t xml:space="preserve">0009-0009-2260-8301</w:t>
+        </w:r>
+      </w:hyperlink>
+      <w:r>
+        <w:t xml:space="preserve">, TH Köln - Fakultät für Raumentwicklung und Infrastruktursysteme</w:t>
+      </w:r>
+    </w:p>
+    <w:p>
+      <w:pPr>
+        <w:pStyle w:val="BodyText"/>
+      </w:pPr>
+      <w:r>
+        <w:t xml:space="preserve">Silvia Marie Krautzik, ORCID:</w:t>
+      </w:r>
+      <w:r>
+        <w:t xml:space="preserve"> </w:t>
+      </w:r>
+      <w:hyperlink r:id="rId43">
+        <w:r>
+          <w:rPr>
+            <w:rStyle w:val="Hyperlink"/>
+          </w:rPr>
+          <w:t xml:space="preserve">0009-0008-4684-298X</w:t>
+        </w:r>
+      </w:hyperlink>
+      <w:r>
+        <w:t xml:space="preserve">, TH Köln - Fakultät für Raumentwicklung und Infrastruktursysteme, Institute for Technology and Resources Management in the Tropics and Subtropics (ITT)</w:t>
+      </w:r>
+    </w:p>
+    <w:p>
+      <w:pPr>
+        <w:pStyle w:val="BodyText"/>
+      </w:pPr>
+      <w:r>
+        <w:t xml:space="preserve">Georg Lamberty, TH Köln - Fakultät für Raumentwicklung und Infrastruktursysteme, Institute for Technology and Resources Management in the Tropics and Subtropics (ITT)</w:t>
+      </w:r>
+    </w:p>
+    <w:p>
+      <w:pPr>
+        <w:pStyle w:val="BodyText"/>
+      </w:pPr>
+      <w:r>
+        <w:t xml:space="preserve">Julia Laux, ORCID:</w:t>
+      </w:r>
+      <w:r>
+        <w:t xml:space="preserve"> </w:t>
+      </w:r>
+      <w:hyperlink r:id="rId34">
+        <w:r>
+          <w:rPr>
+            <w:rStyle w:val="Hyperlink"/>
+          </w:rPr>
+          <w:t xml:space="preserve">0009-0002-5293-561X</w:t>
+        </w:r>
+      </w:hyperlink>
+      <w:r>
+        <w:t xml:space="preserve">, TH Köln - Fakultät für Informations- und Kommunikationswissenschaften</w:t>
+      </w:r>
+    </w:p>
+    <w:p>
+      <w:pPr>
+        <w:pStyle w:val="BodyText"/>
+      </w:pPr>
+      <w:r>
+        <w:t xml:space="preserve">Isabell Mayer, Kolpingstadt Kerpen, Fachbereich Nachhaltigkeit</w:t>
+      </w:r>
+    </w:p>
+    <w:p>
+      <w:pPr>
+        <w:pStyle w:val="BodyText"/>
+      </w:pPr>
+      <w:r>
+        <w:t xml:space="preserve">Silke Meilwes, TH Köln - Fakultät für Raumentwicklung und Infrastruktursysteme, Institute for Technology and Resources Management in the Tropics and Subtropics (ITT)</w:t>
+      </w:r>
+    </w:p>
+    <w:p>
+      <w:pPr>
+        <w:pStyle w:val="BodyText"/>
+      </w:pPr>
+      <w:r>
+        <w:t xml:space="preserve">Larissa Müller, ORCID:</w:t>
+      </w:r>
+      <w:r>
+        <w:t xml:space="preserve"> </w:t>
+      </w:r>
+      <w:hyperlink r:id="rId36">
+        <w:r>
+          <w:rPr>
+            <w:rStyle w:val="Hyperlink"/>
+          </w:rPr>
+          <w:t xml:space="preserve">0000-0002-9854-3403</w:t>
+        </w:r>
+      </w:hyperlink>
+      <w:r>
+        <w:t xml:space="preserve">, TH Köln - Fakultät für Anlagen, Energie- und Maschinensysteme, Institut für Produktentwicklung und Konstruktionstechnik (IPK)</w:t>
+      </w:r>
+    </w:p>
+    <w:p>
+      <w:pPr>
+        <w:pStyle w:val="BodyText"/>
+      </w:pPr>
+      <w:r>
+        <w:t xml:space="preserve">Antti Olbrisch, Kolpingstadt Kerpen, Fachbereich Klima &amp; Umwelt</w:t>
+      </w:r>
+    </w:p>
+    <w:p>
+      <w:pPr>
+        <w:pStyle w:val="BodyText"/>
+      </w:pPr>
+      <w:r>
+        <w:t xml:space="preserve">Juan Luis Ramirez Duval, ORCID:</w:t>
+      </w:r>
+      <w:r>
+        <w:t xml:space="preserve"> </w:t>
+      </w:r>
+      <w:hyperlink r:id="rId33">
+        <w:r>
+          <w:rPr>
+            <w:rStyle w:val="Hyperlink"/>
+          </w:rPr>
+          <w:t xml:space="preserve">0000-0003-2239-8921</w:t>
+        </w:r>
+      </w:hyperlink>
+      <w:r>
+        <w:t xml:space="preserve">, TH Köln - Fakultät für Raumentwicklung und Infrastruktursysteme</w:t>
+      </w:r>
+    </w:p>
+    <w:p>
+      <w:pPr>
+        <w:pStyle w:val="BodyText"/>
+      </w:pPr>
+      <w:r>
+        <w:t xml:space="preserve">Lars Ribbe, ORCID:</w:t>
+      </w:r>
+      <w:r>
+        <w:t xml:space="preserve"> </w:t>
+      </w:r>
+      <w:hyperlink r:id="rId38">
+        <w:r>
+          <w:rPr>
+            <w:rStyle w:val="Hyperlink"/>
+          </w:rPr>
+          <w:t xml:space="preserve">0000-0003-3052-1782</w:t>
+        </w:r>
+      </w:hyperlink>
+      <w:r>
+        <w:t xml:space="preserve">, TH Köln - Fakultät für Raumentwicklung und Infrastruktursysteme, Institute for Technology and Resources Management in the Tropics and Subtropics (ITT)</w:t>
+      </w:r>
+    </w:p>
+    <w:p>
+      <w:pPr>
+        <w:pStyle w:val="BodyText"/>
+      </w:pPr>
+      <w:r>
+        <w:t xml:space="preserve">Johanna Schmidt, ORCID:</w:t>
+      </w:r>
+      <w:r>
+        <w:t xml:space="preserve"> </w:t>
+      </w:r>
+      <w:hyperlink r:id="rId32">
+        <w:r>
+          <w:rPr>
+            <w:rStyle w:val="Hyperlink"/>
+          </w:rPr>
+          <w:t xml:space="preserve">0000-0001-8827-9461</w:t>
+        </w:r>
+      </w:hyperlink>
+      <w:r>
+        <w:t xml:space="preserve">, Stadt Leverkusen, Fachbereich Mobilität und Klimaschutz</w:t>
+      </w:r>
+    </w:p>
+    <w:p>
+      <w:pPr>
+        <w:pStyle w:val="BodyText"/>
+      </w:pPr>
+      <w:r>
+        <w:t xml:space="preserve">Surendra Shiwakoti, TH Köln - Fakultät für Raumentwicklung und Infrastruktursysteme</w:t>
+      </w:r>
+    </w:p>
+    <w:p>
+      <w:pPr>
+        <w:pStyle w:val="BodyText"/>
+      </w:pPr>
+      <w:r>
+        <w:t xml:space="preserve">Jan-Niklas Terschüren, ORCID:</w:t>
+      </w:r>
+      <w:r>
+        <w:t xml:space="preserve"> </w:t>
+      </w:r>
+      <w:hyperlink r:id="rId31">
+        <w:r>
+          <w:rPr>
+            <w:rStyle w:val="Hyperlink"/>
+          </w:rPr>
+          <w:t xml:space="preserve">0009-0000-9016-4831</w:t>
+        </w:r>
+      </w:hyperlink>
+      <w:r>
+        <w:t xml:space="preserve">, TH Köln - Fakultät für Anlagen, Energie- und Maschinensysteme, Institut für Produktentwicklung und Konstruktionstechnik (IPK)</w:t>
+      </w:r>
+    </w:p>
+    <w:p>
+      <w:pPr>
+        <w:pStyle w:val="BodyText"/>
+      </w:pPr>
+      <w:r>
+        <w:t xml:space="preserve">Alexandra Tönies, TH Köln - Fakultät für Anlagen, Energie- und Maschinensysteme, Institut für Produktentwicklung und Konstruktionstechnik (IPK)</w:t>
+      </w:r>
+    </w:p>
+    <w:bookmarkEnd w:id="325"/>
+    <w:bookmarkStart w:id="326" w:name="programmierung-1"/>
+    <w:p>
+      <w:pPr>
+        <w:pStyle w:val="berschrift2"/>
+      </w:pPr>
+      <w:r>
+        <w:t xml:space="preserve">Programmierung</w:t>
       </w:r>
     </w:p>
     <w:p>
@@ -37325,2762 +40049,38 @@
         <w:pStyle w:val="FirstParagraph"/>
       </w:pPr>
       <w:r>
-        <w:t xml:space="preserve">Dateiformat</w:t>
-      </w:r>
-    </w:p>
-    <w:p>
-      <w:pPr>
-        <w:pStyle w:val="BodyText"/>
-      </w:pPr>
-      <w:r>
-        <w:t xml:space="preserve">Dateninteroperabilität</w:t>
-      </w:r>
-    </w:p>
-    <w:p>
-      <w:pPr>
-        <w:pStyle w:val="BodyText"/>
-      </w:pPr>
-      <w:r>
-        <w:t xml:space="preserve">Datenkatalog</w:t>
-      </w:r>
-    </w:p>
-    <w:p>
-      <w:pPr>
-        <w:pStyle w:val="BodyText"/>
-      </w:pPr>
-      <w:r>
-        <w:t xml:space="preserve">Datenvisualisierung</w:t>
-      </w:r>
-    </w:p>
-    <w:p>
-      <w:pPr>
-        <w:pStyle w:val="BodyText"/>
-      </w:pPr>
-      <w:r>
-        <w:t xml:space="preserve">Fernerkundung</w:t>
-      </w:r>
-    </w:p>
-    <w:p>
-      <w:pPr>
-        <w:pStyle w:val="BodyText"/>
-      </w:pPr>
-      <w:r>
-        <w:t xml:space="preserve">Geodaten</w:t>
-      </w:r>
-    </w:p>
-    <w:p>
-      <w:pPr>
-        <w:pStyle w:val="BodyText"/>
-      </w:pPr>
-      <w:r>
-        <w:t xml:space="preserve">Kartenprojektion</w:t>
-      </w:r>
-    </w:p>
-    <w:p>
-      <w:pPr>
-        <w:pStyle w:val="BodyText"/>
-      </w:pPr>
-      <w:r>
-        <w:t xml:space="preserve">Koordinatensystem</w:t>
-      </w:r>
-    </w:p>
-    <w:p>
-      <w:pPr>
-        <w:pStyle w:val="BodyText"/>
-      </w:pPr>
-      <w:r>
-        <w:t xml:space="preserve">Metadaten</w:t>
-      </w:r>
-    </w:p>
-    <w:p>
-      <w:pPr>
-        <w:pStyle w:val="BodyText"/>
-      </w:pPr>
-      <w:r>
-        <w:t xml:space="preserve">Rasterdaten</w:t>
-      </w:r>
-    </w:p>
-    <w:p>
-      <w:pPr>
-        <w:pStyle w:val="BodyText"/>
-      </w:pPr>
-      <w:r>
-        <w:t xml:space="preserve">Räumliche Analyse</w:t>
-      </w:r>
-    </w:p>
-    <w:p>
-      <w:pPr>
-        <w:pStyle w:val="BodyText"/>
-      </w:pPr>
-      <w:r>
-        <w:t xml:space="preserve">Räumliche Auflösung</w:t>
-      </w:r>
-    </w:p>
-    <w:p>
-      <w:pPr>
-        <w:pStyle w:val="BodyText"/>
-      </w:pPr>
-      <w:r>
-        <w:t xml:space="preserve">Vektordaten</w:t>
-      </w:r>
-    </w:p>
-    <w:p>
-      <w:pPr>
-        <w:pStyle w:val="BodyText"/>
-      </w:pPr>
-      <w:r>
-        <w:t xml:space="preserve">Web Feature Service</w:t>
-      </w:r>
-    </w:p>
-    <w:p>
-      <w:pPr>
-        <w:pStyle w:val="BodyText"/>
-      </w:pPr>
-      <w:r>
-        <w:t xml:space="preserve">Web Map Service</w:t>
-      </w:r>
-    </w:p>
-    <w:p>
-      <w:pPr>
-        <w:pStyle w:val="BodyText"/>
-      </w:pPr>
-      <w:r>
-        <w:t xml:space="preserve">Zeitliche Auflösung</w:t>
-      </w:r>
-    </w:p>
-    <w:p>
-      <w:pPr>
-        <w:pStyle w:val="BodyText"/>
-      </w:pPr>
-      <w:r>
-        <w:t xml:space="preserve">Zeitreihe</w:t>
-      </w:r>
-    </w:p>
-    <w:bookmarkEnd w:id="307"/>
-    <w:bookmarkStart w:id="308" w:name="digitale-technologien"/>
-    <w:p>
-      <w:pPr>
-        <w:pStyle w:val="berschrift3"/>
-      </w:pPr>
-      <w:r>
-        <w:t xml:space="preserve">Digitale Technologien</w:t>
-      </w:r>
-    </w:p>
-    <w:p>
-      <w:pPr>
-        <w:pStyle w:val="FirstParagraph"/>
-      </w:pPr>
-      <w:r>
-        <w:t xml:space="preserve">Controller</w:t>
-      </w:r>
-    </w:p>
-    <w:p>
-      <w:pPr>
-        <w:pStyle w:val="BodyText"/>
-      </w:pPr>
-      <w:r>
-        <w:t xml:space="preserve">Digitaler Zwilling</w:t>
-      </w:r>
-    </w:p>
-    <w:p>
-      <w:pPr>
-        <w:pStyle w:val="BodyText"/>
-      </w:pPr>
-      <w:r>
-        <w:t xml:space="preserve">Eye-Tracking</w:t>
-      </w:r>
-    </w:p>
-    <w:p>
-      <w:pPr>
-        <w:pStyle w:val="BodyText"/>
-      </w:pPr>
-      <w:r>
-        <w:t xml:space="preserve">Game-Based Learning</w:t>
-      </w:r>
-    </w:p>
-    <w:p>
-      <w:pPr>
-        <w:pStyle w:val="BodyText"/>
-      </w:pPr>
-      <w:r>
-        <w:t xml:space="preserve">Gamification</w:t>
-      </w:r>
-    </w:p>
-    <w:p>
-      <w:pPr>
-        <w:pStyle w:val="BodyText"/>
-      </w:pPr>
-      <w:r>
-        <w:t xml:space="preserve">Hand-Tracking</w:t>
-      </w:r>
-    </w:p>
-    <w:p>
-      <w:pPr>
-        <w:pStyle w:val="BodyText"/>
-      </w:pPr>
-      <w:r>
-        <w:t xml:space="preserve">Serious Games</w:t>
-      </w:r>
-    </w:p>
-    <w:p>
-      <w:pPr>
-        <w:pStyle w:val="BodyText"/>
-      </w:pPr>
-      <w:r>
-        <w:t xml:space="preserve">Urbaner Digitaler Zwilling</w:t>
-      </w:r>
-    </w:p>
-    <w:bookmarkEnd w:id="308"/>
-    <w:bookmarkStart w:id="309" w:name="gbi"/>
-    <w:p>
-      <w:pPr>
-        <w:pStyle w:val="berschrift3"/>
-      </w:pPr>
-      <w:r>
-        <w:t xml:space="preserve">GBI</w:t>
-      </w:r>
-    </w:p>
-    <w:p>
-      <w:pPr>
-        <w:pStyle w:val="FirstParagraph"/>
-      </w:pPr>
-      <w:r>
-        <w:t xml:space="preserve">Biodiversitätskorridor</w:t>
-      </w:r>
-    </w:p>
-    <w:p>
-      <w:pPr>
-        <w:pStyle w:val="BodyText"/>
-      </w:pPr>
-      <w:r>
-        <w:t xml:space="preserve">Blau-grüne Infrastruktur</w:t>
-      </w:r>
-    </w:p>
-    <w:p>
-      <w:pPr>
-        <w:pStyle w:val="BodyText"/>
-      </w:pPr>
-      <w:r>
-        <w:t xml:space="preserve">Blaue Infrastruktur</w:t>
-      </w:r>
-    </w:p>
-    <w:p>
-      <w:pPr>
-        <w:pStyle w:val="BodyText"/>
-      </w:pPr>
-      <w:r>
-        <w:t xml:space="preserve">Bodengebundene Fassadenbegrünung</w:t>
-      </w:r>
-    </w:p>
-    <w:p>
-      <w:pPr>
-        <w:pStyle w:val="BodyText"/>
-      </w:pPr>
-      <w:r>
-        <w:t xml:space="preserve">Dachbegrünung</w:t>
-      </w:r>
-    </w:p>
-    <w:p>
-      <w:pPr>
-        <w:pStyle w:val="BodyText"/>
-      </w:pPr>
-      <w:r>
-        <w:t xml:space="preserve">Dezentrale Regenwasserversickerung</w:t>
-      </w:r>
-    </w:p>
-    <w:p>
-      <w:pPr>
-        <w:pStyle w:val="BodyText"/>
-      </w:pPr>
-      <w:r>
-        <w:t xml:space="preserve">Entsiegelung</w:t>
-      </w:r>
-    </w:p>
-    <w:p>
-      <w:pPr>
-        <w:pStyle w:val="BodyText"/>
-      </w:pPr>
-      <w:r>
-        <w:t xml:space="preserve">Evapotranspiration</w:t>
-      </w:r>
-    </w:p>
-    <w:p>
-      <w:pPr>
-        <w:pStyle w:val="BodyText"/>
-      </w:pPr>
-      <w:r>
-        <w:t xml:space="preserve">Extensive Dachbegrünung</w:t>
-      </w:r>
-    </w:p>
-    <w:p>
-      <w:pPr>
-        <w:pStyle w:val="BodyText"/>
-      </w:pPr>
-      <w:r>
-        <w:t xml:space="preserve">Fassadenbegrünung</w:t>
-      </w:r>
-    </w:p>
-    <w:p>
-      <w:pPr>
-        <w:pStyle w:val="BodyText"/>
-      </w:pPr>
-      <w:r>
-        <w:t xml:space="preserve">Fühlbarer Wärmestrom</w:t>
-      </w:r>
-    </w:p>
-    <w:p>
-      <w:pPr>
-        <w:pStyle w:val="BodyText"/>
-      </w:pPr>
-      <w:r>
-        <w:t xml:space="preserve">Grün-blaue Infrastruktur</w:t>
-      </w:r>
-    </w:p>
-    <w:p>
-      <w:pPr>
-        <w:pStyle w:val="BodyText"/>
-      </w:pPr>
-      <w:r>
-        <w:t xml:space="preserve">Grüne Infrastruktur</w:t>
-      </w:r>
-    </w:p>
-    <w:p>
-      <w:pPr>
-        <w:pStyle w:val="BodyText"/>
-      </w:pPr>
-      <w:r>
-        <w:t xml:space="preserve">Infrastruktur</w:t>
-      </w:r>
-    </w:p>
-    <w:p>
-      <w:pPr>
-        <w:pStyle w:val="BodyText"/>
-      </w:pPr>
-      <w:r>
-        <w:t xml:space="preserve">Intensive Dachbegrünung</w:t>
-      </w:r>
-    </w:p>
-    <w:p>
-      <w:pPr>
-        <w:pStyle w:val="BodyText"/>
-      </w:pPr>
-      <w:r>
-        <w:t xml:space="preserve">Latenter Wärmestrom</w:t>
-      </w:r>
-    </w:p>
-    <w:p>
-      <w:pPr>
-        <w:pStyle w:val="BodyText"/>
-      </w:pPr>
-      <w:r>
-        <w:t xml:space="preserve">Naturbasierte Lösung</w:t>
-      </w:r>
-    </w:p>
-    <w:p>
-      <w:pPr>
-        <w:pStyle w:val="BodyText"/>
-      </w:pPr>
-      <w:r>
-        <w:t xml:space="preserve">Naturnahe Flächen</w:t>
-      </w:r>
-    </w:p>
-    <w:p>
-      <w:pPr>
-        <w:pStyle w:val="BodyText"/>
-      </w:pPr>
-      <w:r>
-        <w:t xml:space="preserve">Natürliche Fläche</w:t>
-      </w:r>
-    </w:p>
-    <w:p>
-      <w:pPr>
-        <w:pStyle w:val="BodyText"/>
-      </w:pPr>
-      <w:r>
-        <w:t xml:space="preserve">Permeable Oberflächen</w:t>
-      </w:r>
-    </w:p>
-    <w:p>
-      <w:pPr>
-        <w:pStyle w:val="BodyText"/>
-      </w:pPr>
-      <w:r>
-        <w:t xml:space="preserve">Regenwasserbewirtschaftung</w:t>
-      </w:r>
-    </w:p>
-    <w:p>
-      <w:pPr>
-        <w:pStyle w:val="BodyText"/>
-      </w:pPr>
-      <w:r>
-        <w:t xml:space="preserve">Rekultivierung</w:t>
-      </w:r>
-    </w:p>
-    <w:p>
-      <w:pPr>
-        <w:pStyle w:val="BodyText"/>
-      </w:pPr>
-      <w:r>
-        <w:t xml:space="preserve">Renaturierung</w:t>
-      </w:r>
-    </w:p>
-    <w:p>
-      <w:pPr>
-        <w:pStyle w:val="BodyText"/>
-      </w:pPr>
-      <w:r>
-        <w:t xml:space="preserve">Retentionsfläche</w:t>
-      </w:r>
-    </w:p>
-    <w:p>
-      <w:pPr>
-        <w:pStyle w:val="BodyText"/>
-      </w:pPr>
-      <w:r>
-        <w:t xml:space="preserve">Revitalisierung</w:t>
-      </w:r>
-    </w:p>
-    <w:p>
-      <w:pPr>
-        <w:pStyle w:val="BodyText"/>
-      </w:pPr>
-      <w:r>
-        <w:t xml:space="preserve">Rückhaltevolumen</w:t>
-      </w:r>
-    </w:p>
-    <w:p>
-      <w:pPr>
-        <w:pStyle w:val="BodyText"/>
-      </w:pPr>
-      <w:r>
-        <w:t xml:space="preserve">Schwammstadt</w:t>
-      </w:r>
-    </w:p>
-    <w:p>
-      <w:pPr>
-        <w:pStyle w:val="BodyText"/>
-      </w:pPr>
-      <w:r>
-        <w:t xml:space="preserve">Staudamm</w:t>
-      </w:r>
-    </w:p>
-    <w:p>
-      <w:pPr>
-        <w:pStyle w:val="BodyText"/>
-      </w:pPr>
-      <w:r>
-        <w:t xml:space="preserve">System</w:t>
-      </w:r>
-    </w:p>
-    <w:p>
-      <w:pPr>
-        <w:pStyle w:val="BodyText"/>
-      </w:pPr>
-      <w:r>
-        <w:t xml:space="preserve">Teilentsiegelung</w:t>
-      </w:r>
-    </w:p>
-    <w:p>
-      <w:pPr>
-        <w:pStyle w:val="BodyText"/>
-      </w:pPr>
-      <w:r>
-        <w:t xml:space="preserve">Thermische Energie</w:t>
-      </w:r>
-    </w:p>
-    <w:p>
-      <w:pPr>
-        <w:pStyle w:val="BodyText"/>
-      </w:pPr>
-      <w:r>
-        <w:t xml:space="preserve">Urbane Retentionsräume</w:t>
-      </w:r>
-    </w:p>
-    <w:p>
-      <w:pPr>
-        <w:pStyle w:val="BodyText"/>
-      </w:pPr>
-      <w:r>
-        <w:t xml:space="preserve">Wandgebundene Fassadenbegrünung</w:t>
-      </w:r>
-    </w:p>
-    <w:p>
-      <w:pPr>
-        <w:pStyle w:val="BodyText"/>
-      </w:pPr>
-      <w:r>
-        <w:t xml:space="preserve">Wassersensible Stadt</w:t>
-      </w:r>
-    </w:p>
-    <w:p>
-      <w:pPr>
-        <w:pStyle w:val="BodyText"/>
-      </w:pPr>
-      <w:r>
-        <w:t xml:space="preserve">Ökosystemdienstleistungen</w:t>
-      </w:r>
-    </w:p>
-    <w:p>
-      <w:pPr>
-        <w:pStyle w:val="BodyText"/>
-      </w:pPr>
-      <w:r>
-        <w:t xml:space="preserve">Ökosystemfunktion</w:t>
-      </w:r>
-    </w:p>
-    <w:bookmarkEnd w:id="309"/>
-    <w:bookmarkStart w:id="310" w:name="informationssystem"/>
-    <w:p>
-      <w:pPr>
-        <w:pStyle w:val="berschrift3"/>
-      </w:pPr>
-      <w:r>
-        <w:t xml:space="preserve">Informationssystem</w:t>
-      </w:r>
-    </w:p>
-    <w:p>
-      <w:pPr>
-        <w:pStyle w:val="FirstParagraph"/>
-      </w:pPr>
-      <w:r>
-        <w:t xml:space="preserve">GeoNode</w:t>
-      </w:r>
-    </w:p>
-    <w:p>
-      <w:pPr>
-        <w:pStyle w:val="BodyText"/>
-      </w:pPr>
-      <w:r>
-        <w:t xml:space="preserve">GeoServer</w:t>
-      </w:r>
-    </w:p>
-    <w:p>
-      <w:pPr>
-        <w:pStyle w:val="BodyText"/>
-      </w:pPr>
-      <w:r>
-        <w:t xml:space="preserve">Geodatenbank</w:t>
-      </w:r>
-    </w:p>
-    <w:p>
-      <w:pPr>
-        <w:pStyle w:val="BodyText"/>
-      </w:pPr>
-      <w:r>
-        <w:t xml:space="preserve">Geodatendienste</w:t>
-      </w:r>
-    </w:p>
-    <w:p>
-      <w:pPr>
-        <w:pStyle w:val="BodyText"/>
-      </w:pPr>
-      <w:r>
-        <w:t xml:space="preserve">Geodatenformat</w:t>
-      </w:r>
-    </w:p>
-    <w:p>
-      <w:pPr>
-        <w:pStyle w:val="BodyText"/>
-      </w:pPr>
-      <w:r>
-        <w:t xml:space="preserve">Geodateninfrastruktur</w:t>
-      </w:r>
-    </w:p>
-    <w:p>
-      <w:pPr>
-        <w:pStyle w:val="BodyText"/>
-      </w:pPr>
-      <w:r>
-        <w:t xml:space="preserve">Geodatensatz</w:t>
-      </w:r>
-    </w:p>
-    <w:p>
-      <w:pPr>
-        <w:pStyle w:val="BodyText"/>
-      </w:pPr>
-      <w:r>
-        <w:t xml:space="preserve">Geodatenverarbeitung</w:t>
-      </w:r>
-    </w:p>
-    <w:p>
-      <w:pPr>
-        <w:pStyle w:val="BodyText"/>
-      </w:pPr>
-      <w:r>
-        <w:t xml:space="preserve">Geoinformationssystem</w:t>
-      </w:r>
-    </w:p>
-    <w:p>
-      <w:pPr>
-        <w:pStyle w:val="BodyText"/>
-      </w:pPr>
-      <w:r>
-        <w:t xml:space="preserve">Geokodierung</w:t>
-      </w:r>
-    </w:p>
-    <w:p>
-      <w:pPr>
-        <w:pStyle w:val="BodyText"/>
-      </w:pPr>
-      <w:r>
-        <w:t xml:space="preserve">Geoportal</w:t>
-      </w:r>
-    </w:p>
-    <w:p>
-      <w:pPr>
-        <w:pStyle w:val="BodyText"/>
-      </w:pPr>
-      <w:r>
-        <w:t xml:space="preserve">Georeferenzierung</w:t>
-      </w:r>
-    </w:p>
-    <w:p>
-      <w:pPr>
-        <w:pStyle w:val="BodyText"/>
-      </w:pPr>
-      <w:r>
-        <w:t xml:space="preserve">Geostories</w:t>
-      </w:r>
-    </w:p>
-    <w:p>
-      <w:pPr>
-        <w:pStyle w:val="BodyText"/>
-      </w:pPr>
-      <w:r>
-        <w:t xml:space="preserve">InfoTool</w:t>
-      </w:r>
-    </w:p>
-    <w:p>
-      <w:pPr>
-        <w:pStyle w:val="BodyText"/>
-      </w:pPr>
-      <w:r>
-        <w:t xml:space="preserve">Open Geospatial Consortium</w:t>
-      </w:r>
-    </w:p>
-    <w:bookmarkEnd w:id="310"/>
-    <w:bookmarkStart w:id="311" w:name="informationsystem"/>
-    <w:p>
-      <w:pPr>
-        <w:pStyle w:val="berschrift3"/>
-      </w:pPr>
-      <w:r>
-        <w:t xml:space="preserve">Informationsystem</w:t>
-      </w:r>
-    </w:p>
-    <w:p>
-      <w:pPr>
-        <w:pStyle w:val="FirstParagraph"/>
-      </w:pPr>
-      <w:r>
-        <w:t xml:space="preserve">Datenerfassung</w:t>
-      </w:r>
-    </w:p>
-    <w:bookmarkEnd w:id="311"/>
-    <w:bookmarkStart w:id="312" w:name="kritis"/>
-    <w:p>
-      <w:pPr>
-        <w:pStyle w:val="berschrift3"/>
-      </w:pPr>
-      <w:r>
-        <w:t xml:space="preserve">KRITIS</w:t>
-      </w:r>
-    </w:p>
-    <w:p>
-      <w:pPr>
-        <w:pStyle w:val="FirstParagraph"/>
-      </w:pPr>
-      <w:r>
-        <w:t xml:space="preserve">Blackout</w:t>
-      </w:r>
-    </w:p>
-    <w:p>
-      <w:pPr>
-        <w:pStyle w:val="BodyText"/>
-      </w:pPr>
-      <w:r>
-        <w:t xml:space="preserve">Härtung</w:t>
-      </w:r>
-    </w:p>
-    <w:p>
-      <w:pPr>
-        <w:pStyle w:val="BodyText"/>
-      </w:pPr>
-      <w:r>
-        <w:t xml:space="preserve">Interdependenz</w:t>
-      </w:r>
-    </w:p>
-    <w:p>
-      <w:pPr>
-        <w:pStyle w:val="BodyText"/>
-      </w:pPr>
-      <w:r>
-        <w:t xml:space="preserve">KRITIS-Branche</w:t>
-      </w:r>
-    </w:p>
-    <w:p>
-      <w:pPr>
-        <w:pStyle w:val="BodyText"/>
-      </w:pPr>
-      <w:r>
-        <w:t xml:space="preserve">KRITIS-Sektoren</w:t>
-      </w:r>
-    </w:p>
-    <w:p>
-      <w:pPr>
-        <w:pStyle w:val="BodyText"/>
-      </w:pPr>
-      <w:r>
-        <w:t xml:space="preserve">Kaskadeneffekt</w:t>
-      </w:r>
-    </w:p>
-    <w:p>
-      <w:pPr>
-        <w:pStyle w:val="BodyText"/>
-      </w:pPr>
-      <w:r>
-        <w:t xml:space="preserve">Kritische Infrastrukturen</w:t>
-      </w:r>
-    </w:p>
-    <w:p>
-      <w:pPr>
-        <w:pStyle w:val="BodyText"/>
-      </w:pPr>
-      <w:r>
-        <w:t xml:space="preserve">Sensitivität</w:t>
-      </w:r>
-    </w:p>
-    <w:bookmarkEnd w:id="312"/>
-    <w:bookmarkStart w:id="313" w:name="klima"/>
-    <w:p>
-      <w:pPr>
-        <w:pStyle w:val="berschrift3"/>
-      </w:pPr>
-      <w:r>
-        <w:t xml:space="preserve">Klima</w:t>
-      </w:r>
-    </w:p>
-    <w:p>
-      <w:pPr>
-        <w:pStyle w:val="FirstParagraph"/>
-      </w:pPr>
-      <w:r>
-        <w:t xml:space="preserve">Klimaanpassung</w:t>
-      </w:r>
-    </w:p>
-    <w:p>
-      <w:pPr>
-        <w:pStyle w:val="BodyText"/>
-      </w:pPr>
-      <w:r>
-        <w:t xml:space="preserve">Klimaresiliente Stadt</w:t>
-      </w:r>
-    </w:p>
-    <w:p>
-      <w:pPr>
-        <w:pStyle w:val="BodyText"/>
-      </w:pPr>
-      <w:r>
-        <w:t xml:space="preserve">Klimarisiko</w:t>
-      </w:r>
-    </w:p>
-    <w:p>
-      <w:pPr>
-        <w:pStyle w:val="BodyText"/>
-      </w:pPr>
-      <w:r>
-        <w:t xml:space="preserve">Klimaschutz</w:t>
-      </w:r>
-    </w:p>
-    <w:p>
-      <w:pPr>
-        <w:pStyle w:val="BodyText"/>
-      </w:pPr>
-      <w:r>
-        <w:t xml:space="preserve">Mikroklima</w:t>
-      </w:r>
-    </w:p>
-    <w:bookmarkEnd w:id="313"/>
-    <w:bookmarkStart w:id="314" w:name="kommunikation-1"/>
-    <w:p>
-      <w:pPr>
-        <w:pStyle w:val="berschrift3"/>
-      </w:pPr>
-      <w:r>
-        <w:t xml:space="preserve">Kommunikation</w:t>
-      </w:r>
-    </w:p>
-    <w:p>
-      <w:pPr>
-        <w:pStyle w:val="FirstParagraph"/>
-      </w:pPr>
-      <w:r>
-        <w:t xml:space="preserve">Ambiguität</w:t>
-      </w:r>
-    </w:p>
-    <w:p>
-      <w:pPr>
-        <w:pStyle w:val="BodyText"/>
-      </w:pPr>
-      <w:r>
-        <w:t xml:space="preserve">Co-kreative Wissenschaftskommunikation</w:t>
-      </w:r>
-    </w:p>
-    <w:p>
-      <w:pPr>
-        <w:pStyle w:val="BodyText"/>
-      </w:pPr>
-      <w:r>
-        <w:t xml:space="preserve">Dialoggruppe</w:t>
-      </w:r>
-    </w:p>
-    <w:p>
-      <w:pPr>
-        <w:pStyle w:val="BodyText"/>
-      </w:pPr>
-      <w:r>
-        <w:t xml:space="preserve">Externe Wissenschaftskommunikation</w:t>
-      </w:r>
-    </w:p>
-    <w:p>
-      <w:pPr>
-        <w:pStyle w:val="BodyText"/>
-      </w:pPr>
-      <w:r>
-        <w:t xml:space="preserve">Interne Wissenschaftskommunikation</w:t>
-      </w:r>
-    </w:p>
-    <w:p>
-      <w:pPr>
-        <w:pStyle w:val="BodyText"/>
-      </w:pPr>
-      <w:r>
-        <w:t xml:space="preserve">Klimakommunikation</w:t>
-      </w:r>
-    </w:p>
-    <w:p>
-      <w:pPr>
-        <w:pStyle w:val="BodyText"/>
-      </w:pPr>
-      <w:r>
-        <w:t xml:space="preserve">Kommunikation</w:t>
-      </w:r>
-    </w:p>
-    <w:p>
-      <w:pPr>
-        <w:pStyle w:val="BodyText"/>
-      </w:pPr>
-      <w:r>
-        <w:t xml:space="preserve">Makroebene</w:t>
-      </w:r>
-    </w:p>
-    <w:p>
-      <w:pPr>
-        <w:pStyle w:val="BodyText"/>
-      </w:pPr>
-      <w:r>
-        <w:t xml:space="preserve">Mesoebene</w:t>
-      </w:r>
-    </w:p>
-    <w:p>
-      <w:pPr>
-        <w:pStyle w:val="BodyText"/>
-      </w:pPr>
-      <w:r>
-        <w:t xml:space="preserve">Mikroebene</w:t>
-      </w:r>
-    </w:p>
-    <w:p>
-      <w:pPr>
-        <w:pStyle w:val="BodyText"/>
-      </w:pPr>
-      <w:r>
-        <w:t xml:space="preserve">Partizipative Wissenschaftskommunikation</w:t>
-      </w:r>
-    </w:p>
-    <w:p>
-      <w:pPr>
-        <w:pStyle w:val="BodyText"/>
-      </w:pPr>
-      <w:r>
-        <w:t xml:space="preserve">Projektkommunikation</w:t>
-      </w:r>
-    </w:p>
-    <w:p>
-      <w:pPr>
-        <w:pStyle w:val="BodyText"/>
-      </w:pPr>
-      <w:r>
-        <w:t xml:space="preserve">Projektmarketing</w:t>
-      </w:r>
-    </w:p>
-    <w:p>
-      <w:pPr>
-        <w:pStyle w:val="BodyText"/>
-      </w:pPr>
-      <w:r>
-        <w:t xml:space="preserve">Responsive Wissenschaftskommunikation</w:t>
-      </w:r>
-    </w:p>
-    <w:p>
-      <w:pPr>
-        <w:pStyle w:val="BodyText"/>
-      </w:pPr>
-      <w:r>
-        <w:t xml:space="preserve">Wissenschaftskommunikation</w:t>
-      </w:r>
-    </w:p>
-    <w:bookmarkEnd w:id="314"/>
-    <w:bookmarkStart w:id="315" w:name="naturgefahren-1"/>
-    <w:p>
-      <w:pPr>
-        <w:pStyle w:val="berschrift3"/>
-      </w:pPr>
-      <w:r>
-        <w:t xml:space="preserve">Naturgefahren</w:t>
-      </w:r>
-    </w:p>
-    <w:p>
-      <w:pPr>
-        <w:pStyle w:val="FirstParagraph"/>
-      </w:pPr>
-      <w:r>
-        <w:t xml:space="preserve">Dürre</w:t>
-      </w:r>
-    </w:p>
-    <w:p>
-      <w:pPr>
-        <w:pStyle w:val="BodyText"/>
-      </w:pPr>
-      <w:r>
-        <w:t xml:space="preserve">Extremereignis</w:t>
-      </w:r>
-    </w:p>
-    <w:p>
-      <w:pPr>
-        <w:pStyle w:val="BodyText"/>
-      </w:pPr>
-      <w:r>
-        <w:t xml:space="preserve">Flusshochwasser</w:t>
-      </w:r>
-    </w:p>
-    <w:p>
-      <w:pPr>
-        <w:pStyle w:val="BodyText"/>
-      </w:pPr>
-      <w:r>
-        <w:t xml:space="preserve">Fluviales Hochwasser</w:t>
-      </w:r>
-    </w:p>
-    <w:p>
-      <w:pPr>
-        <w:pStyle w:val="BodyText"/>
-      </w:pPr>
-      <w:r>
-        <w:t xml:space="preserve">Gefahr</w:t>
-      </w:r>
-    </w:p>
-    <w:p>
-      <w:pPr>
-        <w:pStyle w:val="BodyText"/>
-      </w:pPr>
-      <w:r>
-        <w:t xml:space="preserve">Grundhochwasser</w:t>
-      </w:r>
-    </w:p>
-    <w:p>
-      <w:pPr>
-        <w:pStyle w:val="BodyText"/>
-      </w:pPr>
-      <w:r>
-        <w:t xml:space="preserve">Hochwasser</w:t>
-      </w:r>
-    </w:p>
-    <w:p>
-      <w:pPr>
-        <w:pStyle w:val="BodyText"/>
-      </w:pPr>
-      <w:r>
-        <w:t xml:space="preserve">Hochwassergefahrenkarte</w:t>
-      </w:r>
-    </w:p>
-    <w:p>
-      <w:pPr>
-        <w:pStyle w:val="BodyText"/>
-      </w:pPr>
-      <w:r>
-        <w:t xml:space="preserve">PET-Wert</w:t>
-      </w:r>
-    </w:p>
-    <w:p>
-      <w:pPr>
-        <w:pStyle w:val="BodyText"/>
-      </w:pPr>
-      <w:r>
-        <w:t xml:space="preserve">Pluviales Hochwasser</w:t>
-      </w:r>
-    </w:p>
-    <w:p>
-      <w:pPr>
-        <w:pStyle w:val="BodyText"/>
-      </w:pPr>
-      <w:r>
-        <w:t xml:space="preserve">Starkregen</w:t>
-      </w:r>
-    </w:p>
-    <w:p>
-      <w:pPr>
-        <w:pStyle w:val="BodyText"/>
-      </w:pPr>
-      <w:r>
-        <w:t xml:space="preserve">Starkregengefahrenkarte</w:t>
-      </w:r>
-    </w:p>
-    <w:p>
-      <w:pPr>
-        <w:pStyle w:val="BodyText"/>
-      </w:pPr>
-      <w:r>
-        <w:t xml:space="preserve">Starkregenindex</w:t>
-      </w:r>
-    </w:p>
-    <w:p>
-      <w:pPr>
-        <w:pStyle w:val="BodyText"/>
-      </w:pPr>
-      <w:r>
-        <w:t xml:space="preserve">Sturmflut</w:t>
-      </w:r>
-    </w:p>
-    <w:p>
-      <w:pPr>
-        <w:pStyle w:val="BodyText"/>
-      </w:pPr>
-      <w:r>
-        <w:t xml:space="preserve">Thermische Ausgleichsfunktion</w:t>
-      </w:r>
-    </w:p>
-    <w:p>
-      <w:pPr>
-        <w:pStyle w:val="BodyText"/>
-      </w:pPr>
-      <w:r>
-        <w:t xml:space="preserve">Thermische Belastung</w:t>
-      </w:r>
-    </w:p>
-    <w:p>
-      <w:pPr>
-        <w:pStyle w:val="BodyText"/>
-      </w:pPr>
-      <w:r>
-        <w:t xml:space="preserve">Urbane Hitzeinsel</w:t>
-      </w:r>
-    </w:p>
-    <w:bookmarkEnd w:id="315"/>
-    <w:bookmarkStart w:id="316" w:name="partizipation-1"/>
-    <w:p>
-      <w:pPr>
-        <w:pStyle w:val="berschrift3"/>
-      </w:pPr>
-      <w:r>
-        <w:t xml:space="preserve">Partizipation</w:t>
-      </w:r>
-    </w:p>
-    <w:p>
-      <w:pPr>
-        <w:pStyle w:val="FirstParagraph"/>
-      </w:pPr>
-      <w:r>
-        <w:t xml:space="preserve">Citizen Science</w:t>
-      </w:r>
-    </w:p>
-    <w:p>
-      <w:pPr>
-        <w:pStyle w:val="BodyText"/>
-      </w:pPr>
-      <w:r>
-        <w:t xml:space="preserve">Co-Design</w:t>
-      </w:r>
-    </w:p>
-    <w:p>
-      <w:pPr>
-        <w:pStyle w:val="BodyText"/>
-      </w:pPr>
-      <w:r>
-        <w:t xml:space="preserve">Co-Kreation</w:t>
-      </w:r>
-    </w:p>
-    <w:p>
-      <w:pPr>
-        <w:pStyle w:val="BodyText"/>
-      </w:pPr>
-      <w:r>
-        <w:t xml:space="preserve">Co-kreativer Workshop</w:t>
-      </w:r>
-    </w:p>
-    <w:p>
-      <w:pPr>
-        <w:pStyle w:val="BodyText"/>
-      </w:pPr>
-      <w:r>
-        <w:t xml:space="preserve">Kollaborativ</w:t>
-      </w:r>
-    </w:p>
-    <w:p>
-      <w:pPr>
-        <w:pStyle w:val="BodyText"/>
-      </w:pPr>
-      <w:r>
-        <w:t xml:space="preserve">Partizipation</w:t>
-      </w:r>
-    </w:p>
-    <w:p>
-      <w:pPr>
-        <w:pStyle w:val="BodyText"/>
-      </w:pPr>
-      <w:r>
-        <w:t xml:space="preserve">Prototyp</w:t>
-      </w:r>
-    </w:p>
-    <w:p>
-      <w:pPr>
-        <w:pStyle w:val="BodyText"/>
-      </w:pPr>
-      <w:r>
-        <w:t xml:space="preserve">Workshop</w:t>
-      </w:r>
-    </w:p>
-    <w:bookmarkEnd w:id="316"/>
-    <w:bookmarkStart w:id="317" w:name="projekt"/>
-    <w:p>
-      <w:pPr>
-        <w:pStyle w:val="berschrift3"/>
-      </w:pPr>
-      <w:r>
-        <w:t xml:space="preserve">Projekt</w:t>
-      </w:r>
-    </w:p>
-    <w:p>
-      <w:pPr>
-        <w:pStyle w:val="FirstParagraph"/>
-      </w:pPr>
-      <w:r>
-        <w:t xml:space="preserve">Agilität</w:t>
-      </w:r>
-    </w:p>
-    <w:p>
-      <w:pPr>
-        <w:pStyle w:val="BodyText"/>
-      </w:pPr>
-      <w:r>
-        <w:t xml:space="preserve">Akteur:innen</w:t>
-      </w:r>
-    </w:p>
-    <w:p>
-      <w:pPr>
-        <w:pStyle w:val="BodyText"/>
-      </w:pPr>
-      <w:r>
-        <w:t xml:space="preserve">Akteursnetzwerkanalyse</w:t>
-      </w:r>
-    </w:p>
-    <w:p>
-      <w:pPr>
-        <w:pStyle w:val="BodyText"/>
-      </w:pPr>
-      <w:r>
-        <w:t xml:space="preserve">Best Practices</w:t>
-      </w:r>
-    </w:p>
-    <w:p>
-      <w:pPr>
-        <w:pStyle w:val="BodyText"/>
-      </w:pPr>
-      <w:r>
-        <w:t xml:space="preserve">Co-Site</w:t>
-      </w:r>
-    </w:p>
-    <w:p>
-      <w:pPr>
-        <w:pStyle w:val="BodyText"/>
-      </w:pPr>
-      <w:r>
-        <w:t xml:space="preserve">Co-Site-Glossar</w:t>
-      </w:r>
-    </w:p>
-    <w:p>
-      <w:pPr>
-        <w:pStyle w:val="BodyText"/>
-      </w:pPr>
-      <w:r>
-        <w:t xml:space="preserve">Entwicklungsteam</w:t>
-      </w:r>
-    </w:p>
-    <w:p>
-      <w:pPr>
-        <w:pStyle w:val="BodyText"/>
-      </w:pPr>
-      <w:r>
-        <w:t xml:space="preserve">Expertisegruppe</w:t>
-      </w:r>
-    </w:p>
-    <w:p>
-      <w:pPr>
-        <w:pStyle w:val="BodyText"/>
-      </w:pPr>
-      <w:r>
-        <w:t xml:space="preserve">Gemeinwohlorientierung</w:t>
-      </w:r>
-    </w:p>
-    <w:p>
-      <w:pPr>
-        <w:pStyle w:val="BodyText"/>
-      </w:pPr>
-      <w:r>
-        <w:t xml:space="preserve">Glossar</w:t>
-      </w:r>
-    </w:p>
-    <w:p>
-      <w:pPr>
-        <w:pStyle w:val="BodyText"/>
-      </w:pPr>
-      <w:r>
-        <w:t xml:space="preserve">Modellregionen</w:t>
-      </w:r>
-    </w:p>
-    <w:p>
-      <w:pPr>
-        <w:pStyle w:val="BodyText"/>
-      </w:pPr>
-      <w:r>
-        <w:t xml:space="preserve">Next Practices</w:t>
-      </w:r>
-    </w:p>
-    <w:p>
-      <w:pPr>
-        <w:pStyle w:val="BodyText"/>
-      </w:pPr>
-      <w:r>
-        <w:t xml:space="preserve">Partner:innen</w:t>
-      </w:r>
-    </w:p>
-    <w:p>
-      <w:pPr>
-        <w:pStyle w:val="BodyText"/>
-      </w:pPr>
-      <w:r>
-        <w:t xml:space="preserve">Realexperiment</w:t>
-      </w:r>
-    </w:p>
-    <w:p>
-      <w:pPr>
-        <w:pStyle w:val="BodyText"/>
-      </w:pPr>
-      <w:r>
-        <w:t xml:space="preserve">Reallabor</w:t>
-      </w:r>
-    </w:p>
-    <w:p>
-      <w:pPr>
-        <w:pStyle w:val="BodyText"/>
-      </w:pPr>
-      <w:r>
-        <w:t xml:space="preserve">Sites</w:t>
-      </w:r>
-    </w:p>
-    <w:p>
-      <w:pPr>
-        <w:pStyle w:val="BodyText"/>
-      </w:pPr>
-      <w:r>
-        <w:t xml:space="preserve">Stakeholder</w:t>
-      </w:r>
-    </w:p>
-    <w:p>
-      <w:pPr>
-        <w:pStyle w:val="BodyText"/>
-      </w:pPr>
-      <w:r>
-        <w:t xml:space="preserve">Transdisziplinäres Arbeiten</w:t>
-      </w:r>
-    </w:p>
-    <w:p>
-      <w:pPr>
-        <w:pStyle w:val="BodyText"/>
-      </w:pPr>
-      <w:r>
-        <w:t xml:space="preserve">Transferbeirat</w:t>
-      </w:r>
-    </w:p>
-    <w:p>
-      <w:pPr>
-        <w:pStyle w:val="BodyText"/>
-      </w:pPr>
-      <w:r>
-        <w:t xml:space="preserve">Transformationsnetzwerk</w:t>
-      </w:r>
-    </w:p>
-    <w:p>
-      <w:pPr>
-        <w:pStyle w:val="BodyText"/>
-      </w:pPr>
-      <w:r>
-        <w:t xml:space="preserve">VUCA</w:t>
-      </w:r>
-    </w:p>
-    <w:p>
-      <w:pPr>
-        <w:pStyle w:val="BodyText"/>
-      </w:pPr>
-      <w:r>
-        <w:t xml:space="preserve">Wissenschaft</w:t>
-      </w:r>
-    </w:p>
-    <w:p>
-      <w:pPr>
-        <w:pStyle w:val="BodyText"/>
-      </w:pPr>
-      <w:r>
-        <w:t xml:space="preserve">Zielgruppe</w:t>
-      </w:r>
-    </w:p>
-    <w:bookmarkEnd w:id="317"/>
-    <w:bookmarkStart w:id="318" w:name="risikomanagement-1"/>
-    <w:p>
-      <w:pPr>
-        <w:pStyle w:val="berschrift3"/>
-      </w:pPr>
-      <w:r>
-        <w:t xml:space="preserve">Risikomanagement</w:t>
-      </w:r>
-    </w:p>
-    <w:p>
-      <w:pPr>
-        <w:pStyle w:val="FirstParagraph"/>
-      </w:pPr>
-      <w:r>
-        <w:t xml:space="preserve">Anpassungsfähigkeit</w:t>
-      </w:r>
-    </w:p>
-    <w:p>
-      <w:pPr>
-        <w:pStyle w:val="BodyText"/>
-      </w:pPr>
-      <w:r>
-        <w:t xml:space="preserve">Bevölkerungsschutz</w:t>
-      </w:r>
-    </w:p>
-    <w:p>
-      <w:pPr>
-        <w:pStyle w:val="BodyText"/>
-      </w:pPr>
-      <w:r>
-        <w:t xml:space="preserve">Bewältigungskapazität</w:t>
-      </w:r>
-    </w:p>
-    <w:p>
-      <w:pPr>
-        <w:pStyle w:val="BodyText"/>
-      </w:pPr>
-      <w:r>
-        <w:t xml:space="preserve">Dürreindex</w:t>
-      </w:r>
-    </w:p>
-    <w:p>
-      <w:pPr>
-        <w:pStyle w:val="BodyText"/>
-      </w:pPr>
-      <w:r>
-        <w:t xml:space="preserve">Exposition</w:t>
-      </w:r>
-    </w:p>
-    <w:p>
-      <w:pPr>
-        <w:pStyle w:val="BodyText"/>
-      </w:pPr>
-      <w:r>
-        <w:t xml:space="preserve">Gefahrenabwehr</w:t>
-      </w:r>
-    </w:p>
-    <w:p>
-      <w:pPr>
-        <w:pStyle w:val="BodyText"/>
-      </w:pPr>
-      <w:r>
-        <w:t xml:space="preserve">Gefahrenereignis</w:t>
-      </w:r>
-    </w:p>
-    <w:p>
-      <w:pPr>
-        <w:pStyle w:val="BodyText"/>
-      </w:pPr>
-      <w:r>
-        <w:t xml:space="preserve">Gefahrenkarte</w:t>
-      </w:r>
-    </w:p>
-    <w:p>
-      <w:pPr>
-        <w:pStyle w:val="BodyText"/>
-      </w:pPr>
-      <w:r>
-        <w:t xml:space="preserve">Hochwasserrisikokarte</w:t>
-      </w:r>
-    </w:p>
-    <w:p>
-      <w:pPr>
-        <w:pStyle w:val="BodyText"/>
-      </w:pPr>
-      <w:r>
-        <w:t xml:space="preserve">Katastrophe</w:t>
-      </w:r>
-    </w:p>
-    <w:p>
-      <w:pPr>
-        <w:pStyle w:val="BodyText"/>
-      </w:pPr>
-      <w:r>
-        <w:t xml:space="preserve">Katastrophenschutz</w:t>
-      </w:r>
-    </w:p>
-    <w:p>
-      <w:pPr>
-        <w:pStyle w:val="BodyText"/>
-      </w:pPr>
-      <w:r>
-        <w:t xml:space="preserve">Krise</w:t>
-      </w:r>
-    </w:p>
-    <w:p>
-      <w:pPr>
-        <w:pStyle w:val="BodyText"/>
-      </w:pPr>
-      <w:r>
-        <w:t xml:space="preserve">Naturgefahren</w:t>
-      </w:r>
-    </w:p>
-    <w:p>
-      <w:pPr>
-        <w:pStyle w:val="BodyText"/>
-      </w:pPr>
-      <w:r>
-        <w:t xml:space="preserve">Prävention</w:t>
-      </w:r>
-    </w:p>
-    <w:p>
-      <w:pPr>
-        <w:pStyle w:val="BodyText"/>
-      </w:pPr>
-      <w:r>
-        <w:t xml:space="preserve">Resilienz</w:t>
-      </w:r>
-    </w:p>
-    <w:p>
-      <w:pPr>
-        <w:pStyle w:val="BodyText"/>
-      </w:pPr>
-      <w:r>
-        <w:t xml:space="preserve">Risiko</w:t>
-      </w:r>
-    </w:p>
-    <w:p>
-      <w:pPr>
-        <w:pStyle w:val="BodyText"/>
-      </w:pPr>
-      <w:r>
-        <w:t xml:space="preserve">Risikokarte</w:t>
-      </w:r>
-    </w:p>
-    <w:p>
-      <w:pPr>
-        <w:pStyle w:val="BodyText"/>
-      </w:pPr>
-      <w:r>
-        <w:t xml:space="preserve">Risikomanagement</w:t>
-      </w:r>
-    </w:p>
-    <w:p>
-      <w:pPr>
-        <w:pStyle w:val="BodyText"/>
-      </w:pPr>
-      <w:r>
-        <w:t xml:space="preserve">Schaden</w:t>
-      </w:r>
-    </w:p>
-    <w:p>
-      <w:pPr>
-        <w:pStyle w:val="BodyText"/>
-      </w:pPr>
-      <w:r>
-        <w:t xml:space="preserve">Schutzgut</w:t>
-      </w:r>
-    </w:p>
-    <w:p>
-      <w:pPr>
-        <w:pStyle w:val="BodyText"/>
-      </w:pPr>
-      <w:r>
-        <w:t xml:space="preserve">Starkregenrisikokarte</w:t>
-      </w:r>
-    </w:p>
-    <w:p>
-      <w:pPr>
-        <w:pStyle w:val="BodyText"/>
-      </w:pPr>
-      <w:r>
-        <w:t xml:space="preserve">Vulnerabilität</w:t>
-      </w:r>
-    </w:p>
-    <w:p>
-      <w:pPr>
-        <w:pStyle w:val="BodyText"/>
-      </w:pPr>
-      <w:r>
-        <w:t xml:space="preserve">Vulnerable Personengruppen</w:t>
-      </w:r>
-    </w:p>
-    <w:bookmarkEnd w:id="318"/>
-    <w:bookmarkStart w:id="319" w:name="risikomanagment"/>
-    <w:p>
-      <w:pPr>
-        <w:pStyle w:val="berschrift3"/>
-      </w:pPr>
-      <w:r>
-        <w:t xml:space="preserve">Risikomanagment</w:t>
-      </w:r>
-    </w:p>
-    <w:p>
-      <w:pPr>
-        <w:pStyle w:val="FirstParagraph"/>
-      </w:pPr>
-      <w:r>
-        <w:t xml:space="preserve">Krisenmanagement</w:t>
-      </w:r>
-    </w:p>
-    <w:p>
-      <w:pPr>
-        <w:pStyle w:val="BodyText"/>
-      </w:pPr>
-      <w:r>
-        <w:t xml:space="preserve">Zivilschutz</w:t>
-      </w:r>
-    </w:p>
-    <w:bookmarkEnd w:id="319"/>
-    <w:bookmarkStart w:id="320" w:name="transformation-1"/>
-    <w:p>
-      <w:pPr>
-        <w:pStyle w:val="berschrift3"/>
-      </w:pPr>
-      <w:r>
-        <w:t xml:space="preserve">Transformation</w:t>
-      </w:r>
-    </w:p>
-    <w:p>
-      <w:pPr>
-        <w:pStyle w:val="FirstParagraph"/>
-      </w:pPr>
-      <w:r>
-        <w:t xml:space="preserve">Agenda 2030</w:t>
-      </w:r>
-    </w:p>
-    <w:p>
-      <w:pPr>
-        <w:pStyle w:val="BodyText"/>
-      </w:pPr>
-      <w:r>
-        <w:t xml:space="preserve">Bildung für Nachhaltige Entwicklung</w:t>
-      </w:r>
-    </w:p>
-    <w:p>
-      <w:pPr>
-        <w:pStyle w:val="BodyText"/>
-      </w:pPr>
-      <w:r>
-        <w:t xml:space="preserve">Change Agents</w:t>
-      </w:r>
-    </w:p>
-    <w:p>
-      <w:pPr>
-        <w:pStyle w:val="BodyText"/>
-      </w:pPr>
-      <w:r>
-        <w:t xml:space="preserve">Deutsche Nachhaltigkeitsstrategie</w:t>
-      </w:r>
-    </w:p>
-    <w:p>
-      <w:pPr>
-        <w:pStyle w:val="BodyText"/>
-      </w:pPr>
-      <w:r>
-        <w:t xml:space="preserve">Global Change</w:t>
-      </w:r>
-    </w:p>
-    <w:p>
-      <w:pPr>
-        <w:pStyle w:val="BodyText"/>
-      </w:pPr>
-      <w:r>
-        <w:t xml:space="preserve">Klimawandelanpassung</w:t>
-      </w:r>
-    </w:p>
-    <w:p>
-      <w:pPr>
-        <w:pStyle w:val="BodyText"/>
-      </w:pPr>
-      <w:r>
-        <w:t xml:space="preserve">Megatrends</w:t>
-      </w:r>
-    </w:p>
-    <w:p>
-      <w:pPr>
-        <w:pStyle w:val="BodyText"/>
-      </w:pPr>
-      <w:r>
-        <w:t xml:space="preserve">Nachhaltigkeit</w:t>
-      </w:r>
-    </w:p>
-    <w:p>
-      <w:pPr>
-        <w:pStyle w:val="BodyText"/>
-      </w:pPr>
-      <w:r>
-        <w:t xml:space="preserve">Nachhaltigkeitsmanagement</w:t>
-      </w:r>
-    </w:p>
-    <w:p>
-      <w:pPr>
-        <w:pStyle w:val="BodyText"/>
-      </w:pPr>
-      <w:r>
-        <w:t xml:space="preserve">Nachhaltigkeitsstrategie</w:t>
-      </w:r>
-    </w:p>
-    <w:p>
-      <w:pPr>
-        <w:pStyle w:val="BodyText"/>
-      </w:pPr>
-      <w:r>
-        <w:t xml:space="preserve">Sozial-ökologische Transformation</w:t>
-      </w:r>
-    </w:p>
-    <w:p>
-      <w:pPr>
-        <w:pStyle w:val="BodyText"/>
-      </w:pPr>
-      <w:r>
-        <w:t xml:space="preserve">Sustainable Development Goals</w:t>
-      </w:r>
-    </w:p>
-    <w:p>
-      <w:pPr>
-        <w:pStyle w:val="BodyText"/>
-      </w:pPr>
-      <w:r>
-        <w:t xml:space="preserve">Transformation</w:t>
-      </w:r>
-    </w:p>
-    <w:p>
-      <w:pPr>
-        <w:pStyle w:val="BodyText"/>
-      </w:pPr>
-      <w:r>
-        <w:t xml:space="preserve">Transformative Wissenschaft</w:t>
-      </w:r>
-    </w:p>
-    <w:p>
-      <w:pPr>
-        <w:pStyle w:val="BodyText"/>
-      </w:pPr>
-      <w:r>
-        <w:t xml:space="preserve">Urbane Resilienz</w:t>
-      </w:r>
-    </w:p>
-    <w:p>
-      <w:pPr>
-        <w:pStyle w:val="BodyText"/>
-      </w:pPr>
-      <w:r>
-        <w:t xml:space="preserve">Vision</w:t>
-      </w:r>
-    </w:p>
-    <w:bookmarkEnd w:id="320"/>
-    <w:bookmarkStart w:id="321" w:name="weiterbildung-1"/>
-    <w:p>
-      <w:pPr>
-        <w:pStyle w:val="berschrift3"/>
-      </w:pPr>
-      <w:r>
-        <w:t xml:space="preserve">Weiterbildung</w:t>
-      </w:r>
-    </w:p>
-    <w:p>
-      <w:pPr>
-        <w:pStyle w:val="FirstParagraph"/>
-      </w:pPr>
-      <w:r>
-        <w:t xml:space="preserve">Allgemeine Weiterbildung</w:t>
-      </w:r>
-    </w:p>
-    <w:p>
-      <w:pPr>
-        <w:pStyle w:val="BodyText"/>
-      </w:pPr>
-      <w:r>
-        <w:t xml:space="preserve">Berufliche Weiterbildung</w:t>
-      </w:r>
-    </w:p>
-    <w:p>
-      <w:pPr>
-        <w:pStyle w:val="BodyText"/>
-      </w:pPr>
-      <w:r>
-        <w:t xml:space="preserve">Betriebliche Weiterbildung</w:t>
-      </w:r>
-    </w:p>
-    <w:p>
-      <w:pPr>
-        <w:pStyle w:val="BodyText"/>
-      </w:pPr>
-      <w:r>
-        <w:t xml:space="preserve">Didaktisches Design</w:t>
-      </w:r>
-    </w:p>
-    <w:p>
-      <w:pPr>
-        <w:pStyle w:val="BodyText"/>
-      </w:pPr>
-      <w:r>
-        <w:t xml:space="preserve">Fortbildung</w:t>
-      </w:r>
-    </w:p>
-    <w:p>
-      <w:pPr>
-        <w:pStyle w:val="BodyText"/>
-      </w:pPr>
-      <w:r>
-        <w:t xml:space="preserve">Future Skills</w:t>
-      </w:r>
-    </w:p>
-    <w:p>
-      <w:pPr>
-        <w:pStyle w:val="BodyText"/>
-      </w:pPr>
-      <w:r>
-        <w:t xml:space="preserve">Green Skills</w:t>
-      </w:r>
-    </w:p>
-    <w:p>
-      <w:pPr>
-        <w:pStyle w:val="BodyText"/>
-      </w:pPr>
-      <w:r>
-        <w:t xml:space="preserve">Lernsettings</w:t>
-      </w:r>
-    </w:p>
-    <w:p>
-      <w:pPr>
-        <w:pStyle w:val="BodyText"/>
-      </w:pPr>
-      <w:r>
-        <w:t xml:space="preserve">Qualifikation</w:t>
-      </w:r>
-    </w:p>
-    <w:p>
-      <w:pPr>
-        <w:pStyle w:val="BodyText"/>
-      </w:pPr>
-      <w:r>
-        <w:t xml:space="preserve">Qualifizierungsbedarf</w:t>
-      </w:r>
-    </w:p>
-    <w:p>
-      <w:pPr>
-        <w:pStyle w:val="BodyText"/>
-      </w:pPr>
-      <w:r>
-        <w:t xml:space="preserve">Transformation Skills</w:t>
-      </w:r>
-    </w:p>
-    <w:p>
-      <w:pPr>
-        <w:pStyle w:val="BodyText"/>
-      </w:pPr>
-      <w:r>
-        <w:t xml:space="preserve">Transformatives Lernen</w:t>
-      </w:r>
-    </w:p>
-    <w:p>
-      <w:pPr>
-        <w:pStyle w:val="BodyText"/>
-      </w:pPr>
-      <w:r>
-        <w:t xml:space="preserve">Weiterbildung</w:t>
-      </w:r>
-    </w:p>
-    <w:p>
-      <w:pPr>
-        <w:pStyle w:val="BodyText"/>
-      </w:pPr>
-      <w:r>
-        <w:t xml:space="preserve">Wissenschaftliche Weiterbildung</w:t>
-      </w:r>
-    </w:p>
-    <w:bookmarkEnd w:id="321"/>
-    <w:bookmarkStart w:id="322" w:name="wirkung-1"/>
-    <w:p>
-      <w:pPr>
-        <w:pStyle w:val="berschrift3"/>
-      </w:pPr>
-      <w:r>
-        <w:t xml:space="preserve">Wirkung</w:t>
-      </w:r>
-    </w:p>
-    <w:p>
-      <w:pPr>
-        <w:pStyle w:val="FirstParagraph"/>
-      </w:pPr>
-      <w:r>
-        <w:t xml:space="preserve">Balanced Scorecard</w:t>
-      </w:r>
-    </w:p>
-    <w:p>
-      <w:pPr>
-        <w:pStyle w:val="BodyText"/>
-      </w:pPr>
-      <w:r>
-        <w:t xml:space="preserve">Bedarfsanalyse</w:t>
-      </w:r>
-    </w:p>
-    <w:p>
-      <w:pPr>
-        <w:pStyle w:val="BodyText"/>
-      </w:pPr>
-      <w:r>
-        <w:t xml:space="preserve">Begleitforschung</w:t>
-      </w:r>
-    </w:p>
-    <w:p>
-      <w:pPr>
-        <w:pStyle w:val="BodyText"/>
-      </w:pPr>
-      <w:r>
-        <w:t xml:space="preserve">Evaluation</w:t>
-      </w:r>
-    </w:p>
-    <w:p>
-      <w:pPr>
-        <w:pStyle w:val="BodyText"/>
-      </w:pPr>
-      <w:r>
-        <w:t xml:space="preserve">Formative Evaluation</w:t>
-      </w:r>
-    </w:p>
-    <w:p>
-      <w:pPr>
-        <w:pStyle w:val="BodyText"/>
-      </w:pPr>
-      <w:r>
-        <w:t xml:space="preserve">Impact</w:t>
-      </w:r>
-    </w:p>
-    <w:p>
-      <w:pPr>
-        <w:pStyle w:val="BodyText"/>
-      </w:pPr>
-      <w:r>
-        <w:t xml:space="preserve">Indikator</w:t>
-      </w:r>
-    </w:p>
-    <w:p>
-      <w:pPr>
-        <w:pStyle w:val="BodyText"/>
-      </w:pPr>
-      <w:r>
-        <w:t xml:space="preserve">Input</w:t>
-      </w:r>
-    </w:p>
-    <w:p>
-      <w:pPr>
-        <w:pStyle w:val="BodyText"/>
-      </w:pPr>
-      <w:r>
-        <w:t xml:space="preserve">Outcome</w:t>
-      </w:r>
-    </w:p>
-    <w:p>
-      <w:pPr>
-        <w:pStyle w:val="BodyText"/>
-      </w:pPr>
-      <w:r>
-        <w:t xml:space="preserve">Output</w:t>
-      </w:r>
-    </w:p>
-    <w:p>
-      <w:pPr>
-        <w:pStyle w:val="BodyText"/>
-      </w:pPr>
-      <w:r>
-        <w:t xml:space="preserve">Prospektive Evaluation</w:t>
-      </w:r>
-    </w:p>
-    <w:p>
-      <w:pPr>
-        <w:pStyle w:val="BodyText"/>
-      </w:pPr>
-      <w:r>
-        <w:t xml:space="preserve">Summative Evaluation</w:t>
-      </w:r>
-    </w:p>
-    <w:p>
-      <w:pPr>
-        <w:pStyle w:val="BodyText"/>
-      </w:pPr>
-      <w:r>
-        <w:t xml:space="preserve">Wirkung</w:t>
-      </w:r>
-    </w:p>
-    <w:p>
-      <w:pPr>
-        <w:pStyle w:val="BodyText"/>
-      </w:pPr>
-      <w:r>
-        <w:t xml:space="preserve">Wirkungsanalyse</w:t>
-      </w:r>
-    </w:p>
-    <w:p>
-      <w:pPr>
-        <w:pStyle w:val="BodyText"/>
-      </w:pPr>
-      <w:r>
-        <w:t xml:space="preserve">Wirkungsmodell</w:t>
-      </w:r>
-    </w:p>
-    <w:p>
-      <w:pPr>
-        <w:pStyle w:val="BodyText"/>
-      </w:pPr>
-      <w:r>
-        <w:t xml:space="preserve">Wirkungsmonitoring</w:t>
-      </w:r>
-    </w:p>
-    <w:p>
-      <w:pPr>
-        <w:pStyle w:val="BodyText"/>
-      </w:pPr>
-      <w:r>
-        <w:t xml:space="preserve">Wirkungsorientierung</w:t>
-      </w:r>
-    </w:p>
-    <w:bookmarkEnd w:id="322"/>
-    <w:bookmarkStart w:id="323" w:name="wissensmanagement"/>
-    <w:p>
-      <w:pPr>
-        <w:pStyle w:val="berschrift3"/>
-      </w:pPr>
-      <w:r>
-        <w:t xml:space="preserve">Wissensmanagement</w:t>
-      </w:r>
-    </w:p>
-    <w:p>
-      <w:pPr>
-        <w:pStyle w:val="FirstParagraph"/>
-      </w:pPr>
-      <w:r>
-        <w:t xml:space="preserve">Open Science</w:t>
-      </w:r>
-    </w:p>
-    <w:p>
-      <w:pPr>
-        <w:pStyle w:val="BodyText"/>
-      </w:pPr>
-      <w:r>
-        <w:t xml:space="preserve">Systemwissen</w:t>
-      </w:r>
-    </w:p>
-    <w:p>
-      <w:pPr>
-        <w:pStyle w:val="BodyText"/>
-      </w:pPr>
-      <w:r>
-        <w:t xml:space="preserve">Transfer</w:t>
-      </w:r>
-    </w:p>
-    <w:p>
-      <w:pPr>
-        <w:pStyle w:val="BodyText"/>
-      </w:pPr>
-      <w:r>
-        <w:t xml:space="preserve">Transfermodus 1</w:t>
-      </w:r>
-    </w:p>
-    <w:p>
-      <w:pPr>
-        <w:pStyle w:val="BodyText"/>
-      </w:pPr>
-      <w:r>
-        <w:t xml:space="preserve">Transfermodus 2a</w:t>
-      </w:r>
-    </w:p>
-    <w:p>
-      <w:pPr>
-        <w:pStyle w:val="BodyText"/>
-      </w:pPr>
-      <w:r>
-        <w:t xml:space="preserve">Transfermodus 2b</w:t>
-      </w:r>
-    </w:p>
-    <w:p>
-      <w:pPr>
-        <w:pStyle w:val="BodyText"/>
-      </w:pPr>
-      <w:r>
-        <w:t xml:space="preserve">Transformationswissen</w:t>
-      </w:r>
-    </w:p>
-    <w:p>
-      <w:pPr>
-        <w:pStyle w:val="BodyText"/>
-      </w:pPr>
-      <w:r>
-        <w:t xml:space="preserve">Wissenserzeugung</w:t>
-      </w:r>
-    </w:p>
-    <w:p>
-      <w:pPr>
-        <w:pStyle w:val="BodyText"/>
-      </w:pPr>
-      <w:r>
-        <w:t xml:space="preserve">Wissenstransfer</w:t>
-      </w:r>
-    </w:p>
-    <w:p>
-      <w:pPr>
-        <w:pStyle w:val="BodyText"/>
-      </w:pPr>
-      <w:r>
-        <w:t xml:space="preserve">Zielwissen</w:t>
-      </w:r>
-    </w:p>
-    <w:bookmarkEnd w:id="323"/>
-    <w:bookmarkStart w:id="324" w:name="xr"/>
-    <w:p>
-      <w:pPr>
-        <w:pStyle w:val="berschrift3"/>
-      </w:pPr>
-      <w:r>
-        <w:t xml:space="preserve">XR</w:t>
-      </w:r>
-    </w:p>
-    <w:p>
-      <w:pPr>
-        <w:pStyle w:val="FirstParagraph"/>
-      </w:pPr>
-      <w:r>
-        <w:t xml:space="preserve">360-Grad-Video</w:t>
-      </w:r>
-    </w:p>
-    <w:p>
-      <w:pPr>
-        <w:pStyle w:val="BodyText"/>
-      </w:pPr>
-      <w:r>
-        <w:t xml:space="preserve">AR-Brille</w:t>
-      </w:r>
-    </w:p>
-    <w:p>
-      <w:pPr>
-        <w:pStyle w:val="BodyText"/>
-      </w:pPr>
-      <w:r>
-        <w:t xml:space="preserve">Augmented Reality</w:t>
-      </w:r>
-    </w:p>
-    <w:p>
-      <w:pPr>
-        <w:pStyle w:val="BodyText"/>
-      </w:pPr>
-      <w:r>
-        <w:t xml:space="preserve">Augmented Virtuality</w:t>
-      </w:r>
-    </w:p>
-    <w:p>
-      <w:pPr>
-        <w:pStyle w:val="BodyText"/>
-      </w:pPr>
-      <w:r>
-        <w:t xml:space="preserve">Extended Reality</w:t>
-      </w:r>
-    </w:p>
-    <w:p>
-      <w:pPr>
-        <w:pStyle w:val="BodyText"/>
-      </w:pPr>
-      <w:r>
-        <w:t xml:space="preserve">Head-Mounted Display</w:t>
-      </w:r>
-    </w:p>
-    <w:p>
-      <w:pPr>
-        <w:pStyle w:val="BodyText"/>
-      </w:pPr>
-      <w:r>
-        <w:t xml:space="preserve">Immersion</w:t>
-      </w:r>
-    </w:p>
-    <w:p>
-      <w:pPr>
-        <w:pStyle w:val="BodyText"/>
-      </w:pPr>
-      <w:r>
-        <w:t xml:space="preserve">Mixed Reality</w:t>
-      </w:r>
-    </w:p>
-    <w:p>
-      <w:pPr>
-        <w:pStyle w:val="BodyText"/>
-      </w:pPr>
-      <w:r>
-        <w:t xml:space="preserve">Simulationen</w:t>
-      </w:r>
-    </w:p>
-    <w:p>
-      <w:pPr>
-        <w:pStyle w:val="BodyText"/>
-      </w:pPr>
-      <w:r>
-        <w:t xml:space="preserve">VR-Brille</w:t>
-      </w:r>
-    </w:p>
-    <w:p>
-      <w:pPr>
-        <w:pStyle w:val="BodyText"/>
-      </w:pPr>
-      <w:r>
-        <w:t xml:space="preserve">VR-Laufband</w:t>
-      </w:r>
-    </w:p>
-    <w:p>
-      <w:pPr>
-        <w:pStyle w:val="BodyText"/>
-      </w:pPr>
-      <w:r>
-        <w:t xml:space="preserve">Virtual Reality</w:t>
-      </w:r>
-    </w:p>
-    <w:bookmarkEnd w:id="324"/>
-    <w:bookmarkEnd w:id="325"/>
-    <w:bookmarkStart w:id="328" w:name="mitwirkende"/>
+        <w:t xml:space="preserve">Worthington, S., Bailly, K., &amp; Rahr, A. (2024). Co-Site Glossar (Version</w:t>
+      </w:r>
+      <w:r>
+        <w:t xml:space="preserve"> </w:t>
+      </w:r>
+      <w:r>
+        <w:t xml:space="preserve">0.0.1a) [Computer software].</w:t>
+      </w:r>
+      <w:r>
+        <w:t xml:space="preserve"> </w:t>
+      </w:r>
+      <w:hyperlink r:id="rId46">
+        <w:r>
+          <w:rPr>
+            <w:rStyle w:val="Hyperlink"/>
+          </w:rPr>
+          <w:t xml:space="preserve">https://github.com/TIBHannover/co-site-glossar</w:t>
+        </w:r>
+      </w:hyperlink>
+    </w:p>
+    <w:bookmarkEnd w:id="326"/>
+    <w:bookmarkEnd w:id="327"/>
+    <w:bookmarkStart w:id="361" w:name="literatur"/>
     <w:p>
       <w:pPr>
         <w:pStyle w:val="berschrift1"/>
       </w:pPr>
       <w:r>
-        <w:t xml:space="preserve">Mitwirkende</w:t>
-      </w:r>
-    </w:p>
-    <w:bookmarkStart w:id="326" w:name="autorinnen-1"/>
-    <w:p>
-      <w:pPr>
-        <w:pStyle w:val="berschrift2"/>
-      </w:pPr>
-      <w:r>
-        <w:t xml:space="preserve">Autor:innen</w:t>
-      </w:r>
-    </w:p>
-    <w:p>
-      <w:pPr>
-        <w:pStyle w:val="FirstParagraph"/>
-      </w:pPr>
-      <w:r>
-        <w:t xml:space="preserve">Sandra Alfonso de Nehren, ORCID:</w:t>
-      </w:r>
-      <w:r>
-        <w:t xml:space="preserve"> </w:t>
-      </w:r>
-      <w:hyperlink r:id="rId42">
-        <w:r>
-          <w:rPr>
-            <w:rStyle w:val="Hyperlink"/>
-          </w:rPr>
-          <w:t xml:space="preserve">0009-0005-2435-7666</w:t>
-        </w:r>
-      </w:hyperlink>
-      <w:r>
-        <w:t xml:space="preserve">, TH Köln - Fakultät für Raumentwicklung und Infrastruktursysteme, Institute for Technology and Resources Management in the Tropics and Subtropics (ITT)</w:t>
-      </w:r>
-    </w:p>
-    <w:p>
-      <w:pPr>
-        <w:pStyle w:val="BodyText"/>
-      </w:pPr>
-      <w:r>
-        <w:t xml:space="preserve">Svenja Bickert-Appleby, ORCID:</w:t>
-      </w:r>
-      <w:r>
-        <w:t xml:space="preserve"> </w:t>
-      </w:r>
-      <w:hyperlink r:id="rId44">
-        <w:r>
-          <w:rPr>
-            <w:rStyle w:val="Hyperlink"/>
-          </w:rPr>
-          <w:t xml:space="preserve">0009-0008-4062-0833</w:t>
-        </w:r>
-      </w:hyperlink>
-      <w:r>
-        <w:t xml:space="preserve">, TH Köln - Fakultät für Anlagen, Energie- und Maschinensysteme, Institut für Produktentwicklung und Konstruktionstechnik (IPK)</w:t>
-      </w:r>
-    </w:p>
-    <w:p>
-      <w:pPr>
-        <w:pStyle w:val="BodyText"/>
-      </w:pPr>
-      <w:r>
-        <w:t xml:space="preserve">Ilona Arcaro, TH Köln - Akademie für wissenschaftliche Weiterbildung, Wissenschaftliche Weiterbildung</w:t>
-      </w:r>
-    </w:p>
-    <w:p>
-      <w:pPr>
-        <w:pStyle w:val="BodyText"/>
-      </w:pPr>
-      <w:r>
-        <w:t xml:space="preserve">Muhammed Enes Bodur, ORCID:</w:t>
-      </w:r>
-      <w:r>
-        <w:t xml:space="preserve"> </w:t>
-      </w:r>
-      <w:hyperlink r:id="rId39">
-        <w:r>
-          <w:rPr>
-            <w:rStyle w:val="Hyperlink"/>
-          </w:rPr>
-          <w:t xml:space="preserve">0009-0001-2984-5766</w:t>
-        </w:r>
-      </w:hyperlink>
-      <w:r>
-        <w:t xml:space="preserve">, TH Köln - Fakultät für Anlagen, Energie- und Maschinensysteme, Institut für Rettungsingenieurwesen und Gefahrenabwehr (IRG)</w:t>
-      </w:r>
-    </w:p>
-    <w:p>
-      <w:pPr>
-        <w:pStyle w:val="BodyText"/>
-      </w:pPr>
-      <w:r>
-        <w:t xml:space="preserve">Nico Buck, ORCID:</w:t>
-      </w:r>
-      <w:r>
-        <w:t xml:space="preserve"> </w:t>
-      </w:r>
-      <w:hyperlink r:id="rId40">
-        <w:r>
-          <w:rPr>
-            <w:rStyle w:val="Hyperlink"/>
-          </w:rPr>
-          <w:t xml:space="preserve">0009-0002-9390-1336</w:t>
-        </w:r>
-      </w:hyperlink>
-      <w:r>
-        <w:t xml:space="preserve">, TH Köln - Fakultät für Anlagen, Energie- und Maschinensysteme</w:t>
-      </w:r>
-    </w:p>
-    <w:p>
-      <w:pPr>
-        <w:pStyle w:val="BodyText"/>
-      </w:pPr>
-      <w:r>
-        <w:t xml:space="preserve">Anne Diessner, TH Köln - Fakultät für Raumentwicklung und Infrastruktursysteme</w:t>
-      </w:r>
-    </w:p>
-    <w:p>
-      <w:pPr>
-        <w:pStyle w:val="BodyText"/>
-      </w:pPr>
-      <w:r>
-        <w:t xml:space="preserve">Lars Dietrich, ORCID:</w:t>
-      </w:r>
-      <w:r>
-        <w:t xml:space="preserve"> </w:t>
-      </w:r>
-      <w:hyperlink r:id="rId37">
-        <w:r>
-          <w:rPr>
-            <w:rStyle w:val="Hyperlink"/>
-          </w:rPr>
-          <w:t xml:space="preserve">0000-0003-3407-166X</w:t>
-        </w:r>
-      </w:hyperlink>
-      <w:r>
-        <w:t xml:space="preserve">, Stadt Leverkusen, NaturGut Ophoven und Justus-Liebig-Universität Gießen, Institut für Biologiedidaktik</w:t>
-      </w:r>
-    </w:p>
-    <w:p>
-      <w:pPr>
-        <w:pStyle w:val="BodyText"/>
-      </w:pPr>
-      <w:r>
-        <w:t xml:space="preserve">Alexander Fekete, ORCID:</w:t>
-      </w:r>
-      <w:r>
-        <w:t xml:space="preserve"> </w:t>
-      </w:r>
-      <w:hyperlink r:id="rId24">
-        <w:r>
-          <w:rPr>
-            <w:rStyle w:val="Hyperlink"/>
-          </w:rPr>
-          <w:t xml:space="preserve">0000-0002-8029-6774</w:t>
-        </w:r>
-      </w:hyperlink>
-      <w:r>
-        <w:t xml:space="preserve">, TH Köln - Fakultät für Anlagen, Energie- und Maschinensysteme, Institut für Rettungsingenieurwesen und Gefahrenabwehr (IRG)</w:t>
-      </w:r>
-    </w:p>
-    <w:p>
-      <w:pPr>
-        <w:pStyle w:val="BodyText"/>
-      </w:pPr>
-      <w:r>
-        <w:t xml:space="preserve">Barbara Elisabeth Frick, ORCID:</w:t>
-      </w:r>
-      <w:r>
-        <w:t xml:space="preserve"> </w:t>
-      </w:r>
-      <w:hyperlink r:id="rId25">
-        <w:r>
-          <w:rPr>
-            <w:rStyle w:val="Hyperlink"/>
-          </w:rPr>
-          <w:t xml:space="preserve">0009-0000-5881-6123</w:t>
-        </w:r>
-      </w:hyperlink>
-      <w:r>
-        <w:t xml:space="preserve">, TH Köln - Fakultät für Informations- und</w:t>
-      </w:r>
-      <w:r>
-        <w:t xml:space="preserve"> </w:t>
-      </w:r>
-      <w:r>
-        <w:t xml:space="preserve">Kommunikationswissenschaften</w:t>
-      </w:r>
-    </w:p>
-    <w:p>
-      <w:pPr>
-        <w:pStyle w:val="BodyText"/>
-      </w:pPr>
-      <w:r>
-        <w:t xml:space="preserve">Claudia Frick, ORCID:</w:t>
-      </w:r>
-      <w:r>
-        <w:t xml:space="preserve"> </w:t>
-      </w:r>
-      <w:hyperlink r:id="rId28">
-        <w:r>
-          <w:rPr>
-            <w:rStyle w:val="Hyperlink"/>
-          </w:rPr>
-          <w:t xml:space="preserve">0000-0002-5291-4301</w:t>
-        </w:r>
-      </w:hyperlink>
-      <w:r>
-        <w:t xml:space="preserve">, TH Köln - Fakultät für Informations- und Kommunikationswissenschaften, Institut für Informationswissenschaft</w:t>
-      </w:r>
-    </w:p>
-    <w:p>
-      <w:pPr>
-        <w:pStyle w:val="BodyText"/>
-      </w:pPr>
-      <w:r>
-        <w:t xml:space="preserve">Henny Grotehusmann, TH Köln - Fakultät für Raumentwicklung und Infrastruktursysteme</w:t>
-      </w:r>
-    </w:p>
-    <w:p>
-      <w:pPr>
-        <w:pStyle w:val="BodyText"/>
-      </w:pPr>
-      <w:r>
-        <w:t xml:space="preserve">Regina Harms, ORCID:</w:t>
-      </w:r>
-      <w:r>
-        <w:t xml:space="preserve"> </w:t>
-      </w:r>
-      <w:hyperlink r:id="rId41">
-        <w:r>
-          <w:rPr>
-            <w:rStyle w:val="Hyperlink"/>
-          </w:rPr>
-          <w:t xml:space="preserve">0009-0000-3988-3937</w:t>
-        </w:r>
-      </w:hyperlink>
-      <w:r>
-        <w:t xml:space="preserve">, TH Köln - Fakultät für Informations- und Kommunikationswissenschaften, Institut für Informationswissenschaft</w:t>
-      </w:r>
-    </w:p>
-    <w:p>
-      <w:pPr>
-        <w:pStyle w:val="BodyText"/>
-      </w:pPr>
-      <w:r>
-        <w:t xml:space="preserve">Lambert Heller, ORCID:</w:t>
-      </w:r>
-      <w:r>
-        <w:t xml:space="preserve"> </w:t>
-      </w:r>
-      <w:hyperlink r:id="rId35">
-        <w:r>
-          <w:rPr>
-            <w:rStyle w:val="Hyperlink"/>
-          </w:rPr>
-          <w:t xml:space="preserve">0000-0003-0232-7085</w:t>
-        </w:r>
-      </w:hyperlink>
-      <w:r>
-        <w:t xml:space="preserve">, TIB - Leibniz Informationszentrum Technik und Naturwissenschaften</w:t>
-      </w:r>
-    </w:p>
-    <w:p>
-      <w:pPr>
-        <w:pStyle w:val="BodyText"/>
-      </w:pPr>
-      <w:r>
-        <w:t xml:space="preserve">Chris Hetkämper, ORCID:</w:t>
-      </w:r>
-      <w:r>
-        <w:t xml:space="preserve"> </w:t>
-      </w:r>
-      <w:hyperlink r:id="rId27">
-        <w:r>
-          <w:rPr>
-            <w:rStyle w:val="Hyperlink"/>
-          </w:rPr>
-          <w:t xml:space="preserve">0000-0001-5873-921X</w:t>
-        </w:r>
-      </w:hyperlink>
-      <w:r>
-        <w:t xml:space="preserve">, TH Köln - Fakultät für Anlagen, Energie- und Maschinensysteme, Institut für Rettungsingenieurwesen und Gefahrenabwehr (IRG)</w:t>
-      </w:r>
-    </w:p>
-    <w:p>
-      <w:pPr>
-        <w:pStyle w:val="BodyText"/>
-      </w:pPr>
-      <w:r>
-        <w:t xml:space="preserve">Friederike Holtmann, ORCID:</w:t>
-      </w:r>
-      <w:r>
-        <w:t xml:space="preserve"> </w:t>
-      </w:r>
-      <w:hyperlink r:id="rId29">
-        <w:r>
-          <w:rPr>
-            <w:rStyle w:val="Hyperlink"/>
-          </w:rPr>
-          <w:t xml:space="preserve">0009-0004-3451-0962</w:t>
-        </w:r>
-      </w:hyperlink>
-      <w:r>
-        <w:t xml:space="preserve">, TH Köln - Fakultät für Anlagen, Energie- und Maschinensysteme</w:t>
-      </w:r>
-    </w:p>
-    <w:p>
-      <w:pPr>
-        <w:pStyle w:val="BodyText"/>
-      </w:pPr>
-      <w:r>
-        <w:t xml:space="preserve">Carla Frohn, ORCID:</w:t>
-      </w:r>
-      <w:r>
-        <w:t xml:space="preserve"> </w:t>
-      </w:r>
-      <w:hyperlink r:id="rId26">
-        <w:r>
-          <w:rPr>
-            <w:rStyle w:val="Hyperlink"/>
-          </w:rPr>
-          <w:t xml:space="preserve">0009-0007-8663-1856</w:t>
-        </w:r>
-      </w:hyperlink>
-      <w:r>
-        <w:t xml:space="preserve">, TH Köln - Fakultät für Anlagen, Energie- und Maschinensysteme</w:t>
-      </w:r>
-    </w:p>
-    <w:p>
-      <w:pPr>
-        <w:pStyle w:val="BodyText"/>
-      </w:pPr>
-      <w:r>
-        <w:t xml:space="preserve">Johanne Kaufmann, TH Köln - Fakultät für Raumentwicklung und Infrastruktursysteme</w:t>
-      </w:r>
-    </w:p>
-    <w:p>
-      <w:pPr>
-        <w:pStyle w:val="BodyText"/>
-      </w:pPr>
-      <w:r>
-        <w:t xml:space="preserve">Ines Könsgen, ORCID:</w:t>
-      </w:r>
-      <w:r>
-        <w:t xml:space="preserve"> </w:t>
-      </w:r>
-      <w:hyperlink r:id="rId30">
-        <w:r>
-          <w:rPr>
-            <w:rStyle w:val="Hyperlink"/>
-          </w:rPr>
-          <w:t xml:space="preserve">0009-0009-2260-8301</w:t>
-        </w:r>
-      </w:hyperlink>
-      <w:r>
-        <w:t xml:space="preserve">, TH Köln - Fakultät für Raumentwicklung und Infrastruktursysteme</w:t>
-      </w:r>
-    </w:p>
-    <w:p>
-      <w:pPr>
-        <w:pStyle w:val="BodyText"/>
-      </w:pPr>
-      <w:r>
-        <w:t xml:space="preserve">Silvia Marie Krautzik, ORCID:</w:t>
-      </w:r>
-      <w:r>
-        <w:t xml:space="preserve"> </w:t>
-      </w:r>
-      <w:hyperlink r:id="rId43">
-        <w:r>
-          <w:rPr>
-            <w:rStyle w:val="Hyperlink"/>
-          </w:rPr>
-          <w:t xml:space="preserve">0009-0008-4684-298X</w:t>
-        </w:r>
-      </w:hyperlink>
-      <w:r>
-        <w:t xml:space="preserve">, TH Köln - Fakultät für Raumentwicklung und Infrastruktursysteme, Institute for Technology and Resources Management in the Tropics and Subtropics (ITT)</w:t>
-      </w:r>
-    </w:p>
-    <w:p>
-      <w:pPr>
-        <w:pStyle w:val="BodyText"/>
-      </w:pPr>
-      <w:r>
-        <w:t xml:space="preserve">Georg Lamberty, TH Köln - Fakultät für Raumentwicklung und Infrastruktursysteme, Institute for Technology and Resources Management in the Tropics and Subtropics (ITT)</w:t>
-      </w:r>
-    </w:p>
-    <w:p>
-      <w:pPr>
-        <w:pStyle w:val="BodyText"/>
-      </w:pPr>
-      <w:r>
-        <w:t xml:space="preserve">Julia Laux, ORCID:</w:t>
-      </w:r>
-      <w:r>
-        <w:t xml:space="preserve"> </w:t>
-      </w:r>
-      <w:hyperlink r:id="rId34">
-        <w:r>
-          <w:rPr>
-            <w:rStyle w:val="Hyperlink"/>
-          </w:rPr>
-          <w:t xml:space="preserve">0009-0002-5293-561X</w:t>
-        </w:r>
-      </w:hyperlink>
-      <w:r>
-        <w:t xml:space="preserve">, TH Köln - Fakultät für Informations- und Kommunikationswissenschaften</w:t>
-      </w:r>
-    </w:p>
-    <w:p>
-      <w:pPr>
-        <w:pStyle w:val="BodyText"/>
-      </w:pPr>
-      <w:r>
-        <w:t xml:space="preserve">Isabell Mayer, Kolpingstadt Kerpen, Fachbereich Nachhaltigkeit</w:t>
-      </w:r>
-    </w:p>
-    <w:p>
-      <w:pPr>
-        <w:pStyle w:val="BodyText"/>
-      </w:pPr>
-      <w:r>
-        <w:t xml:space="preserve">Silke Meilwes, TH Köln - Fakultät für Raumentwicklung und Infrastruktursysteme, Institute for Technology and Resources Management in the Tropics and Subtropics (ITT)</w:t>
-      </w:r>
-    </w:p>
-    <w:p>
-      <w:pPr>
-        <w:pStyle w:val="BodyText"/>
-      </w:pPr>
-      <w:r>
-        <w:t xml:space="preserve">Larissa Müller, ORCID:</w:t>
-      </w:r>
-      <w:r>
-        <w:t xml:space="preserve"> </w:t>
-      </w:r>
-      <w:hyperlink r:id="rId36">
-        <w:r>
-          <w:rPr>
-            <w:rStyle w:val="Hyperlink"/>
-          </w:rPr>
-          <w:t xml:space="preserve">0000-0002-9854-3403</w:t>
-        </w:r>
-      </w:hyperlink>
-      <w:r>
-        <w:t xml:space="preserve">, TH Köln - Fakultät für Anlagen, Energie- und Maschinensysteme, Institut für Produktentwicklung und Konstruktionstechnik (IPK)</w:t>
-      </w:r>
-    </w:p>
-    <w:p>
-      <w:pPr>
-        <w:pStyle w:val="BodyText"/>
-      </w:pPr>
-      <w:r>
-        <w:t xml:space="preserve">Antti Olbrisch, Kolpingstadt Kerpen, Fachbereich Klima &amp; Umwelt</w:t>
-      </w:r>
-    </w:p>
-    <w:p>
-      <w:pPr>
-        <w:pStyle w:val="BodyText"/>
-      </w:pPr>
-      <w:r>
-        <w:t xml:space="preserve">Juan Luis Ramirez Duval, ORCID:</w:t>
-      </w:r>
-      <w:r>
-        <w:t xml:space="preserve"> </w:t>
-      </w:r>
-      <w:hyperlink r:id="rId33">
-        <w:r>
-          <w:rPr>
-            <w:rStyle w:val="Hyperlink"/>
-          </w:rPr>
-          <w:t xml:space="preserve">0000-0003-2239-8921</w:t>
-        </w:r>
-      </w:hyperlink>
-      <w:r>
-        <w:t xml:space="preserve">, TH Köln - Fakultät für Raumentwicklung und Infrastruktursysteme</w:t>
-      </w:r>
-    </w:p>
-    <w:p>
-      <w:pPr>
-        <w:pStyle w:val="BodyText"/>
-      </w:pPr>
-      <w:r>
-        <w:t xml:space="preserve">Lars Ribbe, ORCID:</w:t>
-      </w:r>
-      <w:r>
-        <w:t xml:space="preserve"> </w:t>
-      </w:r>
-      <w:hyperlink r:id="rId38">
-        <w:r>
-          <w:rPr>
-            <w:rStyle w:val="Hyperlink"/>
-          </w:rPr>
-          <w:t xml:space="preserve">0000-0003-3052-1782</w:t>
-        </w:r>
-      </w:hyperlink>
-      <w:r>
-        <w:t xml:space="preserve">, TH Köln - Fakultät für Raumentwicklung und Infrastruktursysteme, Institute for Technology and Resources Management in the Tropics and Subtropics (ITT)</w:t>
-      </w:r>
-    </w:p>
-    <w:p>
-      <w:pPr>
-        <w:pStyle w:val="BodyText"/>
-      </w:pPr>
-      <w:r>
-        <w:t xml:space="preserve">Johanna Schmidt, ORCID:</w:t>
-      </w:r>
-      <w:r>
-        <w:t xml:space="preserve"> </w:t>
-      </w:r>
-      <w:hyperlink r:id="rId32">
-        <w:r>
-          <w:rPr>
-            <w:rStyle w:val="Hyperlink"/>
-          </w:rPr>
-          <w:t xml:space="preserve">0000-0001-8827-9461</w:t>
-        </w:r>
-      </w:hyperlink>
-      <w:r>
-        <w:t xml:space="preserve">, Stadt Leverkusen, Fachbereich Mobilität und Klimaschutz</w:t>
-      </w:r>
-    </w:p>
-    <w:p>
-      <w:pPr>
-        <w:pStyle w:val="BodyText"/>
-      </w:pPr>
-      <w:r>
-        <w:t xml:space="preserve">Surendra Shiwakoti, TH Köln - Fakultät für Raumentwicklung und Infrastruktursysteme</w:t>
-      </w:r>
-    </w:p>
-    <w:p>
-      <w:pPr>
-        <w:pStyle w:val="BodyText"/>
-      </w:pPr>
-      <w:r>
-        <w:t xml:space="preserve">Jan-Niklas Terschüren, ORCID:</w:t>
-      </w:r>
-      <w:r>
-        <w:t xml:space="preserve"> </w:t>
-      </w:r>
-      <w:hyperlink r:id="rId31">
-        <w:r>
-          <w:rPr>
-            <w:rStyle w:val="Hyperlink"/>
-          </w:rPr>
-          <w:t xml:space="preserve">0009-0000-9016-4831</w:t>
-        </w:r>
-      </w:hyperlink>
-      <w:r>
-        <w:t xml:space="preserve">, TH Köln - Fakultät für Anlagen, Energie- und Maschinensysteme, Institut für Produktentwicklung und Konstruktionstechnik (IPK)</w:t>
-      </w:r>
-    </w:p>
-    <w:p>
-      <w:pPr>
-        <w:pStyle w:val="BodyText"/>
-      </w:pPr>
-      <w:r>
-        <w:t xml:space="preserve">Alexandra Tönies, TH Köln - Fakultät für Anlagen, Energie- und Maschinensysteme, Institut für Produktentwicklung und Konstruktionstechnik (IPK)</w:t>
-      </w:r>
-    </w:p>
-    <w:bookmarkEnd w:id="326"/>
-    <w:bookmarkStart w:id="327" w:name="programmierung-1"/>
-    <w:p>
-      <w:pPr>
-        <w:pStyle w:val="berschrift2"/>
-      </w:pPr>
-      <w:r>
-        <w:t xml:space="preserve">Programmierung</w:t>
-      </w:r>
-    </w:p>
-    <w:p>
-      <w:pPr>
-        <w:pStyle w:val="FirstParagraph"/>
-      </w:pPr>
-      <w:r>
-        <w:t xml:space="preserve">Worthington, S., Bailly, K., &amp; Rahr, A. (2024). Co-Site Glossar (Version</w:t>
-      </w:r>
-      <w:r>
-        <w:t xml:space="preserve"> </w:t>
-      </w:r>
-      <w:r>
-        <w:t xml:space="preserve">0.0.1a) [Computer software].</w:t>
-      </w:r>
-      <w:r>
-        <w:t xml:space="preserve"> </w:t>
-      </w:r>
-      <w:hyperlink r:id="rId46">
-        <w:r>
-          <w:rPr>
-            <w:rStyle w:val="Hyperlink"/>
-          </w:rPr>
-          <w:t xml:space="preserve">https://github.com/TIBHannover/co-site-glossar</w:t>
-        </w:r>
-      </w:hyperlink>
-    </w:p>
-    <w:bookmarkEnd w:id="327"/>
-    <w:bookmarkEnd w:id="328"/>
-    <w:bookmarkStart w:id="362" w:name="literatur"/>
-    <w:p>
-      <w:pPr>
-        <w:pStyle w:val="berschrift1"/>
-      </w:pPr>
-      <w:r>
         <w:t xml:space="preserve">Literatur</w:t>
       </w:r>
     </w:p>
-    <w:bookmarkStart w:id="332" w:name="grüne-infrastruktur-1"/>
+    <w:bookmarkStart w:id="331" w:name="grüne-infrastruktur-1"/>
     <w:p>
       <w:pPr>
         <w:pStyle w:val="berschrift2"/>
@@ -40112,12 +40112,34 @@
       <w:r>
         <w:t xml:space="preserve"> </w:t>
       </w:r>
+      <w:hyperlink r:id="rId328">
+        <w:r>
+          <w:rPr>
+            <w:rStyle w:val="Hyperlink"/>
+          </w:rPr>
+          <w:t xml:space="preserve">https://doi.org/10.1016/j.envsci.2018.12.033</w:t>
+        </w:r>
+      </w:hyperlink>
+      <w:r>
+        <w:t xml:space="preserve">.</w:t>
+      </w:r>
+    </w:p>
+    <w:p>
+      <w:pPr>
+        <w:pStyle w:val="BodyText"/>
+      </w:pPr>
+      <w:r>
+        <w:t xml:space="preserve">Deutscher Wetterdienst. o. J. „Klimawirkung – Deutscher Wetterdienst”.</w:t>
+      </w:r>
+      <w:r>
+        <w:t xml:space="preserve"> </w:t>
+      </w:r>
       <w:hyperlink r:id="rId329">
         <w:r>
           <w:rPr>
             <w:rStyle w:val="Hyperlink"/>
           </w:rPr>
-          <w:t xml:space="preserve">https://doi.org/10.1016/j.envsci.2018.12.033</w:t>
+          <w:t xml:space="preserve">https://www.dwd.de/DE/forschung/klima_umwelt/klimawirk/klimawirk_node.html</w:t>
         </w:r>
       </w:hyperlink>
       <w:r>
@@ -40129,7 +40151,7 @@
         <w:pStyle w:val="BodyText"/>
       </w:pPr>
       <w:r>
-        <w:t xml:space="preserve">Deutscher Wetterdienst. o. J. „Klimawirkung – Deutscher Wetterdienst”.</w:t>
+        <w:t xml:space="preserve">Naturkapital Deutschland − TEEB DE. o. J. „Glossar – Naturkapital Deutschland – TEEB DE”.</w:t>
       </w:r>
       <w:r>
         <w:t xml:space="preserve"> </w:t>
@@ -40139,51 +40161,51 @@
           <w:rPr>
             <w:rStyle w:val="Hyperlink"/>
           </w:rPr>
-          <w:t xml:space="preserve">https://www.dwd.de/DE/forschung/klima_umwelt/klimawirk/klimawirk_node.html</w:t>
+          <w:t xml:space="preserve">https://www.ufz.de/teebde/index.php?de=43784</w:t>
         </w:r>
       </w:hyperlink>
       <w:r>
         <w:t xml:space="preserve">.</w:t>
       </w:r>
     </w:p>
-    <w:p>
-      <w:pPr>
-        <w:pStyle w:val="BodyText"/>
-      </w:pPr>
-      <w:r>
-        <w:t xml:space="preserve">Naturkapital Deutschland − TEEB DE. o. J. „Glossar – Naturkapital Deutschland – TEEB DE”.</w:t>
-      </w:r>
-      <w:r>
-        <w:t xml:space="preserve"> </w:t>
-      </w:r>
-      <w:hyperlink r:id="rId331">
-        <w:r>
-          <w:rPr>
-            <w:rStyle w:val="Hyperlink"/>
-          </w:rPr>
-          <w:t xml:space="preserve">https://www.ufz.de/teebde/index.php?de=43784</w:t>
+    <w:bookmarkEnd w:id="331"/>
+    <w:bookmarkStart w:id="343" w:name="kritis-1"/>
+    <w:p>
+      <w:pPr>
+        <w:pStyle w:val="berschrift2"/>
+      </w:pPr>
+      <w:r>
+        <w:t xml:space="preserve">KRITIS</w:t>
+      </w:r>
+    </w:p>
+    <w:p>
+      <w:pPr>
+        <w:pStyle w:val="FirstParagraph"/>
+      </w:pPr>
+      <w:r>
+        <w:t xml:space="preserve">Bundesamt für Bevölkerungsschutz und Katastrophenhilfe. o. J. „Sektoren und Branchen KRITIS”.</w:t>
+      </w:r>
+      <w:r>
+        <w:t xml:space="preserve"> </w:t>
+      </w:r>
+      <w:hyperlink r:id="rId332">
+        <w:r>
+          <w:rPr>
+            <w:rStyle w:val="Hyperlink"/>
+          </w:rPr>
+          <w:t xml:space="preserve">https://www.bbk.bund.de/DE/Themen/Kritische-Infrastrukturen/Sektoren-Branchen/sektoren-branchen_node.html</w:t>
         </w:r>
       </w:hyperlink>
       <w:r>
         <w:t xml:space="preserve">.</w:t>
       </w:r>
     </w:p>
-    <w:bookmarkEnd w:id="332"/>
-    <w:bookmarkStart w:id="344" w:name="kritis-1"/>
-    <w:p>
-      <w:pPr>
-        <w:pStyle w:val="berschrift2"/>
-      </w:pPr>
-      <w:r>
-        <w:t xml:space="preserve">KRITIS</w:t>
-      </w:r>
-    </w:p>
-    <w:p>
-      <w:pPr>
-        <w:pStyle w:val="FirstParagraph"/>
-      </w:pPr>
-      <w:r>
-        <w:t xml:space="preserve">Bundesamt für Bevölkerungsschutz und Katastrophenhilfe. o. J. „Sektoren und Branchen KRITIS”.</w:t>
+    <w:p>
+      <w:pPr>
+        <w:pStyle w:val="BodyText"/>
+      </w:pPr>
+      <w:r>
+        <w:t xml:space="preserve">Bundesamt für Bevölkerungsschutz und Katastrophenhilfe. o. J. „Glossar des Bundesamts für Bevölkerungsschutz und Katastrophenhilfe”.</w:t>
       </w:r>
       <w:r>
         <w:t xml:space="preserve"> </w:t>
@@ -40193,7 +40215,7 @@
           <w:rPr>
             <w:rStyle w:val="Hyperlink"/>
           </w:rPr>
-          <w:t xml:space="preserve">https://www.bbk.bund.de/DE/Themen/Kritische-Infrastrukturen/Sektoren-Branchen/sektoren-branchen_node.html</w:t>
+          <w:t xml:space="preserve">https://www.bbk.bund.de/DE/Infothek/Glossar/glossar_node.html</w:t>
         </w:r>
       </w:hyperlink>
       <w:r>
@@ -40205,7 +40227,7 @@
         <w:pStyle w:val="BodyText"/>
       </w:pPr>
       <w:r>
-        <w:t xml:space="preserve">Bundesamt für Bevölkerungsschutz und Katastrophenhilfe. o. J. „Glossar des Bundesamts für Bevölkerungsschutz und Katastrophenhilfe”.</w:t>
+        <w:t xml:space="preserve">Bundesamt für Sicherheit in der Informationstechnik. 2024. „Flyer UP KRITIS”.</w:t>
       </w:r>
       <w:r>
         <w:t xml:space="preserve"> </w:t>
@@ -40215,7 +40237,7 @@
           <w:rPr>
             <w:rStyle w:val="Hyperlink"/>
           </w:rPr>
-          <w:t xml:space="preserve">https://www.bbk.bund.de/DE/Infothek/Glossar/glossar_node.html</w:t>
+          <w:t xml:space="preserve">https://www.bsi.bund.de/SharedDocs/Downloads/DE/BSI/KRITIS/UPK/upk-flyer.html</w:t>
         </w:r>
       </w:hyperlink>
       <w:r>
@@ -40227,7 +40249,7 @@
         <w:pStyle w:val="BodyText"/>
       </w:pPr>
       <w:r>
-        <w:t xml:space="preserve">Bundesamt für Sicherheit in der Informationstechnik. 2024. „Flyer UP KRITIS”.</w:t>
+        <w:t xml:space="preserve">Bundesministerium des Innern und für Heimat. 2009. „Nationale Strategie zum Schutz Kritischer Infrastrukturen (KRITIS-Strategie)”.</w:t>
       </w:r>
       <w:r>
         <w:t xml:space="preserve"> </w:t>
@@ -40237,7 +40259,7 @@
           <w:rPr>
             <w:rStyle w:val="Hyperlink"/>
           </w:rPr>
-          <w:t xml:space="preserve">https://www.bsi.bund.de/SharedDocs/Downloads/DE/BSI/KRITIS/UPK/upk-flyer.html</w:t>
+          <w:t xml:space="preserve">https://www.bmi.bund.de/SharedDocs/downloads/DE/publikationen/themen/bevoelkerungsschutz/kritis.html</w:t>
         </w:r>
       </w:hyperlink>
       <w:r>
@@ -40249,7 +40271,7 @@
         <w:pStyle w:val="BodyText"/>
       </w:pPr>
       <w:r>
-        <w:t xml:space="preserve">Bundesministerium des Innern und für Heimat. 2009. „Nationale Strategie zum Schutz Kritischer Infrastrukturen (KRITIS-Strategie)”.</w:t>
+        <w:t xml:space="preserve">CIPRNet. o. J. „CIPedia”.</w:t>
       </w:r>
       <w:r>
         <w:t xml:space="preserve"> </w:t>
@@ -40259,7 +40281,7 @@
           <w:rPr>
             <w:rStyle w:val="Hyperlink"/>
           </w:rPr>
-          <w:t xml:space="preserve">https://www.bmi.bund.de/SharedDocs/downloads/DE/publikationen/themen/bevoelkerungsschutz/kritis.html</w:t>
+          <w:t xml:space="preserve">https://websites.fraunhofer.de/CIPedia/index.php/CIPedia%C2%A9_Main_Page</w:t>
         </w:r>
       </w:hyperlink>
       <w:r>
@@ -40271,34 +40293,12 @@
         <w:pStyle w:val="BodyText"/>
       </w:pPr>
       <w:r>
-        <w:t xml:space="preserve">CIPRNet. o. J. „CIPedia”.</w:t>
+        <w:t xml:space="preserve">IPCC. o. J. „IPCC Glossary”.</w:t>
       </w:r>
       <w:r>
         <w:t xml:space="preserve"> </w:t>
       </w:r>
       <w:hyperlink r:id="rId337">
-        <w:r>
-          <w:rPr>
-            <w:rStyle w:val="Hyperlink"/>
-          </w:rPr>
-          <w:t xml:space="preserve">https://websites.fraunhofer.de/CIPedia/index.php/CIPedia%C2%A9_Main_Page</w:t>
-        </w:r>
-      </w:hyperlink>
-      <w:r>
-        <w:t xml:space="preserve">.</w:t>
-      </w:r>
-    </w:p>
-    <w:p>
-      <w:pPr>
-        <w:pStyle w:val="BodyText"/>
-      </w:pPr>
-      <w:r>
-        <w:t xml:space="preserve">IPCC. o. J. „IPCC Glossary”.</w:t>
-      </w:r>
-      <w:r>
-        <w:t xml:space="preserve"> </w:t>
-      </w:r>
-      <w:hyperlink r:id="rId338">
         <w:r>
           <w:rPr>
             <w:rStyle w:val="Hyperlink"/>
@@ -40333,29 +40333,29 @@
       <w:r>
         <w:t xml:space="preserve"> </w:t>
       </w:r>
+      <w:hyperlink r:id="rId338">
+        <w:r>
+          <w:rPr>
+            <w:rStyle w:val="Hyperlink"/>
+          </w:rPr>
+          <w:t xml:space="preserve">https://doi.org/10.35468/wbeb2022-030</w:t>
+        </w:r>
+      </w:hyperlink>
+      <w:r>
+        <w:t xml:space="preserve">.</w:t>
+      </w:r>
+    </w:p>
+    <w:p>
+      <w:pPr>
+        <w:pStyle w:val="BodyText"/>
+      </w:pPr>
+      <w:r>
+        <w:t xml:space="preserve">NIST. 2019. „Glossary of Key Information Security Terms”.</w:t>
+      </w:r>
+      <w:r>
+        <w:t xml:space="preserve"> </w:t>
+      </w:r>
       <w:hyperlink r:id="rId339">
-        <w:r>
-          <w:rPr>
-            <w:rStyle w:val="Hyperlink"/>
-          </w:rPr>
-          <w:t xml:space="preserve">https://doi.org/10.35468/wbeb2022-030</w:t>
-        </w:r>
-      </w:hyperlink>
-      <w:r>
-        <w:t xml:space="preserve">.</w:t>
-      </w:r>
-    </w:p>
-    <w:p>
-      <w:pPr>
-        <w:pStyle w:val="BodyText"/>
-      </w:pPr>
-      <w:r>
-        <w:t xml:space="preserve">NIST. 2019. „Glossary of Key Information Security Terms”.</w:t>
-      </w:r>
-      <w:r>
-        <w:t xml:space="preserve"> </w:t>
-      </w:r>
-      <w:hyperlink r:id="rId340">
         <w:r>
           <w:rPr>
             <w:rStyle w:val="Hyperlink"/>
@@ -40390,7 +40390,7 @@
       <w:r>
         <w:t xml:space="preserve"> </w:t>
       </w:r>
-      <w:hyperlink r:id="rId341">
+      <w:hyperlink r:id="rId340">
         <w:r>
           <w:rPr>
             <w:rStyle w:val="Hyperlink"/>
@@ -40425,48 +40425,102 @@
       <w:r>
         <w:t xml:space="preserve"> </w:t>
       </w:r>
+      <w:hyperlink r:id="rId341">
+        <w:r>
+          <w:rPr>
+            <w:rStyle w:val="Hyperlink"/>
+          </w:rPr>
+          <w:t xml:space="preserve">https://doi.org/10.35468/wbeb2022-237</w:t>
+        </w:r>
+      </w:hyperlink>
+      <w:r>
+        <w:t xml:space="preserve">.</w:t>
+      </w:r>
+    </w:p>
+    <w:p>
+      <w:pPr>
+        <w:pStyle w:val="BodyText"/>
+      </w:pPr>
+      <w:r>
+        <w:t xml:space="preserve">BMI, Referat SW I 1 – Stadtentwicklungspolitik; Weigel, Oliver. 2021. „Memorandum „Urbane Resilienz – Wege zur robusten, adaptiven und zukunftsfähigen Stadt””. Bundesministerium des Innern, für Bau und Heimat.</w:t>
+      </w:r>
+      <w:r>
+        <w:t xml:space="preserve"> </w:t>
+      </w:r>
       <w:hyperlink r:id="rId342">
         <w:r>
           <w:rPr>
             <w:rStyle w:val="Hyperlink"/>
           </w:rPr>
-          <w:t xml:space="preserve">https://doi.org/10.35468/wbeb2022-237</w:t>
+          <w:t xml:space="preserve">https://www.nationale-stadtentwicklungspolitik.de/NSPWeb/SharedDocs/Publikationen/DE/Publikationen/memorandum_urbane_resilienz.pdf</w:t>
         </w:r>
       </w:hyperlink>
       <w:r>
         <w:t xml:space="preserve">.</w:t>
       </w:r>
     </w:p>
-    <w:p>
-      <w:pPr>
-        <w:pStyle w:val="BodyText"/>
-      </w:pPr>
-      <w:r>
-        <w:t xml:space="preserve">BMI, Referat SW I 1 – Stadtentwicklungspolitik; Weigel, Oliver. 2021. „Memorandum „Urbane Resilienz – Wege zur robusten, adaptiven und zukunftsfähigen Stadt””. Bundesministerium des Innern, für Bau und Heimat.</w:t>
-      </w:r>
-      <w:r>
-        <w:t xml:space="preserve"> </w:t>
-      </w:r>
-      <w:hyperlink r:id="rId343">
-        <w:r>
-          <w:rPr>
-            <w:rStyle w:val="Hyperlink"/>
-          </w:rPr>
-          <w:t xml:space="preserve">https://www.nationale-stadtentwicklungspolitik.de/NSPWeb/SharedDocs/Publikationen/DE/Publikationen/memorandum_urbane_resilienz.pdf</w:t>
+    <w:bookmarkEnd w:id="343"/>
+    <w:bookmarkStart w:id="346" w:name="nachhaltigkeit-1"/>
+    <w:p>
+      <w:pPr>
+        <w:pStyle w:val="berschrift2"/>
+      </w:pPr>
+      <w:r>
+        <w:t xml:space="preserve">Nachhaltigkeit</w:t>
+      </w:r>
+    </w:p>
+    <w:p>
+      <w:pPr>
+        <w:pStyle w:val="FirstParagraph"/>
+      </w:pPr>
+      <w:r>
+        <w:t xml:space="preserve">Bundesregierung. 2023. „Ein Kompass für die Zukunft – Die Deutsche Nachhaltigkeitsstrategie”.</w:t>
+      </w:r>
+      <w:r>
+        <w:t xml:space="preserve"> </w:t>
+      </w:r>
+      <w:hyperlink r:id="rId344">
+        <w:r>
+          <w:rPr>
+            <w:rStyle w:val="Hyperlink"/>
+          </w:rPr>
+          <w:t xml:space="preserve">https://www.bundesregierung.de/breg-de/schwerpunkte-der-bundesregierung/nachhaltigkeitspolitik/deutsche-nachhaltigkeitsstrategie-318846</w:t>
         </w:r>
       </w:hyperlink>
       <w:r>
         <w:t xml:space="preserve">.</w:t>
       </w:r>
     </w:p>
-    <w:bookmarkEnd w:id="344"/>
-    <w:bookmarkStart w:id="347" w:name="nachhaltigkeit-1"/>
+    <w:p>
+      <w:pPr>
+        <w:pStyle w:val="BodyText"/>
+      </w:pPr>
+      <w:r>
+        <w:t xml:space="preserve">Bundesministerium für Bildung und Forschung. 2024. „Was ist BNE?”</w:t>
+      </w:r>
+      <w:r>
+        <w:t xml:space="preserve"> </w:t>
+      </w:r>
+      <w:hyperlink r:id="rId345">
+        <w:r>
+          <w:rPr>
+            <w:rStyle w:val="Hyperlink"/>
+          </w:rPr>
+          <w:t xml:space="preserve">https://www.bne-portal.de/bne/de/einstieg/was-ist-bne/was-ist-bne.html</w:t>
+        </w:r>
+      </w:hyperlink>
+      <w:r>
+        <w:t xml:space="preserve">.</w:t>
+      </w:r>
+    </w:p>
+    <w:bookmarkEnd w:id="346"/>
+    <w:bookmarkStart w:id="348" w:name="responsivität"/>
     <w:p>
       <w:pPr>
         <w:pStyle w:val="berschrift2"/>
       </w:pPr>
       <w:r>
-        <w:t xml:space="preserve">Nachhaltigkeit</w:t>
+        <w:t xml:space="preserve">Responsivität</w:t>
       </w:r>
     </w:p>
     <w:p>
@@ -40474,155 +40528,101 @@
         <w:pStyle w:val="FirstParagraph"/>
       </w:pPr>
       <w:r>
-        <w:t xml:space="preserve">Bundesregierung. 2023. „Ein Kompass für die Zukunft – Die Deutsche Nachhaltigkeitsstrategie”.</w:t>
-      </w:r>
-      <w:r>
-        <w:t xml:space="preserve"> </w:t>
-      </w:r>
-      <w:hyperlink r:id="rId345">
-        <w:r>
-          <w:rPr>
-            <w:rStyle w:val="Hyperlink"/>
-          </w:rPr>
-          <w:t xml:space="preserve">https://www.bundesregierung.de/breg-de/schwerpunkte-der-bundesregierung/nachhaltigkeitspolitik/deutsche-nachhaltigkeitsstrategie-318846</w:t>
+        <w:t xml:space="preserve">Metten, Thomas; Bornheim, Felix. 2021. „Responsive Wissenschaftskommunikation: Ein Realexperiment zur Bürgerbeteiligung in der Wissenschaftskommunikation”. Stabsabteilung für Bildungsinnovation und Wissenstransfer.</w:t>
+      </w:r>
+      <w:r>
+        <w:t xml:space="preserve"> </w:t>
+      </w:r>
+      <w:hyperlink r:id="rId347">
+        <w:r>
+          <w:rPr>
+            <w:rStyle w:val="Hyperlink"/>
+          </w:rPr>
+          <w:t xml:space="preserve">https://doi.org/10.17904/KU.EDOC.25950</w:t>
         </w:r>
       </w:hyperlink>
       <w:r>
         <w:t xml:space="preserve">.</w:t>
       </w:r>
     </w:p>
-    <w:p>
-      <w:pPr>
-        <w:pStyle w:val="BodyText"/>
-      </w:pPr>
-      <w:r>
-        <w:t xml:space="preserve">Bundesministerium für Bildung und Forschung. 2024. „Was ist BNE?”</w:t>
-      </w:r>
-      <w:r>
-        <w:t xml:space="preserve"> </w:t>
-      </w:r>
-      <w:hyperlink r:id="rId346">
-        <w:r>
-          <w:rPr>
-            <w:rStyle w:val="Hyperlink"/>
-          </w:rPr>
-          <w:t xml:space="preserve">https://www.bne-portal.de/bne/de/einstieg/was-ist-bne/was-ist-bne.html</w:t>
+    <w:bookmarkEnd w:id="348"/>
+    <w:bookmarkStart w:id="352" w:name="risikomanagement-2"/>
+    <w:p>
+      <w:pPr>
+        <w:pStyle w:val="berschrift2"/>
+      </w:pPr>
+      <w:r>
+        <w:t xml:space="preserve">Risikomanagement</w:t>
+      </w:r>
+    </w:p>
+    <w:p>
+      <w:pPr>
+        <w:pStyle w:val="FirstParagraph"/>
+      </w:pPr>
+      <w:r>
+        <w:t xml:space="preserve">DIN Media GmbH. 2021. „Anpassung an den Klimawandel – Vulnerabilität, Auswirkungen und Risikobewertung (DIN EN ISO 14091)”.</w:t>
+      </w:r>
+      <w:r>
+        <w:t xml:space="preserve"> </w:t>
+      </w:r>
+      <w:hyperlink r:id="rId349">
+        <w:r>
+          <w:rPr>
+            <w:rStyle w:val="Hyperlink"/>
+          </w:rPr>
+          <w:t xml:space="preserve">https://doi.org/10.31030/3215272</w:t>
         </w:r>
       </w:hyperlink>
       <w:r>
         <w:t xml:space="preserve">.</w:t>
       </w:r>
     </w:p>
-    <w:bookmarkEnd w:id="347"/>
-    <w:bookmarkStart w:id="349" w:name="responsivität"/>
-    <w:p>
-      <w:pPr>
-        <w:pStyle w:val="berschrift2"/>
-      </w:pPr>
-      <w:r>
-        <w:t xml:space="preserve">Responsivität</w:t>
-      </w:r>
-    </w:p>
-    <w:p>
-      <w:pPr>
-        <w:pStyle w:val="FirstParagraph"/>
-      </w:pPr>
-      <w:r>
-        <w:t xml:space="preserve">Metten, Thomas; Bornheim, Felix. 2021. „Responsive Wissenschaftskommunikation: Ein Realexperiment zur Bürgerbeteiligung in der Wissenschaftskommunikation”. Stabsabteilung für Bildungsinnovation und Wissenstransfer.</w:t>
-      </w:r>
-      <w:r>
-        <w:t xml:space="preserve"> </w:t>
-      </w:r>
-      <w:hyperlink r:id="rId348">
-        <w:r>
-          <w:rPr>
-            <w:rStyle w:val="Hyperlink"/>
-          </w:rPr>
-          <w:t xml:space="preserve">https://doi.org/10.17904/KU.EDOC.25950</w:t>
+    <w:p>
+      <w:pPr>
+        <w:pStyle w:val="BodyText"/>
+      </w:pPr>
+      <w:r>
+        <w:t xml:space="preserve">UNDRR. 2023. „Sendai Framework Terminology on Disaster Risk Reduction”.</w:t>
+      </w:r>
+      <w:r>
+        <w:t xml:space="preserve"> </w:t>
+      </w:r>
+      <w:hyperlink r:id="rId350">
+        <w:r>
+          <w:rPr>
+            <w:rStyle w:val="Hyperlink"/>
+          </w:rPr>
+          <w:t xml:space="preserve">http://www.undrr.org/drr-glossary/terminology</w:t>
         </w:r>
       </w:hyperlink>
       <w:r>
         <w:t xml:space="preserve">.</w:t>
       </w:r>
     </w:p>
-    <w:bookmarkEnd w:id="349"/>
-    <w:bookmarkStart w:id="353" w:name="risikomanagement-2"/>
-    <w:p>
-      <w:pPr>
-        <w:pStyle w:val="berschrift2"/>
-      </w:pPr>
-      <w:r>
-        <w:t xml:space="preserve">Risikomanagement</w:t>
-      </w:r>
-    </w:p>
-    <w:p>
-      <w:pPr>
-        <w:pStyle w:val="FirstParagraph"/>
-      </w:pPr>
-      <w:r>
-        <w:t xml:space="preserve">DIN Media GmbH. 2021. „Anpassung an den Klimawandel – Vulnerabilität, Auswirkungen und Risikobewertung (DIN EN ISO 14091)”.</w:t>
-      </w:r>
-      <w:r>
-        <w:t xml:space="preserve"> </w:t>
-      </w:r>
-      <w:hyperlink r:id="rId350">
-        <w:r>
-          <w:rPr>
-            <w:rStyle w:val="Hyperlink"/>
-          </w:rPr>
-          <w:t xml:space="preserve">https://doi.org/10.31030/3215272</w:t>
+    <w:p>
+      <w:pPr>
+        <w:pStyle w:val="BodyText"/>
+      </w:pPr>
+      <w:r>
+        <w:t xml:space="preserve">Zivilschutz- und Katastrophenhilfegesetz (ZSKG). 1997. „Zivilschutz- und Katastrophenhilfegesetz (ZSKG)”.</w:t>
+      </w:r>
+      <w:r>
+        <w:t xml:space="preserve"> </w:t>
+      </w:r>
+      <w:hyperlink r:id="rId351">
+        <w:r>
+          <w:rPr>
+            <w:rStyle w:val="Hyperlink"/>
+          </w:rPr>
+          <w:t xml:space="preserve">https://www.gesetze-im-internet.de/zsg/</w:t>
         </w:r>
       </w:hyperlink>
       <w:r>
         <w:t xml:space="preserve">.</w:t>
       </w:r>
     </w:p>
-    <w:p>
-      <w:pPr>
-        <w:pStyle w:val="BodyText"/>
-      </w:pPr>
-      <w:r>
-        <w:t xml:space="preserve">UNDRR. 2023. „Sendai Framework Terminology on Disaster Risk Reduction”.</w:t>
-      </w:r>
-      <w:r>
-        <w:t xml:space="preserve"> </w:t>
-      </w:r>
-      <w:hyperlink r:id="rId351">
-        <w:r>
-          <w:rPr>
-            <w:rStyle w:val="Hyperlink"/>
-          </w:rPr>
-          <w:t xml:space="preserve">http://www.undrr.org/drr-glossary/terminology</w:t>
-        </w:r>
-      </w:hyperlink>
-      <w:r>
-        <w:t xml:space="preserve">.</w:t>
-      </w:r>
-    </w:p>
-    <w:p>
-      <w:pPr>
-        <w:pStyle w:val="BodyText"/>
-      </w:pPr>
-      <w:r>
-        <w:t xml:space="preserve">Zivilschutz- und Katastrophenhilfegesetz (ZSKG). 1997. „Zivilschutz- und Katastrophenhilfegesetz (ZSKG)”.</w:t>
-      </w:r>
-      <w:r>
-        <w:t xml:space="preserve"> </w:t>
-      </w:r>
-      <w:hyperlink r:id="rId352">
-        <w:r>
-          <w:rPr>
-            <w:rStyle w:val="Hyperlink"/>
-          </w:rPr>
-          <w:t xml:space="preserve">https://www.gesetze-im-internet.de/zsg/</w:t>
-        </w:r>
-      </w:hyperlink>
-      <w:r>
-        <w:t xml:space="preserve">.</w:t>
-      </w:r>
-    </w:p>
-    <w:bookmarkEnd w:id="353"/>
-    <w:bookmarkStart w:id="358" w:name="weiterbildung-2"/>
+    <w:bookmarkEnd w:id="352"/>
+    <w:bookmarkStart w:id="357" w:name="weiterbildung-2"/>
     <w:p>
       <w:pPr>
         <w:pStyle w:val="berschrift2"/>
@@ -40654,7 +40654,7 @@
       <w:r>
         <w:t xml:space="preserve"> </w:t>
       </w:r>
-      <w:hyperlink r:id="rId354">
+      <w:hyperlink r:id="rId353">
         <w:r>
           <w:rPr>
             <w:rStyle w:val="Hyperlink"/>
@@ -40689,7 +40689,7 @@
       <w:r>
         <w:t xml:space="preserve"> </w:t>
       </w:r>
-      <w:hyperlink r:id="rId355">
+      <w:hyperlink r:id="rId354">
         <w:r>
           <w:rPr>
             <w:rStyle w:val="Hyperlink"/>
@@ -40724,7 +40724,7 @@
       <w:r>
         <w:t xml:space="preserve"> </w:t>
       </w:r>
-      <w:hyperlink r:id="rId356">
+      <w:hyperlink r:id="rId355">
         <w:r>
           <w:rPr>
             <w:rStyle w:val="Hyperlink"/>
@@ -40759,7 +40759,7 @@
       <w:r>
         <w:t xml:space="preserve"> </w:t>
       </w:r>
-      <w:hyperlink r:id="rId357">
+      <w:hyperlink r:id="rId356">
         <w:r>
           <w:rPr>
             <w:rStyle w:val="Hyperlink"/>
@@ -40771,26 +40771,26 @@
         <w:t xml:space="preserve">.</w:t>
       </w:r>
     </w:p>
+    <w:bookmarkEnd w:id="357"/>
+    <w:bookmarkStart w:id="358" w:name="wirkung-2"/>
+    <w:p>
+      <w:pPr>
+        <w:pStyle w:val="berschrift2"/>
+      </w:pPr>
+      <w:r>
+        <w:t xml:space="preserve">Wirkung</w:t>
+      </w:r>
+    </w:p>
+    <w:p>
+      <w:pPr>
+        <w:pStyle w:val="FirstParagraph"/>
+      </w:pPr>
+      <w:r>
+        <w:t xml:space="preserve">Hager, Willi; Patry, Jean-Luc; Brezing, Hermann (Hrsg.). 2000. „Evaluation psychologischer Interventionsmaßnahmen. Standards und Kriterien: Ein Handbuch.” Bern: Huber. ISBN 978-3-456-83245-6.</w:t>
+      </w:r>
+    </w:p>
     <w:bookmarkEnd w:id="358"/>
-    <w:bookmarkStart w:id="359" w:name="wirkung-2"/>
-    <w:p>
-      <w:pPr>
-        <w:pStyle w:val="berschrift2"/>
-      </w:pPr>
-      <w:r>
-        <w:t xml:space="preserve">Wirkung</w:t>
-      </w:r>
-    </w:p>
-    <w:p>
-      <w:pPr>
-        <w:pStyle w:val="FirstParagraph"/>
-      </w:pPr>
-      <w:r>
-        <w:t xml:space="preserve">Hager, Willi; Patry, Jean-Luc; Brezing, Hermann (Hrsg.). 2000. „Evaluation psychologischer Interventionsmaßnahmen. Standards und Kriterien: Ein Handbuch.” Bern: Huber. ISBN 978-3-456-83245-6.</w:t>
-      </w:r>
-    </w:p>
-    <w:bookmarkEnd w:id="359"/>
-    <w:bookmarkStart w:id="361" w:name="wissenschaftskommunikation-1"/>
+    <w:bookmarkStart w:id="360" w:name="wissenschaftskommunikation-1"/>
     <w:p>
       <w:pPr>
         <w:pStyle w:val="berschrift2"/>
@@ -40822,7 +40822,7 @@
       <w:r>
         <w:t xml:space="preserve"> </w:t>
       </w:r>
-      <w:hyperlink r:id="rId360">
+      <w:hyperlink r:id="rId359">
         <w:r>
           <w:rPr>
             <w:rStyle w:val="Hyperlink"/>
@@ -40834,8 +40834,8 @@
         <w:t xml:space="preserve">.</w:t>
       </w:r>
     </w:p>
+    <w:bookmarkEnd w:id="360"/>
     <w:bookmarkEnd w:id="361"/>
-    <w:bookmarkEnd w:id="362"/>
     <w:sectPr>
       <w:headerReference r:id="rId9" w:type="default"/>
       <w:footerReference r:id="rId11" w:type="default"/>

--- a/docs/Glossar-des-Projekts-Co-Site.docx
+++ b/docs/Glossar-des-Projekts-Co-Site.docx
@@ -95,13 +95,13 @@
         <w:pStyle w:val="Date"/>
       </w:pPr>
       <w:r>
-        <w:t xml:space="preserve">26.</w:t>
-      </w:r>
-      <w:r>
-        <w:t xml:space="preserve"> </w:t>
-      </w:r>
-      <w:r>
-        <w:t xml:space="preserve">Februar</w:t>
+        <w:t xml:space="preserve">17.</w:t>
+      </w:r>
+      <w:r>
+        <w:t xml:space="preserve"> </w:t>
+      </w:r>
+      <w:r>
+        <w:t xml:space="preserve">März</w:t>
       </w:r>
       <w:r>
         <w:t xml:space="preserve"> </w:t>
@@ -113,7 +113,7 @@
         <w:t xml:space="preserve"> </w:t>
       </w:r>
       <w:r>
-        <w:t xml:space="preserve">20:15:30</w:t>
+        <w:t xml:space="preserve">14:31:22</w:t>
       </w:r>
     </w:p>
     <w:sdt>
@@ -227,13 +227,13 @@
       </w:r>
     </w:p>
     <w:bookmarkEnd w:id="22"/>
-    <w:bookmarkStart w:id="274" w:name="co-site-glossar"/>
+    <w:bookmarkStart w:id="58" w:name="impressum"/>
     <w:p>
       <w:pPr>
         <w:pStyle w:val="berschrift1"/>
       </w:pPr>
       <w:r>
-        <w:t xml:space="preserve">Co-Site Glossar</w:t>
+        <w:t xml:space="preserve">Impressum</w:t>
       </w:r>
     </w:p>
     <w:p>
@@ -241,47 +241,920 @@
         <w:pStyle w:val="FirstParagraph"/>
       </w:pPr>
       <w:r>
-        <w:t xml:space="preserve">Dieses Glossar enthält wichtige Begriffe des Projekts</w:t>
-      </w:r>
-      <w:r>
-        <w:t xml:space="preserve"> </w:t>
-      </w:r>
-      <w:hyperlink r:id="rId21">
-        <w:r>
-          <w:rPr>
-            <w:rStyle w:val="Hyperlink"/>
-          </w:rPr>
-          <w:t xml:space="preserve">Co-Site</w:t>
-        </w:r>
-      </w:hyperlink>
-      <w:r>
-        <w:t xml:space="preserve"> </w:t>
-      </w:r>
-      <w:r>
-        <w:t xml:space="preserve">rund um Klimawandelanpassung und unser Reallabor.</w:t>
-      </w:r>
-    </w:p>
-    <w:p>
-      <w:pPr>
-        <w:pStyle w:val="CaptionedFigure"/>
-      </w:pPr>
+        <w:t xml:space="preserve">TH Köln</w:t>
+      </w:r>
+      <w:r>
+        <w:br/>
+      </w:r>
+      <w:r>
+        <w:t xml:space="preserve">Claudiustraße 1</w:t>
+      </w:r>
+      <w:r>
+        <w:br/>
+      </w:r>
+      <w:r>
+        <w:t xml:space="preserve">50678 Köln</w:t>
+      </w:r>
+      <w:r>
+        <w:br/>
+      </w:r>
+      <w:hyperlink r:id="rId23">
+        <w:r>
+          <w:rPr>
+            <w:rStyle w:val="Hyperlink"/>
+          </w:rPr>
+          <w:t xml:space="preserve">www.th-koeln.de</w:t>
+        </w:r>
+      </w:hyperlink>
+    </w:p>
+    <w:bookmarkStart w:id="24" w:name="verantwortlich"/>
+    <w:p>
+      <w:pPr>
+        <w:pStyle w:val="berschrift2"/>
+      </w:pPr>
+      <w:r>
+        <w:t xml:space="preserve">Verantwortlich</w:t>
+      </w:r>
+    </w:p>
+    <w:p>
+      <w:pPr>
+        <w:pStyle w:val="FirstParagraph"/>
+      </w:pPr>
+      <w:r>
+        <w:t xml:space="preserve">Projekt Co-Site (Co-Kreation in der Region – Systemisch und innovativ Transfer entwickeln)</w:t>
+      </w:r>
+    </w:p>
+    <w:bookmarkEnd w:id="24"/>
+    <w:bookmarkStart w:id="46" w:name="autorinnen"/>
+    <w:p>
+      <w:pPr>
+        <w:pStyle w:val="berschrift2"/>
+      </w:pPr>
+      <w:r>
+        <w:t xml:space="preserve">Autor:innen</w:t>
+      </w:r>
+    </w:p>
+    <w:p>
+      <w:pPr>
+        <w:pStyle w:val="FirstParagraph"/>
+      </w:pPr>
+      <w:r>
+        <w:t xml:space="preserve">Alexander Fekete, ORCID:</w:t>
+      </w:r>
+      <w:r>
+        <w:t xml:space="preserve"> </w:t>
+      </w:r>
+      <w:hyperlink r:id="rId25">
+        <w:r>
+          <w:rPr>
+            <w:rStyle w:val="Hyperlink"/>
+          </w:rPr>
+          <w:t xml:space="preserve">0000-0002-8029-6774</w:t>
+        </w:r>
+      </w:hyperlink>
+      <w:r>
+        <w:t xml:space="preserve">, TH Köln - Fakultät für Anlagen, Energie- und Maschinensysteme, Institut für Rettungsingenieurwesen und Gefahrenabwehr (IRG)</w:t>
+      </w:r>
+    </w:p>
+    <w:p>
+      <w:pPr>
+        <w:pStyle w:val="BodyText"/>
+      </w:pPr>
+      <w:r>
+        <w:t xml:space="preserve">Alexandra Tönies, TH Köln - Fakultät für Anlagen, Energie- und Maschinensysteme, Institut für Produktentwicklung und Konstruktionstechnik (IPK)</w:t>
+      </w:r>
+    </w:p>
+    <w:p>
+      <w:pPr>
+        <w:pStyle w:val="BodyText"/>
+      </w:pPr>
+      <w:r>
+        <w:t xml:space="preserve">Anne Diessner, TH Köln - Fakultät für Raumentwicklung und Infrastruktursysteme</w:t>
+      </w:r>
+    </w:p>
+    <w:p>
+      <w:pPr>
+        <w:pStyle w:val="BodyText"/>
+      </w:pPr>
+      <w:r>
+        <w:t xml:space="preserve">Antti Olbrisch, Kolpingstadt Kerpen, Fachbereich Klima und Umwelt</w:t>
+      </w:r>
+    </w:p>
+    <w:p>
+      <w:pPr>
+        <w:pStyle w:val="BodyText"/>
+      </w:pPr>
+      <w:r>
+        <w:t xml:space="preserve">Barbara Elisabeth Frick, ORCID:</w:t>
+      </w:r>
+      <w:r>
+        <w:t xml:space="preserve"> </w:t>
+      </w:r>
+      <w:hyperlink r:id="rId26">
+        <w:r>
+          <w:rPr>
+            <w:rStyle w:val="Hyperlink"/>
+          </w:rPr>
+          <w:t xml:space="preserve">0009-0000-5881-6123</w:t>
+        </w:r>
+      </w:hyperlink>
+      <w:r>
+        <w:t xml:space="preserve">, TH Köln - Fakultät für Informations- und Kommunikationswissenschaften, Institut für Informationswissenschaft (IWS)</w:t>
+      </w:r>
+    </w:p>
+    <w:p>
+      <w:pPr>
+        <w:pStyle w:val="BodyText"/>
+      </w:pPr>
+      <w:r>
+        <w:t xml:space="preserve">Carla Frohn, ORCID:</w:t>
+      </w:r>
+      <w:r>
+        <w:t xml:space="preserve"> </w:t>
+      </w:r>
+      <w:hyperlink r:id="rId27">
+        <w:r>
+          <w:rPr>
+            <w:rStyle w:val="Hyperlink"/>
+          </w:rPr>
+          <w:t xml:space="preserve">0009-0007-8663-1856</w:t>
+        </w:r>
+      </w:hyperlink>
+      <w:r>
+        <w:t xml:space="preserve">, TH Köln - Fakultät für Anlagen, Energie- und Maschinensysteme, Institut für Produktentwicklung und Konstruktionstechnik (IPK)</w:t>
+      </w:r>
+    </w:p>
+    <w:p>
+      <w:pPr>
+        <w:pStyle w:val="BodyText"/>
+      </w:pPr>
+      <w:r>
+        <w:t xml:space="preserve">Chris Hetkämper, ORCID:</w:t>
+      </w:r>
+      <w:r>
+        <w:t xml:space="preserve"> </w:t>
+      </w:r>
+      <w:hyperlink r:id="rId28">
+        <w:r>
+          <w:rPr>
+            <w:rStyle w:val="Hyperlink"/>
+          </w:rPr>
+          <w:t xml:space="preserve">0000-0001-5873-921X</w:t>
+        </w:r>
+      </w:hyperlink>
+      <w:r>
+        <w:t xml:space="preserve">, TH Köln - Fakultät für Anlagen, Energie- und Maschinensysteme, Institut für Rettungsingenieurwesen und Gefahrenabwehr (IRG)</w:t>
+      </w:r>
+    </w:p>
+    <w:p>
+      <w:pPr>
+        <w:pStyle w:val="BodyText"/>
+      </w:pPr>
+      <w:r>
+        <w:t xml:space="preserve">Claudia Frick, ORCID:</w:t>
+      </w:r>
+      <w:r>
+        <w:t xml:space="preserve"> </w:t>
+      </w:r>
+      <w:hyperlink r:id="rId29">
+        <w:r>
+          <w:rPr>
+            <w:rStyle w:val="Hyperlink"/>
+          </w:rPr>
+          <w:t xml:space="preserve">0000-0002-5291-4301</w:t>
+        </w:r>
+      </w:hyperlink>
+      <w:r>
+        <w:t xml:space="preserve">, TH Köln - Fakultät für Informations- und Kommunikationswissenschaften, Institut für Informationswissenschaft (IWS)</w:t>
+      </w:r>
+    </w:p>
+    <w:p>
+      <w:pPr>
+        <w:pStyle w:val="BodyText"/>
+      </w:pPr>
+      <w:r>
+        <w:t xml:space="preserve">Daniel Beckers, TH Köln - Fakultät für Anlagen, Energie- und Maschinensysteme, Institut für Rettungsingenieurwesen und Gefahrenabwehr (IRG)</w:t>
+      </w:r>
+    </w:p>
+    <w:p>
+      <w:pPr>
+        <w:pStyle w:val="BodyText"/>
+      </w:pPr>
+      <w:r>
+        <w:t xml:space="preserve">Friederike Holtmann, ORCID:</w:t>
+      </w:r>
+      <w:r>
+        <w:t xml:space="preserve"> </w:t>
+      </w:r>
+      <w:hyperlink r:id="rId30">
+        <w:r>
+          <w:rPr>
+            <w:rStyle w:val="Hyperlink"/>
+          </w:rPr>
+          <w:t xml:space="preserve">0009-0004-3451-0962</w:t>
+        </w:r>
+      </w:hyperlink>
+      <w:r>
+        <w:t xml:space="preserve">, TH Köln - Fakultät für Anlagen, Energie- und Maschinensysteme, Institut für Produktentwicklung und Konstruktionstechnik (IPK)</w:t>
+      </w:r>
+    </w:p>
+    <w:p>
+      <w:pPr>
+        <w:pStyle w:val="BodyText"/>
+      </w:pPr>
+      <w:r>
+        <w:t xml:space="preserve">Georg Lamberty, TH Köln - Fakultät für Raumentwicklung und Infrastruktursysteme, Institute for Technology and Resources Management in the Tropics and Subtropics (ITT)</w:t>
+      </w:r>
+    </w:p>
+    <w:p>
+      <w:pPr>
+        <w:pStyle w:val="BodyText"/>
+      </w:pPr>
+      <w:r>
+        <w:t xml:space="preserve">Henny Grotehusmann, TH Köln - Fakultät für Raumentwicklung und Infrastruktursysteme</w:t>
+      </w:r>
+    </w:p>
+    <w:p>
+      <w:pPr>
+        <w:pStyle w:val="BodyText"/>
+      </w:pPr>
+      <w:r>
+        <w:t xml:space="preserve">Ilona Arcaro, TH Köln - Akademie für wissenschaftliche Weiterbildung, Wissenschaftliche Weiterbildung</w:t>
+      </w:r>
+    </w:p>
+    <w:p>
+      <w:pPr>
+        <w:pStyle w:val="BodyText"/>
+      </w:pPr>
+      <w:r>
+        <w:t xml:space="preserve">Ines Könsgen, ORCID:</w:t>
+      </w:r>
+      <w:r>
+        <w:t xml:space="preserve"> </w:t>
+      </w:r>
+      <w:hyperlink r:id="rId31">
+        <w:r>
+          <w:rPr>
+            <w:rStyle w:val="Hyperlink"/>
+          </w:rPr>
+          <w:t xml:space="preserve">0009-0009-2260-8301</w:t>
+        </w:r>
+      </w:hyperlink>
+      <w:r>
+        <w:t xml:space="preserve">, TH Köln - Fakultät für Raumentwicklung und Infrastruktursysteme, Institute for Technology and Resources Management in the Tropics and Subtropics (ITT)</w:t>
+      </w:r>
+    </w:p>
+    <w:p>
+      <w:pPr>
+        <w:pStyle w:val="BodyText"/>
+      </w:pPr>
+      <w:r>
+        <w:t xml:space="preserve">Isabell Mayer, Kolpingstadt Kerpen, Fachbereich Klima und Umwelt</w:t>
+      </w:r>
+    </w:p>
+    <w:p>
+      <w:pPr>
+        <w:pStyle w:val="BodyText"/>
+      </w:pPr>
+      <w:r>
+        <w:t xml:space="preserve">Jan-Niklas Terschüren, ORCID:</w:t>
+      </w:r>
+      <w:r>
+        <w:t xml:space="preserve"> </w:t>
+      </w:r>
+      <w:hyperlink r:id="rId32">
+        <w:r>
+          <w:rPr>
+            <w:rStyle w:val="Hyperlink"/>
+          </w:rPr>
+          <w:t xml:space="preserve">0009-0000-9016-4831</w:t>
+        </w:r>
+      </w:hyperlink>
+      <w:r>
+        <w:t xml:space="preserve">, TH Köln - Fakultät für Anlagen, Energie- und Maschinensysteme, Institut für Produktentwicklung und Konstruktionstechnik (IPK)</w:t>
+      </w:r>
+    </w:p>
+    <w:p>
+      <w:pPr>
+        <w:pStyle w:val="BodyText"/>
+      </w:pPr>
+      <w:r>
+        <w:t xml:space="preserve">Johanna Schmidt, ORCID:</w:t>
+      </w:r>
+      <w:r>
+        <w:t xml:space="preserve"> </w:t>
+      </w:r>
+      <w:hyperlink r:id="rId33">
+        <w:r>
+          <w:rPr>
+            <w:rStyle w:val="Hyperlink"/>
+          </w:rPr>
+          <w:t xml:space="preserve">0000-0001-8827-9461</w:t>
+        </w:r>
+      </w:hyperlink>
+      <w:r>
+        <w:t xml:space="preserve">, Stadt Leverkusen, Fachbereich Mobilität und Klimaschutz</w:t>
+      </w:r>
+    </w:p>
+    <w:p>
+      <w:pPr>
+        <w:pStyle w:val="BodyText"/>
+      </w:pPr>
+      <w:r>
+        <w:t xml:space="preserve">Johanne Kaufmann, TH Köln - Fakultät für Raumentwicklung und Infrastruktursysteme</w:t>
+      </w:r>
+    </w:p>
+    <w:p>
+      <w:pPr>
+        <w:pStyle w:val="BodyText"/>
+      </w:pPr>
+      <w:r>
+        <w:t xml:space="preserve">Juan Luis Ramirez Duval, ORCID:</w:t>
+      </w:r>
+      <w:r>
+        <w:t xml:space="preserve"> </w:t>
+      </w:r>
+      <w:hyperlink r:id="rId34">
+        <w:r>
+          <w:rPr>
+            <w:rStyle w:val="Hyperlink"/>
+          </w:rPr>
+          <w:t xml:space="preserve">0000-0003-2239-8921</w:t>
+        </w:r>
+      </w:hyperlink>
+      <w:r>
+        <w:t xml:space="preserve">, TH Köln - Fakultät für Raumentwicklung und Infrastruktursysteme</w:t>
+      </w:r>
+    </w:p>
+    <w:p>
+      <w:pPr>
+        <w:pStyle w:val="BodyText"/>
+      </w:pPr>
+      <w:r>
+        <w:t xml:space="preserve">Julia Laux, ORCID:</w:t>
+      </w:r>
+      <w:r>
+        <w:t xml:space="preserve"> </w:t>
+      </w:r>
+      <w:hyperlink r:id="rId35">
+        <w:r>
+          <w:rPr>
+            <w:rStyle w:val="Hyperlink"/>
+          </w:rPr>
+          <w:t xml:space="preserve">0009-0002-5293-561X</w:t>
+        </w:r>
+      </w:hyperlink>
+      <w:r>
+        <w:t xml:space="preserve">, TH Köln - Fakultät für Informations- und Kommunikationswissenschaften (IWS)</w:t>
+      </w:r>
+    </w:p>
+    <w:p>
+      <w:pPr>
+        <w:pStyle w:val="BodyText"/>
+      </w:pPr>
+      <w:r>
+        <w:t xml:space="preserve">Julian Bleckmann, Kolpingstadt Kerpen, Fachbereich Klima und Umwelt</w:t>
+      </w:r>
+    </w:p>
+    <w:p>
+      <w:pPr>
+        <w:pStyle w:val="BodyText"/>
+      </w:pPr>
+      <w:r>
+        <w:t xml:space="preserve">Lambert Heller, ORCID:</w:t>
+      </w:r>
+      <w:r>
+        <w:t xml:space="preserve"> </w:t>
+      </w:r>
+      <w:hyperlink r:id="rId36">
+        <w:r>
+          <w:rPr>
+            <w:rStyle w:val="Hyperlink"/>
+          </w:rPr>
+          <w:t xml:space="preserve">0000-0003-0232-7085</w:t>
+        </w:r>
+      </w:hyperlink>
+      <w:r>
+        <w:t xml:space="preserve">, TIB - Leibniz Informationszentrum Technik und Naturwissenschaften</w:t>
+      </w:r>
+    </w:p>
+    <w:p>
+      <w:pPr>
+        <w:pStyle w:val="BodyText"/>
+      </w:pPr>
+      <w:r>
+        <w:t xml:space="preserve">Larissa Müller, ORCID:</w:t>
+      </w:r>
+      <w:r>
+        <w:t xml:space="preserve"> </w:t>
+      </w:r>
+      <w:hyperlink r:id="rId37">
+        <w:r>
+          <w:rPr>
+            <w:rStyle w:val="Hyperlink"/>
+          </w:rPr>
+          <w:t xml:space="preserve">0000-0002-9854-3403</w:t>
+        </w:r>
+      </w:hyperlink>
+      <w:r>
+        <w:t xml:space="preserve">, TH Köln - Fakultät für Anlagen, Energie- und Maschinensysteme, Institut für Produktentwicklung und Konstruktionstechnik (IPK)</w:t>
+      </w:r>
+    </w:p>
+    <w:p>
+      <w:pPr>
+        <w:pStyle w:val="BodyText"/>
+      </w:pPr>
+      <w:r>
+        <w:t xml:space="preserve">Lars Dietrich, ORCID:</w:t>
+      </w:r>
+      <w:r>
+        <w:t xml:space="preserve"> </w:t>
+      </w:r>
+      <w:hyperlink r:id="rId38">
+        <w:r>
+          <w:rPr>
+            <w:rStyle w:val="Hyperlink"/>
+          </w:rPr>
+          <w:t xml:space="preserve">0000-0003-3407-166X</w:t>
+        </w:r>
+      </w:hyperlink>
+      <w:r>
+        <w:t xml:space="preserve">, Stadt Leverkusen, NaturGut Ophoven und Justus-Liebig-Universität Gießen, Institut für Biologiedidaktik</w:t>
+      </w:r>
+    </w:p>
+    <w:p>
+      <w:pPr>
+        <w:pStyle w:val="BodyText"/>
+      </w:pPr>
+      <w:r>
+        <w:t xml:space="preserve">Lars Ribbe, ORCID:</w:t>
+      </w:r>
+      <w:r>
+        <w:t xml:space="preserve"> </w:t>
+      </w:r>
+      <w:hyperlink r:id="rId39">
+        <w:r>
+          <w:rPr>
+            <w:rStyle w:val="Hyperlink"/>
+          </w:rPr>
+          <w:t xml:space="preserve">0000-0003-3052-1782</w:t>
+        </w:r>
+      </w:hyperlink>
+      <w:r>
+        <w:t xml:space="preserve">, TH Köln - Fakultät für Raumentwicklung und Infrastruktursysteme, Institute for Technology and Resources Management in the Tropics and Subtropics (ITT)</w:t>
+      </w:r>
+    </w:p>
+    <w:p>
+      <w:pPr>
+        <w:pStyle w:val="BodyText"/>
+      </w:pPr>
+      <w:r>
+        <w:t xml:space="preserve">Muhammed Enes Bodur, ORCID:</w:t>
+      </w:r>
+      <w:r>
+        <w:t xml:space="preserve"> </w:t>
+      </w:r>
+      <w:hyperlink r:id="rId40">
+        <w:r>
+          <w:rPr>
+            <w:rStyle w:val="Hyperlink"/>
+          </w:rPr>
+          <w:t xml:space="preserve">0009-0001-2984-5766</w:t>
+        </w:r>
+      </w:hyperlink>
+      <w:r>
+        <w:t xml:space="preserve">, TH Köln - Fakultät für Anlagen, Energie- und Maschinensysteme, Institut für Rettungsingenieurwesen und Gefahrenabwehr (IRG)</w:t>
+      </w:r>
+    </w:p>
+    <w:p>
+      <w:pPr>
+        <w:pStyle w:val="BodyText"/>
+      </w:pPr>
+      <w:r>
+        <w:t xml:space="preserve">Nico Buck, ORCID:</w:t>
+      </w:r>
+      <w:r>
+        <w:t xml:space="preserve"> </w:t>
+      </w:r>
+      <w:hyperlink r:id="rId41">
+        <w:r>
+          <w:rPr>
+            <w:rStyle w:val="Hyperlink"/>
+          </w:rPr>
+          <w:t xml:space="preserve">0009-0002-9390-1336</w:t>
+        </w:r>
+      </w:hyperlink>
+      <w:r>
+        <w:t xml:space="preserve">, TH Köln - Fakultät für Anlagen, Energie- und Maschinensysteme, Institut für Produktentwicklung und Konstruktionstechnik (IPK)</w:t>
+      </w:r>
+    </w:p>
+    <w:p>
+      <w:pPr>
+        <w:pStyle w:val="BodyText"/>
+      </w:pPr>
+      <w:r>
+        <w:t xml:space="preserve">Regina Harms, ORCID:</w:t>
+      </w:r>
+      <w:r>
+        <w:t xml:space="preserve"> </w:t>
+      </w:r>
+      <w:hyperlink r:id="rId42">
+        <w:r>
+          <w:rPr>
+            <w:rStyle w:val="Hyperlink"/>
+          </w:rPr>
+          <w:t xml:space="preserve">0009-0000-3988-3937</w:t>
+        </w:r>
+      </w:hyperlink>
+      <w:r>
+        <w:t xml:space="preserve">, TH Köln - Fakultät für Informations- und Kommunikationswissenschaften, Institut für Informationswissenschaft (IWS)</w:t>
+      </w:r>
+    </w:p>
+    <w:p>
+      <w:pPr>
+        <w:pStyle w:val="BodyText"/>
+      </w:pPr>
+      <w:r>
+        <w:t xml:space="preserve">Sandra Alfonso de Nehren, ORCID:</w:t>
+      </w:r>
+      <w:r>
+        <w:t xml:space="preserve"> </w:t>
+      </w:r>
+      <w:hyperlink r:id="rId43">
+        <w:r>
+          <w:rPr>
+            <w:rStyle w:val="Hyperlink"/>
+          </w:rPr>
+          <w:t xml:space="preserve">0009-0005-2435-7666</w:t>
+        </w:r>
+      </w:hyperlink>
+      <w:r>
+        <w:t xml:space="preserve">, TH Köln - Fakultät für Raumentwicklung und Infrastruktursysteme, Institute for Technology and Resources Management in the Tropics and Subtropics (ITT)</w:t>
+      </w:r>
+    </w:p>
+    <w:p>
+      <w:pPr>
+        <w:pStyle w:val="BodyText"/>
+      </w:pPr>
+      <w:r>
+        <w:t xml:space="preserve">Silke Meilwes, TH Köln - Fakultät für Raumentwicklung und Infrastruktursysteme, Institute for Technology and Resources Management in the Tropics and Subtropics (ITT)</w:t>
+      </w:r>
+    </w:p>
+    <w:p>
+      <w:pPr>
+        <w:pStyle w:val="BodyText"/>
+      </w:pPr>
+      <w:r>
+        <w:t xml:space="preserve">Silvia Marie Krautzik, ORCID:</w:t>
+      </w:r>
+      <w:r>
+        <w:t xml:space="preserve"> </w:t>
+      </w:r>
+      <w:hyperlink r:id="rId44">
+        <w:r>
+          <w:rPr>
+            <w:rStyle w:val="Hyperlink"/>
+          </w:rPr>
+          <w:t xml:space="preserve">0009-0008-4684-298X</w:t>
+        </w:r>
+      </w:hyperlink>
+      <w:r>
+        <w:t xml:space="preserve">, TH Köln - Fakultät für Raumentwicklung und Infrastruktursysteme, Institute for Technology and Resources Management in the Tropics and Subtropics (ITT)</w:t>
+      </w:r>
+    </w:p>
+    <w:p>
+      <w:pPr>
+        <w:pStyle w:val="BodyText"/>
+      </w:pPr>
+      <w:r>
+        <w:t xml:space="preserve">Surendra Shiwakoti, TH Köln - Fakultät für Raumentwicklung und Infrastruktursysteme</w:t>
+      </w:r>
+    </w:p>
+    <w:p>
+      <w:pPr>
+        <w:pStyle w:val="BodyText"/>
+      </w:pPr>
+      <w:r>
+        <w:t xml:space="preserve">Svenja Bickert-Appleby, ORCID:</w:t>
+      </w:r>
+      <w:r>
+        <w:t xml:space="preserve"> </w:t>
+      </w:r>
+      <w:hyperlink r:id="rId45">
+        <w:r>
+          <w:rPr>
+            <w:rStyle w:val="Hyperlink"/>
+          </w:rPr>
+          <w:t xml:space="preserve">0009-0008-4062-0833</w:t>
+        </w:r>
+      </w:hyperlink>
+      <w:r>
+        <w:t xml:space="preserve">, TH Köln - Fakultät für Anlagen, Energie- und Maschinensysteme, Institut für Produktentwicklung und Konstruktionstechnik (IPK)</w:t>
+      </w:r>
+    </w:p>
+    <w:bookmarkEnd w:id="46"/>
+    <w:bookmarkStart w:id="47" w:name="redaktion"/>
+    <w:p>
+      <w:pPr>
+        <w:pStyle w:val="berschrift2"/>
+      </w:pPr>
+      <w:r>
+        <w:t xml:space="preserve">Redaktion</w:t>
+      </w:r>
+    </w:p>
+    <w:p>
+      <w:pPr>
+        <w:pStyle w:val="FirstParagraph"/>
+      </w:pPr>
+      <w:r>
+        <w:t xml:space="preserve">Julia Laux, Barbara Frick, Regina Harms und Claudia Frick</w:t>
+      </w:r>
+    </w:p>
+    <w:bookmarkEnd w:id="47"/>
+    <w:bookmarkStart w:id="49" w:name="programmierung"/>
+    <w:p>
+      <w:pPr>
+        <w:pStyle w:val="berschrift2"/>
+      </w:pPr>
+      <w:r>
+        <w:t xml:space="preserve">Programmierung</w:t>
+      </w:r>
+    </w:p>
+    <w:p>
+      <w:pPr>
+        <w:pStyle w:val="FirstParagraph"/>
+      </w:pPr>
+      <w:r>
+        <w:t xml:space="preserve">Worthington, S., Bailly, K., &amp; Rahr, A. (2024). Co-Site Glossar (Version 0.0.1a) [Computer software].</w:t>
+      </w:r>
+      <w:r>
+        <w:t xml:space="preserve"> </w:t>
+      </w:r>
+      <w:hyperlink r:id="rId48">
+        <w:r>
+          <w:rPr>
+            <w:rStyle w:val="Hyperlink"/>
+          </w:rPr>
+          <w:t xml:space="preserve">https://github.com/TIBHannover/co-site-glossar</w:t>
+        </w:r>
+      </w:hyperlink>
+    </w:p>
+    <w:bookmarkEnd w:id="49"/>
+    <w:bookmarkStart w:id="57" w:name="urheberrecht-und-lizenzierung"/>
+    <w:p>
+      <w:pPr>
+        <w:pStyle w:val="berschrift2"/>
+      </w:pPr>
+      <w:r>
+        <w:t xml:space="preserve">Urheberrecht und Lizenzierung</w:t>
+      </w:r>
+    </w:p>
+    <w:p>
+      <w:pPr>
+        <w:pStyle w:val="FirstParagraph"/>
+      </w:pPr>
+      <w:r>
+        <w:t xml:space="preserve">Inhalt - © 2024 Die Autor:innen.</w:t>
+      </w:r>
+      <w:r>
+        <w:t xml:space="preserve"> </w:t>
+      </w:r>
+      <w:hyperlink r:id="rId50">
+        <w:r>
+          <w:rPr>
+            <w:rStyle w:val="Hyperlink"/>
+          </w:rPr>
+          <w:t xml:space="preserve">Attribution-ShareAlike 4.0 International</w:t>
+        </w:r>
+      </w:hyperlink>
+    </w:p>
+    <w:p>
+      <w:pPr>
+        <w:pStyle w:val="BodyText"/>
+      </w:pPr>
+      <w:r>
+        <w:t xml:space="preserve">Code - © 2024 Die Autor:innen.</w:t>
+      </w:r>
+      <w:r>
+        <w:t xml:space="preserve"> </w:t>
+      </w:r>
+      <w:hyperlink r:id="rId51">
+        <w:r>
+          <w:rPr>
+            <w:rStyle w:val="Hyperlink"/>
+          </w:rPr>
+          <w:t xml:space="preserve">MIT-Lizenz</w:t>
+        </w:r>
+      </w:hyperlink>
+      <w:r>
+        <w:t xml:space="preserve"> </w:t>
+      </w:r>
+      <w:r>
+        <w:t xml:space="preserve">|</w:t>
+      </w:r>
+      <w:r>
+        <w:t xml:space="preserve"> </w:t>
+      </w:r>
+      <w:hyperlink r:id="rId48">
+        <w:r>
+          <w:rPr>
+            <w:rStyle w:val="Hyperlink"/>
+          </w:rPr>
+          <w:t xml:space="preserve">Quelle</w:t>
+        </w:r>
+      </w:hyperlink>
+    </w:p>
+    <w:p>
+      <w:pPr>
+        <w:pStyle w:val="BodyText"/>
+      </w:pPr>
+      <w:r>
+        <w:t xml:space="preserve">Daten - Alle produzierten Daten und Datensätze sind</w:t>
+      </w:r>
+      <w:r>
+        <w:t xml:space="preserve"> </w:t>
+      </w:r>
+      <w:hyperlink r:id="rId52">
+        <w:r>
+          <w:rPr>
+            <w:rStyle w:val="Hyperlink"/>
+          </w:rPr>
+          <w:t xml:space="preserve">CC 0</w:t>
+        </w:r>
+      </w:hyperlink>
+      <w:r>
+        <w:t xml:space="preserve">, Public Domain.</w:t>
+      </w:r>
+    </w:p>
+    <w:p>
+      <w:pPr>
+        <w:pStyle w:val="BodyText"/>
+      </w:pPr>
+      <w:r>
+        <w:t xml:space="preserve">Alle Schriftarten, Grafiken und Medienproduktionssoftware, die für die Produktion verwendet werden, sind OSI-konform.</w:t>
+      </w:r>
+    </w:p>
+    <w:p>
+      <w:pPr>
+        <w:pStyle w:val="BodyText"/>
+      </w:pPr>
+      <w:hyperlink r:id="rId53">
+        <w:r>
+          <w:rPr>
+            <w:rStyle w:val="Hyperlink"/>
+          </w:rPr>
+          <w:t xml:space="preserve">FAIR-Grundsätze</w:t>
+        </w:r>
+      </w:hyperlink>
+      <w:r>
+        <w:t xml:space="preserve"> </w:t>
+      </w:r>
+      <w:r>
+        <w:t xml:space="preserve">angewandt</w:t>
+      </w:r>
+    </w:p>
+    <w:p>
+      <w:pPr>
+        <w:pStyle w:val="BodyText"/>
+      </w:pPr>
+      <w:r>
+        <w:t xml:space="preserve">Alle Inhalte und Codes von Dritten unterliegen dem Urheberrecht der Autor:innen, ihren jeweiligen OSI-konformen offenen Lizenzen für den Code und der Lizenz Creative Commons Attribution-ShareAlike 4.0 International für den Inhalt.</w:t>
+      </w:r>
+    </w:p>
+    <w:p>
+      <w:pPr>
+        <w:pStyle w:val="BodyText"/>
+      </w:pPr>
+      <w:r>
+        <w:t xml:space="preserve"> </w:t>
+      </w:r>
+    </w:p>
+    <w:p>
+      <w:pPr>
+        <w:pStyle w:val="BodyText"/>
+      </w:pPr>
+      <w:r>
+        <w:t xml:space="preserve">Stand: Dezember 2024</w:t>
+      </w:r>
+    </w:p>
+    <w:p>
+      <w:pPr>
+        <w:pStyle w:val="BodyText"/>
+      </w:pPr>
+      <w:r>
+        <w:t xml:space="preserve">Zitation: Co-Site (2026): Glossar des Projekts Co-Site (Co-Kreation in der Region – Systemisch und innovativ Transfer entwickeln) (Hrsg. TH Köln)</w:t>
+      </w:r>
+    </w:p>
+    <w:p>
+      <w:pPr>
+        <w:pStyle w:val="BodyText"/>
+      </w:pPr>
+      <w:r>
+        <w:t xml:space="preserve"> </w:t>
+      </w:r>
+      <w:r>
+        <w:t xml:space="preserve"> </w:t>
+      </w:r>
       <w:r>
         <w:drawing>
           <wp:inline>
-            <wp:extent cx="5664200" cy="5186694"/>
+            <wp:extent cx="3883906" cy="1651424"/>
             <wp:effectExtent b="0" l="0" r="0" t="0"/>
-            <wp:docPr descr="Mindmap mit Schlüsselbegriffen des Projekts Co-Site und ihren Verknüpfungen" title="" id="24" name="Picture"/>
+            <wp:docPr descr="" title="" id="55" name="Picture"/>
             <a:graphic>
               <a:graphicData uri="http://schemas.openxmlformats.org/drawingml/2006/picture">
                 <pic:pic>
                   <pic:nvPicPr>
-                    <pic:cNvPr descr="images/mindmap.jpg" id="25" name="Picture"/>
+                    <pic:cNvPr descr="images/logo-combined-2.png" id="56" name="Picture"/>
                     <pic:cNvPicPr>
                       <a:picLocks noChangeArrowheads="1" noChangeAspect="1"/>
                     </pic:cNvPicPr>
                   </pic:nvPicPr>
                   <pic:blipFill>
-                    <a:blip r:embed="rId23"/>
+                    <a:blip r:embed="rId54"/>
+                    <a:stretch>
+                      <a:fillRect/>
+                    </a:stretch>
+                  </pic:blipFill>
+                  <pic:spPr bwMode="auto">
+                    <a:xfrm>
+                      <a:off x="0" y="0"/>
+                      <a:ext cx="3883906" cy="1651424"/>
+                    </a:xfrm>
+                    <a:prstGeom prst="rect">
+                      <a:avLst/>
+                    </a:prstGeom>
+                    <a:noFill/>
+                    <a:ln w="9525">
+                      <a:noFill/>
+                      <a:headEnd/>
+                      <a:tailEnd/>
+                    </a:ln>
+                  </pic:spPr>
+                </pic:pic>
+              </a:graphicData>
+            </a:graphic>
+          </wp:inline>
+        </w:drawing>
+      </w:r>
+    </w:p>
+    <w:bookmarkEnd w:id="57"/>
+    <w:bookmarkEnd w:id="58"/>
+    <w:bookmarkStart w:id="310" w:name="co-site-glossar"/>
+    <w:p>
+      <w:pPr>
+        <w:pStyle w:val="berschrift1"/>
+      </w:pPr>
+      <w:r>
+        <w:t xml:space="preserve">Co-Site Glossar</w:t>
+      </w:r>
+    </w:p>
+    <w:p>
+      <w:pPr>
+        <w:pStyle w:val="FirstParagraph"/>
+      </w:pPr>
+      <w:r>
+        <w:t xml:space="preserve">Dieses Glossar enthält wichtige Begriffe des Projekts</w:t>
+      </w:r>
+      <w:r>
+        <w:t xml:space="preserve"> </w:t>
+      </w:r>
+      <w:hyperlink r:id="rId21">
+        <w:r>
+          <w:rPr>
+            <w:rStyle w:val="Hyperlink"/>
+          </w:rPr>
+          <w:t xml:space="preserve">Co-Site</w:t>
+        </w:r>
+      </w:hyperlink>
+      <w:r>
+        <w:t xml:space="preserve"> </w:t>
+      </w:r>
+      <w:r>
+        <w:t xml:space="preserve">rund um Klimawandelanpassung und unser Reallabor.</w:t>
+      </w:r>
+    </w:p>
+    <w:p>
+      <w:pPr>
+        <w:pStyle w:val="CaptionedFigure"/>
+      </w:pPr>
+      <w:r>
+        <w:drawing>
+          <wp:inline>
+            <wp:extent cx="5664200" cy="5186694"/>
+            <wp:effectExtent b="0" l="0" r="0" t="0"/>
+            <wp:docPr descr="Mindmap mit Schlüsselbegriffen des Projekts Co-Site und ihren Verknüpfungen" title="" id="60" name="Picture"/>
+            <a:graphic>
+              <a:graphicData uri="http://schemas.openxmlformats.org/drawingml/2006/picture">
+                <pic:pic>
+                  <pic:nvPicPr>
+                    <pic:cNvPr descr="images/mindmap.jpg" id="61" name="Picture"/>
+                    <pic:cNvPicPr>
+                      <a:picLocks noChangeArrowheads="1" noChangeAspect="1"/>
+                    </pic:cNvPicPr>
+                  </pic:nvPicPr>
+                  <pic:blipFill>
+                    <a:blip r:embed="rId59"/>
                     <a:stretch>
                       <a:fillRect/>
                     </a:stretch>
@@ -326,7 +1199,7 @@
       <w:r>
         <w:t xml:space="preserve"> </w:t>
       </w:r>
-      <w:hyperlink r:id="rId26">
+      <w:hyperlink r:id="rId62">
         <w:r>
           <w:rPr>
             <w:rStyle w:val="Hyperlink"/>
@@ -345,7 +1218,7 @@
         <w:br w:type="page"/>
       </w:r>
     </w:p>
-    <w:bookmarkStart w:id="27" w:name="grad-video"/>
+    <w:bookmarkStart w:id="63" w:name="grad-video"/>
     <w:p>
       <w:pPr>
         <w:pStyle w:val="berschrift3"/>
@@ -477,8 +1350,8 @@
         </w:pict>
       </w:r>
     </w:p>
-    <w:bookmarkEnd w:id="27"/>
-    <w:bookmarkStart w:id="28" w:name="agenda-2030"/>
+    <w:bookmarkEnd w:id="63"/>
+    <w:bookmarkStart w:id="64" w:name="agenda-2030"/>
     <w:p>
       <w:pPr>
         <w:pStyle w:val="berschrift3"/>
@@ -598,8 +1471,8 @@
         </w:pict>
       </w:r>
     </w:p>
-    <w:bookmarkEnd w:id="28"/>
-    <w:bookmarkStart w:id="29" w:name="agilität"/>
+    <w:bookmarkEnd w:id="64"/>
+    <w:bookmarkStart w:id="65" w:name="agilität"/>
     <w:p>
       <w:pPr>
         <w:pStyle w:val="berschrift3"/>
@@ -717,8 +1590,8 @@
         </w:pict>
       </w:r>
     </w:p>
-    <w:bookmarkEnd w:id="29"/>
-    <w:bookmarkStart w:id="30" w:name="akteurinnen"/>
+    <w:bookmarkEnd w:id="65"/>
+    <w:bookmarkStart w:id="66" w:name="akteurinnen"/>
     <w:p>
       <w:pPr>
         <w:pStyle w:val="berschrift3"/>
@@ -824,8 +1697,8 @@
         </w:pict>
       </w:r>
     </w:p>
-    <w:bookmarkEnd w:id="30"/>
-    <w:bookmarkStart w:id="31" w:name="akteursnetzwerkanalyse"/>
+    <w:bookmarkEnd w:id="66"/>
+    <w:bookmarkStart w:id="67" w:name="akteursnetzwerkanalyse"/>
     <w:p>
       <w:pPr>
         <w:pStyle w:val="berschrift3"/>
@@ -929,8 +1802,8 @@
         </w:pict>
       </w:r>
     </w:p>
-    <w:bookmarkEnd w:id="31"/>
-    <w:bookmarkStart w:id="32" w:name="allgemeine-weiterbildung"/>
+    <w:bookmarkEnd w:id="67"/>
+    <w:bookmarkStart w:id="68" w:name="allgemeine-weiterbildung"/>
     <w:p>
       <w:pPr>
         <w:pStyle w:val="berschrift3"/>
@@ -1062,8 +1935,8 @@
         </w:pict>
       </w:r>
     </w:p>
-    <w:bookmarkEnd w:id="32"/>
-    <w:bookmarkStart w:id="33" w:name="ambiguität"/>
+    <w:bookmarkEnd w:id="68"/>
+    <w:bookmarkStart w:id="69" w:name="ambiguität"/>
     <w:p>
       <w:pPr>
         <w:pStyle w:val="berschrift3"/>
@@ -1127,8 +2000,8 @@
         </w:pict>
       </w:r>
     </w:p>
-    <w:bookmarkEnd w:id="33"/>
-    <w:bookmarkStart w:id="34" w:name="anpassungsfähigkeit"/>
+    <w:bookmarkEnd w:id="69"/>
+    <w:bookmarkStart w:id="70" w:name="anpassungsfähigkeit"/>
     <w:p>
       <w:pPr>
         <w:pStyle w:val="berschrift3"/>
@@ -1302,8 +2175,8 @@
         </w:pict>
       </w:r>
     </w:p>
-    <w:bookmarkEnd w:id="34"/>
-    <w:bookmarkStart w:id="35" w:name="ar-brille"/>
+    <w:bookmarkEnd w:id="70"/>
+    <w:bookmarkStart w:id="71" w:name="ar-brille"/>
     <w:p>
       <w:pPr>
         <w:pStyle w:val="berschrift3"/>
@@ -1435,8 +2308,8 @@
         </w:pict>
       </w:r>
     </w:p>
-    <w:bookmarkEnd w:id="35"/>
-    <w:bookmarkStart w:id="36" w:name="augmented-reality"/>
+    <w:bookmarkEnd w:id="71"/>
+    <w:bookmarkStart w:id="72" w:name="augmented-reality"/>
     <w:p>
       <w:pPr>
         <w:pStyle w:val="berschrift3"/>
@@ -1594,8 +2467,8 @@
         </w:pict>
       </w:r>
     </w:p>
-    <w:bookmarkEnd w:id="36"/>
-    <w:bookmarkStart w:id="37" w:name="augmented-virtuality"/>
+    <w:bookmarkEnd w:id="72"/>
+    <w:bookmarkStart w:id="73" w:name="augmented-virtuality"/>
     <w:p>
       <w:pPr>
         <w:pStyle w:val="berschrift3"/>
@@ -1713,8 +2586,8 @@
         </w:pict>
       </w:r>
     </w:p>
-    <w:bookmarkEnd w:id="37"/>
-    <w:bookmarkStart w:id="38" w:name="balanced-scorecard"/>
+    <w:bookmarkEnd w:id="73"/>
+    <w:bookmarkStart w:id="74" w:name="balanced-scorecard"/>
     <w:p>
       <w:pPr>
         <w:pStyle w:val="berschrift3"/>
@@ -1790,8 +2663,8 @@
         </w:pict>
       </w:r>
     </w:p>
-    <w:bookmarkEnd w:id="38"/>
-    <w:bookmarkStart w:id="39" w:name="bedarfsanalyse"/>
+    <w:bookmarkEnd w:id="74"/>
+    <w:bookmarkStart w:id="75" w:name="bedarfsanalyse"/>
     <w:p>
       <w:pPr>
         <w:pStyle w:val="berschrift3"/>
@@ -1881,8 +2754,8 @@
         </w:pict>
       </w:r>
     </w:p>
-    <w:bookmarkEnd w:id="39"/>
-    <w:bookmarkStart w:id="40" w:name="begleitforschung"/>
+    <w:bookmarkEnd w:id="75"/>
+    <w:bookmarkStart w:id="76" w:name="begleitforschung"/>
     <w:p>
       <w:pPr>
         <w:pStyle w:val="berschrift3"/>
@@ -2042,8 +2915,8 @@
         </w:pict>
       </w:r>
     </w:p>
-    <w:bookmarkEnd w:id="40"/>
-    <w:bookmarkStart w:id="41" w:name="berufliche-weiterbildung"/>
+    <w:bookmarkEnd w:id="76"/>
+    <w:bookmarkStart w:id="77" w:name="berufliche-weiterbildung"/>
     <w:p>
       <w:pPr>
         <w:pStyle w:val="berschrift3"/>
@@ -2149,8 +3022,8 @@
         </w:pict>
       </w:r>
     </w:p>
-    <w:bookmarkEnd w:id="41"/>
-    <w:bookmarkStart w:id="42" w:name="best-practices"/>
+    <w:bookmarkEnd w:id="77"/>
+    <w:bookmarkStart w:id="78" w:name="best-practices"/>
     <w:p>
       <w:pPr>
         <w:pStyle w:val="berschrift3"/>
@@ -2249,8 +3122,8 @@
         </w:pict>
       </w:r>
     </w:p>
-    <w:bookmarkEnd w:id="42"/>
-    <w:bookmarkStart w:id="43" w:name="betriebliche-weiterbildung"/>
+    <w:bookmarkEnd w:id="78"/>
+    <w:bookmarkStart w:id="79" w:name="betriebliche-weiterbildung"/>
     <w:p>
       <w:pPr>
         <w:pStyle w:val="berschrift3"/>
@@ -2342,8 +3215,8 @@
         </w:pict>
       </w:r>
     </w:p>
-    <w:bookmarkEnd w:id="43"/>
-    <w:bookmarkStart w:id="44" w:name="bevölkerungsschutz"/>
+    <w:bookmarkEnd w:id="79"/>
+    <w:bookmarkStart w:id="80" w:name="bevölkerungsschutz"/>
     <w:p>
       <w:pPr>
         <w:pStyle w:val="berschrift3"/>
@@ -2407,8 +3280,8 @@
         </w:pict>
       </w:r>
     </w:p>
-    <w:bookmarkEnd w:id="44"/>
-    <w:bookmarkStart w:id="45" w:name="bewältigungskapazität"/>
+    <w:bookmarkEnd w:id="80"/>
+    <w:bookmarkStart w:id="81" w:name="bewältigungskapazität"/>
     <w:p>
       <w:pPr>
         <w:pStyle w:val="berschrift3"/>
@@ -2542,8 +3415,8 @@
         </w:pict>
       </w:r>
     </w:p>
-    <w:bookmarkEnd w:id="45"/>
-    <w:bookmarkStart w:id="46" w:name="bildung-für-nachhaltige-entwicklung"/>
+    <w:bookmarkEnd w:id="81"/>
+    <w:bookmarkStart w:id="82" w:name="bildung-für-nachhaltige-entwicklung"/>
     <w:p>
       <w:pPr>
         <w:pStyle w:val="berschrift3"/>
@@ -2647,8 +3520,8 @@
         </w:pict>
       </w:r>
     </w:p>
-    <w:bookmarkEnd w:id="46"/>
-    <w:bookmarkStart w:id="47" w:name="biodiversitätskorridor"/>
+    <w:bookmarkEnd w:id="82"/>
+    <w:bookmarkStart w:id="83" w:name="biodiversitätskorridor"/>
     <w:p>
       <w:pPr>
         <w:pStyle w:val="berschrift3"/>
@@ -2838,8 +3711,8 @@
         </w:pict>
       </w:r>
     </w:p>
-    <w:bookmarkEnd w:id="47"/>
-    <w:bookmarkStart w:id="48" w:name="blackout"/>
+    <w:bookmarkEnd w:id="83"/>
+    <w:bookmarkStart w:id="84" w:name="blackout"/>
     <w:p>
       <w:pPr>
         <w:pStyle w:val="berschrift3"/>
@@ -2903,8 +3776,8 @@
         </w:pict>
       </w:r>
     </w:p>
-    <w:bookmarkEnd w:id="48"/>
-    <w:bookmarkStart w:id="49" w:name="blaue-infrastruktur"/>
+    <w:bookmarkEnd w:id="84"/>
+    <w:bookmarkStart w:id="85" w:name="blaue-infrastruktur"/>
     <w:p>
       <w:pPr>
         <w:pStyle w:val="berschrift3"/>
@@ -3087,8 +3960,8 @@
         </w:pict>
       </w:r>
     </w:p>
-    <w:bookmarkEnd w:id="49"/>
-    <w:bookmarkStart w:id="50" w:name="blau-grüne-infrastruktur"/>
+    <w:bookmarkEnd w:id="85"/>
+    <w:bookmarkStart w:id="86" w:name="blau-grüne-infrastruktur"/>
     <w:p>
       <w:pPr>
         <w:pStyle w:val="berschrift3"/>
@@ -3337,8 +4210,8 @@
         </w:pict>
       </w:r>
     </w:p>
-    <w:bookmarkEnd w:id="50"/>
-    <w:bookmarkStart w:id="51" w:name="bodengebundene-fassadenbegrünung"/>
+    <w:bookmarkEnd w:id="86"/>
+    <w:bookmarkStart w:id="87" w:name="bodengebundene-fassadenbegrünung"/>
     <w:p>
       <w:pPr>
         <w:pStyle w:val="berschrift3"/>
@@ -3496,8 +4369,8 @@
         </w:pict>
       </w:r>
     </w:p>
-    <w:bookmarkEnd w:id="51"/>
-    <w:bookmarkStart w:id="52" w:name="change-agents"/>
+    <w:bookmarkEnd w:id="87"/>
+    <w:bookmarkStart w:id="88" w:name="change-agents"/>
     <w:p>
       <w:pPr>
         <w:pStyle w:val="berschrift3"/>
@@ -3671,8 +4544,8 @@
         </w:pict>
       </w:r>
     </w:p>
-    <w:bookmarkEnd w:id="52"/>
-    <w:bookmarkStart w:id="53" w:name="citizen-science"/>
+    <w:bookmarkEnd w:id="88"/>
+    <w:bookmarkStart w:id="89" w:name="citizen-science"/>
     <w:p>
       <w:pPr>
         <w:pStyle w:val="berschrift3"/>
@@ -3778,8 +4651,8 @@
         </w:pict>
       </w:r>
     </w:p>
-    <w:bookmarkEnd w:id="53"/>
-    <w:bookmarkStart w:id="54" w:name="co-design"/>
+    <w:bookmarkEnd w:id="89"/>
+    <w:bookmarkStart w:id="90" w:name="co-design"/>
     <w:p>
       <w:pPr>
         <w:pStyle w:val="berschrift3"/>
@@ -4016,8 +4889,8 @@
         </w:pict>
       </w:r>
     </w:p>
-    <w:bookmarkEnd w:id="54"/>
-    <w:bookmarkStart w:id="55" w:name="co-kreation"/>
+    <w:bookmarkEnd w:id="90"/>
+    <w:bookmarkStart w:id="91" w:name="co-kreation"/>
     <w:p>
       <w:pPr>
         <w:pStyle w:val="berschrift3"/>
@@ -4179,8 +5052,8 @@
         </w:pict>
       </w:r>
     </w:p>
-    <w:bookmarkEnd w:id="55"/>
-    <w:bookmarkStart w:id="56" w:name="co-kreative-wissenschaftskommunikation"/>
+    <w:bookmarkEnd w:id="91"/>
+    <w:bookmarkStart w:id="92" w:name="co-kreative-wissenschaftskommunikation"/>
     <w:p>
       <w:pPr>
         <w:pStyle w:val="berschrift3"/>
@@ -4424,8 +5297,8 @@
         </w:pict>
       </w:r>
     </w:p>
-    <w:bookmarkEnd w:id="56"/>
-    <w:bookmarkStart w:id="57" w:name="co-kreativer-workshop"/>
+    <w:bookmarkEnd w:id="92"/>
+    <w:bookmarkStart w:id="93" w:name="co-kreativer-workshop"/>
     <w:p>
       <w:pPr>
         <w:pStyle w:val="berschrift3"/>
@@ -4599,8 +5472,8 @@
         </w:pict>
       </w:r>
     </w:p>
-    <w:bookmarkEnd w:id="57"/>
-    <w:bookmarkStart w:id="58" w:name="controller"/>
+    <w:bookmarkEnd w:id="93"/>
+    <w:bookmarkStart w:id="94" w:name="controller"/>
     <w:p>
       <w:pPr>
         <w:pStyle w:val="berschrift3"/>
@@ -4706,8 +5579,8 @@
         </w:pict>
       </w:r>
     </w:p>
-    <w:bookmarkEnd w:id="58"/>
-    <w:bookmarkStart w:id="59" w:name="co-site"/>
+    <w:bookmarkEnd w:id="94"/>
+    <w:bookmarkStart w:id="95" w:name="co-site"/>
     <w:p>
       <w:pPr>
         <w:pStyle w:val="berschrift3"/>
@@ -5041,8 +5914,8 @@
         </w:pict>
       </w:r>
     </w:p>
-    <w:bookmarkEnd w:id="59"/>
-    <w:bookmarkStart w:id="60" w:name="co-site-glossar-1"/>
+    <w:bookmarkEnd w:id="95"/>
+    <w:bookmarkStart w:id="96" w:name="co-site-glossar-1"/>
     <w:p>
       <w:pPr>
         <w:pStyle w:val="berschrift3"/>
@@ -5209,8 +6082,8 @@
         </w:pict>
       </w:r>
     </w:p>
-    <w:bookmarkEnd w:id="60"/>
-    <w:bookmarkStart w:id="61" w:name="dachbegrünung"/>
+    <w:bookmarkEnd w:id="96"/>
+    <w:bookmarkStart w:id="97" w:name="dachbegrünung"/>
     <w:p>
       <w:pPr>
         <w:pStyle w:val="berschrift3"/>
@@ -5384,8 +6257,8 @@
         </w:pict>
       </w:r>
     </w:p>
-    <w:bookmarkEnd w:id="61"/>
-    <w:bookmarkStart w:id="62" w:name="dateiformat"/>
+    <w:bookmarkEnd w:id="97"/>
+    <w:bookmarkStart w:id="98" w:name="dateiformat"/>
     <w:p>
       <w:pPr>
         <w:pStyle w:val="berschrift3"/>
@@ -5409,8 +6282,8 @@
         </w:pict>
       </w:r>
     </w:p>
-    <w:bookmarkEnd w:id="62"/>
-    <w:bookmarkStart w:id="63" w:name="datenerfassung"/>
+    <w:bookmarkEnd w:id="98"/>
+    <w:bookmarkStart w:id="99" w:name="datenerfassung"/>
     <w:p>
       <w:pPr>
         <w:pStyle w:val="berschrift3"/>
@@ -5500,8 +6373,8 @@
         </w:pict>
       </w:r>
     </w:p>
-    <w:bookmarkEnd w:id="63"/>
-    <w:bookmarkStart w:id="64" w:name="dateninteroperabilität"/>
+    <w:bookmarkEnd w:id="99"/>
+    <w:bookmarkStart w:id="100" w:name="dateninteroperabilität"/>
     <w:p>
       <w:pPr>
         <w:pStyle w:val="berschrift3"/>
@@ -5579,8 +6452,8 @@
         </w:pict>
       </w:r>
     </w:p>
-    <w:bookmarkEnd w:id="64"/>
-    <w:bookmarkStart w:id="65" w:name="datenkatalog"/>
+    <w:bookmarkEnd w:id="100"/>
+    <w:bookmarkStart w:id="101" w:name="datenkatalog"/>
     <w:p>
       <w:pPr>
         <w:pStyle w:val="berschrift3"/>
@@ -5728,8 +6601,8 @@
         </w:pict>
       </w:r>
     </w:p>
-    <w:bookmarkEnd w:id="65"/>
-    <w:bookmarkStart w:id="66" w:name="datenvisualisierung"/>
+    <w:bookmarkEnd w:id="101"/>
+    <w:bookmarkStart w:id="102" w:name="datenvisualisierung"/>
     <w:p>
       <w:pPr>
         <w:pStyle w:val="berschrift3"/>
@@ -5933,8 +6806,8 @@
         </w:pict>
       </w:r>
     </w:p>
-    <w:bookmarkEnd w:id="66"/>
-    <w:bookmarkStart w:id="67" w:name="deutsche-nachhaltigkeitsstrategie"/>
+    <w:bookmarkEnd w:id="102"/>
+    <w:bookmarkStart w:id="103" w:name="deutsche-nachhaltigkeitsstrategie"/>
     <w:p>
       <w:pPr>
         <w:pStyle w:val="berschrift3"/>
@@ -6106,8 +6979,8 @@
         </w:pict>
       </w:r>
     </w:p>
-    <w:bookmarkEnd w:id="67"/>
-    <w:bookmarkStart w:id="68" w:name="dezentrale-regenwasserversickerung"/>
+    <w:bookmarkEnd w:id="103"/>
+    <w:bookmarkStart w:id="104" w:name="dezentrale-regenwasserversickerung"/>
     <w:p>
       <w:pPr>
         <w:pStyle w:val="berschrift3"/>
@@ -6281,8 +7154,8 @@
         </w:pict>
       </w:r>
     </w:p>
-    <w:bookmarkEnd w:id="68"/>
-    <w:bookmarkStart w:id="69" w:name="dialoggruppe"/>
+    <w:bookmarkEnd w:id="104"/>
+    <w:bookmarkStart w:id="105" w:name="dialoggruppe"/>
     <w:p>
       <w:pPr>
         <w:pStyle w:val="berschrift3"/>
@@ -6472,8 +7345,8 @@
         </w:pict>
       </w:r>
     </w:p>
-    <w:bookmarkEnd w:id="69"/>
-    <w:bookmarkStart w:id="70" w:name="didaktisches-design"/>
+    <w:bookmarkEnd w:id="105"/>
+    <w:bookmarkStart w:id="106" w:name="didaktisches-design"/>
     <w:p>
       <w:pPr>
         <w:pStyle w:val="berschrift3"/>
@@ -6565,8 +7438,8 @@
         </w:pict>
       </w:r>
     </w:p>
-    <w:bookmarkEnd w:id="70"/>
-    <w:bookmarkStart w:id="71" w:name="digitaler-zwilling"/>
+    <w:bookmarkEnd w:id="106"/>
+    <w:bookmarkStart w:id="107" w:name="digitaler-zwilling"/>
     <w:p>
       <w:pPr>
         <w:pStyle w:val="berschrift3"/>
@@ -6644,8 +7517,8 @@
         </w:pict>
       </w:r>
     </w:p>
-    <w:bookmarkEnd w:id="71"/>
-    <w:bookmarkStart w:id="72" w:name="dürre"/>
+    <w:bookmarkEnd w:id="107"/>
+    <w:bookmarkStart w:id="108" w:name="dürre"/>
     <w:p>
       <w:pPr>
         <w:pStyle w:val="berschrift3"/>
@@ -6826,8 +7699,8 @@
         </w:pict>
       </w:r>
     </w:p>
-    <w:bookmarkEnd w:id="72"/>
-    <w:bookmarkStart w:id="73" w:name="dürreindex"/>
+    <w:bookmarkEnd w:id="108"/>
+    <w:bookmarkStart w:id="109" w:name="dürreindex"/>
     <w:p>
       <w:pPr>
         <w:pStyle w:val="berschrift3"/>
@@ -6931,8 +7804,8 @@
         </w:pict>
       </w:r>
     </w:p>
-    <w:bookmarkEnd w:id="73"/>
-    <w:bookmarkStart w:id="74" w:name="entsiegelung"/>
+    <w:bookmarkEnd w:id="109"/>
+    <w:bookmarkStart w:id="110" w:name="entsiegelung"/>
     <w:p>
       <w:pPr>
         <w:pStyle w:val="berschrift3"/>
@@ -7148,8 +8021,8 @@
         </w:pict>
       </w:r>
     </w:p>
-    <w:bookmarkEnd w:id="74"/>
-    <w:bookmarkStart w:id="75" w:name="entwicklungsteam"/>
+    <w:bookmarkEnd w:id="110"/>
+    <w:bookmarkStart w:id="111" w:name="entwicklungsteam"/>
     <w:p>
       <w:pPr>
         <w:pStyle w:val="berschrift3"/>
@@ -7269,8 +8142,8 @@
         </w:pict>
       </w:r>
     </w:p>
-    <w:bookmarkEnd w:id="75"/>
-    <w:bookmarkStart w:id="76" w:name="evaluation"/>
+    <w:bookmarkEnd w:id="111"/>
+    <w:bookmarkStart w:id="112" w:name="evaluation"/>
     <w:p>
       <w:pPr>
         <w:pStyle w:val="berschrift3"/>
@@ -7362,8 +8235,8 @@
         </w:pict>
       </w:r>
     </w:p>
-    <w:bookmarkEnd w:id="76"/>
-    <w:bookmarkStart w:id="77" w:name="evapotranspiration"/>
+    <w:bookmarkEnd w:id="112"/>
+    <w:bookmarkStart w:id="113" w:name="evapotranspiration"/>
     <w:p>
       <w:pPr>
         <w:pStyle w:val="berschrift3"/>
@@ -7712,8 +8585,8 @@
         </w:pict>
       </w:r>
     </w:p>
-    <w:bookmarkEnd w:id="77"/>
-    <w:bookmarkStart w:id="78" w:name="expertisegruppe"/>
+    <w:bookmarkEnd w:id="113"/>
+    <w:bookmarkStart w:id="114" w:name="expertisegruppe"/>
     <w:p>
       <w:pPr>
         <w:pStyle w:val="berschrift3"/>
@@ -7805,8 +8678,8 @@
         </w:pict>
       </w:r>
     </w:p>
-    <w:bookmarkEnd w:id="78"/>
-    <w:bookmarkStart w:id="79" w:name="exposition"/>
+    <w:bookmarkEnd w:id="114"/>
+    <w:bookmarkStart w:id="115" w:name="exposition"/>
     <w:p>
       <w:pPr>
         <w:pStyle w:val="berschrift3"/>
@@ -7966,8 +8839,8 @@
         </w:pict>
       </w:r>
     </w:p>
-    <w:bookmarkEnd w:id="79"/>
-    <w:bookmarkStart w:id="80" w:name="extended-reality"/>
+    <w:bookmarkEnd w:id="115"/>
+    <w:bookmarkStart w:id="116" w:name="extended-reality"/>
     <w:p>
       <w:pPr>
         <w:pStyle w:val="berschrift3"/>
@@ -8003,8 +8876,8 @@
         </w:pict>
       </w:r>
     </w:p>
-    <w:bookmarkEnd w:id="80"/>
-    <w:bookmarkStart w:id="81" w:name="extensive-dachbegrünung"/>
+    <w:bookmarkEnd w:id="116"/>
+    <w:bookmarkStart w:id="117" w:name="extensive-dachbegrünung"/>
     <w:p>
       <w:pPr>
         <w:pStyle w:val="berschrift3"/>
@@ -8206,8 +9079,8 @@
         </w:pict>
       </w:r>
     </w:p>
-    <w:bookmarkEnd w:id="81"/>
-    <w:bookmarkStart w:id="82" w:name="externe-wissenschaftskommunikation"/>
+    <w:bookmarkEnd w:id="117"/>
+    <w:bookmarkStart w:id="118" w:name="externe-wissenschaftskommunikation"/>
     <w:p>
       <w:pPr>
         <w:pStyle w:val="berschrift3"/>
@@ -8397,8 +9270,8 @@
         </w:pict>
       </w:r>
     </w:p>
-    <w:bookmarkEnd w:id="82"/>
-    <w:bookmarkStart w:id="83" w:name="extremereignis"/>
+    <w:bookmarkEnd w:id="118"/>
+    <w:bookmarkStart w:id="119" w:name="extremereignis"/>
     <w:p>
       <w:pPr>
         <w:pStyle w:val="berschrift3"/>
@@ -8677,8 +9550,8 @@
         </w:pict>
       </w:r>
     </w:p>
-    <w:bookmarkEnd w:id="83"/>
-    <w:bookmarkStart w:id="84" w:name="eye-tracking"/>
+    <w:bookmarkEnd w:id="119"/>
+    <w:bookmarkStart w:id="120" w:name="eye-tracking"/>
     <w:p>
       <w:pPr>
         <w:pStyle w:val="berschrift3"/>
@@ -8894,8 +9767,8 @@
         </w:pict>
       </w:r>
     </w:p>
-    <w:bookmarkEnd w:id="84"/>
-    <w:bookmarkStart w:id="85" w:name="fassadenbegrünung"/>
+    <w:bookmarkEnd w:id="120"/>
+    <w:bookmarkStart w:id="121" w:name="fassadenbegrünung"/>
     <w:p>
       <w:pPr>
         <w:pStyle w:val="berschrift3"/>
@@ -8987,8 +9860,8 @@
         </w:pict>
       </w:r>
     </w:p>
-    <w:bookmarkEnd w:id="85"/>
-    <w:bookmarkStart w:id="86" w:name="fernerkundung"/>
+    <w:bookmarkEnd w:id="121"/>
+    <w:bookmarkStart w:id="122" w:name="fernerkundung"/>
     <w:p>
       <w:pPr>
         <w:pStyle w:val="berschrift3"/>
@@ -9052,8 +9925,8 @@
         </w:pict>
       </w:r>
     </w:p>
-    <w:bookmarkEnd w:id="86"/>
-    <w:bookmarkStart w:id="87" w:name="flusshochwasser"/>
+    <w:bookmarkEnd w:id="122"/>
+    <w:bookmarkStart w:id="123" w:name="flusshochwasser"/>
     <w:p>
       <w:pPr>
         <w:pStyle w:val="berschrift3"/>
@@ -9227,8 +10100,8 @@
         </w:pict>
       </w:r>
     </w:p>
-    <w:bookmarkEnd w:id="87"/>
-    <w:bookmarkStart w:id="88" w:name="fluviales-hochwasser"/>
+    <w:bookmarkEnd w:id="123"/>
+    <w:bookmarkStart w:id="124" w:name="fluviales-hochwasser"/>
     <w:p>
       <w:pPr>
         <w:pStyle w:val="berschrift3"/>
@@ -9383,8 +10256,8 @@
         </w:pict>
       </w:r>
     </w:p>
-    <w:bookmarkEnd w:id="88"/>
-    <w:bookmarkStart w:id="89" w:name="formative-evaluation"/>
+    <w:bookmarkEnd w:id="124"/>
+    <w:bookmarkStart w:id="125" w:name="formative-evaluation"/>
     <w:p>
       <w:pPr>
         <w:pStyle w:val="berschrift3"/>
@@ -9542,8 +10415,8 @@
         </w:pict>
       </w:r>
     </w:p>
-    <w:bookmarkEnd w:id="89"/>
-    <w:bookmarkStart w:id="90" w:name="fortbildung"/>
+    <w:bookmarkEnd w:id="125"/>
+    <w:bookmarkStart w:id="126" w:name="fortbildung"/>
     <w:p>
       <w:pPr>
         <w:pStyle w:val="berschrift3"/>
@@ -9621,8 +10494,8 @@
         </w:pict>
       </w:r>
     </w:p>
-    <w:bookmarkEnd w:id="90"/>
-    <w:bookmarkStart w:id="91" w:name="fühlbarer-wärmestrom"/>
+    <w:bookmarkEnd w:id="126"/>
+    <w:bookmarkStart w:id="127" w:name="fühlbarer-wärmestrom"/>
     <w:p>
       <w:pPr>
         <w:pStyle w:val="berschrift3"/>
@@ -9822,8 +10695,8 @@
         </w:pict>
       </w:r>
     </w:p>
-    <w:bookmarkEnd w:id="91"/>
-    <w:bookmarkStart w:id="92" w:name="future-skills"/>
+    <w:bookmarkEnd w:id="127"/>
+    <w:bookmarkStart w:id="128" w:name="future-skills"/>
     <w:p>
       <w:pPr>
         <w:pStyle w:val="berschrift3"/>
@@ -9997,8 +10870,8 @@
         </w:pict>
       </w:r>
     </w:p>
-    <w:bookmarkEnd w:id="92"/>
-    <w:bookmarkStart w:id="93" w:name="game-based-learning"/>
+    <w:bookmarkEnd w:id="128"/>
+    <w:bookmarkStart w:id="129" w:name="game-based-learning"/>
     <w:p>
       <w:pPr>
         <w:pStyle w:val="berschrift3"/>
@@ -10130,8 +11003,8 @@
         </w:pict>
       </w:r>
     </w:p>
-    <w:bookmarkEnd w:id="93"/>
-    <w:bookmarkStart w:id="94" w:name="gamification"/>
+    <w:bookmarkEnd w:id="129"/>
+    <w:bookmarkStart w:id="130" w:name="gamification"/>
     <w:p>
       <w:pPr>
         <w:pStyle w:val="berschrift3"/>
@@ -10209,8 +11082,8 @@
         </w:pict>
       </w:r>
     </w:p>
-    <w:bookmarkEnd w:id="94"/>
-    <w:bookmarkStart w:id="95" w:name="gefahr"/>
+    <w:bookmarkEnd w:id="130"/>
+    <w:bookmarkStart w:id="131" w:name="gefahr"/>
     <w:p>
       <w:pPr>
         <w:pStyle w:val="berschrift3"/>
@@ -10330,8 +11203,8 @@
         </w:pict>
       </w:r>
     </w:p>
-    <w:bookmarkEnd w:id="95"/>
-    <w:bookmarkStart w:id="96" w:name="gefahrenabwehr"/>
+    <w:bookmarkEnd w:id="131"/>
+    <w:bookmarkStart w:id="132" w:name="gefahrenabwehr"/>
     <w:p>
       <w:pPr>
         <w:pStyle w:val="berschrift3"/>
@@ -10617,8 +11490,8 @@
         </w:pict>
       </w:r>
     </w:p>
-    <w:bookmarkEnd w:id="96"/>
-    <w:bookmarkStart w:id="97" w:name="gefahrenereignis"/>
+    <w:bookmarkEnd w:id="132"/>
+    <w:bookmarkStart w:id="133" w:name="gefahrenereignis"/>
     <w:p>
       <w:pPr>
         <w:pStyle w:val="berschrift3"/>
@@ -10920,8 +11793,8 @@
         </w:pict>
       </w:r>
     </w:p>
-    <w:bookmarkEnd w:id="97"/>
-    <w:bookmarkStart w:id="98" w:name="gefahrenkarte"/>
+    <w:bookmarkEnd w:id="133"/>
+    <w:bookmarkStart w:id="134" w:name="gefahrenkarte"/>
     <w:p>
       <w:pPr>
         <w:pStyle w:val="berschrift3"/>
@@ -11109,8 +11982,8 @@
         </w:pict>
       </w:r>
     </w:p>
-    <w:bookmarkEnd w:id="98"/>
-    <w:bookmarkStart w:id="99" w:name="gemeinwohlorientierung"/>
+    <w:bookmarkEnd w:id="134"/>
+    <w:bookmarkStart w:id="135" w:name="gemeinwohlorientierung"/>
     <w:p>
       <w:pPr>
         <w:pStyle w:val="berschrift3"/>
@@ -11216,8 +12089,8 @@
         </w:pict>
       </w:r>
     </w:p>
-    <w:bookmarkEnd w:id="99"/>
-    <w:bookmarkStart w:id="100" w:name="geodaten"/>
+    <w:bookmarkEnd w:id="135"/>
+    <w:bookmarkStart w:id="136" w:name="geodaten"/>
     <w:p>
       <w:pPr>
         <w:pStyle w:val="berschrift3"/>
@@ -11335,8 +12208,8 @@
         </w:pict>
       </w:r>
     </w:p>
-    <w:bookmarkEnd w:id="100"/>
-    <w:bookmarkStart w:id="101" w:name="geodatenbank"/>
+    <w:bookmarkEnd w:id="136"/>
+    <w:bookmarkStart w:id="137" w:name="geodatenbank"/>
     <w:p>
       <w:pPr>
         <w:pStyle w:val="berschrift3"/>
@@ -11524,8 +12397,8 @@
         </w:pict>
       </w:r>
     </w:p>
-    <w:bookmarkEnd w:id="101"/>
-    <w:bookmarkStart w:id="102" w:name="geodatendienste"/>
+    <w:bookmarkEnd w:id="137"/>
+    <w:bookmarkStart w:id="138" w:name="geodatendienste"/>
     <w:p>
       <w:pPr>
         <w:pStyle w:val="berschrift3"/>
@@ -11687,8 +12560,8 @@
         </w:pict>
       </w:r>
     </w:p>
-    <w:bookmarkEnd w:id="102"/>
-    <w:bookmarkStart w:id="103" w:name="geodatenformat"/>
+    <w:bookmarkEnd w:id="138"/>
+    <w:bookmarkStart w:id="139" w:name="geodatenformat"/>
     <w:p>
       <w:pPr>
         <w:pStyle w:val="berschrift3"/>
@@ -11766,8 +12639,8 @@
         </w:pict>
       </w:r>
     </w:p>
-    <w:bookmarkEnd w:id="103"/>
-    <w:bookmarkStart w:id="104" w:name="geodateninfrastruktur"/>
+    <w:bookmarkEnd w:id="139"/>
+    <w:bookmarkStart w:id="140" w:name="geodateninfrastruktur"/>
     <w:p>
       <w:pPr>
         <w:pStyle w:val="berschrift3"/>
@@ -11941,8 +12814,8 @@
         </w:pict>
       </w:r>
     </w:p>
-    <w:bookmarkEnd w:id="104"/>
-    <w:bookmarkStart w:id="105" w:name="geodatensatz"/>
+    <w:bookmarkEnd w:id="140"/>
+    <w:bookmarkStart w:id="141" w:name="geodatensatz"/>
     <w:p>
       <w:pPr>
         <w:pStyle w:val="berschrift3"/>
@@ -12020,8 +12893,8 @@
         </w:pict>
       </w:r>
     </w:p>
-    <w:bookmarkEnd w:id="105"/>
-    <w:bookmarkStart w:id="106" w:name="geodatenverarbeitung"/>
+    <w:bookmarkEnd w:id="141"/>
+    <w:bookmarkStart w:id="142" w:name="geodatenverarbeitung"/>
     <w:p>
       <w:pPr>
         <w:pStyle w:val="berschrift3"/>
@@ -12141,8 +13014,8 @@
         </w:pict>
       </w:r>
     </w:p>
-    <w:bookmarkEnd w:id="106"/>
-    <w:bookmarkStart w:id="107" w:name="geoinformationssystem"/>
+    <w:bookmarkEnd w:id="142"/>
+    <w:bookmarkStart w:id="143" w:name="geoinformationssystem"/>
     <w:p>
       <w:pPr>
         <w:pStyle w:val="berschrift3"/>
@@ -12344,8 +13217,8 @@
         </w:pict>
       </w:r>
     </w:p>
-    <w:bookmarkEnd w:id="107"/>
-    <w:bookmarkStart w:id="108" w:name="geokodierung"/>
+    <w:bookmarkEnd w:id="143"/>
+    <w:bookmarkStart w:id="144" w:name="geokodierung"/>
     <w:p>
       <w:pPr>
         <w:pStyle w:val="berschrift3"/>
@@ -12423,8 +13296,8 @@
         </w:pict>
       </w:r>
     </w:p>
-    <w:bookmarkEnd w:id="108"/>
-    <w:bookmarkStart w:id="109" w:name="geonode"/>
+    <w:bookmarkEnd w:id="144"/>
+    <w:bookmarkStart w:id="145" w:name="geonode"/>
     <w:p>
       <w:pPr>
         <w:pStyle w:val="berschrift3"/>
@@ -12570,8 +13443,8 @@
         </w:pict>
       </w:r>
     </w:p>
-    <w:bookmarkEnd w:id="109"/>
-    <w:bookmarkStart w:id="110" w:name="geoportal"/>
+    <w:bookmarkEnd w:id="145"/>
+    <w:bookmarkStart w:id="146" w:name="geoportal"/>
     <w:p>
       <w:pPr>
         <w:pStyle w:val="berschrift3"/>
@@ -12733,8 +13606,8 @@
         </w:pict>
       </w:r>
     </w:p>
-    <w:bookmarkEnd w:id="110"/>
-    <w:bookmarkStart w:id="111" w:name="georeferenzierung"/>
+    <w:bookmarkEnd w:id="146"/>
+    <w:bookmarkStart w:id="147" w:name="georeferenzierung"/>
     <w:p>
       <w:pPr>
         <w:pStyle w:val="berschrift3"/>
@@ -12812,8 +13685,8 @@
         </w:pict>
       </w:r>
     </w:p>
-    <w:bookmarkEnd w:id="111"/>
-    <w:bookmarkStart w:id="112" w:name="geoserver"/>
+    <w:bookmarkEnd w:id="147"/>
+    <w:bookmarkStart w:id="148" w:name="geoserver"/>
     <w:p>
       <w:pPr>
         <w:pStyle w:val="berschrift3"/>
@@ -12905,8 +13778,8 @@
         </w:pict>
       </w:r>
     </w:p>
-    <w:bookmarkEnd w:id="112"/>
-    <w:bookmarkStart w:id="113" w:name="geostories"/>
+    <w:bookmarkEnd w:id="148"/>
+    <w:bookmarkStart w:id="149" w:name="geostories"/>
     <w:p>
       <w:pPr>
         <w:pStyle w:val="berschrift3"/>
@@ -12970,8 +13843,8 @@
         </w:pict>
       </w:r>
     </w:p>
-    <w:bookmarkEnd w:id="113"/>
-    <w:bookmarkStart w:id="114" w:name="global-change"/>
+    <w:bookmarkEnd w:id="149"/>
+    <w:bookmarkStart w:id="150" w:name="global-change"/>
     <w:p>
       <w:pPr>
         <w:pStyle w:val="berschrift3"/>
@@ -13082,8 +13955,8 @@
         </w:pict>
       </w:r>
     </w:p>
-    <w:bookmarkEnd w:id="114"/>
-    <w:bookmarkStart w:id="115" w:name="glossar"/>
+    <w:bookmarkEnd w:id="150"/>
+    <w:bookmarkStart w:id="151" w:name="glossar"/>
     <w:p>
       <w:pPr>
         <w:pStyle w:val="berschrift3"/>
@@ -13196,8 +14069,8 @@
         </w:pict>
       </w:r>
     </w:p>
-    <w:bookmarkEnd w:id="115"/>
-    <w:bookmarkStart w:id="116" w:name="green-skills"/>
+    <w:bookmarkEnd w:id="151"/>
+    <w:bookmarkStart w:id="152" w:name="green-skills"/>
     <w:p>
       <w:pPr>
         <w:pStyle w:val="berschrift3"/>
@@ -13371,8 +14244,8 @@
         </w:pict>
       </w:r>
     </w:p>
-    <w:bookmarkEnd w:id="116"/>
-    <w:bookmarkStart w:id="117" w:name="grün-blaue-infrastruktur"/>
+    <w:bookmarkEnd w:id="152"/>
+    <w:bookmarkStart w:id="153" w:name="grün-blaue-infrastruktur"/>
     <w:p>
       <w:pPr>
         <w:pStyle w:val="berschrift3"/>
@@ -13581,8 +14454,8 @@
         </w:pict>
       </w:r>
     </w:p>
-    <w:bookmarkEnd w:id="117"/>
-    <w:bookmarkStart w:id="118" w:name="grundhochwasser"/>
+    <w:bookmarkEnd w:id="153"/>
+    <w:bookmarkStart w:id="154" w:name="grundhochwasser"/>
     <w:p>
       <w:pPr>
         <w:pStyle w:val="berschrift3"/>
@@ -13702,8 +14575,8 @@
         </w:pict>
       </w:r>
     </w:p>
-    <w:bookmarkEnd w:id="118"/>
-    <w:bookmarkStart w:id="119" w:name="grüne-infrastruktur"/>
+    <w:bookmarkEnd w:id="154"/>
+    <w:bookmarkStart w:id="155" w:name="grüne-infrastruktur"/>
     <w:p>
       <w:pPr>
         <w:pStyle w:val="berschrift3"/>
@@ -13891,8 +14764,8 @@
         </w:pict>
       </w:r>
     </w:p>
-    <w:bookmarkEnd w:id="119"/>
-    <w:bookmarkStart w:id="120" w:name="hand-tracking"/>
+    <w:bookmarkEnd w:id="155"/>
+    <w:bookmarkStart w:id="156" w:name="hand-tracking"/>
     <w:p>
       <w:pPr>
         <w:pStyle w:val="berschrift3"/>
@@ -13970,8 +14843,8 @@
         </w:pict>
       </w:r>
     </w:p>
-    <w:bookmarkEnd w:id="120"/>
-    <w:bookmarkStart w:id="121" w:name="härtung"/>
+    <w:bookmarkEnd w:id="156"/>
+    <w:bookmarkStart w:id="157" w:name="härtung"/>
     <w:p>
       <w:pPr>
         <w:pStyle w:val="berschrift3"/>
@@ -14105,8 +14978,8 @@
         </w:pict>
       </w:r>
     </w:p>
-    <w:bookmarkEnd w:id="121"/>
-    <w:bookmarkStart w:id="122" w:name="head-mounted-display"/>
+    <w:bookmarkEnd w:id="157"/>
+    <w:bookmarkStart w:id="158" w:name="head-mounted-display"/>
     <w:p>
       <w:pPr>
         <w:pStyle w:val="berschrift3"/>
@@ -14210,8 +15083,8 @@
         </w:pict>
       </w:r>
     </w:p>
-    <w:bookmarkEnd w:id="122"/>
-    <w:bookmarkStart w:id="123" w:name="hochwasser"/>
+    <w:bookmarkEnd w:id="158"/>
+    <w:bookmarkStart w:id="159" w:name="hochwasser"/>
     <w:p>
       <w:pPr>
         <w:pStyle w:val="berschrift3"/>
@@ -14352,8 +15225,8 @@
         </w:pict>
       </w:r>
     </w:p>
-    <w:bookmarkEnd w:id="123"/>
-    <w:bookmarkStart w:id="124" w:name="hochwassergefahrenkarte"/>
+    <w:bookmarkEnd w:id="159"/>
+    <w:bookmarkStart w:id="160" w:name="hochwassergefahrenkarte"/>
     <w:p>
       <w:pPr>
         <w:pStyle w:val="berschrift3"/>
@@ -14581,8 +15454,8 @@
         </w:pict>
       </w:r>
     </w:p>
-    <w:bookmarkEnd w:id="124"/>
-    <w:bookmarkStart w:id="125" w:name="hochwasserrisikokarte"/>
+    <w:bookmarkEnd w:id="160"/>
+    <w:bookmarkStart w:id="161" w:name="hochwasserrisikokarte"/>
     <w:p>
       <w:pPr>
         <w:pStyle w:val="berschrift3"/>
@@ -14770,8 +15643,8 @@
         </w:pict>
       </w:r>
     </w:p>
-    <w:bookmarkEnd w:id="125"/>
-    <w:bookmarkStart w:id="126" w:name="immersion"/>
+    <w:bookmarkEnd w:id="161"/>
+    <w:bookmarkStart w:id="162" w:name="immersion"/>
     <w:p>
       <w:pPr>
         <w:pStyle w:val="berschrift3"/>
@@ -14975,8 +15848,8 @@
         </w:pict>
       </w:r>
     </w:p>
-    <w:bookmarkEnd w:id="126"/>
-    <w:bookmarkStart w:id="127" w:name="impact"/>
+    <w:bookmarkEnd w:id="162"/>
+    <w:bookmarkStart w:id="163" w:name="impact"/>
     <w:p>
       <w:pPr>
         <w:pStyle w:val="berschrift3"/>
@@ -15206,8 +16079,8 @@
         </w:pict>
       </w:r>
     </w:p>
-    <w:bookmarkEnd w:id="127"/>
-    <w:bookmarkStart w:id="128" w:name="indikator"/>
+    <w:bookmarkEnd w:id="163"/>
+    <w:bookmarkStart w:id="164" w:name="indikator"/>
     <w:p>
       <w:pPr>
         <w:pStyle w:val="berschrift3"/>
@@ -15313,8 +16186,8 @@
         </w:pict>
       </w:r>
     </w:p>
-    <w:bookmarkEnd w:id="128"/>
-    <w:bookmarkStart w:id="129" w:name="infotool"/>
+    <w:bookmarkEnd w:id="164"/>
+    <w:bookmarkStart w:id="165" w:name="infotool"/>
     <w:p>
       <w:pPr>
         <w:pStyle w:val="berschrift3"/>
@@ -15586,8 +16459,8 @@
         </w:pict>
       </w:r>
     </w:p>
-    <w:bookmarkEnd w:id="129"/>
-    <w:bookmarkStart w:id="130" w:name="infrastruktur"/>
+    <w:bookmarkEnd w:id="165"/>
+    <w:bookmarkStart w:id="166" w:name="infrastruktur"/>
     <w:p>
       <w:pPr>
         <w:pStyle w:val="berschrift3"/>
@@ -15714,8 +16587,8 @@
         </w:pict>
       </w:r>
     </w:p>
-    <w:bookmarkEnd w:id="130"/>
-    <w:bookmarkStart w:id="131" w:name="input"/>
+    <w:bookmarkEnd w:id="166"/>
+    <w:bookmarkStart w:id="167" w:name="input"/>
     <w:p>
       <w:pPr>
         <w:pStyle w:val="berschrift3"/>
@@ -15821,8 +16694,8 @@
         </w:pict>
       </w:r>
     </w:p>
-    <w:bookmarkEnd w:id="131"/>
-    <w:bookmarkStart w:id="132" w:name="intensive-dachbegrünung"/>
+    <w:bookmarkEnd w:id="167"/>
+    <w:bookmarkStart w:id="168" w:name="intensive-dachbegrünung"/>
     <w:p>
       <w:pPr>
         <w:pStyle w:val="berschrift3"/>
@@ -15914,8 +16787,8 @@
         </w:pict>
       </w:r>
     </w:p>
-    <w:bookmarkEnd w:id="132"/>
-    <w:bookmarkStart w:id="133" w:name="interdependenz"/>
+    <w:bookmarkEnd w:id="168"/>
+    <w:bookmarkStart w:id="169" w:name="interdependenz"/>
     <w:p>
       <w:pPr>
         <w:pStyle w:val="berschrift3"/>
@@ -16063,8 +16936,8 @@
         </w:pict>
       </w:r>
     </w:p>
-    <w:bookmarkEnd w:id="133"/>
-    <w:bookmarkStart w:id="134" w:name="interne-wissenschaftskommunikation"/>
+    <w:bookmarkEnd w:id="169"/>
+    <w:bookmarkStart w:id="170" w:name="interne-wissenschaftskommunikation"/>
     <w:p>
       <w:pPr>
         <w:pStyle w:val="berschrift3"/>
@@ -16156,8 +17029,8 @@
         </w:pict>
       </w:r>
     </w:p>
-    <w:bookmarkEnd w:id="134"/>
-    <w:bookmarkStart w:id="135" w:name="kartenprojektion"/>
+    <w:bookmarkEnd w:id="170"/>
+    <w:bookmarkStart w:id="171" w:name="kartenprojektion"/>
     <w:p>
       <w:pPr>
         <w:pStyle w:val="berschrift3"/>
@@ -16263,8 +17136,8 @@
         </w:pict>
       </w:r>
     </w:p>
-    <w:bookmarkEnd w:id="135"/>
-    <w:bookmarkStart w:id="136" w:name="kaskadeneffekt"/>
+    <w:bookmarkEnd w:id="171"/>
+    <w:bookmarkStart w:id="172" w:name="kaskadeneffekt"/>
     <w:p>
       <w:pPr>
         <w:pStyle w:val="berschrift3"/>
@@ -16422,8 +17295,8 @@
         </w:pict>
       </w:r>
     </w:p>
-    <w:bookmarkEnd w:id="136"/>
-    <w:bookmarkStart w:id="137" w:name="katastrophe"/>
+    <w:bookmarkEnd w:id="172"/>
+    <w:bookmarkStart w:id="173" w:name="katastrophe"/>
     <w:p>
       <w:pPr>
         <w:pStyle w:val="berschrift3"/>
@@ -16620,8 +17493,8 @@
         </w:pict>
       </w:r>
     </w:p>
-    <w:bookmarkEnd w:id="137"/>
-    <w:bookmarkStart w:id="138" w:name="katastrophenschutz"/>
+    <w:bookmarkEnd w:id="173"/>
+    <w:bookmarkStart w:id="174" w:name="katastrophenschutz"/>
     <w:p>
       <w:pPr>
         <w:pStyle w:val="berschrift3"/>
@@ -16849,8 +17722,8 @@
         </w:pict>
       </w:r>
     </w:p>
-    <w:bookmarkEnd w:id="138"/>
-    <w:bookmarkStart w:id="139" w:name="klimaanpassung"/>
+    <w:bookmarkEnd w:id="174"/>
+    <w:bookmarkStart w:id="175" w:name="klimaanpassung"/>
     <w:p>
       <w:pPr>
         <w:pStyle w:val="berschrift3"/>
@@ -17132,8 +18005,8 @@
         </w:pict>
       </w:r>
     </w:p>
-    <w:bookmarkEnd w:id="139"/>
-    <w:bookmarkStart w:id="140" w:name="klimakommunikation"/>
+    <w:bookmarkEnd w:id="175"/>
+    <w:bookmarkStart w:id="176" w:name="klimakommunikation"/>
     <w:p>
       <w:pPr>
         <w:pStyle w:val="berschrift3"/>
@@ -17295,8 +18168,8 @@
         </w:pict>
       </w:r>
     </w:p>
-    <w:bookmarkEnd w:id="140"/>
-    <w:bookmarkStart w:id="141" w:name="klimaresiliente-stadt"/>
+    <w:bookmarkEnd w:id="176"/>
+    <w:bookmarkStart w:id="177" w:name="klimaresiliente-stadt"/>
     <w:p>
       <w:pPr>
         <w:pStyle w:val="berschrift3"/>
@@ -17570,8 +18443,8 @@
         </w:pict>
       </w:r>
     </w:p>
-    <w:bookmarkEnd w:id="141"/>
-    <w:bookmarkStart w:id="142" w:name="klimarisiko"/>
+    <w:bookmarkEnd w:id="177"/>
+    <w:bookmarkStart w:id="178" w:name="klimarisiko"/>
     <w:p>
       <w:pPr>
         <w:pStyle w:val="berschrift3"/>
@@ -17745,8 +18618,8 @@
         </w:pict>
       </w:r>
     </w:p>
-    <w:bookmarkEnd w:id="142"/>
-    <w:bookmarkStart w:id="143" w:name="klimaschutz"/>
+    <w:bookmarkEnd w:id="178"/>
+    <w:bookmarkStart w:id="179" w:name="klimaschutz"/>
     <w:p>
       <w:pPr>
         <w:pStyle w:val="berschrift3"/>
@@ -17955,8 +18828,8 @@
         </w:pict>
       </w:r>
     </w:p>
-    <w:bookmarkEnd w:id="143"/>
-    <w:bookmarkStart w:id="144" w:name="klimawandelanpassung"/>
+    <w:bookmarkEnd w:id="179"/>
+    <w:bookmarkStart w:id="180" w:name="klimawandelanpassung"/>
     <w:p>
       <w:pPr>
         <w:pStyle w:val="berschrift3"/>
@@ -18238,8 +19111,8 @@
         </w:pict>
       </w:r>
     </w:p>
-    <w:bookmarkEnd w:id="144"/>
-    <w:bookmarkStart w:id="145" w:name="kollaborativ"/>
+    <w:bookmarkEnd w:id="180"/>
+    <w:bookmarkStart w:id="181" w:name="kollaborativ"/>
     <w:p>
       <w:pPr>
         <w:pStyle w:val="berschrift3"/>
@@ -18359,8 +19232,8 @@
         </w:pict>
       </w:r>
     </w:p>
-    <w:bookmarkEnd w:id="145"/>
-    <w:bookmarkStart w:id="146" w:name="kommunikation"/>
+    <w:bookmarkEnd w:id="181"/>
+    <w:bookmarkStart w:id="182" w:name="kommunikation"/>
     <w:p>
       <w:pPr>
         <w:pStyle w:val="berschrift3"/>
@@ -18473,8 +19346,8 @@
         </w:pict>
       </w:r>
     </w:p>
-    <w:bookmarkEnd w:id="146"/>
-    <w:bookmarkStart w:id="147" w:name="koordinatensystem"/>
+    <w:bookmarkEnd w:id="182"/>
+    <w:bookmarkStart w:id="183" w:name="koordinatensystem"/>
     <w:p>
       <w:pPr>
         <w:pStyle w:val="berschrift3"/>
@@ -18594,8 +19467,8 @@
         </w:pict>
       </w:r>
     </w:p>
-    <w:bookmarkEnd w:id="147"/>
-    <w:bookmarkStart w:id="148" w:name="krise"/>
+    <w:bookmarkEnd w:id="183"/>
+    <w:bookmarkStart w:id="184" w:name="krise"/>
     <w:p>
       <w:pPr>
         <w:pStyle w:val="berschrift3"/>
@@ -18750,8 +19623,8 @@
         </w:pict>
       </w:r>
     </w:p>
-    <w:bookmarkEnd w:id="148"/>
-    <w:bookmarkStart w:id="149" w:name="krisenmanagement"/>
+    <w:bookmarkEnd w:id="184"/>
+    <w:bookmarkStart w:id="185" w:name="krisenmanagement"/>
     <w:p>
       <w:pPr>
         <w:pStyle w:val="berschrift3"/>
@@ -18883,8 +19756,8 @@
         </w:pict>
       </w:r>
     </w:p>
-    <w:bookmarkEnd w:id="149"/>
-    <w:bookmarkStart w:id="150" w:name="kritis-branche"/>
+    <w:bookmarkEnd w:id="185"/>
+    <w:bookmarkStart w:id="186" w:name="kritis-branche"/>
     <w:p>
       <w:pPr>
         <w:pStyle w:val="berschrift3"/>
@@ -18962,8 +19835,8 @@
         </w:pict>
       </w:r>
     </w:p>
-    <w:bookmarkEnd w:id="150"/>
-    <w:bookmarkStart w:id="151" w:name="kritische-infrastrukturen"/>
+    <w:bookmarkEnd w:id="186"/>
+    <w:bookmarkStart w:id="187" w:name="kritische-infrastrukturen"/>
     <w:p>
       <w:pPr>
         <w:pStyle w:val="berschrift3"/>
@@ -19116,8 +19989,8 @@
         </w:pict>
       </w:r>
     </w:p>
-    <w:bookmarkEnd w:id="151"/>
-    <w:bookmarkStart w:id="152" w:name="kritis-sektoren"/>
+    <w:bookmarkEnd w:id="187"/>
+    <w:bookmarkStart w:id="188" w:name="kritis-sektoren"/>
     <w:p>
       <w:pPr>
         <w:pStyle w:val="berschrift3"/>
@@ -19216,8 +20089,8 @@
         </w:pict>
       </w:r>
     </w:p>
-    <w:bookmarkEnd w:id="152"/>
-    <w:bookmarkStart w:id="153" w:name="latenter-wärmestrom"/>
+    <w:bookmarkEnd w:id="188"/>
+    <w:bookmarkStart w:id="189" w:name="latenter-wärmestrom"/>
     <w:p>
       <w:pPr>
         <w:pStyle w:val="berschrift3"/>
@@ -19363,8 +20236,8 @@
         </w:pict>
       </w:r>
     </w:p>
-    <w:bookmarkEnd w:id="153"/>
-    <w:bookmarkStart w:id="154" w:name="lernsettings"/>
+    <w:bookmarkEnd w:id="189"/>
+    <w:bookmarkStart w:id="190" w:name="lernsettings"/>
     <w:p>
       <w:pPr>
         <w:pStyle w:val="berschrift3"/>
@@ -19512,8 +20385,8 @@
         </w:pict>
       </w:r>
     </w:p>
-    <w:bookmarkEnd w:id="154"/>
-    <w:bookmarkStart w:id="155" w:name="makroebene"/>
+    <w:bookmarkEnd w:id="190"/>
+    <w:bookmarkStart w:id="191" w:name="makroebene"/>
     <w:p>
       <w:pPr>
         <w:pStyle w:val="berschrift3"/>
@@ -19631,8 +20504,8 @@
         </w:pict>
       </w:r>
     </w:p>
-    <w:bookmarkEnd w:id="155"/>
-    <w:bookmarkStart w:id="156" w:name="megatrends"/>
+    <w:bookmarkEnd w:id="191"/>
+    <w:bookmarkStart w:id="192" w:name="megatrends"/>
     <w:p>
       <w:pPr>
         <w:pStyle w:val="berschrift3"/>
@@ -19696,8 +20569,8 @@
         </w:pict>
       </w:r>
     </w:p>
-    <w:bookmarkEnd w:id="156"/>
-    <w:bookmarkStart w:id="157" w:name="mesoebene"/>
+    <w:bookmarkEnd w:id="192"/>
+    <w:bookmarkStart w:id="193" w:name="mesoebene"/>
     <w:p>
       <w:pPr>
         <w:pStyle w:val="berschrift3"/>
@@ -19789,8 +20662,8 @@
         </w:pict>
       </w:r>
     </w:p>
-    <w:bookmarkEnd w:id="157"/>
-    <w:bookmarkStart w:id="158" w:name="metadaten"/>
+    <w:bookmarkEnd w:id="193"/>
+    <w:bookmarkStart w:id="194" w:name="metadaten"/>
     <w:p>
       <w:pPr>
         <w:pStyle w:val="berschrift3"/>
@@ -19924,8 +20797,8 @@
         </w:pict>
       </w:r>
     </w:p>
-    <w:bookmarkEnd w:id="158"/>
-    <w:bookmarkStart w:id="159" w:name="mikroebene"/>
+    <w:bookmarkEnd w:id="194"/>
+    <w:bookmarkStart w:id="195" w:name="mikroebene"/>
     <w:p>
       <w:pPr>
         <w:pStyle w:val="berschrift3"/>
@@ -20017,8 +20890,8 @@
         </w:pict>
       </w:r>
     </w:p>
-    <w:bookmarkEnd w:id="159"/>
-    <w:bookmarkStart w:id="160" w:name="mikroklima"/>
+    <w:bookmarkEnd w:id="195"/>
+    <w:bookmarkStart w:id="196" w:name="mikroklima"/>
     <w:p>
       <w:pPr>
         <w:pStyle w:val="berschrift3"/>
@@ -20201,8 +21074,8 @@
         </w:pict>
       </w:r>
     </w:p>
-    <w:bookmarkEnd w:id="160"/>
-    <w:bookmarkStart w:id="161" w:name="mixed-reality"/>
+    <w:bookmarkEnd w:id="196"/>
+    <w:bookmarkStart w:id="197" w:name="mixed-reality"/>
     <w:p>
       <w:pPr>
         <w:pStyle w:val="berschrift3"/>
@@ -20320,8 +21193,8 @@
         </w:pict>
       </w:r>
     </w:p>
-    <w:bookmarkEnd w:id="161"/>
-    <w:bookmarkStart w:id="162" w:name="modellregionen"/>
+    <w:bookmarkEnd w:id="197"/>
+    <w:bookmarkStart w:id="198" w:name="modellregionen"/>
     <w:p>
       <w:pPr>
         <w:pStyle w:val="berschrift3"/>
@@ -20385,8 +21258,8 @@
         </w:pict>
       </w:r>
     </w:p>
-    <w:bookmarkEnd w:id="162"/>
-    <w:bookmarkStart w:id="163" w:name="nachhaltigkeit"/>
+    <w:bookmarkEnd w:id="198"/>
+    <w:bookmarkStart w:id="199" w:name="nachhaltigkeit"/>
     <w:p>
       <w:pPr>
         <w:pStyle w:val="berschrift3"/>
@@ -20478,8 +21351,8 @@
         </w:pict>
       </w:r>
     </w:p>
-    <w:bookmarkEnd w:id="163"/>
-    <w:bookmarkStart w:id="164" w:name="nachhaltigkeitsmanagement"/>
+    <w:bookmarkEnd w:id="199"/>
+    <w:bookmarkStart w:id="200" w:name="nachhaltigkeitsmanagement"/>
     <w:p>
       <w:pPr>
         <w:pStyle w:val="berschrift3"/>
@@ -20543,8 +21416,8 @@
         </w:pict>
       </w:r>
     </w:p>
-    <w:bookmarkEnd w:id="164"/>
-    <w:bookmarkStart w:id="165" w:name="nachhaltigkeitsstrategie"/>
+    <w:bookmarkEnd w:id="200"/>
+    <w:bookmarkStart w:id="201" w:name="nachhaltigkeitsstrategie"/>
     <w:p>
       <w:pPr>
         <w:pStyle w:val="berschrift3"/>
@@ -20664,8 +21537,8 @@
         </w:pict>
       </w:r>
     </w:p>
-    <w:bookmarkEnd w:id="165"/>
-    <w:bookmarkStart w:id="166" w:name="naturbasierte-lösung"/>
+    <w:bookmarkEnd w:id="201"/>
+    <w:bookmarkStart w:id="202" w:name="naturbasierte-lösung"/>
     <w:p>
       <w:pPr>
         <w:pStyle w:val="berschrift3"/>
@@ -20769,8 +21642,8 @@
         </w:pict>
       </w:r>
     </w:p>
-    <w:bookmarkEnd w:id="166"/>
-    <w:bookmarkStart w:id="167" w:name="naturgefahren"/>
+    <w:bookmarkEnd w:id="202"/>
+    <w:bookmarkStart w:id="203" w:name="naturgefahren"/>
     <w:p>
       <w:pPr>
         <w:pStyle w:val="berschrift3"/>
@@ -20911,8 +21784,8 @@
         </w:pict>
       </w:r>
     </w:p>
-    <w:bookmarkEnd w:id="167"/>
-    <w:bookmarkStart w:id="168" w:name="natürliche-fläche"/>
+    <w:bookmarkEnd w:id="203"/>
+    <w:bookmarkStart w:id="204" w:name="natürliche-fläche"/>
     <w:p>
       <w:pPr>
         <w:pStyle w:val="berschrift3"/>
@@ -21074,8 +21947,8 @@
         </w:pict>
       </w:r>
     </w:p>
-    <w:bookmarkEnd w:id="168"/>
-    <w:bookmarkStart w:id="169" w:name="naturnahe-flächen"/>
+    <w:bookmarkEnd w:id="204"/>
+    <w:bookmarkStart w:id="205" w:name="naturnahe-flächen"/>
     <w:p>
       <w:pPr>
         <w:pStyle w:val="berschrift3"/>
@@ -21319,8 +22192,8 @@
         </w:pict>
       </w:r>
     </w:p>
-    <w:bookmarkEnd w:id="169"/>
-    <w:bookmarkStart w:id="170" w:name="next-practices"/>
+    <w:bookmarkEnd w:id="205"/>
+    <w:bookmarkStart w:id="206" w:name="next-practices"/>
     <w:p>
       <w:pPr>
         <w:pStyle w:val="berschrift3"/>
@@ -21419,8 +22292,8 @@
         </w:pict>
       </w:r>
     </w:p>
-    <w:bookmarkEnd w:id="170"/>
-    <w:bookmarkStart w:id="171" w:name="ökosystemdienstleistungen"/>
+    <w:bookmarkEnd w:id="206"/>
+    <w:bookmarkStart w:id="207" w:name="ökosystemdienstleistungen"/>
     <w:p>
       <w:pPr>
         <w:pStyle w:val="berschrift3"/>
@@ -21664,8 +22537,8 @@
         </w:pict>
       </w:r>
     </w:p>
-    <w:bookmarkEnd w:id="171"/>
-    <w:bookmarkStart w:id="172" w:name="ökosystemfunktion"/>
+    <w:bookmarkEnd w:id="207"/>
+    <w:bookmarkStart w:id="208" w:name="ökosystemfunktion"/>
     <w:p>
       <w:pPr>
         <w:pStyle w:val="berschrift3"/>
@@ -21827,8 +22700,8 @@
         </w:pict>
       </w:r>
     </w:p>
-    <w:bookmarkEnd w:id="172"/>
-    <w:bookmarkStart w:id="173" w:name="open-geospatial-consortium"/>
+    <w:bookmarkEnd w:id="208"/>
+    <w:bookmarkStart w:id="209" w:name="open-geospatial-consortium"/>
     <w:p>
       <w:pPr>
         <w:pStyle w:val="berschrift3"/>
@@ -21864,8 +22737,8 @@
         </w:pict>
       </w:r>
     </w:p>
-    <w:bookmarkEnd w:id="173"/>
-    <w:bookmarkStart w:id="174" w:name="open-science"/>
+    <w:bookmarkEnd w:id="209"/>
+    <w:bookmarkStart w:id="210" w:name="open-science"/>
     <w:p>
       <w:pPr>
         <w:pStyle w:val="berschrift3"/>
@@ -21983,8 +22856,8 @@
         </w:pict>
       </w:r>
     </w:p>
-    <w:bookmarkEnd w:id="174"/>
-    <w:bookmarkStart w:id="175" w:name="outcome"/>
+    <w:bookmarkEnd w:id="210"/>
+    <w:bookmarkStart w:id="211" w:name="outcome"/>
     <w:p>
       <w:pPr>
         <w:pStyle w:val="berschrift3"/>
@@ -22146,8 +23019,8 @@
         </w:pict>
       </w:r>
     </w:p>
-    <w:bookmarkEnd w:id="175"/>
-    <w:bookmarkStart w:id="176" w:name="output"/>
+    <w:bookmarkEnd w:id="211"/>
+    <w:bookmarkStart w:id="212" w:name="output"/>
     <w:p>
       <w:pPr>
         <w:pStyle w:val="berschrift3"/>
@@ -22309,8 +23182,8 @@
         </w:pict>
       </w:r>
     </w:p>
-    <w:bookmarkEnd w:id="176"/>
-    <w:bookmarkStart w:id="177" w:name="partizipation"/>
+    <w:bookmarkEnd w:id="212"/>
+    <w:bookmarkStart w:id="213" w:name="partizipation"/>
     <w:p>
       <w:pPr>
         <w:pStyle w:val="berschrift3"/>
@@ -22556,8 +23429,8 @@
         </w:pict>
       </w:r>
     </w:p>
-    <w:bookmarkEnd w:id="177"/>
-    <w:bookmarkStart w:id="178" w:name="partizipative-wissenschaftskommunikation"/>
+    <w:bookmarkEnd w:id="213"/>
+    <w:bookmarkStart w:id="214" w:name="partizipative-wissenschaftskommunikation"/>
     <w:p>
       <w:pPr>
         <w:pStyle w:val="berschrift3"/>
@@ -22733,8 +23606,8 @@
         </w:pict>
       </w:r>
     </w:p>
-    <w:bookmarkEnd w:id="178"/>
-    <w:bookmarkStart w:id="179" w:name="partnerinnen"/>
+    <w:bookmarkEnd w:id="214"/>
+    <w:bookmarkStart w:id="215" w:name="partnerinnen"/>
     <w:p>
       <w:pPr>
         <w:pStyle w:val="berschrift3"/>
@@ -22875,8 +23748,8 @@
         </w:pict>
       </w:r>
     </w:p>
-    <w:bookmarkEnd w:id="179"/>
-    <w:bookmarkStart w:id="180" w:name="permeable-oberflächen"/>
+    <w:bookmarkEnd w:id="215"/>
+    <w:bookmarkStart w:id="216" w:name="permeable-oberflächen"/>
     <w:p>
       <w:pPr>
         <w:pStyle w:val="berschrift3"/>
@@ -22996,8 +23869,8 @@
         </w:pict>
       </w:r>
     </w:p>
-    <w:bookmarkEnd w:id="180"/>
-    <w:bookmarkStart w:id="181" w:name="pet-wert"/>
+    <w:bookmarkEnd w:id="216"/>
+    <w:bookmarkStart w:id="217" w:name="pet-wert"/>
     <w:p>
       <w:pPr>
         <w:pStyle w:val="berschrift3"/>
@@ -23197,8 +24070,8 @@
         </w:pict>
       </w:r>
     </w:p>
-    <w:bookmarkEnd w:id="181"/>
-    <w:bookmarkStart w:id="182" w:name="pluviales-hochwasser"/>
+    <w:bookmarkEnd w:id="217"/>
+    <w:bookmarkStart w:id="218" w:name="pluviales-hochwasser"/>
     <w:p>
       <w:pPr>
         <w:pStyle w:val="berschrift3"/>
@@ -23353,8 +24226,8 @@
         </w:pict>
       </w:r>
     </w:p>
-    <w:bookmarkEnd w:id="182"/>
-    <w:bookmarkStart w:id="183" w:name="prävention"/>
+    <w:bookmarkEnd w:id="218"/>
+    <w:bookmarkStart w:id="219" w:name="prävention"/>
     <w:p>
       <w:pPr>
         <w:pStyle w:val="berschrift3"/>
@@ -23558,8 +24431,8 @@
         </w:pict>
       </w:r>
     </w:p>
-    <w:bookmarkEnd w:id="183"/>
-    <w:bookmarkStart w:id="184" w:name="projektkommunikation"/>
+    <w:bookmarkEnd w:id="219"/>
+    <w:bookmarkStart w:id="220" w:name="projektkommunikation"/>
     <w:p>
       <w:pPr>
         <w:pStyle w:val="berschrift3"/>
@@ -23791,8 +24664,8 @@
         </w:pict>
       </w:r>
     </w:p>
-    <w:bookmarkEnd w:id="184"/>
-    <w:bookmarkStart w:id="185" w:name="projektmarketing"/>
+    <w:bookmarkEnd w:id="220"/>
+    <w:bookmarkStart w:id="221" w:name="projektmarketing"/>
     <w:p>
       <w:pPr>
         <w:pStyle w:val="berschrift3"/>
@@ -23912,8 +24785,8 @@
         </w:pict>
       </w:r>
     </w:p>
-    <w:bookmarkEnd w:id="185"/>
-    <w:bookmarkStart w:id="186" w:name="prospektive-evaluation"/>
+    <w:bookmarkEnd w:id="221"/>
+    <w:bookmarkStart w:id="222" w:name="prospektive-evaluation"/>
     <w:p>
       <w:pPr>
         <w:pStyle w:val="berschrift3"/>
@@ -24005,8 +24878,8 @@
         </w:pict>
       </w:r>
     </w:p>
-    <w:bookmarkEnd w:id="186"/>
-    <w:bookmarkStart w:id="187" w:name="prototyp"/>
+    <w:bookmarkEnd w:id="222"/>
+    <w:bookmarkStart w:id="223" w:name="prototyp"/>
     <w:p>
       <w:pPr>
         <w:pStyle w:val="berschrift3"/>
@@ -24112,8 +24985,8 @@
         </w:pict>
       </w:r>
     </w:p>
-    <w:bookmarkEnd w:id="187"/>
-    <w:bookmarkStart w:id="188" w:name="qualifikation"/>
+    <w:bookmarkEnd w:id="223"/>
+    <w:bookmarkStart w:id="224" w:name="qualifikation"/>
     <w:p>
       <w:pPr>
         <w:pStyle w:val="berschrift3"/>
@@ -24177,8 +25050,8 @@
         </w:pict>
       </w:r>
     </w:p>
-    <w:bookmarkEnd w:id="188"/>
-    <w:bookmarkStart w:id="189" w:name="qualifizierungsbedarf"/>
+    <w:bookmarkEnd w:id="224"/>
+    <w:bookmarkStart w:id="225" w:name="qualifizierungsbedarf"/>
     <w:p>
       <w:pPr>
         <w:pStyle w:val="berschrift3"/>
@@ -24242,8 +25115,8 @@
         </w:pict>
       </w:r>
     </w:p>
-    <w:bookmarkEnd w:id="189"/>
-    <w:bookmarkStart w:id="190" w:name="rasterdaten"/>
+    <w:bookmarkEnd w:id="225"/>
+    <w:bookmarkStart w:id="226" w:name="rasterdaten"/>
     <w:p>
       <w:pPr>
         <w:pStyle w:val="berschrift3"/>
@@ -24459,8 +25332,8 @@
         </w:pict>
       </w:r>
     </w:p>
-    <w:bookmarkEnd w:id="190"/>
-    <w:bookmarkStart w:id="191" w:name="räumliche-analyse"/>
+    <w:bookmarkEnd w:id="226"/>
+    <w:bookmarkStart w:id="227" w:name="räumliche-analyse"/>
     <w:p>
       <w:pPr>
         <w:pStyle w:val="berschrift3"/>
@@ -24580,8 +25453,8 @@
         </w:pict>
       </w:r>
     </w:p>
-    <w:bookmarkEnd w:id="191"/>
-    <w:bookmarkStart w:id="192" w:name="räumliche-auflösung"/>
+    <w:bookmarkEnd w:id="227"/>
+    <w:bookmarkStart w:id="228" w:name="räumliche-auflösung"/>
     <w:p>
       <w:pPr>
         <w:pStyle w:val="berschrift3"/>
@@ -24687,8 +25560,8 @@
         </w:pict>
       </w:r>
     </w:p>
-    <w:bookmarkEnd w:id="192"/>
-    <w:bookmarkStart w:id="193" w:name="realexperiment"/>
+    <w:bookmarkEnd w:id="228"/>
+    <w:bookmarkStart w:id="229" w:name="realexperiment"/>
     <w:p>
       <w:pPr>
         <w:pStyle w:val="berschrift3"/>
@@ -24834,8 +25707,8 @@
         </w:pict>
       </w:r>
     </w:p>
-    <w:bookmarkEnd w:id="193"/>
-    <w:bookmarkStart w:id="194" w:name="reallabor"/>
+    <w:bookmarkEnd w:id="229"/>
+    <w:bookmarkStart w:id="230" w:name="reallabor"/>
     <w:p>
       <w:pPr>
         <w:pStyle w:val="berschrift3"/>
@@ -25142,8 +26015,8 @@
         </w:pict>
       </w:r>
     </w:p>
-    <w:bookmarkEnd w:id="194"/>
-    <w:bookmarkStart w:id="195" w:name="regenwasserbewirtschaftung"/>
+    <w:bookmarkEnd w:id="230"/>
+    <w:bookmarkStart w:id="231" w:name="regenwasserbewirtschaftung"/>
     <w:p>
       <w:pPr>
         <w:pStyle w:val="berschrift3"/>
@@ -25373,8 +26246,8 @@
         </w:pict>
       </w:r>
     </w:p>
-    <w:bookmarkEnd w:id="195"/>
-    <w:bookmarkStart w:id="196" w:name="rekultivierung"/>
+    <w:bookmarkEnd w:id="231"/>
+    <w:bookmarkStart w:id="232" w:name="rekultivierung"/>
     <w:p>
       <w:pPr>
         <w:pStyle w:val="berschrift3"/>
@@ -25480,8 +26353,8 @@
         </w:pict>
       </w:r>
     </w:p>
-    <w:bookmarkEnd w:id="196"/>
-    <w:bookmarkStart w:id="197" w:name="renaturierung"/>
+    <w:bookmarkEnd w:id="232"/>
+    <w:bookmarkStart w:id="233" w:name="renaturierung"/>
     <w:p>
       <w:pPr>
         <w:pStyle w:val="berschrift3"/>
@@ -25643,8 +26516,8 @@
         </w:pict>
       </w:r>
     </w:p>
-    <w:bookmarkEnd w:id="197"/>
-    <w:bookmarkStart w:id="198" w:name="resilienz"/>
+    <w:bookmarkEnd w:id="233"/>
+    <w:bookmarkStart w:id="234" w:name="resilienz"/>
     <w:p>
       <w:pPr>
         <w:pStyle w:val="berschrift3"/>
@@ -25778,8 +26651,8 @@
         </w:pict>
       </w:r>
     </w:p>
-    <w:bookmarkEnd w:id="198"/>
-    <w:bookmarkStart w:id="199" w:name="responsive-wissenschaftskommunikation"/>
+    <w:bookmarkEnd w:id="234"/>
+    <w:bookmarkStart w:id="235" w:name="responsive-wissenschaftskommunikation"/>
     <w:p>
       <w:pPr>
         <w:pStyle w:val="berschrift3"/>
@@ -25885,8 +26758,8 @@
         </w:pict>
       </w:r>
     </w:p>
-    <w:bookmarkEnd w:id="199"/>
-    <w:bookmarkStart w:id="200" w:name="retentionsfläche"/>
+    <w:bookmarkEnd w:id="235"/>
+    <w:bookmarkStart w:id="236" w:name="retentionsfläche"/>
     <w:p>
       <w:pPr>
         <w:pStyle w:val="berschrift3"/>
@@ -26048,8 +26921,8 @@
         </w:pict>
       </w:r>
     </w:p>
-    <w:bookmarkEnd w:id="200"/>
-    <w:bookmarkStart w:id="201" w:name="revitalisierung"/>
+    <w:bookmarkEnd w:id="236"/>
+    <w:bookmarkStart w:id="237" w:name="revitalisierung"/>
     <w:p>
       <w:pPr>
         <w:pStyle w:val="berschrift3"/>
@@ -26169,8 +27042,8 @@
         </w:pict>
       </w:r>
     </w:p>
-    <w:bookmarkEnd w:id="201"/>
-    <w:bookmarkStart w:id="202" w:name="risiko"/>
+    <w:bookmarkEnd w:id="237"/>
+    <w:bookmarkStart w:id="238" w:name="risiko"/>
     <w:p>
       <w:pPr>
         <w:pStyle w:val="berschrift3"/>
@@ -26318,8 +27191,8 @@
         </w:pict>
       </w:r>
     </w:p>
-    <w:bookmarkEnd w:id="202"/>
-    <w:bookmarkStart w:id="203" w:name="risikokarte"/>
+    <w:bookmarkEnd w:id="238"/>
+    <w:bookmarkStart w:id="239" w:name="risikokarte"/>
     <w:p>
       <w:pPr>
         <w:pStyle w:val="berschrift3"/>
@@ -26495,8 +27368,8 @@
         </w:pict>
       </w:r>
     </w:p>
-    <w:bookmarkEnd w:id="203"/>
-    <w:bookmarkStart w:id="204" w:name="risikomanagement"/>
+    <w:bookmarkEnd w:id="239"/>
+    <w:bookmarkStart w:id="240" w:name="risikomanagement"/>
     <w:p>
       <w:pPr>
         <w:pStyle w:val="berschrift3"/>
@@ -26700,8 +27573,8 @@
         </w:pict>
       </w:r>
     </w:p>
-    <w:bookmarkEnd w:id="204"/>
-    <w:bookmarkStart w:id="205" w:name="rückhaltevolumen"/>
+    <w:bookmarkEnd w:id="240"/>
+    <w:bookmarkStart w:id="241" w:name="rückhaltevolumen"/>
     <w:p>
       <w:pPr>
         <w:pStyle w:val="berschrift3"/>
@@ -26833,8 +27706,8 @@
         </w:pict>
       </w:r>
     </w:p>
-    <w:bookmarkEnd w:id="205"/>
-    <w:bookmarkStart w:id="206" w:name="schaden"/>
+    <w:bookmarkEnd w:id="241"/>
+    <w:bookmarkStart w:id="242" w:name="schaden"/>
     <w:p>
       <w:pPr>
         <w:pStyle w:val="berschrift3"/>
@@ -27073,8 +27946,8 @@
         </w:pict>
       </w:r>
     </w:p>
-    <w:bookmarkEnd w:id="206"/>
-    <w:bookmarkStart w:id="207" w:name="schutzgut"/>
+    <w:bookmarkEnd w:id="242"/>
+    <w:bookmarkStart w:id="243" w:name="schutzgut"/>
     <w:p>
       <w:pPr>
         <w:pStyle w:val="berschrift3"/>
@@ -27236,8 +28109,8 @@
         </w:pict>
       </w:r>
     </w:p>
-    <w:bookmarkEnd w:id="207"/>
-    <w:bookmarkStart w:id="208" w:name="schwammstadt"/>
+    <w:bookmarkEnd w:id="243"/>
+    <w:bookmarkStart w:id="244" w:name="schwammstadt"/>
     <w:p>
       <w:pPr>
         <w:pStyle w:val="berschrift3"/>
@@ -27455,8 +28328,8 @@
         </w:pict>
       </w:r>
     </w:p>
-    <w:bookmarkEnd w:id="208"/>
-    <w:bookmarkStart w:id="209" w:name="sensitivität"/>
+    <w:bookmarkEnd w:id="244"/>
+    <w:bookmarkStart w:id="245" w:name="sensitivität"/>
     <w:p>
       <w:pPr>
         <w:pStyle w:val="berschrift3"/>
@@ -27548,8 +28421,8 @@
         </w:pict>
       </w:r>
     </w:p>
-    <w:bookmarkEnd w:id="209"/>
-    <w:bookmarkStart w:id="210" w:name="serious-games"/>
+    <w:bookmarkEnd w:id="245"/>
+    <w:bookmarkStart w:id="246" w:name="serious-games"/>
     <w:p>
       <w:pPr>
         <w:pStyle w:val="berschrift3"/>
@@ -27641,8 +28514,8 @@
         </w:pict>
       </w:r>
     </w:p>
-    <w:bookmarkEnd w:id="210"/>
-    <w:bookmarkStart w:id="211" w:name="simulationen"/>
+    <w:bookmarkEnd w:id="246"/>
+    <w:bookmarkStart w:id="247" w:name="simulationen"/>
     <w:p>
       <w:pPr>
         <w:pStyle w:val="berschrift3"/>
@@ -27748,8 +28621,8 @@
         </w:pict>
       </w:r>
     </w:p>
-    <w:bookmarkEnd w:id="211"/>
-    <w:bookmarkStart w:id="212" w:name="sites"/>
+    <w:bookmarkEnd w:id="247"/>
+    <w:bookmarkStart w:id="248" w:name="sites"/>
     <w:p>
       <w:pPr>
         <w:pStyle w:val="berschrift3"/>
@@ -27930,8 +28803,8 @@
         </w:pict>
       </w:r>
     </w:p>
-    <w:bookmarkEnd w:id="212"/>
-    <w:bookmarkStart w:id="213" w:name="sozial-ökologische-transformation"/>
+    <w:bookmarkEnd w:id="248"/>
+    <w:bookmarkStart w:id="249" w:name="sozial-ökologische-transformation"/>
     <w:p>
       <w:pPr>
         <w:pStyle w:val="berschrift3"/>
@@ -28049,8 +28922,8 @@
         </w:pict>
       </w:r>
     </w:p>
-    <w:bookmarkEnd w:id="213"/>
-    <w:bookmarkStart w:id="214" w:name="stakeholder"/>
+    <w:bookmarkEnd w:id="249"/>
+    <w:bookmarkStart w:id="250" w:name="stakeholder"/>
     <w:p>
       <w:pPr>
         <w:pStyle w:val="berschrift3"/>
@@ -28212,8 +29085,8 @@
         </w:pict>
       </w:r>
     </w:p>
-    <w:bookmarkEnd w:id="214"/>
-    <w:bookmarkStart w:id="215" w:name="starkregen"/>
+    <w:bookmarkEnd w:id="250"/>
+    <w:bookmarkStart w:id="251" w:name="starkregen"/>
     <w:p>
       <w:pPr>
         <w:pStyle w:val="berschrift3"/>
@@ -28471,8 +29344,8 @@
         </w:pict>
       </w:r>
     </w:p>
-    <w:bookmarkEnd w:id="215"/>
-    <w:bookmarkStart w:id="216" w:name="starkregengefahrenkarte"/>
+    <w:bookmarkEnd w:id="251"/>
+    <w:bookmarkStart w:id="252" w:name="starkregengefahrenkarte"/>
     <w:p>
       <w:pPr>
         <w:pStyle w:val="berschrift3"/>
@@ -28714,8 +29587,8 @@
         </w:pict>
       </w:r>
     </w:p>
-    <w:bookmarkEnd w:id="216"/>
-    <w:bookmarkStart w:id="217" w:name="starkregenindex"/>
+    <w:bookmarkEnd w:id="252"/>
+    <w:bookmarkStart w:id="253" w:name="starkregenindex"/>
     <w:p>
       <w:pPr>
         <w:pStyle w:val="berschrift3"/>
@@ -28805,8 +29678,8 @@
         </w:pict>
       </w:r>
     </w:p>
-    <w:bookmarkEnd w:id="217"/>
-    <w:bookmarkStart w:id="218" w:name="starkregenrisikokarte"/>
+    <w:bookmarkEnd w:id="253"/>
+    <w:bookmarkStart w:id="254" w:name="starkregenrisikokarte"/>
     <w:p>
       <w:pPr>
         <w:pStyle w:val="berschrift3"/>
@@ -28996,8 +29869,8 @@
         </w:pict>
       </w:r>
     </w:p>
-    <w:bookmarkEnd w:id="218"/>
-    <w:bookmarkStart w:id="219" w:name="staudamm"/>
+    <w:bookmarkEnd w:id="254"/>
+    <w:bookmarkStart w:id="255" w:name="staudamm"/>
     <w:p>
       <w:pPr>
         <w:pStyle w:val="berschrift3"/>
@@ -29089,8 +29962,8 @@
         </w:pict>
       </w:r>
     </w:p>
-    <w:bookmarkEnd w:id="219"/>
-    <w:bookmarkStart w:id="220" w:name="sturmflut"/>
+    <w:bookmarkEnd w:id="255"/>
+    <w:bookmarkStart w:id="256" w:name="sturmflut"/>
     <w:p>
       <w:pPr>
         <w:pStyle w:val="berschrift3"/>
@@ -29294,8 +30167,8 @@
         </w:pict>
       </w:r>
     </w:p>
-    <w:bookmarkEnd w:id="220"/>
-    <w:bookmarkStart w:id="221" w:name="summative-evaluation"/>
+    <w:bookmarkEnd w:id="256"/>
+    <w:bookmarkStart w:id="257" w:name="summative-evaluation"/>
     <w:p>
       <w:pPr>
         <w:pStyle w:val="berschrift3"/>
@@ -29373,8 +30246,8 @@
         </w:pict>
       </w:r>
     </w:p>
-    <w:bookmarkEnd w:id="221"/>
-    <w:bookmarkStart w:id="222" w:name="sustainable-development-goals"/>
+    <w:bookmarkEnd w:id="257"/>
+    <w:bookmarkStart w:id="258" w:name="sustainable-development-goals"/>
     <w:p>
       <w:pPr>
         <w:pStyle w:val="berschrift3"/>
@@ -29532,8 +30405,8 @@
         </w:pict>
       </w:r>
     </w:p>
-    <w:bookmarkEnd w:id="222"/>
-    <w:bookmarkStart w:id="223" w:name="system"/>
+    <w:bookmarkEnd w:id="258"/>
+    <w:bookmarkStart w:id="259" w:name="system"/>
     <w:p>
       <w:pPr>
         <w:pStyle w:val="berschrift3"/>
@@ -29611,8 +30484,8 @@
         </w:pict>
       </w:r>
     </w:p>
-    <w:bookmarkEnd w:id="223"/>
-    <w:bookmarkStart w:id="224" w:name="systemwissen"/>
+    <w:bookmarkEnd w:id="259"/>
+    <w:bookmarkStart w:id="260" w:name="systemwissen"/>
     <w:p>
       <w:pPr>
         <w:pStyle w:val="berschrift3"/>
@@ -29758,8 +30631,8 @@
         </w:pict>
       </w:r>
     </w:p>
-    <w:bookmarkEnd w:id="224"/>
-    <w:bookmarkStart w:id="225" w:name="teilentsiegelung"/>
+    <w:bookmarkEnd w:id="260"/>
+    <w:bookmarkStart w:id="261" w:name="teilentsiegelung"/>
     <w:p>
       <w:pPr>
         <w:pStyle w:val="berschrift3"/>
@@ -29907,8 +30780,8 @@
         </w:pict>
       </w:r>
     </w:p>
-    <w:bookmarkEnd w:id="225"/>
-    <w:bookmarkStart w:id="226" w:name="thermische-ausgleichsfunktion"/>
+    <w:bookmarkEnd w:id="261"/>
+    <w:bookmarkStart w:id="262" w:name="thermische-ausgleichsfunktion"/>
     <w:p>
       <w:pPr>
         <w:pStyle w:val="berschrift3"/>
@@ -30082,8 +30955,8 @@
         </w:pict>
       </w:r>
     </w:p>
-    <w:bookmarkEnd w:id="226"/>
-    <w:bookmarkStart w:id="227" w:name="thermische-belastung"/>
+    <w:bookmarkEnd w:id="262"/>
+    <w:bookmarkStart w:id="263" w:name="thermische-belastung"/>
     <w:p>
       <w:pPr>
         <w:pStyle w:val="berschrift3"/>
@@ -30203,8 +31076,8 @@
         </w:pict>
       </w:r>
     </w:p>
-    <w:bookmarkEnd w:id="227"/>
-    <w:bookmarkStart w:id="228" w:name="thermische-energie"/>
+    <w:bookmarkEnd w:id="263"/>
+    <w:bookmarkStart w:id="264" w:name="thermische-energie"/>
     <w:p>
       <w:pPr>
         <w:pStyle w:val="berschrift3"/>
@@ -30336,8 +31209,8 @@
         </w:pict>
       </w:r>
     </w:p>
-    <w:bookmarkEnd w:id="228"/>
-    <w:bookmarkStart w:id="229" w:name="transdisziplinäres-arbeiten"/>
+    <w:bookmarkEnd w:id="264"/>
+    <w:bookmarkStart w:id="265" w:name="transdisziplinäres-arbeiten"/>
     <w:p>
       <w:pPr>
         <w:pStyle w:val="berschrift3"/>
@@ -30471,8 +31344,8 @@
         </w:pict>
       </w:r>
     </w:p>
-    <w:bookmarkEnd w:id="229"/>
-    <w:bookmarkStart w:id="230" w:name="transfer"/>
+    <w:bookmarkEnd w:id="265"/>
+    <w:bookmarkStart w:id="266" w:name="transfer"/>
     <w:p>
       <w:pPr>
         <w:pStyle w:val="berschrift3"/>
@@ -30578,8 +31451,8 @@
         </w:pict>
       </w:r>
     </w:p>
-    <w:bookmarkEnd w:id="230"/>
-    <w:bookmarkStart w:id="231" w:name="transferbeirat"/>
+    <w:bookmarkEnd w:id="266"/>
+    <w:bookmarkStart w:id="267" w:name="transferbeirat"/>
     <w:p>
       <w:pPr>
         <w:pStyle w:val="berschrift3"/>
@@ -30727,8 +31600,8 @@
         </w:pict>
       </w:r>
     </w:p>
-    <w:bookmarkEnd w:id="231"/>
-    <w:bookmarkStart w:id="232" w:name="transfermodus-1"/>
+    <w:bookmarkEnd w:id="267"/>
+    <w:bookmarkStart w:id="268" w:name="transfermodus-1"/>
     <w:p>
       <w:pPr>
         <w:pStyle w:val="berschrift3"/>
@@ -30944,8 +31817,8 @@
         </w:pict>
       </w:r>
     </w:p>
-    <w:bookmarkEnd w:id="232"/>
-    <w:bookmarkStart w:id="233" w:name="transfermodus-2a"/>
+    <w:bookmarkEnd w:id="268"/>
+    <w:bookmarkStart w:id="269" w:name="transfermodus-2a"/>
     <w:p>
       <w:pPr>
         <w:pStyle w:val="berschrift3"/>
@@ -31163,8 +32036,8 @@
         </w:pict>
       </w:r>
     </w:p>
-    <w:bookmarkEnd w:id="233"/>
-    <w:bookmarkStart w:id="234" w:name="transfermodus-2b"/>
+    <w:bookmarkEnd w:id="269"/>
+    <w:bookmarkStart w:id="270" w:name="transfermodus-2b"/>
     <w:p>
       <w:pPr>
         <w:pStyle w:val="berschrift3"/>
@@ -31396,8 +32269,8 @@
         </w:pict>
       </w:r>
     </w:p>
-    <w:bookmarkEnd w:id="234"/>
-    <w:bookmarkStart w:id="235" w:name="transformation"/>
+    <w:bookmarkEnd w:id="270"/>
+    <w:bookmarkStart w:id="271" w:name="transformation"/>
     <w:p>
       <w:pPr>
         <w:pStyle w:val="berschrift3"/>
@@ -31489,8 +32362,8 @@
         </w:pict>
       </w:r>
     </w:p>
-    <w:bookmarkEnd w:id="235"/>
-    <w:bookmarkStart w:id="236" w:name="transformation-skills"/>
+    <w:bookmarkEnd w:id="271"/>
+    <w:bookmarkStart w:id="272" w:name="transformation-skills"/>
     <w:p>
       <w:pPr>
         <w:pStyle w:val="berschrift3"/>
@@ -31596,8 +32469,8 @@
         </w:pict>
       </w:r>
     </w:p>
-    <w:bookmarkEnd w:id="236"/>
-    <w:bookmarkStart w:id="237" w:name="transformationsnetzwerk"/>
+    <w:bookmarkEnd w:id="272"/>
+    <w:bookmarkStart w:id="273" w:name="transformationsnetzwerk"/>
     <w:p>
       <w:pPr>
         <w:pStyle w:val="berschrift3"/>
@@ -31745,8 +32618,8 @@
         </w:pict>
       </w:r>
     </w:p>
-    <w:bookmarkEnd w:id="237"/>
-    <w:bookmarkStart w:id="238" w:name="transformationswissen"/>
+    <w:bookmarkEnd w:id="273"/>
+    <w:bookmarkStart w:id="274" w:name="transformationswissen"/>
     <w:p>
       <w:pPr>
         <w:pStyle w:val="berschrift3"/>
@@ -31976,8 +32849,8 @@
         </w:pict>
       </w:r>
     </w:p>
-    <w:bookmarkEnd w:id="238"/>
-    <w:bookmarkStart w:id="239" w:name="transformative-wissenschaft"/>
+    <w:bookmarkEnd w:id="274"/>
+    <w:bookmarkStart w:id="275" w:name="transformative-wissenschaft"/>
     <w:p>
       <w:pPr>
         <w:pStyle w:val="berschrift3"/>
@@ -32193,8 +33066,8 @@
         </w:pict>
       </w:r>
     </w:p>
-    <w:bookmarkEnd w:id="239"/>
-    <w:bookmarkStart w:id="240" w:name="transformatives-lernen"/>
+    <w:bookmarkEnd w:id="275"/>
+    <w:bookmarkStart w:id="276" w:name="transformatives-lernen"/>
     <w:p>
       <w:pPr>
         <w:pStyle w:val="berschrift3"/>
@@ -32328,8 +33201,8 @@
         </w:pict>
       </w:r>
     </w:p>
-    <w:bookmarkEnd w:id="240"/>
-    <w:bookmarkStart w:id="241" w:name="urbane-hitzeinsel"/>
+    <w:bookmarkEnd w:id="276"/>
+    <w:bookmarkStart w:id="277" w:name="urbane-hitzeinsel"/>
     <w:p>
       <w:pPr>
         <w:pStyle w:val="berschrift3"/>
@@ -32545,8 +33418,8 @@
         </w:pict>
       </w:r>
     </w:p>
-    <w:bookmarkEnd w:id="241"/>
-    <w:bookmarkStart w:id="242" w:name="urbane-resilienz"/>
+    <w:bookmarkEnd w:id="277"/>
+    <w:bookmarkStart w:id="278" w:name="urbane-resilienz"/>
     <w:p>
       <w:pPr>
         <w:pStyle w:val="berschrift3"/>
@@ -32680,8 +33553,8 @@
         </w:pict>
       </w:r>
     </w:p>
-    <w:bookmarkEnd w:id="242"/>
-    <w:bookmarkStart w:id="243" w:name="urbane-retentionsräume"/>
+    <w:bookmarkEnd w:id="278"/>
+    <w:bookmarkStart w:id="279" w:name="urbane-retentionsräume"/>
     <w:p>
       <w:pPr>
         <w:pStyle w:val="berschrift3"/>
@@ -32911,8 +33784,8 @@
         </w:pict>
       </w:r>
     </w:p>
-    <w:bookmarkEnd w:id="243"/>
-    <w:bookmarkStart w:id="244" w:name="urbaner-digitaler-zwilling"/>
+    <w:bookmarkEnd w:id="279"/>
+    <w:bookmarkStart w:id="280" w:name="urbaner-digitaler-zwilling"/>
     <w:p>
       <w:pPr>
         <w:pStyle w:val="berschrift3"/>
@@ -32990,8 +33863,8 @@
         </w:pict>
       </w:r>
     </w:p>
-    <w:bookmarkEnd w:id="244"/>
-    <w:bookmarkStart w:id="245" w:name="vektordaten"/>
+    <w:bookmarkEnd w:id="280"/>
+    <w:bookmarkStart w:id="281" w:name="vektordaten"/>
     <w:p>
       <w:pPr>
         <w:pStyle w:val="berschrift3"/>
@@ -33167,8 +34040,8 @@
         </w:pict>
       </w:r>
     </w:p>
-    <w:bookmarkEnd w:id="245"/>
-    <w:bookmarkStart w:id="246" w:name="virtual-reality"/>
+    <w:bookmarkEnd w:id="281"/>
+    <w:bookmarkStart w:id="282" w:name="virtual-reality"/>
     <w:p>
       <w:pPr>
         <w:pStyle w:val="berschrift3"/>
@@ -33286,8 +34159,8 @@
         </w:pict>
       </w:r>
     </w:p>
-    <w:bookmarkEnd w:id="246"/>
-    <w:bookmarkStart w:id="247" w:name="vision"/>
+    <w:bookmarkEnd w:id="282"/>
+    <w:bookmarkStart w:id="283" w:name="vision"/>
     <w:p>
       <w:pPr>
         <w:pStyle w:val="berschrift3"/>
@@ -33407,8 +34280,8 @@
         </w:pict>
       </w:r>
     </w:p>
-    <w:bookmarkEnd w:id="247"/>
-    <w:bookmarkStart w:id="248" w:name="vr-brille"/>
+    <w:bookmarkEnd w:id="283"/>
+    <w:bookmarkStart w:id="284" w:name="vr-brille"/>
     <w:p>
       <w:pPr>
         <w:pStyle w:val="berschrift3"/>
@@ -33582,8 +34455,8 @@
         </w:pict>
       </w:r>
     </w:p>
-    <w:bookmarkEnd w:id="248"/>
-    <w:bookmarkStart w:id="249" w:name="vr-laufband"/>
+    <w:bookmarkEnd w:id="284"/>
+    <w:bookmarkStart w:id="285" w:name="vr-laufband"/>
     <w:p>
       <w:pPr>
         <w:pStyle w:val="berschrift3"/>
@@ -33673,8 +34546,8 @@
         </w:pict>
       </w:r>
     </w:p>
-    <w:bookmarkEnd w:id="249"/>
-    <w:bookmarkStart w:id="250" w:name="vuca"/>
+    <w:bookmarkEnd w:id="285"/>
+    <w:bookmarkStart w:id="286" w:name="vuca"/>
     <w:p>
       <w:pPr>
         <w:pStyle w:val="berschrift3"/>
@@ -33828,8 +34701,8 @@
         </w:pict>
       </w:r>
     </w:p>
-    <w:bookmarkEnd w:id="250"/>
-    <w:bookmarkStart w:id="251" w:name="vulnerabilität"/>
+    <w:bookmarkEnd w:id="286"/>
+    <w:bookmarkStart w:id="287" w:name="vulnerabilität"/>
     <w:p>
       <w:pPr>
         <w:pStyle w:val="berschrift3"/>
@@ -33989,8 +34862,8 @@
         </w:pict>
       </w:r>
     </w:p>
-    <w:bookmarkEnd w:id="251"/>
-    <w:bookmarkStart w:id="252" w:name="vulnerable-personengruppen"/>
+    <w:bookmarkEnd w:id="287"/>
+    <w:bookmarkStart w:id="288" w:name="vulnerable-personengruppen"/>
     <w:p>
       <w:pPr>
         <w:pStyle w:val="berschrift3"/>
@@ -34068,8 +34941,8 @@
         </w:pict>
       </w:r>
     </w:p>
-    <w:bookmarkEnd w:id="252"/>
-    <w:bookmarkStart w:id="253" w:name="wandgebundene-fassadenbegrünung"/>
+    <w:bookmarkEnd w:id="288"/>
+    <w:bookmarkStart w:id="289" w:name="wandgebundene-fassadenbegrünung"/>
     <w:p>
       <w:pPr>
         <w:pStyle w:val="berschrift3"/>
@@ -34145,8 +35018,8 @@
         </w:pict>
       </w:r>
     </w:p>
-    <w:bookmarkEnd w:id="253"/>
-    <w:bookmarkStart w:id="254" w:name="wassersensible-stadt"/>
+    <w:bookmarkEnd w:id="289"/>
+    <w:bookmarkStart w:id="290" w:name="wassersensible-stadt"/>
     <w:p>
       <w:pPr>
         <w:pStyle w:val="berschrift3"/>
@@ -34383,8 +35256,8 @@
         </w:pict>
       </w:r>
     </w:p>
-    <w:bookmarkEnd w:id="254"/>
-    <w:bookmarkStart w:id="255" w:name="web-feature-service"/>
+    <w:bookmarkEnd w:id="290"/>
+    <w:bookmarkStart w:id="291" w:name="web-feature-service"/>
     <w:p>
       <w:pPr>
         <w:pStyle w:val="berschrift3"/>
@@ -34514,8 +35387,8 @@
         </w:pict>
       </w:r>
     </w:p>
-    <w:bookmarkEnd w:id="255"/>
-    <w:bookmarkStart w:id="256" w:name="web-map-service"/>
+    <w:bookmarkEnd w:id="291"/>
+    <w:bookmarkStart w:id="292" w:name="web-map-service"/>
     <w:p>
       <w:pPr>
         <w:pStyle w:val="berschrift3"/>
@@ -34605,8 +35478,8 @@
         </w:pict>
       </w:r>
     </w:p>
-    <w:bookmarkEnd w:id="256"/>
-    <w:bookmarkStart w:id="257" w:name="weiterbildung"/>
+    <w:bookmarkEnd w:id="292"/>
+    <w:bookmarkStart w:id="293" w:name="weiterbildung"/>
     <w:p>
       <w:pPr>
         <w:pStyle w:val="berschrift3"/>
@@ -34726,8 +35599,8 @@
         </w:pict>
       </w:r>
     </w:p>
-    <w:bookmarkEnd w:id="257"/>
-    <w:bookmarkStart w:id="258" w:name="wirkung"/>
+    <w:bookmarkEnd w:id="293"/>
+    <w:bookmarkStart w:id="294" w:name="wirkung"/>
     <w:p>
       <w:pPr>
         <w:pStyle w:val="berschrift3"/>
@@ -34751,8 +35624,8 @@
         </w:pict>
       </w:r>
     </w:p>
-    <w:bookmarkEnd w:id="258"/>
-    <w:bookmarkStart w:id="259" w:name="wirkungsanalyse"/>
+    <w:bookmarkEnd w:id="294"/>
+    <w:bookmarkStart w:id="295" w:name="wirkungsanalyse"/>
     <w:p>
       <w:pPr>
         <w:pStyle w:val="berschrift3"/>
@@ -34816,8 +35689,8 @@
         </w:pict>
       </w:r>
     </w:p>
-    <w:bookmarkEnd w:id="259"/>
-    <w:bookmarkStart w:id="260" w:name="wirkungsmodell"/>
+    <w:bookmarkEnd w:id="295"/>
+    <w:bookmarkStart w:id="296" w:name="wirkungsmodell"/>
     <w:p>
       <w:pPr>
         <w:pStyle w:val="berschrift3"/>
@@ -34881,8 +35754,8 @@
         </w:pict>
       </w:r>
     </w:p>
-    <w:bookmarkEnd w:id="260"/>
-    <w:bookmarkStart w:id="261" w:name="wirkungsmonitoring"/>
+    <w:bookmarkEnd w:id="296"/>
+    <w:bookmarkStart w:id="297" w:name="wirkungsmonitoring"/>
     <w:p>
       <w:pPr>
         <w:pStyle w:val="berschrift3"/>
@@ -35000,8 +35873,8 @@
         </w:pict>
       </w:r>
     </w:p>
-    <w:bookmarkEnd w:id="261"/>
-    <w:bookmarkStart w:id="262" w:name="wirkungsorientierung"/>
+    <w:bookmarkEnd w:id="297"/>
+    <w:bookmarkStart w:id="298" w:name="wirkungsorientierung"/>
     <w:p>
       <w:pPr>
         <w:pStyle w:val="berschrift3"/>
@@ -35025,8 +35898,8 @@
         </w:pict>
       </w:r>
     </w:p>
-    <w:bookmarkEnd w:id="262"/>
-    <w:bookmarkStart w:id="263" w:name="wissenschaft"/>
+    <w:bookmarkEnd w:id="298"/>
+    <w:bookmarkStart w:id="299" w:name="wissenschaft"/>
     <w:p>
       <w:pPr>
         <w:pStyle w:val="berschrift3"/>
@@ -35104,8 +35977,8 @@
         </w:pict>
       </w:r>
     </w:p>
-    <w:bookmarkEnd w:id="263"/>
-    <w:bookmarkStart w:id="264" w:name="wissenschaftliche-weiterbildung"/>
+    <w:bookmarkEnd w:id="299"/>
+    <w:bookmarkStart w:id="300" w:name="wissenschaftliche-weiterbildung"/>
     <w:p>
       <w:pPr>
         <w:pStyle w:val="berschrift3"/>
@@ -35251,8 +36124,8 @@
         </w:pict>
       </w:r>
     </w:p>
-    <w:bookmarkEnd w:id="264"/>
-    <w:bookmarkStart w:id="265" w:name="wissenschaftskommunikation"/>
+    <w:bookmarkEnd w:id="300"/>
+    <w:bookmarkStart w:id="301" w:name="wissenschaftskommunikation"/>
     <w:p>
       <w:pPr>
         <w:pStyle w:val="berschrift3"/>
@@ -35410,8 +36283,8 @@
         </w:pict>
       </w:r>
     </w:p>
-    <w:bookmarkEnd w:id="265"/>
-    <w:bookmarkStart w:id="266" w:name="wissenserzeugung"/>
+    <w:bookmarkEnd w:id="301"/>
+    <w:bookmarkStart w:id="302" w:name="wissenserzeugung"/>
     <w:p>
       <w:pPr>
         <w:pStyle w:val="berschrift3"/>
@@ -35615,8 +36488,8 @@
         </w:pict>
       </w:r>
     </w:p>
-    <w:bookmarkEnd w:id="266"/>
-    <w:bookmarkStart w:id="267" w:name="wissenstransfer"/>
+    <w:bookmarkEnd w:id="302"/>
+    <w:bookmarkStart w:id="303" w:name="wissenstransfer"/>
     <w:p>
       <w:pPr>
         <w:pStyle w:val="berschrift3"/>
@@ -35818,8 +36691,8 @@
         </w:pict>
       </w:r>
     </w:p>
-    <w:bookmarkEnd w:id="267"/>
-    <w:bookmarkStart w:id="268" w:name="workshop"/>
+    <w:bookmarkEnd w:id="303"/>
+    <w:bookmarkStart w:id="304" w:name="workshop"/>
     <w:p>
       <w:pPr>
         <w:pStyle w:val="berschrift3"/>
@@ -35953,8 +36826,8 @@
         </w:pict>
       </w:r>
     </w:p>
-    <w:bookmarkEnd w:id="268"/>
-    <w:bookmarkStart w:id="269" w:name="zeitliche-auflösung"/>
+    <w:bookmarkEnd w:id="304"/>
+    <w:bookmarkStart w:id="305" w:name="zeitliche-auflösung"/>
     <w:p>
       <w:pPr>
         <w:pStyle w:val="berschrift3"/>
@@ -36046,8 +36919,8 @@
         </w:pict>
       </w:r>
     </w:p>
-    <w:bookmarkEnd w:id="269"/>
-    <w:bookmarkStart w:id="270" w:name="zeitreihe"/>
+    <w:bookmarkEnd w:id="305"/>
+    <w:bookmarkStart w:id="306" w:name="zeitreihe"/>
     <w:p>
       <w:pPr>
         <w:pStyle w:val="berschrift3"/>
@@ -36125,8 +36998,8 @@
         </w:pict>
       </w:r>
     </w:p>
-    <w:bookmarkEnd w:id="270"/>
-    <w:bookmarkStart w:id="271" w:name="zielgruppe"/>
+    <w:bookmarkEnd w:id="306"/>
+    <w:bookmarkStart w:id="307" w:name="zielgruppe"/>
     <w:p>
       <w:pPr>
         <w:pStyle w:val="berschrift3"/>
@@ -36260,8 +37133,8 @@
         </w:pict>
       </w:r>
     </w:p>
-    <w:bookmarkEnd w:id="271"/>
-    <w:bookmarkStart w:id="272" w:name="zielwissen"/>
+    <w:bookmarkEnd w:id="307"/>
+    <w:bookmarkStart w:id="308" w:name="zielwissen"/>
     <w:p>
       <w:pPr>
         <w:pStyle w:val="berschrift3"/>
@@ -36367,8 +37240,8 @@
         </w:pict>
       </w:r>
     </w:p>
-    <w:bookmarkEnd w:id="272"/>
-    <w:bookmarkStart w:id="273" w:name="zivilschutz"/>
+    <w:bookmarkEnd w:id="308"/>
+    <w:bookmarkStart w:id="309" w:name="zivilschutz"/>
     <w:p>
       <w:pPr>
         <w:pStyle w:val="berschrift3"/>
@@ -36486,9 +37359,9 @@
         </w:pict>
       </w:r>
     </w:p>
-    <w:bookmarkEnd w:id="273"/>
-    <w:bookmarkEnd w:id="274"/>
-    <w:bookmarkStart w:id="293" w:name="co-site-tags"/>
+    <w:bookmarkEnd w:id="309"/>
+    <w:bookmarkEnd w:id="310"/>
+    <w:bookmarkStart w:id="329" w:name="co-site-tags"/>
     <w:p>
       <w:pPr>
         <w:pStyle w:val="berschrift1"/>
@@ -36502,7 +37375,7 @@
         <w:pStyle w:val="FirstParagraph"/>
       </w:pPr>
     </w:p>
-    <w:bookmarkStart w:id="275" w:name="daten"/>
+    <w:bookmarkStart w:id="311" w:name="daten"/>
     <w:p>
       <w:pPr>
         <w:pStyle w:val="berschrift3"/>
@@ -36647,8 +37520,8 @@
         <w:t xml:space="preserve">Zeitreihe</w:t>
       </w:r>
     </w:p>
-    <w:bookmarkEnd w:id="275"/>
-    <w:bookmarkStart w:id="276" w:name="digitale-technologien"/>
+    <w:bookmarkEnd w:id="311"/>
+    <w:bookmarkStart w:id="312" w:name="digitale-technologien"/>
     <w:p>
       <w:pPr>
         <w:pStyle w:val="berschrift3"/>
@@ -36721,8 +37594,8 @@
         <w:t xml:space="preserve">Urbaner Digitaler Zwilling</w:t>
       </w:r>
     </w:p>
-    <w:bookmarkEnd w:id="276"/>
-    <w:bookmarkStart w:id="277" w:name="gbi"/>
+    <w:bookmarkEnd w:id="312"/>
+    <w:bookmarkStart w:id="313" w:name="gbi"/>
     <w:p>
       <w:pPr>
         <w:pStyle w:val="berschrift3"/>
@@ -37019,8 +37892,8 @@
         <w:t xml:space="preserve">Ökosystemfunktion</w:t>
       </w:r>
     </w:p>
-    <w:bookmarkEnd w:id="277"/>
-    <w:bookmarkStart w:id="278" w:name="informationssystem"/>
+    <w:bookmarkEnd w:id="313"/>
+    <w:bookmarkStart w:id="314" w:name="informationssystem"/>
     <w:p>
       <w:pPr>
         <w:pStyle w:val="berschrift3"/>
@@ -37149,8 +38022,8 @@
         <w:t xml:space="preserve">Open Geospatial Consortium</w:t>
       </w:r>
     </w:p>
-    <w:bookmarkEnd w:id="278"/>
-    <w:bookmarkStart w:id="279" w:name="informationsystem"/>
+    <w:bookmarkEnd w:id="314"/>
+    <w:bookmarkStart w:id="315" w:name="informationsystem"/>
     <w:p>
       <w:pPr>
         <w:pStyle w:val="berschrift3"/>
@@ -37167,8 +38040,8 @@
         <w:t xml:space="preserve">Datenerfassung</w:t>
       </w:r>
     </w:p>
-    <w:bookmarkEnd w:id="279"/>
-    <w:bookmarkStart w:id="280" w:name="kritis"/>
+    <w:bookmarkEnd w:id="315"/>
+    <w:bookmarkStart w:id="316" w:name="kritis"/>
     <w:p>
       <w:pPr>
         <w:pStyle w:val="berschrift3"/>
@@ -37241,8 +38114,8 @@
         <w:t xml:space="preserve">Sensitivität</w:t>
       </w:r>
     </w:p>
-    <w:bookmarkEnd w:id="280"/>
-    <w:bookmarkStart w:id="281" w:name="klima"/>
+    <w:bookmarkEnd w:id="316"/>
+    <w:bookmarkStart w:id="317" w:name="klima"/>
     <w:p>
       <w:pPr>
         <w:pStyle w:val="berschrift3"/>
@@ -37291,8 +38164,8 @@
         <w:t xml:space="preserve">Mikroklima</w:t>
       </w:r>
     </w:p>
-    <w:bookmarkEnd w:id="281"/>
-    <w:bookmarkStart w:id="282" w:name="kommunikation-1"/>
+    <w:bookmarkEnd w:id="317"/>
+    <w:bookmarkStart w:id="318" w:name="kommunikation-1"/>
     <w:p>
       <w:pPr>
         <w:pStyle w:val="berschrift3"/>
@@ -37421,8 +38294,8 @@
         <w:t xml:space="preserve">Wissenschaftskommunikation</w:t>
       </w:r>
     </w:p>
-    <w:bookmarkEnd w:id="282"/>
-    <w:bookmarkStart w:id="283" w:name="naturgefahren-1"/>
+    <w:bookmarkEnd w:id="318"/>
+    <w:bookmarkStart w:id="319" w:name="naturgefahren-1"/>
     <w:p>
       <w:pPr>
         <w:pStyle w:val="berschrift3"/>
@@ -37567,8 +38440,8 @@
         <w:t xml:space="preserve">Urbane Hitzeinsel</w:t>
       </w:r>
     </w:p>
-    <w:bookmarkEnd w:id="283"/>
-    <w:bookmarkStart w:id="284" w:name="partizipation-1"/>
+    <w:bookmarkEnd w:id="319"/>
+    <w:bookmarkStart w:id="320" w:name="partizipation-1"/>
     <w:p>
       <w:pPr>
         <w:pStyle w:val="berschrift3"/>
@@ -37641,8 +38514,8 @@
         <w:t xml:space="preserve">Workshop</w:t>
       </w:r>
     </w:p>
-    <w:bookmarkEnd w:id="284"/>
-    <w:bookmarkStart w:id="285" w:name="projekt"/>
+    <w:bookmarkEnd w:id="320"/>
+    <w:bookmarkStart w:id="321" w:name="projekt"/>
     <w:p>
       <w:pPr>
         <w:pStyle w:val="berschrift3"/>
@@ -37835,8 +38708,8 @@
         <w:t xml:space="preserve">Zielgruppe</w:t>
       </w:r>
     </w:p>
-    <w:bookmarkEnd w:id="285"/>
-    <w:bookmarkStart w:id="286" w:name="risikomanagement-1"/>
+    <w:bookmarkEnd w:id="321"/>
+    <w:bookmarkStart w:id="322" w:name="risikomanagement-1"/>
     <w:p>
       <w:pPr>
         <w:pStyle w:val="berschrift3"/>
@@ -38029,8 +38902,8 @@
         <w:t xml:space="preserve">Vulnerable Personengruppen</w:t>
       </w:r>
     </w:p>
-    <w:bookmarkEnd w:id="286"/>
-    <w:bookmarkStart w:id="287" w:name="risikomanagment"/>
+    <w:bookmarkEnd w:id="322"/>
+    <w:bookmarkStart w:id="323" w:name="risikomanagment"/>
     <w:p>
       <w:pPr>
         <w:pStyle w:val="berschrift3"/>
@@ -38055,8 +38928,8 @@
         <w:t xml:space="preserve">Zivilschutz</w:t>
       </w:r>
     </w:p>
-    <w:bookmarkEnd w:id="287"/>
-    <w:bookmarkStart w:id="288" w:name="transformation-1"/>
+    <w:bookmarkEnd w:id="323"/>
+    <w:bookmarkStart w:id="324" w:name="transformation-1"/>
     <w:p>
       <w:pPr>
         <w:pStyle w:val="berschrift3"/>
@@ -38193,8 +39066,8 @@
         <w:t xml:space="preserve">Vision</w:t>
       </w:r>
     </w:p>
-    <w:bookmarkEnd w:id="288"/>
-    <w:bookmarkStart w:id="289" w:name="weiterbildung-1"/>
+    <w:bookmarkEnd w:id="324"/>
+    <w:bookmarkStart w:id="325" w:name="weiterbildung-1"/>
     <w:p>
       <w:pPr>
         <w:pStyle w:val="berschrift3"/>
@@ -38315,8 +39188,8 @@
         <w:t xml:space="preserve">Wissenschaftliche Weiterbildung</w:t>
       </w:r>
     </w:p>
-    <w:bookmarkEnd w:id="289"/>
-    <w:bookmarkStart w:id="290" w:name="wirkung-1"/>
+    <w:bookmarkEnd w:id="325"/>
+    <w:bookmarkStart w:id="326" w:name="wirkung-1"/>
     <w:p>
       <w:pPr>
         <w:pStyle w:val="berschrift3"/>
@@ -38461,8 +39334,8 @@
         <w:t xml:space="preserve">Wirkungsorientierung</w:t>
       </w:r>
     </w:p>
-    <w:bookmarkEnd w:id="290"/>
-    <w:bookmarkStart w:id="291" w:name="wissensmanagement"/>
+    <w:bookmarkEnd w:id="326"/>
+    <w:bookmarkStart w:id="327" w:name="wissensmanagement"/>
     <w:p>
       <w:pPr>
         <w:pStyle w:val="berschrift3"/>
@@ -38551,8 +39424,8 @@
         <w:t xml:space="preserve">Zielwissen</w:t>
       </w:r>
     </w:p>
-    <w:bookmarkEnd w:id="291"/>
-    <w:bookmarkStart w:id="292" w:name="xr"/>
+    <w:bookmarkEnd w:id="327"/>
+    <w:bookmarkStart w:id="328" w:name="xr"/>
     <w:p>
       <w:pPr>
         <w:pStyle w:val="berschrift3"/>
@@ -38655,889 +39528,6 @@
       </w:pPr>
       <w:r>
         <w:t xml:space="preserve">Virtual Reality</w:t>
-      </w:r>
-    </w:p>
-    <w:bookmarkEnd w:id="292"/>
-    <w:bookmarkEnd w:id="293"/>
-    <w:bookmarkStart w:id="329" w:name="impressum"/>
-    <w:p>
-      <w:pPr>
-        <w:pStyle w:val="berschrift1"/>
-      </w:pPr>
-      <w:r>
-        <w:t xml:space="preserve">Impressum</w:t>
-      </w:r>
-    </w:p>
-    <w:p>
-      <w:pPr>
-        <w:pStyle w:val="FirstParagraph"/>
-      </w:pPr>
-      <w:r>
-        <w:t xml:space="preserve">TH Köln</w:t>
-      </w:r>
-      <w:r>
-        <w:br/>
-      </w:r>
-      <w:r>
-        <w:t xml:space="preserve">Claudiustraße 1</w:t>
-      </w:r>
-      <w:r>
-        <w:br/>
-      </w:r>
-      <w:r>
-        <w:t xml:space="preserve">50678 Köln</w:t>
-      </w:r>
-      <w:r>
-        <w:br/>
-      </w:r>
-      <w:hyperlink r:id="rId294">
-        <w:r>
-          <w:rPr>
-            <w:rStyle w:val="Hyperlink"/>
-          </w:rPr>
-          <w:t xml:space="preserve">www.th-koeln.de</w:t>
-        </w:r>
-      </w:hyperlink>
-    </w:p>
-    <w:bookmarkStart w:id="295" w:name="verantwortlich"/>
-    <w:p>
-      <w:pPr>
-        <w:pStyle w:val="berschrift2"/>
-      </w:pPr>
-      <w:r>
-        <w:t xml:space="preserve">Verantwortlich</w:t>
-      </w:r>
-    </w:p>
-    <w:p>
-      <w:pPr>
-        <w:pStyle w:val="FirstParagraph"/>
-      </w:pPr>
-      <w:r>
-        <w:t xml:space="preserve">Projekt Co-Site (Co-Kreation in der Region – Systemisch und innovativ Transfer entwickeln)</w:t>
-      </w:r>
-    </w:p>
-    <w:bookmarkEnd w:id="295"/>
-    <w:bookmarkStart w:id="317" w:name="autorinnen"/>
-    <w:p>
-      <w:pPr>
-        <w:pStyle w:val="berschrift2"/>
-      </w:pPr>
-      <w:r>
-        <w:t xml:space="preserve">Autor:innen</w:t>
-      </w:r>
-    </w:p>
-    <w:p>
-      <w:pPr>
-        <w:pStyle w:val="FirstParagraph"/>
-      </w:pPr>
-      <w:r>
-        <w:t xml:space="preserve">Alexander Fekete, ORCID:</w:t>
-      </w:r>
-      <w:r>
-        <w:t xml:space="preserve"> </w:t>
-      </w:r>
-      <w:hyperlink r:id="rId296">
-        <w:r>
-          <w:rPr>
-            <w:rStyle w:val="Hyperlink"/>
-          </w:rPr>
-          <w:t xml:space="preserve">0000-0002-8029-6774</w:t>
-        </w:r>
-      </w:hyperlink>
-      <w:r>
-        <w:t xml:space="preserve">, TH Köln - Fakultät für Anlagen, Energie- und Maschinensysteme, Institut für Rettungsingenieurwesen und Gefahrenabwehr (IRG)</w:t>
-      </w:r>
-    </w:p>
-    <w:p>
-      <w:pPr>
-        <w:pStyle w:val="BodyText"/>
-      </w:pPr>
-      <w:r>
-        <w:t xml:space="preserve">Alexandra Tönies, TH Köln - Fakultät für Anlagen, Energie- und Maschinensysteme, Institut für Produktentwicklung und Konstruktionstechnik (IPK)</w:t>
-      </w:r>
-    </w:p>
-    <w:p>
-      <w:pPr>
-        <w:pStyle w:val="BodyText"/>
-      </w:pPr>
-      <w:r>
-        <w:t xml:space="preserve">Anne Diessner, TH Köln - Fakultät für Raumentwicklung und Infrastruktursysteme</w:t>
-      </w:r>
-    </w:p>
-    <w:p>
-      <w:pPr>
-        <w:pStyle w:val="BodyText"/>
-      </w:pPr>
-      <w:r>
-        <w:t xml:space="preserve">Antti Olbrisch, Kolpingstadt Kerpen, Fachbereich Klima und Umwelt</w:t>
-      </w:r>
-    </w:p>
-    <w:p>
-      <w:pPr>
-        <w:pStyle w:val="BodyText"/>
-      </w:pPr>
-      <w:r>
-        <w:t xml:space="preserve">Barbara Elisabeth Frick, ORCID:</w:t>
-      </w:r>
-      <w:r>
-        <w:t xml:space="preserve"> </w:t>
-      </w:r>
-      <w:hyperlink r:id="rId297">
-        <w:r>
-          <w:rPr>
-            <w:rStyle w:val="Hyperlink"/>
-          </w:rPr>
-          <w:t xml:space="preserve">0009-0000-5881-6123</w:t>
-        </w:r>
-      </w:hyperlink>
-      <w:r>
-        <w:t xml:space="preserve">, TH Köln - Fakultät für Informations- und Kommunikationswissenschaften, Institut für Informationswissenschaft (IWS)</w:t>
-      </w:r>
-    </w:p>
-    <w:p>
-      <w:pPr>
-        <w:pStyle w:val="BodyText"/>
-      </w:pPr>
-      <w:r>
-        <w:t xml:space="preserve">Carla Frohn, ORCID:</w:t>
-      </w:r>
-      <w:r>
-        <w:t xml:space="preserve"> </w:t>
-      </w:r>
-      <w:hyperlink r:id="rId298">
-        <w:r>
-          <w:rPr>
-            <w:rStyle w:val="Hyperlink"/>
-          </w:rPr>
-          <w:t xml:space="preserve">0009-0007-8663-1856</w:t>
-        </w:r>
-      </w:hyperlink>
-      <w:r>
-        <w:t xml:space="preserve">, TH Köln - Fakultät für Anlagen, Energie- und Maschinensysteme, Institut für Produktentwicklung und Konstruktionstechnik (IPK)</w:t>
-      </w:r>
-    </w:p>
-    <w:p>
-      <w:pPr>
-        <w:pStyle w:val="BodyText"/>
-      </w:pPr>
-      <w:r>
-        <w:t xml:space="preserve">Chris Hetkämper, ORCID:</w:t>
-      </w:r>
-      <w:r>
-        <w:t xml:space="preserve"> </w:t>
-      </w:r>
-      <w:hyperlink r:id="rId299">
-        <w:r>
-          <w:rPr>
-            <w:rStyle w:val="Hyperlink"/>
-          </w:rPr>
-          <w:t xml:space="preserve">0000-0001-5873-921X</w:t>
-        </w:r>
-      </w:hyperlink>
-      <w:r>
-        <w:t xml:space="preserve">, TH Köln - Fakultät für Anlagen, Energie- und Maschinensysteme, Institut für Rettungsingenieurwesen und Gefahrenabwehr (IRG)</w:t>
-      </w:r>
-    </w:p>
-    <w:p>
-      <w:pPr>
-        <w:pStyle w:val="BodyText"/>
-      </w:pPr>
-      <w:r>
-        <w:t xml:space="preserve">Claudia Frick, ORCID:</w:t>
-      </w:r>
-      <w:r>
-        <w:t xml:space="preserve"> </w:t>
-      </w:r>
-      <w:hyperlink r:id="rId300">
-        <w:r>
-          <w:rPr>
-            <w:rStyle w:val="Hyperlink"/>
-          </w:rPr>
-          <w:t xml:space="preserve">0000-0002-5291-4301</w:t>
-        </w:r>
-      </w:hyperlink>
-      <w:r>
-        <w:t xml:space="preserve">, TH Köln - Fakultät für Informations- und Kommunikationswissenschaften, Institut für Informationswissenschaft (IWS)</w:t>
-      </w:r>
-    </w:p>
-    <w:p>
-      <w:pPr>
-        <w:pStyle w:val="BodyText"/>
-      </w:pPr>
-      <w:r>
-        <w:t xml:space="preserve">Daniel Beckers, TH Köln - Fakultät für Anlagen, Energie- und Maschinensysteme, Institut für Rettungsingenieurwesen und Gefahrenabwehr (IRG)</w:t>
-      </w:r>
-    </w:p>
-    <w:p>
-      <w:pPr>
-        <w:pStyle w:val="BodyText"/>
-      </w:pPr>
-      <w:r>
-        <w:t xml:space="preserve">Friederike Holtmann, ORCID:</w:t>
-      </w:r>
-      <w:r>
-        <w:t xml:space="preserve"> </w:t>
-      </w:r>
-      <w:hyperlink r:id="rId301">
-        <w:r>
-          <w:rPr>
-            <w:rStyle w:val="Hyperlink"/>
-          </w:rPr>
-          <w:t xml:space="preserve">0009-0004-3451-0962</w:t>
-        </w:r>
-      </w:hyperlink>
-      <w:r>
-        <w:t xml:space="preserve">, TH Köln - Fakultät für Anlagen, Energie- und Maschinensysteme, Institut für Produktentwicklung und Konstruktionstechnik (IPK)</w:t>
-      </w:r>
-    </w:p>
-    <w:p>
-      <w:pPr>
-        <w:pStyle w:val="BodyText"/>
-      </w:pPr>
-      <w:r>
-        <w:t xml:space="preserve">Georg Lamberty, TH Köln - Fakultät für Raumentwicklung und Infrastruktursysteme, Institute for Technology and Resources Management in the Tropics and Subtropics (ITT)</w:t>
-      </w:r>
-    </w:p>
-    <w:p>
-      <w:pPr>
-        <w:pStyle w:val="BodyText"/>
-      </w:pPr>
-      <w:r>
-        <w:t xml:space="preserve">Henny Grotehusmann, TH Köln - Fakultät für Raumentwicklung und Infrastruktursysteme</w:t>
-      </w:r>
-    </w:p>
-    <w:p>
-      <w:pPr>
-        <w:pStyle w:val="BodyText"/>
-      </w:pPr>
-      <w:r>
-        <w:t xml:space="preserve">Ilona Arcaro, TH Köln - Akademie für wissenschaftliche Weiterbildung, Wissenschaftliche Weiterbildung</w:t>
-      </w:r>
-    </w:p>
-    <w:p>
-      <w:pPr>
-        <w:pStyle w:val="BodyText"/>
-      </w:pPr>
-      <w:r>
-        <w:t xml:space="preserve">Ines Könsgen, ORCID:</w:t>
-      </w:r>
-      <w:r>
-        <w:t xml:space="preserve"> </w:t>
-      </w:r>
-      <w:hyperlink r:id="rId302">
-        <w:r>
-          <w:rPr>
-            <w:rStyle w:val="Hyperlink"/>
-          </w:rPr>
-          <w:t xml:space="preserve">0009-0009-2260-8301</w:t>
-        </w:r>
-      </w:hyperlink>
-      <w:r>
-        <w:t xml:space="preserve">, TH Köln - Fakultät für Raumentwicklung und Infrastruktursysteme, Institute for Technology and Resources Management in the Tropics and Subtropics (ITT)</w:t>
-      </w:r>
-    </w:p>
-    <w:p>
-      <w:pPr>
-        <w:pStyle w:val="BodyText"/>
-      </w:pPr>
-      <w:r>
-        <w:t xml:space="preserve">Isabell Mayer, Kolpingstadt Kerpen, Fachbereich Klima und Umwelt</w:t>
-      </w:r>
-    </w:p>
-    <w:p>
-      <w:pPr>
-        <w:pStyle w:val="BodyText"/>
-      </w:pPr>
-      <w:r>
-        <w:t xml:space="preserve">Jan-Niklas Terschüren, ORCID:</w:t>
-      </w:r>
-      <w:r>
-        <w:t xml:space="preserve"> </w:t>
-      </w:r>
-      <w:hyperlink r:id="rId303">
-        <w:r>
-          <w:rPr>
-            <w:rStyle w:val="Hyperlink"/>
-          </w:rPr>
-          <w:t xml:space="preserve">0009-0000-9016-4831</w:t>
-        </w:r>
-      </w:hyperlink>
-      <w:r>
-        <w:t xml:space="preserve">, TH Köln - Fakultät für Anlagen, Energie- und Maschinensysteme, Institut für Produktentwicklung und Konstruktionstechnik (IPK)</w:t>
-      </w:r>
-    </w:p>
-    <w:p>
-      <w:pPr>
-        <w:pStyle w:val="BodyText"/>
-      </w:pPr>
-      <w:r>
-        <w:t xml:space="preserve">Johanna Schmidt, ORCID:</w:t>
-      </w:r>
-      <w:r>
-        <w:t xml:space="preserve"> </w:t>
-      </w:r>
-      <w:hyperlink r:id="rId304">
-        <w:r>
-          <w:rPr>
-            <w:rStyle w:val="Hyperlink"/>
-          </w:rPr>
-          <w:t xml:space="preserve">0000-0001-8827-9461</w:t>
-        </w:r>
-      </w:hyperlink>
-      <w:r>
-        <w:t xml:space="preserve">, Stadt Leverkusen, Fachbereich Mobilität und Klimaschutz</w:t>
-      </w:r>
-    </w:p>
-    <w:p>
-      <w:pPr>
-        <w:pStyle w:val="BodyText"/>
-      </w:pPr>
-      <w:r>
-        <w:t xml:space="preserve">Johanne Kaufmann, TH Köln - Fakultät für Raumentwicklung und Infrastruktursysteme</w:t>
-      </w:r>
-    </w:p>
-    <w:p>
-      <w:pPr>
-        <w:pStyle w:val="BodyText"/>
-      </w:pPr>
-      <w:r>
-        <w:t xml:space="preserve">Juan Luis Ramirez Duval, ORCID:</w:t>
-      </w:r>
-      <w:r>
-        <w:t xml:space="preserve"> </w:t>
-      </w:r>
-      <w:hyperlink r:id="rId305">
-        <w:r>
-          <w:rPr>
-            <w:rStyle w:val="Hyperlink"/>
-          </w:rPr>
-          <w:t xml:space="preserve">0000-0003-2239-8921</w:t>
-        </w:r>
-      </w:hyperlink>
-      <w:r>
-        <w:t xml:space="preserve">, TH Köln - Fakultät für Raumentwicklung und Infrastruktursysteme</w:t>
-      </w:r>
-    </w:p>
-    <w:p>
-      <w:pPr>
-        <w:pStyle w:val="BodyText"/>
-      </w:pPr>
-      <w:r>
-        <w:t xml:space="preserve">Julia Laux, ORCID:</w:t>
-      </w:r>
-      <w:r>
-        <w:t xml:space="preserve"> </w:t>
-      </w:r>
-      <w:hyperlink r:id="rId306">
-        <w:r>
-          <w:rPr>
-            <w:rStyle w:val="Hyperlink"/>
-          </w:rPr>
-          <w:t xml:space="preserve">0009-0002-5293-561X</w:t>
-        </w:r>
-      </w:hyperlink>
-      <w:r>
-        <w:t xml:space="preserve">, TH Köln - Fakultät für Informations- und Kommunikationswissenschaften (IWS)</w:t>
-      </w:r>
-    </w:p>
-    <w:p>
-      <w:pPr>
-        <w:pStyle w:val="BodyText"/>
-      </w:pPr>
-      <w:r>
-        <w:t xml:space="preserve">Julian Bleckmann, Kolpingstadt Kerpen, Fachbereich Klima und Umwelt</w:t>
-      </w:r>
-    </w:p>
-    <w:p>
-      <w:pPr>
-        <w:pStyle w:val="BodyText"/>
-      </w:pPr>
-      <w:r>
-        <w:t xml:space="preserve">Lambert Heller, ORCID:</w:t>
-      </w:r>
-      <w:r>
-        <w:t xml:space="preserve"> </w:t>
-      </w:r>
-      <w:hyperlink r:id="rId307">
-        <w:r>
-          <w:rPr>
-            <w:rStyle w:val="Hyperlink"/>
-          </w:rPr>
-          <w:t xml:space="preserve">0000-0003-0232-7085</w:t>
-        </w:r>
-      </w:hyperlink>
-      <w:r>
-        <w:t xml:space="preserve">, TIB - Leibniz Informationszentrum Technik und Naturwissenschaften</w:t>
-      </w:r>
-    </w:p>
-    <w:p>
-      <w:pPr>
-        <w:pStyle w:val="BodyText"/>
-      </w:pPr>
-      <w:r>
-        <w:t xml:space="preserve">Larissa Müller, ORCID:</w:t>
-      </w:r>
-      <w:r>
-        <w:t xml:space="preserve"> </w:t>
-      </w:r>
-      <w:hyperlink r:id="rId308">
-        <w:r>
-          <w:rPr>
-            <w:rStyle w:val="Hyperlink"/>
-          </w:rPr>
-          <w:t xml:space="preserve">0000-0002-9854-3403</w:t>
-        </w:r>
-      </w:hyperlink>
-      <w:r>
-        <w:t xml:space="preserve">, TH Köln - Fakultät für Anlagen, Energie- und Maschinensysteme, Institut für Produktentwicklung und Konstruktionstechnik (IPK)</w:t>
-      </w:r>
-    </w:p>
-    <w:p>
-      <w:pPr>
-        <w:pStyle w:val="BodyText"/>
-      </w:pPr>
-      <w:r>
-        <w:t xml:space="preserve">Lars Dietrich, ORCID:</w:t>
-      </w:r>
-      <w:r>
-        <w:t xml:space="preserve"> </w:t>
-      </w:r>
-      <w:hyperlink r:id="rId309">
-        <w:r>
-          <w:rPr>
-            <w:rStyle w:val="Hyperlink"/>
-          </w:rPr>
-          <w:t xml:space="preserve">0000-0003-3407-166X</w:t>
-        </w:r>
-      </w:hyperlink>
-      <w:r>
-        <w:t xml:space="preserve">, Stadt Leverkusen, NaturGut Ophoven und Justus-Liebig-Universität Gießen, Institut für Biologiedidaktik</w:t>
-      </w:r>
-    </w:p>
-    <w:p>
-      <w:pPr>
-        <w:pStyle w:val="BodyText"/>
-      </w:pPr>
-      <w:r>
-        <w:t xml:space="preserve">Lars Ribbe, ORCID:</w:t>
-      </w:r>
-      <w:r>
-        <w:t xml:space="preserve"> </w:t>
-      </w:r>
-      <w:hyperlink r:id="rId310">
-        <w:r>
-          <w:rPr>
-            <w:rStyle w:val="Hyperlink"/>
-          </w:rPr>
-          <w:t xml:space="preserve">0000-0003-3052-1782</w:t>
-        </w:r>
-      </w:hyperlink>
-      <w:r>
-        <w:t xml:space="preserve">, TH Köln - Fakultät für Raumentwicklung und Infrastruktursysteme, Institute for Technology and Resources Management in the Tropics and Subtropics (ITT)</w:t>
-      </w:r>
-    </w:p>
-    <w:p>
-      <w:pPr>
-        <w:pStyle w:val="BodyText"/>
-      </w:pPr>
-      <w:r>
-        <w:t xml:space="preserve">Muhammed Enes Bodur, ORCID:</w:t>
-      </w:r>
-      <w:r>
-        <w:t xml:space="preserve"> </w:t>
-      </w:r>
-      <w:hyperlink r:id="rId311">
-        <w:r>
-          <w:rPr>
-            <w:rStyle w:val="Hyperlink"/>
-          </w:rPr>
-          <w:t xml:space="preserve">0009-0001-2984-5766</w:t>
-        </w:r>
-      </w:hyperlink>
-      <w:r>
-        <w:t xml:space="preserve">, TH Köln - Fakultät für Anlagen, Energie- und Maschinensysteme, Institut für Rettungsingenieurwesen und Gefahrenabwehr (IRG)</w:t>
-      </w:r>
-    </w:p>
-    <w:p>
-      <w:pPr>
-        <w:pStyle w:val="BodyText"/>
-      </w:pPr>
-      <w:r>
-        <w:t xml:space="preserve">Nico Buck, ORCID:</w:t>
-      </w:r>
-      <w:r>
-        <w:t xml:space="preserve"> </w:t>
-      </w:r>
-      <w:hyperlink r:id="rId312">
-        <w:r>
-          <w:rPr>
-            <w:rStyle w:val="Hyperlink"/>
-          </w:rPr>
-          <w:t xml:space="preserve">0009-0002-9390-1336</w:t>
-        </w:r>
-      </w:hyperlink>
-      <w:r>
-        <w:t xml:space="preserve">, TH Köln - Fakultät für Anlagen, Energie- und Maschinensysteme, Institut für Produktentwicklung und Konstruktionstechnik (IPK)</w:t>
-      </w:r>
-    </w:p>
-    <w:p>
-      <w:pPr>
-        <w:pStyle w:val="BodyText"/>
-      </w:pPr>
-      <w:r>
-        <w:t xml:space="preserve">Regina Harms, ORCID:</w:t>
-      </w:r>
-      <w:r>
-        <w:t xml:space="preserve"> </w:t>
-      </w:r>
-      <w:hyperlink r:id="rId313">
-        <w:r>
-          <w:rPr>
-            <w:rStyle w:val="Hyperlink"/>
-          </w:rPr>
-          <w:t xml:space="preserve">0009-0000-3988-3937</w:t>
-        </w:r>
-      </w:hyperlink>
-      <w:r>
-        <w:t xml:space="preserve">, TH Köln - Fakultät für Informations- und Kommunikationswissenschaften, Institut für Informationswissenschaft (IWS)</w:t>
-      </w:r>
-    </w:p>
-    <w:p>
-      <w:pPr>
-        <w:pStyle w:val="BodyText"/>
-      </w:pPr>
-      <w:r>
-        <w:t xml:space="preserve">Sandra Alfonso de Nehren, ORCID:</w:t>
-      </w:r>
-      <w:r>
-        <w:t xml:space="preserve"> </w:t>
-      </w:r>
-      <w:hyperlink r:id="rId314">
-        <w:r>
-          <w:rPr>
-            <w:rStyle w:val="Hyperlink"/>
-          </w:rPr>
-          <w:t xml:space="preserve">0009-0005-2435-7666</w:t>
-        </w:r>
-      </w:hyperlink>
-      <w:r>
-        <w:t xml:space="preserve">, TH Köln - Fakultät für Raumentwicklung und Infrastruktursysteme, Institute for Technology and Resources Management in the Tropics and Subtropics (ITT)</w:t>
-      </w:r>
-    </w:p>
-    <w:p>
-      <w:pPr>
-        <w:pStyle w:val="BodyText"/>
-      </w:pPr>
-      <w:r>
-        <w:t xml:space="preserve">Silke Meilwes, TH Köln - Fakultät für Raumentwicklung und Infrastruktursysteme, Institute for Technology and Resources Management in the Tropics and Subtropics (ITT)</w:t>
-      </w:r>
-    </w:p>
-    <w:p>
-      <w:pPr>
-        <w:pStyle w:val="BodyText"/>
-      </w:pPr>
-      <w:r>
-        <w:t xml:space="preserve">Silvia Marie Krautzik, ORCID:</w:t>
-      </w:r>
-      <w:r>
-        <w:t xml:space="preserve"> </w:t>
-      </w:r>
-      <w:hyperlink r:id="rId315">
-        <w:r>
-          <w:rPr>
-            <w:rStyle w:val="Hyperlink"/>
-          </w:rPr>
-          <w:t xml:space="preserve">0009-0008-4684-298X</w:t>
-        </w:r>
-      </w:hyperlink>
-      <w:r>
-        <w:t xml:space="preserve">, TH Köln - Fakultät für Raumentwicklung und Infrastruktursysteme, Institute for Technology and Resources Management in the Tropics and Subtropics (ITT)</w:t>
-      </w:r>
-    </w:p>
-    <w:p>
-      <w:pPr>
-        <w:pStyle w:val="BodyText"/>
-      </w:pPr>
-      <w:r>
-        <w:t xml:space="preserve">Surendra Shiwakoti, TH Köln - Fakultät für Raumentwicklung und Infrastruktursysteme</w:t>
-      </w:r>
-    </w:p>
-    <w:p>
-      <w:pPr>
-        <w:pStyle w:val="BodyText"/>
-      </w:pPr>
-      <w:r>
-        <w:t xml:space="preserve">Svenja Bickert-Appleby, ORCID:</w:t>
-      </w:r>
-      <w:r>
-        <w:t xml:space="preserve"> </w:t>
-      </w:r>
-      <w:hyperlink r:id="rId316">
-        <w:r>
-          <w:rPr>
-            <w:rStyle w:val="Hyperlink"/>
-          </w:rPr>
-          <w:t xml:space="preserve">0009-0008-4062-0833</w:t>
-        </w:r>
-      </w:hyperlink>
-      <w:r>
-        <w:t xml:space="preserve">, TH Köln - Fakultät für Anlagen, Energie- und Maschinensysteme, Institut für Produktentwicklung und Konstruktionstechnik (IPK)</w:t>
-      </w:r>
-    </w:p>
-    <w:bookmarkEnd w:id="317"/>
-    <w:bookmarkStart w:id="318" w:name="redaktion"/>
-    <w:p>
-      <w:pPr>
-        <w:pStyle w:val="berschrift2"/>
-      </w:pPr>
-      <w:r>
-        <w:t xml:space="preserve">Redaktion</w:t>
-      </w:r>
-    </w:p>
-    <w:p>
-      <w:pPr>
-        <w:pStyle w:val="FirstParagraph"/>
-      </w:pPr>
-      <w:r>
-        <w:t xml:space="preserve">Julia Laux, Barbara Frick, Regina Harms und Claudia Frick</w:t>
-      </w:r>
-    </w:p>
-    <w:bookmarkEnd w:id="318"/>
-    <w:bookmarkStart w:id="320" w:name="programmierung"/>
-    <w:p>
-      <w:pPr>
-        <w:pStyle w:val="berschrift2"/>
-      </w:pPr>
-      <w:r>
-        <w:t xml:space="preserve">Programmierung</w:t>
-      </w:r>
-    </w:p>
-    <w:p>
-      <w:pPr>
-        <w:pStyle w:val="FirstParagraph"/>
-      </w:pPr>
-      <w:r>
-        <w:t xml:space="preserve">Worthington, S., Bailly, K., &amp; Rahr, A. (2024). Co-Site Glossar (Version 0.0.1a) [Computer software].</w:t>
-      </w:r>
-      <w:r>
-        <w:t xml:space="preserve"> </w:t>
-      </w:r>
-      <w:hyperlink r:id="rId319">
-        <w:r>
-          <w:rPr>
-            <w:rStyle w:val="Hyperlink"/>
-          </w:rPr>
-          <w:t xml:space="preserve">https://github.com/TIBHannover/co-site-glossar</w:t>
-        </w:r>
-      </w:hyperlink>
-    </w:p>
-    <w:bookmarkEnd w:id="320"/>
-    <w:bookmarkStart w:id="328" w:name="urheberrecht-und-lizenzierung"/>
-    <w:p>
-      <w:pPr>
-        <w:pStyle w:val="berschrift2"/>
-      </w:pPr>
-      <w:r>
-        <w:t xml:space="preserve">Urheberrecht und Lizenzierung</w:t>
-      </w:r>
-    </w:p>
-    <w:p>
-      <w:pPr>
-        <w:pStyle w:val="FirstParagraph"/>
-      </w:pPr>
-      <w:r>
-        <w:t xml:space="preserve">Inhalt - © 2024 Die Autor:innen.</w:t>
-      </w:r>
-      <w:r>
-        <w:t xml:space="preserve"> </w:t>
-      </w:r>
-      <w:hyperlink r:id="rId321">
-        <w:r>
-          <w:rPr>
-            <w:rStyle w:val="Hyperlink"/>
-          </w:rPr>
-          <w:t xml:space="preserve">Attribution-ShareAlike 4.0 International</w:t>
-        </w:r>
-      </w:hyperlink>
-    </w:p>
-    <w:p>
-      <w:pPr>
-        <w:pStyle w:val="BodyText"/>
-      </w:pPr>
-      <w:r>
-        <w:t xml:space="preserve">Code - © 2024 Die Autor:innen.</w:t>
-      </w:r>
-      <w:r>
-        <w:t xml:space="preserve"> </w:t>
-      </w:r>
-      <w:hyperlink r:id="rId322">
-        <w:r>
-          <w:rPr>
-            <w:rStyle w:val="Hyperlink"/>
-          </w:rPr>
-          <w:t xml:space="preserve">MIT-Lizenz</w:t>
-        </w:r>
-      </w:hyperlink>
-      <w:r>
-        <w:t xml:space="preserve"> </w:t>
-      </w:r>
-      <w:r>
-        <w:t xml:space="preserve">|</w:t>
-      </w:r>
-      <w:r>
-        <w:t xml:space="preserve"> </w:t>
-      </w:r>
-      <w:hyperlink r:id="rId319">
-        <w:r>
-          <w:rPr>
-            <w:rStyle w:val="Hyperlink"/>
-          </w:rPr>
-          <w:t xml:space="preserve">Quelle</w:t>
-        </w:r>
-      </w:hyperlink>
-    </w:p>
-    <w:p>
-      <w:pPr>
-        <w:pStyle w:val="BodyText"/>
-      </w:pPr>
-      <w:r>
-        <w:t xml:space="preserve">Daten - Alle produzierten Daten und Datensätze sind</w:t>
-      </w:r>
-      <w:r>
-        <w:t xml:space="preserve"> </w:t>
-      </w:r>
-      <w:hyperlink r:id="rId323">
-        <w:r>
-          <w:rPr>
-            <w:rStyle w:val="Hyperlink"/>
-          </w:rPr>
-          <w:t xml:space="preserve">CC 0</w:t>
-        </w:r>
-      </w:hyperlink>
-      <w:r>
-        <w:t xml:space="preserve">, Public Domain.</w:t>
-      </w:r>
-    </w:p>
-    <w:p>
-      <w:pPr>
-        <w:pStyle w:val="BodyText"/>
-      </w:pPr>
-      <w:r>
-        <w:t xml:space="preserve">Alle Schriftarten, Grafiken und Medienproduktionssoftware, die für die Produktion verwendet werden, sind OSI-konform.</w:t>
-      </w:r>
-    </w:p>
-    <w:p>
-      <w:pPr>
-        <w:pStyle w:val="BodyText"/>
-      </w:pPr>
-      <w:hyperlink r:id="rId324">
-        <w:r>
-          <w:rPr>
-            <w:rStyle w:val="Hyperlink"/>
-          </w:rPr>
-          <w:t xml:space="preserve">FAIR-Grundsätze</w:t>
-        </w:r>
-      </w:hyperlink>
-      <w:r>
-        <w:t xml:space="preserve"> </w:t>
-      </w:r>
-      <w:r>
-        <w:t xml:space="preserve">angewandt</w:t>
-      </w:r>
-    </w:p>
-    <w:p>
-      <w:pPr>
-        <w:pStyle w:val="BodyText"/>
-      </w:pPr>
-      <w:r>
-        <w:t xml:space="preserve">Alle Inhalte und Codes von Dritten unterliegen dem Urheberrecht der Autor:innen, ihren jeweiligen OSI-konformen offenen Lizenzen für den Code und der Lizenz Creative Commons Attribution-ShareAlike 4.0 International für den Inhalt.</w:t>
-      </w:r>
-    </w:p>
-    <w:p>
-      <w:pPr>
-        <w:pStyle w:val="BodyText"/>
-      </w:pPr>
-      <w:r>
-        <w:t xml:space="preserve"> </w:t>
-      </w:r>
-    </w:p>
-    <w:p>
-      <w:pPr>
-        <w:pStyle w:val="BodyText"/>
-      </w:pPr>
-      <w:r>
-        <w:t xml:space="preserve">Stand: Dezember 2024</w:t>
-      </w:r>
-    </w:p>
-    <w:p>
-      <w:pPr>
-        <w:pStyle w:val="BodyText"/>
-      </w:pPr>
-      <w:r>
-        <w:t xml:space="preserve">Zitation: Co-Site (2026): Glossar des Projekts Co-Site (Co-Kreation in der Region – Systemisch und innovativ Transfer entwickeln) (Hrsg. TH Köln)</w:t>
-      </w:r>
-    </w:p>
-    <w:p>
-      <w:pPr>
-        <w:pStyle w:val="BodyText"/>
-      </w:pPr>
-      <w:r>
-        <w:t xml:space="preserve"> </w:t>
-      </w:r>
-    </w:p>
-    <w:p>
-      <w:pPr>
-        <w:pStyle w:val="BodyText"/>
-      </w:pPr>
-      <w:r>
-        <w:t xml:space="preserve"> </w:t>
-      </w:r>
-    </w:p>
-    <w:p>
-      <w:pPr>
-        <w:pStyle w:val="BodyText"/>
-      </w:pPr>
-      <w:r>
-        <w:drawing>
-          <wp:inline>
-            <wp:extent cx="3810000" cy="2540000"/>
-            <wp:effectExtent b="0" l="0" r="0" t="0"/>
-            <wp:docPr descr="" title="" id="326" name="Picture"/>
-            <a:graphic>
-              <a:graphicData uri="http://schemas.openxmlformats.org/drawingml/2006/picture">
-                <pic:pic>
-                  <pic:nvPicPr>
-                    <pic:cNvPr descr="images/logo.jpg" id="327" name="Picture"/>
-                    <pic:cNvPicPr>
-                      <a:picLocks noChangeArrowheads="1" noChangeAspect="1"/>
-                    </pic:cNvPicPr>
-                  </pic:nvPicPr>
-                  <pic:blipFill>
-                    <a:blip r:embed="rId325"/>
-                    <a:stretch>
-                      <a:fillRect/>
-                    </a:stretch>
-                  </pic:blipFill>
-                  <pic:spPr bwMode="auto">
-                    <a:xfrm>
-                      <a:off x="0" y="0"/>
-                      <a:ext cx="3810000" cy="2540000"/>
-                    </a:xfrm>
-                    <a:prstGeom prst="rect">
-                      <a:avLst/>
-                    </a:prstGeom>
-                    <a:noFill/>
-                    <a:ln w="9525">
-                      <a:noFill/>
-                      <a:headEnd/>
-                      <a:tailEnd/>
-                    </a:ln>
-                  </pic:spPr>
-                </pic:pic>
-              </a:graphicData>
-            </a:graphic>
-          </wp:inline>
-        </w:drawing>
       </w:r>
     </w:p>
     <w:bookmarkEnd w:id="328"/>

--- a/docs/Glossar-des-Projekts-Co-Site.docx
+++ b/docs/Glossar-des-Projekts-Co-Site.docx
@@ -113,7 +113,7 @@
         <w:t xml:space="preserve"> </w:t>
       </w:r>
       <w:r>
-        <w:t xml:space="preserve">14:31:22</w:t>
+        <w:t xml:space="preserve">14:46:37</w:t>
       </w:r>
     </w:p>
     <w:sdt>

--- a/docs/Glossar-des-Projekts-Co-Site.docx
+++ b/docs/Glossar-des-Projekts-Co-Site.docx
@@ -95,7 +95,7 @@
         <w:pStyle w:val="Date"/>
       </w:pPr>
       <w:r>
-        <w:t xml:space="preserve">17.</w:t>
+        <w:t xml:space="preserve">30.</w:t>
       </w:r>
       <w:r>
         <w:t xml:space="preserve"> </w:t>
@@ -113,7 +113,7 @@
         <w:t xml:space="preserve"> </w:t>
       </w:r>
       <w:r>
-        <w:t xml:space="preserve">14:46:37</w:t>
+        <w:t xml:space="preserve">16:21:13</w:t>
       </w:r>
     </w:p>
     <w:sdt>

--- a/docs/Glossar-des-Projekts-Co-Site.docx
+++ b/docs/Glossar-des-Projekts-Co-Site.docx
@@ -95,13 +95,13 @@
         <w:pStyle w:val="Date"/>
       </w:pPr>
       <w:r>
-        <w:t xml:space="preserve">30.</w:t>
-      </w:r>
-      <w:r>
-        <w:t xml:space="preserve"> </w:t>
-      </w:r>
-      <w:r>
-        <w:t xml:space="preserve">März</w:t>
+        <w:t xml:space="preserve">12.</w:t>
+      </w:r>
+      <w:r>
+        <w:t xml:space="preserve"> </w:t>
+      </w:r>
+      <w:r>
+        <w:t xml:space="preserve">April</w:t>
       </w:r>
       <w:r>
         <w:t xml:space="preserve"> </w:t>
@@ -113,7 +113,7 @@
         <w:t xml:space="preserve"> </w:t>
       </w:r>
       <w:r>
-        <w:t xml:space="preserve">16:21:13</w:t>
+        <w:t xml:space="preserve">10:49:32</w:t>
       </w:r>
     </w:p>
     <w:sdt>

--- a/docs/Glossar-des-Projekts-Co-Site.docx
+++ b/docs/Glossar-des-Projekts-Co-Site.docx
@@ -113,7 +113,7 @@
         <w:t xml:space="preserve"> </w:t>
       </w:r>
       <w:r>
-        <w:t xml:space="preserve">10:49:32</w:t>
+        <w:t xml:space="preserve">21:35:24</w:t>
       </w:r>
     </w:p>
     <w:sdt>
@@ -1065,7 +1065,7 @@
               <a:graphicData uri="http://schemas.openxmlformats.org/drawingml/2006/picture">
                 <pic:pic>
                   <pic:nvPicPr>
-                    <pic:cNvPr descr="images/logo-combined-2.png" id="56" name="Picture"/>
+                    <pic:cNvPr descr="images/logo-combined.png" id="56" name="Picture"/>
                     <pic:cNvPicPr>
                       <a:picLocks noChangeArrowheads="1" noChangeAspect="1"/>
                     </pic:cNvPicPr>

--- a/docs/Glossar-des-Projekts-Co-Site.docx
+++ b/docs/Glossar-des-Projekts-Co-Site.docx
@@ -95,7 +95,7 @@
         <w:pStyle w:val="Date"/>
       </w:pPr>
       <w:r>
-        <w:t xml:space="preserve">12.</w:t>
+        <w:t xml:space="preserve">13.</w:t>
       </w:r>
       <w:r>
         <w:t xml:space="preserve"> </w:t>
@@ -113,7 +113,7 @@
         <w:t xml:space="preserve"> </w:t>
       </w:r>
       <w:r>
-        <w:t xml:space="preserve">21:35:24</w:t>
+        <w:t xml:space="preserve">10:07:17</w:t>
       </w:r>
     </w:p>
     <w:sdt>
@@ -1065,7 +1065,7 @@
               <a:graphicData uri="http://schemas.openxmlformats.org/drawingml/2006/picture">
                 <pic:pic>
                   <pic:nvPicPr>
-                    <pic:cNvPr descr="images/logo-combined.png" id="56" name="Picture"/>
+                    <pic:cNvPr descr="images/logo-combined-2.png" id="56" name="Picture"/>
                     <pic:cNvPicPr>
                       <a:picLocks noChangeArrowheads="1" noChangeAspect="1"/>
                     </pic:cNvPicPr>
